--- a/nop/01-do-an-mon-hoc.docx
+++ b/nop/01-do-an-mon-hoc.docx
@@ -148,7 +148,7 @@
         <w:pStyle w:val="Heading1"/>
       </w:pPr>
       <w:bookmarkStart w:id="0" w:name="đồ-án-môn-học"/>
-      <w:bookmarkStart w:id="1" w:name="_Toc239319796"/>
+      <w:bookmarkStart w:id="1" w:name="_Toc239321546"/>
       <w:r>
         <w:t>Đ</w:t>
       </w:r>
@@ -220,7 +220,7 @@
         <w:pStyle w:val="Heading1"/>
       </w:pPr>
       <w:bookmarkStart w:id="4" w:name="Xbe958ce37c6a089ac9bdc99dada4ec5e2c0f7da"/>
-      <w:bookmarkStart w:id="5" w:name="_Toc239319797"/>
+      <w:bookmarkStart w:id="5" w:name="_Toc239321547"/>
       <w:bookmarkEnd w:id="0"/>
       <w:bookmarkEnd w:id="3"/>
       <w:r>
@@ -659,7 +659,7 @@
     </w:p>
     <w:p>
       <w:r>
-        <w:pict w14:anchorId="5B48843A">
+        <w:pict w14:anchorId="12C22E57">
           <v:rect id="_x0000_i1025" style="width:0;height:1.5pt" o:hralign="center" o:hrstd="t" o:hr="t"/>
         </w:pict>
       </w:r>
@@ -669,7 +669,7 @@
         <w:pStyle w:val="Heading2"/>
       </w:pPr>
       <w:bookmarkStart w:id="6" w:name="mục-lục"/>
-      <w:bookmarkStart w:id="7" w:name="_Toc239319798"/>
+      <w:bookmarkStart w:id="7" w:name="_Toc239321548"/>
       <w:r>
         <w:t>M</w:t>
       </w:r>
@@ -709,7 +709,7 @@
       <w:r>
         <w:fldChar w:fldCharType="separate"/>
       </w:r>
-      <w:hyperlink w:anchor="_Toc239319796" w:history="1">
+      <w:hyperlink w:anchor="_Toc239321546" w:history="1">
         <w:r>
           <w:rPr>
             <w:rStyle w:val="Hyperlink"/>
@@ -736,7 +736,7 @@
             <w:noProof/>
             <w:webHidden/>
           </w:rPr>
-          <w:instrText xml:space="preserve"> PAGEREF _Toc239319796 \h </w:instrText>
+          <w:instrText xml:space="preserve"> PAGEREF _Toc239321546 \h </w:instrText>
         </w:r>
         <w:r>
           <w:rPr>
@@ -780,7 +780,7 @@
           <w14:ligatures w14:val="standardContextual"/>
         </w:rPr>
       </w:pPr>
-      <w:hyperlink w:anchor="_Toc239319797" w:history="1">
+      <w:hyperlink w:anchor="_Toc239321547" w:history="1">
         <w:r>
           <w:rPr>
             <w:rStyle w:val="Hyperlink"/>
@@ -807,7 +807,7 @@
             <w:noProof/>
             <w:webHidden/>
           </w:rPr>
-          <w:instrText xml:space="preserve"> PAGEREF _Toc239319797 \h </w:instrText>
+          <w:instrText xml:space="preserve"> PAGEREF _Toc239321547 \h </w:instrText>
         </w:r>
         <w:r>
           <w:rPr>
@@ -851,7 +851,7 @@
           <w14:ligatures w14:val="standardContextual"/>
         </w:rPr>
       </w:pPr>
-      <w:hyperlink w:anchor="_Toc239319798" w:history="1">
+      <w:hyperlink w:anchor="_Toc239321548" w:history="1">
         <w:r>
           <w:rPr>
             <w:rStyle w:val="Hyperlink"/>
@@ -878,7 +878,7 @@
             <w:noProof/>
             <w:webHidden/>
           </w:rPr>
-          <w:instrText xml:space="preserve"> PAGEREF _Toc239319798 \h </w:instrText>
+          <w:instrText xml:space="preserve"> PAGEREF _Toc239321548 \h </w:instrText>
         </w:r>
         <w:r>
           <w:rPr>
@@ -922,7 +922,7 @@
           <w14:ligatures w14:val="standardContextual"/>
         </w:rPr>
       </w:pPr>
-      <w:hyperlink w:anchor="_Toc239319799" w:history="1">
+      <w:hyperlink w:anchor="_Toc239321549" w:history="1">
         <w:r>
           <w:rPr>
             <w:rStyle w:val="Hyperlink"/>
@@ -949,7 +949,7 @@
             <w:noProof/>
             <w:webHidden/>
           </w:rPr>
-          <w:instrText xml:space="preserve"> PAGEREF _Toc239319799 \h </w:instrText>
+          <w:instrText xml:space="preserve"> PAGEREF _Toc239321549 \h </w:instrText>
         </w:r>
         <w:r>
           <w:rPr>
@@ -993,7 +993,7 @@
           <w14:ligatures w14:val="standardContextual"/>
         </w:rPr>
       </w:pPr>
-      <w:hyperlink w:anchor="_Toc239319800" w:history="1">
+      <w:hyperlink w:anchor="_Toc239321550" w:history="1">
         <w:r>
           <w:rPr>
             <w:rStyle w:val="Hyperlink"/>
@@ -1020,7 +1020,7 @@
             <w:noProof/>
             <w:webHidden/>
           </w:rPr>
-          <w:instrText xml:space="preserve"> PAGEREF _Toc239319800 \h </w:instrText>
+          <w:instrText xml:space="preserve"> PAGEREF _Toc239321550 \h </w:instrText>
         </w:r>
         <w:r>
           <w:rPr>
@@ -1064,7 +1064,7 @@
           <w14:ligatures w14:val="standardContextual"/>
         </w:rPr>
       </w:pPr>
-      <w:hyperlink w:anchor="_Toc239319801" w:history="1">
+      <w:hyperlink w:anchor="_Toc239321551" w:history="1">
         <w:r>
           <w:rPr>
             <w:rStyle w:val="Hyperlink"/>
@@ -1091,7 +1091,7 @@
             <w:noProof/>
             <w:webHidden/>
           </w:rPr>
-          <w:instrText xml:space="preserve"> PAGEREF _Toc239319801 \h </w:instrText>
+          <w:instrText xml:space="preserve"> PAGEREF _Toc239321551 \h </w:instrText>
         </w:r>
         <w:r>
           <w:rPr>
@@ -1135,7 +1135,7 @@
           <w14:ligatures w14:val="standardContextual"/>
         </w:rPr>
       </w:pPr>
-      <w:hyperlink w:anchor="_Toc239319802" w:history="1">
+      <w:hyperlink w:anchor="_Toc239321552" w:history="1">
         <w:r>
           <w:rPr>
             <w:rStyle w:val="Hyperlink"/>
@@ -1162,7 +1162,7 @@
             <w:noProof/>
             <w:webHidden/>
           </w:rPr>
-          <w:instrText xml:space="preserve"> PAGEREF _Toc239319802 \h </w:instrText>
+          <w:instrText xml:space="preserve"> PAGEREF _Toc239321552 \h </w:instrText>
         </w:r>
         <w:r>
           <w:rPr>
@@ -1206,7 +1206,7 @@
           <w14:ligatures w14:val="standardContextual"/>
         </w:rPr>
       </w:pPr>
-      <w:hyperlink w:anchor="_Toc239319803" w:history="1">
+      <w:hyperlink w:anchor="_Toc239321553" w:history="1">
         <w:r>
           <w:rPr>
             <w:rStyle w:val="Hyperlink"/>
@@ -1233,7 +1233,7 @@
             <w:noProof/>
             <w:webHidden/>
           </w:rPr>
-          <w:instrText xml:space="preserve"> PAGEREF _Toc239319803 \h </w:instrText>
+          <w:instrText xml:space="preserve"> PAGEREF _Toc239321553 \h </w:instrText>
         </w:r>
         <w:r>
           <w:rPr>
@@ -1277,7 +1277,7 @@
           <w14:ligatures w14:val="standardContextual"/>
         </w:rPr>
       </w:pPr>
-      <w:hyperlink w:anchor="_Toc239319804" w:history="1">
+      <w:hyperlink w:anchor="_Toc239321554" w:history="1">
         <w:r>
           <w:rPr>
             <w:rStyle w:val="Hyperlink"/>
@@ -1304,7 +1304,7 @@
             <w:noProof/>
             <w:webHidden/>
           </w:rPr>
-          <w:instrText xml:space="preserve"> PAGEREF _Toc239319804 \h </w:instrText>
+          <w:instrText xml:space="preserve"> PAGEREF _Toc239321554 \h </w:instrText>
         </w:r>
         <w:r>
           <w:rPr>
@@ -1348,7 +1348,7 @@
           <w14:ligatures w14:val="standardContextual"/>
         </w:rPr>
       </w:pPr>
-      <w:hyperlink w:anchor="_Toc239319805" w:history="1">
+      <w:hyperlink w:anchor="_Toc239321555" w:history="1">
         <w:r>
           <w:rPr>
             <w:rStyle w:val="Hyperlink"/>
@@ -1375,7 +1375,7 @@
             <w:noProof/>
             <w:webHidden/>
           </w:rPr>
-          <w:instrText xml:space="preserve"> PAGEREF _Toc239319805 \h </w:instrText>
+          <w:instrText xml:space="preserve"> PAGEREF _Toc239321555 \h </w:instrText>
         </w:r>
         <w:r>
           <w:rPr>
@@ -1419,7 +1419,7 @@
           <w14:ligatures w14:val="standardContextual"/>
         </w:rPr>
       </w:pPr>
-      <w:hyperlink w:anchor="_Toc239319806" w:history="1">
+      <w:hyperlink w:anchor="_Toc239321556" w:history="1">
         <w:r>
           <w:rPr>
             <w:rStyle w:val="Hyperlink"/>
@@ -1446,7 +1446,7 @@
             <w:noProof/>
             <w:webHidden/>
           </w:rPr>
-          <w:instrText xml:space="preserve"> PAGEREF _Toc239319806 \h </w:instrText>
+          <w:instrText xml:space="preserve"> PAGEREF _Toc239321556 \h </w:instrText>
         </w:r>
         <w:r>
           <w:rPr>
@@ -1490,7 +1490,7 @@
           <w14:ligatures w14:val="standardContextual"/>
         </w:rPr>
       </w:pPr>
-      <w:hyperlink w:anchor="_Toc239319807" w:history="1">
+      <w:hyperlink w:anchor="_Toc239321557" w:history="1">
         <w:r>
           <w:rPr>
             <w:rStyle w:val="Hyperlink"/>
@@ -1517,7 +1517,7 @@
             <w:noProof/>
             <w:webHidden/>
           </w:rPr>
-          <w:instrText xml:space="preserve"> PAGEREF _Toc239319807 \h </w:instrText>
+          <w:instrText xml:space="preserve"> PAGEREF _Toc239321557 \h </w:instrText>
         </w:r>
         <w:r>
           <w:rPr>
@@ -1561,7 +1561,7 @@
           <w14:ligatures w14:val="standardContextual"/>
         </w:rPr>
       </w:pPr>
-      <w:hyperlink w:anchor="_Toc239319808" w:history="1">
+      <w:hyperlink w:anchor="_Toc239321558" w:history="1">
         <w:r>
           <w:rPr>
             <w:rStyle w:val="Hyperlink"/>
@@ -1588,7 +1588,7 @@
             <w:noProof/>
             <w:webHidden/>
           </w:rPr>
-          <w:instrText xml:space="preserve"> PAGEREF _Toc239319808 \h </w:instrText>
+          <w:instrText xml:space="preserve"> PAGEREF _Toc239321558 \h </w:instrText>
         </w:r>
         <w:r>
           <w:rPr>
@@ -1632,7 +1632,7 @@
           <w14:ligatures w14:val="standardContextual"/>
         </w:rPr>
       </w:pPr>
-      <w:hyperlink w:anchor="_Toc239319809" w:history="1">
+      <w:hyperlink w:anchor="_Toc239321559" w:history="1">
         <w:r>
           <w:rPr>
             <w:rStyle w:val="Hyperlink"/>
@@ -1659,7 +1659,7 @@
             <w:noProof/>
             <w:webHidden/>
           </w:rPr>
-          <w:instrText xml:space="preserve"> PAGEREF _Toc239319809 \h </w:instrText>
+          <w:instrText xml:space="preserve"> PAGEREF _Toc239321559 \h </w:instrText>
         </w:r>
         <w:r>
           <w:rPr>
@@ -1703,7 +1703,7 @@
           <w14:ligatures w14:val="standardContextual"/>
         </w:rPr>
       </w:pPr>
-      <w:hyperlink w:anchor="_Toc239319810" w:history="1">
+      <w:hyperlink w:anchor="_Toc239321560" w:history="1">
         <w:r>
           <w:rPr>
             <w:rStyle w:val="Hyperlink"/>
@@ -1730,7 +1730,7 @@
             <w:noProof/>
             <w:webHidden/>
           </w:rPr>
-          <w:instrText xml:space="preserve"> PAGEREF _Toc239319810 \h </w:instrText>
+          <w:instrText xml:space="preserve"> PAGEREF _Toc239321560 \h </w:instrText>
         </w:r>
         <w:r>
           <w:rPr>
@@ -1774,7 +1774,7 @@
           <w14:ligatures w14:val="standardContextual"/>
         </w:rPr>
       </w:pPr>
-      <w:hyperlink w:anchor="_Toc239319811" w:history="1">
+      <w:hyperlink w:anchor="_Toc239321561" w:history="1">
         <w:r>
           <w:rPr>
             <w:rStyle w:val="Hyperlink"/>
@@ -1801,7 +1801,7 @@
             <w:noProof/>
             <w:webHidden/>
           </w:rPr>
-          <w:instrText xml:space="preserve"> PAGEREF _Toc239319811 \h </w:instrText>
+          <w:instrText xml:space="preserve"> PAGEREF _Toc239321561 \h </w:instrText>
         </w:r>
         <w:r>
           <w:rPr>
@@ -1845,7 +1845,7 @@
           <w14:ligatures w14:val="standardContextual"/>
         </w:rPr>
       </w:pPr>
-      <w:hyperlink w:anchor="_Toc239319812" w:history="1">
+      <w:hyperlink w:anchor="_Toc239321562" w:history="1">
         <w:r>
           <w:rPr>
             <w:rStyle w:val="Hyperlink"/>
@@ -1872,7 +1872,7 @@
             <w:noProof/>
             <w:webHidden/>
           </w:rPr>
-          <w:instrText xml:space="preserve"> PAGEREF _Toc239319812 \h </w:instrText>
+          <w:instrText xml:space="preserve"> PAGEREF _Toc239321562 \h </w:instrText>
         </w:r>
         <w:r>
           <w:rPr>
@@ -1916,7 +1916,7 @@
           <w14:ligatures w14:val="standardContextual"/>
         </w:rPr>
       </w:pPr>
-      <w:hyperlink w:anchor="_Toc239319813" w:history="1">
+      <w:hyperlink w:anchor="_Toc239321563" w:history="1">
         <w:r>
           <w:rPr>
             <w:rStyle w:val="Hyperlink"/>
@@ -1943,7 +1943,7 @@
             <w:noProof/>
             <w:webHidden/>
           </w:rPr>
-          <w:instrText xml:space="preserve"> PAGEREF _Toc239319813 \h </w:instrText>
+          <w:instrText xml:space="preserve"> PAGEREF _Toc239321563 \h </w:instrText>
         </w:r>
         <w:r>
           <w:rPr>
@@ -1987,7 +1987,7 @@
           <w14:ligatures w14:val="standardContextual"/>
         </w:rPr>
       </w:pPr>
-      <w:hyperlink w:anchor="_Toc239319814" w:history="1">
+      <w:hyperlink w:anchor="_Toc239321564" w:history="1">
         <w:r>
           <w:rPr>
             <w:rStyle w:val="Hyperlink"/>
@@ -2014,7 +2014,7 @@
             <w:noProof/>
             <w:webHidden/>
           </w:rPr>
-          <w:instrText xml:space="preserve"> PAGEREF _Toc239319814 \h </w:instrText>
+          <w:instrText xml:space="preserve"> PAGEREF _Toc239321564 \h </w:instrText>
         </w:r>
         <w:r>
           <w:rPr>
@@ -2058,7 +2058,7 @@
           <w14:ligatures w14:val="standardContextual"/>
         </w:rPr>
       </w:pPr>
-      <w:hyperlink w:anchor="_Toc239319815" w:history="1">
+      <w:hyperlink w:anchor="_Toc239321565" w:history="1">
         <w:r>
           <w:rPr>
             <w:rStyle w:val="Hyperlink"/>
@@ -2085,7 +2085,7 @@
             <w:noProof/>
             <w:webHidden/>
           </w:rPr>
-          <w:instrText xml:space="preserve"> PAGEREF _Toc239319815 \h </w:instrText>
+          <w:instrText xml:space="preserve"> PAGEREF _Toc239321565 \h </w:instrText>
         </w:r>
         <w:r>
           <w:rPr>
@@ -2129,7 +2129,7 @@
           <w14:ligatures w14:val="standardContextual"/>
         </w:rPr>
       </w:pPr>
-      <w:hyperlink w:anchor="_Toc239319816" w:history="1">
+      <w:hyperlink w:anchor="_Toc239321566" w:history="1">
         <w:r>
           <w:rPr>
             <w:rStyle w:val="Hyperlink"/>
@@ -2156,7 +2156,7 @@
             <w:noProof/>
             <w:webHidden/>
           </w:rPr>
-          <w:instrText xml:space="preserve"> PAGEREF _Toc239319816 \h </w:instrText>
+          <w:instrText xml:space="preserve"> PAGEREF _Toc239321566 \h </w:instrText>
         </w:r>
         <w:r>
           <w:rPr>
@@ -2200,7 +2200,7 @@
           <w14:ligatures w14:val="standardContextual"/>
         </w:rPr>
       </w:pPr>
-      <w:hyperlink w:anchor="_Toc239319817" w:history="1">
+      <w:hyperlink w:anchor="_Toc239321567" w:history="1">
         <w:r>
           <w:rPr>
             <w:rStyle w:val="Hyperlink"/>
@@ -2227,7 +2227,7 @@
             <w:noProof/>
             <w:webHidden/>
           </w:rPr>
-          <w:instrText xml:space="preserve"> PAGEREF _Toc239319817 \h </w:instrText>
+          <w:instrText xml:space="preserve"> PAGEREF _Toc239321567 \h </w:instrText>
         </w:r>
         <w:r>
           <w:rPr>
@@ -2271,7 +2271,7 @@
           <w14:ligatures w14:val="standardContextual"/>
         </w:rPr>
       </w:pPr>
-      <w:hyperlink w:anchor="_Toc239319818" w:history="1">
+      <w:hyperlink w:anchor="_Toc239321568" w:history="1">
         <w:r>
           <w:rPr>
             <w:rStyle w:val="Hyperlink"/>
@@ -2298,7 +2298,7 @@
             <w:noProof/>
             <w:webHidden/>
           </w:rPr>
-          <w:instrText xml:space="preserve"> PAGEREF _Toc239319818 \h </w:instrText>
+          <w:instrText xml:space="preserve"> PAGEREF _Toc239321568 \h </w:instrText>
         </w:r>
         <w:r>
           <w:rPr>
@@ -2342,7 +2342,7 @@
           <w14:ligatures w14:val="standardContextual"/>
         </w:rPr>
       </w:pPr>
-      <w:hyperlink w:anchor="_Toc239319819" w:history="1">
+      <w:hyperlink w:anchor="_Toc239321569" w:history="1">
         <w:r>
           <w:rPr>
             <w:rStyle w:val="Hyperlink"/>
@@ -2369,7 +2369,7 @@
             <w:noProof/>
             <w:webHidden/>
           </w:rPr>
-          <w:instrText xml:space="preserve"> PAGEREF _Toc239319819 \h </w:instrText>
+          <w:instrText xml:space="preserve"> PAGEREF _Toc239321569 \h </w:instrText>
         </w:r>
         <w:r>
           <w:rPr>
@@ -2413,7 +2413,7 @@
           <w14:ligatures w14:val="standardContextual"/>
         </w:rPr>
       </w:pPr>
-      <w:hyperlink w:anchor="_Toc239319820" w:history="1">
+      <w:hyperlink w:anchor="_Toc239321570" w:history="1">
         <w:r>
           <w:rPr>
             <w:rStyle w:val="Hyperlink"/>
@@ -2440,7 +2440,7 @@
             <w:noProof/>
             <w:webHidden/>
           </w:rPr>
-          <w:instrText xml:space="preserve"> PAGEREF _Toc239319820 \h </w:instrText>
+          <w:instrText xml:space="preserve"> PAGEREF _Toc239321570 \h </w:instrText>
         </w:r>
         <w:r>
           <w:rPr>
@@ -2484,7 +2484,7 @@
           <w14:ligatures w14:val="standardContextual"/>
         </w:rPr>
       </w:pPr>
-      <w:hyperlink w:anchor="_Toc239319821" w:history="1">
+      <w:hyperlink w:anchor="_Toc239321571" w:history="1">
         <w:r>
           <w:rPr>
             <w:rStyle w:val="Hyperlink"/>
@@ -2511,7 +2511,7 @@
             <w:noProof/>
             <w:webHidden/>
           </w:rPr>
-          <w:instrText xml:space="preserve"> PAGEREF _Toc239319821 \h </w:instrText>
+          <w:instrText xml:space="preserve"> PAGEREF _Toc239321571 \h </w:instrText>
         </w:r>
         <w:r>
           <w:rPr>
@@ -2555,7 +2555,7 @@
           <w14:ligatures w14:val="standardContextual"/>
         </w:rPr>
       </w:pPr>
-      <w:hyperlink w:anchor="_Toc239319822" w:history="1">
+      <w:hyperlink w:anchor="_Toc239321572" w:history="1">
         <w:r>
           <w:rPr>
             <w:rStyle w:val="Hyperlink"/>
@@ -2582,7 +2582,7 @@
             <w:noProof/>
             <w:webHidden/>
           </w:rPr>
-          <w:instrText xml:space="preserve"> PAGEREF _Toc239319822 \h </w:instrText>
+          <w:instrText xml:space="preserve"> PAGEREF _Toc239321572 \h </w:instrText>
         </w:r>
         <w:r>
           <w:rPr>
@@ -2626,7 +2626,7 @@
           <w14:ligatures w14:val="standardContextual"/>
         </w:rPr>
       </w:pPr>
-      <w:hyperlink w:anchor="_Toc239319823" w:history="1">
+      <w:hyperlink w:anchor="_Toc239321573" w:history="1">
         <w:r>
           <w:rPr>
             <w:rStyle w:val="Hyperlink"/>
@@ -2653,7 +2653,7 @@
             <w:noProof/>
             <w:webHidden/>
           </w:rPr>
-          <w:instrText xml:space="preserve"> PAGEREF _Toc239319823 \h </w:instrText>
+          <w:instrText xml:space="preserve"> PAGEREF _Toc239321573 \h </w:instrText>
         </w:r>
         <w:r>
           <w:rPr>
@@ -2697,7 +2697,7 @@
           <w14:ligatures w14:val="standardContextual"/>
         </w:rPr>
       </w:pPr>
-      <w:hyperlink w:anchor="_Toc239319824" w:history="1">
+      <w:hyperlink w:anchor="_Toc239321574" w:history="1">
         <w:r>
           <w:rPr>
             <w:rStyle w:val="Hyperlink"/>
@@ -2724,7 +2724,7 @@
             <w:noProof/>
             <w:webHidden/>
           </w:rPr>
-          <w:instrText xml:space="preserve"> PAGEREF _Toc239319824 \h </w:instrText>
+          <w:instrText xml:space="preserve"> PAGEREF _Toc239321574 \h </w:instrText>
         </w:r>
         <w:r>
           <w:rPr>
@@ -2768,7 +2768,7 @@
           <w14:ligatures w14:val="standardContextual"/>
         </w:rPr>
       </w:pPr>
-      <w:hyperlink w:anchor="_Toc239319825" w:history="1">
+      <w:hyperlink w:anchor="_Toc239321575" w:history="1">
         <w:r>
           <w:rPr>
             <w:rStyle w:val="Hyperlink"/>
@@ -2795,7 +2795,7 @@
             <w:noProof/>
             <w:webHidden/>
           </w:rPr>
-          <w:instrText xml:space="preserve"> PAGEREF _Toc239319825 \h </w:instrText>
+          <w:instrText xml:space="preserve"> PAGEREF _Toc239321575 \h </w:instrText>
         </w:r>
         <w:r>
           <w:rPr>
@@ -2839,7 +2839,7 @@
           <w14:ligatures w14:val="standardContextual"/>
         </w:rPr>
       </w:pPr>
-      <w:hyperlink w:anchor="_Toc239319826" w:history="1">
+      <w:hyperlink w:anchor="_Toc239321576" w:history="1">
         <w:r>
           <w:rPr>
             <w:rStyle w:val="Hyperlink"/>
@@ -2866,7 +2866,7 @@
             <w:noProof/>
             <w:webHidden/>
           </w:rPr>
-          <w:instrText xml:space="preserve"> PAGEREF _Toc239319826 \h </w:instrText>
+          <w:instrText xml:space="preserve"> PAGEREF _Toc239321576 \h </w:instrText>
         </w:r>
         <w:r>
           <w:rPr>
@@ -2910,7 +2910,7 @@
           <w14:ligatures w14:val="standardContextual"/>
         </w:rPr>
       </w:pPr>
-      <w:hyperlink w:anchor="_Toc239319827" w:history="1">
+      <w:hyperlink w:anchor="_Toc239321577" w:history="1">
         <w:r>
           <w:rPr>
             <w:rStyle w:val="Hyperlink"/>
@@ -2937,7 +2937,7 @@
             <w:noProof/>
             <w:webHidden/>
           </w:rPr>
-          <w:instrText xml:space="preserve"> PAGEREF _Toc239319827 \h </w:instrText>
+          <w:instrText xml:space="preserve"> PAGEREF _Toc239321577 \h </w:instrText>
         </w:r>
         <w:r>
           <w:rPr>
@@ -2981,7 +2981,7 @@
           <w14:ligatures w14:val="standardContextual"/>
         </w:rPr>
       </w:pPr>
-      <w:hyperlink w:anchor="_Toc239319828" w:history="1">
+      <w:hyperlink w:anchor="_Toc239321578" w:history="1">
         <w:r>
           <w:rPr>
             <w:rStyle w:val="Hyperlink"/>
@@ -3008,7 +3008,7 @@
             <w:noProof/>
             <w:webHidden/>
           </w:rPr>
-          <w:instrText xml:space="preserve"> PAGEREF _Toc239319828 \h </w:instrText>
+          <w:instrText xml:space="preserve"> PAGEREF _Toc239321578 \h </w:instrText>
         </w:r>
         <w:r>
           <w:rPr>
@@ -3052,7 +3052,7 @@
           <w14:ligatures w14:val="standardContextual"/>
         </w:rPr>
       </w:pPr>
-      <w:hyperlink w:anchor="_Toc239319829" w:history="1">
+      <w:hyperlink w:anchor="_Toc239321579" w:history="1">
         <w:r>
           <w:rPr>
             <w:rStyle w:val="Hyperlink"/>
@@ -3079,7 +3079,7 @@
             <w:noProof/>
             <w:webHidden/>
           </w:rPr>
-          <w:instrText xml:space="preserve"> PAGEREF _Toc239319829 \h </w:instrText>
+          <w:instrText xml:space="preserve"> PAGEREF _Toc239321579 \h </w:instrText>
         </w:r>
         <w:r>
           <w:rPr>
@@ -3123,7 +3123,7 @@
           <w14:ligatures w14:val="standardContextual"/>
         </w:rPr>
       </w:pPr>
-      <w:hyperlink w:anchor="_Toc239319830" w:history="1">
+      <w:hyperlink w:anchor="_Toc239321580" w:history="1">
         <w:r>
           <w:rPr>
             <w:rStyle w:val="Hyperlink"/>
@@ -3150,7 +3150,7 @@
             <w:noProof/>
             <w:webHidden/>
           </w:rPr>
-          <w:instrText xml:space="preserve"> PAGEREF _Toc239319830 \h </w:instrText>
+          <w:instrText xml:space="preserve"> PAGEREF _Toc239321580 \h </w:instrText>
         </w:r>
         <w:r>
           <w:rPr>
@@ -3194,7 +3194,7 @@
           <w14:ligatures w14:val="standardContextual"/>
         </w:rPr>
       </w:pPr>
-      <w:hyperlink w:anchor="_Toc239319831" w:history="1">
+      <w:hyperlink w:anchor="_Toc239321581" w:history="1">
         <w:r>
           <w:rPr>
             <w:rStyle w:val="Hyperlink"/>
@@ -3221,7 +3221,7 @@
             <w:noProof/>
             <w:webHidden/>
           </w:rPr>
-          <w:instrText xml:space="preserve"> PAGEREF _Toc239319831 \h </w:instrText>
+          <w:instrText xml:space="preserve"> PAGEREF _Toc239321581 \h </w:instrText>
         </w:r>
         <w:r>
           <w:rPr>
@@ -3265,7 +3265,7 @@
           <w14:ligatures w14:val="standardContextual"/>
         </w:rPr>
       </w:pPr>
-      <w:hyperlink w:anchor="_Toc239319832" w:history="1">
+      <w:hyperlink w:anchor="_Toc239321582" w:history="1">
         <w:r>
           <w:rPr>
             <w:rStyle w:val="Hyperlink"/>
@@ -3292,7 +3292,7 @@
             <w:noProof/>
             <w:webHidden/>
           </w:rPr>
-          <w:instrText xml:space="preserve"> PAGEREF _Toc239319832 \h </w:instrText>
+          <w:instrText xml:space="preserve"> PAGEREF _Toc239321582 \h </w:instrText>
         </w:r>
         <w:r>
           <w:rPr>
@@ -3338,7 +3338,7 @@
         <w:pStyle w:val="Heading1"/>
       </w:pPr>
       <w:bookmarkStart w:id="8" w:name="chương-1-giới-thiệu"/>
-      <w:bookmarkStart w:id="9" w:name="_Toc239319799"/>
+      <w:bookmarkStart w:id="9" w:name="_Toc239321549"/>
       <w:bookmarkEnd w:id="4"/>
       <w:bookmarkEnd w:id="6"/>
       <w:r>
@@ -3363,7 +3363,7 @@
         <w:pStyle w:val="Heading2"/>
       </w:pPr>
       <w:bookmarkStart w:id="10" w:name="X7d99df2d9d0c5141050eb9941026463f4c8ea2b"/>
-      <w:bookmarkStart w:id="11" w:name="_Toc239319800"/>
+      <w:bookmarkStart w:id="11" w:name="_Toc239321550"/>
       <w:r>
         <w:t>1.1. Đ</w:t>
       </w:r>
@@ -5213,7 +5213,7 @@
         <w:pStyle w:val="Heading2"/>
       </w:pPr>
       <w:bookmarkStart w:id="12" w:name="X60021b7b958505251ec70bd32e2bac9f8a0361c"/>
-      <w:bookmarkStart w:id="13" w:name="_Toc239319801"/>
+      <w:bookmarkStart w:id="13" w:name="_Toc239321551"/>
       <w:bookmarkEnd w:id="10"/>
       <w:r>
         <w:t>1.2. M</w:t>
@@ -7159,7 +7159,7 @@
         <w:pStyle w:val="Heading2"/>
       </w:pPr>
       <w:bookmarkStart w:id="17" w:name="X03724c88a1b7da9b434cf0a8db5356690a4bb71"/>
-      <w:bookmarkStart w:id="18" w:name="_Toc239319802"/>
+      <w:bookmarkStart w:id="18" w:name="_Toc239321552"/>
       <w:bookmarkEnd w:id="12"/>
       <w:bookmarkEnd w:id="16"/>
       <w:r>
@@ -8964,7 +8964,7 @@
         <w:pStyle w:val="Heading1"/>
       </w:pPr>
       <w:bookmarkStart w:id="20" w:name="chương-2-cơ-sở-lý-thuyết"/>
-      <w:bookmarkStart w:id="21" w:name="_Toc239319803"/>
+      <w:bookmarkStart w:id="21" w:name="_Toc239321553"/>
       <w:bookmarkEnd w:id="8"/>
       <w:bookmarkEnd w:id="17"/>
       <w:r>
@@ -9261,7 +9261,7 @@
         <w:pStyle w:val="Heading2"/>
       </w:pPr>
       <w:bookmarkStart w:id="22" w:name="X2256001523e16d112c59df938522f140b8b988e"/>
-      <w:bookmarkStart w:id="23" w:name="_Toc239319804"/>
+      <w:bookmarkStart w:id="23" w:name="_Toc239321554"/>
       <w:r>
         <w:t>2.1. Quy chu</w:t>
       </w:r>
@@ -13940,7 +13940,7 @@
         <w:pStyle w:val="Heading2"/>
       </w:pPr>
       <w:bookmarkStart w:id="30" w:name="Xb21b4f0690a73e92e2a35192cb39315a0956521"/>
-      <w:bookmarkStart w:id="31" w:name="_Toc239319805"/>
+      <w:bookmarkStart w:id="31" w:name="_Toc239321555"/>
       <w:bookmarkEnd w:id="22"/>
       <w:bookmarkEnd w:id="28"/>
       <w:r>
@@ -19180,7 +19180,7 @@
         <w:pStyle w:val="Heading2"/>
       </w:pPr>
       <w:bookmarkStart w:id="38" w:name="X8ff52f1334e3f0e382caf7ffa1b7096a981291c"/>
-      <w:bookmarkStart w:id="39" w:name="_Toc239319806"/>
+      <w:bookmarkStart w:id="39" w:name="_Toc239321556"/>
       <w:bookmarkEnd w:id="30"/>
       <w:bookmarkEnd w:id="37"/>
       <w:r>
@@ -19459,7 +19459,7 @@
           <w:noProof/>
         </w:rPr>
         <w:drawing>
-          <wp:inline distT="0" distB="0" distL="0" distR="0" wp14:anchorId="0805838F" wp14:editId="5694BA4C">
+          <wp:inline distT="0" distB="0" distL="0" distR="0" wp14:anchorId="3E7868D1" wp14:editId="2C59F005">
             <wp:extent cx="5334000" cy="1435553"/>
             <wp:effectExtent l="0" t="0" r="0" b="0"/>
             <wp:docPr id="37" name="Picture"/>
@@ -20921,7 +20921,7 @@
         <w:pStyle w:val="Heading2"/>
       </w:pPr>
       <w:bookmarkStart w:id="43" w:name="X1a77f36e16d4ad267b00eabe7cf793e1dbe08e9"/>
-      <w:bookmarkStart w:id="44" w:name="_Toc239319807"/>
+      <w:bookmarkStart w:id="44" w:name="_Toc239321557"/>
       <w:bookmarkEnd w:id="38"/>
       <w:bookmarkEnd w:id="42"/>
       <w:r>
@@ -22091,7 +22091,7 @@
           <w:noProof/>
         </w:rPr>
         <w:drawing>
-          <wp:inline distT="0" distB="0" distL="0" distR="0" wp14:anchorId="22BBDC0A" wp14:editId="1BF52ABA">
+          <wp:inline distT="0" distB="0" distL="0" distR="0" wp14:anchorId="1159BE58" wp14:editId="3AE7F73B">
             <wp:extent cx="5334000" cy="2884362"/>
             <wp:effectExtent l="0" t="0" r="0" b="0"/>
             <wp:docPr id="44" name="Picture"/>
@@ -22357,7 +22357,7 @@
           <w:noProof/>
         </w:rPr>
         <w:drawing>
-          <wp:inline distT="0" distB="0" distL="0" distR="0" wp14:anchorId="2774D2CD" wp14:editId="47C7C2E9">
+          <wp:inline distT="0" distB="0" distL="0" distR="0" wp14:anchorId="7004744A" wp14:editId="75EE1D43">
             <wp:extent cx="5334000" cy="632732"/>
             <wp:effectExtent l="0" t="0" r="0" b="0"/>
             <wp:docPr id="49" name="Picture"/>
@@ -24260,7 +24260,7 @@
         <w:pStyle w:val="Heading1"/>
       </w:pPr>
       <w:bookmarkStart w:id="50" w:name="chương-3-thiết-kế-và-cài-đặt"/>
-      <w:bookmarkStart w:id="51" w:name="_Toc239319808"/>
+      <w:bookmarkStart w:id="51" w:name="_Toc239321558"/>
       <w:bookmarkEnd w:id="20"/>
       <w:bookmarkEnd w:id="43"/>
       <w:bookmarkEnd w:id="49"/>
@@ -24292,7 +24292,7 @@
         <w:pStyle w:val="Heading2"/>
       </w:pPr>
       <w:bookmarkStart w:id="52" w:name="X21a22cc9b66dca004f2960f37df13c53a04e97b"/>
-      <w:bookmarkStart w:id="53" w:name="_Toc239319809"/>
+      <w:bookmarkStart w:id="53" w:name="_Toc239321559"/>
       <w:r>
         <w:t>3.1. Ki</w:t>
       </w:r>
@@ -24384,7 +24384,7 @@
           <w:noProof/>
         </w:rPr>
         <w:drawing>
-          <wp:inline distT="0" distB="0" distL="0" distR="0" wp14:anchorId="558D4693" wp14:editId="27D95EC1">
+          <wp:inline distT="0" distB="0" distL="0" distR="0" wp14:anchorId="4AE58036" wp14:editId="61746E9B">
             <wp:extent cx="5334000" cy="401410"/>
             <wp:effectExtent l="0" t="0" r="0" b="0"/>
             <wp:docPr id="57" name="Picture"/>
@@ -26053,7 +26053,7 @@
         <w:pStyle w:val="Heading2"/>
       </w:pPr>
       <w:bookmarkStart w:id="55" w:name="X1f307d8f8c73bce8db8683c986faea6c8ea66a3"/>
-      <w:bookmarkStart w:id="56" w:name="_Toc239319810"/>
+      <w:bookmarkStart w:id="56" w:name="_Toc239321560"/>
       <w:bookmarkEnd w:id="52"/>
       <w:r>
         <w:t>3.2. Xây d</w:t>
@@ -26120,7 +26120,7 @@
           <w:noProof/>
         </w:rPr>
         <w:drawing>
-          <wp:inline distT="0" distB="0" distL="0" distR="0" wp14:anchorId="5914D46C" wp14:editId="0F2629ED">
+          <wp:inline distT="0" distB="0" distL="0" distR="0" wp14:anchorId="4AC42C17" wp14:editId="62DC4AE4">
             <wp:extent cx="5334000" cy="802821"/>
             <wp:effectExtent l="0" t="0" r="0" b="0"/>
             <wp:docPr id="62" name="Picture"/>
@@ -30232,7 +30232,7 @@
         <w:pStyle w:val="Heading2"/>
       </w:pPr>
       <w:bookmarkStart w:id="62" w:name="X6a397cb1739f1ec0a8c9714808f79a5ce1fbf6f"/>
-      <w:bookmarkStart w:id="63" w:name="_Toc239319811"/>
+      <w:bookmarkStart w:id="63" w:name="_Toc239321561"/>
       <w:bookmarkEnd w:id="55"/>
       <w:bookmarkEnd w:id="61"/>
       <w:r>
@@ -31798,7 +31798,7 @@
         <w:pStyle w:val="Heading2"/>
       </w:pPr>
       <w:bookmarkStart w:id="65" w:name="X9c2c9b365086d10c999a46e4942f14d73b6baa5"/>
-      <w:bookmarkStart w:id="66" w:name="_Toc239319812"/>
+      <w:bookmarkStart w:id="66" w:name="_Toc239321562"/>
       <w:bookmarkEnd w:id="62"/>
       <w:r>
         <w:t>3.4. Kh</w:t>
@@ -33369,7 +33369,7 @@
           <w:noProof/>
         </w:rPr>
         <w:drawing>
-          <wp:inline distT="0" distB="0" distL="0" distR="0" wp14:anchorId="462311C9" wp14:editId="4A6E17B2">
+          <wp:inline distT="0" distB="0" distL="0" distR="0" wp14:anchorId="3831F32E" wp14:editId="6F4B0A31">
             <wp:extent cx="5334000" cy="8969712"/>
             <wp:effectExtent l="0" t="0" r="0" b="0"/>
             <wp:docPr id="73" name="Picture"/>
@@ -40743,7 +40743,7 @@
         <w:pStyle w:val="Heading2"/>
       </w:pPr>
       <w:bookmarkStart w:id="75" w:name="Xb17945b5d9374e5087c2c96ace1685ff00e2e22"/>
-      <w:bookmarkStart w:id="76" w:name="_Toc239319813"/>
+      <w:bookmarkStart w:id="76" w:name="_Toc239321563"/>
       <w:bookmarkEnd w:id="65"/>
       <w:bookmarkEnd w:id="74"/>
       <w:r>
@@ -42116,7 +42116,7 @@
         <w:pStyle w:val="Heading2"/>
       </w:pPr>
       <w:bookmarkStart w:id="77" w:name="Xfad7df3f963ac0b8ebfe8cf87d7c64fa075f760"/>
-      <w:bookmarkStart w:id="78" w:name="_Toc239319814"/>
+      <w:bookmarkStart w:id="78" w:name="_Toc239321564"/>
       <w:bookmarkEnd w:id="75"/>
       <w:r>
         <w:t>3.6. B</w:t>
@@ -42162,7 +42162,7 @@
           <w:noProof/>
         </w:rPr>
         <w:drawing>
-          <wp:inline distT="0" distB="0" distL="0" distR="0" wp14:anchorId="7C8FF308" wp14:editId="396B8546">
+          <wp:inline distT="0" distB="0" distL="0" distR="0" wp14:anchorId="2CD2FBE1" wp14:editId="3515A6CE">
             <wp:extent cx="5334000" cy="1217839"/>
             <wp:effectExtent l="0" t="0" r="0" b="0"/>
             <wp:docPr id="86" name="Picture"/>
@@ -44940,7 +44940,7 @@
         <w:pStyle w:val="Heading2"/>
       </w:pPr>
       <w:bookmarkStart w:id="80" w:name="X9b5467225f237e4ee44d60f7d236cbdfdaa1e07"/>
-      <w:bookmarkStart w:id="81" w:name="_Toc239319815"/>
+      <w:bookmarkStart w:id="81" w:name="_Toc239321565"/>
       <w:bookmarkEnd w:id="77"/>
       <w:r>
         <w:t xml:space="preserve">3.7. </w:t>
@@ -45060,7 +45060,7 @@
           <w:noProof/>
         </w:rPr>
         <w:drawing>
-          <wp:inline distT="0" distB="0" distL="0" distR="0" wp14:anchorId="6CE4A292" wp14:editId="1A3DBA92">
+          <wp:inline distT="0" distB="0" distL="0" distR="0" wp14:anchorId="1AACEBEE" wp14:editId="76E3BAB0">
             <wp:extent cx="5334000" cy="5953125"/>
             <wp:effectExtent l="0" t="0" r="0" b="0"/>
             <wp:docPr id="91" name="Picture"/>
@@ -46167,7 +46167,7 @@
         <w:pStyle w:val="Heading1"/>
       </w:pPr>
       <w:bookmarkStart w:id="83" w:name="chương-4-thực-nghiệm-và-đánh-giá"/>
-      <w:bookmarkStart w:id="84" w:name="_Toc239319816"/>
+      <w:bookmarkStart w:id="84" w:name="_Toc239321566"/>
       <w:bookmarkEnd w:id="50"/>
       <w:bookmarkEnd w:id="80"/>
       <w:r>
@@ -46192,7 +46192,7 @@
         <w:pStyle w:val="Heading2"/>
       </w:pPr>
       <w:bookmarkStart w:id="85" w:name="X43cb4672f728ce1df4f211c1d18360135f0c40b"/>
-      <w:bookmarkStart w:id="86" w:name="_Toc239319817"/>
+      <w:bookmarkStart w:id="86" w:name="_Toc239321567"/>
       <w:r>
         <w:t>4.1. Môi trư</w:t>
       </w:r>
@@ -47814,7 +47814,7 @@
         <w:pStyle w:val="Heading2"/>
       </w:pPr>
       <w:bookmarkStart w:id="87" w:name="Xe48430b60e6d2b1022368eb4316c1fe9f53411f"/>
-      <w:bookmarkStart w:id="88" w:name="_Toc239319818"/>
+      <w:bookmarkStart w:id="88" w:name="_Toc239321568"/>
       <w:bookmarkEnd w:id="85"/>
       <w:r>
         <w:t>4.2. K</w:t>
@@ -51352,7 +51352,7 @@
         <w:pStyle w:val="Heading2"/>
       </w:pPr>
       <w:bookmarkStart w:id="95" w:name="X09b724f0b907c7f652c2569c27ef1d5728c277c"/>
-      <w:bookmarkStart w:id="96" w:name="_Toc239319819"/>
+      <w:bookmarkStart w:id="96" w:name="_Toc239321569"/>
       <w:bookmarkEnd w:id="87"/>
       <w:bookmarkEnd w:id="93"/>
       <w:r>
@@ -53624,7 +53624,7 @@
           <w:noProof/>
         </w:rPr>
         <w:drawing>
-          <wp:inline distT="0" distB="0" distL="0" distR="0" wp14:anchorId="4D2B2C82" wp14:editId="0C575D48">
+          <wp:inline distT="0" distB="0" distL="0" distR="0" wp14:anchorId="197DD8BE" wp14:editId="0BF0AC98">
             <wp:extent cx="5334000" cy="2883855"/>
             <wp:effectExtent l="0" t="0" r="0" b="0"/>
             <wp:docPr id="108" name="Picture"/>
@@ -59730,7 +59730,7 @@
         <w:pStyle w:val="Heading2"/>
       </w:pPr>
       <w:bookmarkStart w:id="106" w:name="X0c205a3fd5474e5e1d380a3735df7543f97f059"/>
-      <w:bookmarkStart w:id="107" w:name="_Toc239319820"/>
+      <w:bookmarkStart w:id="107" w:name="_Toc239321570"/>
       <w:bookmarkEnd w:id="95"/>
       <w:bookmarkEnd w:id="104"/>
       <w:r>
@@ -63122,7 +63122,7 @@
         <w:pStyle w:val="Heading2"/>
       </w:pPr>
       <w:bookmarkStart w:id="113" w:name="X8f4b2c0e55e8764a0677cdfa39e96dbe6822859"/>
-      <w:bookmarkStart w:id="114" w:name="_Toc239319821"/>
+      <w:bookmarkStart w:id="114" w:name="_Toc239321571"/>
       <w:bookmarkEnd w:id="106"/>
       <w:bookmarkEnd w:id="112"/>
       <w:r>
@@ -66268,7 +66268,7 @@
         <w:pStyle w:val="Heading2"/>
       </w:pPr>
       <w:bookmarkStart w:id="120" w:name="X7468ed9f095dd0192ebc5de940dc44b5cd3e099"/>
-      <w:bookmarkStart w:id="121" w:name="_Toc239319822"/>
+      <w:bookmarkStart w:id="121" w:name="_Toc239321572"/>
       <w:bookmarkEnd w:id="113"/>
       <w:bookmarkEnd w:id="118"/>
       <w:r>
@@ -68129,7 +68129,7 @@
           <w:noProof/>
         </w:rPr>
         <w:drawing>
-          <wp:inline distT="0" distB="0" distL="0" distR="0" wp14:anchorId="0EA255C5" wp14:editId="04C12C67">
+          <wp:inline distT="0" distB="0" distL="0" distR="0" wp14:anchorId="2B1A0635" wp14:editId="206CE191">
             <wp:extent cx="5334000" cy="3317670"/>
             <wp:effectExtent l="0" t="0" r="0" b="0"/>
             <wp:docPr id="131" name="Picture"/>
@@ -69142,7 +69142,7 @@
         <w:pStyle w:val="Heading2"/>
       </w:pPr>
       <w:bookmarkStart w:id="124" w:name="X88e1c26a6581f7bd1dbdb2c85ae6116c5ba8393"/>
-      <w:bookmarkStart w:id="125" w:name="_Toc239319823"/>
+      <w:bookmarkStart w:id="125" w:name="_Toc239321573"/>
       <w:bookmarkEnd w:id="120"/>
       <w:r>
         <w:t>4.7. Các y</w:t>
@@ -70994,7 +70994,7 @@
         <w:pStyle w:val="Heading1"/>
       </w:pPr>
       <w:bookmarkStart w:id="127" w:name="chương-5-kết-luận-và-hướng-phát-triển"/>
-      <w:bookmarkStart w:id="128" w:name="_Toc239319824"/>
+      <w:bookmarkStart w:id="128" w:name="_Toc239321574"/>
       <w:bookmarkEnd w:id="83"/>
       <w:bookmarkEnd w:id="124"/>
       <w:r>
@@ -71031,7 +71031,7 @@
         <w:pStyle w:val="Heading2"/>
       </w:pPr>
       <w:bookmarkStart w:id="129" w:name="Xcefa088882d41b38c21b7b5b44c738cb5564fbb"/>
-      <w:bookmarkStart w:id="130" w:name="_Toc239319825"/>
+      <w:bookmarkStart w:id="130" w:name="_Toc239321575"/>
       <w:r>
         <w:t>5.1. K</w:t>
       </w:r>
@@ -73761,7 +73761,7 @@
         <w:pStyle w:val="Heading2"/>
       </w:pPr>
       <w:bookmarkStart w:id="132" w:name="Xe79f58ab8ce7b6f148c68a374118dd9eaec1a1c"/>
-      <w:bookmarkStart w:id="133" w:name="_Toc239319826"/>
+      <w:bookmarkStart w:id="133" w:name="_Toc239321576"/>
       <w:bookmarkEnd w:id="129"/>
       <w:r>
         <w:t>5.2. H</w:t>
@@ -75201,7 +75201,7 @@
         <w:pStyle w:val="Heading2"/>
       </w:pPr>
       <w:bookmarkStart w:id="135" w:name="X66db71c9020c40cf46e490c5c37ad244e2b7594"/>
-      <w:bookmarkStart w:id="136" w:name="_Toc239319827"/>
+      <w:bookmarkStart w:id="136" w:name="_Toc239321577"/>
       <w:bookmarkEnd w:id="132"/>
       <w:r>
         <w:t>5.3. Hư</w:t>
@@ -76792,7 +76792,7 @@
         <w:pStyle w:val="Heading2"/>
       </w:pPr>
       <w:bookmarkStart w:id="138" w:name="Xe5a2fe3dfcd4681648271b7ddc344b106e48b3b"/>
-      <w:bookmarkStart w:id="139" w:name="_Toc239319828"/>
+      <w:bookmarkStart w:id="139" w:name="_Toc239321578"/>
       <w:bookmarkEnd w:id="135"/>
       <w:r>
         <w:t>5.4. K</w:t>
@@ -77715,7 +77715,7 @@
         <w:pStyle w:val="Heading1"/>
       </w:pPr>
       <w:bookmarkStart w:id="140" w:name="tài-liệu-tham-khảo"/>
-      <w:bookmarkStart w:id="141" w:name="_Toc239319829"/>
+      <w:bookmarkStart w:id="141" w:name="_Toc239321579"/>
       <w:bookmarkEnd w:id="127"/>
       <w:bookmarkEnd w:id="138"/>
       <w:r>
@@ -78741,7 +78741,7 @@
         <w:pStyle w:val="Heading1"/>
       </w:pPr>
       <w:bookmarkStart w:id="142" w:name="phụ-lục"/>
-      <w:bookmarkStart w:id="143" w:name="_Toc239319830"/>
+      <w:bookmarkStart w:id="143" w:name="_Toc239321580"/>
       <w:bookmarkEnd w:id="140"/>
       <w:r>
         <w:t>PH</w:t>
@@ -78765,7 +78765,7 @@
         <w:pStyle w:val="Heading2"/>
       </w:pPr>
       <w:bookmarkStart w:id="144" w:name="phụ-lục-a-cấu-hình-và-siêu-tham-số"/>
-      <w:bookmarkStart w:id="145" w:name="_Toc239319831"/>
+      <w:bookmarkStart w:id="145" w:name="_Toc239321581"/>
       <w:r>
         <w:t>Ph</w:t>
       </w:r>
@@ -80985,7 +80985,7 @@
         <w:pStyle w:val="Heading2"/>
       </w:pPr>
       <w:bookmarkStart w:id="149" w:name="phụ-lục-b-hướng-dẫn-cài-đặt-và-chạy"/>
-      <w:bookmarkStart w:id="150" w:name="_Toc239319832"/>
+      <w:bookmarkStart w:id="150" w:name="_Toc239321582"/>
       <w:bookmarkEnd w:id="144"/>
       <w:bookmarkEnd w:id="148"/>
       <w:r>
@@ -82532,11 +82532,6 @@
       </w:r>
       <w:r>
         <w:t>c.</w:t>
-      </w:r>
-    </w:p>
-    <w:p>
-      <w:r>
-        <w:br w:type="page"/>
       </w:r>
       <w:bookmarkEnd w:id="142"/>
       <w:bookmarkEnd w:id="149"/>
@@ -82559,7 +82554,7 @@
   <w:abstractNum w:abstractNumId="0" w15:restartNumberingAfterBreak="0">
     <w:nsid w:val="0000A990"/>
     <w:multiLevelType w:val="multilevel"/>
-    <w:tmpl w:val="C53E850E"/>
+    <w:tmpl w:val="1A2681D0"/>
     <w:lvl w:ilvl="0">
       <w:numFmt w:val="bullet"/>
       <w:lvlText w:val=" "/>
@@ -82636,7 +82631,7 @@
   <w:abstractNum w:abstractNumId="1" w15:restartNumberingAfterBreak="0">
     <w:nsid w:val="0000A991"/>
     <w:multiLevelType w:val="multilevel"/>
-    <w:tmpl w:val="9BEC5E28"/>
+    <w:tmpl w:val="22987B86"/>
     <w:lvl w:ilvl="0">
       <w:numFmt w:val="bullet"/>
       <w:lvlText w:val=""/>
@@ -82740,7 +82735,7 @@
   <w:abstractNum w:abstractNumId="2" w15:restartNumberingAfterBreak="0">
     <w:nsid w:val="00A99411"/>
     <w:multiLevelType w:val="multilevel"/>
-    <w:tmpl w:val="11C049E0"/>
+    <w:tmpl w:val="58260D92"/>
     <w:lvl w:ilvl="0">
       <w:start w:val="1"/>
       <w:numFmt w:val="decimal"/>
@@ -82823,10 +82818,10 @@
       </w:pPr>
     </w:lvl>
   </w:abstractNum>
-  <w:num w:numId="1" w16cid:durableId="1524637403">
+  <w:num w:numId="1" w16cid:durableId="175004881">
     <w:abstractNumId w:val="0"/>
   </w:num>
-  <w:num w:numId="2" w16cid:durableId="484056210">
+  <w:num w:numId="2" w16cid:durableId="1471170006">
     <w:abstractNumId w:val="2"/>
     <w:lvlOverride w:ilvl="0">
       <w:startOverride w:val="1"/>
@@ -82856,22 +82851,22 @@
       <w:startOverride w:val="1"/>
     </w:lvlOverride>
   </w:num>
-  <w:num w:numId="3" w16cid:durableId="552624234">
+  <w:num w:numId="3" w16cid:durableId="20210991">
     <w:abstractNumId w:val="1"/>
   </w:num>
-  <w:num w:numId="4" w16cid:durableId="190462174">
+  <w:num w:numId="4" w16cid:durableId="1050691987">
     <w:abstractNumId w:val="1"/>
   </w:num>
-  <w:num w:numId="5" w16cid:durableId="706610279">
+  <w:num w:numId="5" w16cid:durableId="1737703971">
     <w:abstractNumId w:val="1"/>
   </w:num>
-  <w:num w:numId="6" w16cid:durableId="1865512353">
+  <w:num w:numId="6" w16cid:durableId="1597202216">
     <w:abstractNumId w:val="1"/>
   </w:num>
-  <w:num w:numId="7" w16cid:durableId="869150454">
+  <w:num w:numId="7" w16cid:durableId="35007844">
     <w:abstractNumId w:val="1"/>
   </w:num>
-  <w:num w:numId="8" w16cid:durableId="935602629">
+  <w:num w:numId="8" w16cid:durableId="1861116492">
     <w:abstractNumId w:val="1"/>
   </w:num>
 </w:numbering>
@@ -84108,7 +84103,7 @@
     <w:next w:val="Normal"/>
     <w:autoRedefine/>
     <w:uiPriority w:val="39"/>
-    <w:rsid w:val="00B21368"/>
+    <w:rsid w:val="005D60A6"/>
     <w:pPr>
       <w:spacing w:after="100"/>
     </w:pPr>
@@ -84119,7 +84114,7 @@
     <w:next w:val="Normal"/>
     <w:autoRedefine/>
     <w:uiPriority w:val="39"/>
-    <w:rsid w:val="00B21368"/>
+    <w:rsid w:val="005D60A6"/>
     <w:pPr>
       <w:spacing w:after="100"/>
       <w:ind w:left="240"/>

--- a/nop/01-do-an-mon-hoc.docx
+++ b/nop/01-do-an-mon-hoc.docx
@@ -148,7 +148,7 @@
         <w:pStyle w:val="Heading1"/>
       </w:pPr>
       <w:bookmarkStart w:id="0" w:name="đồ-án-môn-học"/>
-      <w:bookmarkStart w:id="1" w:name="_Toc239321546"/>
+      <w:bookmarkStart w:id="1" w:name="_Toc239329490"/>
       <w:r>
         <w:t>Đ</w:t>
       </w:r>
@@ -220,7 +220,7 @@
         <w:pStyle w:val="Heading1"/>
       </w:pPr>
       <w:bookmarkStart w:id="4" w:name="Xbe958ce37c6a089ac9bdc99dada4ec5e2c0f7da"/>
-      <w:bookmarkStart w:id="5" w:name="_Toc239321547"/>
+      <w:bookmarkStart w:id="5" w:name="_Toc239329491"/>
       <w:bookmarkEnd w:id="0"/>
       <w:bookmarkEnd w:id="3"/>
       <w:r>
@@ -659,7 +659,7 @@
     </w:p>
     <w:p>
       <w:r>
-        <w:pict w14:anchorId="12C22E57">
+        <w:pict w14:anchorId="2192A98A">
           <v:rect id="_x0000_i1025" style="width:0;height:1.5pt" o:hralign="center" o:hrstd="t" o:hr="t"/>
         </w:pict>
       </w:r>
@@ -669,7 +669,7 @@
         <w:pStyle w:val="Heading2"/>
       </w:pPr>
       <w:bookmarkStart w:id="6" w:name="mục-lục"/>
-      <w:bookmarkStart w:id="7" w:name="_Toc239321548"/>
+      <w:bookmarkStart w:id="7" w:name="_Toc239329492"/>
       <w:r>
         <w:t>M</w:t>
       </w:r>
@@ -709,7 +709,7 @@
       <w:r>
         <w:fldChar w:fldCharType="separate"/>
       </w:r>
-      <w:hyperlink w:anchor="_Toc239321546" w:history="1">
+      <w:hyperlink w:anchor="_Toc239329490" w:history="1">
         <w:r>
           <w:rPr>
             <w:rStyle w:val="Hyperlink"/>
@@ -736,7 +736,7 @@
             <w:noProof/>
             <w:webHidden/>
           </w:rPr>
-          <w:instrText xml:space="preserve"> PAGEREF _Toc239321546 \h </w:instrText>
+          <w:instrText xml:space="preserve"> PAGEREF _Toc239329490 \h </w:instrText>
         </w:r>
         <w:r>
           <w:rPr>
@@ -780,7 +780,7 @@
           <w14:ligatures w14:val="standardContextual"/>
         </w:rPr>
       </w:pPr>
-      <w:hyperlink w:anchor="_Toc239321547" w:history="1">
+      <w:hyperlink w:anchor="_Toc239329491" w:history="1">
         <w:r>
           <w:rPr>
             <w:rStyle w:val="Hyperlink"/>
@@ -807,7 +807,7 @@
             <w:noProof/>
             <w:webHidden/>
           </w:rPr>
-          <w:instrText xml:space="preserve"> PAGEREF _Toc239321547 \h </w:instrText>
+          <w:instrText xml:space="preserve"> PAGEREF _Toc239329491 \h </w:instrText>
         </w:r>
         <w:r>
           <w:rPr>
@@ -851,7 +851,7 @@
           <w14:ligatures w14:val="standardContextual"/>
         </w:rPr>
       </w:pPr>
-      <w:hyperlink w:anchor="_Toc239321548" w:history="1">
+      <w:hyperlink w:anchor="_Toc239329492" w:history="1">
         <w:r>
           <w:rPr>
             <w:rStyle w:val="Hyperlink"/>
@@ -878,7 +878,7 @@
             <w:noProof/>
             <w:webHidden/>
           </w:rPr>
-          <w:instrText xml:space="preserve"> PAGEREF _Toc239321548 \h </w:instrText>
+          <w:instrText xml:space="preserve"> PAGEREF _Toc239329492 \h </w:instrText>
         </w:r>
         <w:r>
           <w:rPr>
@@ -922,7 +922,7 @@
           <w14:ligatures w14:val="standardContextual"/>
         </w:rPr>
       </w:pPr>
-      <w:hyperlink w:anchor="_Toc239321549" w:history="1">
+      <w:hyperlink w:anchor="_Toc239329493" w:history="1">
         <w:r>
           <w:rPr>
             <w:rStyle w:val="Hyperlink"/>
@@ -949,7 +949,7 @@
             <w:noProof/>
             <w:webHidden/>
           </w:rPr>
-          <w:instrText xml:space="preserve"> PAGEREF _Toc239321549 \h </w:instrText>
+          <w:instrText xml:space="preserve"> PAGEREF _Toc239329493 \h </w:instrText>
         </w:r>
         <w:r>
           <w:rPr>
@@ -993,7 +993,7 @@
           <w14:ligatures w14:val="standardContextual"/>
         </w:rPr>
       </w:pPr>
-      <w:hyperlink w:anchor="_Toc239321550" w:history="1">
+      <w:hyperlink w:anchor="_Toc239329494" w:history="1">
         <w:r>
           <w:rPr>
             <w:rStyle w:val="Hyperlink"/>
@@ -1020,7 +1020,7 @@
             <w:noProof/>
             <w:webHidden/>
           </w:rPr>
-          <w:instrText xml:space="preserve"> PAGEREF _Toc239321550 \h </w:instrText>
+          <w:instrText xml:space="preserve"> PAGEREF _Toc239329494 \h </w:instrText>
         </w:r>
         <w:r>
           <w:rPr>
@@ -1064,7 +1064,7 @@
           <w14:ligatures w14:val="standardContextual"/>
         </w:rPr>
       </w:pPr>
-      <w:hyperlink w:anchor="_Toc239321551" w:history="1">
+      <w:hyperlink w:anchor="_Toc239329495" w:history="1">
         <w:r>
           <w:rPr>
             <w:rStyle w:val="Hyperlink"/>
@@ -1091,7 +1091,7 @@
             <w:noProof/>
             <w:webHidden/>
           </w:rPr>
-          <w:instrText xml:space="preserve"> PAGEREF _Toc239321551 \h </w:instrText>
+          <w:instrText xml:space="preserve"> PAGEREF _Toc239329495 \h </w:instrText>
         </w:r>
         <w:r>
           <w:rPr>
@@ -1135,7 +1135,7 @@
           <w14:ligatures w14:val="standardContextual"/>
         </w:rPr>
       </w:pPr>
-      <w:hyperlink w:anchor="_Toc239321552" w:history="1">
+      <w:hyperlink w:anchor="_Toc239329496" w:history="1">
         <w:r>
           <w:rPr>
             <w:rStyle w:val="Hyperlink"/>
@@ -1162,7 +1162,7 @@
             <w:noProof/>
             <w:webHidden/>
           </w:rPr>
-          <w:instrText xml:space="preserve"> PAGEREF _Toc239321552 \h </w:instrText>
+          <w:instrText xml:space="preserve"> PAGEREF _Toc239329496 \h </w:instrText>
         </w:r>
         <w:r>
           <w:rPr>
@@ -1206,7 +1206,7 @@
           <w14:ligatures w14:val="standardContextual"/>
         </w:rPr>
       </w:pPr>
-      <w:hyperlink w:anchor="_Toc239321553" w:history="1">
+      <w:hyperlink w:anchor="_Toc239329497" w:history="1">
         <w:r>
           <w:rPr>
             <w:rStyle w:val="Hyperlink"/>
@@ -1233,7 +1233,7 @@
             <w:noProof/>
             <w:webHidden/>
           </w:rPr>
-          <w:instrText xml:space="preserve"> PAGEREF _Toc239321553 \h </w:instrText>
+          <w:instrText xml:space="preserve"> PAGEREF _Toc239329497 \h </w:instrText>
         </w:r>
         <w:r>
           <w:rPr>
@@ -1277,7 +1277,7 @@
           <w14:ligatures w14:val="standardContextual"/>
         </w:rPr>
       </w:pPr>
-      <w:hyperlink w:anchor="_Toc239321554" w:history="1">
+      <w:hyperlink w:anchor="_Toc239329498" w:history="1">
         <w:r>
           <w:rPr>
             <w:rStyle w:val="Hyperlink"/>
@@ -1304,7 +1304,7 @@
             <w:noProof/>
             <w:webHidden/>
           </w:rPr>
-          <w:instrText xml:space="preserve"> PAGEREF _Toc239321554 \h </w:instrText>
+          <w:instrText xml:space="preserve"> PAGEREF _Toc239329498 \h </w:instrText>
         </w:r>
         <w:r>
           <w:rPr>
@@ -1348,7 +1348,7 @@
           <w14:ligatures w14:val="standardContextual"/>
         </w:rPr>
       </w:pPr>
-      <w:hyperlink w:anchor="_Toc239321555" w:history="1">
+      <w:hyperlink w:anchor="_Toc239329499" w:history="1">
         <w:r>
           <w:rPr>
             <w:rStyle w:val="Hyperlink"/>
@@ -1375,7 +1375,7 @@
             <w:noProof/>
             <w:webHidden/>
           </w:rPr>
-          <w:instrText xml:space="preserve"> PAGEREF _Toc239321555 \h </w:instrText>
+          <w:instrText xml:space="preserve"> PAGEREF _Toc239329499 \h </w:instrText>
         </w:r>
         <w:r>
           <w:rPr>
@@ -1419,7 +1419,7 @@
           <w14:ligatures w14:val="standardContextual"/>
         </w:rPr>
       </w:pPr>
-      <w:hyperlink w:anchor="_Toc239321556" w:history="1">
+      <w:hyperlink w:anchor="_Toc239329500" w:history="1">
         <w:r>
           <w:rPr>
             <w:rStyle w:val="Hyperlink"/>
@@ -1446,7 +1446,7 @@
             <w:noProof/>
             <w:webHidden/>
           </w:rPr>
-          <w:instrText xml:space="preserve"> PAGEREF _Toc239321556 \h </w:instrText>
+          <w:instrText xml:space="preserve"> PAGEREF _Toc239329500 \h </w:instrText>
         </w:r>
         <w:r>
           <w:rPr>
@@ -1490,7 +1490,7 @@
           <w14:ligatures w14:val="standardContextual"/>
         </w:rPr>
       </w:pPr>
-      <w:hyperlink w:anchor="_Toc239321557" w:history="1">
+      <w:hyperlink w:anchor="_Toc239329501" w:history="1">
         <w:r>
           <w:rPr>
             <w:rStyle w:val="Hyperlink"/>
@@ -1517,7 +1517,7 @@
             <w:noProof/>
             <w:webHidden/>
           </w:rPr>
-          <w:instrText xml:space="preserve"> PAGEREF _Toc239321557 \h </w:instrText>
+          <w:instrText xml:space="preserve"> PAGEREF _Toc239329501 \h </w:instrText>
         </w:r>
         <w:r>
           <w:rPr>
@@ -1561,7 +1561,7 @@
           <w14:ligatures w14:val="standardContextual"/>
         </w:rPr>
       </w:pPr>
-      <w:hyperlink w:anchor="_Toc239321558" w:history="1">
+      <w:hyperlink w:anchor="_Toc239329502" w:history="1">
         <w:r>
           <w:rPr>
             <w:rStyle w:val="Hyperlink"/>
@@ -1588,7 +1588,7 @@
             <w:noProof/>
             <w:webHidden/>
           </w:rPr>
-          <w:instrText xml:space="preserve"> PAGEREF _Toc239321558 \h </w:instrText>
+          <w:instrText xml:space="preserve"> PAGEREF _Toc239329502 \h </w:instrText>
         </w:r>
         <w:r>
           <w:rPr>
@@ -1632,7 +1632,7 @@
           <w14:ligatures w14:val="standardContextual"/>
         </w:rPr>
       </w:pPr>
-      <w:hyperlink w:anchor="_Toc239321559" w:history="1">
+      <w:hyperlink w:anchor="_Toc239329503" w:history="1">
         <w:r>
           <w:rPr>
             <w:rStyle w:val="Hyperlink"/>
@@ -1659,7 +1659,7 @@
             <w:noProof/>
             <w:webHidden/>
           </w:rPr>
-          <w:instrText xml:space="preserve"> PAGEREF _Toc239321559 \h </w:instrText>
+          <w:instrText xml:space="preserve"> PAGEREF _Toc239329503 \h </w:instrText>
         </w:r>
         <w:r>
           <w:rPr>
@@ -1703,7 +1703,7 @@
           <w14:ligatures w14:val="standardContextual"/>
         </w:rPr>
       </w:pPr>
-      <w:hyperlink w:anchor="_Toc239321560" w:history="1">
+      <w:hyperlink w:anchor="_Toc239329504" w:history="1">
         <w:r>
           <w:rPr>
             <w:rStyle w:val="Hyperlink"/>
@@ -1730,7 +1730,7 @@
             <w:noProof/>
             <w:webHidden/>
           </w:rPr>
-          <w:instrText xml:space="preserve"> PAGEREF _Toc239321560 \h </w:instrText>
+          <w:instrText xml:space="preserve"> PAGEREF _Toc239329504 \h </w:instrText>
         </w:r>
         <w:r>
           <w:rPr>
@@ -1774,7 +1774,7 @@
           <w14:ligatures w14:val="standardContextual"/>
         </w:rPr>
       </w:pPr>
-      <w:hyperlink w:anchor="_Toc239321561" w:history="1">
+      <w:hyperlink w:anchor="_Toc239329505" w:history="1">
         <w:r>
           <w:rPr>
             <w:rStyle w:val="Hyperlink"/>
@@ -1801,7 +1801,7 @@
             <w:noProof/>
             <w:webHidden/>
           </w:rPr>
-          <w:instrText xml:space="preserve"> PAGEREF _Toc239321561 \h </w:instrText>
+          <w:instrText xml:space="preserve"> PAGEREF _Toc239329505 \h </w:instrText>
         </w:r>
         <w:r>
           <w:rPr>
@@ -1845,7 +1845,7 @@
           <w14:ligatures w14:val="standardContextual"/>
         </w:rPr>
       </w:pPr>
-      <w:hyperlink w:anchor="_Toc239321562" w:history="1">
+      <w:hyperlink w:anchor="_Toc239329506" w:history="1">
         <w:r>
           <w:rPr>
             <w:rStyle w:val="Hyperlink"/>
@@ -1872,7 +1872,7 @@
             <w:noProof/>
             <w:webHidden/>
           </w:rPr>
-          <w:instrText xml:space="preserve"> PAGEREF _Toc239321562 \h </w:instrText>
+          <w:instrText xml:space="preserve"> PAGEREF _Toc239329506 \h </w:instrText>
         </w:r>
         <w:r>
           <w:rPr>
@@ -1916,7 +1916,7 @@
           <w14:ligatures w14:val="standardContextual"/>
         </w:rPr>
       </w:pPr>
-      <w:hyperlink w:anchor="_Toc239321563" w:history="1">
+      <w:hyperlink w:anchor="_Toc239329507" w:history="1">
         <w:r>
           <w:rPr>
             <w:rStyle w:val="Hyperlink"/>
@@ -1943,7 +1943,7 @@
             <w:noProof/>
             <w:webHidden/>
           </w:rPr>
-          <w:instrText xml:space="preserve"> PAGEREF _Toc239321563 \h </w:instrText>
+          <w:instrText xml:space="preserve"> PAGEREF _Toc239329507 \h </w:instrText>
         </w:r>
         <w:r>
           <w:rPr>
@@ -1987,7 +1987,7 @@
           <w14:ligatures w14:val="standardContextual"/>
         </w:rPr>
       </w:pPr>
-      <w:hyperlink w:anchor="_Toc239321564" w:history="1">
+      <w:hyperlink w:anchor="_Toc239329508" w:history="1">
         <w:r>
           <w:rPr>
             <w:rStyle w:val="Hyperlink"/>
@@ -2014,7 +2014,7 @@
             <w:noProof/>
             <w:webHidden/>
           </w:rPr>
-          <w:instrText xml:space="preserve"> PAGEREF _Toc239321564 \h </w:instrText>
+          <w:instrText xml:space="preserve"> PAGEREF _Toc239329508 \h </w:instrText>
         </w:r>
         <w:r>
           <w:rPr>
@@ -2058,7 +2058,7 @@
           <w14:ligatures w14:val="standardContextual"/>
         </w:rPr>
       </w:pPr>
-      <w:hyperlink w:anchor="_Toc239321565" w:history="1">
+      <w:hyperlink w:anchor="_Toc239329509" w:history="1">
         <w:r>
           <w:rPr>
             <w:rStyle w:val="Hyperlink"/>
@@ -2085,7 +2085,7 @@
             <w:noProof/>
             <w:webHidden/>
           </w:rPr>
-          <w:instrText xml:space="preserve"> PAGEREF _Toc239321565 \h </w:instrText>
+          <w:instrText xml:space="preserve"> PAGEREF _Toc239329509 \h </w:instrText>
         </w:r>
         <w:r>
           <w:rPr>
@@ -2129,7 +2129,7 @@
           <w14:ligatures w14:val="standardContextual"/>
         </w:rPr>
       </w:pPr>
-      <w:hyperlink w:anchor="_Toc239321566" w:history="1">
+      <w:hyperlink w:anchor="_Toc239329510" w:history="1">
         <w:r>
           <w:rPr>
             <w:rStyle w:val="Hyperlink"/>
@@ -2156,7 +2156,7 @@
             <w:noProof/>
             <w:webHidden/>
           </w:rPr>
-          <w:instrText xml:space="preserve"> PAGEREF _Toc239321566 \h </w:instrText>
+          <w:instrText xml:space="preserve"> PAGEREF _Toc239329510 \h </w:instrText>
         </w:r>
         <w:r>
           <w:rPr>
@@ -2200,7 +2200,7 @@
           <w14:ligatures w14:val="standardContextual"/>
         </w:rPr>
       </w:pPr>
-      <w:hyperlink w:anchor="_Toc239321567" w:history="1">
+      <w:hyperlink w:anchor="_Toc239329511" w:history="1">
         <w:r>
           <w:rPr>
             <w:rStyle w:val="Hyperlink"/>
@@ -2227,7 +2227,7 @@
             <w:noProof/>
             <w:webHidden/>
           </w:rPr>
-          <w:instrText xml:space="preserve"> PAGEREF _Toc239321567 \h </w:instrText>
+          <w:instrText xml:space="preserve"> PAGEREF _Toc239329511 \h </w:instrText>
         </w:r>
         <w:r>
           <w:rPr>
@@ -2271,7 +2271,7 @@
           <w14:ligatures w14:val="standardContextual"/>
         </w:rPr>
       </w:pPr>
-      <w:hyperlink w:anchor="_Toc239321568" w:history="1">
+      <w:hyperlink w:anchor="_Toc239329512" w:history="1">
         <w:r>
           <w:rPr>
             <w:rStyle w:val="Hyperlink"/>
@@ -2298,7 +2298,7 @@
             <w:noProof/>
             <w:webHidden/>
           </w:rPr>
-          <w:instrText xml:space="preserve"> PAGEREF _Toc239321568 \h </w:instrText>
+          <w:instrText xml:space="preserve"> PAGEREF _Toc239329512 \h </w:instrText>
         </w:r>
         <w:r>
           <w:rPr>
@@ -2342,7 +2342,7 @@
           <w14:ligatures w14:val="standardContextual"/>
         </w:rPr>
       </w:pPr>
-      <w:hyperlink w:anchor="_Toc239321569" w:history="1">
+      <w:hyperlink w:anchor="_Toc239329513" w:history="1">
         <w:r>
           <w:rPr>
             <w:rStyle w:val="Hyperlink"/>
@@ -2369,7 +2369,7 @@
             <w:noProof/>
             <w:webHidden/>
           </w:rPr>
-          <w:instrText xml:space="preserve"> PAGEREF _Toc239321569 \h </w:instrText>
+          <w:instrText xml:space="preserve"> PAGEREF _Toc239329513 \h </w:instrText>
         </w:r>
         <w:r>
           <w:rPr>
@@ -2413,7 +2413,7 @@
           <w14:ligatures w14:val="standardContextual"/>
         </w:rPr>
       </w:pPr>
-      <w:hyperlink w:anchor="_Toc239321570" w:history="1">
+      <w:hyperlink w:anchor="_Toc239329514" w:history="1">
         <w:r>
           <w:rPr>
             <w:rStyle w:val="Hyperlink"/>
@@ -2440,7 +2440,7 @@
             <w:noProof/>
             <w:webHidden/>
           </w:rPr>
-          <w:instrText xml:space="preserve"> PAGEREF _Toc239321570 \h </w:instrText>
+          <w:instrText xml:space="preserve"> PAGEREF _Toc239329514 \h </w:instrText>
         </w:r>
         <w:r>
           <w:rPr>
@@ -2484,7 +2484,7 @@
           <w14:ligatures w14:val="standardContextual"/>
         </w:rPr>
       </w:pPr>
-      <w:hyperlink w:anchor="_Toc239321571" w:history="1">
+      <w:hyperlink w:anchor="_Toc239329515" w:history="1">
         <w:r>
           <w:rPr>
             <w:rStyle w:val="Hyperlink"/>
@@ -2511,7 +2511,7 @@
             <w:noProof/>
             <w:webHidden/>
           </w:rPr>
-          <w:instrText xml:space="preserve"> PAGEREF _Toc239321571 \h </w:instrText>
+          <w:instrText xml:space="preserve"> PAGEREF _Toc239329515 \h </w:instrText>
         </w:r>
         <w:r>
           <w:rPr>
@@ -2555,7 +2555,7 @@
           <w14:ligatures w14:val="standardContextual"/>
         </w:rPr>
       </w:pPr>
-      <w:hyperlink w:anchor="_Toc239321572" w:history="1">
+      <w:hyperlink w:anchor="_Toc239329516" w:history="1">
         <w:r>
           <w:rPr>
             <w:rStyle w:val="Hyperlink"/>
@@ -2582,7 +2582,7 @@
             <w:noProof/>
             <w:webHidden/>
           </w:rPr>
-          <w:instrText xml:space="preserve"> PAGEREF _Toc239321572 \h </w:instrText>
+          <w:instrText xml:space="preserve"> PAGEREF _Toc239329516 \h </w:instrText>
         </w:r>
         <w:r>
           <w:rPr>
@@ -2626,7 +2626,7 @@
           <w14:ligatures w14:val="standardContextual"/>
         </w:rPr>
       </w:pPr>
-      <w:hyperlink w:anchor="_Toc239321573" w:history="1">
+      <w:hyperlink w:anchor="_Toc239329517" w:history="1">
         <w:r>
           <w:rPr>
             <w:rStyle w:val="Hyperlink"/>
@@ -2653,7 +2653,7 @@
             <w:noProof/>
             <w:webHidden/>
           </w:rPr>
-          <w:instrText xml:space="preserve"> PAGEREF _Toc239321573 \h </w:instrText>
+          <w:instrText xml:space="preserve"> PAGEREF _Toc239329517 \h </w:instrText>
         </w:r>
         <w:r>
           <w:rPr>
@@ -2697,7 +2697,7 @@
           <w14:ligatures w14:val="standardContextual"/>
         </w:rPr>
       </w:pPr>
-      <w:hyperlink w:anchor="_Toc239321574" w:history="1">
+      <w:hyperlink w:anchor="_Toc239329518" w:history="1">
         <w:r>
           <w:rPr>
             <w:rStyle w:val="Hyperlink"/>
@@ -2724,7 +2724,7 @@
             <w:noProof/>
             <w:webHidden/>
           </w:rPr>
-          <w:instrText xml:space="preserve"> PAGEREF _Toc239321574 \h </w:instrText>
+          <w:instrText xml:space="preserve"> PAGEREF _Toc239329518 \h </w:instrText>
         </w:r>
         <w:r>
           <w:rPr>
@@ -2768,7 +2768,7 @@
           <w14:ligatures w14:val="standardContextual"/>
         </w:rPr>
       </w:pPr>
-      <w:hyperlink w:anchor="_Toc239321575" w:history="1">
+      <w:hyperlink w:anchor="_Toc239329519" w:history="1">
         <w:r>
           <w:rPr>
             <w:rStyle w:val="Hyperlink"/>
@@ -2795,7 +2795,7 @@
             <w:noProof/>
             <w:webHidden/>
           </w:rPr>
-          <w:instrText xml:space="preserve"> PAGEREF _Toc239321575 \h </w:instrText>
+          <w:instrText xml:space="preserve"> PAGEREF _Toc239329519 \h </w:instrText>
         </w:r>
         <w:r>
           <w:rPr>
@@ -2839,7 +2839,7 @@
           <w14:ligatures w14:val="standardContextual"/>
         </w:rPr>
       </w:pPr>
-      <w:hyperlink w:anchor="_Toc239321576" w:history="1">
+      <w:hyperlink w:anchor="_Toc239329520" w:history="1">
         <w:r>
           <w:rPr>
             <w:rStyle w:val="Hyperlink"/>
@@ -2866,7 +2866,7 @@
             <w:noProof/>
             <w:webHidden/>
           </w:rPr>
-          <w:instrText xml:space="preserve"> PAGEREF _Toc239321576 \h </w:instrText>
+          <w:instrText xml:space="preserve"> PAGEREF _Toc239329520 \h </w:instrText>
         </w:r>
         <w:r>
           <w:rPr>
@@ -2910,7 +2910,7 @@
           <w14:ligatures w14:val="standardContextual"/>
         </w:rPr>
       </w:pPr>
-      <w:hyperlink w:anchor="_Toc239321577" w:history="1">
+      <w:hyperlink w:anchor="_Toc239329521" w:history="1">
         <w:r>
           <w:rPr>
             <w:rStyle w:val="Hyperlink"/>
@@ -2937,7 +2937,7 @@
             <w:noProof/>
             <w:webHidden/>
           </w:rPr>
-          <w:instrText xml:space="preserve"> PAGEREF _Toc239321577 \h </w:instrText>
+          <w:instrText xml:space="preserve"> PAGEREF _Toc239329521 \h </w:instrText>
         </w:r>
         <w:r>
           <w:rPr>
@@ -2981,7 +2981,7 @@
           <w14:ligatures w14:val="standardContextual"/>
         </w:rPr>
       </w:pPr>
-      <w:hyperlink w:anchor="_Toc239321578" w:history="1">
+      <w:hyperlink w:anchor="_Toc239329522" w:history="1">
         <w:r>
           <w:rPr>
             <w:rStyle w:val="Hyperlink"/>
@@ -3008,7 +3008,7 @@
             <w:noProof/>
             <w:webHidden/>
           </w:rPr>
-          <w:instrText xml:space="preserve"> PAGEREF _Toc239321578 \h </w:instrText>
+          <w:instrText xml:space="preserve"> PAGEREF _Toc239329522 \h </w:instrText>
         </w:r>
         <w:r>
           <w:rPr>
@@ -3052,7 +3052,7 @@
           <w14:ligatures w14:val="standardContextual"/>
         </w:rPr>
       </w:pPr>
-      <w:hyperlink w:anchor="_Toc239321579" w:history="1">
+      <w:hyperlink w:anchor="_Toc239329523" w:history="1">
         <w:r>
           <w:rPr>
             <w:rStyle w:val="Hyperlink"/>
@@ -3079,7 +3079,7 @@
             <w:noProof/>
             <w:webHidden/>
           </w:rPr>
-          <w:instrText xml:space="preserve"> PAGEREF _Toc239321579 \h </w:instrText>
+          <w:instrText xml:space="preserve"> PAGEREF _Toc239329523 \h </w:instrText>
         </w:r>
         <w:r>
           <w:rPr>
@@ -3123,7 +3123,7 @@
           <w14:ligatures w14:val="standardContextual"/>
         </w:rPr>
       </w:pPr>
-      <w:hyperlink w:anchor="_Toc239321580" w:history="1">
+      <w:hyperlink w:anchor="_Toc239329524" w:history="1">
         <w:r>
           <w:rPr>
             <w:rStyle w:val="Hyperlink"/>
@@ -3150,7 +3150,7 @@
             <w:noProof/>
             <w:webHidden/>
           </w:rPr>
-          <w:instrText xml:space="preserve"> PAGEREF _Toc239321580 \h </w:instrText>
+          <w:instrText xml:space="preserve"> PAGEREF _Toc239329524 \h </w:instrText>
         </w:r>
         <w:r>
           <w:rPr>
@@ -3194,7 +3194,7 @@
           <w14:ligatures w14:val="standardContextual"/>
         </w:rPr>
       </w:pPr>
-      <w:hyperlink w:anchor="_Toc239321581" w:history="1">
+      <w:hyperlink w:anchor="_Toc239329525" w:history="1">
         <w:r>
           <w:rPr>
             <w:rStyle w:val="Hyperlink"/>
@@ -3221,7 +3221,7 @@
             <w:noProof/>
             <w:webHidden/>
           </w:rPr>
-          <w:instrText xml:space="preserve"> PAGEREF _Toc239321581 \h </w:instrText>
+          <w:instrText xml:space="preserve"> PAGEREF _Toc239329525 \h </w:instrText>
         </w:r>
         <w:r>
           <w:rPr>
@@ -3265,7 +3265,7 @@
           <w14:ligatures w14:val="standardContextual"/>
         </w:rPr>
       </w:pPr>
-      <w:hyperlink w:anchor="_Toc239321582" w:history="1">
+      <w:hyperlink w:anchor="_Toc239329526" w:history="1">
         <w:r>
           <w:rPr>
             <w:rStyle w:val="Hyperlink"/>
@@ -3292,7 +3292,7 @@
             <w:noProof/>
             <w:webHidden/>
           </w:rPr>
-          <w:instrText xml:space="preserve"> PAGEREF _Toc239321582 \h </w:instrText>
+          <w:instrText xml:space="preserve"> PAGEREF _Toc239329526 \h </w:instrText>
         </w:r>
         <w:r>
           <w:rPr>
@@ -3338,7 +3338,7 @@
         <w:pStyle w:val="Heading1"/>
       </w:pPr>
       <w:bookmarkStart w:id="8" w:name="chương-1-giới-thiệu"/>
-      <w:bookmarkStart w:id="9" w:name="_Toc239321549"/>
+      <w:bookmarkStart w:id="9" w:name="_Toc239329493"/>
       <w:bookmarkEnd w:id="4"/>
       <w:bookmarkEnd w:id="6"/>
       <w:r>
@@ -3363,7 +3363,7 @@
         <w:pStyle w:val="Heading2"/>
       </w:pPr>
       <w:bookmarkStart w:id="10" w:name="X7d99df2d9d0c5141050eb9941026463f4c8ea2b"/>
-      <w:bookmarkStart w:id="11" w:name="_Toc239321550"/>
+      <w:bookmarkStart w:id="11" w:name="_Toc239329494"/>
       <w:r>
         <w:t>1.1. Đ</w:t>
       </w:r>
@@ -5213,7 +5213,7 @@
         <w:pStyle w:val="Heading2"/>
       </w:pPr>
       <w:bookmarkStart w:id="12" w:name="X60021b7b958505251ec70bd32e2bac9f8a0361c"/>
-      <w:bookmarkStart w:id="13" w:name="_Toc239321551"/>
+      <w:bookmarkStart w:id="13" w:name="_Toc239329495"/>
       <w:bookmarkEnd w:id="10"/>
       <w:r>
         <w:t>1.2. M</w:t>
@@ -7159,7 +7159,7 @@
         <w:pStyle w:val="Heading2"/>
       </w:pPr>
       <w:bookmarkStart w:id="17" w:name="X03724c88a1b7da9b434cf0a8db5356690a4bb71"/>
-      <w:bookmarkStart w:id="18" w:name="_Toc239321552"/>
+      <w:bookmarkStart w:id="18" w:name="_Toc239329496"/>
       <w:bookmarkEnd w:id="12"/>
       <w:bookmarkEnd w:id="16"/>
       <w:r>
@@ -8964,7 +8964,7 @@
         <w:pStyle w:val="Heading1"/>
       </w:pPr>
       <w:bookmarkStart w:id="20" w:name="chương-2-cơ-sở-lý-thuyết"/>
-      <w:bookmarkStart w:id="21" w:name="_Toc239321553"/>
+      <w:bookmarkStart w:id="21" w:name="_Toc239329497"/>
       <w:bookmarkEnd w:id="8"/>
       <w:bookmarkEnd w:id="17"/>
       <w:r>
@@ -9261,7 +9261,7 @@
         <w:pStyle w:val="Heading2"/>
       </w:pPr>
       <w:bookmarkStart w:id="22" w:name="X2256001523e16d112c59df938522f140b8b988e"/>
-      <w:bookmarkStart w:id="23" w:name="_Toc239321554"/>
+      <w:bookmarkStart w:id="23" w:name="_Toc239329498"/>
       <w:r>
         <w:t>2.1. Quy chu</w:t>
       </w:r>
@@ -13940,7 +13940,7 @@
         <w:pStyle w:val="Heading2"/>
       </w:pPr>
       <w:bookmarkStart w:id="30" w:name="Xb21b4f0690a73e92e2a35192cb39315a0956521"/>
-      <w:bookmarkStart w:id="31" w:name="_Toc239321555"/>
+      <w:bookmarkStart w:id="31" w:name="_Toc239329499"/>
       <w:bookmarkEnd w:id="22"/>
       <w:bookmarkEnd w:id="28"/>
       <w:r>
@@ -19180,7 +19180,7 @@
         <w:pStyle w:val="Heading2"/>
       </w:pPr>
       <w:bookmarkStart w:id="38" w:name="X8ff52f1334e3f0e382caf7ffa1b7096a981291c"/>
-      <w:bookmarkStart w:id="39" w:name="_Toc239321556"/>
+      <w:bookmarkStart w:id="39" w:name="_Toc239329500"/>
       <w:bookmarkEnd w:id="30"/>
       <w:bookmarkEnd w:id="37"/>
       <w:r>
@@ -19459,7 +19459,7 @@
           <w:noProof/>
         </w:rPr>
         <w:drawing>
-          <wp:inline distT="0" distB="0" distL="0" distR="0" wp14:anchorId="3E7868D1" wp14:editId="2C59F005">
+          <wp:inline distT="0" distB="0" distL="0" distR="0" wp14:anchorId="127ECB1B" wp14:editId="25429896">
             <wp:extent cx="5334000" cy="1435553"/>
             <wp:effectExtent l="0" t="0" r="0" b="0"/>
             <wp:docPr id="37" name="Picture"/>
@@ -20921,7 +20921,7 @@
         <w:pStyle w:val="Heading2"/>
       </w:pPr>
       <w:bookmarkStart w:id="43" w:name="X1a77f36e16d4ad267b00eabe7cf793e1dbe08e9"/>
-      <w:bookmarkStart w:id="44" w:name="_Toc239321557"/>
+      <w:bookmarkStart w:id="44" w:name="_Toc239329501"/>
       <w:bookmarkEnd w:id="38"/>
       <w:bookmarkEnd w:id="42"/>
       <w:r>
@@ -22091,7 +22091,7 @@
           <w:noProof/>
         </w:rPr>
         <w:drawing>
-          <wp:inline distT="0" distB="0" distL="0" distR="0" wp14:anchorId="1159BE58" wp14:editId="3AE7F73B">
+          <wp:inline distT="0" distB="0" distL="0" distR="0" wp14:anchorId="06E47ACD" wp14:editId="0647C8D1">
             <wp:extent cx="5334000" cy="2884362"/>
             <wp:effectExtent l="0" t="0" r="0" b="0"/>
             <wp:docPr id="44" name="Picture"/>
@@ -22357,7 +22357,7 @@
           <w:noProof/>
         </w:rPr>
         <w:drawing>
-          <wp:inline distT="0" distB="0" distL="0" distR="0" wp14:anchorId="7004744A" wp14:editId="75EE1D43">
+          <wp:inline distT="0" distB="0" distL="0" distR="0" wp14:anchorId="0AEFB233" wp14:editId="289411D1">
             <wp:extent cx="5334000" cy="632732"/>
             <wp:effectExtent l="0" t="0" r="0" b="0"/>
             <wp:docPr id="49" name="Picture"/>
@@ -24260,7 +24260,7 @@
         <w:pStyle w:val="Heading1"/>
       </w:pPr>
       <w:bookmarkStart w:id="50" w:name="chương-3-thiết-kế-và-cài-đặt"/>
-      <w:bookmarkStart w:id="51" w:name="_Toc239321558"/>
+      <w:bookmarkStart w:id="51" w:name="_Toc239329502"/>
       <w:bookmarkEnd w:id="20"/>
       <w:bookmarkEnd w:id="43"/>
       <w:bookmarkEnd w:id="49"/>
@@ -24292,7 +24292,7 @@
         <w:pStyle w:val="Heading2"/>
       </w:pPr>
       <w:bookmarkStart w:id="52" w:name="X21a22cc9b66dca004f2960f37df13c53a04e97b"/>
-      <w:bookmarkStart w:id="53" w:name="_Toc239321559"/>
+      <w:bookmarkStart w:id="53" w:name="_Toc239329503"/>
       <w:r>
         <w:t>3.1. Ki</w:t>
       </w:r>
@@ -24384,7 +24384,7 @@
           <w:noProof/>
         </w:rPr>
         <w:drawing>
-          <wp:inline distT="0" distB="0" distL="0" distR="0" wp14:anchorId="4AE58036" wp14:editId="61746E9B">
+          <wp:inline distT="0" distB="0" distL="0" distR="0" wp14:anchorId="537C36BF" wp14:editId="5F4D2396">
             <wp:extent cx="5334000" cy="401410"/>
             <wp:effectExtent l="0" t="0" r="0" b="0"/>
             <wp:docPr id="57" name="Picture"/>
@@ -26053,7 +26053,7 @@
         <w:pStyle w:val="Heading2"/>
       </w:pPr>
       <w:bookmarkStart w:id="55" w:name="X1f307d8f8c73bce8db8683c986faea6c8ea66a3"/>
-      <w:bookmarkStart w:id="56" w:name="_Toc239321560"/>
+      <w:bookmarkStart w:id="56" w:name="_Toc239329504"/>
       <w:bookmarkEnd w:id="52"/>
       <w:r>
         <w:t>3.2. Xây d</w:t>
@@ -26120,7 +26120,7 @@
           <w:noProof/>
         </w:rPr>
         <w:drawing>
-          <wp:inline distT="0" distB="0" distL="0" distR="0" wp14:anchorId="4AC42C17" wp14:editId="62DC4AE4">
+          <wp:inline distT="0" distB="0" distL="0" distR="0" wp14:anchorId="2D5B2868" wp14:editId="1D29DB60">
             <wp:extent cx="5334000" cy="802821"/>
             <wp:effectExtent l="0" t="0" r="0" b="0"/>
             <wp:docPr id="62" name="Picture"/>
@@ -30232,7 +30232,7 @@
         <w:pStyle w:val="Heading2"/>
       </w:pPr>
       <w:bookmarkStart w:id="62" w:name="X6a397cb1739f1ec0a8c9714808f79a5ce1fbf6f"/>
-      <w:bookmarkStart w:id="63" w:name="_Toc239321561"/>
+      <w:bookmarkStart w:id="63" w:name="_Toc239329505"/>
       <w:bookmarkEnd w:id="55"/>
       <w:bookmarkEnd w:id="61"/>
       <w:r>
@@ -31798,7 +31798,7 @@
         <w:pStyle w:val="Heading2"/>
       </w:pPr>
       <w:bookmarkStart w:id="65" w:name="X9c2c9b365086d10c999a46e4942f14d73b6baa5"/>
-      <w:bookmarkStart w:id="66" w:name="_Toc239321562"/>
+      <w:bookmarkStart w:id="66" w:name="_Toc239329506"/>
       <w:bookmarkEnd w:id="62"/>
       <w:r>
         <w:t>3.4. Kh</w:t>
@@ -33369,7 +33369,7 @@
           <w:noProof/>
         </w:rPr>
         <w:drawing>
-          <wp:inline distT="0" distB="0" distL="0" distR="0" wp14:anchorId="3831F32E" wp14:editId="6F4B0A31">
+          <wp:inline distT="0" distB="0" distL="0" distR="0" wp14:anchorId="69D1B130" wp14:editId="2C876AEF">
             <wp:extent cx="5334000" cy="8969712"/>
             <wp:effectExtent l="0" t="0" r="0" b="0"/>
             <wp:docPr id="73" name="Picture"/>
@@ -40743,7 +40743,7 @@
         <w:pStyle w:val="Heading2"/>
       </w:pPr>
       <w:bookmarkStart w:id="75" w:name="Xb17945b5d9374e5087c2c96ace1685ff00e2e22"/>
-      <w:bookmarkStart w:id="76" w:name="_Toc239321563"/>
+      <w:bookmarkStart w:id="76" w:name="_Toc239329507"/>
       <w:bookmarkEnd w:id="65"/>
       <w:bookmarkEnd w:id="74"/>
       <w:r>
@@ -42116,7 +42116,7 @@
         <w:pStyle w:val="Heading2"/>
       </w:pPr>
       <w:bookmarkStart w:id="77" w:name="Xfad7df3f963ac0b8ebfe8cf87d7c64fa075f760"/>
-      <w:bookmarkStart w:id="78" w:name="_Toc239321564"/>
+      <w:bookmarkStart w:id="78" w:name="_Toc239329508"/>
       <w:bookmarkEnd w:id="75"/>
       <w:r>
         <w:t>3.6. B</w:t>
@@ -42162,7 +42162,7 @@
           <w:noProof/>
         </w:rPr>
         <w:drawing>
-          <wp:inline distT="0" distB="0" distL="0" distR="0" wp14:anchorId="2CD2FBE1" wp14:editId="3515A6CE">
+          <wp:inline distT="0" distB="0" distL="0" distR="0" wp14:anchorId="621E2D43" wp14:editId="3ABB4665">
             <wp:extent cx="5334000" cy="1217839"/>
             <wp:effectExtent l="0" t="0" r="0" b="0"/>
             <wp:docPr id="86" name="Picture"/>
@@ -44940,7 +44940,7 @@
         <w:pStyle w:val="Heading2"/>
       </w:pPr>
       <w:bookmarkStart w:id="80" w:name="X9b5467225f237e4ee44d60f7d236cbdfdaa1e07"/>
-      <w:bookmarkStart w:id="81" w:name="_Toc239321565"/>
+      <w:bookmarkStart w:id="81" w:name="_Toc239329509"/>
       <w:bookmarkEnd w:id="77"/>
       <w:r>
         <w:t xml:space="preserve">3.7. </w:t>
@@ -45060,7 +45060,7 @@
           <w:noProof/>
         </w:rPr>
         <w:drawing>
-          <wp:inline distT="0" distB="0" distL="0" distR="0" wp14:anchorId="1AACEBEE" wp14:editId="76E3BAB0">
+          <wp:inline distT="0" distB="0" distL="0" distR="0" wp14:anchorId="3D886F7A" wp14:editId="36296C8B">
             <wp:extent cx="5334000" cy="5953125"/>
             <wp:effectExtent l="0" t="0" r="0" b="0"/>
             <wp:docPr id="91" name="Picture"/>
@@ -46167,7 +46167,7 @@
         <w:pStyle w:val="Heading1"/>
       </w:pPr>
       <w:bookmarkStart w:id="83" w:name="chương-4-thực-nghiệm-và-đánh-giá"/>
-      <w:bookmarkStart w:id="84" w:name="_Toc239321566"/>
+      <w:bookmarkStart w:id="84" w:name="_Toc239329510"/>
       <w:bookmarkEnd w:id="50"/>
       <w:bookmarkEnd w:id="80"/>
       <w:r>
@@ -46192,7 +46192,7 @@
         <w:pStyle w:val="Heading2"/>
       </w:pPr>
       <w:bookmarkStart w:id="85" w:name="X43cb4672f728ce1df4f211c1d18360135f0c40b"/>
-      <w:bookmarkStart w:id="86" w:name="_Toc239321567"/>
+      <w:bookmarkStart w:id="86" w:name="_Toc239329511"/>
       <w:r>
         <w:t>4.1. Môi trư</w:t>
       </w:r>
@@ -47814,7 +47814,7 @@
         <w:pStyle w:val="Heading2"/>
       </w:pPr>
       <w:bookmarkStart w:id="87" w:name="Xe48430b60e6d2b1022368eb4316c1fe9f53411f"/>
-      <w:bookmarkStart w:id="88" w:name="_Toc239321568"/>
+      <w:bookmarkStart w:id="88" w:name="_Toc239329512"/>
       <w:bookmarkEnd w:id="85"/>
       <w:r>
         <w:t>4.2. K</w:t>
@@ -51352,7 +51352,7 @@
         <w:pStyle w:val="Heading2"/>
       </w:pPr>
       <w:bookmarkStart w:id="95" w:name="X09b724f0b907c7f652c2569c27ef1d5728c277c"/>
-      <w:bookmarkStart w:id="96" w:name="_Toc239321569"/>
+      <w:bookmarkStart w:id="96" w:name="_Toc239329513"/>
       <w:bookmarkEnd w:id="87"/>
       <w:bookmarkEnd w:id="93"/>
       <w:r>
@@ -53624,7 +53624,7 @@
           <w:noProof/>
         </w:rPr>
         <w:drawing>
-          <wp:inline distT="0" distB="0" distL="0" distR="0" wp14:anchorId="197DD8BE" wp14:editId="0BF0AC98">
+          <wp:inline distT="0" distB="0" distL="0" distR="0" wp14:anchorId="6E35E670" wp14:editId="24D63DA4">
             <wp:extent cx="5334000" cy="2883855"/>
             <wp:effectExtent l="0" t="0" r="0" b="0"/>
             <wp:docPr id="108" name="Picture"/>
@@ -59730,7 +59730,7 @@
         <w:pStyle w:val="Heading2"/>
       </w:pPr>
       <w:bookmarkStart w:id="106" w:name="X0c205a3fd5474e5e1d380a3735df7543f97f059"/>
-      <w:bookmarkStart w:id="107" w:name="_Toc239321570"/>
+      <w:bookmarkStart w:id="107" w:name="_Toc239329514"/>
       <w:bookmarkEnd w:id="95"/>
       <w:bookmarkEnd w:id="104"/>
       <w:r>
@@ -63122,7 +63122,7 @@
         <w:pStyle w:val="Heading2"/>
       </w:pPr>
       <w:bookmarkStart w:id="113" w:name="X8f4b2c0e55e8764a0677cdfa39e96dbe6822859"/>
-      <w:bookmarkStart w:id="114" w:name="_Toc239321571"/>
+      <w:bookmarkStart w:id="114" w:name="_Toc239329515"/>
       <w:bookmarkEnd w:id="106"/>
       <w:bookmarkEnd w:id="112"/>
       <w:r>
@@ -66268,7 +66268,7 @@
         <w:pStyle w:val="Heading2"/>
       </w:pPr>
       <w:bookmarkStart w:id="120" w:name="X7468ed9f095dd0192ebc5de940dc44b5cd3e099"/>
-      <w:bookmarkStart w:id="121" w:name="_Toc239321572"/>
+      <w:bookmarkStart w:id="121" w:name="_Toc239329516"/>
       <w:bookmarkEnd w:id="113"/>
       <w:bookmarkEnd w:id="118"/>
       <w:r>
@@ -68129,7 +68129,7 @@
           <w:noProof/>
         </w:rPr>
         <w:drawing>
-          <wp:inline distT="0" distB="0" distL="0" distR="0" wp14:anchorId="2B1A0635" wp14:editId="206CE191">
+          <wp:inline distT="0" distB="0" distL="0" distR="0" wp14:anchorId="4A07863B" wp14:editId="1DB5747B">
             <wp:extent cx="5334000" cy="3317670"/>
             <wp:effectExtent l="0" t="0" r="0" b="0"/>
             <wp:docPr id="131" name="Picture"/>
@@ -69142,7 +69142,7 @@
         <w:pStyle w:val="Heading2"/>
       </w:pPr>
       <w:bookmarkStart w:id="124" w:name="X88e1c26a6581f7bd1dbdb2c85ae6116c5ba8393"/>
-      <w:bookmarkStart w:id="125" w:name="_Toc239321573"/>
+      <w:bookmarkStart w:id="125" w:name="_Toc239329517"/>
       <w:bookmarkEnd w:id="120"/>
       <w:r>
         <w:t>4.7. Các y</w:t>
@@ -70994,7 +70994,7 @@
         <w:pStyle w:val="Heading1"/>
       </w:pPr>
       <w:bookmarkStart w:id="127" w:name="chương-5-kết-luận-và-hướng-phát-triển"/>
-      <w:bookmarkStart w:id="128" w:name="_Toc239321574"/>
+      <w:bookmarkStart w:id="128" w:name="_Toc239329518"/>
       <w:bookmarkEnd w:id="83"/>
       <w:bookmarkEnd w:id="124"/>
       <w:r>
@@ -71031,7 +71031,7 @@
         <w:pStyle w:val="Heading2"/>
       </w:pPr>
       <w:bookmarkStart w:id="129" w:name="Xcefa088882d41b38c21b7b5b44c738cb5564fbb"/>
-      <w:bookmarkStart w:id="130" w:name="_Toc239321575"/>
+      <w:bookmarkStart w:id="130" w:name="_Toc239329519"/>
       <w:r>
         <w:t>5.1. K</w:t>
       </w:r>
@@ -73761,7 +73761,7 @@
         <w:pStyle w:val="Heading2"/>
       </w:pPr>
       <w:bookmarkStart w:id="132" w:name="Xe79f58ab8ce7b6f148c68a374118dd9eaec1a1c"/>
-      <w:bookmarkStart w:id="133" w:name="_Toc239321576"/>
+      <w:bookmarkStart w:id="133" w:name="_Toc239329520"/>
       <w:bookmarkEnd w:id="129"/>
       <w:r>
         <w:t>5.2. H</w:t>
@@ -75201,7 +75201,7 @@
         <w:pStyle w:val="Heading2"/>
       </w:pPr>
       <w:bookmarkStart w:id="135" w:name="X66db71c9020c40cf46e490c5c37ad244e2b7594"/>
-      <w:bookmarkStart w:id="136" w:name="_Toc239321577"/>
+      <w:bookmarkStart w:id="136" w:name="_Toc239329521"/>
       <w:bookmarkEnd w:id="132"/>
       <w:r>
         <w:t>5.3. Hư</w:t>
@@ -76792,7 +76792,7 @@
         <w:pStyle w:val="Heading2"/>
       </w:pPr>
       <w:bookmarkStart w:id="138" w:name="Xe5a2fe3dfcd4681648271b7ddc344b106e48b3b"/>
-      <w:bookmarkStart w:id="139" w:name="_Toc239321578"/>
+      <w:bookmarkStart w:id="139" w:name="_Toc239329522"/>
       <w:bookmarkEnd w:id="135"/>
       <w:r>
         <w:t>5.4. K</w:t>
@@ -77715,7 +77715,7 @@
         <w:pStyle w:val="Heading1"/>
       </w:pPr>
       <w:bookmarkStart w:id="140" w:name="tài-liệu-tham-khảo"/>
-      <w:bookmarkStart w:id="141" w:name="_Toc239321579"/>
+      <w:bookmarkStart w:id="141" w:name="_Toc239329523"/>
       <w:bookmarkEnd w:id="127"/>
       <w:bookmarkEnd w:id="138"/>
       <w:r>
@@ -78741,7 +78741,7 @@
         <w:pStyle w:val="Heading1"/>
       </w:pPr>
       <w:bookmarkStart w:id="142" w:name="phụ-lục"/>
-      <w:bookmarkStart w:id="143" w:name="_Toc239321580"/>
+      <w:bookmarkStart w:id="143" w:name="_Toc239329524"/>
       <w:bookmarkEnd w:id="140"/>
       <w:r>
         <w:t>PH</w:t>
@@ -78765,7 +78765,7 @@
         <w:pStyle w:val="Heading2"/>
       </w:pPr>
       <w:bookmarkStart w:id="144" w:name="phụ-lục-a-cấu-hình-và-siêu-tham-số"/>
-      <w:bookmarkStart w:id="145" w:name="_Toc239321581"/>
+      <w:bookmarkStart w:id="145" w:name="_Toc239329525"/>
       <w:r>
         <w:t>Ph</w:t>
       </w:r>
@@ -80985,7 +80985,7 @@
         <w:pStyle w:val="Heading2"/>
       </w:pPr>
       <w:bookmarkStart w:id="149" w:name="phụ-lục-b-hướng-dẫn-cài-đặt-và-chạy"/>
-      <w:bookmarkStart w:id="150" w:name="_Toc239321582"/>
+      <w:bookmarkStart w:id="150" w:name="_Toc239329526"/>
       <w:bookmarkEnd w:id="144"/>
       <w:bookmarkEnd w:id="148"/>
       <w:r>
@@ -82554,7 +82554,7 @@
   <w:abstractNum w:abstractNumId="0" w15:restartNumberingAfterBreak="0">
     <w:nsid w:val="0000A990"/>
     <w:multiLevelType w:val="multilevel"/>
-    <w:tmpl w:val="1A2681D0"/>
+    <w:tmpl w:val="B906B85A"/>
     <w:lvl w:ilvl="0">
       <w:numFmt w:val="bullet"/>
       <w:lvlText w:val=" "/>
@@ -82631,7 +82631,7 @@
   <w:abstractNum w:abstractNumId="1" w15:restartNumberingAfterBreak="0">
     <w:nsid w:val="0000A991"/>
     <w:multiLevelType w:val="multilevel"/>
-    <w:tmpl w:val="22987B86"/>
+    <w:tmpl w:val="5C48A28E"/>
     <w:lvl w:ilvl="0">
       <w:numFmt w:val="bullet"/>
       <w:lvlText w:val=""/>
@@ -82735,7 +82735,7 @@
   <w:abstractNum w:abstractNumId="2" w15:restartNumberingAfterBreak="0">
     <w:nsid w:val="00A99411"/>
     <w:multiLevelType w:val="multilevel"/>
-    <w:tmpl w:val="58260D92"/>
+    <w:tmpl w:val="2C76F968"/>
     <w:lvl w:ilvl="0">
       <w:start w:val="1"/>
       <w:numFmt w:val="decimal"/>
@@ -82818,10 +82818,10 @@
       </w:pPr>
     </w:lvl>
   </w:abstractNum>
-  <w:num w:numId="1" w16cid:durableId="175004881">
+  <w:num w:numId="1" w16cid:durableId="545873449">
     <w:abstractNumId w:val="0"/>
   </w:num>
-  <w:num w:numId="2" w16cid:durableId="1471170006">
+  <w:num w:numId="2" w16cid:durableId="1196238245">
     <w:abstractNumId w:val="2"/>
     <w:lvlOverride w:ilvl="0">
       <w:startOverride w:val="1"/>
@@ -82851,22 +82851,22 @@
       <w:startOverride w:val="1"/>
     </w:lvlOverride>
   </w:num>
-  <w:num w:numId="3" w16cid:durableId="20210991">
+  <w:num w:numId="3" w16cid:durableId="2065521712">
     <w:abstractNumId w:val="1"/>
   </w:num>
-  <w:num w:numId="4" w16cid:durableId="1050691987">
+  <w:num w:numId="4" w16cid:durableId="214854166">
     <w:abstractNumId w:val="1"/>
   </w:num>
-  <w:num w:numId="5" w16cid:durableId="1737703971">
+  <w:num w:numId="5" w16cid:durableId="923295905">
     <w:abstractNumId w:val="1"/>
   </w:num>
-  <w:num w:numId="6" w16cid:durableId="1597202216">
+  <w:num w:numId="6" w16cid:durableId="1083572254">
     <w:abstractNumId w:val="1"/>
   </w:num>
-  <w:num w:numId="7" w16cid:durableId="35007844">
+  <w:num w:numId="7" w16cid:durableId="107819743">
     <w:abstractNumId w:val="1"/>
   </w:num>
-  <w:num w:numId="8" w16cid:durableId="1861116492">
+  <w:num w:numId="8" w16cid:durableId="1799105604">
     <w:abstractNumId w:val="1"/>
   </w:num>
 </w:numbering>
@@ -84103,7 +84103,7 @@
     <w:next w:val="Normal"/>
     <w:autoRedefine/>
     <w:uiPriority w:val="39"/>
-    <w:rsid w:val="005D60A6"/>
+    <w:rsid w:val="00422F38"/>
     <w:pPr>
       <w:spacing w:after="100"/>
     </w:pPr>
@@ -84114,7 +84114,7 @@
     <w:next w:val="Normal"/>
     <w:autoRedefine/>
     <w:uiPriority w:val="39"/>
-    <w:rsid w:val="005D60A6"/>
+    <w:rsid w:val="00422F38"/>
     <w:pPr>
       <w:spacing w:after="100"/>
       <w:ind w:left="240"/>

--- a/nop/01-do-an-mon-hoc.docx
+++ b/nop/01-do-an-mon-hoc.docx
@@ -148,7 +148,7 @@
         <w:pStyle w:val="Heading1"/>
       </w:pPr>
       <w:bookmarkStart w:id="0" w:name="đồ-án-môn-học"/>
-      <w:bookmarkStart w:id="1" w:name="_Toc239335492"/>
+      <w:bookmarkStart w:id="1" w:name="_Toc239335761"/>
       <w:r>
         <w:t>Đ</w:t>
       </w:r>
@@ -220,7 +220,7 @@
         <w:pStyle w:val="Heading1"/>
       </w:pPr>
       <w:bookmarkStart w:id="4" w:name="Xbe958ce37c6a089ac9bdc99dada4ec5e2c0f7da"/>
-      <w:bookmarkStart w:id="5" w:name="_Toc239335493"/>
+      <w:bookmarkStart w:id="5" w:name="_Toc239335762"/>
       <w:bookmarkEnd w:id="0"/>
       <w:bookmarkEnd w:id="3"/>
       <w:r>
@@ -301,7 +301,7 @@
       </w:tblPr>
       <w:tblGrid>
         <w:gridCol w:w="2233"/>
-        <w:gridCol w:w="3525"/>
+        <w:gridCol w:w="4026"/>
       </w:tblGrid>
       <w:tr>
         <w:trPr>
@@ -403,17 +403,45 @@
                 <w:b/>
                 <w:bCs/>
               </w:rPr>
-              <w:t>m Công Thành</w:t>
-            </w:r>
-            <w:r>
-              <w:t xml:space="preserve"> — MSSV </w:t>
+              <w:t>m Nguy</w:t>
             </w:r>
             <w:r>
               <w:rPr>
                 <w:b/>
                 <w:bCs/>
               </w:rPr>
-              <w:t>25410013</w:t>
+              <w:t>ễ</w:t>
+            </w:r>
+            <w:r>
+              <w:rPr>
+                <w:b/>
+                <w:bCs/>
+              </w:rPr>
+              <w:t>n Th</w:t>
+            </w:r>
+            <w:r>
+              <w:rPr>
+                <w:b/>
+                <w:bCs/>
+              </w:rPr>
+              <w:t>ế</w:t>
+            </w:r>
+            <w:r>
+              <w:rPr>
+                <w:b/>
+                <w:bCs/>
+              </w:rPr>
+              <w:t xml:space="preserve"> Châu</w:t>
+            </w:r>
+            <w:r>
+              <w:t xml:space="preserve"> — MSSV </w:t>
+            </w:r>
+            <w:r>
+              <w:rPr>
+                <w:b/>
+                <w:bCs/>
+              </w:rPr>
+              <w:t>25410004</w:t>
             </w:r>
           </w:p>
         </w:tc>
@@ -456,6 +484,73 @@
                 <w:b/>
                 <w:bCs/>
               </w:rPr>
+              <w:t>n Công H</w:t>
+            </w:r>
+            <w:r>
+              <w:rPr>
+                <w:b/>
+                <w:bCs/>
+              </w:rPr>
+              <w:t>ậ</w:t>
+            </w:r>
+            <w:r>
+              <w:rPr>
+                <w:b/>
+                <w:bCs/>
+              </w:rPr>
+              <w:t>u</w:t>
+            </w:r>
+            <w:r>
+              <w:t xml:space="preserve"> — MSSV </w:t>
+            </w:r>
+            <w:r>
+              <w:rPr>
+                <w:b/>
+                <w:bCs/>
+              </w:rPr>
+              <w:t>25410006</w:t>
+            </w:r>
+          </w:p>
+        </w:tc>
+      </w:tr>
+      <w:tr>
+        <w:tc>
+          <w:tcPr>
+            <w:tcW w:w="0" w:type="auto"/>
+          </w:tcPr>
+          <w:p>
+            <w:pPr>
+              <w:pStyle w:val="Compact"/>
+            </w:pPr>
+          </w:p>
+        </w:tc>
+        <w:tc>
+          <w:tcPr>
+            <w:tcW w:w="0" w:type="auto"/>
+          </w:tcPr>
+          <w:p>
+            <w:pPr>
+              <w:pStyle w:val="Compact"/>
+            </w:pPr>
+            <w:r>
+              <w:rPr>
+                <w:b/>
+                <w:bCs/>
+              </w:rPr>
+              <w:t>Nguy</w:t>
+            </w:r>
+            <w:r>
+              <w:rPr>
+                <w:b/>
+                <w:bCs/>
+              </w:rPr>
+              <w:t>ễ</w:t>
+            </w:r>
+            <w:r>
+              <w:rPr>
+                <w:b/>
+                <w:bCs/>
+              </w:rPr>
               <w:t>n Minh Hi</w:t>
             </w:r>
             <w:r>
@@ -481,6 +576,59 @@
                 <w:bCs/>
               </w:rPr>
               <w:t>25410007</w:t>
+            </w:r>
+          </w:p>
+        </w:tc>
+      </w:tr>
+      <w:tr>
+        <w:tc>
+          <w:tcPr>
+            <w:tcW w:w="0" w:type="auto"/>
+          </w:tcPr>
+          <w:p>
+            <w:pPr>
+              <w:pStyle w:val="Compact"/>
+            </w:pPr>
+          </w:p>
+        </w:tc>
+        <w:tc>
+          <w:tcPr>
+            <w:tcW w:w="0" w:type="auto"/>
+          </w:tcPr>
+          <w:p>
+            <w:pPr>
+              <w:pStyle w:val="Compact"/>
+            </w:pPr>
+            <w:r>
+              <w:rPr>
+                <w:b/>
+                <w:bCs/>
+              </w:rPr>
+              <w:t>Ph</w:t>
+            </w:r>
+            <w:r>
+              <w:rPr>
+                <w:b/>
+                <w:bCs/>
+              </w:rPr>
+              <w:t>ạ</w:t>
+            </w:r>
+            <w:r>
+              <w:rPr>
+                <w:b/>
+                <w:bCs/>
+              </w:rPr>
+              <w:t>m Công Thành</w:t>
+            </w:r>
+            <w:r>
+              <w:t xml:space="preserve"> — MSSV </w:t>
+            </w:r>
+            <w:r>
+              <w:rPr>
+                <w:b/>
+                <w:bCs/>
+              </w:rPr>
+              <w:t>25410013</w:t>
             </w:r>
           </w:p>
         </w:tc>
@@ -602,25 +750,13 @@
               <w:pStyle w:val="Compact"/>
             </w:pPr>
             <w:r>
-              <w:t>«đi</w:t>
-            </w:r>
-            <w:r>
-              <w:t>ề</w:t>
-            </w:r>
-            <w:r>
-              <w:t>n tên gi</w:t>
-            </w:r>
-            <w:r>
-              <w:t>ả</w:t>
-            </w:r>
-            <w:r>
-              <w:t>ng viên ph</w:t>
-            </w:r>
-            <w:r>
-              <w:t>ụ</w:t>
-            </w:r>
-            <w:r>
-              <w:t xml:space="preserve"> trách môn»</w:t>
+              <w:t>ThS. Cáp Ph</w:t>
+            </w:r>
+            <w:r>
+              <w:t>ạ</w:t>
+            </w:r>
+            <w:r>
+              <w:t>m Đình Thăng</w:t>
             </w:r>
           </w:p>
         </w:tc>
@@ -659,7 +795,7 @@
     </w:p>
     <w:p>
       <w:r>
-        <w:pict w14:anchorId="11B4FC1D">
+        <w:pict w14:anchorId="67610572">
           <v:rect id="_x0000_i1025" style="width:0;height:1.5pt" o:hralign="center" o:hrstd="t" o:hr="t"/>
         </w:pict>
       </w:r>
@@ -669,7 +805,7 @@
         <w:pStyle w:val="Heading2"/>
       </w:pPr>
       <w:bookmarkStart w:id="6" w:name="mục-lục"/>
-      <w:bookmarkStart w:id="7" w:name="_Toc239335494"/>
+      <w:bookmarkStart w:id="7" w:name="_Toc239335763"/>
       <w:r>
         <w:t>M</w:t>
       </w:r>
@@ -709,7 +845,7 @@
       <w:r>
         <w:fldChar w:fldCharType="separate"/>
       </w:r>
-      <w:hyperlink w:anchor="_Toc239335492" w:history="1">
+      <w:hyperlink w:anchor="_Toc239335761" w:history="1">
         <w:r>
           <w:rPr>
             <w:rStyle w:val="Hyperlink"/>
@@ -736,7 +872,7 @@
             <w:noProof/>
             <w:webHidden/>
           </w:rPr>
-          <w:instrText xml:space="preserve"> PAGEREF _Toc239335492 \h </w:instrText>
+          <w:instrText xml:space="preserve"> PAGEREF _Toc239335761 \h </w:instrText>
         </w:r>
         <w:r>
           <w:rPr>
@@ -780,7 +916,7 @@
           <w14:ligatures w14:val="standardContextual"/>
         </w:rPr>
       </w:pPr>
-      <w:hyperlink w:anchor="_Toc239335493" w:history="1">
+      <w:hyperlink w:anchor="_Toc239335762" w:history="1">
         <w:r>
           <w:rPr>
             <w:rStyle w:val="Hyperlink"/>
@@ -807,7 +943,7 @@
             <w:noProof/>
             <w:webHidden/>
           </w:rPr>
-          <w:instrText xml:space="preserve"> PAGEREF _Toc239335493 \h </w:instrText>
+          <w:instrText xml:space="preserve"> PAGEREF _Toc239335762 \h </w:instrText>
         </w:r>
         <w:r>
           <w:rPr>
@@ -851,7 +987,7 @@
           <w14:ligatures w14:val="standardContextual"/>
         </w:rPr>
       </w:pPr>
-      <w:hyperlink w:anchor="_Toc239335494" w:history="1">
+      <w:hyperlink w:anchor="_Toc239335763" w:history="1">
         <w:r>
           <w:rPr>
             <w:rStyle w:val="Hyperlink"/>
@@ -878,7 +1014,7 @@
             <w:noProof/>
             <w:webHidden/>
           </w:rPr>
-          <w:instrText xml:space="preserve"> PAGEREF _Toc239335494 \h </w:instrText>
+          <w:instrText xml:space="preserve"> PAGEREF _Toc239335763 \h </w:instrText>
         </w:r>
         <w:r>
           <w:rPr>
@@ -922,7 +1058,7 @@
           <w14:ligatures w14:val="standardContextual"/>
         </w:rPr>
       </w:pPr>
-      <w:hyperlink w:anchor="_Toc239335495" w:history="1">
+      <w:hyperlink w:anchor="_Toc239335764" w:history="1">
         <w:r>
           <w:rPr>
             <w:rStyle w:val="Hyperlink"/>
@@ -949,7 +1085,7 @@
             <w:noProof/>
             <w:webHidden/>
           </w:rPr>
-          <w:instrText xml:space="preserve"> PAGEREF _Toc239335495 \h </w:instrText>
+          <w:instrText xml:space="preserve"> PAGEREF _Toc239335764 \h </w:instrText>
         </w:r>
         <w:r>
           <w:rPr>
@@ -993,7 +1129,7 @@
           <w14:ligatures w14:val="standardContextual"/>
         </w:rPr>
       </w:pPr>
-      <w:hyperlink w:anchor="_Toc239335496" w:history="1">
+      <w:hyperlink w:anchor="_Toc239335765" w:history="1">
         <w:r>
           <w:rPr>
             <w:rStyle w:val="Hyperlink"/>
@@ -1020,7 +1156,7 @@
             <w:noProof/>
             <w:webHidden/>
           </w:rPr>
-          <w:instrText xml:space="preserve"> PAGEREF _Toc239335496 \h </w:instrText>
+          <w:instrText xml:space="preserve"> PAGEREF _Toc239335765 \h </w:instrText>
         </w:r>
         <w:r>
           <w:rPr>
@@ -1064,7 +1200,7 @@
           <w14:ligatures w14:val="standardContextual"/>
         </w:rPr>
       </w:pPr>
-      <w:hyperlink w:anchor="_Toc239335497" w:history="1">
+      <w:hyperlink w:anchor="_Toc239335766" w:history="1">
         <w:r>
           <w:rPr>
             <w:rStyle w:val="Hyperlink"/>
@@ -1091,7 +1227,7 @@
             <w:noProof/>
             <w:webHidden/>
           </w:rPr>
-          <w:instrText xml:space="preserve"> PAGEREF _Toc239335497 \h </w:instrText>
+          <w:instrText xml:space="preserve"> PAGEREF _Toc239335766 \h </w:instrText>
         </w:r>
         <w:r>
           <w:rPr>
@@ -1135,7 +1271,7 @@
           <w14:ligatures w14:val="standardContextual"/>
         </w:rPr>
       </w:pPr>
-      <w:hyperlink w:anchor="_Toc239335498" w:history="1">
+      <w:hyperlink w:anchor="_Toc239335767" w:history="1">
         <w:r>
           <w:rPr>
             <w:rStyle w:val="Hyperlink"/>
@@ -1162,7 +1298,7 @@
             <w:noProof/>
             <w:webHidden/>
           </w:rPr>
-          <w:instrText xml:space="preserve"> PAGEREF _Toc239335498 \h </w:instrText>
+          <w:instrText xml:space="preserve"> PAGEREF _Toc239335767 \h </w:instrText>
         </w:r>
         <w:r>
           <w:rPr>
@@ -1206,7 +1342,7 @@
           <w14:ligatures w14:val="standardContextual"/>
         </w:rPr>
       </w:pPr>
-      <w:hyperlink w:anchor="_Toc239335499" w:history="1">
+      <w:hyperlink w:anchor="_Toc239335768" w:history="1">
         <w:r>
           <w:rPr>
             <w:rStyle w:val="Hyperlink"/>
@@ -1233,7 +1369,7 @@
             <w:noProof/>
             <w:webHidden/>
           </w:rPr>
-          <w:instrText xml:space="preserve"> PAGEREF _Toc239335499 \h </w:instrText>
+          <w:instrText xml:space="preserve"> PAGEREF _Toc239335768 \h </w:instrText>
         </w:r>
         <w:r>
           <w:rPr>
@@ -1277,7 +1413,7 @@
           <w14:ligatures w14:val="standardContextual"/>
         </w:rPr>
       </w:pPr>
-      <w:hyperlink w:anchor="_Toc239335500" w:history="1">
+      <w:hyperlink w:anchor="_Toc239335769" w:history="1">
         <w:r>
           <w:rPr>
             <w:rStyle w:val="Hyperlink"/>
@@ -1304,7 +1440,7 @@
             <w:noProof/>
             <w:webHidden/>
           </w:rPr>
-          <w:instrText xml:space="preserve"> PAGEREF _Toc239335500 \h </w:instrText>
+          <w:instrText xml:space="preserve"> PAGEREF _Toc239335769 \h </w:instrText>
         </w:r>
         <w:r>
           <w:rPr>
@@ -1348,7 +1484,7 @@
           <w14:ligatures w14:val="standardContextual"/>
         </w:rPr>
       </w:pPr>
-      <w:hyperlink w:anchor="_Toc239335501" w:history="1">
+      <w:hyperlink w:anchor="_Toc239335770" w:history="1">
         <w:r>
           <w:rPr>
             <w:rStyle w:val="Hyperlink"/>
@@ -1375,7 +1511,7 @@
             <w:noProof/>
             <w:webHidden/>
           </w:rPr>
-          <w:instrText xml:space="preserve"> PAGEREF _Toc239335501 \h </w:instrText>
+          <w:instrText xml:space="preserve"> PAGEREF _Toc239335770 \h </w:instrText>
         </w:r>
         <w:r>
           <w:rPr>
@@ -1419,7 +1555,7 @@
           <w14:ligatures w14:val="standardContextual"/>
         </w:rPr>
       </w:pPr>
-      <w:hyperlink w:anchor="_Toc239335502" w:history="1">
+      <w:hyperlink w:anchor="_Toc239335771" w:history="1">
         <w:r>
           <w:rPr>
             <w:rStyle w:val="Hyperlink"/>
@@ -1446,7 +1582,7 @@
             <w:noProof/>
             <w:webHidden/>
           </w:rPr>
-          <w:instrText xml:space="preserve"> PAGEREF _Toc239335502 \h </w:instrText>
+          <w:instrText xml:space="preserve"> PAGEREF _Toc239335771 \h </w:instrText>
         </w:r>
         <w:r>
           <w:rPr>
@@ -1490,7 +1626,7 @@
           <w14:ligatures w14:val="standardContextual"/>
         </w:rPr>
       </w:pPr>
-      <w:hyperlink w:anchor="_Toc239335503" w:history="1">
+      <w:hyperlink w:anchor="_Toc239335772" w:history="1">
         <w:r>
           <w:rPr>
             <w:rStyle w:val="Hyperlink"/>
@@ -1517,7 +1653,7 @@
             <w:noProof/>
             <w:webHidden/>
           </w:rPr>
-          <w:instrText xml:space="preserve"> PAGEREF _Toc239335503 \h </w:instrText>
+          <w:instrText xml:space="preserve"> PAGEREF _Toc239335772 \h </w:instrText>
         </w:r>
         <w:r>
           <w:rPr>
@@ -1561,7 +1697,7 @@
           <w14:ligatures w14:val="standardContextual"/>
         </w:rPr>
       </w:pPr>
-      <w:hyperlink w:anchor="_Toc239335504" w:history="1">
+      <w:hyperlink w:anchor="_Toc239335773" w:history="1">
         <w:r>
           <w:rPr>
             <w:rStyle w:val="Hyperlink"/>
@@ -1588,7 +1724,7 @@
             <w:noProof/>
             <w:webHidden/>
           </w:rPr>
-          <w:instrText xml:space="preserve"> PAGEREF _Toc239335504 \h </w:instrText>
+          <w:instrText xml:space="preserve"> PAGEREF _Toc239335773 \h </w:instrText>
         </w:r>
         <w:r>
           <w:rPr>
@@ -1632,7 +1768,7 @@
           <w14:ligatures w14:val="standardContextual"/>
         </w:rPr>
       </w:pPr>
-      <w:hyperlink w:anchor="_Toc239335505" w:history="1">
+      <w:hyperlink w:anchor="_Toc239335774" w:history="1">
         <w:r>
           <w:rPr>
             <w:rStyle w:val="Hyperlink"/>
@@ -1659,7 +1795,7 @@
             <w:noProof/>
             <w:webHidden/>
           </w:rPr>
-          <w:instrText xml:space="preserve"> PAGEREF _Toc239335505 \h </w:instrText>
+          <w:instrText xml:space="preserve"> PAGEREF _Toc239335774 \h </w:instrText>
         </w:r>
         <w:r>
           <w:rPr>
@@ -1703,7 +1839,7 @@
           <w14:ligatures w14:val="standardContextual"/>
         </w:rPr>
       </w:pPr>
-      <w:hyperlink w:anchor="_Toc239335506" w:history="1">
+      <w:hyperlink w:anchor="_Toc239335775" w:history="1">
         <w:r>
           <w:rPr>
             <w:rStyle w:val="Hyperlink"/>
@@ -1730,7 +1866,7 @@
             <w:noProof/>
             <w:webHidden/>
           </w:rPr>
-          <w:instrText xml:space="preserve"> PAGEREF _Toc239335506 \h </w:instrText>
+          <w:instrText xml:space="preserve"> PAGEREF _Toc239335775 \h </w:instrText>
         </w:r>
         <w:r>
           <w:rPr>
@@ -1774,7 +1910,7 @@
           <w14:ligatures w14:val="standardContextual"/>
         </w:rPr>
       </w:pPr>
-      <w:hyperlink w:anchor="_Toc239335507" w:history="1">
+      <w:hyperlink w:anchor="_Toc239335776" w:history="1">
         <w:r>
           <w:rPr>
             <w:rStyle w:val="Hyperlink"/>
@@ -1801,7 +1937,7 @@
             <w:noProof/>
             <w:webHidden/>
           </w:rPr>
-          <w:instrText xml:space="preserve"> PAGEREF _Toc239335507 \h </w:instrText>
+          <w:instrText xml:space="preserve"> PAGEREF _Toc239335776 \h </w:instrText>
         </w:r>
         <w:r>
           <w:rPr>
@@ -1845,7 +1981,7 @@
           <w14:ligatures w14:val="standardContextual"/>
         </w:rPr>
       </w:pPr>
-      <w:hyperlink w:anchor="_Toc239335508" w:history="1">
+      <w:hyperlink w:anchor="_Toc239335777" w:history="1">
         <w:r>
           <w:rPr>
             <w:rStyle w:val="Hyperlink"/>
@@ -1872,7 +2008,7 @@
             <w:noProof/>
             <w:webHidden/>
           </w:rPr>
-          <w:instrText xml:space="preserve"> PAGEREF _Toc239335508 \h </w:instrText>
+          <w:instrText xml:space="preserve"> PAGEREF _Toc239335777 \h </w:instrText>
         </w:r>
         <w:r>
           <w:rPr>
@@ -1916,7 +2052,7 @@
           <w14:ligatures w14:val="standardContextual"/>
         </w:rPr>
       </w:pPr>
-      <w:hyperlink w:anchor="_Toc239335509" w:history="1">
+      <w:hyperlink w:anchor="_Toc239335778" w:history="1">
         <w:r>
           <w:rPr>
             <w:rStyle w:val="Hyperlink"/>
@@ -1943,7 +2079,7 @@
             <w:noProof/>
             <w:webHidden/>
           </w:rPr>
-          <w:instrText xml:space="preserve"> PAGEREF _Toc239335509 \h </w:instrText>
+          <w:instrText xml:space="preserve"> PAGEREF _Toc239335778 \h </w:instrText>
         </w:r>
         <w:r>
           <w:rPr>
@@ -1987,7 +2123,7 @@
           <w14:ligatures w14:val="standardContextual"/>
         </w:rPr>
       </w:pPr>
-      <w:hyperlink w:anchor="_Toc239335510" w:history="1">
+      <w:hyperlink w:anchor="_Toc239335779" w:history="1">
         <w:r>
           <w:rPr>
             <w:rStyle w:val="Hyperlink"/>
@@ -2014,7 +2150,7 @@
             <w:noProof/>
             <w:webHidden/>
           </w:rPr>
-          <w:instrText xml:space="preserve"> PAGEREF _Toc239335510 \h </w:instrText>
+          <w:instrText xml:space="preserve"> PAGEREF _Toc239335779 \h </w:instrText>
         </w:r>
         <w:r>
           <w:rPr>
@@ -2058,7 +2194,7 @@
           <w14:ligatures w14:val="standardContextual"/>
         </w:rPr>
       </w:pPr>
-      <w:hyperlink w:anchor="_Toc239335511" w:history="1">
+      <w:hyperlink w:anchor="_Toc239335780" w:history="1">
         <w:r>
           <w:rPr>
             <w:rStyle w:val="Hyperlink"/>
@@ -2085,7 +2221,7 @@
             <w:noProof/>
             <w:webHidden/>
           </w:rPr>
-          <w:instrText xml:space="preserve"> PAGEREF _Toc239335511 \h </w:instrText>
+          <w:instrText xml:space="preserve"> PAGEREF _Toc239335780 \h </w:instrText>
         </w:r>
         <w:r>
           <w:rPr>
@@ -2129,7 +2265,7 @@
           <w14:ligatures w14:val="standardContextual"/>
         </w:rPr>
       </w:pPr>
-      <w:hyperlink w:anchor="_Toc239335512" w:history="1">
+      <w:hyperlink w:anchor="_Toc239335781" w:history="1">
         <w:r>
           <w:rPr>
             <w:rStyle w:val="Hyperlink"/>
@@ -2156,7 +2292,7 @@
             <w:noProof/>
             <w:webHidden/>
           </w:rPr>
-          <w:instrText xml:space="preserve"> PAGEREF _Toc239335512 \h </w:instrText>
+          <w:instrText xml:space="preserve"> PAGEREF _Toc239335781 \h </w:instrText>
         </w:r>
         <w:r>
           <w:rPr>
@@ -2200,7 +2336,7 @@
           <w14:ligatures w14:val="standardContextual"/>
         </w:rPr>
       </w:pPr>
-      <w:hyperlink w:anchor="_Toc239335513" w:history="1">
+      <w:hyperlink w:anchor="_Toc239335782" w:history="1">
         <w:r>
           <w:rPr>
             <w:rStyle w:val="Hyperlink"/>
@@ -2227,7 +2363,7 @@
             <w:noProof/>
             <w:webHidden/>
           </w:rPr>
-          <w:instrText xml:space="preserve"> PAGEREF _Toc239335513 \h </w:instrText>
+          <w:instrText xml:space="preserve"> PAGEREF _Toc239335782 \h </w:instrText>
         </w:r>
         <w:r>
           <w:rPr>
@@ -2271,7 +2407,7 @@
           <w14:ligatures w14:val="standardContextual"/>
         </w:rPr>
       </w:pPr>
-      <w:hyperlink w:anchor="_Toc239335514" w:history="1">
+      <w:hyperlink w:anchor="_Toc239335783" w:history="1">
         <w:r>
           <w:rPr>
             <w:rStyle w:val="Hyperlink"/>
@@ -2298,7 +2434,7 @@
             <w:noProof/>
             <w:webHidden/>
           </w:rPr>
-          <w:instrText xml:space="preserve"> PAGEREF _Toc239335514 \h </w:instrText>
+          <w:instrText xml:space="preserve"> PAGEREF _Toc239335783 \h </w:instrText>
         </w:r>
         <w:r>
           <w:rPr>
@@ -2342,7 +2478,7 @@
           <w14:ligatures w14:val="standardContextual"/>
         </w:rPr>
       </w:pPr>
-      <w:hyperlink w:anchor="_Toc239335515" w:history="1">
+      <w:hyperlink w:anchor="_Toc239335784" w:history="1">
         <w:r>
           <w:rPr>
             <w:rStyle w:val="Hyperlink"/>
@@ -2369,7 +2505,7 @@
             <w:noProof/>
             <w:webHidden/>
           </w:rPr>
-          <w:instrText xml:space="preserve"> PAGEREF _Toc239335515 \h </w:instrText>
+          <w:instrText xml:space="preserve"> PAGEREF _Toc239335784 \h </w:instrText>
         </w:r>
         <w:r>
           <w:rPr>
@@ -2413,7 +2549,7 @@
           <w14:ligatures w14:val="standardContextual"/>
         </w:rPr>
       </w:pPr>
-      <w:hyperlink w:anchor="_Toc239335516" w:history="1">
+      <w:hyperlink w:anchor="_Toc239335785" w:history="1">
         <w:r>
           <w:rPr>
             <w:rStyle w:val="Hyperlink"/>
@@ -2440,7 +2576,7 @@
             <w:noProof/>
             <w:webHidden/>
           </w:rPr>
-          <w:instrText xml:space="preserve"> PAGEREF _Toc239335516 \h </w:instrText>
+          <w:instrText xml:space="preserve"> PAGEREF _Toc239335785 \h </w:instrText>
         </w:r>
         <w:r>
           <w:rPr>
@@ -2484,7 +2620,7 @@
           <w14:ligatures w14:val="standardContextual"/>
         </w:rPr>
       </w:pPr>
-      <w:hyperlink w:anchor="_Toc239335517" w:history="1">
+      <w:hyperlink w:anchor="_Toc239335786" w:history="1">
         <w:r>
           <w:rPr>
             <w:rStyle w:val="Hyperlink"/>
@@ -2511,7 +2647,7 @@
             <w:noProof/>
             <w:webHidden/>
           </w:rPr>
-          <w:instrText xml:space="preserve"> PAGEREF _Toc239335517 \h </w:instrText>
+          <w:instrText xml:space="preserve"> PAGEREF _Toc239335786 \h </w:instrText>
         </w:r>
         <w:r>
           <w:rPr>
@@ -2555,7 +2691,7 @@
           <w14:ligatures w14:val="standardContextual"/>
         </w:rPr>
       </w:pPr>
-      <w:hyperlink w:anchor="_Toc239335518" w:history="1">
+      <w:hyperlink w:anchor="_Toc239335787" w:history="1">
         <w:r>
           <w:rPr>
             <w:rStyle w:val="Hyperlink"/>
@@ -2582,7 +2718,7 @@
             <w:noProof/>
             <w:webHidden/>
           </w:rPr>
-          <w:instrText xml:space="preserve"> PAGEREF _Toc239335518 \h </w:instrText>
+          <w:instrText xml:space="preserve"> PAGEREF _Toc239335787 \h </w:instrText>
         </w:r>
         <w:r>
           <w:rPr>
@@ -2626,7 +2762,7 @@
           <w14:ligatures w14:val="standardContextual"/>
         </w:rPr>
       </w:pPr>
-      <w:hyperlink w:anchor="_Toc239335519" w:history="1">
+      <w:hyperlink w:anchor="_Toc239335788" w:history="1">
         <w:r>
           <w:rPr>
             <w:rStyle w:val="Hyperlink"/>
@@ -2653,7 +2789,7 @@
             <w:noProof/>
             <w:webHidden/>
           </w:rPr>
-          <w:instrText xml:space="preserve"> PAGEREF _Toc239335519 \h </w:instrText>
+          <w:instrText xml:space="preserve"> PAGEREF _Toc239335788 \h </w:instrText>
         </w:r>
         <w:r>
           <w:rPr>
@@ -2697,7 +2833,7 @@
           <w14:ligatures w14:val="standardContextual"/>
         </w:rPr>
       </w:pPr>
-      <w:hyperlink w:anchor="_Toc239335520" w:history="1">
+      <w:hyperlink w:anchor="_Toc239335789" w:history="1">
         <w:r>
           <w:rPr>
             <w:rStyle w:val="Hyperlink"/>
@@ -2724,7 +2860,7 @@
             <w:noProof/>
             <w:webHidden/>
           </w:rPr>
-          <w:instrText xml:space="preserve"> PAGEREF _Toc239335520 \h </w:instrText>
+          <w:instrText xml:space="preserve"> PAGEREF _Toc239335789 \h </w:instrText>
         </w:r>
         <w:r>
           <w:rPr>
@@ -2768,7 +2904,7 @@
           <w14:ligatures w14:val="standardContextual"/>
         </w:rPr>
       </w:pPr>
-      <w:hyperlink w:anchor="_Toc239335521" w:history="1">
+      <w:hyperlink w:anchor="_Toc239335790" w:history="1">
         <w:r>
           <w:rPr>
             <w:rStyle w:val="Hyperlink"/>
@@ -2795,7 +2931,7 @@
             <w:noProof/>
             <w:webHidden/>
           </w:rPr>
-          <w:instrText xml:space="preserve"> PAGEREF _Toc239335521 \h </w:instrText>
+          <w:instrText xml:space="preserve"> PAGEREF _Toc239335790 \h </w:instrText>
         </w:r>
         <w:r>
           <w:rPr>
@@ -2839,7 +2975,7 @@
           <w14:ligatures w14:val="standardContextual"/>
         </w:rPr>
       </w:pPr>
-      <w:hyperlink w:anchor="_Toc239335522" w:history="1">
+      <w:hyperlink w:anchor="_Toc239335791" w:history="1">
         <w:r>
           <w:rPr>
             <w:rStyle w:val="Hyperlink"/>
@@ -2866,7 +3002,7 @@
             <w:noProof/>
             <w:webHidden/>
           </w:rPr>
-          <w:instrText xml:space="preserve"> PAGEREF _Toc239335522 \h </w:instrText>
+          <w:instrText xml:space="preserve"> PAGEREF _Toc239335791 \h </w:instrText>
         </w:r>
         <w:r>
           <w:rPr>
@@ -2910,7 +3046,7 @@
           <w14:ligatures w14:val="standardContextual"/>
         </w:rPr>
       </w:pPr>
-      <w:hyperlink w:anchor="_Toc239335523" w:history="1">
+      <w:hyperlink w:anchor="_Toc239335792" w:history="1">
         <w:r>
           <w:rPr>
             <w:rStyle w:val="Hyperlink"/>
@@ -2937,7 +3073,7 @@
             <w:noProof/>
             <w:webHidden/>
           </w:rPr>
-          <w:instrText xml:space="preserve"> PAGEREF _Toc239335523 \h </w:instrText>
+          <w:instrText xml:space="preserve"> PAGEREF _Toc239335792 \h </w:instrText>
         </w:r>
         <w:r>
           <w:rPr>
@@ -2981,7 +3117,7 @@
           <w14:ligatures w14:val="standardContextual"/>
         </w:rPr>
       </w:pPr>
-      <w:hyperlink w:anchor="_Toc239335524" w:history="1">
+      <w:hyperlink w:anchor="_Toc239335793" w:history="1">
         <w:r>
           <w:rPr>
             <w:rStyle w:val="Hyperlink"/>
@@ -3008,7 +3144,7 @@
             <w:noProof/>
             <w:webHidden/>
           </w:rPr>
-          <w:instrText xml:space="preserve"> PAGEREF _Toc239335524 \h </w:instrText>
+          <w:instrText xml:space="preserve"> PAGEREF _Toc239335793 \h </w:instrText>
         </w:r>
         <w:r>
           <w:rPr>
@@ -3052,7 +3188,7 @@
           <w14:ligatures w14:val="standardContextual"/>
         </w:rPr>
       </w:pPr>
-      <w:hyperlink w:anchor="_Toc239335525" w:history="1">
+      <w:hyperlink w:anchor="_Toc239335794" w:history="1">
         <w:r>
           <w:rPr>
             <w:rStyle w:val="Hyperlink"/>
@@ -3079,7 +3215,7 @@
             <w:noProof/>
             <w:webHidden/>
           </w:rPr>
-          <w:instrText xml:space="preserve"> PAGEREF _Toc239335525 \h </w:instrText>
+          <w:instrText xml:space="preserve"> PAGEREF _Toc239335794 \h </w:instrText>
         </w:r>
         <w:r>
           <w:rPr>
@@ -3123,7 +3259,7 @@
           <w14:ligatures w14:val="standardContextual"/>
         </w:rPr>
       </w:pPr>
-      <w:hyperlink w:anchor="_Toc239335526" w:history="1">
+      <w:hyperlink w:anchor="_Toc239335795" w:history="1">
         <w:r>
           <w:rPr>
             <w:rStyle w:val="Hyperlink"/>
@@ -3150,7 +3286,7 @@
             <w:noProof/>
             <w:webHidden/>
           </w:rPr>
-          <w:instrText xml:space="preserve"> PAGEREF _Toc239335526 \h </w:instrText>
+          <w:instrText xml:space="preserve"> PAGEREF _Toc239335795 \h </w:instrText>
         </w:r>
         <w:r>
           <w:rPr>
@@ -3194,7 +3330,7 @@
           <w14:ligatures w14:val="standardContextual"/>
         </w:rPr>
       </w:pPr>
-      <w:hyperlink w:anchor="_Toc239335527" w:history="1">
+      <w:hyperlink w:anchor="_Toc239335796" w:history="1">
         <w:r>
           <w:rPr>
             <w:rStyle w:val="Hyperlink"/>
@@ -3221,7 +3357,7 @@
             <w:noProof/>
             <w:webHidden/>
           </w:rPr>
-          <w:instrText xml:space="preserve"> PAGEREF _Toc239335527 \h </w:instrText>
+          <w:instrText xml:space="preserve"> PAGEREF _Toc239335796 \h </w:instrText>
         </w:r>
         <w:r>
           <w:rPr>
@@ -3265,7 +3401,7 @@
           <w14:ligatures w14:val="standardContextual"/>
         </w:rPr>
       </w:pPr>
-      <w:hyperlink w:anchor="_Toc239335528" w:history="1">
+      <w:hyperlink w:anchor="_Toc239335797" w:history="1">
         <w:r>
           <w:rPr>
             <w:rStyle w:val="Hyperlink"/>
@@ -3292,7 +3428,7 @@
             <w:noProof/>
             <w:webHidden/>
           </w:rPr>
-          <w:instrText xml:space="preserve"> PAGEREF _Toc239335528 \h </w:instrText>
+          <w:instrText xml:space="preserve"> PAGEREF _Toc239335797 \h </w:instrText>
         </w:r>
         <w:r>
           <w:rPr>
@@ -3338,7 +3474,7 @@
         <w:pStyle w:val="Heading1"/>
       </w:pPr>
       <w:bookmarkStart w:id="8" w:name="chương-1-giới-thiệu"/>
-      <w:bookmarkStart w:id="9" w:name="_Toc239335495"/>
+      <w:bookmarkStart w:id="9" w:name="_Toc239335764"/>
       <w:bookmarkEnd w:id="4"/>
       <w:bookmarkEnd w:id="6"/>
       <w:r>
@@ -3363,7 +3499,7 @@
         <w:pStyle w:val="Heading2"/>
       </w:pPr>
       <w:bookmarkStart w:id="10" w:name="X7d99df2d9d0c5141050eb9941026463f4c8ea2b"/>
-      <w:bookmarkStart w:id="11" w:name="_Toc239335496"/>
+      <w:bookmarkStart w:id="11" w:name="_Toc239335765"/>
       <w:r>
         <w:t>1.1. Đ</w:t>
       </w:r>
@@ -5213,7 +5349,7 @@
         <w:pStyle w:val="Heading2"/>
       </w:pPr>
       <w:bookmarkStart w:id="12" w:name="X60021b7b958505251ec70bd32e2bac9f8a0361c"/>
-      <w:bookmarkStart w:id="13" w:name="_Toc239335497"/>
+      <w:bookmarkStart w:id="13" w:name="_Toc239335766"/>
       <w:bookmarkEnd w:id="10"/>
       <w:r>
         <w:t>1.2. M</w:t>
@@ -7159,7 +7295,7 @@
         <w:pStyle w:val="Heading2"/>
       </w:pPr>
       <w:bookmarkStart w:id="17" w:name="X03724c88a1b7da9b434cf0a8db5356690a4bb71"/>
-      <w:bookmarkStart w:id="18" w:name="_Toc239335498"/>
+      <w:bookmarkStart w:id="18" w:name="_Toc239335767"/>
       <w:bookmarkEnd w:id="12"/>
       <w:bookmarkEnd w:id="16"/>
       <w:r>
@@ -8964,7 +9100,7 @@
         <w:pStyle w:val="Heading1"/>
       </w:pPr>
       <w:bookmarkStart w:id="20" w:name="chương-2-cơ-sở-lý-thuyết"/>
-      <w:bookmarkStart w:id="21" w:name="_Toc239335499"/>
+      <w:bookmarkStart w:id="21" w:name="_Toc239335768"/>
       <w:bookmarkEnd w:id="8"/>
       <w:bookmarkEnd w:id="17"/>
       <w:r>
@@ -9261,7 +9397,7 @@
         <w:pStyle w:val="Heading2"/>
       </w:pPr>
       <w:bookmarkStart w:id="22" w:name="X2256001523e16d112c59df938522f140b8b988e"/>
-      <w:bookmarkStart w:id="23" w:name="_Toc239335500"/>
+      <w:bookmarkStart w:id="23" w:name="_Toc239335769"/>
       <w:r>
         <w:t>2.1. Quy chu</w:t>
       </w:r>
@@ -13940,7 +14076,7 @@
         <w:pStyle w:val="Heading2"/>
       </w:pPr>
       <w:bookmarkStart w:id="30" w:name="Xb21b4f0690a73e92e2a35192cb39315a0956521"/>
-      <w:bookmarkStart w:id="31" w:name="_Toc239335501"/>
+      <w:bookmarkStart w:id="31" w:name="_Toc239335770"/>
       <w:bookmarkEnd w:id="22"/>
       <w:bookmarkEnd w:id="28"/>
       <w:r>
@@ -19180,7 +19316,7 @@
         <w:pStyle w:val="Heading2"/>
       </w:pPr>
       <w:bookmarkStart w:id="38" w:name="X8ff52f1334e3f0e382caf7ffa1b7096a981291c"/>
-      <w:bookmarkStart w:id="39" w:name="_Toc239335502"/>
+      <w:bookmarkStart w:id="39" w:name="_Toc239335771"/>
       <w:bookmarkEnd w:id="30"/>
       <w:bookmarkEnd w:id="37"/>
       <w:r>
@@ -19459,7 +19595,7 @@
           <w:noProof/>
         </w:rPr>
         <w:drawing>
-          <wp:inline distT="0" distB="0" distL="0" distR="0" wp14:anchorId="67389D67" wp14:editId="01FB7374">
+          <wp:inline distT="0" distB="0" distL="0" distR="0" wp14:anchorId="101ADDEE" wp14:editId="71C09C12">
             <wp:extent cx="5334000" cy="1435553"/>
             <wp:effectExtent l="0" t="0" r="0" b="0"/>
             <wp:docPr id="37" name="Picture"/>
@@ -20921,7 +21057,7 @@
         <w:pStyle w:val="Heading2"/>
       </w:pPr>
       <w:bookmarkStart w:id="43" w:name="X1a77f36e16d4ad267b00eabe7cf793e1dbe08e9"/>
-      <w:bookmarkStart w:id="44" w:name="_Toc239335503"/>
+      <w:bookmarkStart w:id="44" w:name="_Toc239335772"/>
       <w:bookmarkEnd w:id="38"/>
       <w:bookmarkEnd w:id="42"/>
       <w:r>
@@ -22091,7 +22227,7 @@
           <w:noProof/>
         </w:rPr>
         <w:drawing>
-          <wp:inline distT="0" distB="0" distL="0" distR="0" wp14:anchorId="2688E65C" wp14:editId="6CFA1A42">
+          <wp:inline distT="0" distB="0" distL="0" distR="0" wp14:anchorId="0530499E" wp14:editId="2884D53E">
             <wp:extent cx="5334000" cy="2884362"/>
             <wp:effectExtent l="0" t="0" r="0" b="0"/>
             <wp:docPr id="44" name="Picture"/>
@@ -22357,7 +22493,7 @@
           <w:noProof/>
         </w:rPr>
         <w:drawing>
-          <wp:inline distT="0" distB="0" distL="0" distR="0" wp14:anchorId="51CE47B8" wp14:editId="71A22D7D">
+          <wp:inline distT="0" distB="0" distL="0" distR="0" wp14:anchorId="0AF570C3" wp14:editId="04F39607">
             <wp:extent cx="5334000" cy="632732"/>
             <wp:effectExtent l="0" t="0" r="0" b="0"/>
             <wp:docPr id="49" name="Picture"/>
@@ -24260,7 +24396,7 @@
         <w:pStyle w:val="Heading1"/>
       </w:pPr>
       <w:bookmarkStart w:id="50" w:name="chương-3-thiết-kế-và-cài-đặt"/>
-      <w:bookmarkStart w:id="51" w:name="_Toc239335504"/>
+      <w:bookmarkStart w:id="51" w:name="_Toc239335773"/>
       <w:bookmarkEnd w:id="20"/>
       <w:bookmarkEnd w:id="43"/>
       <w:bookmarkEnd w:id="49"/>
@@ -24292,7 +24428,7 @@
         <w:pStyle w:val="Heading2"/>
       </w:pPr>
       <w:bookmarkStart w:id="52" w:name="X21a22cc9b66dca004f2960f37df13c53a04e97b"/>
-      <w:bookmarkStart w:id="53" w:name="_Toc239335505"/>
+      <w:bookmarkStart w:id="53" w:name="_Toc239335774"/>
       <w:r>
         <w:t>3.1. Ki</w:t>
       </w:r>
@@ -24384,7 +24520,7 @@
           <w:noProof/>
         </w:rPr>
         <w:drawing>
-          <wp:inline distT="0" distB="0" distL="0" distR="0" wp14:anchorId="75B817D5" wp14:editId="3277374C">
+          <wp:inline distT="0" distB="0" distL="0" distR="0" wp14:anchorId="0FCF2BF7" wp14:editId="19D656A9">
             <wp:extent cx="5334000" cy="401410"/>
             <wp:effectExtent l="0" t="0" r="0" b="0"/>
             <wp:docPr id="57" name="Picture"/>
@@ -26053,7 +26189,7 @@
         <w:pStyle w:val="Heading2"/>
       </w:pPr>
       <w:bookmarkStart w:id="55" w:name="X1f307d8f8c73bce8db8683c986faea6c8ea66a3"/>
-      <w:bookmarkStart w:id="56" w:name="_Toc239335506"/>
+      <w:bookmarkStart w:id="56" w:name="_Toc239335775"/>
       <w:bookmarkEnd w:id="52"/>
       <w:r>
         <w:t>3.2. Xây d</w:t>
@@ -26120,7 +26256,7 @@
           <w:noProof/>
         </w:rPr>
         <w:drawing>
-          <wp:inline distT="0" distB="0" distL="0" distR="0" wp14:anchorId="22912E43" wp14:editId="36A8770A">
+          <wp:inline distT="0" distB="0" distL="0" distR="0" wp14:anchorId="4EC74026" wp14:editId="4CF4D8D5">
             <wp:extent cx="5334000" cy="802821"/>
             <wp:effectExtent l="0" t="0" r="0" b="0"/>
             <wp:docPr id="62" name="Picture"/>
@@ -30232,7 +30368,7 @@
         <w:pStyle w:val="Heading2"/>
       </w:pPr>
       <w:bookmarkStart w:id="62" w:name="X6a397cb1739f1ec0a8c9714808f79a5ce1fbf6f"/>
-      <w:bookmarkStart w:id="63" w:name="_Toc239335507"/>
+      <w:bookmarkStart w:id="63" w:name="_Toc239335776"/>
       <w:bookmarkEnd w:id="55"/>
       <w:bookmarkEnd w:id="61"/>
       <w:r>
@@ -31798,7 +31934,7 @@
         <w:pStyle w:val="Heading2"/>
       </w:pPr>
       <w:bookmarkStart w:id="65" w:name="X9c2c9b365086d10c999a46e4942f14d73b6baa5"/>
-      <w:bookmarkStart w:id="66" w:name="_Toc239335508"/>
+      <w:bookmarkStart w:id="66" w:name="_Toc239335777"/>
       <w:bookmarkEnd w:id="62"/>
       <w:r>
         <w:t>3.4. Kh</w:t>
@@ -32582,7 +32718,7 @@
           <w:noProof/>
         </w:rPr>
         <w:drawing>
-          <wp:inline distT="0" distB="0" distL="0" distR="0" wp14:anchorId="77EB8509" wp14:editId="215B9246">
+          <wp:inline distT="0" distB="0" distL="0" distR="0" wp14:anchorId="682F33DA" wp14:editId="75E50F2E">
             <wp:extent cx="5334000" cy="8969712"/>
             <wp:effectExtent l="0" t="0" r="0" b="0"/>
             <wp:docPr id="73" name="Picture"/>
@@ -38531,7 +38667,7 @@
         <w:pStyle w:val="Heading2"/>
       </w:pPr>
       <w:bookmarkStart w:id="75" w:name="Xb17945b5d9374e5087c2c96ace1685ff00e2e22"/>
-      <w:bookmarkStart w:id="76" w:name="_Toc239335509"/>
+      <w:bookmarkStart w:id="76" w:name="_Toc239335778"/>
       <w:bookmarkEnd w:id="65"/>
       <w:bookmarkEnd w:id="74"/>
       <w:r>
@@ -39901,7 +40037,7 @@
         <w:pStyle w:val="Heading2"/>
       </w:pPr>
       <w:bookmarkStart w:id="77" w:name="Xfad7df3f963ac0b8ebfe8cf87d7c64fa075f760"/>
-      <w:bookmarkStart w:id="78" w:name="_Toc239335510"/>
+      <w:bookmarkStart w:id="78" w:name="_Toc239335779"/>
       <w:bookmarkEnd w:id="75"/>
       <w:r>
         <w:t>3.6. B</w:t>
@@ -39947,7 +40083,7 @@
           <w:noProof/>
         </w:rPr>
         <w:drawing>
-          <wp:inline distT="0" distB="0" distL="0" distR="0" wp14:anchorId="51073F67" wp14:editId="1E182032">
+          <wp:inline distT="0" distB="0" distL="0" distR="0" wp14:anchorId="6F844182" wp14:editId="3FD20459">
             <wp:extent cx="5334000" cy="1217839"/>
             <wp:effectExtent l="0" t="0" r="0" b="0"/>
             <wp:docPr id="86" name="Picture"/>
@@ -42728,7 +42864,7 @@
         <w:pStyle w:val="Heading2"/>
       </w:pPr>
       <w:bookmarkStart w:id="80" w:name="X9b5467225f237e4ee44d60f7d236cbdfdaa1e07"/>
-      <w:bookmarkStart w:id="81" w:name="_Toc239335511"/>
+      <w:bookmarkStart w:id="81" w:name="_Toc239335780"/>
       <w:bookmarkEnd w:id="77"/>
       <w:r>
         <w:t xml:space="preserve">3.7. </w:t>
@@ -42848,7 +42984,7 @@
           <w:noProof/>
         </w:rPr>
         <w:drawing>
-          <wp:inline distT="0" distB="0" distL="0" distR="0" wp14:anchorId="1E97E679" wp14:editId="44716E4C">
+          <wp:inline distT="0" distB="0" distL="0" distR="0" wp14:anchorId="76FDA85D" wp14:editId="7C30F669">
             <wp:extent cx="5334000" cy="5953125"/>
             <wp:effectExtent l="0" t="0" r="0" b="0"/>
             <wp:docPr id="91" name="Picture"/>
@@ -43958,7 +44094,7 @@
         <w:pStyle w:val="Heading1"/>
       </w:pPr>
       <w:bookmarkStart w:id="83" w:name="chương-4-thực-nghiệm-và-đánh-giá"/>
-      <w:bookmarkStart w:id="84" w:name="_Toc239335512"/>
+      <w:bookmarkStart w:id="84" w:name="_Toc239335781"/>
       <w:bookmarkEnd w:id="50"/>
       <w:bookmarkEnd w:id="80"/>
       <w:r>
@@ -43983,7 +44119,7 @@
         <w:pStyle w:val="Heading2"/>
       </w:pPr>
       <w:bookmarkStart w:id="85" w:name="X43cb4672f728ce1df4f211c1d18360135f0c40b"/>
-      <w:bookmarkStart w:id="86" w:name="_Toc239335513"/>
+      <w:bookmarkStart w:id="86" w:name="_Toc239335782"/>
       <w:r>
         <w:t>4.1. Môi trư</w:t>
       </w:r>
@@ -45605,7 +45741,7 @@
         <w:pStyle w:val="Heading2"/>
       </w:pPr>
       <w:bookmarkStart w:id="87" w:name="Xe48430b60e6d2b1022368eb4316c1fe9f53411f"/>
-      <w:bookmarkStart w:id="88" w:name="_Toc239335514"/>
+      <w:bookmarkStart w:id="88" w:name="_Toc239335783"/>
       <w:bookmarkEnd w:id="85"/>
       <w:r>
         <w:t>4.2. K</w:t>
@@ -49140,7 +49276,7 @@
         <w:pStyle w:val="Heading2"/>
       </w:pPr>
       <w:bookmarkStart w:id="95" w:name="X09b724f0b907c7f652c2569c27ef1d5728c277c"/>
-      <w:bookmarkStart w:id="96" w:name="_Toc239335515"/>
+      <w:bookmarkStart w:id="96" w:name="_Toc239335784"/>
       <w:bookmarkEnd w:id="87"/>
       <w:bookmarkEnd w:id="93"/>
       <w:r>
@@ -51412,7 +51548,7 @@
           <w:noProof/>
         </w:rPr>
         <w:drawing>
-          <wp:inline distT="0" distB="0" distL="0" distR="0" wp14:anchorId="4EA1383E" wp14:editId="19F78C2D">
+          <wp:inline distT="0" distB="0" distL="0" distR="0" wp14:anchorId="7D6A1972" wp14:editId="6A5F1BA1">
             <wp:extent cx="5334000" cy="2883855"/>
             <wp:effectExtent l="0" t="0" r="0" b="0"/>
             <wp:docPr id="108" name="Picture"/>
@@ -56190,7 +56326,7 @@
         <w:pStyle w:val="Heading2"/>
       </w:pPr>
       <w:bookmarkStart w:id="106" w:name="X0c205a3fd5474e5e1d380a3735df7543f97f059"/>
-      <w:bookmarkStart w:id="107" w:name="_Toc239335516"/>
+      <w:bookmarkStart w:id="107" w:name="_Toc239335785"/>
       <w:bookmarkEnd w:id="95"/>
       <w:bookmarkEnd w:id="104"/>
       <w:r>
@@ -59135,7 +59271,7 @@
         <w:pStyle w:val="Heading2"/>
       </w:pPr>
       <w:bookmarkStart w:id="113" w:name="X8f4b2c0e55e8764a0677cdfa39e96dbe6822859"/>
-      <w:bookmarkStart w:id="114" w:name="_Toc239335517"/>
+      <w:bookmarkStart w:id="114" w:name="_Toc239335786"/>
       <w:bookmarkEnd w:id="106"/>
       <w:bookmarkEnd w:id="112"/>
       <w:r>
@@ -62278,7 +62414,7 @@
         <w:pStyle w:val="Heading2"/>
       </w:pPr>
       <w:bookmarkStart w:id="120" w:name="X7468ed9f095dd0192ebc5de940dc44b5cd3e099"/>
-      <w:bookmarkStart w:id="121" w:name="_Toc239335518"/>
+      <w:bookmarkStart w:id="121" w:name="_Toc239335787"/>
       <w:bookmarkEnd w:id="113"/>
       <w:bookmarkEnd w:id="118"/>
       <w:r>
@@ -64139,7 +64275,7 @@
           <w:noProof/>
         </w:rPr>
         <w:drawing>
-          <wp:inline distT="0" distB="0" distL="0" distR="0" wp14:anchorId="48C9522B" wp14:editId="6E6221D2">
+          <wp:inline distT="0" distB="0" distL="0" distR="0" wp14:anchorId="5DB3DB02" wp14:editId="57E5CEAA">
             <wp:extent cx="5334000" cy="3317670"/>
             <wp:effectExtent l="0" t="0" r="0" b="0"/>
             <wp:docPr id="131" name="Picture"/>
@@ -64871,7 +65007,7 @@
         <w:pStyle w:val="Heading2"/>
       </w:pPr>
       <w:bookmarkStart w:id="124" w:name="X88e1c26a6581f7bd1dbdb2c85ae6116c5ba8393"/>
-      <w:bookmarkStart w:id="125" w:name="_Toc239335519"/>
+      <w:bookmarkStart w:id="125" w:name="_Toc239335788"/>
       <w:bookmarkEnd w:id="120"/>
       <w:r>
         <w:t>4.7. Các y</w:t>
@@ -66726,7 +66862,7 @@
         <w:pStyle w:val="Heading1"/>
       </w:pPr>
       <w:bookmarkStart w:id="127" w:name="chương-5-kết-luận-và-hướng-phát-triển"/>
-      <w:bookmarkStart w:id="128" w:name="_Toc239335520"/>
+      <w:bookmarkStart w:id="128" w:name="_Toc239335789"/>
       <w:bookmarkEnd w:id="83"/>
       <w:bookmarkEnd w:id="124"/>
       <w:r>
@@ -66763,7 +66899,7 @@
         <w:pStyle w:val="Heading2"/>
       </w:pPr>
       <w:bookmarkStart w:id="129" w:name="Xcefa088882d41b38c21b7b5b44c738cb5564fbb"/>
-      <w:bookmarkStart w:id="130" w:name="_Toc239335521"/>
+      <w:bookmarkStart w:id="130" w:name="_Toc239335790"/>
       <w:r>
         <w:t>5.1. K</w:t>
       </w:r>
@@ -68264,7 +68400,7 @@
         <w:pStyle w:val="Heading2"/>
       </w:pPr>
       <w:bookmarkStart w:id="132" w:name="Xe79f58ab8ce7b6f148c68a374118dd9eaec1a1c"/>
-      <w:bookmarkStart w:id="133" w:name="_Toc239335522"/>
+      <w:bookmarkStart w:id="133" w:name="_Toc239335791"/>
       <w:bookmarkEnd w:id="129"/>
       <w:r>
         <w:t>5.2. H</w:t>
@@ -69701,7 +69837,7 @@
         <w:pStyle w:val="Heading2"/>
       </w:pPr>
       <w:bookmarkStart w:id="135" w:name="X66db71c9020c40cf46e490c5c37ad244e2b7594"/>
-      <w:bookmarkStart w:id="136" w:name="_Toc239335523"/>
+      <w:bookmarkStart w:id="136" w:name="_Toc239335792"/>
       <w:bookmarkEnd w:id="132"/>
       <w:r>
         <w:t>5.3. Hư</w:t>
@@ -71289,7 +71425,7 @@
         <w:pStyle w:val="Heading2"/>
       </w:pPr>
       <w:bookmarkStart w:id="138" w:name="Xe5a2fe3dfcd4681648271b7ddc344b106e48b3b"/>
-      <w:bookmarkStart w:id="139" w:name="_Toc239335524"/>
+      <w:bookmarkStart w:id="139" w:name="_Toc239335793"/>
       <w:bookmarkEnd w:id="135"/>
       <w:r>
         <w:t>5.4. K</w:t>
@@ -72215,7 +72351,7 @@
         <w:pStyle w:val="Heading1"/>
       </w:pPr>
       <w:bookmarkStart w:id="140" w:name="tài-liệu-tham-khảo"/>
-      <w:bookmarkStart w:id="141" w:name="_Toc239335525"/>
+      <w:bookmarkStart w:id="141" w:name="_Toc239335794"/>
       <w:bookmarkEnd w:id="127"/>
       <w:bookmarkEnd w:id="138"/>
       <w:r>
@@ -73244,7 +73380,7 @@
         <w:pStyle w:val="Heading1"/>
       </w:pPr>
       <w:bookmarkStart w:id="142" w:name="phụ-lục"/>
-      <w:bookmarkStart w:id="143" w:name="_Toc239335526"/>
+      <w:bookmarkStart w:id="143" w:name="_Toc239335795"/>
       <w:bookmarkEnd w:id="140"/>
       <w:r>
         <w:t>PH</w:t>
@@ -73268,7 +73404,7 @@
         <w:pStyle w:val="Heading2"/>
       </w:pPr>
       <w:bookmarkStart w:id="144" w:name="phụ-lục-a-cấu-hình-và-siêu-tham-số"/>
-      <w:bookmarkStart w:id="145" w:name="_Toc239335527"/>
+      <w:bookmarkStart w:id="145" w:name="_Toc239335796"/>
       <w:r>
         <w:t>Ph</w:t>
       </w:r>
@@ -75488,7 +75624,7 @@
         <w:pStyle w:val="Heading2"/>
       </w:pPr>
       <w:bookmarkStart w:id="149" w:name="phụ-lục-b-hướng-dẫn-cài-đặt-và-chạy"/>
-      <w:bookmarkStart w:id="150" w:name="_Toc239335528"/>
+      <w:bookmarkStart w:id="150" w:name="_Toc239335797"/>
       <w:bookmarkEnd w:id="144"/>
       <w:bookmarkEnd w:id="148"/>
       <w:r>
@@ -77057,7 +77193,7 @@
   <w:abstractNum w:abstractNumId="0" w15:restartNumberingAfterBreak="0">
     <w:nsid w:val="0000A990"/>
     <w:multiLevelType w:val="multilevel"/>
-    <w:tmpl w:val="A13857D4"/>
+    <w:tmpl w:val="5AACE3F6"/>
     <w:lvl w:ilvl="0">
       <w:numFmt w:val="bullet"/>
       <w:lvlText w:val=" "/>
@@ -77134,7 +77270,7 @@
   <w:abstractNum w:abstractNumId="1" w15:restartNumberingAfterBreak="0">
     <w:nsid w:val="0000A991"/>
     <w:multiLevelType w:val="multilevel"/>
-    <w:tmpl w:val="2E361A56"/>
+    <w:tmpl w:val="6DF02C1C"/>
     <w:lvl w:ilvl="0">
       <w:numFmt w:val="bullet"/>
       <w:lvlText w:val=""/>
@@ -77238,7 +77374,7 @@
   <w:abstractNum w:abstractNumId="2" w15:restartNumberingAfterBreak="0">
     <w:nsid w:val="00A99411"/>
     <w:multiLevelType w:val="multilevel"/>
-    <w:tmpl w:val="E514AC88"/>
+    <w:tmpl w:val="2334F70C"/>
     <w:lvl w:ilvl="0">
       <w:start w:val="1"/>
       <w:numFmt w:val="decimal"/>
@@ -77321,10 +77457,10 @@
       </w:pPr>
     </w:lvl>
   </w:abstractNum>
-  <w:num w:numId="1" w16cid:durableId="348869595">
+  <w:num w:numId="1" w16cid:durableId="772475117">
     <w:abstractNumId w:val="0"/>
   </w:num>
-  <w:num w:numId="2" w16cid:durableId="853424971">
+  <w:num w:numId="2" w16cid:durableId="644897484">
     <w:abstractNumId w:val="2"/>
     <w:lvlOverride w:ilvl="0">
       <w:startOverride w:val="1"/>
@@ -77354,22 +77490,22 @@
       <w:startOverride w:val="1"/>
     </w:lvlOverride>
   </w:num>
-  <w:num w:numId="3" w16cid:durableId="1302420048">
+  <w:num w:numId="3" w16cid:durableId="227350168">
     <w:abstractNumId w:val="1"/>
   </w:num>
-  <w:num w:numId="4" w16cid:durableId="1391151158">
+  <w:num w:numId="4" w16cid:durableId="320275705">
     <w:abstractNumId w:val="1"/>
   </w:num>
-  <w:num w:numId="5" w16cid:durableId="989334681">
+  <w:num w:numId="5" w16cid:durableId="1140221393">
     <w:abstractNumId w:val="1"/>
   </w:num>
-  <w:num w:numId="6" w16cid:durableId="1334458498">
+  <w:num w:numId="6" w16cid:durableId="1156845879">
     <w:abstractNumId w:val="1"/>
   </w:num>
-  <w:num w:numId="7" w16cid:durableId="680401739">
+  <w:num w:numId="7" w16cid:durableId="890312753">
     <w:abstractNumId w:val="1"/>
   </w:num>
-  <w:num w:numId="8" w16cid:durableId="1895774421">
+  <w:num w:numId="8" w16cid:durableId="1649482611">
     <w:abstractNumId w:val="2"/>
     <w:lvlOverride w:ilvl="0">
       <w:startOverride w:val="1"/>
@@ -77399,7 +77535,7 @@
       <w:startOverride w:val="1"/>
     </w:lvlOverride>
   </w:num>
-  <w:num w:numId="9" w16cid:durableId="1861160266">
+  <w:num w:numId="9" w16cid:durableId="2093894507">
     <w:abstractNumId w:val="1"/>
   </w:num>
 </w:numbering>
@@ -78636,7 +78772,7 @@
     <w:next w:val="Normal"/>
     <w:autoRedefine/>
     <w:uiPriority w:val="39"/>
-    <w:rsid w:val="00502AE2"/>
+    <w:rsid w:val="007B2554"/>
     <w:pPr>
       <w:spacing w:after="100"/>
     </w:pPr>
@@ -78647,7 +78783,7 @@
     <w:next w:val="Normal"/>
     <w:autoRedefine/>
     <w:uiPriority w:val="39"/>
-    <w:rsid w:val="00502AE2"/>
+    <w:rsid w:val="007B2554"/>
     <w:pPr>
       <w:spacing w:after="100"/>
       <w:ind w:left="240"/>

--- a/nop/01-do-an-mon-hoc.docx
+++ b/nop/01-do-an-mon-hoc.docx
@@ -148,7 +148,7 @@
         <w:pStyle w:val="Heading1"/>
       </w:pPr>
       <w:bookmarkStart w:id="0" w:name="đồ-án-môn-học"/>
-      <w:bookmarkStart w:id="1" w:name="_Toc239335761"/>
+      <w:bookmarkStart w:id="1" w:name="_Toc239336132"/>
       <w:r>
         <w:t>Đ</w:t>
       </w:r>
@@ -220,7 +220,7 @@
         <w:pStyle w:val="Heading1"/>
       </w:pPr>
       <w:bookmarkStart w:id="4" w:name="Xbe958ce37c6a089ac9bdc99dada4ec5e2c0f7da"/>
-      <w:bookmarkStart w:id="5" w:name="_Toc239335762"/>
+      <w:bookmarkStart w:id="5" w:name="_Toc239336133"/>
       <w:bookmarkEnd w:id="0"/>
       <w:bookmarkEnd w:id="3"/>
       <w:r>
@@ -795,7 +795,7 @@
     </w:p>
     <w:p>
       <w:r>
-        <w:pict w14:anchorId="67610572">
+        <w:pict w14:anchorId="35C4D72C">
           <v:rect id="_x0000_i1025" style="width:0;height:1.5pt" o:hralign="center" o:hrstd="t" o:hr="t"/>
         </w:pict>
       </w:r>
@@ -805,7 +805,7 @@
         <w:pStyle w:val="Heading2"/>
       </w:pPr>
       <w:bookmarkStart w:id="6" w:name="mục-lục"/>
-      <w:bookmarkStart w:id="7" w:name="_Toc239335763"/>
+      <w:bookmarkStart w:id="7" w:name="_Toc239336134"/>
       <w:r>
         <w:t>M</w:t>
       </w:r>
@@ -845,7 +845,7 @@
       <w:r>
         <w:fldChar w:fldCharType="separate"/>
       </w:r>
-      <w:hyperlink w:anchor="_Toc239335761" w:history="1">
+      <w:hyperlink w:anchor="_Toc239336132" w:history="1">
         <w:r>
           <w:rPr>
             <w:rStyle w:val="Hyperlink"/>
@@ -872,7 +872,7 @@
             <w:noProof/>
             <w:webHidden/>
           </w:rPr>
-          <w:instrText xml:space="preserve"> PAGEREF _Toc239335761 \h </w:instrText>
+          <w:instrText xml:space="preserve"> PAGEREF _Toc239336132 \h </w:instrText>
         </w:r>
         <w:r>
           <w:rPr>
@@ -916,7 +916,7 @@
           <w14:ligatures w14:val="standardContextual"/>
         </w:rPr>
       </w:pPr>
-      <w:hyperlink w:anchor="_Toc239335762" w:history="1">
+      <w:hyperlink w:anchor="_Toc239336133" w:history="1">
         <w:r>
           <w:rPr>
             <w:rStyle w:val="Hyperlink"/>
@@ -943,7 +943,7 @@
             <w:noProof/>
             <w:webHidden/>
           </w:rPr>
-          <w:instrText xml:space="preserve"> PAGEREF _Toc239335762 \h </w:instrText>
+          <w:instrText xml:space="preserve"> PAGEREF _Toc239336133 \h </w:instrText>
         </w:r>
         <w:r>
           <w:rPr>
@@ -987,7 +987,7 @@
           <w14:ligatures w14:val="standardContextual"/>
         </w:rPr>
       </w:pPr>
-      <w:hyperlink w:anchor="_Toc239335763" w:history="1">
+      <w:hyperlink w:anchor="_Toc239336134" w:history="1">
         <w:r>
           <w:rPr>
             <w:rStyle w:val="Hyperlink"/>
@@ -1014,7 +1014,7 @@
             <w:noProof/>
             <w:webHidden/>
           </w:rPr>
-          <w:instrText xml:space="preserve"> PAGEREF _Toc239335763 \h </w:instrText>
+          <w:instrText xml:space="preserve"> PAGEREF _Toc239336134 \h </w:instrText>
         </w:r>
         <w:r>
           <w:rPr>
@@ -1058,7 +1058,7 @@
           <w14:ligatures w14:val="standardContextual"/>
         </w:rPr>
       </w:pPr>
-      <w:hyperlink w:anchor="_Toc239335764" w:history="1">
+      <w:hyperlink w:anchor="_Toc239336135" w:history="1">
         <w:r>
           <w:rPr>
             <w:rStyle w:val="Hyperlink"/>
@@ -1085,7 +1085,7 @@
             <w:noProof/>
             <w:webHidden/>
           </w:rPr>
-          <w:instrText xml:space="preserve"> PAGEREF _Toc239335764 \h </w:instrText>
+          <w:instrText xml:space="preserve"> PAGEREF _Toc239336135 \h </w:instrText>
         </w:r>
         <w:r>
           <w:rPr>
@@ -1129,7 +1129,7 @@
           <w14:ligatures w14:val="standardContextual"/>
         </w:rPr>
       </w:pPr>
-      <w:hyperlink w:anchor="_Toc239335765" w:history="1">
+      <w:hyperlink w:anchor="_Toc239336136" w:history="1">
         <w:r>
           <w:rPr>
             <w:rStyle w:val="Hyperlink"/>
@@ -1156,7 +1156,7 @@
             <w:noProof/>
             <w:webHidden/>
           </w:rPr>
-          <w:instrText xml:space="preserve"> PAGEREF _Toc239335765 \h </w:instrText>
+          <w:instrText xml:space="preserve"> PAGEREF _Toc239336136 \h </w:instrText>
         </w:r>
         <w:r>
           <w:rPr>
@@ -1200,7 +1200,7 @@
           <w14:ligatures w14:val="standardContextual"/>
         </w:rPr>
       </w:pPr>
-      <w:hyperlink w:anchor="_Toc239335766" w:history="1">
+      <w:hyperlink w:anchor="_Toc239336137" w:history="1">
         <w:r>
           <w:rPr>
             <w:rStyle w:val="Hyperlink"/>
@@ -1227,7 +1227,7 @@
             <w:noProof/>
             <w:webHidden/>
           </w:rPr>
-          <w:instrText xml:space="preserve"> PAGEREF _Toc239335766 \h </w:instrText>
+          <w:instrText xml:space="preserve"> PAGEREF _Toc239336137 \h </w:instrText>
         </w:r>
         <w:r>
           <w:rPr>
@@ -1271,7 +1271,7 @@
           <w14:ligatures w14:val="standardContextual"/>
         </w:rPr>
       </w:pPr>
-      <w:hyperlink w:anchor="_Toc239335767" w:history="1">
+      <w:hyperlink w:anchor="_Toc239336138" w:history="1">
         <w:r>
           <w:rPr>
             <w:rStyle w:val="Hyperlink"/>
@@ -1298,7 +1298,7 @@
             <w:noProof/>
             <w:webHidden/>
           </w:rPr>
-          <w:instrText xml:space="preserve"> PAGEREF _Toc239335767 \h </w:instrText>
+          <w:instrText xml:space="preserve"> PAGEREF _Toc239336138 \h </w:instrText>
         </w:r>
         <w:r>
           <w:rPr>
@@ -1342,7 +1342,7 @@
           <w14:ligatures w14:val="standardContextual"/>
         </w:rPr>
       </w:pPr>
-      <w:hyperlink w:anchor="_Toc239335768" w:history="1">
+      <w:hyperlink w:anchor="_Toc239336139" w:history="1">
         <w:r>
           <w:rPr>
             <w:rStyle w:val="Hyperlink"/>
@@ -1369,7 +1369,7 @@
             <w:noProof/>
             <w:webHidden/>
           </w:rPr>
-          <w:instrText xml:space="preserve"> PAGEREF _Toc239335768 \h </w:instrText>
+          <w:instrText xml:space="preserve"> PAGEREF _Toc239336139 \h </w:instrText>
         </w:r>
         <w:r>
           <w:rPr>
@@ -1413,7 +1413,7 @@
           <w14:ligatures w14:val="standardContextual"/>
         </w:rPr>
       </w:pPr>
-      <w:hyperlink w:anchor="_Toc239335769" w:history="1">
+      <w:hyperlink w:anchor="_Toc239336140" w:history="1">
         <w:r>
           <w:rPr>
             <w:rStyle w:val="Hyperlink"/>
@@ -1440,7 +1440,7 @@
             <w:noProof/>
             <w:webHidden/>
           </w:rPr>
-          <w:instrText xml:space="preserve"> PAGEREF _Toc239335769 \h </w:instrText>
+          <w:instrText xml:space="preserve"> PAGEREF _Toc239336140 \h </w:instrText>
         </w:r>
         <w:r>
           <w:rPr>
@@ -1484,7 +1484,7 @@
           <w14:ligatures w14:val="standardContextual"/>
         </w:rPr>
       </w:pPr>
-      <w:hyperlink w:anchor="_Toc239335770" w:history="1">
+      <w:hyperlink w:anchor="_Toc239336141" w:history="1">
         <w:r>
           <w:rPr>
             <w:rStyle w:val="Hyperlink"/>
@@ -1511,7 +1511,7 @@
             <w:noProof/>
             <w:webHidden/>
           </w:rPr>
-          <w:instrText xml:space="preserve"> PAGEREF _Toc239335770 \h </w:instrText>
+          <w:instrText xml:space="preserve"> PAGEREF _Toc239336141 \h </w:instrText>
         </w:r>
         <w:r>
           <w:rPr>
@@ -1555,7 +1555,7 @@
           <w14:ligatures w14:val="standardContextual"/>
         </w:rPr>
       </w:pPr>
-      <w:hyperlink w:anchor="_Toc239335771" w:history="1">
+      <w:hyperlink w:anchor="_Toc239336142" w:history="1">
         <w:r>
           <w:rPr>
             <w:rStyle w:val="Hyperlink"/>
@@ -1582,7 +1582,7 @@
             <w:noProof/>
             <w:webHidden/>
           </w:rPr>
-          <w:instrText xml:space="preserve"> PAGEREF _Toc239335771 \h </w:instrText>
+          <w:instrText xml:space="preserve"> PAGEREF _Toc239336142 \h </w:instrText>
         </w:r>
         <w:r>
           <w:rPr>
@@ -1626,7 +1626,7 @@
           <w14:ligatures w14:val="standardContextual"/>
         </w:rPr>
       </w:pPr>
-      <w:hyperlink w:anchor="_Toc239335772" w:history="1">
+      <w:hyperlink w:anchor="_Toc239336143" w:history="1">
         <w:r>
           <w:rPr>
             <w:rStyle w:val="Hyperlink"/>
@@ -1653,7 +1653,7 @@
             <w:noProof/>
             <w:webHidden/>
           </w:rPr>
-          <w:instrText xml:space="preserve"> PAGEREF _Toc239335772 \h </w:instrText>
+          <w:instrText xml:space="preserve"> PAGEREF _Toc239336143 \h </w:instrText>
         </w:r>
         <w:r>
           <w:rPr>
@@ -1697,7 +1697,7 @@
           <w14:ligatures w14:val="standardContextual"/>
         </w:rPr>
       </w:pPr>
-      <w:hyperlink w:anchor="_Toc239335773" w:history="1">
+      <w:hyperlink w:anchor="_Toc239336144" w:history="1">
         <w:r>
           <w:rPr>
             <w:rStyle w:val="Hyperlink"/>
@@ -1724,7 +1724,7 @@
             <w:noProof/>
             <w:webHidden/>
           </w:rPr>
-          <w:instrText xml:space="preserve"> PAGEREF _Toc239335773 \h </w:instrText>
+          <w:instrText xml:space="preserve"> PAGEREF _Toc239336144 \h </w:instrText>
         </w:r>
         <w:r>
           <w:rPr>
@@ -1768,7 +1768,7 @@
           <w14:ligatures w14:val="standardContextual"/>
         </w:rPr>
       </w:pPr>
-      <w:hyperlink w:anchor="_Toc239335774" w:history="1">
+      <w:hyperlink w:anchor="_Toc239336145" w:history="1">
         <w:r>
           <w:rPr>
             <w:rStyle w:val="Hyperlink"/>
@@ -1795,7 +1795,7 @@
             <w:noProof/>
             <w:webHidden/>
           </w:rPr>
-          <w:instrText xml:space="preserve"> PAGEREF _Toc239335774 \h </w:instrText>
+          <w:instrText xml:space="preserve"> PAGEREF _Toc239336145 \h </w:instrText>
         </w:r>
         <w:r>
           <w:rPr>
@@ -1839,7 +1839,7 @@
           <w14:ligatures w14:val="standardContextual"/>
         </w:rPr>
       </w:pPr>
-      <w:hyperlink w:anchor="_Toc239335775" w:history="1">
+      <w:hyperlink w:anchor="_Toc239336146" w:history="1">
         <w:r>
           <w:rPr>
             <w:rStyle w:val="Hyperlink"/>
@@ -1866,7 +1866,7 @@
             <w:noProof/>
             <w:webHidden/>
           </w:rPr>
-          <w:instrText xml:space="preserve"> PAGEREF _Toc239335775 \h </w:instrText>
+          <w:instrText xml:space="preserve"> PAGEREF _Toc239336146 \h </w:instrText>
         </w:r>
         <w:r>
           <w:rPr>
@@ -1910,7 +1910,7 @@
           <w14:ligatures w14:val="standardContextual"/>
         </w:rPr>
       </w:pPr>
-      <w:hyperlink w:anchor="_Toc239335776" w:history="1">
+      <w:hyperlink w:anchor="_Toc239336147" w:history="1">
         <w:r>
           <w:rPr>
             <w:rStyle w:val="Hyperlink"/>
@@ -1937,7 +1937,7 @@
             <w:noProof/>
             <w:webHidden/>
           </w:rPr>
-          <w:instrText xml:space="preserve"> PAGEREF _Toc239335776 \h </w:instrText>
+          <w:instrText xml:space="preserve"> PAGEREF _Toc239336147 \h </w:instrText>
         </w:r>
         <w:r>
           <w:rPr>
@@ -1981,7 +1981,7 @@
           <w14:ligatures w14:val="standardContextual"/>
         </w:rPr>
       </w:pPr>
-      <w:hyperlink w:anchor="_Toc239335777" w:history="1">
+      <w:hyperlink w:anchor="_Toc239336148" w:history="1">
         <w:r>
           <w:rPr>
             <w:rStyle w:val="Hyperlink"/>
@@ -2008,7 +2008,7 @@
             <w:noProof/>
             <w:webHidden/>
           </w:rPr>
-          <w:instrText xml:space="preserve"> PAGEREF _Toc239335777 \h </w:instrText>
+          <w:instrText xml:space="preserve"> PAGEREF _Toc239336148 \h </w:instrText>
         </w:r>
         <w:r>
           <w:rPr>
@@ -2052,7 +2052,7 @@
           <w14:ligatures w14:val="standardContextual"/>
         </w:rPr>
       </w:pPr>
-      <w:hyperlink w:anchor="_Toc239335778" w:history="1">
+      <w:hyperlink w:anchor="_Toc239336149" w:history="1">
         <w:r>
           <w:rPr>
             <w:rStyle w:val="Hyperlink"/>
@@ -2079,7 +2079,7 @@
             <w:noProof/>
             <w:webHidden/>
           </w:rPr>
-          <w:instrText xml:space="preserve"> PAGEREF _Toc239335778 \h </w:instrText>
+          <w:instrText xml:space="preserve"> PAGEREF _Toc239336149 \h </w:instrText>
         </w:r>
         <w:r>
           <w:rPr>
@@ -2123,7 +2123,7 @@
           <w14:ligatures w14:val="standardContextual"/>
         </w:rPr>
       </w:pPr>
-      <w:hyperlink w:anchor="_Toc239335779" w:history="1">
+      <w:hyperlink w:anchor="_Toc239336150" w:history="1">
         <w:r>
           <w:rPr>
             <w:rStyle w:val="Hyperlink"/>
@@ -2150,7 +2150,7 @@
             <w:noProof/>
             <w:webHidden/>
           </w:rPr>
-          <w:instrText xml:space="preserve"> PAGEREF _Toc239335779 \h </w:instrText>
+          <w:instrText xml:space="preserve"> PAGEREF _Toc239336150 \h </w:instrText>
         </w:r>
         <w:r>
           <w:rPr>
@@ -2194,7 +2194,7 @@
           <w14:ligatures w14:val="standardContextual"/>
         </w:rPr>
       </w:pPr>
-      <w:hyperlink w:anchor="_Toc239335780" w:history="1">
+      <w:hyperlink w:anchor="_Toc239336151" w:history="1">
         <w:r>
           <w:rPr>
             <w:rStyle w:val="Hyperlink"/>
@@ -2221,7 +2221,7 @@
             <w:noProof/>
             <w:webHidden/>
           </w:rPr>
-          <w:instrText xml:space="preserve"> PAGEREF _Toc239335780 \h </w:instrText>
+          <w:instrText xml:space="preserve"> PAGEREF _Toc239336151 \h </w:instrText>
         </w:r>
         <w:r>
           <w:rPr>
@@ -2265,7 +2265,7 @@
           <w14:ligatures w14:val="standardContextual"/>
         </w:rPr>
       </w:pPr>
-      <w:hyperlink w:anchor="_Toc239335781" w:history="1">
+      <w:hyperlink w:anchor="_Toc239336152" w:history="1">
         <w:r>
           <w:rPr>
             <w:rStyle w:val="Hyperlink"/>
@@ -2292,7 +2292,7 @@
             <w:noProof/>
             <w:webHidden/>
           </w:rPr>
-          <w:instrText xml:space="preserve"> PAGEREF _Toc239335781 \h </w:instrText>
+          <w:instrText xml:space="preserve"> PAGEREF _Toc239336152 \h </w:instrText>
         </w:r>
         <w:r>
           <w:rPr>
@@ -2336,7 +2336,7 @@
           <w14:ligatures w14:val="standardContextual"/>
         </w:rPr>
       </w:pPr>
-      <w:hyperlink w:anchor="_Toc239335782" w:history="1">
+      <w:hyperlink w:anchor="_Toc239336153" w:history="1">
         <w:r>
           <w:rPr>
             <w:rStyle w:val="Hyperlink"/>
@@ -2363,7 +2363,7 @@
             <w:noProof/>
             <w:webHidden/>
           </w:rPr>
-          <w:instrText xml:space="preserve"> PAGEREF _Toc239335782 \h </w:instrText>
+          <w:instrText xml:space="preserve"> PAGEREF _Toc239336153 \h </w:instrText>
         </w:r>
         <w:r>
           <w:rPr>
@@ -2407,7 +2407,7 @@
           <w14:ligatures w14:val="standardContextual"/>
         </w:rPr>
       </w:pPr>
-      <w:hyperlink w:anchor="_Toc239335783" w:history="1">
+      <w:hyperlink w:anchor="_Toc239336154" w:history="1">
         <w:r>
           <w:rPr>
             <w:rStyle w:val="Hyperlink"/>
@@ -2434,7 +2434,7 @@
             <w:noProof/>
             <w:webHidden/>
           </w:rPr>
-          <w:instrText xml:space="preserve"> PAGEREF _Toc239335783 \h </w:instrText>
+          <w:instrText xml:space="preserve"> PAGEREF _Toc239336154 \h </w:instrText>
         </w:r>
         <w:r>
           <w:rPr>
@@ -2478,7 +2478,7 @@
           <w14:ligatures w14:val="standardContextual"/>
         </w:rPr>
       </w:pPr>
-      <w:hyperlink w:anchor="_Toc239335784" w:history="1">
+      <w:hyperlink w:anchor="_Toc239336155" w:history="1">
         <w:r>
           <w:rPr>
             <w:rStyle w:val="Hyperlink"/>
@@ -2505,7 +2505,7 @@
             <w:noProof/>
             <w:webHidden/>
           </w:rPr>
-          <w:instrText xml:space="preserve"> PAGEREF _Toc239335784 \h </w:instrText>
+          <w:instrText xml:space="preserve"> PAGEREF _Toc239336155 \h </w:instrText>
         </w:r>
         <w:r>
           <w:rPr>
@@ -2549,7 +2549,7 @@
           <w14:ligatures w14:val="standardContextual"/>
         </w:rPr>
       </w:pPr>
-      <w:hyperlink w:anchor="_Toc239335785" w:history="1">
+      <w:hyperlink w:anchor="_Toc239336156" w:history="1">
         <w:r>
           <w:rPr>
             <w:rStyle w:val="Hyperlink"/>
@@ -2576,7 +2576,7 @@
             <w:noProof/>
             <w:webHidden/>
           </w:rPr>
-          <w:instrText xml:space="preserve"> PAGEREF _Toc239335785 \h </w:instrText>
+          <w:instrText xml:space="preserve"> PAGEREF _Toc239336156 \h </w:instrText>
         </w:r>
         <w:r>
           <w:rPr>
@@ -2620,7 +2620,7 @@
           <w14:ligatures w14:val="standardContextual"/>
         </w:rPr>
       </w:pPr>
-      <w:hyperlink w:anchor="_Toc239335786" w:history="1">
+      <w:hyperlink w:anchor="_Toc239336157" w:history="1">
         <w:r>
           <w:rPr>
             <w:rStyle w:val="Hyperlink"/>
@@ -2647,7 +2647,7 @@
             <w:noProof/>
             <w:webHidden/>
           </w:rPr>
-          <w:instrText xml:space="preserve"> PAGEREF _Toc239335786 \h </w:instrText>
+          <w:instrText xml:space="preserve"> PAGEREF _Toc239336157 \h </w:instrText>
         </w:r>
         <w:r>
           <w:rPr>
@@ -2691,7 +2691,7 @@
           <w14:ligatures w14:val="standardContextual"/>
         </w:rPr>
       </w:pPr>
-      <w:hyperlink w:anchor="_Toc239335787" w:history="1">
+      <w:hyperlink w:anchor="_Toc239336158" w:history="1">
         <w:r>
           <w:rPr>
             <w:rStyle w:val="Hyperlink"/>
@@ -2718,7 +2718,7 @@
             <w:noProof/>
             <w:webHidden/>
           </w:rPr>
-          <w:instrText xml:space="preserve"> PAGEREF _Toc239335787 \h </w:instrText>
+          <w:instrText xml:space="preserve"> PAGEREF _Toc239336158 \h </w:instrText>
         </w:r>
         <w:r>
           <w:rPr>
@@ -2762,7 +2762,7 @@
           <w14:ligatures w14:val="standardContextual"/>
         </w:rPr>
       </w:pPr>
-      <w:hyperlink w:anchor="_Toc239335788" w:history="1">
+      <w:hyperlink w:anchor="_Toc239336159" w:history="1">
         <w:r>
           <w:rPr>
             <w:rStyle w:val="Hyperlink"/>
@@ -2789,7 +2789,7 @@
             <w:noProof/>
             <w:webHidden/>
           </w:rPr>
-          <w:instrText xml:space="preserve"> PAGEREF _Toc239335788 \h </w:instrText>
+          <w:instrText xml:space="preserve"> PAGEREF _Toc239336159 \h </w:instrText>
         </w:r>
         <w:r>
           <w:rPr>
@@ -2833,7 +2833,7 @@
           <w14:ligatures w14:val="standardContextual"/>
         </w:rPr>
       </w:pPr>
-      <w:hyperlink w:anchor="_Toc239335789" w:history="1">
+      <w:hyperlink w:anchor="_Toc239336160" w:history="1">
         <w:r>
           <w:rPr>
             <w:rStyle w:val="Hyperlink"/>
@@ -2860,7 +2860,7 @@
             <w:noProof/>
             <w:webHidden/>
           </w:rPr>
-          <w:instrText xml:space="preserve"> PAGEREF _Toc239335789 \h </w:instrText>
+          <w:instrText xml:space="preserve"> PAGEREF _Toc239336160 \h </w:instrText>
         </w:r>
         <w:r>
           <w:rPr>
@@ -2904,7 +2904,7 @@
           <w14:ligatures w14:val="standardContextual"/>
         </w:rPr>
       </w:pPr>
-      <w:hyperlink w:anchor="_Toc239335790" w:history="1">
+      <w:hyperlink w:anchor="_Toc239336161" w:history="1">
         <w:r>
           <w:rPr>
             <w:rStyle w:val="Hyperlink"/>
@@ -2931,7 +2931,7 @@
             <w:noProof/>
             <w:webHidden/>
           </w:rPr>
-          <w:instrText xml:space="preserve"> PAGEREF _Toc239335790 \h </w:instrText>
+          <w:instrText xml:space="preserve"> PAGEREF _Toc239336161 \h </w:instrText>
         </w:r>
         <w:r>
           <w:rPr>
@@ -2975,7 +2975,7 @@
           <w14:ligatures w14:val="standardContextual"/>
         </w:rPr>
       </w:pPr>
-      <w:hyperlink w:anchor="_Toc239335791" w:history="1">
+      <w:hyperlink w:anchor="_Toc239336162" w:history="1">
         <w:r>
           <w:rPr>
             <w:rStyle w:val="Hyperlink"/>
@@ -3002,7 +3002,7 @@
             <w:noProof/>
             <w:webHidden/>
           </w:rPr>
-          <w:instrText xml:space="preserve"> PAGEREF _Toc239335791 \h </w:instrText>
+          <w:instrText xml:space="preserve"> PAGEREF _Toc239336162 \h </w:instrText>
         </w:r>
         <w:r>
           <w:rPr>
@@ -3046,7 +3046,7 @@
           <w14:ligatures w14:val="standardContextual"/>
         </w:rPr>
       </w:pPr>
-      <w:hyperlink w:anchor="_Toc239335792" w:history="1">
+      <w:hyperlink w:anchor="_Toc239336163" w:history="1">
         <w:r>
           <w:rPr>
             <w:rStyle w:val="Hyperlink"/>
@@ -3073,7 +3073,7 @@
             <w:noProof/>
             <w:webHidden/>
           </w:rPr>
-          <w:instrText xml:space="preserve"> PAGEREF _Toc239335792 \h </w:instrText>
+          <w:instrText xml:space="preserve"> PAGEREF _Toc239336163 \h </w:instrText>
         </w:r>
         <w:r>
           <w:rPr>
@@ -3117,7 +3117,7 @@
           <w14:ligatures w14:val="standardContextual"/>
         </w:rPr>
       </w:pPr>
-      <w:hyperlink w:anchor="_Toc239335793" w:history="1">
+      <w:hyperlink w:anchor="_Toc239336164" w:history="1">
         <w:r>
           <w:rPr>
             <w:rStyle w:val="Hyperlink"/>
@@ -3144,7 +3144,7 @@
             <w:noProof/>
             <w:webHidden/>
           </w:rPr>
-          <w:instrText xml:space="preserve"> PAGEREF _Toc239335793 \h </w:instrText>
+          <w:instrText xml:space="preserve"> PAGEREF _Toc239336164 \h </w:instrText>
         </w:r>
         <w:r>
           <w:rPr>
@@ -3188,7 +3188,7 @@
           <w14:ligatures w14:val="standardContextual"/>
         </w:rPr>
       </w:pPr>
-      <w:hyperlink w:anchor="_Toc239335794" w:history="1">
+      <w:hyperlink w:anchor="_Toc239336165" w:history="1">
         <w:r>
           <w:rPr>
             <w:rStyle w:val="Hyperlink"/>
@@ -3215,7 +3215,7 @@
             <w:noProof/>
             <w:webHidden/>
           </w:rPr>
-          <w:instrText xml:space="preserve"> PAGEREF _Toc239335794 \h </w:instrText>
+          <w:instrText xml:space="preserve"> PAGEREF _Toc239336165 \h </w:instrText>
         </w:r>
         <w:r>
           <w:rPr>
@@ -3259,7 +3259,7 @@
           <w14:ligatures w14:val="standardContextual"/>
         </w:rPr>
       </w:pPr>
-      <w:hyperlink w:anchor="_Toc239335795" w:history="1">
+      <w:hyperlink w:anchor="_Toc239336166" w:history="1">
         <w:r>
           <w:rPr>
             <w:rStyle w:val="Hyperlink"/>
@@ -3286,7 +3286,7 @@
             <w:noProof/>
             <w:webHidden/>
           </w:rPr>
-          <w:instrText xml:space="preserve"> PAGEREF _Toc239335795 \h </w:instrText>
+          <w:instrText xml:space="preserve"> PAGEREF _Toc239336166 \h </w:instrText>
         </w:r>
         <w:r>
           <w:rPr>
@@ -3330,7 +3330,7 @@
           <w14:ligatures w14:val="standardContextual"/>
         </w:rPr>
       </w:pPr>
-      <w:hyperlink w:anchor="_Toc239335796" w:history="1">
+      <w:hyperlink w:anchor="_Toc239336167" w:history="1">
         <w:r>
           <w:rPr>
             <w:rStyle w:val="Hyperlink"/>
@@ -3357,7 +3357,7 @@
             <w:noProof/>
             <w:webHidden/>
           </w:rPr>
-          <w:instrText xml:space="preserve"> PAGEREF _Toc239335796 \h </w:instrText>
+          <w:instrText xml:space="preserve"> PAGEREF _Toc239336167 \h </w:instrText>
         </w:r>
         <w:r>
           <w:rPr>
@@ -3401,7 +3401,7 @@
           <w14:ligatures w14:val="standardContextual"/>
         </w:rPr>
       </w:pPr>
-      <w:hyperlink w:anchor="_Toc239335797" w:history="1">
+      <w:hyperlink w:anchor="_Toc239336168" w:history="1">
         <w:r>
           <w:rPr>
             <w:rStyle w:val="Hyperlink"/>
@@ -3428,7 +3428,7 @@
             <w:noProof/>
             <w:webHidden/>
           </w:rPr>
-          <w:instrText xml:space="preserve"> PAGEREF _Toc239335797 \h </w:instrText>
+          <w:instrText xml:space="preserve"> PAGEREF _Toc239336168 \h </w:instrText>
         </w:r>
         <w:r>
           <w:rPr>
@@ -3474,7 +3474,7 @@
         <w:pStyle w:val="Heading1"/>
       </w:pPr>
       <w:bookmarkStart w:id="8" w:name="chương-1-giới-thiệu"/>
-      <w:bookmarkStart w:id="9" w:name="_Toc239335764"/>
+      <w:bookmarkStart w:id="9" w:name="_Toc239336135"/>
       <w:bookmarkEnd w:id="4"/>
       <w:bookmarkEnd w:id="6"/>
       <w:r>
@@ -3499,7 +3499,7 @@
         <w:pStyle w:val="Heading2"/>
       </w:pPr>
       <w:bookmarkStart w:id="10" w:name="X7d99df2d9d0c5141050eb9941026463f4c8ea2b"/>
-      <w:bookmarkStart w:id="11" w:name="_Toc239335765"/>
+      <w:bookmarkStart w:id="11" w:name="_Toc239336136"/>
       <w:r>
         <w:t>1.1. Đ</w:t>
       </w:r>
@@ -5349,7 +5349,7 @@
         <w:pStyle w:val="Heading2"/>
       </w:pPr>
       <w:bookmarkStart w:id="12" w:name="X60021b7b958505251ec70bd32e2bac9f8a0361c"/>
-      <w:bookmarkStart w:id="13" w:name="_Toc239335766"/>
+      <w:bookmarkStart w:id="13" w:name="_Toc239336137"/>
       <w:bookmarkEnd w:id="10"/>
       <w:r>
         <w:t>1.2. M</w:t>
@@ -7295,7 +7295,7 @@
         <w:pStyle w:val="Heading2"/>
       </w:pPr>
       <w:bookmarkStart w:id="17" w:name="X03724c88a1b7da9b434cf0a8db5356690a4bb71"/>
-      <w:bookmarkStart w:id="18" w:name="_Toc239335767"/>
+      <w:bookmarkStart w:id="18" w:name="_Toc239336138"/>
       <w:bookmarkEnd w:id="12"/>
       <w:bookmarkEnd w:id="16"/>
       <w:r>
@@ -9100,7 +9100,7 @@
         <w:pStyle w:val="Heading1"/>
       </w:pPr>
       <w:bookmarkStart w:id="20" w:name="chương-2-cơ-sở-lý-thuyết"/>
-      <w:bookmarkStart w:id="21" w:name="_Toc239335768"/>
+      <w:bookmarkStart w:id="21" w:name="_Toc239336139"/>
       <w:bookmarkEnd w:id="8"/>
       <w:bookmarkEnd w:id="17"/>
       <w:r>
@@ -9397,7 +9397,7 @@
         <w:pStyle w:val="Heading2"/>
       </w:pPr>
       <w:bookmarkStart w:id="22" w:name="X2256001523e16d112c59df938522f140b8b988e"/>
-      <w:bookmarkStart w:id="23" w:name="_Toc239335769"/>
+      <w:bookmarkStart w:id="23" w:name="_Toc239336140"/>
       <w:r>
         <w:t>2.1. Quy chu</w:t>
       </w:r>
@@ -14076,7 +14076,7 @@
         <w:pStyle w:val="Heading2"/>
       </w:pPr>
       <w:bookmarkStart w:id="30" w:name="Xb21b4f0690a73e92e2a35192cb39315a0956521"/>
-      <w:bookmarkStart w:id="31" w:name="_Toc239335770"/>
+      <w:bookmarkStart w:id="31" w:name="_Toc239336141"/>
       <w:bookmarkEnd w:id="22"/>
       <w:bookmarkEnd w:id="28"/>
       <w:r>
@@ -19316,7 +19316,7 @@
         <w:pStyle w:val="Heading2"/>
       </w:pPr>
       <w:bookmarkStart w:id="38" w:name="X8ff52f1334e3f0e382caf7ffa1b7096a981291c"/>
-      <w:bookmarkStart w:id="39" w:name="_Toc239335771"/>
+      <w:bookmarkStart w:id="39" w:name="_Toc239336142"/>
       <w:bookmarkEnd w:id="30"/>
       <w:bookmarkEnd w:id="37"/>
       <w:r>
@@ -19595,7 +19595,7 @@
           <w:noProof/>
         </w:rPr>
         <w:drawing>
-          <wp:inline distT="0" distB="0" distL="0" distR="0" wp14:anchorId="101ADDEE" wp14:editId="71C09C12">
+          <wp:inline distT="0" distB="0" distL="0" distR="0" wp14:anchorId="5B7F84F4" wp14:editId="461C79E7">
             <wp:extent cx="5334000" cy="1435553"/>
             <wp:effectExtent l="0" t="0" r="0" b="0"/>
             <wp:docPr id="37" name="Picture"/>
@@ -21057,7 +21057,7 @@
         <w:pStyle w:val="Heading2"/>
       </w:pPr>
       <w:bookmarkStart w:id="43" w:name="X1a77f36e16d4ad267b00eabe7cf793e1dbe08e9"/>
-      <w:bookmarkStart w:id="44" w:name="_Toc239335772"/>
+      <w:bookmarkStart w:id="44" w:name="_Toc239336143"/>
       <w:bookmarkEnd w:id="38"/>
       <w:bookmarkEnd w:id="42"/>
       <w:r>
@@ -22227,7 +22227,7 @@
           <w:noProof/>
         </w:rPr>
         <w:drawing>
-          <wp:inline distT="0" distB="0" distL="0" distR="0" wp14:anchorId="0530499E" wp14:editId="2884D53E">
+          <wp:inline distT="0" distB="0" distL="0" distR="0" wp14:anchorId="4D7D7706" wp14:editId="614BEE6E">
             <wp:extent cx="5334000" cy="2884362"/>
             <wp:effectExtent l="0" t="0" r="0" b="0"/>
             <wp:docPr id="44" name="Picture"/>
@@ -22493,7 +22493,7 @@
           <w:noProof/>
         </w:rPr>
         <w:drawing>
-          <wp:inline distT="0" distB="0" distL="0" distR="0" wp14:anchorId="0AF570C3" wp14:editId="04F39607">
+          <wp:inline distT="0" distB="0" distL="0" distR="0" wp14:anchorId="3906D637" wp14:editId="5654D72B">
             <wp:extent cx="5334000" cy="632732"/>
             <wp:effectExtent l="0" t="0" r="0" b="0"/>
             <wp:docPr id="49" name="Picture"/>
@@ -24396,7 +24396,7 @@
         <w:pStyle w:val="Heading1"/>
       </w:pPr>
       <w:bookmarkStart w:id="50" w:name="chương-3-thiết-kế-và-cài-đặt"/>
-      <w:bookmarkStart w:id="51" w:name="_Toc239335773"/>
+      <w:bookmarkStart w:id="51" w:name="_Toc239336144"/>
       <w:bookmarkEnd w:id="20"/>
       <w:bookmarkEnd w:id="43"/>
       <w:bookmarkEnd w:id="49"/>
@@ -24428,7 +24428,7 @@
         <w:pStyle w:val="Heading2"/>
       </w:pPr>
       <w:bookmarkStart w:id="52" w:name="X21a22cc9b66dca004f2960f37df13c53a04e97b"/>
-      <w:bookmarkStart w:id="53" w:name="_Toc239335774"/>
+      <w:bookmarkStart w:id="53" w:name="_Toc239336145"/>
       <w:r>
         <w:t>3.1. Ki</w:t>
       </w:r>
@@ -24520,7 +24520,7 @@
           <w:noProof/>
         </w:rPr>
         <w:drawing>
-          <wp:inline distT="0" distB="0" distL="0" distR="0" wp14:anchorId="0FCF2BF7" wp14:editId="19D656A9">
+          <wp:inline distT="0" distB="0" distL="0" distR="0" wp14:anchorId="0FCF68A3" wp14:editId="22EDEACA">
             <wp:extent cx="5334000" cy="401410"/>
             <wp:effectExtent l="0" t="0" r="0" b="0"/>
             <wp:docPr id="57" name="Picture"/>
@@ -26189,7 +26189,7 @@
         <w:pStyle w:val="Heading2"/>
       </w:pPr>
       <w:bookmarkStart w:id="55" w:name="X1f307d8f8c73bce8db8683c986faea6c8ea66a3"/>
-      <w:bookmarkStart w:id="56" w:name="_Toc239335775"/>
+      <w:bookmarkStart w:id="56" w:name="_Toc239336146"/>
       <w:bookmarkEnd w:id="52"/>
       <w:r>
         <w:t>3.2. Xây d</w:t>
@@ -26256,7 +26256,7 @@
           <w:noProof/>
         </w:rPr>
         <w:drawing>
-          <wp:inline distT="0" distB="0" distL="0" distR="0" wp14:anchorId="4EC74026" wp14:editId="4CF4D8D5">
+          <wp:inline distT="0" distB="0" distL="0" distR="0" wp14:anchorId="1C551C5B" wp14:editId="082D81CA">
             <wp:extent cx="5334000" cy="802821"/>
             <wp:effectExtent l="0" t="0" r="0" b="0"/>
             <wp:docPr id="62" name="Picture"/>
@@ -30368,7 +30368,7 @@
         <w:pStyle w:val="Heading2"/>
       </w:pPr>
       <w:bookmarkStart w:id="62" w:name="X6a397cb1739f1ec0a8c9714808f79a5ce1fbf6f"/>
-      <w:bookmarkStart w:id="63" w:name="_Toc239335776"/>
+      <w:bookmarkStart w:id="63" w:name="_Toc239336147"/>
       <w:bookmarkEnd w:id="55"/>
       <w:bookmarkEnd w:id="61"/>
       <w:r>
@@ -31934,7 +31934,7 @@
         <w:pStyle w:val="Heading2"/>
       </w:pPr>
       <w:bookmarkStart w:id="65" w:name="X9c2c9b365086d10c999a46e4942f14d73b6baa5"/>
-      <w:bookmarkStart w:id="66" w:name="_Toc239335777"/>
+      <w:bookmarkStart w:id="66" w:name="_Toc239336148"/>
       <w:bookmarkEnd w:id="62"/>
       <w:r>
         <w:t>3.4. Kh</w:t>
@@ -32718,7 +32718,7 @@
           <w:noProof/>
         </w:rPr>
         <w:drawing>
-          <wp:inline distT="0" distB="0" distL="0" distR="0" wp14:anchorId="682F33DA" wp14:editId="75E50F2E">
+          <wp:inline distT="0" distB="0" distL="0" distR="0" wp14:anchorId="54D8D4BC" wp14:editId="1D660C89">
             <wp:extent cx="5334000" cy="8969712"/>
             <wp:effectExtent l="0" t="0" r="0" b="0"/>
             <wp:docPr id="73" name="Picture"/>
@@ -38667,7 +38667,7 @@
         <w:pStyle w:val="Heading2"/>
       </w:pPr>
       <w:bookmarkStart w:id="75" w:name="Xb17945b5d9374e5087c2c96ace1685ff00e2e22"/>
-      <w:bookmarkStart w:id="76" w:name="_Toc239335778"/>
+      <w:bookmarkStart w:id="76" w:name="_Toc239336149"/>
       <w:bookmarkEnd w:id="65"/>
       <w:bookmarkEnd w:id="74"/>
       <w:r>
@@ -40037,7 +40037,7 @@
         <w:pStyle w:val="Heading2"/>
       </w:pPr>
       <w:bookmarkStart w:id="77" w:name="Xfad7df3f963ac0b8ebfe8cf87d7c64fa075f760"/>
-      <w:bookmarkStart w:id="78" w:name="_Toc239335779"/>
+      <w:bookmarkStart w:id="78" w:name="_Toc239336150"/>
       <w:bookmarkEnd w:id="75"/>
       <w:r>
         <w:t>3.6. B</w:t>
@@ -40083,7 +40083,7 @@
           <w:noProof/>
         </w:rPr>
         <w:drawing>
-          <wp:inline distT="0" distB="0" distL="0" distR="0" wp14:anchorId="6F844182" wp14:editId="3FD20459">
+          <wp:inline distT="0" distB="0" distL="0" distR="0" wp14:anchorId="6EFBAE3F" wp14:editId="485895DB">
             <wp:extent cx="5334000" cy="1217839"/>
             <wp:effectExtent l="0" t="0" r="0" b="0"/>
             <wp:docPr id="86" name="Picture"/>
@@ -42864,7 +42864,7 @@
         <w:pStyle w:val="Heading2"/>
       </w:pPr>
       <w:bookmarkStart w:id="80" w:name="X9b5467225f237e4ee44d60f7d236cbdfdaa1e07"/>
-      <w:bookmarkStart w:id="81" w:name="_Toc239335780"/>
+      <w:bookmarkStart w:id="81" w:name="_Toc239336151"/>
       <w:bookmarkEnd w:id="77"/>
       <w:r>
         <w:t xml:space="preserve">3.7. </w:t>
@@ -42984,7 +42984,7 @@
           <w:noProof/>
         </w:rPr>
         <w:drawing>
-          <wp:inline distT="0" distB="0" distL="0" distR="0" wp14:anchorId="76FDA85D" wp14:editId="7C30F669">
+          <wp:inline distT="0" distB="0" distL="0" distR="0" wp14:anchorId="0979CCDA" wp14:editId="20B475F4">
             <wp:extent cx="5334000" cy="5953125"/>
             <wp:effectExtent l="0" t="0" r="0" b="0"/>
             <wp:docPr id="91" name="Picture"/>
@@ -44094,7 +44094,7 @@
         <w:pStyle w:val="Heading1"/>
       </w:pPr>
       <w:bookmarkStart w:id="83" w:name="chương-4-thực-nghiệm-và-đánh-giá"/>
-      <w:bookmarkStart w:id="84" w:name="_Toc239335781"/>
+      <w:bookmarkStart w:id="84" w:name="_Toc239336152"/>
       <w:bookmarkEnd w:id="50"/>
       <w:bookmarkEnd w:id="80"/>
       <w:r>
@@ -44119,7 +44119,7 @@
         <w:pStyle w:val="Heading2"/>
       </w:pPr>
       <w:bookmarkStart w:id="85" w:name="X43cb4672f728ce1df4f211c1d18360135f0c40b"/>
-      <w:bookmarkStart w:id="86" w:name="_Toc239335782"/>
+      <w:bookmarkStart w:id="86" w:name="_Toc239336153"/>
       <w:r>
         <w:t>4.1. Môi trư</w:t>
       </w:r>
@@ -45741,7 +45741,7 @@
         <w:pStyle w:val="Heading2"/>
       </w:pPr>
       <w:bookmarkStart w:id="87" w:name="Xe48430b60e6d2b1022368eb4316c1fe9f53411f"/>
-      <w:bookmarkStart w:id="88" w:name="_Toc239335783"/>
+      <w:bookmarkStart w:id="88" w:name="_Toc239336154"/>
       <w:bookmarkEnd w:id="85"/>
       <w:r>
         <w:t>4.2. K</w:t>
@@ -49276,7 +49276,7 @@
         <w:pStyle w:val="Heading2"/>
       </w:pPr>
       <w:bookmarkStart w:id="95" w:name="X09b724f0b907c7f652c2569c27ef1d5728c277c"/>
-      <w:bookmarkStart w:id="96" w:name="_Toc239335784"/>
+      <w:bookmarkStart w:id="96" w:name="_Toc239336155"/>
       <w:bookmarkEnd w:id="87"/>
       <w:bookmarkEnd w:id="93"/>
       <w:r>
@@ -51548,7 +51548,7 @@
           <w:noProof/>
         </w:rPr>
         <w:drawing>
-          <wp:inline distT="0" distB="0" distL="0" distR="0" wp14:anchorId="7D6A1972" wp14:editId="6A5F1BA1">
+          <wp:inline distT="0" distB="0" distL="0" distR="0" wp14:anchorId="461DD24E" wp14:editId="0119CAD0">
             <wp:extent cx="5334000" cy="2883855"/>
             <wp:effectExtent l="0" t="0" r="0" b="0"/>
             <wp:docPr id="108" name="Picture"/>
@@ -54029,175 +54029,417 @@
         <w:pStyle w:val="BodyText"/>
       </w:pPr>
       <w:r>
-        <w:t>Hư</w:t>
+        <w:t>Phép thay th</w:t>
+      </w:r>
+      <w:r>
+        <w:t>ế</w:t>
+      </w:r>
+      <w:r>
+        <w:t xml:space="preserve"> </w:t>
+      </w:r>
+      <w:r>
+        <w:rPr>
+          <w:b/>
+          <w:bCs/>
+        </w:rPr>
+        <w:t>đã đư</w:t>
+      </w:r>
+      <w:r>
+        <w:rPr>
+          <w:b/>
+          <w:bCs/>
+        </w:rPr>
+        <w:t>ợ</w:t>
+      </w:r>
+      <w:r>
+        <w:rPr>
+          <w:b/>
+          <w:bCs/>
+        </w:rPr>
+        <w:t>c th</w:t>
+      </w:r>
+      <w:r>
+        <w:rPr>
+          <w:b/>
+          <w:bCs/>
+        </w:rPr>
+        <w:t>ự</w:t>
+      </w:r>
+      <w:r>
+        <w:rPr>
+          <w:b/>
+          <w:bCs/>
+        </w:rPr>
+        <w:t>c hi</w:t>
+      </w:r>
+      <w:r>
+        <w:rPr>
+          <w:b/>
+          <w:bCs/>
+        </w:rPr>
+        <w:t>ệ</w:t>
+      </w:r>
+      <w:r>
+        <w:rPr>
+          <w:b/>
+          <w:bCs/>
+        </w:rPr>
+        <w:t>n ngay trong vòng này</w:t>
+      </w:r>
+      <w:r>
+        <w:t xml:space="preserve"> cho nh</w:t>
+      </w:r>
+      <w:r>
+        <w:t>ữ</w:t>
+      </w:r>
+      <w:r>
+        <w:t>ng c</w:t>
+      </w:r>
+      <w:r>
+        <w:t>ặ</w:t>
+      </w:r>
+      <w:r>
+        <w:t>p đ</w:t>
+      </w:r>
+      <w:r>
+        <w:t>ủ</w:t>
+      </w:r>
+      <w:r>
+        <w:t xml:space="preserve"> b</w:t>
+      </w:r>
+      <w:r>
+        <w:t>ằ</w:t>
+      </w:r>
+      <w:r>
+        <w:t>ng ch</w:t>
+      </w:r>
+      <w:r>
+        <w:t>ứ</w:t>
+      </w:r>
+      <w:r>
+        <w:t>ng th</w:t>
+      </w:r>
+      <w:r>
+        <w:t>ố</w:t>
+      </w:r>
+      <w:r>
+        <w:t>ng kê: hai m</w:t>
+      </w:r>
+      <w:r>
+        <w:t>ụ</w:t>
+      </w:r>
+      <w:r>
+        <w:t>c vư</w:t>
+      </w:r>
+      <w:r>
+        <w:t>ợ</w:t>
+      </w:r>
+      <w:r>
+        <w:t>t ngư</w:t>
+      </w:r>
+      <w:r>
+        <w:t>ỡ</w:t>
+      </w:r>
+      <w:r>
+        <w:t>ng đư</w:t>
+      </w:r>
+      <w:r>
+        <w:t>ợ</w:t>
+      </w:r>
+      <w:r>
+        <w:t>c thay b</w:t>
+      </w:r>
+      <w:r>
+        <w:t>ằ</w:t>
+      </w:r>
+      <w:r>
+        <w:t>ng ánh x</w:t>
+      </w:r>
+      <w:r>
+        <w:t>ạ</w:t>
+      </w:r>
+      <w:r>
+        <w:t xml:space="preserve"> trích tr</w:t>
+      </w:r>
+      <w:r>
+        <w:t>ự</w:t>
+      </w:r>
+      <w:r>
+        <w:t>c ti</w:t>
+      </w:r>
+      <w:r>
+        <w:t>ế</w:t>
+      </w:r>
+      <w:r>
+        <w:t>p t</w:t>
+      </w:r>
+      <w:r>
+        <w:t>ừ</w:t>
+      </w:r>
+      <w:r>
+        <w:t xml:space="preserve"> ma tr</w:t>
+      </w:r>
+      <w:r>
+        <w:t>ậ</w:t>
+      </w:r>
+      <w:r>
+        <w:t>n đo đư</w:t>
+      </w:r>
+      <w:r>
+        <w:t>ợ</w:t>
+      </w:r>
+      <w:r>
+        <w:t xml:space="preserve">c, mua thêm </w:t>
+      </w:r>
+      <w:r>
+        <w:rPr>
+          <w:b/>
+          <w:bCs/>
+        </w:rPr>
+        <w:t>53 bi</w:t>
+      </w:r>
+      <w:r>
+        <w:rPr>
+          <w:b/>
+          <w:bCs/>
+        </w:rPr>
+        <w:t>ể</w:t>
+      </w:r>
+      <w:r>
+        <w:rPr>
+          <w:b/>
+          <w:bCs/>
+        </w:rPr>
+        <w:t>n đ</w:t>
+      </w:r>
+      <w:r>
+        <w:rPr>
+          <w:b/>
+          <w:bCs/>
+        </w:rPr>
+        <w:t>ọ</w:t>
+      </w:r>
+      <w:r>
+        <w:rPr>
+          <w:b/>
+          <w:bCs/>
+        </w:rPr>
+        <w:t>c đúng và 0 bi</w:t>
+      </w:r>
+      <w:r>
+        <w:rPr>
+          <w:b/>
+          <w:bCs/>
+        </w:rPr>
+        <w:t>ể</w:t>
+      </w:r>
+      <w:r>
+        <w:rPr>
+          <w:b/>
+          <w:bCs/>
+        </w:rPr>
+        <w:t>n h</w:t>
+      </w:r>
+      <w:r>
+        <w:rPr>
+          <w:b/>
+          <w:bCs/>
+        </w:rPr>
+        <w:t>ỏ</w:t>
+      </w:r>
+      <w:r>
+        <w:rPr>
+          <w:b/>
+          <w:bCs/>
+        </w:rPr>
+        <w:t>ng</w:t>
+      </w:r>
+      <w:r>
+        <w:t xml:space="preserve"> — đây chính là c</w:t>
+      </w:r>
+      <w:r>
+        <w:t>ấ</w:t>
+      </w:r>
+      <w:r>
+        <w:t>u hình bàn giao sinh ra S₁ = 0,7701. Năm c</w:t>
+      </w:r>
+      <w:r>
+        <w:t>ặ</w:t>
+      </w:r>
+      <w:r>
+        <w:t>p còn l</w:t>
+      </w:r>
+      <w:r>
+        <w:t>ạ</w:t>
+      </w:r>
+      <w:r>
+        <w:t>i th</w:t>
+      </w:r>
+      <w:r>
+        <w:t>ắ</w:t>
+      </w:r>
+      <w:r>
+        <w:t>ng dư</w:t>
       </w:r>
       <w:r>
         <w:t>ớ</w:t>
       </w:r>
       <w:r>
-        <w:t>ng c</w:t>
-      </w:r>
-      <w:r>
-        <w:t>ả</w:t>
-      </w:r>
-      <w:r>
-        <w:t>i thi</w:t>
+        <w:t>i 10 l</w:t>
+      </w:r>
+      <w:r>
+        <w:t>ầ</w:t>
+      </w:r>
+      <w:r>
+        <w:t xml:space="preserve">n nên </w:t>
+      </w:r>
+      <w:r>
+        <w:rPr>
+          <w:b/>
+          <w:bCs/>
+        </w:rPr>
+        <w:t>chưa đ</w:t>
+      </w:r>
+      <w:r>
+        <w:rPr>
+          <w:b/>
+          <w:bCs/>
+        </w:rPr>
+        <w:t>ủ</w:t>
+      </w:r>
+      <w:r>
+        <w:rPr>
+          <w:b/>
+          <w:bCs/>
+        </w:rPr>
+        <w:t xml:space="preserve"> cơ s</w:t>
+      </w:r>
+      <w:r>
+        <w:rPr>
+          <w:b/>
+          <w:bCs/>
+        </w:rPr>
+        <w:t>ở</w:t>
+      </w:r>
+      <w:r>
+        <w:rPr>
+          <w:b/>
+          <w:bCs/>
+        </w:rPr>
+        <w:t xml:space="preserve"> đ</w:t>
+      </w:r>
+      <w:r>
+        <w:rPr>
+          <w:b/>
+          <w:bCs/>
+        </w:rPr>
+        <w:t>ể</w:t>
+      </w:r>
+      <w:r>
+        <w:rPr>
+          <w:b/>
+          <w:bCs/>
+        </w:rPr>
+        <w:t xml:space="preserve"> b</w:t>
+      </w:r>
+      <w:r>
+        <w:rPr>
+          <w:b/>
+          <w:bCs/>
+        </w:rPr>
+        <w:t>ậ</w:t>
+      </w:r>
+      <w:r>
+        <w:rPr>
+          <w:b/>
+          <w:bCs/>
+        </w:rPr>
+        <w:t>t m</w:t>
+      </w:r>
+      <w:r>
+        <w:rPr>
+          <w:b/>
+          <w:bCs/>
+        </w:rPr>
+        <w:t>ặ</w:t>
+      </w:r>
+      <w:r>
+        <w:rPr>
+          <w:b/>
+          <w:bCs/>
+        </w:rPr>
+        <w:t>c đ</w:t>
+      </w:r>
+      <w:r>
+        <w:rPr>
+          <w:b/>
+          <w:bCs/>
+        </w:rPr>
+        <w:t>ị</w:t>
+      </w:r>
+      <w:r>
+        <w:rPr>
+          <w:b/>
+          <w:bCs/>
+        </w:rPr>
+        <w:t>nh</w:t>
+      </w:r>
+      <w:r>
+        <w:t>; chúng ch</w:t>
+      </w:r>
+      <w:r>
+        <w:t>ờ</w:t>
+      </w:r>
+      <w:r>
+        <w:t xml:space="preserve"> ng</w:t>
+      </w:r>
+      <w:r>
+        <w:t>ữ</w:t>
+      </w:r>
+      <w:r>
+        <w:t xml:space="preserve"> li</w:t>
       </w:r>
       <w:r>
         <w:t>ệ</w:t>
       </w:r>
       <w:r>
-        <w:t xml:space="preserve">n rõ ràng: </w:t>
-      </w:r>
-      <w:r>
-        <w:rPr>
-          <w:b/>
-          <w:bCs/>
-        </w:rPr>
-        <w:t>thay b</w:t>
-      </w:r>
-      <w:r>
-        <w:rPr>
-          <w:b/>
-          <w:bCs/>
-        </w:rPr>
-        <w:t>ả</w:t>
-      </w:r>
-      <w:r>
-        <w:rPr>
-          <w:b/>
-          <w:bCs/>
-        </w:rPr>
-        <w:t>ng suy đoán b</w:t>
-      </w:r>
-      <w:r>
-        <w:rPr>
-          <w:b/>
-          <w:bCs/>
-        </w:rPr>
-        <w:t>ằ</w:t>
-      </w:r>
-      <w:r>
-        <w:rPr>
-          <w:b/>
-          <w:bCs/>
-        </w:rPr>
-        <w:t>ng b</w:t>
-      </w:r>
-      <w:r>
-        <w:rPr>
-          <w:b/>
-          <w:bCs/>
-        </w:rPr>
-        <w:t>ả</w:t>
-      </w:r>
-      <w:r>
-        <w:rPr>
-          <w:b/>
-          <w:bCs/>
-        </w:rPr>
-        <w:t>ng trích tr</w:t>
-      </w:r>
-      <w:r>
-        <w:rPr>
-          <w:b/>
-          <w:bCs/>
-        </w:rPr>
-        <w:t>ự</w:t>
-      </w:r>
-      <w:r>
-        <w:rPr>
-          <w:b/>
-          <w:bCs/>
-        </w:rPr>
-        <w:t>c ti</w:t>
-      </w:r>
-      <w:r>
-        <w:rPr>
-          <w:b/>
-          <w:bCs/>
-        </w:rPr>
-        <w:t>ế</w:t>
-      </w:r>
-      <w:r>
-        <w:rPr>
-          <w:b/>
-          <w:bCs/>
-        </w:rPr>
-        <w:t>p t</w:t>
-      </w:r>
-      <w:r>
-        <w:rPr>
-          <w:b/>
-          <w:bCs/>
-        </w:rPr>
-        <w:t>ừ</w:t>
-      </w:r>
-      <w:r>
-        <w:rPr>
-          <w:b/>
-          <w:bCs/>
-        </w:rPr>
-        <w:t xml:space="preserve"> ma tr</w:t>
-      </w:r>
-      <w:r>
-        <w:rPr>
-          <w:b/>
-          <w:bCs/>
-        </w:rPr>
-        <w:t>ậ</w:t>
-      </w:r>
-      <w:r>
-        <w:rPr>
-          <w:b/>
-          <w:bCs/>
-        </w:rPr>
-        <w:t>n nh</w:t>
-      </w:r>
-      <w:r>
-        <w:rPr>
-          <w:b/>
-          <w:bCs/>
-        </w:rPr>
-        <w:t>ầ</w:t>
-      </w:r>
-      <w:r>
-        <w:rPr>
-          <w:b/>
-          <w:bCs/>
-        </w:rPr>
-        <w:t>m l</w:t>
-      </w:r>
-      <w:r>
-        <w:rPr>
-          <w:b/>
-          <w:bCs/>
-        </w:rPr>
-        <w:t>ẫ</w:t>
-      </w:r>
-      <w:r>
-        <w:rPr>
-          <w:b/>
-          <w:bCs/>
-        </w:rPr>
-        <w:t>n đo đư</w:t>
-      </w:r>
-      <w:r>
-        <w:rPr>
-          <w:b/>
-          <w:bCs/>
-        </w:rPr>
-        <w:t>ợ</w:t>
-      </w:r>
-      <w:r>
-        <w:rPr>
-          <w:b/>
-          <w:bCs/>
-        </w:rPr>
-        <w:t>c</w:t>
-      </w:r>
-      <w:r>
-        <w:t>. Đây là ví d</w:t>
+        <w:t>u l</w:t>
+      </w:r>
+      <w:r>
+        <w:t>ớ</w:t>
+      </w:r>
+      <w:r>
+        <w:t xml:space="preserve">n hơn </w:t>
+      </w:r>
+      <w:r>
+        <w:t>ở</w:t>
+      </w:r>
+      <w:r>
+        <w:t xml:space="preserve"> hư</w:t>
+      </w:r>
+      <w:r>
+        <w:t>ớ</w:t>
+      </w:r>
+      <w:r>
+        <w:t>ng phát tri</w:t>
+      </w:r>
+      <w:r>
+        <w:t>ể</w:t>
+      </w:r>
+      <w:r>
+        <w:t>n s</w:t>
+      </w:r>
+      <w:r>
+        <w:t>ố</w:t>
+      </w:r>
+      <w:r>
+        <w:t xml:space="preserve"> 2 (m</w:t>
+      </w:r>
+      <w:r>
+        <w:t>ụ</w:t>
+      </w:r>
+      <w:r>
+        <w:t>c 5.3). Đây là ví d</w:t>
       </w:r>
       <w:r>
         <w:t>ụ</w:t>
@@ -54460,10 +54702,7 @@
         <w:t>ng bao quanh</w:t>
       </w:r>
       <w:r>
-        <w:t xml:space="preserve"> </w:t>
-      </w:r>
-      <w:r>
-        <w:t>— sao đúng chu</w:t>
+        <w:t xml:space="preserve"> — sao đúng chu</w:t>
       </w:r>
       <w:r>
         <w:t>ỗ</w:t>
@@ -54534,21 +54773,21 @@
           <w:b/>
           <w:bCs/>
         </w:rPr>
-        <w:t xml:space="preserve">ng </w:t>
-      </w:r>
-      <w:r>
-        <w:rPr>
-          <w:b/>
-          <w:bCs/>
-        </w:rPr>
-        <w:t>ả</w:t>
-      </w:r>
-      <w:r>
-        <w:rPr>
-          <w:b/>
-          <w:bCs/>
-        </w:rPr>
-        <w:t>nh đã chu</w:t>
+        <w:t>ng 2.801 vùng bi</w:t>
+      </w:r>
+      <w:r>
+        <w:rPr>
+          <w:b/>
+          <w:bCs/>
+        </w:rPr>
+        <w:t>ể</w:t>
+      </w:r>
+      <w:r>
+        <w:rPr>
+          <w:b/>
+          <w:bCs/>
+        </w:rPr>
+        <w:t>n đã chu</w:t>
       </w:r>
       <w:r>
         <w:rPr>
@@ -55147,7 +55386,10 @@
         <w:t>n trong phép đo này</w:t>
       </w:r>
       <w:r>
-        <w:t xml:space="preserve"> — 68,87%, hơn EasyOCR 54,59 đi</w:t>
+        <w:t xml:space="preserve"> </w:t>
+      </w:r>
+      <w:r>
+        <w:t>— 68,87%, hơn EasyOCR 54,59 đi</w:t>
       </w:r>
       <w:r>
         <w:t>ể</w:t>
@@ -56266,7 +56508,10 @@
         <w:t xml:space="preserve"> ba</w:t>
       </w:r>
       <w:r>
-        <w:t xml:space="preserve"> (+5,14 · +3,93 · +0,68 đi</w:t>
+        <w:t xml:space="preserve"> </w:t>
+      </w:r>
+      <w:r>
+        <w:t>(+5,14 · +3,93 · +0,68 đi</w:t>
       </w:r>
       <w:r>
         <w:t>ể</w:t>
@@ -56326,7 +56571,7 @@
         <w:pStyle w:val="Heading2"/>
       </w:pPr>
       <w:bookmarkStart w:id="106" w:name="X0c205a3fd5474e5e1d380a3735df7543f97f059"/>
-      <w:bookmarkStart w:id="107" w:name="_Toc239335785"/>
+      <w:bookmarkStart w:id="107" w:name="_Toc239336156"/>
       <w:bookmarkEnd w:id="95"/>
       <w:bookmarkEnd w:id="104"/>
       <w:r>
@@ -59000,10 +59245,7 @@
         <w:t>c"</w:t>
       </w:r>
       <w:r>
-        <w:t xml:space="preserve"> </w:t>
-      </w:r>
-      <w:r>
-        <w:t>— không ph</w:t>
+        <w:t xml:space="preserve"> — không ph</w:t>
       </w:r>
       <w:r>
         <w:t>ả</w:t>
@@ -59271,7 +59513,7 @@
         <w:pStyle w:val="Heading2"/>
       </w:pPr>
       <w:bookmarkStart w:id="113" w:name="X8f4b2c0e55e8764a0677cdfa39e96dbe6822859"/>
-      <w:bookmarkStart w:id="114" w:name="_Toc239335786"/>
+      <w:bookmarkStart w:id="114" w:name="_Toc239336157"/>
       <w:bookmarkEnd w:id="106"/>
       <w:bookmarkEnd w:id="112"/>
       <w:r>
@@ -62414,7 +62656,7 @@
         <w:pStyle w:val="Heading2"/>
       </w:pPr>
       <w:bookmarkStart w:id="120" w:name="X7468ed9f095dd0192ebc5de940dc44b5cd3e099"/>
-      <w:bookmarkStart w:id="121" w:name="_Toc239335787"/>
+      <w:bookmarkStart w:id="121" w:name="_Toc239336158"/>
       <w:bookmarkEnd w:id="113"/>
       <w:bookmarkEnd w:id="118"/>
       <w:r>
@@ -64275,7 +64517,7 @@
           <w:noProof/>
         </w:rPr>
         <w:drawing>
-          <wp:inline distT="0" distB="0" distL="0" distR="0" wp14:anchorId="5DB3DB02" wp14:editId="57E5CEAA">
+          <wp:inline distT="0" distB="0" distL="0" distR="0" wp14:anchorId="5586442F" wp14:editId="1AF2A8E0">
             <wp:extent cx="5334000" cy="3317670"/>
             <wp:effectExtent l="0" t="0" r="0" b="0"/>
             <wp:docPr id="131" name="Picture"/>
@@ -65007,7 +65249,7 @@
         <w:pStyle w:val="Heading2"/>
       </w:pPr>
       <w:bookmarkStart w:id="124" w:name="X88e1c26a6581f7bd1dbdb2c85ae6116c5ba8393"/>
-      <w:bookmarkStart w:id="125" w:name="_Toc239335788"/>
+      <w:bookmarkStart w:id="125" w:name="_Toc239336159"/>
       <w:bookmarkEnd w:id="120"/>
       <w:r>
         <w:t>4.7. Các y</w:t>
@@ -66862,7 +67104,7 @@
         <w:pStyle w:val="Heading1"/>
       </w:pPr>
       <w:bookmarkStart w:id="127" w:name="chương-5-kết-luận-và-hướng-phát-triển"/>
-      <w:bookmarkStart w:id="128" w:name="_Toc239335789"/>
+      <w:bookmarkStart w:id="128" w:name="_Toc239336160"/>
       <w:bookmarkEnd w:id="83"/>
       <w:bookmarkEnd w:id="124"/>
       <w:r>
@@ -66899,7 +67141,7 @@
         <w:pStyle w:val="Heading2"/>
       </w:pPr>
       <w:bookmarkStart w:id="129" w:name="Xcefa088882d41b38c21b7b5b44c738cb5564fbb"/>
-      <w:bookmarkStart w:id="130" w:name="_Toc239335790"/>
+      <w:bookmarkStart w:id="130" w:name="_Toc239336161"/>
       <w:r>
         <w:t>5.1. K</w:t>
       </w:r>
@@ -68400,7 +68642,7 @@
         <w:pStyle w:val="Heading2"/>
       </w:pPr>
       <w:bookmarkStart w:id="132" w:name="Xe79f58ab8ce7b6f148c68a374118dd9eaec1a1c"/>
-      <w:bookmarkStart w:id="133" w:name="_Toc239335791"/>
+      <w:bookmarkStart w:id="133" w:name="_Toc239336162"/>
       <w:bookmarkEnd w:id="129"/>
       <w:r>
         <w:t>5.2. H</w:t>
@@ -69837,7 +70079,7 @@
         <w:pStyle w:val="Heading2"/>
       </w:pPr>
       <w:bookmarkStart w:id="135" w:name="X66db71c9020c40cf46e490c5c37ad244e2b7594"/>
-      <w:bookmarkStart w:id="136" w:name="_Toc239335792"/>
+      <w:bookmarkStart w:id="136" w:name="_Toc239336163"/>
       <w:bookmarkEnd w:id="132"/>
       <w:r>
         <w:t>5.3. Hư</w:t>
@@ -71425,7 +71667,7 @@
         <w:pStyle w:val="Heading2"/>
       </w:pPr>
       <w:bookmarkStart w:id="138" w:name="Xe5a2fe3dfcd4681648271b7ddc344b106e48b3b"/>
-      <w:bookmarkStart w:id="139" w:name="_Toc239335793"/>
+      <w:bookmarkStart w:id="139" w:name="_Toc239336164"/>
       <w:bookmarkEnd w:id="135"/>
       <w:r>
         <w:t>5.4. K</w:t>
@@ -72351,7 +72593,7 @@
         <w:pStyle w:val="Heading1"/>
       </w:pPr>
       <w:bookmarkStart w:id="140" w:name="tài-liệu-tham-khảo"/>
-      <w:bookmarkStart w:id="141" w:name="_Toc239335794"/>
+      <w:bookmarkStart w:id="141" w:name="_Toc239336165"/>
       <w:bookmarkEnd w:id="127"/>
       <w:bookmarkEnd w:id="138"/>
       <w:r>
@@ -73380,7 +73622,7 @@
         <w:pStyle w:val="Heading1"/>
       </w:pPr>
       <w:bookmarkStart w:id="142" w:name="phụ-lục"/>
-      <w:bookmarkStart w:id="143" w:name="_Toc239335795"/>
+      <w:bookmarkStart w:id="143" w:name="_Toc239336166"/>
       <w:bookmarkEnd w:id="140"/>
       <w:r>
         <w:t>PH</w:t>
@@ -73404,7 +73646,7 @@
         <w:pStyle w:val="Heading2"/>
       </w:pPr>
       <w:bookmarkStart w:id="144" w:name="phụ-lục-a-cấu-hình-và-siêu-tham-số"/>
-      <w:bookmarkStart w:id="145" w:name="_Toc239335796"/>
+      <w:bookmarkStart w:id="145" w:name="_Toc239336167"/>
       <w:r>
         <w:t>Ph</w:t>
       </w:r>
@@ -75624,7 +75866,7 @@
         <w:pStyle w:val="Heading2"/>
       </w:pPr>
       <w:bookmarkStart w:id="149" w:name="phụ-lục-b-hướng-dẫn-cài-đặt-và-chạy"/>
-      <w:bookmarkStart w:id="150" w:name="_Toc239335797"/>
+      <w:bookmarkStart w:id="150" w:name="_Toc239336168"/>
       <w:bookmarkEnd w:id="144"/>
       <w:bookmarkEnd w:id="148"/>
       <w:r>
@@ -77193,7 +77435,7 @@
   <w:abstractNum w:abstractNumId="0" w15:restartNumberingAfterBreak="0">
     <w:nsid w:val="0000A990"/>
     <w:multiLevelType w:val="multilevel"/>
-    <w:tmpl w:val="5AACE3F6"/>
+    <w:tmpl w:val="C15A0EFC"/>
     <w:lvl w:ilvl="0">
       <w:numFmt w:val="bullet"/>
       <w:lvlText w:val=" "/>
@@ -77270,7 +77512,7 @@
   <w:abstractNum w:abstractNumId="1" w15:restartNumberingAfterBreak="0">
     <w:nsid w:val="0000A991"/>
     <w:multiLevelType w:val="multilevel"/>
-    <w:tmpl w:val="6DF02C1C"/>
+    <w:tmpl w:val="9942E758"/>
     <w:lvl w:ilvl="0">
       <w:numFmt w:val="bullet"/>
       <w:lvlText w:val=""/>
@@ -77374,7 +77616,7 @@
   <w:abstractNum w:abstractNumId="2" w15:restartNumberingAfterBreak="0">
     <w:nsid w:val="00A99411"/>
     <w:multiLevelType w:val="multilevel"/>
-    <w:tmpl w:val="2334F70C"/>
+    <w:tmpl w:val="112C253C"/>
     <w:lvl w:ilvl="0">
       <w:start w:val="1"/>
       <w:numFmt w:val="decimal"/>
@@ -77457,10 +77699,10 @@
       </w:pPr>
     </w:lvl>
   </w:abstractNum>
-  <w:num w:numId="1" w16cid:durableId="772475117">
+  <w:num w:numId="1" w16cid:durableId="1920405495">
     <w:abstractNumId w:val="0"/>
   </w:num>
-  <w:num w:numId="2" w16cid:durableId="644897484">
+  <w:num w:numId="2" w16cid:durableId="821965933">
     <w:abstractNumId w:val="2"/>
     <w:lvlOverride w:ilvl="0">
       <w:startOverride w:val="1"/>
@@ -77490,22 +77732,22 @@
       <w:startOverride w:val="1"/>
     </w:lvlOverride>
   </w:num>
-  <w:num w:numId="3" w16cid:durableId="227350168">
+  <w:num w:numId="3" w16cid:durableId="1534224667">
     <w:abstractNumId w:val="1"/>
   </w:num>
-  <w:num w:numId="4" w16cid:durableId="320275705">
+  <w:num w:numId="4" w16cid:durableId="1992446712">
     <w:abstractNumId w:val="1"/>
   </w:num>
-  <w:num w:numId="5" w16cid:durableId="1140221393">
+  <w:num w:numId="5" w16cid:durableId="569117380">
     <w:abstractNumId w:val="1"/>
   </w:num>
-  <w:num w:numId="6" w16cid:durableId="1156845879">
+  <w:num w:numId="6" w16cid:durableId="1176074559">
     <w:abstractNumId w:val="1"/>
   </w:num>
-  <w:num w:numId="7" w16cid:durableId="890312753">
+  <w:num w:numId="7" w16cid:durableId="492182084">
     <w:abstractNumId w:val="1"/>
   </w:num>
-  <w:num w:numId="8" w16cid:durableId="1649482611">
+  <w:num w:numId="8" w16cid:durableId="778649968">
     <w:abstractNumId w:val="2"/>
     <w:lvlOverride w:ilvl="0">
       <w:startOverride w:val="1"/>
@@ -77535,7 +77777,7 @@
       <w:startOverride w:val="1"/>
     </w:lvlOverride>
   </w:num>
-  <w:num w:numId="9" w16cid:durableId="2093894507">
+  <w:num w:numId="9" w16cid:durableId="549147985">
     <w:abstractNumId w:val="1"/>
   </w:num>
 </w:numbering>
@@ -78772,7 +79014,7 @@
     <w:next w:val="Normal"/>
     <w:autoRedefine/>
     <w:uiPriority w:val="39"/>
-    <w:rsid w:val="007B2554"/>
+    <w:rsid w:val="00326B9B"/>
     <w:pPr>
       <w:spacing w:after="100"/>
     </w:pPr>
@@ -78783,7 +79025,7 @@
     <w:next w:val="Normal"/>
     <w:autoRedefine/>
     <w:uiPriority w:val="39"/>
-    <w:rsid w:val="007B2554"/>
+    <w:rsid w:val="00326B9B"/>
     <w:pPr>
       <w:spacing w:after="100"/>
       <w:ind w:left="240"/>

--- a/nop/01-do-an-mon-hoc.docx
+++ b/nop/01-do-an-mon-hoc.docx
@@ -148,7 +148,7 @@
         <w:pStyle w:val="Heading1"/>
       </w:pPr>
       <w:bookmarkStart w:id="0" w:name="đồ-án-môn-học"/>
-      <w:bookmarkStart w:id="1" w:name="_Toc239336132"/>
+      <w:bookmarkStart w:id="1" w:name="_Toc239336670"/>
       <w:r>
         <w:t>Đ</w:t>
       </w:r>
@@ -220,7 +220,7 @@
         <w:pStyle w:val="Heading1"/>
       </w:pPr>
       <w:bookmarkStart w:id="4" w:name="Xbe958ce37c6a089ac9bdc99dada4ec5e2c0f7da"/>
-      <w:bookmarkStart w:id="5" w:name="_Toc239336133"/>
+      <w:bookmarkStart w:id="5" w:name="_Toc239336671"/>
       <w:bookmarkEnd w:id="0"/>
       <w:bookmarkEnd w:id="3"/>
       <w:r>
@@ -795,7 +795,7 @@
     </w:p>
     <w:p>
       <w:r>
-        <w:pict w14:anchorId="35C4D72C">
+        <w:pict w14:anchorId="3462DBE1">
           <v:rect id="_x0000_i1025" style="width:0;height:1.5pt" o:hralign="center" o:hrstd="t" o:hr="t"/>
         </w:pict>
       </w:r>
@@ -805,7 +805,7 @@
         <w:pStyle w:val="Heading2"/>
       </w:pPr>
       <w:bookmarkStart w:id="6" w:name="mục-lục"/>
-      <w:bookmarkStart w:id="7" w:name="_Toc239336134"/>
+      <w:bookmarkStart w:id="7" w:name="_Toc239336672"/>
       <w:r>
         <w:t>M</w:t>
       </w:r>
@@ -845,7 +845,7 @@
       <w:r>
         <w:fldChar w:fldCharType="separate"/>
       </w:r>
-      <w:hyperlink w:anchor="_Toc239336132" w:history="1">
+      <w:hyperlink w:anchor="_Toc239336670" w:history="1">
         <w:r>
           <w:rPr>
             <w:rStyle w:val="Hyperlink"/>
@@ -872,7 +872,7 @@
             <w:noProof/>
             <w:webHidden/>
           </w:rPr>
-          <w:instrText xml:space="preserve"> PAGEREF _Toc239336132 \h </w:instrText>
+          <w:instrText xml:space="preserve"> PAGEREF _Toc239336670 \h </w:instrText>
         </w:r>
         <w:r>
           <w:rPr>
@@ -916,7 +916,7 @@
           <w14:ligatures w14:val="standardContextual"/>
         </w:rPr>
       </w:pPr>
-      <w:hyperlink w:anchor="_Toc239336133" w:history="1">
+      <w:hyperlink w:anchor="_Toc239336671" w:history="1">
         <w:r>
           <w:rPr>
             <w:rStyle w:val="Hyperlink"/>
@@ -943,7 +943,7 @@
             <w:noProof/>
             <w:webHidden/>
           </w:rPr>
-          <w:instrText xml:space="preserve"> PAGEREF _Toc239336133 \h </w:instrText>
+          <w:instrText xml:space="preserve"> PAGEREF _Toc239336671 \h </w:instrText>
         </w:r>
         <w:r>
           <w:rPr>
@@ -987,7 +987,7 @@
           <w14:ligatures w14:val="standardContextual"/>
         </w:rPr>
       </w:pPr>
-      <w:hyperlink w:anchor="_Toc239336134" w:history="1">
+      <w:hyperlink w:anchor="_Toc239336672" w:history="1">
         <w:r>
           <w:rPr>
             <w:rStyle w:val="Hyperlink"/>
@@ -1014,7 +1014,7 @@
             <w:noProof/>
             <w:webHidden/>
           </w:rPr>
-          <w:instrText xml:space="preserve"> PAGEREF _Toc239336134 \h </w:instrText>
+          <w:instrText xml:space="preserve"> PAGEREF _Toc239336672 \h </w:instrText>
         </w:r>
         <w:r>
           <w:rPr>
@@ -1058,7 +1058,7 @@
           <w14:ligatures w14:val="standardContextual"/>
         </w:rPr>
       </w:pPr>
-      <w:hyperlink w:anchor="_Toc239336135" w:history="1">
+      <w:hyperlink w:anchor="_Toc239336673" w:history="1">
         <w:r>
           <w:rPr>
             <w:rStyle w:val="Hyperlink"/>
@@ -1085,7 +1085,7 @@
             <w:noProof/>
             <w:webHidden/>
           </w:rPr>
-          <w:instrText xml:space="preserve"> PAGEREF _Toc239336135 \h </w:instrText>
+          <w:instrText xml:space="preserve"> PAGEREF _Toc239336673 \h </w:instrText>
         </w:r>
         <w:r>
           <w:rPr>
@@ -1129,7 +1129,7 @@
           <w14:ligatures w14:val="standardContextual"/>
         </w:rPr>
       </w:pPr>
-      <w:hyperlink w:anchor="_Toc239336136" w:history="1">
+      <w:hyperlink w:anchor="_Toc239336674" w:history="1">
         <w:r>
           <w:rPr>
             <w:rStyle w:val="Hyperlink"/>
@@ -1156,7 +1156,7 @@
             <w:noProof/>
             <w:webHidden/>
           </w:rPr>
-          <w:instrText xml:space="preserve"> PAGEREF _Toc239336136 \h </w:instrText>
+          <w:instrText xml:space="preserve"> PAGEREF _Toc239336674 \h </w:instrText>
         </w:r>
         <w:r>
           <w:rPr>
@@ -1200,7 +1200,7 @@
           <w14:ligatures w14:val="standardContextual"/>
         </w:rPr>
       </w:pPr>
-      <w:hyperlink w:anchor="_Toc239336137" w:history="1">
+      <w:hyperlink w:anchor="_Toc239336675" w:history="1">
         <w:r>
           <w:rPr>
             <w:rStyle w:val="Hyperlink"/>
@@ -1227,7 +1227,7 @@
             <w:noProof/>
             <w:webHidden/>
           </w:rPr>
-          <w:instrText xml:space="preserve"> PAGEREF _Toc239336137 \h </w:instrText>
+          <w:instrText xml:space="preserve"> PAGEREF _Toc239336675 \h </w:instrText>
         </w:r>
         <w:r>
           <w:rPr>
@@ -1271,7 +1271,7 @@
           <w14:ligatures w14:val="standardContextual"/>
         </w:rPr>
       </w:pPr>
-      <w:hyperlink w:anchor="_Toc239336138" w:history="1">
+      <w:hyperlink w:anchor="_Toc239336676" w:history="1">
         <w:r>
           <w:rPr>
             <w:rStyle w:val="Hyperlink"/>
@@ -1298,7 +1298,7 @@
             <w:noProof/>
             <w:webHidden/>
           </w:rPr>
-          <w:instrText xml:space="preserve"> PAGEREF _Toc239336138 \h </w:instrText>
+          <w:instrText xml:space="preserve"> PAGEREF _Toc239336676 \h </w:instrText>
         </w:r>
         <w:r>
           <w:rPr>
@@ -1342,7 +1342,7 @@
           <w14:ligatures w14:val="standardContextual"/>
         </w:rPr>
       </w:pPr>
-      <w:hyperlink w:anchor="_Toc239336139" w:history="1">
+      <w:hyperlink w:anchor="_Toc239336677" w:history="1">
         <w:r>
           <w:rPr>
             <w:rStyle w:val="Hyperlink"/>
@@ -1369,7 +1369,7 @@
             <w:noProof/>
             <w:webHidden/>
           </w:rPr>
-          <w:instrText xml:space="preserve"> PAGEREF _Toc239336139 \h </w:instrText>
+          <w:instrText xml:space="preserve"> PAGEREF _Toc239336677 \h </w:instrText>
         </w:r>
         <w:r>
           <w:rPr>
@@ -1413,7 +1413,7 @@
           <w14:ligatures w14:val="standardContextual"/>
         </w:rPr>
       </w:pPr>
-      <w:hyperlink w:anchor="_Toc239336140" w:history="1">
+      <w:hyperlink w:anchor="_Toc239336678" w:history="1">
         <w:r>
           <w:rPr>
             <w:rStyle w:val="Hyperlink"/>
@@ -1440,7 +1440,7 @@
             <w:noProof/>
             <w:webHidden/>
           </w:rPr>
-          <w:instrText xml:space="preserve"> PAGEREF _Toc239336140 \h </w:instrText>
+          <w:instrText xml:space="preserve"> PAGEREF _Toc239336678 \h </w:instrText>
         </w:r>
         <w:r>
           <w:rPr>
@@ -1484,7 +1484,7 @@
           <w14:ligatures w14:val="standardContextual"/>
         </w:rPr>
       </w:pPr>
-      <w:hyperlink w:anchor="_Toc239336141" w:history="1">
+      <w:hyperlink w:anchor="_Toc239336679" w:history="1">
         <w:r>
           <w:rPr>
             <w:rStyle w:val="Hyperlink"/>
@@ -1511,7 +1511,7 @@
             <w:noProof/>
             <w:webHidden/>
           </w:rPr>
-          <w:instrText xml:space="preserve"> PAGEREF _Toc239336141 \h </w:instrText>
+          <w:instrText xml:space="preserve"> PAGEREF _Toc239336679 \h </w:instrText>
         </w:r>
         <w:r>
           <w:rPr>
@@ -1555,7 +1555,7 @@
           <w14:ligatures w14:val="standardContextual"/>
         </w:rPr>
       </w:pPr>
-      <w:hyperlink w:anchor="_Toc239336142" w:history="1">
+      <w:hyperlink w:anchor="_Toc239336680" w:history="1">
         <w:r>
           <w:rPr>
             <w:rStyle w:val="Hyperlink"/>
@@ -1582,7 +1582,7 @@
             <w:noProof/>
             <w:webHidden/>
           </w:rPr>
-          <w:instrText xml:space="preserve"> PAGEREF _Toc239336142 \h </w:instrText>
+          <w:instrText xml:space="preserve"> PAGEREF _Toc239336680 \h </w:instrText>
         </w:r>
         <w:r>
           <w:rPr>
@@ -1626,7 +1626,7 @@
           <w14:ligatures w14:val="standardContextual"/>
         </w:rPr>
       </w:pPr>
-      <w:hyperlink w:anchor="_Toc239336143" w:history="1">
+      <w:hyperlink w:anchor="_Toc239336681" w:history="1">
         <w:r>
           <w:rPr>
             <w:rStyle w:val="Hyperlink"/>
@@ -1653,7 +1653,7 @@
             <w:noProof/>
             <w:webHidden/>
           </w:rPr>
-          <w:instrText xml:space="preserve"> PAGEREF _Toc239336143 \h </w:instrText>
+          <w:instrText xml:space="preserve"> PAGEREF _Toc239336681 \h </w:instrText>
         </w:r>
         <w:r>
           <w:rPr>
@@ -1697,7 +1697,7 @@
           <w14:ligatures w14:val="standardContextual"/>
         </w:rPr>
       </w:pPr>
-      <w:hyperlink w:anchor="_Toc239336144" w:history="1">
+      <w:hyperlink w:anchor="_Toc239336682" w:history="1">
         <w:r>
           <w:rPr>
             <w:rStyle w:val="Hyperlink"/>
@@ -1724,7 +1724,7 @@
             <w:noProof/>
             <w:webHidden/>
           </w:rPr>
-          <w:instrText xml:space="preserve"> PAGEREF _Toc239336144 \h </w:instrText>
+          <w:instrText xml:space="preserve"> PAGEREF _Toc239336682 \h </w:instrText>
         </w:r>
         <w:r>
           <w:rPr>
@@ -1768,7 +1768,7 @@
           <w14:ligatures w14:val="standardContextual"/>
         </w:rPr>
       </w:pPr>
-      <w:hyperlink w:anchor="_Toc239336145" w:history="1">
+      <w:hyperlink w:anchor="_Toc239336683" w:history="1">
         <w:r>
           <w:rPr>
             <w:rStyle w:val="Hyperlink"/>
@@ -1795,7 +1795,7 @@
             <w:noProof/>
             <w:webHidden/>
           </w:rPr>
-          <w:instrText xml:space="preserve"> PAGEREF _Toc239336145 \h </w:instrText>
+          <w:instrText xml:space="preserve"> PAGEREF _Toc239336683 \h </w:instrText>
         </w:r>
         <w:r>
           <w:rPr>
@@ -1839,7 +1839,7 @@
           <w14:ligatures w14:val="standardContextual"/>
         </w:rPr>
       </w:pPr>
-      <w:hyperlink w:anchor="_Toc239336146" w:history="1">
+      <w:hyperlink w:anchor="_Toc239336684" w:history="1">
         <w:r>
           <w:rPr>
             <w:rStyle w:val="Hyperlink"/>
@@ -1866,7 +1866,7 @@
             <w:noProof/>
             <w:webHidden/>
           </w:rPr>
-          <w:instrText xml:space="preserve"> PAGEREF _Toc239336146 \h </w:instrText>
+          <w:instrText xml:space="preserve"> PAGEREF _Toc239336684 \h </w:instrText>
         </w:r>
         <w:r>
           <w:rPr>
@@ -1910,7 +1910,7 @@
           <w14:ligatures w14:val="standardContextual"/>
         </w:rPr>
       </w:pPr>
-      <w:hyperlink w:anchor="_Toc239336147" w:history="1">
+      <w:hyperlink w:anchor="_Toc239336685" w:history="1">
         <w:r>
           <w:rPr>
             <w:rStyle w:val="Hyperlink"/>
@@ -1937,7 +1937,7 @@
             <w:noProof/>
             <w:webHidden/>
           </w:rPr>
-          <w:instrText xml:space="preserve"> PAGEREF _Toc239336147 \h </w:instrText>
+          <w:instrText xml:space="preserve"> PAGEREF _Toc239336685 \h </w:instrText>
         </w:r>
         <w:r>
           <w:rPr>
@@ -1981,7 +1981,7 @@
           <w14:ligatures w14:val="standardContextual"/>
         </w:rPr>
       </w:pPr>
-      <w:hyperlink w:anchor="_Toc239336148" w:history="1">
+      <w:hyperlink w:anchor="_Toc239336686" w:history="1">
         <w:r>
           <w:rPr>
             <w:rStyle w:val="Hyperlink"/>
@@ -2008,7 +2008,7 @@
             <w:noProof/>
             <w:webHidden/>
           </w:rPr>
-          <w:instrText xml:space="preserve"> PAGEREF _Toc239336148 \h </w:instrText>
+          <w:instrText xml:space="preserve"> PAGEREF _Toc239336686 \h </w:instrText>
         </w:r>
         <w:r>
           <w:rPr>
@@ -2052,7 +2052,7 @@
           <w14:ligatures w14:val="standardContextual"/>
         </w:rPr>
       </w:pPr>
-      <w:hyperlink w:anchor="_Toc239336149" w:history="1">
+      <w:hyperlink w:anchor="_Toc239336687" w:history="1">
         <w:r>
           <w:rPr>
             <w:rStyle w:val="Hyperlink"/>
@@ -2079,7 +2079,7 @@
             <w:noProof/>
             <w:webHidden/>
           </w:rPr>
-          <w:instrText xml:space="preserve"> PAGEREF _Toc239336149 \h </w:instrText>
+          <w:instrText xml:space="preserve"> PAGEREF _Toc239336687 \h </w:instrText>
         </w:r>
         <w:r>
           <w:rPr>
@@ -2123,7 +2123,7 @@
           <w14:ligatures w14:val="standardContextual"/>
         </w:rPr>
       </w:pPr>
-      <w:hyperlink w:anchor="_Toc239336150" w:history="1">
+      <w:hyperlink w:anchor="_Toc239336688" w:history="1">
         <w:r>
           <w:rPr>
             <w:rStyle w:val="Hyperlink"/>
@@ -2150,7 +2150,7 @@
             <w:noProof/>
             <w:webHidden/>
           </w:rPr>
-          <w:instrText xml:space="preserve"> PAGEREF _Toc239336150 \h </w:instrText>
+          <w:instrText xml:space="preserve"> PAGEREF _Toc239336688 \h </w:instrText>
         </w:r>
         <w:r>
           <w:rPr>
@@ -2194,7 +2194,7 @@
           <w14:ligatures w14:val="standardContextual"/>
         </w:rPr>
       </w:pPr>
-      <w:hyperlink w:anchor="_Toc239336151" w:history="1">
+      <w:hyperlink w:anchor="_Toc239336689" w:history="1">
         <w:r>
           <w:rPr>
             <w:rStyle w:val="Hyperlink"/>
@@ -2221,7 +2221,7 @@
             <w:noProof/>
             <w:webHidden/>
           </w:rPr>
-          <w:instrText xml:space="preserve"> PAGEREF _Toc239336151 \h </w:instrText>
+          <w:instrText xml:space="preserve"> PAGEREF _Toc239336689 \h </w:instrText>
         </w:r>
         <w:r>
           <w:rPr>
@@ -2265,7 +2265,7 @@
           <w14:ligatures w14:val="standardContextual"/>
         </w:rPr>
       </w:pPr>
-      <w:hyperlink w:anchor="_Toc239336152" w:history="1">
+      <w:hyperlink w:anchor="_Toc239336690" w:history="1">
         <w:r>
           <w:rPr>
             <w:rStyle w:val="Hyperlink"/>
@@ -2292,7 +2292,7 @@
             <w:noProof/>
             <w:webHidden/>
           </w:rPr>
-          <w:instrText xml:space="preserve"> PAGEREF _Toc239336152 \h </w:instrText>
+          <w:instrText xml:space="preserve"> PAGEREF _Toc239336690 \h </w:instrText>
         </w:r>
         <w:r>
           <w:rPr>
@@ -2336,7 +2336,7 @@
           <w14:ligatures w14:val="standardContextual"/>
         </w:rPr>
       </w:pPr>
-      <w:hyperlink w:anchor="_Toc239336153" w:history="1">
+      <w:hyperlink w:anchor="_Toc239336691" w:history="1">
         <w:r>
           <w:rPr>
             <w:rStyle w:val="Hyperlink"/>
@@ -2363,7 +2363,7 @@
             <w:noProof/>
             <w:webHidden/>
           </w:rPr>
-          <w:instrText xml:space="preserve"> PAGEREF _Toc239336153 \h </w:instrText>
+          <w:instrText xml:space="preserve"> PAGEREF _Toc239336691 \h </w:instrText>
         </w:r>
         <w:r>
           <w:rPr>
@@ -2407,7 +2407,7 @@
           <w14:ligatures w14:val="standardContextual"/>
         </w:rPr>
       </w:pPr>
-      <w:hyperlink w:anchor="_Toc239336154" w:history="1">
+      <w:hyperlink w:anchor="_Toc239336692" w:history="1">
         <w:r>
           <w:rPr>
             <w:rStyle w:val="Hyperlink"/>
@@ -2434,7 +2434,7 @@
             <w:noProof/>
             <w:webHidden/>
           </w:rPr>
-          <w:instrText xml:space="preserve"> PAGEREF _Toc239336154 \h </w:instrText>
+          <w:instrText xml:space="preserve"> PAGEREF _Toc239336692 \h </w:instrText>
         </w:r>
         <w:r>
           <w:rPr>
@@ -2478,7 +2478,7 @@
           <w14:ligatures w14:val="standardContextual"/>
         </w:rPr>
       </w:pPr>
-      <w:hyperlink w:anchor="_Toc239336155" w:history="1">
+      <w:hyperlink w:anchor="_Toc239336693" w:history="1">
         <w:r>
           <w:rPr>
             <w:rStyle w:val="Hyperlink"/>
@@ -2505,7 +2505,7 @@
             <w:noProof/>
             <w:webHidden/>
           </w:rPr>
-          <w:instrText xml:space="preserve"> PAGEREF _Toc239336155 \h </w:instrText>
+          <w:instrText xml:space="preserve"> PAGEREF _Toc239336693 \h </w:instrText>
         </w:r>
         <w:r>
           <w:rPr>
@@ -2549,7 +2549,7 @@
           <w14:ligatures w14:val="standardContextual"/>
         </w:rPr>
       </w:pPr>
-      <w:hyperlink w:anchor="_Toc239336156" w:history="1">
+      <w:hyperlink w:anchor="_Toc239336694" w:history="1">
         <w:r>
           <w:rPr>
             <w:rStyle w:val="Hyperlink"/>
@@ -2576,7 +2576,7 @@
             <w:noProof/>
             <w:webHidden/>
           </w:rPr>
-          <w:instrText xml:space="preserve"> PAGEREF _Toc239336156 \h </w:instrText>
+          <w:instrText xml:space="preserve"> PAGEREF _Toc239336694 \h </w:instrText>
         </w:r>
         <w:r>
           <w:rPr>
@@ -2620,7 +2620,7 @@
           <w14:ligatures w14:val="standardContextual"/>
         </w:rPr>
       </w:pPr>
-      <w:hyperlink w:anchor="_Toc239336157" w:history="1">
+      <w:hyperlink w:anchor="_Toc239336695" w:history="1">
         <w:r>
           <w:rPr>
             <w:rStyle w:val="Hyperlink"/>
@@ -2647,7 +2647,7 @@
             <w:noProof/>
             <w:webHidden/>
           </w:rPr>
-          <w:instrText xml:space="preserve"> PAGEREF _Toc239336157 \h </w:instrText>
+          <w:instrText xml:space="preserve"> PAGEREF _Toc239336695 \h </w:instrText>
         </w:r>
         <w:r>
           <w:rPr>
@@ -2691,7 +2691,7 @@
           <w14:ligatures w14:val="standardContextual"/>
         </w:rPr>
       </w:pPr>
-      <w:hyperlink w:anchor="_Toc239336158" w:history="1">
+      <w:hyperlink w:anchor="_Toc239336696" w:history="1">
         <w:r>
           <w:rPr>
             <w:rStyle w:val="Hyperlink"/>
@@ -2718,7 +2718,7 @@
             <w:noProof/>
             <w:webHidden/>
           </w:rPr>
-          <w:instrText xml:space="preserve"> PAGEREF _Toc239336158 \h </w:instrText>
+          <w:instrText xml:space="preserve"> PAGEREF _Toc239336696 \h </w:instrText>
         </w:r>
         <w:r>
           <w:rPr>
@@ -2762,7 +2762,7 @@
           <w14:ligatures w14:val="standardContextual"/>
         </w:rPr>
       </w:pPr>
-      <w:hyperlink w:anchor="_Toc239336159" w:history="1">
+      <w:hyperlink w:anchor="_Toc239336697" w:history="1">
         <w:r>
           <w:rPr>
             <w:rStyle w:val="Hyperlink"/>
@@ -2789,7 +2789,7 @@
             <w:noProof/>
             <w:webHidden/>
           </w:rPr>
-          <w:instrText xml:space="preserve"> PAGEREF _Toc239336159 \h </w:instrText>
+          <w:instrText xml:space="preserve"> PAGEREF _Toc239336697 \h </w:instrText>
         </w:r>
         <w:r>
           <w:rPr>
@@ -2833,7 +2833,7 @@
           <w14:ligatures w14:val="standardContextual"/>
         </w:rPr>
       </w:pPr>
-      <w:hyperlink w:anchor="_Toc239336160" w:history="1">
+      <w:hyperlink w:anchor="_Toc239336698" w:history="1">
         <w:r>
           <w:rPr>
             <w:rStyle w:val="Hyperlink"/>
@@ -2860,7 +2860,7 @@
             <w:noProof/>
             <w:webHidden/>
           </w:rPr>
-          <w:instrText xml:space="preserve"> PAGEREF _Toc239336160 \h </w:instrText>
+          <w:instrText xml:space="preserve"> PAGEREF _Toc239336698 \h </w:instrText>
         </w:r>
         <w:r>
           <w:rPr>
@@ -2904,7 +2904,7 @@
           <w14:ligatures w14:val="standardContextual"/>
         </w:rPr>
       </w:pPr>
-      <w:hyperlink w:anchor="_Toc239336161" w:history="1">
+      <w:hyperlink w:anchor="_Toc239336699" w:history="1">
         <w:r>
           <w:rPr>
             <w:rStyle w:val="Hyperlink"/>
@@ -2931,7 +2931,7 @@
             <w:noProof/>
             <w:webHidden/>
           </w:rPr>
-          <w:instrText xml:space="preserve"> PAGEREF _Toc239336161 \h </w:instrText>
+          <w:instrText xml:space="preserve"> PAGEREF _Toc239336699 \h </w:instrText>
         </w:r>
         <w:r>
           <w:rPr>
@@ -2975,7 +2975,7 @@
           <w14:ligatures w14:val="standardContextual"/>
         </w:rPr>
       </w:pPr>
-      <w:hyperlink w:anchor="_Toc239336162" w:history="1">
+      <w:hyperlink w:anchor="_Toc239336700" w:history="1">
         <w:r>
           <w:rPr>
             <w:rStyle w:val="Hyperlink"/>
@@ -3002,7 +3002,7 @@
             <w:noProof/>
             <w:webHidden/>
           </w:rPr>
-          <w:instrText xml:space="preserve"> PAGEREF _Toc239336162 \h </w:instrText>
+          <w:instrText xml:space="preserve"> PAGEREF _Toc239336700 \h </w:instrText>
         </w:r>
         <w:r>
           <w:rPr>
@@ -3046,7 +3046,7 @@
           <w14:ligatures w14:val="standardContextual"/>
         </w:rPr>
       </w:pPr>
-      <w:hyperlink w:anchor="_Toc239336163" w:history="1">
+      <w:hyperlink w:anchor="_Toc239336701" w:history="1">
         <w:r>
           <w:rPr>
             <w:rStyle w:val="Hyperlink"/>
@@ -3073,7 +3073,7 @@
             <w:noProof/>
             <w:webHidden/>
           </w:rPr>
-          <w:instrText xml:space="preserve"> PAGEREF _Toc239336163 \h </w:instrText>
+          <w:instrText xml:space="preserve"> PAGEREF _Toc239336701 \h </w:instrText>
         </w:r>
         <w:r>
           <w:rPr>
@@ -3117,7 +3117,7 @@
           <w14:ligatures w14:val="standardContextual"/>
         </w:rPr>
       </w:pPr>
-      <w:hyperlink w:anchor="_Toc239336164" w:history="1">
+      <w:hyperlink w:anchor="_Toc239336702" w:history="1">
         <w:r>
           <w:rPr>
             <w:rStyle w:val="Hyperlink"/>
@@ -3144,7 +3144,7 @@
             <w:noProof/>
             <w:webHidden/>
           </w:rPr>
-          <w:instrText xml:space="preserve"> PAGEREF _Toc239336164 \h </w:instrText>
+          <w:instrText xml:space="preserve"> PAGEREF _Toc239336702 \h </w:instrText>
         </w:r>
         <w:r>
           <w:rPr>
@@ -3188,7 +3188,7 @@
           <w14:ligatures w14:val="standardContextual"/>
         </w:rPr>
       </w:pPr>
-      <w:hyperlink w:anchor="_Toc239336165" w:history="1">
+      <w:hyperlink w:anchor="_Toc239336703" w:history="1">
         <w:r>
           <w:rPr>
             <w:rStyle w:val="Hyperlink"/>
@@ -3215,7 +3215,7 @@
             <w:noProof/>
             <w:webHidden/>
           </w:rPr>
-          <w:instrText xml:space="preserve"> PAGEREF _Toc239336165 \h </w:instrText>
+          <w:instrText xml:space="preserve"> PAGEREF _Toc239336703 \h </w:instrText>
         </w:r>
         <w:r>
           <w:rPr>
@@ -3259,7 +3259,7 @@
           <w14:ligatures w14:val="standardContextual"/>
         </w:rPr>
       </w:pPr>
-      <w:hyperlink w:anchor="_Toc239336166" w:history="1">
+      <w:hyperlink w:anchor="_Toc239336704" w:history="1">
         <w:r>
           <w:rPr>
             <w:rStyle w:val="Hyperlink"/>
@@ -3286,7 +3286,7 @@
             <w:noProof/>
             <w:webHidden/>
           </w:rPr>
-          <w:instrText xml:space="preserve"> PAGEREF _Toc239336166 \h </w:instrText>
+          <w:instrText xml:space="preserve"> PAGEREF _Toc239336704 \h </w:instrText>
         </w:r>
         <w:r>
           <w:rPr>
@@ -3330,7 +3330,7 @@
           <w14:ligatures w14:val="standardContextual"/>
         </w:rPr>
       </w:pPr>
-      <w:hyperlink w:anchor="_Toc239336167" w:history="1">
+      <w:hyperlink w:anchor="_Toc239336705" w:history="1">
         <w:r>
           <w:rPr>
             <w:rStyle w:val="Hyperlink"/>
@@ -3357,7 +3357,7 @@
             <w:noProof/>
             <w:webHidden/>
           </w:rPr>
-          <w:instrText xml:space="preserve"> PAGEREF _Toc239336167 \h </w:instrText>
+          <w:instrText xml:space="preserve"> PAGEREF _Toc239336705 \h </w:instrText>
         </w:r>
         <w:r>
           <w:rPr>
@@ -3401,7 +3401,7 @@
           <w14:ligatures w14:val="standardContextual"/>
         </w:rPr>
       </w:pPr>
-      <w:hyperlink w:anchor="_Toc239336168" w:history="1">
+      <w:hyperlink w:anchor="_Toc239336706" w:history="1">
         <w:r>
           <w:rPr>
             <w:rStyle w:val="Hyperlink"/>
@@ -3428,7 +3428,7 @@
             <w:noProof/>
             <w:webHidden/>
           </w:rPr>
-          <w:instrText xml:space="preserve"> PAGEREF _Toc239336168 \h </w:instrText>
+          <w:instrText xml:space="preserve"> PAGEREF _Toc239336706 \h </w:instrText>
         </w:r>
         <w:r>
           <w:rPr>
@@ -3474,7 +3474,7 @@
         <w:pStyle w:val="Heading1"/>
       </w:pPr>
       <w:bookmarkStart w:id="8" w:name="chương-1-giới-thiệu"/>
-      <w:bookmarkStart w:id="9" w:name="_Toc239336135"/>
+      <w:bookmarkStart w:id="9" w:name="_Toc239336673"/>
       <w:bookmarkEnd w:id="4"/>
       <w:bookmarkEnd w:id="6"/>
       <w:r>
@@ -3499,7 +3499,7 @@
         <w:pStyle w:val="Heading2"/>
       </w:pPr>
       <w:bookmarkStart w:id="10" w:name="X7d99df2d9d0c5141050eb9941026463f4c8ea2b"/>
-      <w:bookmarkStart w:id="11" w:name="_Toc239336136"/>
+      <w:bookmarkStart w:id="11" w:name="_Toc239336674"/>
       <w:r>
         <w:t>1.1. Đ</w:t>
       </w:r>
@@ -5349,7 +5349,7 @@
         <w:pStyle w:val="Heading2"/>
       </w:pPr>
       <w:bookmarkStart w:id="12" w:name="X60021b7b958505251ec70bd32e2bac9f8a0361c"/>
-      <w:bookmarkStart w:id="13" w:name="_Toc239336137"/>
+      <w:bookmarkStart w:id="13" w:name="_Toc239336675"/>
       <w:bookmarkEnd w:id="10"/>
       <w:r>
         <w:t>1.2. M</w:t>
@@ -7295,7 +7295,7 @@
         <w:pStyle w:val="Heading2"/>
       </w:pPr>
       <w:bookmarkStart w:id="17" w:name="X03724c88a1b7da9b434cf0a8db5356690a4bb71"/>
-      <w:bookmarkStart w:id="18" w:name="_Toc239336138"/>
+      <w:bookmarkStart w:id="18" w:name="_Toc239336676"/>
       <w:bookmarkEnd w:id="12"/>
       <w:bookmarkEnd w:id="16"/>
       <w:r>
@@ -9100,7 +9100,7 @@
         <w:pStyle w:val="Heading1"/>
       </w:pPr>
       <w:bookmarkStart w:id="20" w:name="chương-2-cơ-sở-lý-thuyết"/>
-      <w:bookmarkStart w:id="21" w:name="_Toc239336139"/>
+      <w:bookmarkStart w:id="21" w:name="_Toc239336677"/>
       <w:bookmarkEnd w:id="8"/>
       <w:bookmarkEnd w:id="17"/>
       <w:r>
@@ -9397,7 +9397,7 @@
         <w:pStyle w:val="Heading2"/>
       </w:pPr>
       <w:bookmarkStart w:id="22" w:name="X2256001523e16d112c59df938522f140b8b988e"/>
-      <w:bookmarkStart w:id="23" w:name="_Toc239336140"/>
+      <w:bookmarkStart w:id="23" w:name="_Toc239336678"/>
       <w:r>
         <w:t>2.1. Quy chu</w:t>
       </w:r>
@@ -14076,7 +14076,7 @@
         <w:pStyle w:val="Heading2"/>
       </w:pPr>
       <w:bookmarkStart w:id="30" w:name="Xb21b4f0690a73e92e2a35192cb39315a0956521"/>
-      <w:bookmarkStart w:id="31" w:name="_Toc239336141"/>
+      <w:bookmarkStart w:id="31" w:name="_Toc239336679"/>
       <w:bookmarkEnd w:id="22"/>
       <w:bookmarkEnd w:id="28"/>
       <w:r>
@@ -19316,7 +19316,7 @@
         <w:pStyle w:val="Heading2"/>
       </w:pPr>
       <w:bookmarkStart w:id="38" w:name="X8ff52f1334e3f0e382caf7ffa1b7096a981291c"/>
-      <w:bookmarkStart w:id="39" w:name="_Toc239336142"/>
+      <w:bookmarkStart w:id="39" w:name="_Toc239336680"/>
       <w:bookmarkEnd w:id="30"/>
       <w:bookmarkEnd w:id="37"/>
       <w:r>
@@ -19595,7 +19595,7 @@
           <w:noProof/>
         </w:rPr>
         <w:drawing>
-          <wp:inline distT="0" distB="0" distL="0" distR="0" wp14:anchorId="5B7F84F4" wp14:editId="461C79E7">
+          <wp:inline distT="0" distB="0" distL="0" distR="0" wp14:anchorId="4F9A19FC" wp14:editId="65E3AAD1">
             <wp:extent cx="5334000" cy="1435553"/>
             <wp:effectExtent l="0" t="0" r="0" b="0"/>
             <wp:docPr id="37" name="Picture"/>
@@ -21057,7 +21057,7 @@
         <w:pStyle w:val="Heading2"/>
       </w:pPr>
       <w:bookmarkStart w:id="43" w:name="X1a77f36e16d4ad267b00eabe7cf793e1dbe08e9"/>
-      <w:bookmarkStart w:id="44" w:name="_Toc239336143"/>
+      <w:bookmarkStart w:id="44" w:name="_Toc239336681"/>
       <w:bookmarkEnd w:id="38"/>
       <w:bookmarkEnd w:id="42"/>
       <w:r>
@@ -22227,7 +22227,7 @@
           <w:noProof/>
         </w:rPr>
         <w:drawing>
-          <wp:inline distT="0" distB="0" distL="0" distR="0" wp14:anchorId="4D7D7706" wp14:editId="614BEE6E">
+          <wp:inline distT="0" distB="0" distL="0" distR="0" wp14:anchorId="6A1CFEB2" wp14:editId="7563ECA5">
             <wp:extent cx="5334000" cy="2884362"/>
             <wp:effectExtent l="0" t="0" r="0" b="0"/>
             <wp:docPr id="44" name="Picture"/>
@@ -22493,7 +22493,7 @@
           <w:noProof/>
         </w:rPr>
         <w:drawing>
-          <wp:inline distT="0" distB="0" distL="0" distR="0" wp14:anchorId="3906D637" wp14:editId="5654D72B">
+          <wp:inline distT="0" distB="0" distL="0" distR="0" wp14:anchorId="157A6B0F" wp14:editId="1469CE55">
             <wp:extent cx="5334000" cy="632732"/>
             <wp:effectExtent l="0" t="0" r="0" b="0"/>
             <wp:docPr id="49" name="Picture"/>
@@ -24396,7 +24396,7 @@
         <w:pStyle w:val="Heading1"/>
       </w:pPr>
       <w:bookmarkStart w:id="50" w:name="chương-3-thiết-kế-và-cài-đặt"/>
-      <w:bookmarkStart w:id="51" w:name="_Toc239336144"/>
+      <w:bookmarkStart w:id="51" w:name="_Toc239336682"/>
       <w:bookmarkEnd w:id="20"/>
       <w:bookmarkEnd w:id="43"/>
       <w:bookmarkEnd w:id="49"/>
@@ -24428,7 +24428,7 @@
         <w:pStyle w:val="Heading2"/>
       </w:pPr>
       <w:bookmarkStart w:id="52" w:name="X21a22cc9b66dca004f2960f37df13c53a04e97b"/>
-      <w:bookmarkStart w:id="53" w:name="_Toc239336145"/>
+      <w:bookmarkStart w:id="53" w:name="_Toc239336683"/>
       <w:r>
         <w:t>3.1. Ki</w:t>
       </w:r>
@@ -24520,7 +24520,7 @@
           <w:noProof/>
         </w:rPr>
         <w:drawing>
-          <wp:inline distT="0" distB="0" distL="0" distR="0" wp14:anchorId="0FCF68A3" wp14:editId="22EDEACA">
+          <wp:inline distT="0" distB="0" distL="0" distR="0" wp14:anchorId="3A1D48FA" wp14:editId="10857E35">
             <wp:extent cx="5334000" cy="401410"/>
             <wp:effectExtent l="0" t="0" r="0" b="0"/>
             <wp:docPr id="57" name="Picture"/>
@@ -26189,7 +26189,7 @@
         <w:pStyle w:val="Heading2"/>
       </w:pPr>
       <w:bookmarkStart w:id="55" w:name="X1f307d8f8c73bce8db8683c986faea6c8ea66a3"/>
-      <w:bookmarkStart w:id="56" w:name="_Toc239336146"/>
+      <w:bookmarkStart w:id="56" w:name="_Toc239336684"/>
       <w:bookmarkEnd w:id="52"/>
       <w:r>
         <w:t>3.2. Xây d</w:t>
@@ -26256,7 +26256,7 @@
           <w:noProof/>
         </w:rPr>
         <w:drawing>
-          <wp:inline distT="0" distB="0" distL="0" distR="0" wp14:anchorId="1C551C5B" wp14:editId="082D81CA">
+          <wp:inline distT="0" distB="0" distL="0" distR="0" wp14:anchorId="6C47737E" wp14:editId="0C26AA7A">
             <wp:extent cx="5334000" cy="802821"/>
             <wp:effectExtent l="0" t="0" r="0" b="0"/>
             <wp:docPr id="62" name="Picture"/>
@@ -30368,7 +30368,7 @@
         <w:pStyle w:val="Heading2"/>
       </w:pPr>
       <w:bookmarkStart w:id="62" w:name="X6a397cb1739f1ec0a8c9714808f79a5ce1fbf6f"/>
-      <w:bookmarkStart w:id="63" w:name="_Toc239336147"/>
+      <w:bookmarkStart w:id="63" w:name="_Toc239336685"/>
       <w:bookmarkEnd w:id="55"/>
       <w:bookmarkEnd w:id="61"/>
       <w:r>
@@ -31934,7 +31934,7 @@
         <w:pStyle w:val="Heading2"/>
       </w:pPr>
       <w:bookmarkStart w:id="65" w:name="X9c2c9b365086d10c999a46e4942f14d73b6baa5"/>
-      <w:bookmarkStart w:id="66" w:name="_Toc239336148"/>
+      <w:bookmarkStart w:id="66" w:name="_Toc239336686"/>
       <w:bookmarkEnd w:id="62"/>
       <w:r>
         <w:t>3.4. Kh</w:t>
@@ -32718,7 +32718,7 @@
           <w:noProof/>
         </w:rPr>
         <w:drawing>
-          <wp:inline distT="0" distB="0" distL="0" distR="0" wp14:anchorId="54D8D4BC" wp14:editId="1D660C89">
+          <wp:inline distT="0" distB="0" distL="0" distR="0" wp14:anchorId="4266CDFB" wp14:editId="7CF8F0D8">
             <wp:extent cx="5334000" cy="8969712"/>
             <wp:effectExtent l="0" t="0" r="0" b="0"/>
             <wp:docPr id="73" name="Picture"/>
@@ -38667,7 +38667,7 @@
         <w:pStyle w:val="Heading2"/>
       </w:pPr>
       <w:bookmarkStart w:id="75" w:name="Xb17945b5d9374e5087c2c96ace1685ff00e2e22"/>
-      <w:bookmarkStart w:id="76" w:name="_Toc239336149"/>
+      <w:bookmarkStart w:id="76" w:name="_Toc239336687"/>
       <w:bookmarkEnd w:id="65"/>
       <w:bookmarkEnd w:id="74"/>
       <w:r>
@@ -40037,7 +40037,7 @@
         <w:pStyle w:val="Heading2"/>
       </w:pPr>
       <w:bookmarkStart w:id="77" w:name="Xfad7df3f963ac0b8ebfe8cf87d7c64fa075f760"/>
-      <w:bookmarkStart w:id="78" w:name="_Toc239336150"/>
+      <w:bookmarkStart w:id="78" w:name="_Toc239336688"/>
       <w:bookmarkEnd w:id="75"/>
       <w:r>
         <w:t>3.6. B</w:t>
@@ -40083,7 +40083,7 @@
           <w:noProof/>
         </w:rPr>
         <w:drawing>
-          <wp:inline distT="0" distB="0" distL="0" distR="0" wp14:anchorId="6EFBAE3F" wp14:editId="485895DB">
+          <wp:inline distT="0" distB="0" distL="0" distR="0" wp14:anchorId="753C866D" wp14:editId="2DFDFC75">
             <wp:extent cx="5334000" cy="1217839"/>
             <wp:effectExtent l="0" t="0" r="0" b="0"/>
             <wp:docPr id="86" name="Picture"/>
@@ -42864,7 +42864,7 @@
         <w:pStyle w:val="Heading2"/>
       </w:pPr>
       <w:bookmarkStart w:id="80" w:name="X9b5467225f237e4ee44d60f7d236cbdfdaa1e07"/>
-      <w:bookmarkStart w:id="81" w:name="_Toc239336151"/>
+      <w:bookmarkStart w:id="81" w:name="_Toc239336689"/>
       <w:bookmarkEnd w:id="77"/>
       <w:r>
         <w:t xml:space="preserve">3.7. </w:t>
@@ -42984,7 +42984,7 @@
           <w:noProof/>
         </w:rPr>
         <w:drawing>
-          <wp:inline distT="0" distB="0" distL="0" distR="0" wp14:anchorId="0979CCDA" wp14:editId="20B475F4">
+          <wp:inline distT="0" distB="0" distL="0" distR="0" wp14:anchorId="03CAEDE6" wp14:editId="1B15386B">
             <wp:extent cx="5334000" cy="5953125"/>
             <wp:effectExtent l="0" t="0" r="0" b="0"/>
             <wp:docPr id="91" name="Picture"/>
@@ -44094,7 +44094,7 @@
         <w:pStyle w:val="Heading1"/>
       </w:pPr>
       <w:bookmarkStart w:id="83" w:name="chương-4-thực-nghiệm-và-đánh-giá"/>
-      <w:bookmarkStart w:id="84" w:name="_Toc239336152"/>
+      <w:bookmarkStart w:id="84" w:name="_Toc239336690"/>
       <w:bookmarkEnd w:id="50"/>
       <w:bookmarkEnd w:id="80"/>
       <w:r>
@@ -44119,7 +44119,7 @@
         <w:pStyle w:val="Heading2"/>
       </w:pPr>
       <w:bookmarkStart w:id="85" w:name="X43cb4672f728ce1df4f211c1d18360135f0c40b"/>
-      <w:bookmarkStart w:id="86" w:name="_Toc239336153"/>
+      <w:bookmarkStart w:id="86" w:name="_Toc239336691"/>
       <w:r>
         <w:t>4.1. Môi trư</w:t>
       </w:r>
@@ -45741,7 +45741,7 @@
         <w:pStyle w:val="Heading2"/>
       </w:pPr>
       <w:bookmarkStart w:id="87" w:name="Xe48430b60e6d2b1022368eb4316c1fe9f53411f"/>
-      <w:bookmarkStart w:id="88" w:name="_Toc239336154"/>
+      <w:bookmarkStart w:id="88" w:name="_Toc239336692"/>
       <w:bookmarkEnd w:id="85"/>
       <w:r>
         <w:t>4.2. K</w:t>
@@ -49276,7 +49276,7 @@
         <w:pStyle w:val="Heading2"/>
       </w:pPr>
       <w:bookmarkStart w:id="95" w:name="X09b724f0b907c7f652c2569c27ef1d5728c277c"/>
-      <w:bookmarkStart w:id="96" w:name="_Toc239336155"/>
+      <w:bookmarkStart w:id="96" w:name="_Toc239336693"/>
       <w:bookmarkEnd w:id="87"/>
       <w:bookmarkEnd w:id="93"/>
       <w:r>
@@ -51548,7 +51548,7 @@
           <w:noProof/>
         </w:rPr>
         <w:drawing>
-          <wp:inline distT="0" distB="0" distL="0" distR="0" wp14:anchorId="461DD24E" wp14:editId="0119CAD0">
+          <wp:inline distT="0" distB="0" distL="0" distR="0" wp14:anchorId="18222CA0" wp14:editId="7216C219">
             <wp:extent cx="5334000" cy="2883855"/>
             <wp:effectExtent l="0" t="0" r="0" b="0"/>
             <wp:docPr id="108" name="Picture"/>
@@ -56571,7 +56571,7 @@
         <w:pStyle w:val="Heading2"/>
       </w:pPr>
       <w:bookmarkStart w:id="106" w:name="X0c205a3fd5474e5e1d380a3735df7543f97f059"/>
-      <w:bookmarkStart w:id="107" w:name="_Toc239336156"/>
+      <w:bookmarkStart w:id="107" w:name="_Toc239336694"/>
       <w:bookmarkEnd w:id="95"/>
       <w:bookmarkEnd w:id="104"/>
       <w:r>
@@ -59513,7 +59513,7 @@
         <w:pStyle w:val="Heading2"/>
       </w:pPr>
       <w:bookmarkStart w:id="113" w:name="X8f4b2c0e55e8764a0677cdfa39e96dbe6822859"/>
-      <w:bookmarkStart w:id="114" w:name="_Toc239336157"/>
+      <w:bookmarkStart w:id="114" w:name="_Toc239336695"/>
       <w:bookmarkEnd w:id="106"/>
       <w:bookmarkEnd w:id="112"/>
       <w:r>
@@ -62656,7 +62656,7 @@
         <w:pStyle w:val="Heading2"/>
       </w:pPr>
       <w:bookmarkStart w:id="120" w:name="X7468ed9f095dd0192ebc5de940dc44b5cd3e099"/>
-      <w:bookmarkStart w:id="121" w:name="_Toc239336158"/>
+      <w:bookmarkStart w:id="121" w:name="_Toc239336696"/>
       <w:bookmarkEnd w:id="113"/>
       <w:bookmarkEnd w:id="118"/>
       <w:r>
@@ -64517,7 +64517,7 @@
           <w:noProof/>
         </w:rPr>
         <w:drawing>
-          <wp:inline distT="0" distB="0" distL="0" distR="0" wp14:anchorId="5586442F" wp14:editId="1AF2A8E0">
+          <wp:inline distT="0" distB="0" distL="0" distR="0" wp14:anchorId="6E214053" wp14:editId="0CADAB1D">
             <wp:extent cx="5334000" cy="3317670"/>
             <wp:effectExtent l="0" t="0" r="0" b="0"/>
             <wp:docPr id="131" name="Picture"/>
@@ -65249,7 +65249,7 @@
         <w:pStyle w:val="Heading2"/>
       </w:pPr>
       <w:bookmarkStart w:id="124" w:name="X88e1c26a6581f7bd1dbdb2c85ae6116c5ba8393"/>
-      <w:bookmarkStart w:id="125" w:name="_Toc239336159"/>
+      <w:bookmarkStart w:id="125" w:name="_Toc239336697"/>
       <w:bookmarkEnd w:id="120"/>
       <w:r>
         <w:t>4.7. Các y</w:t>
@@ -67104,7 +67104,7 @@
         <w:pStyle w:val="Heading1"/>
       </w:pPr>
       <w:bookmarkStart w:id="127" w:name="chương-5-kết-luận-và-hướng-phát-triển"/>
-      <w:bookmarkStart w:id="128" w:name="_Toc239336160"/>
+      <w:bookmarkStart w:id="128" w:name="_Toc239336698"/>
       <w:bookmarkEnd w:id="83"/>
       <w:bookmarkEnd w:id="124"/>
       <w:r>
@@ -67141,7 +67141,7 @@
         <w:pStyle w:val="Heading2"/>
       </w:pPr>
       <w:bookmarkStart w:id="129" w:name="Xcefa088882d41b38c21b7b5b44c738cb5564fbb"/>
-      <w:bookmarkStart w:id="130" w:name="_Toc239336161"/>
+      <w:bookmarkStart w:id="130" w:name="_Toc239336699"/>
       <w:r>
         <w:t>5.1. K</w:t>
       </w:r>
@@ -68642,7 +68642,7 @@
         <w:pStyle w:val="Heading2"/>
       </w:pPr>
       <w:bookmarkStart w:id="132" w:name="Xe79f58ab8ce7b6f148c68a374118dd9eaec1a1c"/>
-      <w:bookmarkStart w:id="133" w:name="_Toc239336162"/>
+      <w:bookmarkStart w:id="133" w:name="_Toc239336700"/>
       <w:bookmarkEnd w:id="129"/>
       <w:r>
         <w:t>5.2. H</w:t>
@@ -68686,7 +68686,7 @@
       <w:bookmarkStart w:id="134" w:name="tbl-5-2"/>
       <w:bookmarkEnd w:id="134"/>
       <w:r>
-        <w:t xml:space="preserve"> Sáu h</w:t>
+        <w:t xml:space="preserve"> Năm h</w:t>
       </w:r>
       <w:r>
         <w:t>ạ</w:t>
@@ -68721,9 +68721,9 @@
       </w:tblPr>
       <w:tblGrid>
         <w:gridCol w:w="324"/>
-        <w:gridCol w:w="2905"/>
+        <w:gridCol w:w="2906"/>
         <w:gridCol w:w="878"/>
-        <w:gridCol w:w="5469"/>
+        <w:gridCol w:w="5468"/>
       </w:tblGrid>
       <w:tr>
         <w:trPr>
@@ -69608,103 +69608,94 @@
             </w:pPr>
             <w:r>
               <w:rPr>
-                <w:strike/>
+                <w:b/>
+                <w:bCs/>
               </w:rPr>
-              <w:t>Đ</w:t>
-            </w:r>
-            <w:r>
-              <w:rPr>
-                <w:strike/>
-              </w:rPr>
-              <w:t>ộ</w:t>
-            </w:r>
-            <w:r>
-              <w:rPr>
-                <w:strike/>
-              </w:rPr>
-              <w:t xml:space="preserve"> tr</w:t>
-            </w:r>
-            <w:r>
-              <w:rPr>
-                <w:strike/>
-              </w:rPr>
-              <w:t>ễ</w:t>
-            </w:r>
-            <w:r>
-              <w:rPr>
-                <w:strike/>
-              </w:rPr>
-              <w:t xml:space="preserve"> p95 ch</w:t>
-            </w:r>
-            <w:r>
-              <w:rPr>
-                <w:strike/>
-              </w:rPr>
-              <w:t>ỉ</w:t>
-            </w:r>
-            <w:r>
-              <w:rPr>
-                <w:strike/>
-              </w:rPr>
-              <w:t xml:space="preserve"> đ</w:t>
-            </w:r>
-            <w:r>
-              <w:rPr>
-                <w:strike/>
-              </w:rPr>
-              <w:t>ạ</w:t>
-            </w:r>
-            <w:r>
-              <w:rPr>
-                <w:strike/>
-              </w:rPr>
-              <w:t>t ngư</w:t>
-            </w:r>
-            <w:r>
-              <w:rPr>
-                <w:strike/>
-              </w:rPr>
-              <w:t>ỡ</w:t>
-            </w:r>
-            <w:r>
-              <w:rPr>
-                <w:strike/>
-              </w:rPr>
-              <w:t>ng t</w:t>
-            </w:r>
-            <w:r>
-              <w:rPr>
-                <w:strike/>
-              </w:rPr>
-              <w:t>ố</w:t>
-            </w:r>
-            <w:r>
-              <w:rPr>
-                <w:strike/>
-              </w:rPr>
-              <w:t>i thi</w:t>
-            </w:r>
-            <w:r>
-              <w:rPr>
-                <w:strike/>
-              </w:rPr>
-              <w:t>ể</w:t>
-            </w:r>
-            <w:r>
-              <w:rPr>
-                <w:strike/>
-              </w:rPr>
-              <w:t>u</w:t>
-            </w:r>
-            <w:r>
-              <w:t xml:space="preserve"> — </w:t>
+              <w:t>Bi</w:t>
             </w:r>
             <w:r>
               <w:rPr>
                 <w:b/>
                 <w:bCs/>
               </w:rPr>
-              <w:t>đã khép</w:t>
+              <w:t>ể</w:t>
+            </w:r>
+            <w:r>
+              <w:rPr>
+                <w:b/>
+                <w:bCs/>
+              </w:rPr>
+              <w:t>n đ</w:t>
+            </w:r>
+            <w:r>
+              <w:rPr>
+                <w:b/>
+                <w:bCs/>
+              </w:rPr>
+              <w:t>ỏ</w:t>
+            </w:r>
+            <w:r>
+              <w:rPr>
+                <w:b/>
+                <w:bCs/>
+              </w:rPr>
+              <w:t xml:space="preserve"> quân đ</w:t>
+            </w:r>
+            <w:r>
+              <w:rPr>
+                <w:b/>
+                <w:bCs/>
+              </w:rPr>
+              <w:t>ộ</w:t>
+            </w:r>
+            <w:r>
+              <w:rPr>
+                <w:b/>
+                <w:bCs/>
+              </w:rPr>
+              <w:t>i và bi</w:t>
+            </w:r>
+            <w:r>
+              <w:rPr>
+                <w:b/>
+                <w:bCs/>
+              </w:rPr>
+              <w:t>ể</w:t>
+            </w:r>
+            <w:r>
+              <w:rPr>
+                <w:b/>
+                <w:bCs/>
+              </w:rPr>
+              <w:t>n ngo</w:t>
+            </w:r>
+            <w:r>
+              <w:rPr>
+                <w:b/>
+                <w:bCs/>
+              </w:rPr>
+              <w:t>ạ</w:t>
+            </w:r>
+            <w:r>
+              <w:rPr>
+                <w:b/>
+                <w:bCs/>
+              </w:rPr>
+              <w:t>i giao không có m</w:t>
+            </w:r>
+            <w:r>
+              <w:rPr>
+                <w:b/>
+                <w:bCs/>
+              </w:rPr>
+              <w:t>ẫ</w:t>
+            </w:r>
+            <w:r>
+              <w:rPr>
+                <w:b/>
+                <w:bCs/>
+              </w:rPr>
+              <w:t>u đánh giá</w:t>
             </w:r>
           </w:p>
         </w:tc>
@@ -69718,13 +69709,7 @@
               <w:jc w:val="center"/>
             </w:pPr>
             <w:r>
-              <w:t>Th</w:t>
-            </w:r>
-            <w:r>
-              <w:t>ấ</w:t>
-            </w:r>
-            <w:r>
-              <w:t>p</w:t>
+              <w:t>Trung bình</w:t>
             </w:r>
           </w:p>
         </w:tc>
@@ -69737,214 +69722,6 @@
               <w:pStyle w:val="Compact"/>
             </w:pPr>
             <w:r>
-              <w:t xml:space="preserve">p95 nay </w:t>
-            </w:r>
-            <w:r>
-              <w:rPr>
-                <w:b/>
-                <w:bCs/>
-              </w:rPr>
-              <w:t>509,76 ms</w:t>
-            </w:r>
-            <w:r>
-              <w:t>, vư</w:t>
-            </w:r>
-            <w:r>
-              <w:t>ợ</w:t>
-            </w:r>
-            <w:r>
-              <w:t>t m</w:t>
-            </w:r>
-            <w:r>
-              <w:t>ụ</w:t>
-            </w:r>
-            <w:r>
-              <w:t>c tiêu 800 ms; b</w:t>
-            </w:r>
-            <w:r>
-              <w:t>ậ</w:t>
-            </w:r>
-            <w:r>
-              <w:t>c thang th</w:t>
-            </w:r>
-            <w:r>
-              <w:t>ử</w:t>
-            </w:r>
-            <w:r>
-              <w:t xml:space="preserve"> l</w:t>
-            </w:r>
-            <w:r>
-              <w:t>ạ</w:t>
-            </w:r>
-            <w:r>
-              <w:t>i v</w:t>
-            </w:r>
-            <w:r>
-              <w:t>ẫ</w:t>
-            </w:r>
-            <w:r>
-              <w:t>n gi</w:t>
-            </w:r>
-            <w:r>
-              <w:t>ữ</w:t>
-            </w:r>
-            <w:r>
-              <w:t xml:space="preserve"> cùng 34 bi</w:t>
-            </w:r>
-            <w:r>
-              <w:t>ể</w:t>
-            </w:r>
-            <w:r>
-              <w:t>n đ</w:t>
-            </w:r>
-            <w:r>
-              <w:t>ọ</w:t>
-            </w:r>
-            <w:r>
-              <w:t>c thêm</w:t>
-            </w:r>
-          </w:p>
-        </w:tc>
-      </w:tr>
-      <w:tr>
-        <w:tc>
-          <w:tcPr>
-            <w:tcW w:w="0" w:type="auto"/>
-          </w:tcPr>
-          <w:p>
-            <w:pPr>
-              <w:pStyle w:val="Compact"/>
-              <w:jc w:val="center"/>
-            </w:pPr>
-            <w:r>
-              <w:t>6</w:t>
-            </w:r>
-          </w:p>
-        </w:tc>
-        <w:tc>
-          <w:tcPr>
-            <w:tcW w:w="0" w:type="auto"/>
-          </w:tcPr>
-          <w:p>
-            <w:pPr>
-              <w:pStyle w:val="Compact"/>
-            </w:pPr>
-            <w:r>
-              <w:rPr>
-                <w:b/>
-                <w:bCs/>
-              </w:rPr>
-              <w:t>Bi</w:t>
-            </w:r>
-            <w:r>
-              <w:rPr>
-                <w:b/>
-                <w:bCs/>
-              </w:rPr>
-              <w:t>ể</w:t>
-            </w:r>
-            <w:r>
-              <w:rPr>
-                <w:b/>
-                <w:bCs/>
-              </w:rPr>
-              <w:t>n đ</w:t>
-            </w:r>
-            <w:r>
-              <w:rPr>
-                <w:b/>
-                <w:bCs/>
-              </w:rPr>
-              <w:t>ỏ</w:t>
-            </w:r>
-            <w:r>
-              <w:rPr>
-                <w:b/>
-                <w:bCs/>
-              </w:rPr>
-              <w:t xml:space="preserve"> quân đ</w:t>
-            </w:r>
-            <w:r>
-              <w:rPr>
-                <w:b/>
-                <w:bCs/>
-              </w:rPr>
-              <w:t>ộ</w:t>
-            </w:r>
-            <w:r>
-              <w:rPr>
-                <w:b/>
-                <w:bCs/>
-              </w:rPr>
-              <w:t>i và bi</w:t>
-            </w:r>
-            <w:r>
-              <w:rPr>
-                <w:b/>
-                <w:bCs/>
-              </w:rPr>
-              <w:t>ể</w:t>
-            </w:r>
-            <w:r>
-              <w:rPr>
-                <w:b/>
-                <w:bCs/>
-              </w:rPr>
-              <w:t>n ngo</w:t>
-            </w:r>
-            <w:r>
-              <w:rPr>
-                <w:b/>
-                <w:bCs/>
-              </w:rPr>
-              <w:t>ạ</w:t>
-            </w:r>
-            <w:r>
-              <w:rPr>
-                <w:b/>
-                <w:bCs/>
-              </w:rPr>
-              <w:t>i giao không có m</w:t>
-            </w:r>
-            <w:r>
-              <w:rPr>
-                <w:b/>
-                <w:bCs/>
-              </w:rPr>
-              <w:t>ẫ</w:t>
-            </w:r>
-            <w:r>
-              <w:rPr>
-                <w:b/>
-                <w:bCs/>
-              </w:rPr>
-              <w:t>u đánh giá</w:t>
-            </w:r>
-          </w:p>
-        </w:tc>
-        <w:tc>
-          <w:tcPr>
-            <w:tcW w:w="0" w:type="auto"/>
-          </w:tcPr>
-          <w:p>
-            <w:pPr>
-              <w:pStyle w:val="Compact"/>
-              <w:jc w:val="center"/>
-            </w:pPr>
-            <w:r>
-              <w:t>Trung bình</w:t>
-            </w:r>
-          </w:p>
-        </w:tc>
-        <w:tc>
-          <w:tcPr>
-            <w:tcW w:w="0" w:type="auto"/>
-          </w:tcPr>
-          <w:p>
-            <w:pPr>
-              <w:pStyle w:val="Compact"/>
-            </w:pPr>
-            <w:r>
               <w:t>B</w:t>
             </w:r>
             <w:r>
@@ -70079,7 +69856,7 @@
         <w:pStyle w:val="Heading2"/>
       </w:pPr>
       <w:bookmarkStart w:id="135" w:name="X66db71c9020c40cf46e490c5c37ad244e2b7594"/>
-      <w:bookmarkStart w:id="136" w:name="_Toc239336163"/>
+      <w:bookmarkStart w:id="136" w:name="_Toc239336701"/>
       <w:bookmarkEnd w:id="132"/>
       <w:r>
         <w:t>5.3. Hư</w:t>
@@ -70807,7 +70584,10 @@
               <w:t>đã làm</w:t>
             </w:r>
             <w:r>
-              <w:t xml:space="preserve"> và mua đư</w:t>
+              <w:t xml:space="preserve"> </w:t>
+            </w:r>
+            <w:r>
+              <w:t>và mua đư</w:t>
             </w:r>
             <w:r>
               <w:t>ợ</w:t>
@@ -71006,7 +70786,7 @@
               <w:jc w:val="center"/>
             </w:pPr>
             <w:r>
-              <w:t>2, 6</w:t>
+              <w:t>2, 5</w:t>
             </w:r>
           </w:p>
         </w:tc>
@@ -71573,7 +71353,7 @@
               <w:jc w:val="center"/>
             </w:pPr>
             <w:r>
-              <w:t>5</w:t>
+              <w:t>—</w:t>
             </w:r>
           </w:p>
         </w:tc>
@@ -71667,7 +71447,7 @@
         <w:pStyle w:val="Heading2"/>
       </w:pPr>
       <w:bookmarkStart w:id="138" w:name="Xe5a2fe3dfcd4681648271b7ddc344b106e48b3b"/>
-      <w:bookmarkStart w:id="139" w:name="_Toc239336164"/>
+      <w:bookmarkStart w:id="139" w:name="_Toc239336702"/>
       <w:bookmarkEnd w:id="135"/>
       <w:r>
         <w:t>5.4. K</w:t>
@@ -72535,10 +72315,7 @@
         <w:t>m</w:t>
       </w:r>
       <w:r>
-        <w:t xml:space="preserve"> </w:t>
-      </w:r>
-      <w:r>
-        <w:t>cho Tesseract. X</w:t>
+        <w:t xml:space="preserve"> cho Tesseract. X</w:t>
       </w:r>
       <w:r>
         <w:t>ử</w:t>
@@ -72593,7 +72370,7 @@
         <w:pStyle w:val="Heading1"/>
       </w:pPr>
       <w:bookmarkStart w:id="140" w:name="tài-liệu-tham-khảo"/>
-      <w:bookmarkStart w:id="141" w:name="_Toc239336165"/>
+      <w:bookmarkStart w:id="141" w:name="_Toc239336703"/>
       <w:bookmarkEnd w:id="127"/>
       <w:bookmarkEnd w:id="138"/>
       <w:r>
@@ -72689,10 +72466,7 @@
         </w:r>
       </w:hyperlink>
       <w:r>
-        <w:t xml:space="preserve"> </w:t>
-      </w:r>
-      <w:r>
-        <w:t>(truy c</w:t>
+        <w:t xml:space="preserve"> (truy c</w:t>
       </w:r>
       <w:r>
         <w:t>ậ</w:t>
@@ -73622,7 +73396,7 @@
         <w:pStyle w:val="Heading1"/>
       </w:pPr>
       <w:bookmarkStart w:id="142" w:name="phụ-lục"/>
-      <w:bookmarkStart w:id="143" w:name="_Toc239336166"/>
+      <w:bookmarkStart w:id="143" w:name="_Toc239336704"/>
       <w:bookmarkEnd w:id="140"/>
       <w:r>
         <w:t>PH</w:t>
@@ -73646,7 +73420,7 @@
         <w:pStyle w:val="Heading2"/>
       </w:pPr>
       <w:bookmarkStart w:id="144" w:name="phụ-lục-a-cấu-hình-và-siêu-tham-số"/>
-      <w:bookmarkStart w:id="145" w:name="_Toc239336167"/>
+      <w:bookmarkStart w:id="145" w:name="_Toc239336705"/>
       <w:r>
         <w:t>Ph</w:t>
       </w:r>
@@ -75866,7 +75640,7 @@
         <w:pStyle w:val="Heading2"/>
       </w:pPr>
       <w:bookmarkStart w:id="149" w:name="phụ-lục-b-hướng-dẫn-cài-đặt-và-chạy"/>
-      <w:bookmarkStart w:id="150" w:name="_Toc239336168"/>
+      <w:bookmarkStart w:id="150" w:name="_Toc239336706"/>
       <w:bookmarkEnd w:id="144"/>
       <w:bookmarkEnd w:id="148"/>
       <w:r>
@@ -77435,7 +77209,7 @@
   <w:abstractNum w:abstractNumId="0" w15:restartNumberingAfterBreak="0">
     <w:nsid w:val="0000A990"/>
     <w:multiLevelType w:val="multilevel"/>
-    <w:tmpl w:val="C15A0EFC"/>
+    <w:tmpl w:val="EF0430D8"/>
     <w:lvl w:ilvl="0">
       <w:numFmt w:val="bullet"/>
       <w:lvlText w:val=" "/>
@@ -77512,7 +77286,7 @@
   <w:abstractNum w:abstractNumId="1" w15:restartNumberingAfterBreak="0">
     <w:nsid w:val="0000A991"/>
     <w:multiLevelType w:val="multilevel"/>
-    <w:tmpl w:val="9942E758"/>
+    <w:tmpl w:val="D2A22CAE"/>
     <w:lvl w:ilvl="0">
       <w:numFmt w:val="bullet"/>
       <w:lvlText w:val=""/>
@@ -77616,7 +77390,7 @@
   <w:abstractNum w:abstractNumId="2" w15:restartNumberingAfterBreak="0">
     <w:nsid w:val="00A99411"/>
     <w:multiLevelType w:val="multilevel"/>
-    <w:tmpl w:val="112C253C"/>
+    <w:tmpl w:val="3738DC9A"/>
     <w:lvl w:ilvl="0">
       <w:start w:val="1"/>
       <w:numFmt w:val="decimal"/>
@@ -77699,10 +77473,10 @@
       </w:pPr>
     </w:lvl>
   </w:abstractNum>
-  <w:num w:numId="1" w16cid:durableId="1920405495">
+  <w:num w:numId="1" w16cid:durableId="2062752695">
     <w:abstractNumId w:val="0"/>
   </w:num>
-  <w:num w:numId="2" w16cid:durableId="821965933">
+  <w:num w:numId="2" w16cid:durableId="1744719261">
     <w:abstractNumId w:val="2"/>
     <w:lvlOverride w:ilvl="0">
       <w:startOverride w:val="1"/>
@@ -77732,22 +77506,22 @@
       <w:startOverride w:val="1"/>
     </w:lvlOverride>
   </w:num>
-  <w:num w:numId="3" w16cid:durableId="1534224667">
+  <w:num w:numId="3" w16cid:durableId="1375426251">
     <w:abstractNumId w:val="1"/>
   </w:num>
-  <w:num w:numId="4" w16cid:durableId="1992446712">
+  <w:num w:numId="4" w16cid:durableId="1488088381">
     <w:abstractNumId w:val="1"/>
   </w:num>
-  <w:num w:numId="5" w16cid:durableId="569117380">
+  <w:num w:numId="5" w16cid:durableId="1765952645">
     <w:abstractNumId w:val="1"/>
   </w:num>
-  <w:num w:numId="6" w16cid:durableId="1176074559">
+  <w:num w:numId="6" w16cid:durableId="314645436">
     <w:abstractNumId w:val="1"/>
   </w:num>
-  <w:num w:numId="7" w16cid:durableId="492182084">
+  <w:num w:numId="7" w16cid:durableId="545878590">
     <w:abstractNumId w:val="1"/>
   </w:num>
-  <w:num w:numId="8" w16cid:durableId="778649968">
+  <w:num w:numId="8" w16cid:durableId="279435">
     <w:abstractNumId w:val="2"/>
     <w:lvlOverride w:ilvl="0">
       <w:startOverride w:val="1"/>
@@ -77777,7 +77551,7 @@
       <w:startOverride w:val="1"/>
     </w:lvlOverride>
   </w:num>
-  <w:num w:numId="9" w16cid:durableId="549147985">
+  <w:num w:numId="9" w16cid:durableId="815026106">
     <w:abstractNumId w:val="1"/>
   </w:num>
 </w:numbering>
@@ -79014,7 +78788,7 @@
     <w:next w:val="Normal"/>
     <w:autoRedefine/>
     <w:uiPriority w:val="39"/>
-    <w:rsid w:val="00326B9B"/>
+    <w:rsid w:val="00167BC1"/>
     <w:pPr>
       <w:spacing w:after="100"/>
     </w:pPr>
@@ -79025,7 +78799,7 @@
     <w:next w:val="Normal"/>
     <w:autoRedefine/>
     <w:uiPriority w:val="39"/>
-    <w:rsid w:val="00326B9B"/>
+    <w:rsid w:val="00167BC1"/>
     <w:pPr>
       <w:spacing w:after="100"/>
       <w:ind w:left="240"/>

--- a/nop/01-do-an-mon-hoc.docx
+++ b/nop/01-do-an-mon-hoc.docx
@@ -148,7 +148,7 @@
         <w:pStyle w:val="Heading1"/>
       </w:pPr>
       <w:bookmarkStart w:id="0" w:name="đồ-án-môn-học"/>
-      <w:bookmarkStart w:id="1" w:name="_Toc239336670"/>
+      <w:bookmarkStart w:id="1" w:name="_Toc239336970"/>
       <w:r>
         <w:t>Đ</w:t>
       </w:r>
@@ -220,7 +220,7 @@
         <w:pStyle w:val="Heading1"/>
       </w:pPr>
       <w:bookmarkStart w:id="4" w:name="Xbe958ce37c6a089ac9bdc99dada4ec5e2c0f7da"/>
-      <w:bookmarkStart w:id="5" w:name="_Toc239336671"/>
+      <w:bookmarkStart w:id="5" w:name="_Toc239336971"/>
       <w:bookmarkEnd w:id="0"/>
       <w:bookmarkEnd w:id="3"/>
       <w:r>
@@ -795,7 +795,7 @@
     </w:p>
     <w:p>
       <w:r>
-        <w:pict w14:anchorId="3462DBE1">
+        <w:pict w14:anchorId="32732907">
           <v:rect id="_x0000_i1025" style="width:0;height:1.5pt" o:hralign="center" o:hrstd="t" o:hr="t"/>
         </w:pict>
       </w:r>
@@ -805,7 +805,7 @@
         <w:pStyle w:val="Heading2"/>
       </w:pPr>
       <w:bookmarkStart w:id="6" w:name="mục-lục"/>
-      <w:bookmarkStart w:id="7" w:name="_Toc239336672"/>
+      <w:bookmarkStart w:id="7" w:name="_Toc239336972"/>
       <w:r>
         <w:t>M</w:t>
       </w:r>
@@ -845,7 +845,7 @@
       <w:r>
         <w:fldChar w:fldCharType="separate"/>
       </w:r>
-      <w:hyperlink w:anchor="_Toc239336670" w:history="1">
+      <w:hyperlink w:anchor="_Toc239336970" w:history="1">
         <w:r>
           <w:rPr>
             <w:rStyle w:val="Hyperlink"/>
@@ -872,7 +872,7 @@
             <w:noProof/>
             <w:webHidden/>
           </w:rPr>
-          <w:instrText xml:space="preserve"> PAGEREF _Toc239336670 \h </w:instrText>
+          <w:instrText xml:space="preserve"> PAGEREF _Toc239336970 \h </w:instrText>
         </w:r>
         <w:r>
           <w:rPr>
@@ -916,7 +916,7 @@
           <w14:ligatures w14:val="standardContextual"/>
         </w:rPr>
       </w:pPr>
-      <w:hyperlink w:anchor="_Toc239336671" w:history="1">
+      <w:hyperlink w:anchor="_Toc239336971" w:history="1">
         <w:r>
           <w:rPr>
             <w:rStyle w:val="Hyperlink"/>
@@ -943,7 +943,7 @@
             <w:noProof/>
             <w:webHidden/>
           </w:rPr>
-          <w:instrText xml:space="preserve"> PAGEREF _Toc239336671 \h </w:instrText>
+          <w:instrText xml:space="preserve"> PAGEREF _Toc239336971 \h </w:instrText>
         </w:r>
         <w:r>
           <w:rPr>
@@ -987,7 +987,7 @@
           <w14:ligatures w14:val="standardContextual"/>
         </w:rPr>
       </w:pPr>
-      <w:hyperlink w:anchor="_Toc239336672" w:history="1">
+      <w:hyperlink w:anchor="_Toc239336972" w:history="1">
         <w:r>
           <w:rPr>
             <w:rStyle w:val="Hyperlink"/>
@@ -1014,7 +1014,7 @@
             <w:noProof/>
             <w:webHidden/>
           </w:rPr>
-          <w:instrText xml:space="preserve"> PAGEREF _Toc239336672 \h </w:instrText>
+          <w:instrText xml:space="preserve"> PAGEREF _Toc239336972 \h </w:instrText>
         </w:r>
         <w:r>
           <w:rPr>
@@ -1058,7 +1058,7 @@
           <w14:ligatures w14:val="standardContextual"/>
         </w:rPr>
       </w:pPr>
-      <w:hyperlink w:anchor="_Toc239336673" w:history="1">
+      <w:hyperlink w:anchor="_Toc239336973" w:history="1">
         <w:r>
           <w:rPr>
             <w:rStyle w:val="Hyperlink"/>
@@ -1085,7 +1085,7 @@
             <w:noProof/>
             <w:webHidden/>
           </w:rPr>
-          <w:instrText xml:space="preserve"> PAGEREF _Toc239336673 \h </w:instrText>
+          <w:instrText xml:space="preserve"> PAGEREF _Toc239336973 \h </w:instrText>
         </w:r>
         <w:r>
           <w:rPr>
@@ -1129,7 +1129,7 @@
           <w14:ligatures w14:val="standardContextual"/>
         </w:rPr>
       </w:pPr>
-      <w:hyperlink w:anchor="_Toc239336674" w:history="1">
+      <w:hyperlink w:anchor="_Toc239336974" w:history="1">
         <w:r>
           <w:rPr>
             <w:rStyle w:val="Hyperlink"/>
@@ -1156,7 +1156,7 @@
             <w:noProof/>
             <w:webHidden/>
           </w:rPr>
-          <w:instrText xml:space="preserve"> PAGEREF _Toc239336674 \h </w:instrText>
+          <w:instrText xml:space="preserve"> PAGEREF _Toc239336974 \h </w:instrText>
         </w:r>
         <w:r>
           <w:rPr>
@@ -1200,7 +1200,7 @@
           <w14:ligatures w14:val="standardContextual"/>
         </w:rPr>
       </w:pPr>
-      <w:hyperlink w:anchor="_Toc239336675" w:history="1">
+      <w:hyperlink w:anchor="_Toc239336975" w:history="1">
         <w:r>
           <w:rPr>
             <w:rStyle w:val="Hyperlink"/>
@@ -1227,7 +1227,7 @@
             <w:noProof/>
             <w:webHidden/>
           </w:rPr>
-          <w:instrText xml:space="preserve"> PAGEREF _Toc239336675 \h </w:instrText>
+          <w:instrText xml:space="preserve"> PAGEREF _Toc239336975 \h </w:instrText>
         </w:r>
         <w:r>
           <w:rPr>
@@ -1271,7 +1271,7 @@
           <w14:ligatures w14:val="standardContextual"/>
         </w:rPr>
       </w:pPr>
-      <w:hyperlink w:anchor="_Toc239336676" w:history="1">
+      <w:hyperlink w:anchor="_Toc239336976" w:history="1">
         <w:r>
           <w:rPr>
             <w:rStyle w:val="Hyperlink"/>
@@ -1298,7 +1298,7 @@
             <w:noProof/>
             <w:webHidden/>
           </w:rPr>
-          <w:instrText xml:space="preserve"> PAGEREF _Toc239336676 \h </w:instrText>
+          <w:instrText xml:space="preserve"> PAGEREF _Toc239336976 \h </w:instrText>
         </w:r>
         <w:r>
           <w:rPr>
@@ -1342,7 +1342,7 @@
           <w14:ligatures w14:val="standardContextual"/>
         </w:rPr>
       </w:pPr>
-      <w:hyperlink w:anchor="_Toc239336677" w:history="1">
+      <w:hyperlink w:anchor="_Toc239336977" w:history="1">
         <w:r>
           <w:rPr>
             <w:rStyle w:val="Hyperlink"/>
@@ -1369,7 +1369,7 @@
             <w:noProof/>
             <w:webHidden/>
           </w:rPr>
-          <w:instrText xml:space="preserve"> PAGEREF _Toc239336677 \h </w:instrText>
+          <w:instrText xml:space="preserve"> PAGEREF _Toc239336977 \h </w:instrText>
         </w:r>
         <w:r>
           <w:rPr>
@@ -1413,7 +1413,7 @@
           <w14:ligatures w14:val="standardContextual"/>
         </w:rPr>
       </w:pPr>
-      <w:hyperlink w:anchor="_Toc239336678" w:history="1">
+      <w:hyperlink w:anchor="_Toc239336978" w:history="1">
         <w:r>
           <w:rPr>
             <w:rStyle w:val="Hyperlink"/>
@@ -1440,7 +1440,7 @@
             <w:noProof/>
             <w:webHidden/>
           </w:rPr>
-          <w:instrText xml:space="preserve"> PAGEREF _Toc239336678 \h </w:instrText>
+          <w:instrText xml:space="preserve"> PAGEREF _Toc239336978 \h </w:instrText>
         </w:r>
         <w:r>
           <w:rPr>
@@ -1484,7 +1484,7 @@
           <w14:ligatures w14:val="standardContextual"/>
         </w:rPr>
       </w:pPr>
-      <w:hyperlink w:anchor="_Toc239336679" w:history="1">
+      <w:hyperlink w:anchor="_Toc239336979" w:history="1">
         <w:r>
           <w:rPr>
             <w:rStyle w:val="Hyperlink"/>
@@ -1511,7 +1511,7 @@
             <w:noProof/>
             <w:webHidden/>
           </w:rPr>
-          <w:instrText xml:space="preserve"> PAGEREF _Toc239336679 \h </w:instrText>
+          <w:instrText xml:space="preserve"> PAGEREF _Toc239336979 \h </w:instrText>
         </w:r>
         <w:r>
           <w:rPr>
@@ -1555,7 +1555,7 @@
           <w14:ligatures w14:val="standardContextual"/>
         </w:rPr>
       </w:pPr>
-      <w:hyperlink w:anchor="_Toc239336680" w:history="1">
+      <w:hyperlink w:anchor="_Toc239336980" w:history="1">
         <w:r>
           <w:rPr>
             <w:rStyle w:val="Hyperlink"/>
@@ -1582,7 +1582,7 @@
             <w:noProof/>
             <w:webHidden/>
           </w:rPr>
-          <w:instrText xml:space="preserve"> PAGEREF _Toc239336680 \h </w:instrText>
+          <w:instrText xml:space="preserve"> PAGEREF _Toc239336980 \h </w:instrText>
         </w:r>
         <w:r>
           <w:rPr>
@@ -1626,7 +1626,7 @@
           <w14:ligatures w14:val="standardContextual"/>
         </w:rPr>
       </w:pPr>
-      <w:hyperlink w:anchor="_Toc239336681" w:history="1">
+      <w:hyperlink w:anchor="_Toc239336981" w:history="1">
         <w:r>
           <w:rPr>
             <w:rStyle w:val="Hyperlink"/>
@@ -1653,7 +1653,7 @@
             <w:noProof/>
             <w:webHidden/>
           </w:rPr>
-          <w:instrText xml:space="preserve"> PAGEREF _Toc239336681 \h </w:instrText>
+          <w:instrText xml:space="preserve"> PAGEREF _Toc239336981 \h </w:instrText>
         </w:r>
         <w:r>
           <w:rPr>
@@ -1697,7 +1697,7 @@
           <w14:ligatures w14:val="standardContextual"/>
         </w:rPr>
       </w:pPr>
-      <w:hyperlink w:anchor="_Toc239336682" w:history="1">
+      <w:hyperlink w:anchor="_Toc239336982" w:history="1">
         <w:r>
           <w:rPr>
             <w:rStyle w:val="Hyperlink"/>
@@ -1724,7 +1724,7 @@
             <w:noProof/>
             <w:webHidden/>
           </w:rPr>
-          <w:instrText xml:space="preserve"> PAGEREF _Toc239336682 \h </w:instrText>
+          <w:instrText xml:space="preserve"> PAGEREF _Toc239336982 \h </w:instrText>
         </w:r>
         <w:r>
           <w:rPr>
@@ -1768,7 +1768,7 @@
           <w14:ligatures w14:val="standardContextual"/>
         </w:rPr>
       </w:pPr>
-      <w:hyperlink w:anchor="_Toc239336683" w:history="1">
+      <w:hyperlink w:anchor="_Toc239336983" w:history="1">
         <w:r>
           <w:rPr>
             <w:rStyle w:val="Hyperlink"/>
@@ -1795,7 +1795,7 @@
             <w:noProof/>
             <w:webHidden/>
           </w:rPr>
-          <w:instrText xml:space="preserve"> PAGEREF _Toc239336683 \h </w:instrText>
+          <w:instrText xml:space="preserve"> PAGEREF _Toc239336983 \h </w:instrText>
         </w:r>
         <w:r>
           <w:rPr>
@@ -1839,7 +1839,7 @@
           <w14:ligatures w14:val="standardContextual"/>
         </w:rPr>
       </w:pPr>
-      <w:hyperlink w:anchor="_Toc239336684" w:history="1">
+      <w:hyperlink w:anchor="_Toc239336984" w:history="1">
         <w:r>
           <w:rPr>
             <w:rStyle w:val="Hyperlink"/>
@@ -1866,7 +1866,7 @@
             <w:noProof/>
             <w:webHidden/>
           </w:rPr>
-          <w:instrText xml:space="preserve"> PAGEREF _Toc239336684 \h </w:instrText>
+          <w:instrText xml:space="preserve"> PAGEREF _Toc239336984 \h </w:instrText>
         </w:r>
         <w:r>
           <w:rPr>
@@ -1910,7 +1910,7 @@
           <w14:ligatures w14:val="standardContextual"/>
         </w:rPr>
       </w:pPr>
-      <w:hyperlink w:anchor="_Toc239336685" w:history="1">
+      <w:hyperlink w:anchor="_Toc239336985" w:history="1">
         <w:r>
           <w:rPr>
             <w:rStyle w:val="Hyperlink"/>
@@ -1937,7 +1937,7 @@
             <w:noProof/>
             <w:webHidden/>
           </w:rPr>
-          <w:instrText xml:space="preserve"> PAGEREF _Toc239336685 \h </w:instrText>
+          <w:instrText xml:space="preserve"> PAGEREF _Toc239336985 \h </w:instrText>
         </w:r>
         <w:r>
           <w:rPr>
@@ -1981,7 +1981,7 @@
           <w14:ligatures w14:val="standardContextual"/>
         </w:rPr>
       </w:pPr>
-      <w:hyperlink w:anchor="_Toc239336686" w:history="1">
+      <w:hyperlink w:anchor="_Toc239336986" w:history="1">
         <w:r>
           <w:rPr>
             <w:rStyle w:val="Hyperlink"/>
@@ -2008,7 +2008,7 @@
             <w:noProof/>
             <w:webHidden/>
           </w:rPr>
-          <w:instrText xml:space="preserve"> PAGEREF _Toc239336686 \h </w:instrText>
+          <w:instrText xml:space="preserve"> PAGEREF _Toc239336986 \h </w:instrText>
         </w:r>
         <w:r>
           <w:rPr>
@@ -2052,7 +2052,7 @@
           <w14:ligatures w14:val="standardContextual"/>
         </w:rPr>
       </w:pPr>
-      <w:hyperlink w:anchor="_Toc239336687" w:history="1">
+      <w:hyperlink w:anchor="_Toc239336987" w:history="1">
         <w:r>
           <w:rPr>
             <w:rStyle w:val="Hyperlink"/>
@@ -2079,7 +2079,7 @@
             <w:noProof/>
             <w:webHidden/>
           </w:rPr>
-          <w:instrText xml:space="preserve"> PAGEREF _Toc239336687 \h </w:instrText>
+          <w:instrText xml:space="preserve"> PAGEREF _Toc239336987 \h </w:instrText>
         </w:r>
         <w:r>
           <w:rPr>
@@ -2123,7 +2123,7 @@
           <w14:ligatures w14:val="standardContextual"/>
         </w:rPr>
       </w:pPr>
-      <w:hyperlink w:anchor="_Toc239336688" w:history="1">
+      <w:hyperlink w:anchor="_Toc239336988" w:history="1">
         <w:r>
           <w:rPr>
             <w:rStyle w:val="Hyperlink"/>
@@ -2150,7 +2150,7 @@
             <w:noProof/>
             <w:webHidden/>
           </w:rPr>
-          <w:instrText xml:space="preserve"> PAGEREF _Toc239336688 \h </w:instrText>
+          <w:instrText xml:space="preserve"> PAGEREF _Toc239336988 \h </w:instrText>
         </w:r>
         <w:r>
           <w:rPr>
@@ -2194,7 +2194,7 @@
           <w14:ligatures w14:val="standardContextual"/>
         </w:rPr>
       </w:pPr>
-      <w:hyperlink w:anchor="_Toc239336689" w:history="1">
+      <w:hyperlink w:anchor="_Toc239336989" w:history="1">
         <w:r>
           <w:rPr>
             <w:rStyle w:val="Hyperlink"/>
@@ -2221,7 +2221,7 @@
             <w:noProof/>
             <w:webHidden/>
           </w:rPr>
-          <w:instrText xml:space="preserve"> PAGEREF _Toc239336689 \h </w:instrText>
+          <w:instrText xml:space="preserve"> PAGEREF _Toc239336989 \h </w:instrText>
         </w:r>
         <w:r>
           <w:rPr>
@@ -2265,7 +2265,7 @@
           <w14:ligatures w14:val="standardContextual"/>
         </w:rPr>
       </w:pPr>
-      <w:hyperlink w:anchor="_Toc239336690" w:history="1">
+      <w:hyperlink w:anchor="_Toc239336990" w:history="1">
         <w:r>
           <w:rPr>
             <w:rStyle w:val="Hyperlink"/>
@@ -2292,7 +2292,7 @@
             <w:noProof/>
             <w:webHidden/>
           </w:rPr>
-          <w:instrText xml:space="preserve"> PAGEREF _Toc239336690 \h </w:instrText>
+          <w:instrText xml:space="preserve"> PAGEREF _Toc239336990 \h </w:instrText>
         </w:r>
         <w:r>
           <w:rPr>
@@ -2336,7 +2336,7 @@
           <w14:ligatures w14:val="standardContextual"/>
         </w:rPr>
       </w:pPr>
-      <w:hyperlink w:anchor="_Toc239336691" w:history="1">
+      <w:hyperlink w:anchor="_Toc239336991" w:history="1">
         <w:r>
           <w:rPr>
             <w:rStyle w:val="Hyperlink"/>
@@ -2363,7 +2363,7 @@
             <w:noProof/>
             <w:webHidden/>
           </w:rPr>
-          <w:instrText xml:space="preserve"> PAGEREF _Toc239336691 \h </w:instrText>
+          <w:instrText xml:space="preserve"> PAGEREF _Toc239336991 \h </w:instrText>
         </w:r>
         <w:r>
           <w:rPr>
@@ -2407,7 +2407,7 @@
           <w14:ligatures w14:val="standardContextual"/>
         </w:rPr>
       </w:pPr>
-      <w:hyperlink w:anchor="_Toc239336692" w:history="1">
+      <w:hyperlink w:anchor="_Toc239336992" w:history="1">
         <w:r>
           <w:rPr>
             <w:rStyle w:val="Hyperlink"/>
@@ -2434,7 +2434,7 @@
             <w:noProof/>
             <w:webHidden/>
           </w:rPr>
-          <w:instrText xml:space="preserve"> PAGEREF _Toc239336692 \h </w:instrText>
+          <w:instrText xml:space="preserve"> PAGEREF _Toc239336992 \h </w:instrText>
         </w:r>
         <w:r>
           <w:rPr>
@@ -2478,7 +2478,7 @@
           <w14:ligatures w14:val="standardContextual"/>
         </w:rPr>
       </w:pPr>
-      <w:hyperlink w:anchor="_Toc239336693" w:history="1">
+      <w:hyperlink w:anchor="_Toc239336993" w:history="1">
         <w:r>
           <w:rPr>
             <w:rStyle w:val="Hyperlink"/>
@@ -2505,7 +2505,7 @@
             <w:noProof/>
             <w:webHidden/>
           </w:rPr>
-          <w:instrText xml:space="preserve"> PAGEREF _Toc239336693 \h </w:instrText>
+          <w:instrText xml:space="preserve"> PAGEREF _Toc239336993 \h </w:instrText>
         </w:r>
         <w:r>
           <w:rPr>
@@ -2549,7 +2549,7 @@
           <w14:ligatures w14:val="standardContextual"/>
         </w:rPr>
       </w:pPr>
-      <w:hyperlink w:anchor="_Toc239336694" w:history="1">
+      <w:hyperlink w:anchor="_Toc239336994" w:history="1">
         <w:r>
           <w:rPr>
             <w:rStyle w:val="Hyperlink"/>
@@ -2576,7 +2576,7 @@
             <w:noProof/>
             <w:webHidden/>
           </w:rPr>
-          <w:instrText xml:space="preserve"> PAGEREF _Toc239336694 \h </w:instrText>
+          <w:instrText xml:space="preserve"> PAGEREF _Toc239336994 \h </w:instrText>
         </w:r>
         <w:r>
           <w:rPr>
@@ -2620,7 +2620,7 @@
           <w14:ligatures w14:val="standardContextual"/>
         </w:rPr>
       </w:pPr>
-      <w:hyperlink w:anchor="_Toc239336695" w:history="1">
+      <w:hyperlink w:anchor="_Toc239336995" w:history="1">
         <w:r>
           <w:rPr>
             <w:rStyle w:val="Hyperlink"/>
@@ -2647,7 +2647,7 @@
             <w:noProof/>
             <w:webHidden/>
           </w:rPr>
-          <w:instrText xml:space="preserve"> PAGEREF _Toc239336695 \h </w:instrText>
+          <w:instrText xml:space="preserve"> PAGEREF _Toc239336995 \h </w:instrText>
         </w:r>
         <w:r>
           <w:rPr>
@@ -2691,7 +2691,7 @@
           <w14:ligatures w14:val="standardContextual"/>
         </w:rPr>
       </w:pPr>
-      <w:hyperlink w:anchor="_Toc239336696" w:history="1">
+      <w:hyperlink w:anchor="_Toc239336996" w:history="1">
         <w:r>
           <w:rPr>
             <w:rStyle w:val="Hyperlink"/>
@@ -2718,7 +2718,7 @@
             <w:noProof/>
             <w:webHidden/>
           </w:rPr>
-          <w:instrText xml:space="preserve"> PAGEREF _Toc239336696 \h </w:instrText>
+          <w:instrText xml:space="preserve"> PAGEREF _Toc239336996 \h </w:instrText>
         </w:r>
         <w:r>
           <w:rPr>
@@ -2762,7 +2762,7 @@
           <w14:ligatures w14:val="standardContextual"/>
         </w:rPr>
       </w:pPr>
-      <w:hyperlink w:anchor="_Toc239336697" w:history="1">
+      <w:hyperlink w:anchor="_Toc239336997" w:history="1">
         <w:r>
           <w:rPr>
             <w:rStyle w:val="Hyperlink"/>
@@ -2789,7 +2789,7 @@
             <w:noProof/>
             <w:webHidden/>
           </w:rPr>
-          <w:instrText xml:space="preserve"> PAGEREF _Toc239336697 \h </w:instrText>
+          <w:instrText xml:space="preserve"> PAGEREF _Toc239336997 \h </w:instrText>
         </w:r>
         <w:r>
           <w:rPr>
@@ -2833,7 +2833,7 @@
           <w14:ligatures w14:val="standardContextual"/>
         </w:rPr>
       </w:pPr>
-      <w:hyperlink w:anchor="_Toc239336698" w:history="1">
+      <w:hyperlink w:anchor="_Toc239336998" w:history="1">
         <w:r>
           <w:rPr>
             <w:rStyle w:val="Hyperlink"/>
@@ -2860,7 +2860,7 @@
             <w:noProof/>
             <w:webHidden/>
           </w:rPr>
-          <w:instrText xml:space="preserve"> PAGEREF _Toc239336698 \h </w:instrText>
+          <w:instrText xml:space="preserve"> PAGEREF _Toc239336998 \h </w:instrText>
         </w:r>
         <w:r>
           <w:rPr>
@@ -2904,7 +2904,7 @@
           <w14:ligatures w14:val="standardContextual"/>
         </w:rPr>
       </w:pPr>
-      <w:hyperlink w:anchor="_Toc239336699" w:history="1">
+      <w:hyperlink w:anchor="_Toc239336999" w:history="1">
         <w:r>
           <w:rPr>
             <w:rStyle w:val="Hyperlink"/>
@@ -2931,7 +2931,7 @@
             <w:noProof/>
             <w:webHidden/>
           </w:rPr>
-          <w:instrText xml:space="preserve"> PAGEREF _Toc239336699 \h </w:instrText>
+          <w:instrText xml:space="preserve"> PAGEREF _Toc239336999 \h </w:instrText>
         </w:r>
         <w:r>
           <w:rPr>
@@ -2975,7 +2975,7 @@
           <w14:ligatures w14:val="standardContextual"/>
         </w:rPr>
       </w:pPr>
-      <w:hyperlink w:anchor="_Toc239336700" w:history="1">
+      <w:hyperlink w:anchor="_Toc239337000" w:history="1">
         <w:r>
           <w:rPr>
             <w:rStyle w:val="Hyperlink"/>
@@ -3002,7 +3002,7 @@
             <w:noProof/>
             <w:webHidden/>
           </w:rPr>
-          <w:instrText xml:space="preserve"> PAGEREF _Toc239336700 \h </w:instrText>
+          <w:instrText xml:space="preserve"> PAGEREF _Toc239337000 \h </w:instrText>
         </w:r>
         <w:r>
           <w:rPr>
@@ -3046,7 +3046,7 @@
           <w14:ligatures w14:val="standardContextual"/>
         </w:rPr>
       </w:pPr>
-      <w:hyperlink w:anchor="_Toc239336701" w:history="1">
+      <w:hyperlink w:anchor="_Toc239337001" w:history="1">
         <w:r>
           <w:rPr>
             <w:rStyle w:val="Hyperlink"/>
@@ -3073,7 +3073,7 @@
             <w:noProof/>
             <w:webHidden/>
           </w:rPr>
-          <w:instrText xml:space="preserve"> PAGEREF _Toc239336701 \h </w:instrText>
+          <w:instrText xml:space="preserve"> PAGEREF _Toc239337001 \h </w:instrText>
         </w:r>
         <w:r>
           <w:rPr>
@@ -3117,7 +3117,7 @@
           <w14:ligatures w14:val="standardContextual"/>
         </w:rPr>
       </w:pPr>
-      <w:hyperlink w:anchor="_Toc239336702" w:history="1">
+      <w:hyperlink w:anchor="_Toc239337002" w:history="1">
         <w:r>
           <w:rPr>
             <w:rStyle w:val="Hyperlink"/>
@@ -3144,7 +3144,7 @@
             <w:noProof/>
             <w:webHidden/>
           </w:rPr>
-          <w:instrText xml:space="preserve"> PAGEREF _Toc239336702 \h </w:instrText>
+          <w:instrText xml:space="preserve"> PAGEREF _Toc239337002 \h </w:instrText>
         </w:r>
         <w:r>
           <w:rPr>
@@ -3188,7 +3188,7 @@
           <w14:ligatures w14:val="standardContextual"/>
         </w:rPr>
       </w:pPr>
-      <w:hyperlink w:anchor="_Toc239336703" w:history="1">
+      <w:hyperlink w:anchor="_Toc239337003" w:history="1">
         <w:r>
           <w:rPr>
             <w:rStyle w:val="Hyperlink"/>
@@ -3215,7 +3215,7 @@
             <w:noProof/>
             <w:webHidden/>
           </w:rPr>
-          <w:instrText xml:space="preserve"> PAGEREF _Toc239336703 \h </w:instrText>
+          <w:instrText xml:space="preserve"> PAGEREF _Toc239337003 \h </w:instrText>
         </w:r>
         <w:r>
           <w:rPr>
@@ -3259,7 +3259,7 @@
           <w14:ligatures w14:val="standardContextual"/>
         </w:rPr>
       </w:pPr>
-      <w:hyperlink w:anchor="_Toc239336704" w:history="1">
+      <w:hyperlink w:anchor="_Toc239337004" w:history="1">
         <w:r>
           <w:rPr>
             <w:rStyle w:val="Hyperlink"/>
@@ -3286,7 +3286,7 @@
             <w:noProof/>
             <w:webHidden/>
           </w:rPr>
-          <w:instrText xml:space="preserve"> PAGEREF _Toc239336704 \h </w:instrText>
+          <w:instrText xml:space="preserve"> PAGEREF _Toc239337004 \h </w:instrText>
         </w:r>
         <w:r>
           <w:rPr>
@@ -3330,7 +3330,7 @@
           <w14:ligatures w14:val="standardContextual"/>
         </w:rPr>
       </w:pPr>
-      <w:hyperlink w:anchor="_Toc239336705" w:history="1">
+      <w:hyperlink w:anchor="_Toc239337005" w:history="1">
         <w:r>
           <w:rPr>
             <w:rStyle w:val="Hyperlink"/>
@@ -3357,7 +3357,7 @@
             <w:noProof/>
             <w:webHidden/>
           </w:rPr>
-          <w:instrText xml:space="preserve"> PAGEREF _Toc239336705 \h </w:instrText>
+          <w:instrText xml:space="preserve"> PAGEREF _Toc239337005 \h </w:instrText>
         </w:r>
         <w:r>
           <w:rPr>
@@ -3401,7 +3401,7 @@
           <w14:ligatures w14:val="standardContextual"/>
         </w:rPr>
       </w:pPr>
-      <w:hyperlink w:anchor="_Toc239336706" w:history="1">
+      <w:hyperlink w:anchor="_Toc239337006" w:history="1">
         <w:r>
           <w:rPr>
             <w:rStyle w:val="Hyperlink"/>
@@ -3428,7 +3428,7 @@
             <w:noProof/>
             <w:webHidden/>
           </w:rPr>
-          <w:instrText xml:space="preserve"> PAGEREF _Toc239336706 \h </w:instrText>
+          <w:instrText xml:space="preserve"> PAGEREF _Toc239337006 \h </w:instrText>
         </w:r>
         <w:r>
           <w:rPr>
@@ -3474,7 +3474,7 @@
         <w:pStyle w:val="Heading1"/>
       </w:pPr>
       <w:bookmarkStart w:id="8" w:name="chương-1-giới-thiệu"/>
-      <w:bookmarkStart w:id="9" w:name="_Toc239336673"/>
+      <w:bookmarkStart w:id="9" w:name="_Toc239336973"/>
       <w:bookmarkEnd w:id="4"/>
       <w:bookmarkEnd w:id="6"/>
       <w:r>
@@ -3499,7 +3499,7 @@
         <w:pStyle w:val="Heading2"/>
       </w:pPr>
       <w:bookmarkStart w:id="10" w:name="X7d99df2d9d0c5141050eb9941026463f4c8ea2b"/>
-      <w:bookmarkStart w:id="11" w:name="_Toc239336674"/>
+      <w:bookmarkStart w:id="11" w:name="_Toc239336974"/>
       <w:r>
         <w:t>1.1. Đ</w:t>
       </w:r>
@@ -5349,7 +5349,7 @@
         <w:pStyle w:val="Heading2"/>
       </w:pPr>
       <w:bookmarkStart w:id="12" w:name="X60021b7b958505251ec70bd32e2bac9f8a0361c"/>
-      <w:bookmarkStart w:id="13" w:name="_Toc239336675"/>
+      <w:bookmarkStart w:id="13" w:name="_Toc239336975"/>
       <w:bookmarkEnd w:id="10"/>
       <w:r>
         <w:t>1.2. M</w:t>
@@ -7295,7 +7295,7 @@
         <w:pStyle w:val="Heading2"/>
       </w:pPr>
       <w:bookmarkStart w:id="17" w:name="X03724c88a1b7da9b434cf0a8db5356690a4bb71"/>
-      <w:bookmarkStart w:id="18" w:name="_Toc239336676"/>
+      <w:bookmarkStart w:id="18" w:name="_Toc239336976"/>
       <w:bookmarkEnd w:id="12"/>
       <w:bookmarkEnd w:id="16"/>
       <w:r>
@@ -9100,7 +9100,7 @@
         <w:pStyle w:val="Heading1"/>
       </w:pPr>
       <w:bookmarkStart w:id="20" w:name="chương-2-cơ-sở-lý-thuyết"/>
-      <w:bookmarkStart w:id="21" w:name="_Toc239336677"/>
+      <w:bookmarkStart w:id="21" w:name="_Toc239336977"/>
       <w:bookmarkEnd w:id="8"/>
       <w:bookmarkEnd w:id="17"/>
       <w:r>
@@ -9397,7 +9397,7 @@
         <w:pStyle w:val="Heading2"/>
       </w:pPr>
       <w:bookmarkStart w:id="22" w:name="X2256001523e16d112c59df938522f140b8b988e"/>
-      <w:bookmarkStart w:id="23" w:name="_Toc239336678"/>
+      <w:bookmarkStart w:id="23" w:name="_Toc239336978"/>
       <w:r>
         <w:t>2.1. Quy chu</w:t>
       </w:r>
@@ -14076,7 +14076,7 @@
         <w:pStyle w:val="Heading2"/>
       </w:pPr>
       <w:bookmarkStart w:id="30" w:name="Xb21b4f0690a73e92e2a35192cb39315a0956521"/>
-      <w:bookmarkStart w:id="31" w:name="_Toc239336679"/>
+      <w:bookmarkStart w:id="31" w:name="_Toc239336979"/>
       <w:bookmarkEnd w:id="22"/>
       <w:bookmarkEnd w:id="28"/>
       <w:r>
@@ -19316,7 +19316,7 @@
         <w:pStyle w:val="Heading2"/>
       </w:pPr>
       <w:bookmarkStart w:id="38" w:name="X8ff52f1334e3f0e382caf7ffa1b7096a981291c"/>
-      <w:bookmarkStart w:id="39" w:name="_Toc239336680"/>
+      <w:bookmarkStart w:id="39" w:name="_Toc239336980"/>
       <w:bookmarkEnd w:id="30"/>
       <w:bookmarkEnd w:id="37"/>
       <w:r>
@@ -19595,7 +19595,7 @@
           <w:noProof/>
         </w:rPr>
         <w:drawing>
-          <wp:inline distT="0" distB="0" distL="0" distR="0" wp14:anchorId="4F9A19FC" wp14:editId="65E3AAD1">
+          <wp:inline distT="0" distB="0" distL="0" distR="0" wp14:anchorId="06F9C372" wp14:editId="36CB8DFC">
             <wp:extent cx="5334000" cy="1435553"/>
             <wp:effectExtent l="0" t="0" r="0" b="0"/>
             <wp:docPr id="37" name="Picture"/>
@@ -21057,7 +21057,7 @@
         <w:pStyle w:val="Heading2"/>
       </w:pPr>
       <w:bookmarkStart w:id="43" w:name="X1a77f36e16d4ad267b00eabe7cf793e1dbe08e9"/>
-      <w:bookmarkStart w:id="44" w:name="_Toc239336681"/>
+      <w:bookmarkStart w:id="44" w:name="_Toc239336981"/>
       <w:bookmarkEnd w:id="38"/>
       <w:bookmarkEnd w:id="42"/>
       <w:r>
@@ -22227,7 +22227,7 @@
           <w:noProof/>
         </w:rPr>
         <w:drawing>
-          <wp:inline distT="0" distB="0" distL="0" distR="0" wp14:anchorId="6A1CFEB2" wp14:editId="7563ECA5">
+          <wp:inline distT="0" distB="0" distL="0" distR="0" wp14:anchorId="3A12BE69" wp14:editId="7C1F8F05">
             <wp:extent cx="5334000" cy="2884362"/>
             <wp:effectExtent l="0" t="0" r="0" b="0"/>
             <wp:docPr id="44" name="Picture"/>
@@ -22493,7 +22493,7 @@
           <w:noProof/>
         </w:rPr>
         <w:drawing>
-          <wp:inline distT="0" distB="0" distL="0" distR="0" wp14:anchorId="157A6B0F" wp14:editId="1469CE55">
+          <wp:inline distT="0" distB="0" distL="0" distR="0" wp14:anchorId="61BE9A97" wp14:editId="683D82B9">
             <wp:extent cx="5334000" cy="632732"/>
             <wp:effectExtent l="0" t="0" r="0" b="0"/>
             <wp:docPr id="49" name="Picture"/>
@@ -24396,7 +24396,7 @@
         <w:pStyle w:val="Heading1"/>
       </w:pPr>
       <w:bookmarkStart w:id="50" w:name="chương-3-thiết-kế-và-cài-đặt"/>
-      <w:bookmarkStart w:id="51" w:name="_Toc239336682"/>
+      <w:bookmarkStart w:id="51" w:name="_Toc239336982"/>
       <w:bookmarkEnd w:id="20"/>
       <w:bookmarkEnd w:id="43"/>
       <w:bookmarkEnd w:id="49"/>
@@ -24428,7 +24428,7 @@
         <w:pStyle w:val="Heading2"/>
       </w:pPr>
       <w:bookmarkStart w:id="52" w:name="X21a22cc9b66dca004f2960f37df13c53a04e97b"/>
-      <w:bookmarkStart w:id="53" w:name="_Toc239336683"/>
+      <w:bookmarkStart w:id="53" w:name="_Toc239336983"/>
       <w:r>
         <w:t>3.1. Ki</w:t>
       </w:r>
@@ -24520,7 +24520,7 @@
           <w:noProof/>
         </w:rPr>
         <w:drawing>
-          <wp:inline distT="0" distB="0" distL="0" distR="0" wp14:anchorId="3A1D48FA" wp14:editId="10857E35">
+          <wp:inline distT="0" distB="0" distL="0" distR="0" wp14:anchorId="1ACCD451" wp14:editId="3EF9EA7D">
             <wp:extent cx="5334000" cy="401410"/>
             <wp:effectExtent l="0" t="0" r="0" b="0"/>
             <wp:docPr id="57" name="Picture"/>
@@ -26189,7 +26189,7 @@
         <w:pStyle w:val="Heading2"/>
       </w:pPr>
       <w:bookmarkStart w:id="55" w:name="X1f307d8f8c73bce8db8683c986faea6c8ea66a3"/>
-      <w:bookmarkStart w:id="56" w:name="_Toc239336684"/>
+      <w:bookmarkStart w:id="56" w:name="_Toc239336984"/>
       <w:bookmarkEnd w:id="52"/>
       <w:r>
         <w:t>3.2. Xây d</w:t>
@@ -26256,7 +26256,7 @@
           <w:noProof/>
         </w:rPr>
         <w:drawing>
-          <wp:inline distT="0" distB="0" distL="0" distR="0" wp14:anchorId="6C47737E" wp14:editId="0C26AA7A">
+          <wp:inline distT="0" distB="0" distL="0" distR="0" wp14:anchorId="14A586B1" wp14:editId="2D2D0081">
             <wp:extent cx="5334000" cy="802821"/>
             <wp:effectExtent l="0" t="0" r="0" b="0"/>
             <wp:docPr id="62" name="Picture"/>
@@ -30368,7 +30368,7 @@
         <w:pStyle w:val="Heading2"/>
       </w:pPr>
       <w:bookmarkStart w:id="62" w:name="X6a397cb1739f1ec0a8c9714808f79a5ce1fbf6f"/>
-      <w:bookmarkStart w:id="63" w:name="_Toc239336685"/>
+      <w:bookmarkStart w:id="63" w:name="_Toc239336985"/>
       <w:bookmarkEnd w:id="55"/>
       <w:bookmarkEnd w:id="61"/>
       <w:r>
@@ -31934,7 +31934,7 @@
         <w:pStyle w:val="Heading2"/>
       </w:pPr>
       <w:bookmarkStart w:id="65" w:name="X9c2c9b365086d10c999a46e4942f14d73b6baa5"/>
-      <w:bookmarkStart w:id="66" w:name="_Toc239336686"/>
+      <w:bookmarkStart w:id="66" w:name="_Toc239336986"/>
       <w:bookmarkEnd w:id="62"/>
       <w:r>
         <w:t>3.4. Kh</w:t>
@@ -32718,7 +32718,7 @@
           <w:noProof/>
         </w:rPr>
         <w:drawing>
-          <wp:inline distT="0" distB="0" distL="0" distR="0" wp14:anchorId="4266CDFB" wp14:editId="7CF8F0D8">
+          <wp:inline distT="0" distB="0" distL="0" distR="0" wp14:anchorId="3279244A" wp14:editId="6C71F309">
             <wp:extent cx="5334000" cy="8969712"/>
             <wp:effectExtent l="0" t="0" r="0" b="0"/>
             <wp:docPr id="73" name="Picture"/>
@@ -38667,7 +38667,7 @@
         <w:pStyle w:val="Heading2"/>
       </w:pPr>
       <w:bookmarkStart w:id="75" w:name="Xb17945b5d9374e5087c2c96ace1685ff00e2e22"/>
-      <w:bookmarkStart w:id="76" w:name="_Toc239336687"/>
+      <w:bookmarkStart w:id="76" w:name="_Toc239336987"/>
       <w:bookmarkEnd w:id="65"/>
       <w:bookmarkEnd w:id="74"/>
       <w:r>
@@ -40037,7 +40037,7 @@
         <w:pStyle w:val="Heading2"/>
       </w:pPr>
       <w:bookmarkStart w:id="77" w:name="Xfad7df3f963ac0b8ebfe8cf87d7c64fa075f760"/>
-      <w:bookmarkStart w:id="78" w:name="_Toc239336688"/>
+      <w:bookmarkStart w:id="78" w:name="_Toc239336988"/>
       <w:bookmarkEnd w:id="75"/>
       <w:r>
         <w:t>3.6. B</w:t>
@@ -40083,7 +40083,7 @@
           <w:noProof/>
         </w:rPr>
         <w:drawing>
-          <wp:inline distT="0" distB="0" distL="0" distR="0" wp14:anchorId="753C866D" wp14:editId="2DFDFC75">
+          <wp:inline distT="0" distB="0" distL="0" distR="0" wp14:anchorId="6A859D66" wp14:editId="22F43915">
             <wp:extent cx="5334000" cy="1217839"/>
             <wp:effectExtent l="0" t="0" r="0" b="0"/>
             <wp:docPr id="86" name="Picture"/>
@@ -42864,7 +42864,7 @@
         <w:pStyle w:val="Heading2"/>
       </w:pPr>
       <w:bookmarkStart w:id="80" w:name="X9b5467225f237e4ee44d60f7d236cbdfdaa1e07"/>
-      <w:bookmarkStart w:id="81" w:name="_Toc239336689"/>
+      <w:bookmarkStart w:id="81" w:name="_Toc239336989"/>
       <w:bookmarkEnd w:id="77"/>
       <w:r>
         <w:t xml:space="preserve">3.7. </w:t>
@@ -42984,7 +42984,7 @@
           <w:noProof/>
         </w:rPr>
         <w:drawing>
-          <wp:inline distT="0" distB="0" distL="0" distR="0" wp14:anchorId="03CAEDE6" wp14:editId="1B15386B">
+          <wp:inline distT="0" distB="0" distL="0" distR="0" wp14:anchorId="0E3EAB1B" wp14:editId="1536E16F">
             <wp:extent cx="5334000" cy="5953125"/>
             <wp:effectExtent l="0" t="0" r="0" b="0"/>
             <wp:docPr id="91" name="Picture"/>
@@ -44094,7 +44094,7 @@
         <w:pStyle w:val="Heading1"/>
       </w:pPr>
       <w:bookmarkStart w:id="83" w:name="chương-4-thực-nghiệm-và-đánh-giá"/>
-      <w:bookmarkStart w:id="84" w:name="_Toc239336690"/>
+      <w:bookmarkStart w:id="84" w:name="_Toc239336990"/>
       <w:bookmarkEnd w:id="50"/>
       <w:bookmarkEnd w:id="80"/>
       <w:r>
@@ -44119,7 +44119,7 @@
         <w:pStyle w:val="Heading2"/>
       </w:pPr>
       <w:bookmarkStart w:id="85" w:name="X43cb4672f728ce1df4f211c1d18360135f0c40b"/>
-      <w:bookmarkStart w:id="86" w:name="_Toc239336691"/>
+      <w:bookmarkStart w:id="86" w:name="_Toc239336991"/>
       <w:r>
         <w:t>4.1. Môi trư</w:t>
       </w:r>
@@ -45741,7 +45741,7 @@
         <w:pStyle w:val="Heading2"/>
       </w:pPr>
       <w:bookmarkStart w:id="87" w:name="Xe48430b60e6d2b1022368eb4316c1fe9f53411f"/>
-      <w:bookmarkStart w:id="88" w:name="_Toc239336692"/>
+      <w:bookmarkStart w:id="88" w:name="_Toc239336992"/>
       <w:bookmarkEnd w:id="85"/>
       <w:r>
         <w:t>4.2. K</w:t>
@@ -49276,7 +49276,7 @@
         <w:pStyle w:val="Heading2"/>
       </w:pPr>
       <w:bookmarkStart w:id="95" w:name="X09b724f0b907c7f652c2569c27ef1d5728c277c"/>
-      <w:bookmarkStart w:id="96" w:name="_Toc239336693"/>
+      <w:bookmarkStart w:id="96" w:name="_Toc239336993"/>
       <w:bookmarkEnd w:id="87"/>
       <w:bookmarkEnd w:id="93"/>
       <w:r>
@@ -51548,7 +51548,7 @@
           <w:noProof/>
         </w:rPr>
         <w:drawing>
-          <wp:inline distT="0" distB="0" distL="0" distR="0" wp14:anchorId="18222CA0" wp14:editId="7216C219">
+          <wp:inline distT="0" distB="0" distL="0" distR="0" wp14:anchorId="757322C2" wp14:editId="5D095899">
             <wp:extent cx="5334000" cy="2883855"/>
             <wp:effectExtent l="0" t="0" r="0" b="0"/>
             <wp:docPr id="108" name="Picture"/>
@@ -56571,7 +56571,7 @@
         <w:pStyle w:val="Heading2"/>
       </w:pPr>
       <w:bookmarkStart w:id="106" w:name="X0c205a3fd5474e5e1d380a3735df7543f97f059"/>
-      <w:bookmarkStart w:id="107" w:name="_Toc239336694"/>
+      <w:bookmarkStart w:id="107" w:name="_Toc239336994"/>
       <w:bookmarkEnd w:id="95"/>
       <w:bookmarkEnd w:id="104"/>
       <w:r>
@@ -59513,7 +59513,7 @@
         <w:pStyle w:val="Heading2"/>
       </w:pPr>
       <w:bookmarkStart w:id="113" w:name="X8f4b2c0e55e8764a0677cdfa39e96dbe6822859"/>
-      <w:bookmarkStart w:id="114" w:name="_Toc239336695"/>
+      <w:bookmarkStart w:id="114" w:name="_Toc239336995"/>
       <w:bookmarkEnd w:id="106"/>
       <w:bookmarkEnd w:id="112"/>
       <w:r>
@@ -62656,7 +62656,7 @@
         <w:pStyle w:val="Heading2"/>
       </w:pPr>
       <w:bookmarkStart w:id="120" w:name="X7468ed9f095dd0192ebc5de940dc44b5cd3e099"/>
-      <w:bookmarkStart w:id="121" w:name="_Toc239336696"/>
+      <w:bookmarkStart w:id="121" w:name="_Toc239336996"/>
       <w:bookmarkEnd w:id="113"/>
       <w:bookmarkEnd w:id="118"/>
       <w:r>
@@ -64517,7 +64517,7 @@
           <w:noProof/>
         </w:rPr>
         <w:drawing>
-          <wp:inline distT="0" distB="0" distL="0" distR="0" wp14:anchorId="6E214053" wp14:editId="0CADAB1D">
+          <wp:inline distT="0" distB="0" distL="0" distR="0" wp14:anchorId="4A98C39E" wp14:editId="61955CAA">
             <wp:extent cx="5334000" cy="3317670"/>
             <wp:effectExtent l="0" t="0" r="0" b="0"/>
             <wp:docPr id="131" name="Picture"/>
@@ -65249,7 +65249,7 @@
         <w:pStyle w:val="Heading2"/>
       </w:pPr>
       <w:bookmarkStart w:id="124" w:name="X88e1c26a6581f7bd1dbdb2c85ae6116c5ba8393"/>
-      <w:bookmarkStart w:id="125" w:name="_Toc239336697"/>
+      <w:bookmarkStart w:id="125" w:name="_Toc239336997"/>
       <w:bookmarkEnd w:id="120"/>
       <w:r>
         <w:t>4.7. Các y</w:t>
@@ -67104,7 +67104,7 @@
         <w:pStyle w:val="Heading1"/>
       </w:pPr>
       <w:bookmarkStart w:id="127" w:name="chương-5-kết-luận-và-hướng-phát-triển"/>
-      <w:bookmarkStart w:id="128" w:name="_Toc239336698"/>
+      <w:bookmarkStart w:id="128" w:name="_Toc239336998"/>
       <w:bookmarkEnd w:id="83"/>
       <w:bookmarkEnd w:id="124"/>
       <w:r>
@@ -67141,7 +67141,7 @@
         <w:pStyle w:val="Heading2"/>
       </w:pPr>
       <w:bookmarkStart w:id="129" w:name="Xcefa088882d41b38c21b7b5b44c738cb5564fbb"/>
-      <w:bookmarkStart w:id="130" w:name="_Toc239336699"/>
+      <w:bookmarkStart w:id="130" w:name="_Toc239336999"/>
       <w:r>
         <w:t>5.1. K</w:t>
       </w:r>
@@ -68642,7 +68642,7 @@
         <w:pStyle w:val="Heading2"/>
       </w:pPr>
       <w:bookmarkStart w:id="132" w:name="Xe79f58ab8ce7b6f148c68a374118dd9eaec1a1c"/>
-      <w:bookmarkStart w:id="133" w:name="_Toc239336700"/>
+      <w:bookmarkStart w:id="133" w:name="_Toc239337000"/>
       <w:bookmarkEnd w:id="129"/>
       <w:r>
         <w:t>5.2. H</w:t>
@@ -69856,7 +69856,7 @@
         <w:pStyle w:val="Heading2"/>
       </w:pPr>
       <w:bookmarkStart w:id="135" w:name="X66db71c9020c40cf46e490c5c37ad244e2b7594"/>
-      <w:bookmarkStart w:id="136" w:name="_Toc239336701"/>
+      <w:bookmarkStart w:id="136" w:name="_Toc239337001"/>
       <w:bookmarkEnd w:id="132"/>
       <w:r>
         <w:t>5.3. Hư</w:t>
@@ -71447,7 +71447,7 @@
         <w:pStyle w:val="Heading2"/>
       </w:pPr>
       <w:bookmarkStart w:id="138" w:name="Xe5a2fe3dfcd4681648271b7ddc344b106e48b3b"/>
-      <w:bookmarkStart w:id="139" w:name="_Toc239336702"/>
+      <w:bookmarkStart w:id="139" w:name="_Toc239337002"/>
       <w:bookmarkEnd w:id="135"/>
       <w:r>
         <w:t>5.4. K</w:t>
@@ -72370,7 +72370,7 @@
         <w:pStyle w:val="Heading1"/>
       </w:pPr>
       <w:bookmarkStart w:id="140" w:name="tài-liệu-tham-khảo"/>
-      <w:bookmarkStart w:id="141" w:name="_Toc239336703"/>
+      <w:bookmarkStart w:id="141" w:name="_Toc239337003"/>
       <w:bookmarkEnd w:id="127"/>
       <w:bookmarkEnd w:id="138"/>
       <w:r>
@@ -73396,7 +73396,7 @@
         <w:pStyle w:val="Heading1"/>
       </w:pPr>
       <w:bookmarkStart w:id="142" w:name="phụ-lục"/>
-      <w:bookmarkStart w:id="143" w:name="_Toc239336704"/>
+      <w:bookmarkStart w:id="143" w:name="_Toc239337004"/>
       <w:bookmarkEnd w:id="140"/>
       <w:r>
         <w:t>PH</w:t>
@@ -73420,7 +73420,7 @@
         <w:pStyle w:val="Heading2"/>
       </w:pPr>
       <w:bookmarkStart w:id="144" w:name="phụ-lục-a-cấu-hình-và-siêu-tham-số"/>
-      <w:bookmarkStart w:id="145" w:name="_Toc239336705"/>
+      <w:bookmarkStart w:id="145" w:name="_Toc239337005"/>
       <w:r>
         <w:t>Ph</w:t>
       </w:r>
@@ -75640,7 +75640,7 @@
         <w:pStyle w:val="Heading2"/>
       </w:pPr>
       <w:bookmarkStart w:id="149" w:name="phụ-lục-b-hướng-dẫn-cài-đặt-và-chạy"/>
-      <w:bookmarkStart w:id="150" w:name="_Toc239336706"/>
+      <w:bookmarkStart w:id="150" w:name="_Toc239337006"/>
       <w:bookmarkEnd w:id="144"/>
       <w:bookmarkEnd w:id="148"/>
       <w:r>
@@ -77209,7 +77209,7 @@
   <w:abstractNum w:abstractNumId="0" w15:restartNumberingAfterBreak="0">
     <w:nsid w:val="0000A990"/>
     <w:multiLevelType w:val="multilevel"/>
-    <w:tmpl w:val="EF0430D8"/>
+    <w:tmpl w:val="77B271FE"/>
     <w:lvl w:ilvl="0">
       <w:numFmt w:val="bullet"/>
       <w:lvlText w:val=" "/>
@@ -77286,7 +77286,7 @@
   <w:abstractNum w:abstractNumId="1" w15:restartNumberingAfterBreak="0">
     <w:nsid w:val="0000A991"/>
     <w:multiLevelType w:val="multilevel"/>
-    <w:tmpl w:val="D2A22CAE"/>
+    <w:tmpl w:val="A27CFDDE"/>
     <w:lvl w:ilvl="0">
       <w:numFmt w:val="bullet"/>
       <w:lvlText w:val=""/>
@@ -77390,7 +77390,7 @@
   <w:abstractNum w:abstractNumId="2" w15:restartNumberingAfterBreak="0">
     <w:nsid w:val="00A99411"/>
     <w:multiLevelType w:val="multilevel"/>
-    <w:tmpl w:val="3738DC9A"/>
+    <w:tmpl w:val="36282240"/>
     <w:lvl w:ilvl="0">
       <w:start w:val="1"/>
       <w:numFmt w:val="decimal"/>
@@ -77473,10 +77473,10 @@
       </w:pPr>
     </w:lvl>
   </w:abstractNum>
-  <w:num w:numId="1" w16cid:durableId="2062752695">
+  <w:num w:numId="1" w16cid:durableId="1773620871">
     <w:abstractNumId w:val="0"/>
   </w:num>
-  <w:num w:numId="2" w16cid:durableId="1744719261">
+  <w:num w:numId="2" w16cid:durableId="1289816139">
     <w:abstractNumId w:val="2"/>
     <w:lvlOverride w:ilvl="0">
       <w:startOverride w:val="1"/>
@@ -77506,22 +77506,22 @@
       <w:startOverride w:val="1"/>
     </w:lvlOverride>
   </w:num>
-  <w:num w:numId="3" w16cid:durableId="1375426251">
+  <w:num w:numId="3" w16cid:durableId="1968462483">
     <w:abstractNumId w:val="1"/>
   </w:num>
-  <w:num w:numId="4" w16cid:durableId="1488088381">
+  <w:num w:numId="4" w16cid:durableId="1775205192">
     <w:abstractNumId w:val="1"/>
   </w:num>
-  <w:num w:numId="5" w16cid:durableId="1765952645">
+  <w:num w:numId="5" w16cid:durableId="904878420">
     <w:abstractNumId w:val="1"/>
   </w:num>
-  <w:num w:numId="6" w16cid:durableId="314645436">
+  <w:num w:numId="6" w16cid:durableId="1132746065">
     <w:abstractNumId w:val="1"/>
   </w:num>
-  <w:num w:numId="7" w16cid:durableId="545878590">
+  <w:num w:numId="7" w16cid:durableId="505168589">
     <w:abstractNumId w:val="1"/>
   </w:num>
-  <w:num w:numId="8" w16cid:durableId="279435">
+  <w:num w:numId="8" w16cid:durableId="1573546059">
     <w:abstractNumId w:val="2"/>
     <w:lvlOverride w:ilvl="0">
       <w:startOverride w:val="1"/>
@@ -77551,7 +77551,7 @@
       <w:startOverride w:val="1"/>
     </w:lvlOverride>
   </w:num>
-  <w:num w:numId="9" w16cid:durableId="815026106">
+  <w:num w:numId="9" w16cid:durableId="637805752">
     <w:abstractNumId w:val="1"/>
   </w:num>
 </w:numbering>
@@ -78788,7 +78788,7 @@
     <w:next w:val="Normal"/>
     <w:autoRedefine/>
     <w:uiPriority w:val="39"/>
-    <w:rsid w:val="00167BC1"/>
+    <w:rsid w:val="00452C52"/>
     <w:pPr>
       <w:spacing w:after="100"/>
     </w:pPr>
@@ -78799,7 +78799,7 @@
     <w:next w:val="Normal"/>
     <w:autoRedefine/>
     <w:uiPriority w:val="39"/>
-    <w:rsid w:val="00167BC1"/>
+    <w:rsid w:val="00452C52"/>
     <w:pPr>
       <w:spacing w:after="100"/>
       <w:ind w:left="240"/>

--- a/nop/01-do-an-mon-hoc.docx
+++ b/nop/01-do-an-mon-hoc.docx
@@ -148,7 +148,7 @@
         <w:pStyle w:val="Heading1"/>
       </w:pPr>
       <w:bookmarkStart w:id="0" w:name="đồ-án-môn-học"/>
-      <w:bookmarkStart w:id="1" w:name="_Toc239336970"/>
+      <w:bookmarkStart w:id="1" w:name="_Toc239337436"/>
       <w:r>
         <w:t>Đ</w:t>
       </w:r>
@@ -220,7 +220,7 @@
         <w:pStyle w:val="Heading1"/>
       </w:pPr>
       <w:bookmarkStart w:id="4" w:name="Xbe958ce37c6a089ac9bdc99dada4ec5e2c0f7da"/>
-      <w:bookmarkStart w:id="5" w:name="_Toc239336971"/>
+      <w:bookmarkStart w:id="5" w:name="_Toc239337437"/>
       <w:bookmarkEnd w:id="0"/>
       <w:bookmarkEnd w:id="3"/>
       <w:r>
@@ -795,7 +795,7 @@
     </w:p>
     <w:p>
       <w:r>
-        <w:pict w14:anchorId="32732907">
+        <w:pict w14:anchorId="0AB19EA1">
           <v:rect id="_x0000_i1025" style="width:0;height:1.5pt" o:hralign="center" o:hrstd="t" o:hr="t"/>
         </w:pict>
       </w:r>
@@ -805,7 +805,7 @@
         <w:pStyle w:val="Heading2"/>
       </w:pPr>
       <w:bookmarkStart w:id="6" w:name="mục-lục"/>
-      <w:bookmarkStart w:id="7" w:name="_Toc239336972"/>
+      <w:bookmarkStart w:id="7" w:name="_Toc239337438"/>
       <w:r>
         <w:t>M</w:t>
       </w:r>
@@ -845,7 +845,7 @@
       <w:r>
         <w:fldChar w:fldCharType="separate"/>
       </w:r>
-      <w:hyperlink w:anchor="_Toc239336970" w:history="1">
+      <w:hyperlink w:anchor="_Toc239337436" w:history="1">
         <w:r>
           <w:rPr>
             <w:rStyle w:val="Hyperlink"/>
@@ -872,7 +872,7 @@
             <w:noProof/>
             <w:webHidden/>
           </w:rPr>
-          <w:instrText xml:space="preserve"> PAGEREF _Toc239336970 \h </w:instrText>
+          <w:instrText xml:space="preserve"> PAGEREF _Toc239337436 \h </w:instrText>
         </w:r>
         <w:r>
           <w:rPr>
@@ -916,7 +916,7 @@
           <w14:ligatures w14:val="standardContextual"/>
         </w:rPr>
       </w:pPr>
-      <w:hyperlink w:anchor="_Toc239336971" w:history="1">
+      <w:hyperlink w:anchor="_Toc239337437" w:history="1">
         <w:r>
           <w:rPr>
             <w:rStyle w:val="Hyperlink"/>
@@ -943,7 +943,7 @@
             <w:noProof/>
             <w:webHidden/>
           </w:rPr>
-          <w:instrText xml:space="preserve"> PAGEREF _Toc239336971 \h </w:instrText>
+          <w:instrText xml:space="preserve"> PAGEREF _Toc239337437 \h </w:instrText>
         </w:r>
         <w:r>
           <w:rPr>
@@ -987,7 +987,7 @@
           <w14:ligatures w14:val="standardContextual"/>
         </w:rPr>
       </w:pPr>
-      <w:hyperlink w:anchor="_Toc239336972" w:history="1">
+      <w:hyperlink w:anchor="_Toc239337438" w:history="1">
         <w:r>
           <w:rPr>
             <w:rStyle w:val="Hyperlink"/>
@@ -1014,7 +1014,7 @@
             <w:noProof/>
             <w:webHidden/>
           </w:rPr>
-          <w:instrText xml:space="preserve"> PAGEREF _Toc239336972 \h </w:instrText>
+          <w:instrText xml:space="preserve"> PAGEREF _Toc239337438 \h </w:instrText>
         </w:r>
         <w:r>
           <w:rPr>
@@ -1058,7 +1058,7 @@
           <w14:ligatures w14:val="standardContextual"/>
         </w:rPr>
       </w:pPr>
-      <w:hyperlink w:anchor="_Toc239336973" w:history="1">
+      <w:hyperlink w:anchor="_Toc239337439" w:history="1">
         <w:r>
           <w:rPr>
             <w:rStyle w:val="Hyperlink"/>
@@ -1085,7 +1085,7 @@
             <w:noProof/>
             <w:webHidden/>
           </w:rPr>
-          <w:instrText xml:space="preserve"> PAGEREF _Toc239336973 \h </w:instrText>
+          <w:instrText xml:space="preserve"> PAGEREF _Toc239337439 \h </w:instrText>
         </w:r>
         <w:r>
           <w:rPr>
@@ -1129,7 +1129,7 @@
           <w14:ligatures w14:val="standardContextual"/>
         </w:rPr>
       </w:pPr>
-      <w:hyperlink w:anchor="_Toc239336974" w:history="1">
+      <w:hyperlink w:anchor="_Toc239337440" w:history="1">
         <w:r>
           <w:rPr>
             <w:rStyle w:val="Hyperlink"/>
@@ -1156,7 +1156,7 @@
             <w:noProof/>
             <w:webHidden/>
           </w:rPr>
-          <w:instrText xml:space="preserve"> PAGEREF _Toc239336974 \h </w:instrText>
+          <w:instrText xml:space="preserve"> PAGEREF _Toc239337440 \h </w:instrText>
         </w:r>
         <w:r>
           <w:rPr>
@@ -1200,7 +1200,7 @@
           <w14:ligatures w14:val="standardContextual"/>
         </w:rPr>
       </w:pPr>
-      <w:hyperlink w:anchor="_Toc239336975" w:history="1">
+      <w:hyperlink w:anchor="_Toc239337441" w:history="1">
         <w:r>
           <w:rPr>
             <w:rStyle w:val="Hyperlink"/>
@@ -1227,7 +1227,7 @@
             <w:noProof/>
             <w:webHidden/>
           </w:rPr>
-          <w:instrText xml:space="preserve"> PAGEREF _Toc239336975 \h </w:instrText>
+          <w:instrText xml:space="preserve"> PAGEREF _Toc239337441 \h </w:instrText>
         </w:r>
         <w:r>
           <w:rPr>
@@ -1271,7 +1271,7 @@
           <w14:ligatures w14:val="standardContextual"/>
         </w:rPr>
       </w:pPr>
-      <w:hyperlink w:anchor="_Toc239336976" w:history="1">
+      <w:hyperlink w:anchor="_Toc239337442" w:history="1">
         <w:r>
           <w:rPr>
             <w:rStyle w:val="Hyperlink"/>
@@ -1298,7 +1298,7 @@
             <w:noProof/>
             <w:webHidden/>
           </w:rPr>
-          <w:instrText xml:space="preserve"> PAGEREF _Toc239336976 \h </w:instrText>
+          <w:instrText xml:space="preserve"> PAGEREF _Toc239337442 \h </w:instrText>
         </w:r>
         <w:r>
           <w:rPr>
@@ -1342,7 +1342,7 @@
           <w14:ligatures w14:val="standardContextual"/>
         </w:rPr>
       </w:pPr>
-      <w:hyperlink w:anchor="_Toc239336977" w:history="1">
+      <w:hyperlink w:anchor="_Toc239337443" w:history="1">
         <w:r>
           <w:rPr>
             <w:rStyle w:val="Hyperlink"/>
@@ -1369,7 +1369,7 @@
             <w:noProof/>
             <w:webHidden/>
           </w:rPr>
-          <w:instrText xml:space="preserve"> PAGEREF _Toc239336977 \h </w:instrText>
+          <w:instrText xml:space="preserve"> PAGEREF _Toc239337443 \h </w:instrText>
         </w:r>
         <w:r>
           <w:rPr>
@@ -1413,7 +1413,7 @@
           <w14:ligatures w14:val="standardContextual"/>
         </w:rPr>
       </w:pPr>
-      <w:hyperlink w:anchor="_Toc239336978" w:history="1">
+      <w:hyperlink w:anchor="_Toc239337444" w:history="1">
         <w:r>
           <w:rPr>
             <w:rStyle w:val="Hyperlink"/>
@@ -1440,7 +1440,7 @@
             <w:noProof/>
             <w:webHidden/>
           </w:rPr>
-          <w:instrText xml:space="preserve"> PAGEREF _Toc239336978 \h </w:instrText>
+          <w:instrText xml:space="preserve"> PAGEREF _Toc239337444 \h </w:instrText>
         </w:r>
         <w:r>
           <w:rPr>
@@ -1484,7 +1484,7 @@
           <w14:ligatures w14:val="standardContextual"/>
         </w:rPr>
       </w:pPr>
-      <w:hyperlink w:anchor="_Toc239336979" w:history="1">
+      <w:hyperlink w:anchor="_Toc239337445" w:history="1">
         <w:r>
           <w:rPr>
             <w:rStyle w:val="Hyperlink"/>
@@ -1511,7 +1511,7 @@
             <w:noProof/>
             <w:webHidden/>
           </w:rPr>
-          <w:instrText xml:space="preserve"> PAGEREF _Toc239336979 \h </w:instrText>
+          <w:instrText xml:space="preserve"> PAGEREF _Toc239337445 \h </w:instrText>
         </w:r>
         <w:r>
           <w:rPr>
@@ -1555,7 +1555,7 @@
           <w14:ligatures w14:val="standardContextual"/>
         </w:rPr>
       </w:pPr>
-      <w:hyperlink w:anchor="_Toc239336980" w:history="1">
+      <w:hyperlink w:anchor="_Toc239337446" w:history="1">
         <w:r>
           <w:rPr>
             <w:rStyle w:val="Hyperlink"/>
@@ -1582,7 +1582,7 @@
             <w:noProof/>
             <w:webHidden/>
           </w:rPr>
-          <w:instrText xml:space="preserve"> PAGEREF _Toc239336980 \h </w:instrText>
+          <w:instrText xml:space="preserve"> PAGEREF _Toc239337446 \h </w:instrText>
         </w:r>
         <w:r>
           <w:rPr>
@@ -1626,7 +1626,7 @@
           <w14:ligatures w14:val="standardContextual"/>
         </w:rPr>
       </w:pPr>
-      <w:hyperlink w:anchor="_Toc239336981" w:history="1">
+      <w:hyperlink w:anchor="_Toc239337447" w:history="1">
         <w:r>
           <w:rPr>
             <w:rStyle w:val="Hyperlink"/>
@@ -1653,7 +1653,7 @@
             <w:noProof/>
             <w:webHidden/>
           </w:rPr>
-          <w:instrText xml:space="preserve"> PAGEREF _Toc239336981 \h </w:instrText>
+          <w:instrText xml:space="preserve"> PAGEREF _Toc239337447 \h </w:instrText>
         </w:r>
         <w:r>
           <w:rPr>
@@ -1697,7 +1697,7 @@
           <w14:ligatures w14:val="standardContextual"/>
         </w:rPr>
       </w:pPr>
-      <w:hyperlink w:anchor="_Toc239336982" w:history="1">
+      <w:hyperlink w:anchor="_Toc239337448" w:history="1">
         <w:r>
           <w:rPr>
             <w:rStyle w:val="Hyperlink"/>
@@ -1724,7 +1724,7 @@
             <w:noProof/>
             <w:webHidden/>
           </w:rPr>
-          <w:instrText xml:space="preserve"> PAGEREF _Toc239336982 \h </w:instrText>
+          <w:instrText xml:space="preserve"> PAGEREF _Toc239337448 \h </w:instrText>
         </w:r>
         <w:r>
           <w:rPr>
@@ -1768,7 +1768,7 @@
           <w14:ligatures w14:val="standardContextual"/>
         </w:rPr>
       </w:pPr>
-      <w:hyperlink w:anchor="_Toc239336983" w:history="1">
+      <w:hyperlink w:anchor="_Toc239337449" w:history="1">
         <w:r>
           <w:rPr>
             <w:rStyle w:val="Hyperlink"/>
@@ -1795,7 +1795,7 @@
             <w:noProof/>
             <w:webHidden/>
           </w:rPr>
-          <w:instrText xml:space="preserve"> PAGEREF _Toc239336983 \h </w:instrText>
+          <w:instrText xml:space="preserve"> PAGEREF _Toc239337449 \h </w:instrText>
         </w:r>
         <w:r>
           <w:rPr>
@@ -1839,7 +1839,7 @@
           <w14:ligatures w14:val="standardContextual"/>
         </w:rPr>
       </w:pPr>
-      <w:hyperlink w:anchor="_Toc239336984" w:history="1">
+      <w:hyperlink w:anchor="_Toc239337450" w:history="1">
         <w:r>
           <w:rPr>
             <w:rStyle w:val="Hyperlink"/>
@@ -1866,7 +1866,7 @@
             <w:noProof/>
             <w:webHidden/>
           </w:rPr>
-          <w:instrText xml:space="preserve"> PAGEREF _Toc239336984 \h </w:instrText>
+          <w:instrText xml:space="preserve"> PAGEREF _Toc239337450 \h </w:instrText>
         </w:r>
         <w:r>
           <w:rPr>
@@ -1910,7 +1910,7 @@
           <w14:ligatures w14:val="standardContextual"/>
         </w:rPr>
       </w:pPr>
-      <w:hyperlink w:anchor="_Toc239336985" w:history="1">
+      <w:hyperlink w:anchor="_Toc239337451" w:history="1">
         <w:r>
           <w:rPr>
             <w:rStyle w:val="Hyperlink"/>
@@ -1937,7 +1937,7 @@
             <w:noProof/>
             <w:webHidden/>
           </w:rPr>
-          <w:instrText xml:space="preserve"> PAGEREF _Toc239336985 \h </w:instrText>
+          <w:instrText xml:space="preserve"> PAGEREF _Toc239337451 \h </w:instrText>
         </w:r>
         <w:r>
           <w:rPr>
@@ -1981,7 +1981,7 @@
           <w14:ligatures w14:val="standardContextual"/>
         </w:rPr>
       </w:pPr>
-      <w:hyperlink w:anchor="_Toc239336986" w:history="1">
+      <w:hyperlink w:anchor="_Toc239337452" w:history="1">
         <w:r>
           <w:rPr>
             <w:rStyle w:val="Hyperlink"/>
@@ -2008,7 +2008,7 @@
             <w:noProof/>
             <w:webHidden/>
           </w:rPr>
-          <w:instrText xml:space="preserve"> PAGEREF _Toc239336986 \h </w:instrText>
+          <w:instrText xml:space="preserve"> PAGEREF _Toc239337452 \h </w:instrText>
         </w:r>
         <w:r>
           <w:rPr>
@@ -2052,7 +2052,7 @@
           <w14:ligatures w14:val="standardContextual"/>
         </w:rPr>
       </w:pPr>
-      <w:hyperlink w:anchor="_Toc239336987" w:history="1">
+      <w:hyperlink w:anchor="_Toc239337453" w:history="1">
         <w:r>
           <w:rPr>
             <w:rStyle w:val="Hyperlink"/>
@@ -2079,7 +2079,7 @@
             <w:noProof/>
             <w:webHidden/>
           </w:rPr>
-          <w:instrText xml:space="preserve"> PAGEREF _Toc239336987 \h </w:instrText>
+          <w:instrText xml:space="preserve"> PAGEREF _Toc239337453 \h </w:instrText>
         </w:r>
         <w:r>
           <w:rPr>
@@ -2123,7 +2123,7 @@
           <w14:ligatures w14:val="standardContextual"/>
         </w:rPr>
       </w:pPr>
-      <w:hyperlink w:anchor="_Toc239336988" w:history="1">
+      <w:hyperlink w:anchor="_Toc239337454" w:history="1">
         <w:r>
           <w:rPr>
             <w:rStyle w:val="Hyperlink"/>
@@ -2150,7 +2150,7 @@
             <w:noProof/>
             <w:webHidden/>
           </w:rPr>
-          <w:instrText xml:space="preserve"> PAGEREF _Toc239336988 \h </w:instrText>
+          <w:instrText xml:space="preserve"> PAGEREF _Toc239337454 \h </w:instrText>
         </w:r>
         <w:r>
           <w:rPr>
@@ -2194,7 +2194,7 @@
           <w14:ligatures w14:val="standardContextual"/>
         </w:rPr>
       </w:pPr>
-      <w:hyperlink w:anchor="_Toc239336989" w:history="1">
+      <w:hyperlink w:anchor="_Toc239337455" w:history="1">
         <w:r>
           <w:rPr>
             <w:rStyle w:val="Hyperlink"/>
@@ -2221,7 +2221,7 @@
             <w:noProof/>
             <w:webHidden/>
           </w:rPr>
-          <w:instrText xml:space="preserve"> PAGEREF _Toc239336989 \h </w:instrText>
+          <w:instrText xml:space="preserve"> PAGEREF _Toc239337455 \h </w:instrText>
         </w:r>
         <w:r>
           <w:rPr>
@@ -2265,7 +2265,7 @@
           <w14:ligatures w14:val="standardContextual"/>
         </w:rPr>
       </w:pPr>
-      <w:hyperlink w:anchor="_Toc239336990" w:history="1">
+      <w:hyperlink w:anchor="_Toc239337456" w:history="1">
         <w:r>
           <w:rPr>
             <w:rStyle w:val="Hyperlink"/>
@@ -2292,7 +2292,7 @@
             <w:noProof/>
             <w:webHidden/>
           </w:rPr>
-          <w:instrText xml:space="preserve"> PAGEREF _Toc239336990 \h </w:instrText>
+          <w:instrText xml:space="preserve"> PAGEREF _Toc239337456 \h </w:instrText>
         </w:r>
         <w:r>
           <w:rPr>
@@ -2336,7 +2336,7 @@
           <w14:ligatures w14:val="standardContextual"/>
         </w:rPr>
       </w:pPr>
-      <w:hyperlink w:anchor="_Toc239336991" w:history="1">
+      <w:hyperlink w:anchor="_Toc239337457" w:history="1">
         <w:r>
           <w:rPr>
             <w:rStyle w:val="Hyperlink"/>
@@ -2363,7 +2363,7 @@
             <w:noProof/>
             <w:webHidden/>
           </w:rPr>
-          <w:instrText xml:space="preserve"> PAGEREF _Toc239336991 \h </w:instrText>
+          <w:instrText xml:space="preserve"> PAGEREF _Toc239337457 \h </w:instrText>
         </w:r>
         <w:r>
           <w:rPr>
@@ -2407,7 +2407,7 @@
           <w14:ligatures w14:val="standardContextual"/>
         </w:rPr>
       </w:pPr>
-      <w:hyperlink w:anchor="_Toc239336992" w:history="1">
+      <w:hyperlink w:anchor="_Toc239337458" w:history="1">
         <w:r>
           <w:rPr>
             <w:rStyle w:val="Hyperlink"/>
@@ -2434,7 +2434,7 @@
             <w:noProof/>
             <w:webHidden/>
           </w:rPr>
-          <w:instrText xml:space="preserve"> PAGEREF _Toc239336992 \h </w:instrText>
+          <w:instrText xml:space="preserve"> PAGEREF _Toc239337458 \h </w:instrText>
         </w:r>
         <w:r>
           <w:rPr>
@@ -2478,7 +2478,7 @@
           <w14:ligatures w14:val="standardContextual"/>
         </w:rPr>
       </w:pPr>
-      <w:hyperlink w:anchor="_Toc239336993" w:history="1">
+      <w:hyperlink w:anchor="_Toc239337459" w:history="1">
         <w:r>
           <w:rPr>
             <w:rStyle w:val="Hyperlink"/>
@@ -2505,7 +2505,7 @@
             <w:noProof/>
             <w:webHidden/>
           </w:rPr>
-          <w:instrText xml:space="preserve"> PAGEREF _Toc239336993 \h </w:instrText>
+          <w:instrText xml:space="preserve"> PAGEREF _Toc239337459 \h </w:instrText>
         </w:r>
         <w:r>
           <w:rPr>
@@ -2549,7 +2549,7 @@
           <w14:ligatures w14:val="standardContextual"/>
         </w:rPr>
       </w:pPr>
-      <w:hyperlink w:anchor="_Toc239336994" w:history="1">
+      <w:hyperlink w:anchor="_Toc239337460" w:history="1">
         <w:r>
           <w:rPr>
             <w:rStyle w:val="Hyperlink"/>
@@ -2576,7 +2576,7 @@
             <w:noProof/>
             <w:webHidden/>
           </w:rPr>
-          <w:instrText xml:space="preserve"> PAGEREF _Toc239336994 \h </w:instrText>
+          <w:instrText xml:space="preserve"> PAGEREF _Toc239337460 \h </w:instrText>
         </w:r>
         <w:r>
           <w:rPr>
@@ -2620,7 +2620,7 @@
           <w14:ligatures w14:val="standardContextual"/>
         </w:rPr>
       </w:pPr>
-      <w:hyperlink w:anchor="_Toc239336995" w:history="1">
+      <w:hyperlink w:anchor="_Toc239337461" w:history="1">
         <w:r>
           <w:rPr>
             <w:rStyle w:val="Hyperlink"/>
@@ -2647,7 +2647,7 @@
             <w:noProof/>
             <w:webHidden/>
           </w:rPr>
-          <w:instrText xml:space="preserve"> PAGEREF _Toc239336995 \h </w:instrText>
+          <w:instrText xml:space="preserve"> PAGEREF _Toc239337461 \h </w:instrText>
         </w:r>
         <w:r>
           <w:rPr>
@@ -2691,7 +2691,7 @@
           <w14:ligatures w14:val="standardContextual"/>
         </w:rPr>
       </w:pPr>
-      <w:hyperlink w:anchor="_Toc239336996" w:history="1">
+      <w:hyperlink w:anchor="_Toc239337462" w:history="1">
         <w:r>
           <w:rPr>
             <w:rStyle w:val="Hyperlink"/>
@@ -2718,7 +2718,7 @@
             <w:noProof/>
             <w:webHidden/>
           </w:rPr>
-          <w:instrText xml:space="preserve"> PAGEREF _Toc239336996 \h </w:instrText>
+          <w:instrText xml:space="preserve"> PAGEREF _Toc239337462 \h </w:instrText>
         </w:r>
         <w:r>
           <w:rPr>
@@ -2762,7 +2762,7 @@
           <w14:ligatures w14:val="standardContextual"/>
         </w:rPr>
       </w:pPr>
-      <w:hyperlink w:anchor="_Toc239336997" w:history="1">
+      <w:hyperlink w:anchor="_Toc239337463" w:history="1">
         <w:r>
           <w:rPr>
             <w:rStyle w:val="Hyperlink"/>
@@ -2789,7 +2789,7 @@
             <w:noProof/>
             <w:webHidden/>
           </w:rPr>
-          <w:instrText xml:space="preserve"> PAGEREF _Toc239336997 \h </w:instrText>
+          <w:instrText xml:space="preserve"> PAGEREF _Toc239337463 \h </w:instrText>
         </w:r>
         <w:r>
           <w:rPr>
@@ -2833,7 +2833,7 @@
           <w14:ligatures w14:val="standardContextual"/>
         </w:rPr>
       </w:pPr>
-      <w:hyperlink w:anchor="_Toc239336998" w:history="1">
+      <w:hyperlink w:anchor="_Toc239337464" w:history="1">
         <w:r>
           <w:rPr>
             <w:rStyle w:val="Hyperlink"/>
@@ -2860,7 +2860,7 @@
             <w:noProof/>
             <w:webHidden/>
           </w:rPr>
-          <w:instrText xml:space="preserve"> PAGEREF _Toc239336998 \h </w:instrText>
+          <w:instrText xml:space="preserve"> PAGEREF _Toc239337464 \h </w:instrText>
         </w:r>
         <w:r>
           <w:rPr>
@@ -2904,7 +2904,7 @@
           <w14:ligatures w14:val="standardContextual"/>
         </w:rPr>
       </w:pPr>
-      <w:hyperlink w:anchor="_Toc239336999" w:history="1">
+      <w:hyperlink w:anchor="_Toc239337465" w:history="1">
         <w:r>
           <w:rPr>
             <w:rStyle w:val="Hyperlink"/>
@@ -2931,7 +2931,7 @@
             <w:noProof/>
             <w:webHidden/>
           </w:rPr>
-          <w:instrText xml:space="preserve"> PAGEREF _Toc239336999 \h </w:instrText>
+          <w:instrText xml:space="preserve"> PAGEREF _Toc239337465 \h </w:instrText>
         </w:r>
         <w:r>
           <w:rPr>
@@ -2975,7 +2975,7 @@
           <w14:ligatures w14:val="standardContextual"/>
         </w:rPr>
       </w:pPr>
-      <w:hyperlink w:anchor="_Toc239337000" w:history="1">
+      <w:hyperlink w:anchor="_Toc239337466" w:history="1">
         <w:r>
           <w:rPr>
             <w:rStyle w:val="Hyperlink"/>
@@ -3002,7 +3002,7 @@
             <w:noProof/>
             <w:webHidden/>
           </w:rPr>
-          <w:instrText xml:space="preserve"> PAGEREF _Toc239337000 \h </w:instrText>
+          <w:instrText xml:space="preserve"> PAGEREF _Toc239337466 \h </w:instrText>
         </w:r>
         <w:r>
           <w:rPr>
@@ -3046,7 +3046,7 @@
           <w14:ligatures w14:val="standardContextual"/>
         </w:rPr>
       </w:pPr>
-      <w:hyperlink w:anchor="_Toc239337001" w:history="1">
+      <w:hyperlink w:anchor="_Toc239337467" w:history="1">
         <w:r>
           <w:rPr>
             <w:rStyle w:val="Hyperlink"/>
@@ -3073,7 +3073,7 @@
             <w:noProof/>
             <w:webHidden/>
           </w:rPr>
-          <w:instrText xml:space="preserve"> PAGEREF _Toc239337001 \h </w:instrText>
+          <w:instrText xml:space="preserve"> PAGEREF _Toc239337467 \h </w:instrText>
         </w:r>
         <w:r>
           <w:rPr>
@@ -3117,7 +3117,7 @@
           <w14:ligatures w14:val="standardContextual"/>
         </w:rPr>
       </w:pPr>
-      <w:hyperlink w:anchor="_Toc239337002" w:history="1">
+      <w:hyperlink w:anchor="_Toc239337468" w:history="1">
         <w:r>
           <w:rPr>
             <w:rStyle w:val="Hyperlink"/>
@@ -3144,7 +3144,7 @@
             <w:noProof/>
             <w:webHidden/>
           </w:rPr>
-          <w:instrText xml:space="preserve"> PAGEREF _Toc239337002 \h </w:instrText>
+          <w:instrText xml:space="preserve"> PAGEREF _Toc239337468 \h </w:instrText>
         </w:r>
         <w:r>
           <w:rPr>
@@ -3188,7 +3188,7 @@
           <w14:ligatures w14:val="standardContextual"/>
         </w:rPr>
       </w:pPr>
-      <w:hyperlink w:anchor="_Toc239337003" w:history="1">
+      <w:hyperlink w:anchor="_Toc239337469" w:history="1">
         <w:r>
           <w:rPr>
             <w:rStyle w:val="Hyperlink"/>
@@ -3215,7 +3215,7 @@
             <w:noProof/>
             <w:webHidden/>
           </w:rPr>
-          <w:instrText xml:space="preserve"> PAGEREF _Toc239337003 \h </w:instrText>
+          <w:instrText xml:space="preserve"> PAGEREF _Toc239337469 \h </w:instrText>
         </w:r>
         <w:r>
           <w:rPr>
@@ -3259,7 +3259,7 @@
           <w14:ligatures w14:val="standardContextual"/>
         </w:rPr>
       </w:pPr>
-      <w:hyperlink w:anchor="_Toc239337004" w:history="1">
+      <w:hyperlink w:anchor="_Toc239337470" w:history="1">
         <w:r>
           <w:rPr>
             <w:rStyle w:val="Hyperlink"/>
@@ -3286,7 +3286,7 @@
             <w:noProof/>
             <w:webHidden/>
           </w:rPr>
-          <w:instrText xml:space="preserve"> PAGEREF _Toc239337004 \h </w:instrText>
+          <w:instrText xml:space="preserve"> PAGEREF _Toc239337470 \h </w:instrText>
         </w:r>
         <w:r>
           <w:rPr>
@@ -3330,7 +3330,7 @@
           <w14:ligatures w14:val="standardContextual"/>
         </w:rPr>
       </w:pPr>
-      <w:hyperlink w:anchor="_Toc239337005" w:history="1">
+      <w:hyperlink w:anchor="_Toc239337471" w:history="1">
         <w:r>
           <w:rPr>
             <w:rStyle w:val="Hyperlink"/>
@@ -3357,7 +3357,7 @@
             <w:noProof/>
             <w:webHidden/>
           </w:rPr>
-          <w:instrText xml:space="preserve"> PAGEREF _Toc239337005 \h </w:instrText>
+          <w:instrText xml:space="preserve"> PAGEREF _Toc239337471 \h </w:instrText>
         </w:r>
         <w:r>
           <w:rPr>
@@ -3401,7 +3401,7 @@
           <w14:ligatures w14:val="standardContextual"/>
         </w:rPr>
       </w:pPr>
-      <w:hyperlink w:anchor="_Toc239337006" w:history="1">
+      <w:hyperlink w:anchor="_Toc239337472" w:history="1">
         <w:r>
           <w:rPr>
             <w:rStyle w:val="Hyperlink"/>
@@ -3428,7 +3428,7 @@
             <w:noProof/>
             <w:webHidden/>
           </w:rPr>
-          <w:instrText xml:space="preserve"> PAGEREF _Toc239337006 \h </w:instrText>
+          <w:instrText xml:space="preserve"> PAGEREF _Toc239337472 \h </w:instrText>
         </w:r>
         <w:r>
           <w:rPr>
@@ -3474,7 +3474,7 @@
         <w:pStyle w:val="Heading1"/>
       </w:pPr>
       <w:bookmarkStart w:id="8" w:name="chương-1-giới-thiệu"/>
-      <w:bookmarkStart w:id="9" w:name="_Toc239336973"/>
+      <w:bookmarkStart w:id="9" w:name="_Toc239337439"/>
       <w:bookmarkEnd w:id="4"/>
       <w:bookmarkEnd w:id="6"/>
       <w:r>
@@ -3499,7 +3499,7 @@
         <w:pStyle w:val="Heading2"/>
       </w:pPr>
       <w:bookmarkStart w:id="10" w:name="X7d99df2d9d0c5141050eb9941026463f4c8ea2b"/>
-      <w:bookmarkStart w:id="11" w:name="_Toc239336974"/>
+      <w:bookmarkStart w:id="11" w:name="_Toc239337440"/>
       <w:r>
         <w:t>1.1. Đ</w:t>
       </w:r>
@@ -5349,7 +5349,7 @@
         <w:pStyle w:val="Heading2"/>
       </w:pPr>
       <w:bookmarkStart w:id="12" w:name="X60021b7b958505251ec70bd32e2bac9f8a0361c"/>
-      <w:bookmarkStart w:id="13" w:name="_Toc239336975"/>
+      <w:bookmarkStart w:id="13" w:name="_Toc239337441"/>
       <w:bookmarkEnd w:id="10"/>
       <w:r>
         <w:t>1.2. M</w:t>
@@ -7295,7 +7295,7 @@
         <w:pStyle w:val="Heading2"/>
       </w:pPr>
       <w:bookmarkStart w:id="17" w:name="X03724c88a1b7da9b434cf0a8db5356690a4bb71"/>
-      <w:bookmarkStart w:id="18" w:name="_Toc239336976"/>
+      <w:bookmarkStart w:id="18" w:name="_Toc239337442"/>
       <w:bookmarkEnd w:id="12"/>
       <w:bookmarkEnd w:id="16"/>
       <w:r>
@@ -7757,7 +7757,7 @@
               <w:t>OpenCV</w:t>
             </w:r>
             <w:r>
-              <w:t xml:space="preserve"> [17]</w:t>
+              <w:t xml:space="preserve"> [16]</w:t>
             </w:r>
           </w:p>
         </w:tc>
@@ -7945,7 +7945,7 @@
               <w:t>YOLO11n</w:t>
             </w:r>
             <w:r>
-              <w:t xml:space="preserve"> [8]</w:t>
+              <w:t xml:space="preserve"> [7]</w:t>
             </w:r>
           </w:p>
         </w:tc>
@@ -8218,7 +8218,7 @@
               <w:t>PaddleOCR PP-OCRv5 mobile</w:t>
             </w:r>
             <w:r>
-              <w:t xml:space="preserve"> [9]</w:t>
+              <w:t xml:space="preserve"> [8]</w:t>
             </w:r>
           </w:p>
         </w:tc>
@@ -9100,7 +9100,7 @@
         <w:pStyle w:val="Heading1"/>
       </w:pPr>
       <w:bookmarkStart w:id="20" w:name="chương-2-cơ-sở-lý-thuyết"/>
-      <w:bookmarkStart w:id="21" w:name="_Toc239336977"/>
+      <w:bookmarkStart w:id="21" w:name="_Toc239337443"/>
       <w:bookmarkEnd w:id="8"/>
       <w:bookmarkEnd w:id="17"/>
       <w:r>
@@ -9397,7 +9397,7 @@
         <w:pStyle w:val="Heading2"/>
       </w:pPr>
       <w:bookmarkStart w:id="22" w:name="X2256001523e16d112c59df938522f140b8b988e"/>
-      <w:bookmarkStart w:id="23" w:name="_Toc239336978"/>
+      <w:bookmarkStart w:id="23" w:name="_Toc239337444"/>
       <w:r>
         <w:t>2.1. Quy chu</w:t>
       </w:r>
@@ -10001,7 +10001,7 @@
         <w:t>ợ</w:t>
       </w:r>
       <w:r>
-        <w:t>c gán [7]. Ki</w:t>
+        <w:t>c gán [4]. Ki</w:t>
       </w:r>
       <w:r>
         <w:t>ể</w:t>
@@ -14076,7 +14076,7 @@
         <w:pStyle w:val="Heading2"/>
       </w:pPr>
       <w:bookmarkStart w:id="30" w:name="Xb21b4f0690a73e92e2a35192cb39315a0956521"/>
-      <w:bookmarkStart w:id="31" w:name="_Toc239336979"/>
+      <w:bookmarkStart w:id="31" w:name="_Toc239337445"/>
       <w:bookmarkEnd w:id="22"/>
       <w:bookmarkEnd w:id="28"/>
       <w:r>
@@ -15267,7 +15267,7 @@
         <w:t>CLAHE</w:t>
       </w:r>
       <w:r>
-        <w:t xml:space="preserve"> [11] kh</w:t>
+        <w:t xml:space="preserve"> [10] kh</w:t>
       </w:r>
       <w:r>
         <w:t>ắ</w:t>
@@ -15680,7 +15680,7 @@
         <w:t>ả</w:t>
       </w:r>
       <w:r>
-        <w:t xml:space="preserve"> trong chính bài toán ALPR [10].</w:t>
+        <w:t xml:space="preserve"> trong chính bài toán ALPR [9].</w:t>
       </w:r>
     </w:p>
     <w:p>
@@ -16223,7 +16223,7 @@
         <w:t>c song phương</w:t>
       </w:r>
       <w:r>
-        <w:t xml:space="preserve"> [12] nhân thêm m</w:t>
+        <w:t xml:space="preserve"> [11] nhân thêm m</w:t>
       </w:r>
       <w:r>
         <w:t>ộ</w:t>
@@ -18769,7 +18769,7 @@
         <w:t>c (pHash)</w:t>
       </w:r>
       <w:r>
-        <w:t xml:space="preserve"> [15] ho</w:t>
+        <w:t xml:space="preserve"> [14] ho</w:t>
       </w:r>
       <w:r>
         <w:t>ạ</w:t>
@@ -19316,7 +19316,7 @@
         <w:pStyle w:val="Heading2"/>
       </w:pPr>
       <w:bookmarkStart w:id="38" w:name="X8ff52f1334e3f0e382caf7ffa1b7096a981291c"/>
-      <w:bookmarkStart w:id="39" w:name="_Toc239336980"/>
+      <w:bookmarkStart w:id="39" w:name="_Toc239337446"/>
       <w:bookmarkEnd w:id="30"/>
       <w:bookmarkEnd w:id="37"/>
       <w:r>
@@ -19595,7 +19595,7 @@
           <w:noProof/>
         </w:rPr>
         <w:drawing>
-          <wp:inline distT="0" distB="0" distL="0" distR="0" wp14:anchorId="06F9C372" wp14:editId="36CB8DFC">
+          <wp:inline distT="0" distB="0" distL="0" distR="0" wp14:anchorId="5B1F3EE8" wp14:editId="58BD41DE">
             <wp:extent cx="5334000" cy="1435553"/>
             <wp:effectExtent l="0" t="0" r="0" b="0"/>
             <wp:docPr id="37" name="Picture"/>
@@ -19676,7 +19676,7 @@
           <w:i/>
           <w:iCs/>
         </w:rPr>
-        <w:t>(theo [8])</w:t>
+        <w:t>(theo [7])</w:t>
       </w:r>
     </w:p>
     <w:p>
@@ -20114,7 +20114,7 @@
         <w:t>ấ</w:t>
       </w:r>
       <w:r>
-        <w:t>t [8].</w:t>
+        <w:t>t [7].</w:t>
       </w:r>
     </w:p>
     <w:p>
@@ -21057,7 +21057,7 @@
         <w:pStyle w:val="Heading2"/>
       </w:pPr>
       <w:bookmarkStart w:id="43" w:name="X1a77f36e16d4ad267b00eabe7cf793e1dbe08e9"/>
-      <w:bookmarkStart w:id="44" w:name="_Toc239336981"/>
+      <w:bookmarkStart w:id="44" w:name="_Toc239337447"/>
       <w:bookmarkEnd w:id="38"/>
       <w:bookmarkEnd w:id="42"/>
       <w:r>
@@ -21134,7 +21134,7 @@
         <w:t>CRNN</w:t>
       </w:r>
       <w:r>
-        <w:t xml:space="preserve"> [14] g</w:t>
+        <w:t xml:space="preserve"> [13] g</w:t>
       </w:r>
       <w:r>
         <w:t>ồ</w:t>
@@ -21423,7 +21423,7 @@
         <w:t>t mát CTC</w:t>
       </w:r>
       <w:r>
-        <w:t xml:space="preserve"> [13] gi</w:t>
+        <w:t xml:space="preserve"> [12] gi</w:t>
       </w:r>
       <w:r>
         <w:t>ả</w:t>
@@ -22227,7 +22227,7 @@
           <w:noProof/>
         </w:rPr>
         <w:drawing>
-          <wp:inline distT="0" distB="0" distL="0" distR="0" wp14:anchorId="3A12BE69" wp14:editId="7C1F8F05">
+          <wp:inline distT="0" distB="0" distL="0" distR="0" wp14:anchorId="6F94B797" wp14:editId="375402CF">
             <wp:extent cx="5334000" cy="2884362"/>
             <wp:effectExtent l="0" t="0" r="0" b="0"/>
             <wp:docPr id="44" name="Picture"/>
@@ -22493,7 +22493,7 @@
           <w:noProof/>
         </w:rPr>
         <w:drawing>
-          <wp:inline distT="0" distB="0" distL="0" distR="0" wp14:anchorId="61BE9A97" wp14:editId="683D82B9">
+          <wp:inline distT="0" distB="0" distL="0" distR="0" wp14:anchorId="2CFC88DB" wp14:editId="6F1B023D">
             <wp:extent cx="5334000" cy="632732"/>
             <wp:effectExtent l="0" t="0" r="0" b="0"/>
             <wp:docPr id="49" name="Picture"/>
@@ -24396,7 +24396,7 @@
         <w:pStyle w:val="Heading1"/>
       </w:pPr>
       <w:bookmarkStart w:id="50" w:name="chương-3-thiết-kế-và-cài-đặt"/>
-      <w:bookmarkStart w:id="51" w:name="_Toc239336982"/>
+      <w:bookmarkStart w:id="51" w:name="_Toc239337448"/>
       <w:bookmarkEnd w:id="20"/>
       <w:bookmarkEnd w:id="43"/>
       <w:bookmarkEnd w:id="49"/>
@@ -24428,7 +24428,7 @@
         <w:pStyle w:val="Heading2"/>
       </w:pPr>
       <w:bookmarkStart w:id="52" w:name="X21a22cc9b66dca004f2960f37df13c53a04e97b"/>
-      <w:bookmarkStart w:id="53" w:name="_Toc239336983"/>
+      <w:bookmarkStart w:id="53" w:name="_Toc239337449"/>
       <w:r>
         <w:t>3.1. Ki</w:t>
       </w:r>
@@ -24520,7 +24520,7 @@
           <w:noProof/>
         </w:rPr>
         <w:drawing>
-          <wp:inline distT="0" distB="0" distL="0" distR="0" wp14:anchorId="1ACCD451" wp14:editId="3EF9EA7D">
+          <wp:inline distT="0" distB="0" distL="0" distR="0" wp14:anchorId="7A31BF57" wp14:editId="61865D12">
             <wp:extent cx="5334000" cy="401410"/>
             <wp:effectExtent l="0" t="0" r="0" b="0"/>
             <wp:docPr id="57" name="Picture"/>
@@ -26189,7 +26189,7 @@
         <w:pStyle w:val="Heading2"/>
       </w:pPr>
       <w:bookmarkStart w:id="55" w:name="X1f307d8f8c73bce8db8683c986faea6c8ea66a3"/>
-      <w:bookmarkStart w:id="56" w:name="_Toc239336984"/>
+      <w:bookmarkStart w:id="56" w:name="_Toc239337450"/>
       <w:bookmarkEnd w:id="52"/>
       <w:r>
         <w:t>3.2. Xây d</w:t>
@@ -26256,7 +26256,7 @@
           <w:noProof/>
         </w:rPr>
         <w:drawing>
-          <wp:inline distT="0" distB="0" distL="0" distR="0" wp14:anchorId="14A586B1" wp14:editId="2D2D0081">
+          <wp:inline distT="0" distB="0" distL="0" distR="0" wp14:anchorId="7AAD6E1A" wp14:editId="6A65D13B">
             <wp:extent cx="5334000" cy="802821"/>
             <wp:effectExtent l="0" t="0" r="0" b="0"/>
             <wp:docPr id="62" name="Picture"/>
@@ -30368,7 +30368,7 @@
         <w:pStyle w:val="Heading2"/>
       </w:pPr>
       <w:bookmarkStart w:id="62" w:name="X6a397cb1739f1ec0a8c9714808f79a5ce1fbf6f"/>
-      <w:bookmarkStart w:id="63" w:name="_Toc239336985"/>
+      <w:bookmarkStart w:id="63" w:name="_Toc239337451"/>
       <w:bookmarkEnd w:id="55"/>
       <w:bookmarkEnd w:id="61"/>
       <w:r>
@@ -31934,7 +31934,7 @@
         <w:pStyle w:val="Heading2"/>
       </w:pPr>
       <w:bookmarkStart w:id="65" w:name="X9c2c9b365086d10c999a46e4942f14d73b6baa5"/>
-      <w:bookmarkStart w:id="66" w:name="_Toc239336986"/>
+      <w:bookmarkStart w:id="66" w:name="_Toc239337452"/>
       <w:bookmarkEnd w:id="62"/>
       <w:r>
         <w:t>3.4. Kh</w:t>
@@ -32718,7 +32718,7 @@
           <w:noProof/>
         </w:rPr>
         <w:drawing>
-          <wp:inline distT="0" distB="0" distL="0" distR="0" wp14:anchorId="3279244A" wp14:editId="6C71F309">
+          <wp:inline distT="0" distB="0" distL="0" distR="0" wp14:anchorId="5F18B2F4" wp14:editId="51961168">
             <wp:extent cx="5334000" cy="8969712"/>
             <wp:effectExtent l="0" t="0" r="0" b="0"/>
             <wp:docPr id="73" name="Picture"/>
@@ -38667,7 +38667,7 @@
         <w:pStyle w:val="Heading2"/>
       </w:pPr>
       <w:bookmarkStart w:id="75" w:name="Xb17945b5d9374e5087c2c96ace1685ff00e2e22"/>
-      <w:bookmarkStart w:id="76" w:name="_Toc239336987"/>
+      <w:bookmarkStart w:id="76" w:name="_Toc239337453"/>
       <w:bookmarkEnd w:id="65"/>
       <w:bookmarkEnd w:id="74"/>
       <w:r>
@@ -40037,7 +40037,7 @@
         <w:pStyle w:val="Heading2"/>
       </w:pPr>
       <w:bookmarkStart w:id="77" w:name="Xfad7df3f963ac0b8ebfe8cf87d7c64fa075f760"/>
-      <w:bookmarkStart w:id="78" w:name="_Toc239336988"/>
+      <w:bookmarkStart w:id="78" w:name="_Toc239337454"/>
       <w:bookmarkEnd w:id="75"/>
       <w:r>
         <w:t>3.6. B</w:t>
@@ -40083,7 +40083,7 @@
           <w:noProof/>
         </w:rPr>
         <w:drawing>
-          <wp:inline distT="0" distB="0" distL="0" distR="0" wp14:anchorId="6A859D66" wp14:editId="22F43915">
+          <wp:inline distT="0" distB="0" distL="0" distR="0" wp14:anchorId="0526A9A9" wp14:editId="37477AEF">
             <wp:extent cx="5334000" cy="1217839"/>
             <wp:effectExtent l="0" t="0" r="0" b="0"/>
             <wp:docPr id="86" name="Picture"/>
@@ -42864,7 +42864,7 @@
         <w:pStyle w:val="Heading2"/>
       </w:pPr>
       <w:bookmarkStart w:id="80" w:name="X9b5467225f237e4ee44d60f7d236cbdfdaa1e07"/>
-      <w:bookmarkStart w:id="81" w:name="_Toc239336989"/>
+      <w:bookmarkStart w:id="81" w:name="_Toc239337455"/>
       <w:bookmarkEnd w:id="77"/>
       <w:r>
         <w:t xml:space="preserve">3.7. </w:t>
@@ -42984,7 +42984,7 @@
           <w:noProof/>
         </w:rPr>
         <w:drawing>
-          <wp:inline distT="0" distB="0" distL="0" distR="0" wp14:anchorId="0E3EAB1B" wp14:editId="1536E16F">
+          <wp:inline distT="0" distB="0" distL="0" distR="0" wp14:anchorId="4C43E1B0" wp14:editId="633605FC">
             <wp:extent cx="5334000" cy="5953125"/>
             <wp:effectExtent l="0" t="0" r="0" b="0"/>
             <wp:docPr id="91" name="Picture"/>
@@ -44094,7 +44094,7 @@
         <w:pStyle w:val="Heading1"/>
       </w:pPr>
       <w:bookmarkStart w:id="83" w:name="chương-4-thực-nghiệm-và-đánh-giá"/>
-      <w:bookmarkStart w:id="84" w:name="_Toc239336990"/>
+      <w:bookmarkStart w:id="84" w:name="_Toc239337456"/>
       <w:bookmarkEnd w:id="50"/>
       <w:bookmarkEnd w:id="80"/>
       <w:r>
@@ -44119,7 +44119,7 @@
         <w:pStyle w:val="Heading2"/>
       </w:pPr>
       <w:bookmarkStart w:id="85" w:name="X43cb4672f728ce1df4f211c1d18360135f0c40b"/>
-      <w:bookmarkStart w:id="86" w:name="_Toc239336991"/>
+      <w:bookmarkStart w:id="86" w:name="_Toc239337457"/>
       <w:r>
         <w:t>4.1. Môi trư</w:t>
       </w:r>
@@ -45741,7 +45741,7 @@
         <w:pStyle w:val="Heading2"/>
       </w:pPr>
       <w:bookmarkStart w:id="87" w:name="Xe48430b60e6d2b1022368eb4316c1fe9f53411f"/>
-      <w:bookmarkStart w:id="88" w:name="_Toc239336992"/>
+      <w:bookmarkStart w:id="88" w:name="_Toc239337458"/>
       <w:bookmarkEnd w:id="85"/>
       <w:r>
         <w:t>4.2. K</w:t>
@@ -49276,7 +49276,7 @@
         <w:pStyle w:val="Heading2"/>
       </w:pPr>
       <w:bookmarkStart w:id="95" w:name="X09b724f0b907c7f652c2569c27ef1d5728c277c"/>
-      <w:bookmarkStart w:id="96" w:name="_Toc239336993"/>
+      <w:bookmarkStart w:id="96" w:name="_Toc239337459"/>
       <w:bookmarkEnd w:id="87"/>
       <w:bookmarkEnd w:id="93"/>
       <w:r>
@@ -51548,7 +51548,7 @@
           <w:noProof/>
         </w:rPr>
         <w:drawing>
-          <wp:inline distT="0" distB="0" distL="0" distR="0" wp14:anchorId="757322C2" wp14:editId="5D095899">
+          <wp:inline distT="0" distB="0" distL="0" distR="0" wp14:anchorId="2A9087B7" wp14:editId="05B331EE">
             <wp:extent cx="5334000" cy="2883855"/>
             <wp:effectExtent l="0" t="0" r="0" b="0"/>
             <wp:docPr id="108" name="Picture"/>
@@ -56571,7 +56571,7 @@
         <w:pStyle w:val="Heading2"/>
       </w:pPr>
       <w:bookmarkStart w:id="106" w:name="X0c205a3fd5474e5e1d380a3735df7543f97f059"/>
-      <w:bookmarkStart w:id="107" w:name="_Toc239336994"/>
+      <w:bookmarkStart w:id="107" w:name="_Toc239337460"/>
       <w:bookmarkEnd w:id="95"/>
       <w:bookmarkEnd w:id="104"/>
       <w:r>
@@ -58512,7 +58512,7 @@
         <w:t>ạ</w:t>
       </w:r>
       <w:r>
-        <w:t>ng FSRCNN [16], dành cho vùng bi</w:t>
+        <w:t>ng FSRCNN [15], dành cho vùng bi</w:t>
       </w:r>
       <w:r>
         <w:t>ể</w:t>
@@ -59513,7 +59513,7 @@
         <w:pStyle w:val="Heading2"/>
       </w:pPr>
       <w:bookmarkStart w:id="113" w:name="X8f4b2c0e55e8764a0677cdfa39e96dbe6822859"/>
-      <w:bookmarkStart w:id="114" w:name="_Toc239336995"/>
+      <w:bookmarkStart w:id="114" w:name="_Toc239337461"/>
       <w:bookmarkEnd w:id="106"/>
       <w:bookmarkEnd w:id="112"/>
       <w:r>
@@ -62656,7 +62656,7 @@
         <w:pStyle w:val="Heading2"/>
       </w:pPr>
       <w:bookmarkStart w:id="120" w:name="X7468ed9f095dd0192ebc5de940dc44b5cd3e099"/>
-      <w:bookmarkStart w:id="121" w:name="_Toc239336996"/>
+      <w:bookmarkStart w:id="121" w:name="_Toc239337462"/>
       <w:bookmarkEnd w:id="113"/>
       <w:bookmarkEnd w:id="118"/>
       <w:r>
@@ -64517,7 +64517,7 @@
           <w:noProof/>
         </w:rPr>
         <w:drawing>
-          <wp:inline distT="0" distB="0" distL="0" distR="0" wp14:anchorId="4A98C39E" wp14:editId="61955CAA">
+          <wp:inline distT="0" distB="0" distL="0" distR="0" wp14:anchorId="468F1EA6" wp14:editId="7B97A011">
             <wp:extent cx="5334000" cy="3317670"/>
             <wp:effectExtent l="0" t="0" r="0" b="0"/>
             <wp:docPr id="131" name="Picture"/>
@@ -65249,7 +65249,7 @@
         <w:pStyle w:val="Heading2"/>
       </w:pPr>
       <w:bookmarkStart w:id="124" w:name="X88e1c26a6581f7bd1dbdb2c85ae6116c5ba8393"/>
-      <w:bookmarkStart w:id="125" w:name="_Toc239336997"/>
+      <w:bookmarkStart w:id="125" w:name="_Toc239337463"/>
       <w:bookmarkEnd w:id="120"/>
       <w:r>
         <w:t>4.7. Các y</w:t>
@@ -67104,7 +67104,7 @@
         <w:pStyle w:val="Heading1"/>
       </w:pPr>
       <w:bookmarkStart w:id="127" w:name="chương-5-kết-luận-và-hướng-phát-triển"/>
-      <w:bookmarkStart w:id="128" w:name="_Toc239336998"/>
+      <w:bookmarkStart w:id="128" w:name="_Toc239337464"/>
       <w:bookmarkEnd w:id="83"/>
       <w:bookmarkEnd w:id="124"/>
       <w:r>
@@ -67141,7 +67141,7 @@
         <w:pStyle w:val="Heading2"/>
       </w:pPr>
       <w:bookmarkStart w:id="129" w:name="Xcefa088882d41b38c21b7b5b44c738cb5564fbb"/>
-      <w:bookmarkStart w:id="130" w:name="_Toc239336999"/>
+      <w:bookmarkStart w:id="130" w:name="_Toc239337465"/>
       <w:r>
         <w:t>5.1. K</w:t>
       </w:r>
@@ -68642,7 +68642,7 @@
         <w:pStyle w:val="Heading2"/>
       </w:pPr>
       <w:bookmarkStart w:id="132" w:name="Xe79f58ab8ce7b6f148c68a374118dd9eaec1a1c"/>
-      <w:bookmarkStart w:id="133" w:name="_Toc239337000"/>
+      <w:bookmarkStart w:id="133" w:name="_Toc239337466"/>
       <w:bookmarkEnd w:id="129"/>
       <w:r>
         <w:t>5.2. H</w:t>
@@ -69856,7 +69856,7 @@
         <w:pStyle w:val="Heading2"/>
       </w:pPr>
       <w:bookmarkStart w:id="135" w:name="X66db71c9020c40cf46e490c5c37ad244e2b7594"/>
-      <w:bookmarkStart w:id="136" w:name="_Toc239337001"/>
+      <w:bookmarkStart w:id="136" w:name="_Toc239337467"/>
       <w:bookmarkEnd w:id="132"/>
       <w:r>
         <w:t>5.3. Hư</w:t>
@@ -71447,7 +71447,7 @@
         <w:pStyle w:val="Heading2"/>
       </w:pPr>
       <w:bookmarkStart w:id="138" w:name="Xe5a2fe3dfcd4681648271b7ddc344b106e48b3b"/>
-      <w:bookmarkStart w:id="139" w:name="_Toc239337002"/>
+      <w:bookmarkStart w:id="139" w:name="_Toc239337468"/>
       <w:bookmarkEnd w:id="135"/>
       <w:r>
         <w:t>5.4. K</w:t>
@@ -72370,7 +72370,7 @@
         <w:pStyle w:val="Heading1"/>
       </w:pPr>
       <w:bookmarkStart w:id="140" w:name="tài-liệu-tham-khảo"/>
-      <w:bookmarkStart w:id="141" w:name="_Toc239337003"/>
+      <w:bookmarkStart w:id="141" w:name="_Toc239337469"/>
       <w:bookmarkEnd w:id="127"/>
       <w:bookmarkEnd w:id="138"/>
       <w:r>
@@ -72714,37 +72714,79 @@
         <w:t>ố</w:t>
       </w:r>
       <w:r>
-        <w:t xml:space="preserve"> 79/2024/TT-BCA đã đư</w:t>
-      </w:r>
-      <w:r>
-        <w:t>ợ</w:t>
-      </w:r>
-      <w:r>
-        <w:t>c s</w:t>
-      </w:r>
-      <w:r>
-        <w:t>ử</w:t>
-      </w:r>
-      <w:r>
-        <w:t>a đ</w:t>
-      </w:r>
-      <w:r>
-        <w:t>ổ</w:t>
-      </w:r>
-      <w:r>
-        <w:t>i t</w:t>
-      </w:r>
-      <w:r>
-        <w:t>ạ</w:t>
-      </w:r>
-      <w:r>
-        <w:t>i Thông tư s</w:t>
+        <w:t xml:space="preserve"> 79/2024/TT-BCA quy đ</w:t>
+      </w:r>
+      <w:r>
+        <w:t>ị</w:t>
+      </w:r>
+      <w:r>
+        <w:t>nh v</w:t>
+      </w:r>
+      <w:r>
+        <w:t>ề</w:t>
+      </w:r>
+      <w:r>
+        <w:t xml:space="preserve"> c</w:t>
+      </w:r>
+      <w:r>
+        <w:t>ấ</w:t>
+      </w:r>
+      <w:r>
+        <w:t>p, thu h</w:t>
+      </w:r>
+      <w:r>
+        <w:t>ồ</w:t>
+      </w:r>
+      <w:r>
+        <w:t>i ch</w:t>
+      </w:r>
+      <w:r>
+        <w:t>ứ</w:t>
+      </w:r>
+      <w:r>
+        <w:t>ng nh</w:t>
+      </w:r>
+      <w:r>
+        <w:t>ậ</w:t>
+      </w:r>
+      <w:r>
+        <w:t>n đăng ký xe, bi</w:t>
+      </w:r>
+      <w:r>
+        <w:t>ể</w:t>
+      </w:r>
+      <w:r>
+        <w:t>n s</w:t>
       </w:r>
       <w:r>
         <w:t>ố</w:t>
       </w:r>
       <w:r>
-        <w:t xml:space="preserve"> 13/2025/TT-BCA," 2025. [Tr</w:t>
+        <w:t xml:space="preserve"> xe cơ gi</w:t>
+      </w:r>
+      <w:r>
+        <w:t>ớ</w:t>
+      </w:r>
+      <w:r>
+        <w:t>i, xe máy chuyên dùng," ban hành 30/06/2025, hi</w:t>
+      </w:r>
+      <w:r>
+        <w:t>ệ</w:t>
+      </w:r>
+      <w:r>
+        <w:t>u l</w:t>
+      </w:r>
+      <w:r>
+        <w:t>ự</w:t>
+      </w:r>
+      <w:r>
+        <w:t>c 01/07/2025, Công báo s</w:t>
+      </w:r>
+      <w:r>
+        <w:t>ố</w:t>
+      </w:r>
+      <w:r>
+        <w:t xml:space="preserve"> 887+888 ngày 15/07/2025. [Tr</w:t>
       </w:r>
       <w:r>
         <w:t>ự</w:t>
@@ -72775,7 +72817,7 @@
           <w:rPr>
             <w:rStyle w:val="Hyperlink"/>
           </w:rPr>
-          <w:t>https://congbao.chinhphu.vn/van-ban/thong-tu-so-51-2025-tt-bca-45356.htm</w:t>
+          <w:t>https://congbao.chinhphu.vn/van-ban/thong-tu-so-51-2025-tt-bca-45356/57302.htm</w:t>
         </w:r>
       </w:hyperlink>
       <w:r>
@@ -72785,7 +72827,7 @@
         <w:t>ậ</w:t>
       </w:r>
       <w:r>
-        <w:t>p ngày 2026-07-19).</w:t>
+        <w:t>p ngày 2026-09-03).</w:t>
       </w:r>
     </w:p>
     <w:p>
@@ -73029,142 +73071,33 @@
         <w:pStyle w:val="BodyText"/>
       </w:pPr>
       <w:r>
-        <w:t>[7] Thư vi</w:t>
-      </w:r>
-      <w:r>
-        <w:t>ệ</w:t>
-      </w:r>
-      <w:r>
-        <w:t>n Nhà đ</w:t>
-      </w:r>
-      <w:r>
-        <w:t>ấ</w:t>
-      </w:r>
-      <w:r>
-        <w:t>t, "Chính th</w:t>
-      </w:r>
-      <w:r>
-        <w:t>ứ</w:t>
-      </w:r>
-      <w:r>
-        <w:t>c ký hi</w:t>
-      </w:r>
-      <w:r>
-        <w:t>ệ</w:t>
-      </w:r>
-      <w:r>
-        <w:t>u bi</w:t>
-      </w:r>
-      <w:r>
-        <w:t>ể</w:t>
-      </w:r>
-      <w:r>
-        <w:t>n s</w:t>
-      </w:r>
-      <w:r>
-        <w:t>ố</w:t>
-      </w:r>
-      <w:r>
-        <w:t xml:space="preserve"> xe 34 t</w:t>
+        <w:t>[7] G. Jocher, J. Qiu, "Ultralytics YOLO11," Ultralytics, 2024. [Tr</w:t>
+      </w:r>
+      <w:r>
+        <w:t>ự</w:t>
+      </w:r>
+      <w:r>
+        <w:t>c tuy</w:t>
+      </w:r>
+      <w:r>
+        <w:t>ế</w:t>
+      </w:r>
+      <w:r>
+        <w:t>n]. Đ</w:t>
+      </w:r>
+      <w:r>
+        <w:t>ị</w:t>
+      </w:r>
+      <w:r>
+        <w:t>a ch</w:t>
       </w:r>
       <w:r>
         <w:t>ỉ</w:t>
       </w:r>
       <w:r>
-        <w:t>nh thành sau sáp nh</w:t>
-      </w:r>
-      <w:r>
-        <w:t>ậ</w:t>
-      </w:r>
-      <w:r>
-        <w:t>p theo Thông tư 51/2025/TT-BCA," Thư vi</w:t>
-      </w:r>
-      <w:r>
-        <w:t>ệ</w:t>
-      </w:r>
-      <w:r>
-        <w:t>n Nhà đ</w:t>
-      </w:r>
-      <w:r>
-        <w:t>ấ</w:t>
-      </w:r>
-      <w:r>
-        <w:t>t, 2025. [Tr</w:t>
-      </w:r>
-      <w:r>
-        <w:t>ự</w:t>
-      </w:r>
-      <w:r>
-        <w:t>c tuy</w:t>
-      </w:r>
-      <w:r>
-        <w:t>ế</w:t>
-      </w:r>
-      <w:r>
-        <w:t>n]. Đ</w:t>
-      </w:r>
-      <w:r>
-        <w:t>ị</w:t>
-      </w:r>
-      <w:r>
-        <w:t>a ch</w:t>
-      </w:r>
-      <w:r>
-        <w:t>ỉ</w:t>
-      </w:r>
-      <w:r>
         <w:t xml:space="preserve">: </w:t>
       </w:r>
       <w:hyperlink r:id="rId21">
-        <w:r>
-          <w:rPr>
-            <w:rStyle w:val="Hyperlink"/>
-          </w:rPr>
-          <w:t>https://thuviennhadat.vn/phap-luat/chinh-thuc-ky-hieu-bien-so-xe-34-tinh-thanh-sau-sap-nhap-theo-thong-tu-51-2025-tt-bca-690227.html</w:t>
-        </w:r>
-      </w:hyperlink>
-      <w:r>
-        <w:t xml:space="preserve"> (truy c</w:t>
-      </w:r>
-      <w:r>
-        <w:t>ậ</w:t>
-      </w:r>
-      <w:r>
-        <w:t>p ngày 2026-07-19).</w:t>
-      </w:r>
-    </w:p>
-    <w:p>
-      <w:pPr>
-        <w:pStyle w:val="BodyText"/>
-      </w:pPr>
-      <w:r>
-        <w:t>[8] G. Jocher, J. Qiu, "Ultralytics YOLO11," Ultralytics, 2024. [Tr</w:t>
-      </w:r>
-      <w:r>
-        <w:t>ự</w:t>
-      </w:r>
-      <w:r>
-        <w:t>c tuy</w:t>
-      </w:r>
-      <w:r>
-        <w:t>ế</w:t>
-      </w:r>
-      <w:r>
-        <w:t>n]. Đ</w:t>
-      </w:r>
-      <w:r>
-        <w:t>ị</w:t>
-      </w:r>
-      <w:r>
-        <w:t>a ch</w:t>
-      </w:r>
-      <w:r>
-        <w:t>ỉ</w:t>
-      </w:r>
-      <w:r>
-        <w:t xml:space="preserve">: </w:t>
-      </w:r>
-      <w:hyperlink r:id="rId22">
         <w:r>
           <w:rPr>
             <w:rStyle w:val="Hyperlink"/>
@@ -73173,10 +73106,7 @@
         </w:r>
       </w:hyperlink>
       <w:r>
-        <w:t xml:space="preserve"> </w:t>
-      </w:r>
-      <w:r>
-        <w:t>(truy c</w:t>
+        <w:t xml:space="preserve"> (truy c</w:t>
       </w:r>
       <w:r>
         <w:t>ậ</w:t>
@@ -73190,7 +73120,7 @@
         <w:pStyle w:val="BodyText"/>
       </w:pPr>
       <w:r>
-        <w:t xml:space="preserve">[9] C. Cui, "PP-OCRv5: A Specialized 5M-Parameter Model Rivaling Billion-Parameter Vision-Language Models on OCR Tasks," </w:t>
+        <w:t xml:space="preserve">[8] C. Cui, "PP-OCRv5: A Specialized 5M-Parameter Model Rivaling Billion-Parameter Vision-Language Models on OCR Tasks," </w:t>
       </w:r>
       <w:r>
         <w:rPr>
@@ -73226,7 +73156,7 @@
       <w:r>
         <w:t xml:space="preserve">: </w:t>
       </w:r>
-      <w:hyperlink r:id="rId23">
+      <w:hyperlink r:id="rId22">
         <w:r>
           <w:rPr>
             <w:rStyle w:val="Hyperlink"/>
@@ -73249,7 +73179,7 @@
         <w:pStyle w:val="BodyText"/>
       </w:pPr>
       <w:r>
-        <w:t>[10] Sutikno, A. Sugiharto, R. Kusumaningrum, "Enhanced Automatic License Plate Detection and Recognition using CLAHE and YOLOv11," 2025.</w:t>
+        <w:t>[9] Sutikno, A. Sugiharto, R. Kusumaningrum, "Enhanced Automatic License Plate Detection and Recognition using CLAHE and YOLOv11," 2025.</w:t>
       </w:r>
     </w:p>
     <w:p>
@@ -73257,7 +73187,7 @@
         <w:pStyle w:val="BodyText"/>
       </w:pPr>
       <w:r>
-        <w:t xml:space="preserve">[11] K. Zuiderveld, "Contrast Limited Adaptive Histogram Equalization," trong </w:t>
+        <w:t xml:space="preserve">[10] K. Zuiderveld, "Contrast Limited Adaptive Histogram Equalization," trong </w:t>
       </w:r>
       <w:r>
         <w:rPr>
@@ -73281,7 +73211,7 @@
         <w:pStyle w:val="BodyText"/>
       </w:pPr>
       <w:r>
-        <w:t xml:space="preserve">[12] C. Tomasi, R. Manduchi, "Bilateral Filtering for Gray and Color Images," trong </w:t>
+        <w:t xml:space="preserve">[11] C. Tomasi, R. Manduchi, "Bilateral Filtering for Gray and Color Images," trong </w:t>
       </w:r>
       <w:r>
         <w:rPr>
@@ -73299,7 +73229,7 @@
         <w:pStyle w:val="BodyText"/>
       </w:pPr>
       <w:r>
-        <w:t xml:space="preserve">[13] A. Graves, S. Fernández, F. Gomez, J. Schmidhuber, "Connectionist Temporal Classification: Labelling Unsegmented Sequence Data with Recurrent Neural Networks," trong </w:t>
+        <w:t xml:space="preserve">[12] A. Graves, S. Fernández, F. Gomez, J. Schmidhuber, "Connectionist Temporal Classification: Labelling Unsegmented Sequence Data with Recurrent Neural Networks," trong </w:t>
       </w:r>
       <w:r>
         <w:rPr>
@@ -73317,7 +73247,7 @@
         <w:pStyle w:val="BodyText"/>
       </w:pPr>
       <w:r>
-        <w:t xml:space="preserve">[14] B. Shi, X. Bai, C. Yao, "An End-to-End Trainable Neural Network for Image-Based Sequence Recognition and Its Application to Scene Text Recognition," </w:t>
+        <w:t xml:space="preserve">[13] B. Shi, X. Bai, C. Yao, "An End-to-End Trainable Neural Network for Image-Based Sequence Recognition and Its Application to Scene Text Recognition," </w:t>
       </w:r>
       <w:r>
         <w:rPr>
@@ -73335,7 +73265,7 @@
         <w:pStyle w:val="BodyText"/>
       </w:pPr>
       <w:r>
-        <w:t>[15] C. Zauner, "Implementation and Benchmarking of Perceptual Image Hash Functions," Lu</w:t>
+        <w:t>[14] C. Zauner, "Implementation and Benchmarking of Perceptual Image Hash Functions," Lu</w:t>
       </w:r>
       <w:r>
         <w:t>ậ</w:t>
@@ -73355,7 +73285,7 @@
         <w:pStyle w:val="BodyText"/>
       </w:pPr>
       <w:r>
-        <w:t xml:space="preserve">[16] C. Dong, C. C. Loy, X. Tang, "Accelerating the Super-Resolution Convolutional Neural Network," trong </w:t>
+        <w:t xml:space="preserve">[15] C. Dong, C. C. Loy, X. Tang, "Accelerating the Super-Resolution Convolutional Neural Network," trong </w:t>
       </w:r>
       <w:r>
         <w:rPr>
@@ -73373,7 +73303,7 @@
         <w:pStyle w:val="BodyText"/>
       </w:pPr>
       <w:r>
-        <w:t xml:space="preserve">[17] G. Bradski, "The OpenCV Library," </w:t>
+        <w:t xml:space="preserve">[16] G. Bradski, "The OpenCV Library," </w:t>
       </w:r>
       <w:r>
         <w:rPr>
@@ -73396,7 +73326,7 @@
         <w:pStyle w:val="Heading1"/>
       </w:pPr>
       <w:bookmarkStart w:id="142" w:name="phụ-lục"/>
-      <w:bookmarkStart w:id="143" w:name="_Toc239337004"/>
+      <w:bookmarkStart w:id="143" w:name="_Toc239337470"/>
       <w:bookmarkEnd w:id="140"/>
       <w:r>
         <w:t>PH</w:t>
@@ -73420,7 +73350,7 @@
         <w:pStyle w:val="Heading2"/>
       </w:pPr>
       <w:bookmarkStart w:id="144" w:name="phụ-lục-a-cấu-hình-và-siêu-tham-số"/>
-      <w:bookmarkStart w:id="145" w:name="_Toc239337005"/>
+      <w:bookmarkStart w:id="145" w:name="_Toc239337471"/>
       <w:r>
         <w:t>Ph</w:t>
       </w:r>
@@ -75640,7 +75570,7 @@
         <w:pStyle w:val="Heading2"/>
       </w:pPr>
       <w:bookmarkStart w:id="149" w:name="phụ-lục-b-hướng-dẫn-cài-đặt-và-chạy"/>
-      <w:bookmarkStart w:id="150" w:name="_Toc239337006"/>
+      <w:bookmarkStart w:id="150" w:name="_Toc239337472"/>
       <w:bookmarkEnd w:id="144"/>
       <w:bookmarkEnd w:id="148"/>
       <w:r>
@@ -75824,7 +75754,7 @@
       <w:r>
         <w:t xml:space="preserve">n web: </w:t>
       </w:r>
-      <w:hyperlink r:id="rId24">
+      <w:hyperlink r:id="rId23">
         <w:r>
           <w:rPr>
             <w:rStyle w:val="Hyperlink"/>
@@ -75856,7 +75786,7 @@
       <w:r>
         <w:t xml:space="preserve"> sinh: </w:t>
       </w:r>
-      <w:hyperlink r:id="rId25">
+      <w:hyperlink r:id="rId24">
         <w:r>
           <w:rPr>
             <w:rStyle w:val="Hyperlink"/>
@@ -77209,7 +77139,7 @@
   <w:abstractNum w:abstractNumId="0" w15:restartNumberingAfterBreak="0">
     <w:nsid w:val="0000A990"/>
     <w:multiLevelType w:val="multilevel"/>
-    <w:tmpl w:val="77B271FE"/>
+    <w:tmpl w:val="57EA36F8"/>
     <w:lvl w:ilvl="0">
       <w:numFmt w:val="bullet"/>
       <w:lvlText w:val=" "/>
@@ -77286,7 +77216,7 @@
   <w:abstractNum w:abstractNumId="1" w15:restartNumberingAfterBreak="0">
     <w:nsid w:val="0000A991"/>
     <w:multiLevelType w:val="multilevel"/>
-    <w:tmpl w:val="A27CFDDE"/>
+    <w:tmpl w:val="7F0EC5BC"/>
     <w:lvl w:ilvl="0">
       <w:numFmt w:val="bullet"/>
       <w:lvlText w:val=""/>
@@ -77390,7 +77320,7 @@
   <w:abstractNum w:abstractNumId="2" w15:restartNumberingAfterBreak="0">
     <w:nsid w:val="00A99411"/>
     <w:multiLevelType w:val="multilevel"/>
-    <w:tmpl w:val="36282240"/>
+    <w:tmpl w:val="B47CAD72"/>
     <w:lvl w:ilvl="0">
       <w:start w:val="1"/>
       <w:numFmt w:val="decimal"/>
@@ -77473,10 +77403,10 @@
       </w:pPr>
     </w:lvl>
   </w:abstractNum>
-  <w:num w:numId="1" w16cid:durableId="1773620871">
+  <w:num w:numId="1" w16cid:durableId="510146821">
     <w:abstractNumId w:val="0"/>
   </w:num>
-  <w:num w:numId="2" w16cid:durableId="1289816139">
+  <w:num w:numId="2" w16cid:durableId="1534534046">
     <w:abstractNumId w:val="2"/>
     <w:lvlOverride w:ilvl="0">
       <w:startOverride w:val="1"/>
@@ -77506,22 +77436,22 @@
       <w:startOverride w:val="1"/>
     </w:lvlOverride>
   </w:num>
-  <w:num w:numId="3" w16cid:durableId="1968462483">
+  <w:num w:numId="3" w16cid:durableId="1241865451">
     <w:abstractNumId w:val="1"/>
   </w:num>
-  <w:num w:numId="4" w16cid:durableId="1775205192">
+  <w:num w:numId="4" w16cid:durableId="972321504">
     <w:abstractNumId w:val="1"/>
   </w:num>
-  <w:num w:numId="5" w16cid:durableId="904878420">
+  <w:num w:numId="5" w16cid:durableId="836310513">
     <w:abstractNumId w:val="1"/>
   </w:num>
-  <w:num w:numId="6" w16cid:durableId="1132746065">
+  <w:num w:numId="6" w16cid:durableId="1736776127">
     <w:abstractNumId w:val="1"/>
   </w:num>
-  <w:num w:numId="7" w16cid:durableId="505168589">
+  <w:num w:numId="7" w16cid:durableId="2024630075">
     <w:abstractNumId w:val="1"/>
   </w:num>
-  <w:num w:numId="8" w16cid:durableId="1573546059">
+  <w:num w:numId="8" w16cid:durableId="2068264043">
     <w:abstractNumId w:val="2"/>
     <w:lvlOverride w:ilvl="0">
       <w:startOverride w:val="1"/>
@@ -77551,7 +77481,7 @@
       <w:startOverride w:val="1"/>
     </w:lvlOverride>
   </w:num>
-  <w:num w:numId="9" w16cid:durableId="637805752">
+  <w:num w:numId="9" w16cid:durableId="1933202889">
     <w:abstractNumId w:val="1"/>
   </w:num>
 </w:numbering>
@@ -78788,7 +78718,7 @@
     <w:next w:val="Normal"/>
     <w:autoRedefine/>
     <w:uiPriority w:val="39"/>
-    <w:rsid w:val="00452C52"/>
+    <w:rsid w:val="00712532"/>
     <w:pPr>
       <w:spacing w:after="100"/>
     </w:pPr>
@@ -78799,7 +78729,7 @@
     <w:next w:val="Normal"/>
     <w:autoRedefine/>
     <w:uiPriority w:val="39"/>
-    <w:rsid w:val="00452C52"/>
+    <w:rsid w:val="00712532"/>
     <w:pPr>
       <w:spacing w:after="100"/>
       <w:ind w:left="240"/>

--- a/nop/01-do-an-mon-hoc.docx
+++ b/nop/01-do-an-mon-hoc.docx
@@ -148,7 +148,7 @@
         <w:pStyle w:val="Heading1"/>
       </w:pPr>
       <w:bookmarkStart w:id="0" w:name="đồ-án-môn-học"/>
-      <w:bookmarkStart w:id="1" w:name="_Toc239337436"/>
+      <w:bookmarkStart w:id="1" w:name="_Toc239338137"/>
       <w:r>
         <w:t>Đ</w:t>
       </w:r>
@@ -220,7 +220,7 @@
         <w:pStyle w:val="Heading1"/>
       </w:pPr>
       <w:bookmarkStart w:id="4" w:name="Xbe958ce37c6a089ac9bdc99dada4ec5e2c0f7da"/>
-      <w:bookmarkStart w:id="5" w:name="_Toc239337437"/>
+      <w:bookmarkStart w:id="5" w:name="_Toc239338138"/>
       <w:bookmarkEnd w:id="0"/>
       <w:bookmarkEnd w:id="3"/>
       <w:r>
@@ -795,7 +795,7 @@
     </w:p>
     <w:p>
       <w:r>
-        <w:pict w14:anchorId="0AB19EA1">
+        <w:pict w14:anchorId="2FB35551">
           <v:rect id="_x0000_i1025" style="width:0;height:1.5pt" o:hralign="center" o:hrstd="t" o:hr="t"/>
         </w:pict>
       </w:r>
@@ -805,7 +805,7 @@
         <w:pStyle w:val="Heading2"/>
       </w:pPr>
       <w:bookmarkStart w:id="6" w:name="mục-lục"/>
-      <w:bookmarkStart w:id="7" w:name="_Toc239337438"/>
+      <w:bookmarkStart w:id="7" w:name="_Toc239338139"/>
       <w:r>
         <w:t>M</w:t>
       </w:r>
@@ -845,7 +845,7 @@
       <w:r>
         <w:fldChar w:fldCharType="separate"/>
       </w:r>
-      <w:hyperlink w:anchor="_Toc239337436" w:history="1">
+      <w:hyperlink w:anchor="_Toc239338137" w:history="1">
         <w:r>
           <w:rPr>
             <w:rStyle w:val="Hyperlink"/>
@@ -872,7 +872,7 @@
             <w:noProof/>
             <w:webHidden/>
           </w:rPr>
-          <w:instrText xml:space="preserve"> PAGEREF _Toc239337436 \h </w:instrText>
+          <w:instrText xml:space="preserve"> PAGEREF _Toc239338137 \h </w:instrText>
         </w:r>
         <w:r>
           <w:rPr>
@@ -916,7 +916,7 @@
           <w14:ligatures w14:val="standardContextual"/>
         </w:rPr>
       </w:pPr>
-      <w:hyperlink w:anchor="_Toc239337437" w:history="1">
+      <w:hyperlink w:anchor="_Toc239338138" w:history="1">
         <w:r>
           <w:rPr>
             <w:rStyle w:val="Hyperlink"/>
@@ -943,7 +943,7 @@
             <w:noProof/>
             <w:webHidden/>
           </w:rPr>
-          <w:instrText xml:space="preserve"> PAGEREF _Toc239337437 \h </w:instrText>
+          <w:instrText xml:space="preserve"> PAGEREF _Toc239338138 \h </w:instrText>
         </w:r>
         <w:r>
           <w:rPr>
@@ -987,7 +987,7 @@
           <w14:ligatures w14:val="standardContextual"/>
         </w:rPr>
       </w:pPr>
-      <w:hyperlink w:anchor="_Toc239337438" w:history="1">
+      <w:hyperlink w:anchor="_Toc239338139" w:history="1">
         <w:r>
           <w:rPr>
             <w:rStyle w:val="Hyperlink"/>
@@ -1014,7 +1014,7 @@
             <w:noProof/>
             <w:webHidden/>
           </w:rPr>
-          <w:instrText xml:space="preserve"> PAGEREF _Toc239337438 \h </w:instrText>
+          <w:instrText xml:space="preserve"> PAGEREF _Toc239338139 \h </w:instrText>
         </w:r>
         <w:r>
           <w:rPr>
@@ -1058,7 +1058,7 @@
           <w14:ligatures w14:val="standardContextual"/>
         </w:rPr>
       </w:pPr>
-      <w:hyperlink w:anchor="_Toc239337439" w:history="1">
+      <w:hyperlink w:anchor="_Toc239338140" w:history="1">
         <w:r>
           <w:rPr>
             <w:rStyle w:val="Hyperlink"/>
@@ -1085,7 +1085,7 @@
             <w:noProof/>
             <w:webHidden/>
           </w:rPr>
-          <w:instrText xml:space="preserve"> PAGEREF _Toc239337439 \h </w:instrText>
+          <w:instrText xml:space="preserve"> PAGEREF _Toc239338140 \h </w:instrText>
         </w:r>
         <w:r>
           <w:rPr>
@@ -1129,7 +1129,7 @@
           <w14:ligatures w14:val="standardContextual"/>
         </w:rPr>
       </w:pPr>
-      <w:hyperlink w:anchor="_Toc239337440" w:history="1">
+      <w:hyperlink w:anchor="_Toc239338141" w:history="1">
         <w:r>
           <w:rPr>
             <w:rStyle w:val="Hyperlink"/>
@@ -1156,7 +1156,7 @@
             <w:noProof/>
             <w:webHidden/>
           </w:rPr>
-          <w:instrText xml:space="preserve"> PAGEREF _Toc239337440 \h </w:instrText>
+          <w:instrText xml:space="preserve"> PAGEREF _Toc239338141 \h </w:instrText>
         </w:r>
         <w:r>
           <w:rPr>
@@ -1200,7 +1200,7 @@
           <w14:ligatures w14:val="standardContextual"/>
         </w:rPr>
       </w:pPr>
-      <w:hyperlink w:anchor="_Toc239337441" w:history="1">
+      <w:hyperlink w:anchor="_Toc239338142" w:history="1">
         <w:r>
           <w:rPr>
             <w:rStyle w:val="Hyperlink"/>
@@ -1227,7 +1227,7 @@
             <w:noProof/>
             <w:webHidden/>
           </w:rPr>
-          <w:instrText xml:space="preserve"> PAGEREF _Toc239337441 \h </w:instrText>
+          <w:instrText xml:space="preserve"> PAGEREF _Toc239338142 \h </w:instrText>
         </w:r>
         <w:r>
           <w:rPr>
@@ -1271,7 +1271,7 @@
           <w14:ligatures w14:val="standardContextual"/>
         </w:rPr>
       </w:pPr>
-      <w:hyperlink w:anchor="_Toc239337442" w:history="1">
+      <w:hyperlink w:anchor="_Toc239338143" w:history="1">
         <w:r>
           <w:rPr>
             <w:rStyle w:val="Hyperlink"/>
@@ -1298,7 +1298,7 @@
             <w:noProof/>
             <w:webHidden/>
           </w:rPr>
-          <w:instrText xml:space="preserve"> PAGEREF _Toc239337442 \h </w:instrText>
+          <w:instrText xml:space="preserve"> PAGEREF _Toc239338143 \h </w:instrText>
         </w:r>
         <w:r>
           <w:rPr>
@@ -1342,7 +1342,7 @@
           <w14:ligatures w14:val="standardContextual"/>
         </w:rPr>
       </w:pPr>
-      <w:hyperlink w:anchor="_Toc239337443" w:history="1">
+      <w:hyperlink w:anchor="_Toc239338144" w:history="1">
         <w:r>
           <w:rPr>
             <w:rStyle w:val="Hyperlink"/>
@@ -1369,7 +1369,7 @@
             <w:noProof/>
             <w:webHidden/>
           </w:rPr>
-          <w:instrText xml:space="preserve"> PAGEREF _Toc239337443 \h </w:instrText>
+          <w:instrText xml:space="preserve"> PAGEREF _Toc239338144 \h </w:instrText>
         </w:r>
         <w:r>
           <w:rPr>
@@ -1413,7 +1413,7 @@
           <w14:ligatures w14:val="standardContextual"/>
         </w:rPr>
       </w:pPr>
-      <w:hyperlink w:anchor="_Toc239337444" w:history="1">
+      <w:hyperlink w:anchor="_Toc239338145" w:history="1">
         <w:r>
           <w:rPr>
             <w:rStyle w:val="Hyperlink"/>
@@ -1440,7 +1440,7 @@
             <w:noProof/>
             <w:webHidden/>
           </w:rPr>
-          <w:instrText xml:space="preserve"> PAGEREF _Toc239337444 \h </w:instrText>
+          <w:instrText xml:space="preserve"> PAGEREF _Toc239338145 \h </w:instrText>
         </w:r>
         <w:r>
           <w:rPr>
@@ -1484,7 +1484,7 @@
           <w14:ligatures w14:val="standardContextual"/>
         </w:rPr>
       </w:pPr>
-      <w:hyperlink w:anchor="_Toc239337445" w:history="1">
+      <w:hyperlink w:anchor="_Toc239338146" w:history="1">
         <w:r>
           <w:rPr>
             <w:rStyle w:val="Hyperlink"/>
@@ -1511,7 +1511,7 @@
             <w:noProof/>
             <w:webHidden/>
           </w:rPr>
-          <w:instrText xml:space="preserve"> PAGEREF _Toc239337445 \h </w:instrText>
+          <w:instrText xml:space="preserve"> PAGEREF _Toc239338146 \h </w:instrText>
         </w:r>
         <w:r>
           <w:rPr>
@@ -1555,7 +1555,7 @@
           <w14:ligatures w14:val="standardContextual"/>
         </w:rPr>
       </w:pPr>
-      <w:hyperlink w:anchor="_Toc239337446" w:history="1">
+      <w:hyperlink w:anchor="_Toc239338147" w:history="1">
         <w:r>
           <w:rPr>
             <w:rStyle w:val="Hyperlink"/>
@@ -1582,7 +1582,7 @@
             <w:noProof/>
             <w:webHidden/>
           </w:rPr>
-          <w:instrText xml:space="preserve"> PAGEREF _Toc239337446 \h </w:instrText>
+          <w:instrText xml:space="preserve"> PAGEREF _Toc239338147 \h </w:instrText>
         </w:r>
         <w:r>
           <w:rPr>
@@ -1626,7 +1626,7 @@
           <w14:ligatures w14:val="standardContextual"/>
         </w:rPr>
       </w:pPr>
-      <w:hyperlink w:anchor="_Toc239337447" w:history="1">
+      <w:hyperlink w:anchor="_Toc239338148" w:history="1">
         <w:r>
           <w:rPr>
             <w:rStyle w:val="Hyperlink"/>
@@ -1653,7 +1653,7 @@
             <w:noProof/>
             <w:webHidden/>
           </w:rPr>
-          <w:instrText xml:space="preserve"> PAGEREF _Toc239337447 \h </w:instrText>
+          <w:instrText xml:space="preserve"> PAGEREF _Toc239338148 \h </w:instrText>
         </w:r>
         <w:r>
           <w:rPr>
@@ -1697,7 +1697,7 @@
           <w14:ligatures w14:val="standardContextual"/>
         </w:rPr>
       </w:pPr>
-      <w:hyperlink w:anchor="_Toc239337448" w:history="1">
+      <w:hyperlink w:anchor="_Toc239338149" w:history="1">
         <w:r>
           <w:rPr>
             <w:rStyle w:val="Hyperlink"/>
@@ -1724,7 +1724,7 @@
             <w:noProof/>
             <w:webHidden/>
           </w:rPr>
-          <w:instrText xml:space="preserve"> PAGEREF _Toc239337448 \h </w:instrText>
+          <w:instrText xml:space="preserve"> PAGEREF _Toc239338149 \h </w:instrText>
         </w:r>
         <w:r>
           <w:rPr>
@@ -1768,7 +1768,7 @@
           <w14:ligatures w14:val="standardContextual"/>
         </w:rPr>
       </w:pPr>
-      <w:hyperlink w:anchor="_Toc239337449" w:history="1">
+      <w:hyperlink w:anchor="_Toc239338150" w:history="1">
         <w:r>
           <w:rPr>
             <w:rStyle w:val="Hyperlink"/>
@@ -1795,7 +1795,7 @@
             <w:noProof/>
             <w:webHidden/>
           </w:rPr>
-          <w:instrText xml:space="preserve"> PAGEREF _Toc239337449 \h </w:instrText>
+          <w:instrText xml:space="preserve"> PAGEREF _Toc239338150 \h </w:instrText>
         </w:r>
         <w:r>
           <w:rPr>
@@ -1839,7 +1839,7 @@
           <w14:ligatures w14:val="standardContextual"/>
         </w:rPr>
       </w:pPr>
-      <w:hyperlink w:anchor="_Toc239337450" w:history="1">
+      <w:hyperlink w:anchor="_Toc239338151" w:history="1">
         <w:r>
           <w:rPr>
             <w:rStyle w:val="Hyperlink"/>
@@ -1866,7 +1866,7 @@
             <w:noProof/>
             <w:webHidden/>
           </w:rPr>
-          <w:instrText xml:space="preserve"> PAGEREF _Toc239337450 \h </w:instrText>
+          <w:instrText xml:space="preserve"> PAGEREF _Toc239338151 \h </w:instrText>
         </w:r>
         <w:r>
           <w:rPr>
@@ -1910,7 +1910,7 @@
           <w14:ligatures w14:val="standardContextual"/>
         </w:rPr>
       </w:pPr>
-      <w:hyperlink w:anchor="_Toc239337451" w:history="1">
+      <w:hyperlink w:anchor="_Toc239338152" w:history="1">
         <w:r>
           <w:rPr>
             <w:rStyle w:val="Hyperlink"/>
@@ -1937,7 +1937,7 @@
             <w:noProof/>
             <w:webHidden/>
           </w:rPr>
-          <w:instrText xml:space="preserve"> PAGEREF _Toc239337451 \h </w:instrText>
+          <w:instrText xml:space="preserve"> PAGEREF _Toc239338152 \h </w:instrText>
         </w:r>
         <w:r>
           <w:rPr>
@@ -1981,7 +1981,7 @@
           <w14:ligatures w14:val="standardContextual"/>
         </w:rPr>
       </w:pPr>
-      <w:hyperlink w:anchor="_Toc239337452" w:history="1">
+      <w:hyperlink w:anchor="_Toc239338153" w:history="1">
         <w:r>
           <w:rPr>
             <w:rStyle w:val="Hyperlink"/>
@@ -2008,7 +2008,7 @@
             <w:noProof/>
             <w:webHidden/>
           </w:rPr>
-          <w:instrText xml:space="preserve"> PAGEREF _Toc239337452 \h </w:instrText>
+          <w:instrText xml:space="preserve"> PAGEREF _Toc239338153 \h </w:instrText>
         </w:r>
         <w:r>
           <w:rPr>
@@ -2052,7 +2052,7 @@
           <w14:ligatures w14:val="standardContextual"/>
         </w:rPr>
       </w:pPr>
-      <w:hyperlink w:anchor="_Toc239337453" w:history="1">
+      <w:hyperlink w:anchor="_Toc239338154" w:history="1">
         <w:r>
           <w:rPr>
             <w:rStyle w:val="Hyperlink"/>
@@ -2079,7 +2079,7 @@
             <w:noProof/>
             <w:webHidden/>
           </w:rPr>
-          <w:instrText xml:space="preserve"> PAGEREF _Toc239337453 \h </w:instrText>
+          <w:instrText xml:space="preserve"> PAGEREF _Toc239338154 \h </w:instrText>
         </w:r>
         <w:r>
           <w:rPr>
@@ -2123,7 +2123,7 @@
           <w14:ligatures w14:val="standardContextual"/>
         </w:rPr>
       </w:pPr>
-      <w:hyperlink w:anchor="_Toc239337454" w:history="1">
+      <w:hyperlink w:anchor="_Toc239338155" w:history="1">
         <w:r>
           <w:rPr>
             <w:rStyle w:val="Hyperlink"/>
@@ -2150,7 +2150,7 @@
             <w:noProof/>
             <w:webHidden/>
           </w:rPr>
-          <w:instrText xml:space="preserve"> PAGEREF _Toc239337454 \h </w:instrText>
+          <w:instrText xml:space="preserve"> PAGEREF _Toc239338155 \h </w:instrText>
         </w:r>
         <w:r>
           <w:rPr>
@@ -2194,7 +2194,7 @@
           <w14:ligatures w14:val="standardContextual"/>
         </w:rPr>
       </w:pPr>
-      <w:hyperlink w:anchor="_Toc239337455" w:history="1">
+      <w:hyperlink w:anchor="_Toc239338156" w:history="1">
         <w:r>
           <w:rPr>
             <w:rStyle w:val="Hyperlink"/>
@@ -2221,7 +2221,7 @@
             <w:noProof/>
             <w:webHidden/>
           </w:rPr>
-          <w:instrText xml:space="preserve"> PAGEREF _Toc239337455 \h </w:instrText>
+          <w:instrText xml:space="preserve"> PAGEREF _Toc239338156 \h </w:instrText>
         </w:r>
         <w:r>
           <w:rPr>
@@ -2265,7 +2265,7 @@
           <w14:ligatures w14:val="standardContextual"/>
         </w:rPr>
       </w:pPr>
-      <w:hyperlink w:anchor="_Toc239337456" w:history="1">
+      <w:hyperlink w:anchor="_Toc239338157" w:history="1">
         <w:r>
           <w:rPr>
             <w:rStyle w:val="Hyperlink"/>
@@ -2292,7 +2292,7 @@
             <w:noProof/>
             <w:webHidden/>
           </w:rPr>
-          <w:instrText xml:space="preserve"> PAGEREF _Toc239337456 \h </w:instrText>
+          <w:instrText xml:space="preserve"> PAGEREF _Toc239338157 \h </w:instrText>
         </w:r>
         <w:r>
           <w:rPr>
@@ -2336,7 +2336,7 @@
           <w14:ligatures w14:val="standardContextual"/>
         </w:rPr>
       </w:pPr>
-      <w:hyperlink w:anchor="_Toc239337457" w:history="1">
+      <w:hyperlink w:anchor="_Toc239338158" w:history="1">
         <w:r>
           <w:rPr>
             <w:rStyle w:val="Hyperlink"/>
@@ -2363,7 +2363,7 @@
             <w:noProof/>
             <w:webHidden/>
           </w:rPr>
-          <w:instrText xml:space="preserve"> PAGEREF _Toc239337457 \h </w:instrText>
+          <w:instrText xml:space="preserve"> PAGEREF _Toc239338158 \h </w:instrText>
         </w:r>
         <w:r>
           <w:rPr>
@@ -2407,7 +2407,7 @@
           <w14:ligatures w14:val="standardContextual"/>
         </w:rPr>
       </w:pPr>
-      <w:hyperlink w:anchor="_Toc239337458" w:history="1">
+      <w:hyperlink w:anchor="_Toc239338159" w:history="1">
         <w:r>
           <w:rPr>
             <w:rStyle w:val="Hyperlink"/>
@@ -2434,7 +2434,7 @@
             <w:noProof/>
             <w:webHidden/>
           </w:rPr>
-          <w:instrText xml:space="preserve"> PAGEREF _Toc239337458 \h </w:instrText>
+          <w:instrText xml:space="preserve"> PAGEREF _Toc239338159 \h </w:instrText>
         </w:r>
         <w:r>
           <w:rPr>
@@ -2478,7 +2478,7 @@
           <w14:ligatures w14:val="standardContextual"/>
         </w:rPr>
       </w:pPr>
-      <w:hyperlink w:anchor="_Toc239337459" w:history="1">
+      <w:hyperlink w:anchor="_Toc239338160" w:history="1">
         <w:r>
           <w:rPr>
             <w:rStyle w:val="Hyperlink"/>
@@ -2505,7 +2505,7 @@
             <w:noProof/>
             <w:webHidden/>
           </w:rPr>
-          <w:instrText xml:space="preserve"> PAGEREF _Toc239337459 \h </w:instrText>
+          <w:instrText xml:space="preserve"> PAGEREF _Toc239338160 \h </w:instrText>
         </w:r>
         <w:r>
           <w:rPr>
@@ -2549,7 +2549,7 @@
           <w14:ligatures w14:val="standardContextual"/>
         </w:rPr>
       </w:pPr>
-      <w:hyperlink w:anchor="_Toc239337460" w:history="1">
+      <w:hyperlink w:anchor="_Toc239338161" w:history="1">
         <w:r>
           <w:rPr>
             <w:rStyle w:val="Hyperlink"/>
@@ -2576,7 +2576,7 @@
             <w:noProof/>
             <w:webHidden/>
           </w:rPr>
-          <w:instrText xml:space="preserve"> PAGEREF _Toc239337460 \h </w:instrText>
+          <w:instrText xml:space="preserve"> PAGEREF _Toc239338161 \h </w:instrText>
         </w:r>
         <w:r>
           <w:rPr>
@@ -2620,7 +2620,7 @@
           <w14:ligatures w14:val="standardContextual"/>
         </w:rPr>
       </w:pPr>
-      <w:hyperlink w:anchor="_Toc239337461" w:history="1">
+      <w:hyperlink w:anchor="_Toc239338162" w:history="1">
         <w:r>
           <w:rPr>
             <w:rStyle w:val="Hyperlink"/>
@@ -2647,7 +2647,7 @@
             <w:noProof/>
             <w:webHidden/>
           </w:rPr>
-          <w:instrText xml:space="preserve"> PAGEREF _Toc239337461 \h </w:instrText>
+          <w:instrText xml:space="preserve"> PAGEREF _Toc239338162 \h </w:instrText>
         </w:r>
         <w:r>
           <w:rPr>
@@ -2691,7 +2691,7 @@
           <w14:ligatures w14:val="standardContextual"/>
         </w:rPr>
       </w:pPr>
-      <w:hyperlink w:anchor="_Toc239337462" w:history="1">
+      <w:hyperlink w:anchor="_Toc239338163" w:history="1">
         <w:r>
           <w:rPr>
             <w:rStyle w:val="Hyperlink"/>
@@ -2718,7 +2718,7 @@
             <w:noProof/>
             <w:webHidden/>
           </w:rPr>
-          <w:instrText xml:space="preserve"> PAGEREF _Toc239337462 \h </w:instrText>
+          <w:instrText xml:space="preserve"> PAGEREF _Toc239338163 \h </w:instrText>
         </w:r>
         <w:r>
           <w:rPr>
@@ -2762,7 +2762,7 @@
           <w14:ligatures w14:val="standardContextual"/>
         </w:rPr>
       </w:pPr>
-      <w:hyperlink w:anchor="_Toc239337463" w:history="1">
+      <w:hyperlink w:anchor="_Toc239338164" w:history="1">
         <w:r>
           <w:rPr>
             <w:rStyle w:val="Hyperlink"/>
@@ -2789,7 +2789,7 @@
             <w:noProof/>
             <w:webHidden/>
           </w:rPr>
-          <w:instrText xml:space="preserve"> PAGEREF _Toc239337463 \h </w:instrText>
+          <w:instrText xml:space="preserve"> PAGEREF _Toc239338164 \h </w:instrText>
         </w:r>
         <w:r>
           <w:rPr>
@@ -2833,7 +2833,7 @@
           <w14:ligatures w14:val="standardContextual"/>
         </w:rPr>
       </w:pPr>
-      <w:hyperlink w:anchor="_Toc239337464" w:history="1">
+      <w:hyperlink w:anchor="_Toc239338165" w:history="1">
         <w:r>
           <w:rPr>
             <w:rStyle w:val="Hyperlink"/>
@@ -2860,7 +2860,7 @@
             <w:noProof/>
             <w:webHidden/>
           </w:rPr>
-          <w:instrText xml:space="preserve"> PAGEREF _Toc239337464 \h </w:instrText>
+          <w:instrText xml:space="preserve"> PAGEREF _Toc239338165 \h </w:instrText>
         </w:r>
         <w:r>
           <w:rPr>
@@ -2904,7 +2904,7 @@
           <w14:ligatures w14:val="standardContextual"/>
         </w:rPr>
       </w:pPr>
-      <w:hyperlink w:anchor="_Toc239337465" w:history="1">
+      <w:hyperlink w:anchor="_Toc239338166" w:history="1">
         <w:r>
           <w:rPr>
             <w:rStyle w:val="Hyperlink"/>
@@ -2931,7 +2931,7 @@
             <w:noProof/>
             <w:webHidden/>
           </w:rPr>
-          <w:instrText xml:space="preserve"> PAGEREF _Toc239337465 \h </w:instrText>
+          <w:instrText xml:space="preserve"> PAGEREF _Toc239338166 \h </w:instrText>
         </w:r>
         <w:r>
           <w:rPr>
@@ -2975,7 +2975,7 @@
           <w14:ligatures w14:val="standardContextual"/>
         </w:rPr>
       </w:pPr>
-      <w:hyperlink w:anchor="_Toc239337466" w:history="1">
+      <w:hyperlink w:anchor="_Toc239338167" w:history="1">
         <w:r>
           <w:rPr>
             <w:rStyle w:val="Hyperlink"/>
@@ -3002,7 +3002,7 @@
             <w:noProof/>
             <w:webHidden/>
           </w:rPr>
-          <w:instrText xml:space="preserve"> PAGEREF _Toc239337466 \h </w:instrText>
+          <w:instrText xml:space="preserve"> PAGEREF _Toc239338167 \h </w:instrText>
         </w:r>
         <w:r>
           <w:rPr>
@@ -3046,7 +3046,7 @@
           <w14:ligatures w14:val="standardContextual"/>
         </w:rPr>
       </w:pPr>
-      <w:hyperlink w:anchor="_Toc239337467" w:history="1">
+      <w:hyperlink w:anchor="_Toc239338168" w:history="1">
         <w:r>
           <w:rPr>
             <w:rStyle w:val="Hyperlink"/>
@@ -3073,7 +3073,7 @@
             <w:noProof/>
             <w:webHidden/>
           </w:rPr>
-          <w:instrText xml:space="preserve"> PAGEREF _Toc239337467 \h </w:instrText>
+          <w:instrText xml:space="preserve"> PAGEREF _Toc239338168 \h </w:instrText>
         </w:r>
         <w:r>
           <w:rPr>
@@ -3117,7 +3117,7 @@
           <w14:ligatures w14:val="standardContextual"/>
         </w:rPr>
       </w:pPr>
-      <w:hyperlink w:anchor="_Toc239337468" w:history="1">
+      <w:hyperlink w:anchor="_Toc239338169" w:history="1">
         <w:r>
           <w:rPr>
             <w:rStyle w:val="Hyperlink"/>
@@ -3144,7 +3144,7 @@
             <w:noProof/>
             <w:webHidden/>
           </w:rPr>
-          <w:instrText xml:space="preserve"> PAGEREF _Toc239337468 \h </w:instrText>
+          <w:instrText xml:space="preserve"> PAGEREF _Toc239338169 \h </w:instrText>
         </w:r>
         <w:r>
           <w:rPr>
@@ -3188,7 +3188,7 @@
           <w14:ligatures w14:val="standardContextual"/>
         </w:rPr>
       </w:pPr>
-      <w:hyperlink w:anchor="_Toc239337469" w:history="1">
+      <w:hyperlink w:anchor="_Toc239338170" w:history="1">
         <w:r>
           <w:rPr>
             <w:rStyle w:val="Hyperlink"/>
@@ -3215,7 +3215,7 @@
             <w:noProof/>
             <w:webHidden/>
           </w:rPr>
-          <w:instrText xml:space="preserve"> PAGEREF _Toc239337469 \h </w:instrText>
+          <w:instrText xml:space="preserve"> PAGEREF _Toc239338170 \h </w:instrText>
         </w:r>
         <w:r>
           <w:rPr>
@@ -3259,7 +3259,7 @@
           <w14:ligatures w14:val="standardContextual"/>
         </w:rPr>
       </w:pPr>
-      <w:hyperlink w:anchor="_Toc239337470" w:history="1">
+      <w:hyperlink w:anchor="_Toc239338171" w:history="1">
         <w:r>
           <w:rPr>
             <w:rStyle w:val="Hyperlink"/>
@@ -3286,7 +3286,7 @@
             <w:noProof/>
             <w:webHidden/>
           </w:rPr>
-          <w:instrText xml:space="preserve"> PAGEREF _Toc239337470 \h </w:instrText>
+          <w:instrText xml:space="preserve"> PAGEREF _Toc239338171 \h </w:instrText>
         </w:r>
         <w:r>
           <w:rPr>
@@ -3330,7 +3330,7 @@
           <w14:ligatures w14:val="standardContextual"/>
         </w:rPr>
       </w:pPr>
-      <w:hyperlink w:anchor="_Toc239337471" w:history="1">
+      <w:hyperlink w:anchor="_Toc239338172" w:history="1">
         <w:r>
           <w:rPr>
             <w:rStyle w:val="Hyperlink"/>
@@ -3357,7 +3357,7 @@
             <w:noProof/>
             <w:webHidden/>
           </w:rPr>
-          <w:instrText xml:space="preserve"> PAGEREF _Toc239337471 \h </w:instrText>
+          <w:instrText xml:space="preserve"> PAGEREF _Toc239338172 \h </w:instrText>
         </w:r>
         <w:r>
           <w:rPr>
@@ -3401,7 +3401,7 @@
           <w14:ligatures w14:val="standardContextual"/>
         </w:rPr>
       </w:pPr>
-      <w:hyperlink w:anchor="_Toc239337472" w:history="1">
+      <w:hyperlink w:anchor="_Toc239338173" w:history="1">
         <w:r>
           <w:rPr>
             <w:rStyle w:val="Hyperlink"/>
@@ -3428,7 +3428,7 @@
             <w:noProof/>
             <w:webHidden/>
           </w:rPr>
-          <w:instrText xml:space="preserve"> PAGEREF _Toc239337472 \h </w:instrText>
+          <w:instrText xml:space="preserve"> PAGEREF _Toc239338173 \h </w:instrText>
         </w:r>
         <w:r>
           <w:rPr>
@@ -3474,7 +3474,7 @@
         <w:pStyle w:val="Heading1"/>
       </w:pPr>
       <w:bookmarkStart w:id="8" w:name="chương-1-giới-thiệu"/>
-      <w:bookmarkStart w:id="9" w:name="_Toc239337439"/>
+      <w:bookmarkStart w:id="9" w:name="_Toc239338140"/>
       <w:bookmarkEnd w:id="4"/>
       <w:bookmarkEnd w:id="6"/>
       <w:r>
@@ -3499,7 +3499,7 @@
         <w:pStyle w:val="Heading2"/>
       </w:pPr>
       <w:bookmarkStart w:id="10" w:name="X7d99df2d9d0c5141050eb9941026463f4c8ea2b"/>
-      <w:bookmarkStart w:id="11" w:name="_Toc239337440"/>
+      <w:bookmarkStart w:id="11" w:name="_Toc239338141"/>
       <w:r>
         <w:t>1.1. Đ</w:t>
       </w:r>
@@ -5349,7 +5349,7 @@
         <w:pStyle w:val="Heading2"/>
       </w:pPr>
       <w:bookmarkStart w:id="12" w:name="X60021b7b958505251ec70bd32e2bac9f8a0361c"/>
-      <w:bookmarkStart w:id="13" w:name="_Toc239337441"/>
+      <w:bookmarkStart w:id="13" w:name="_Toc239338142"/>
       <w:bookmarkEnd w:id="10"/>
       <w:r>
         <w:t>1.2. M</w:t>
@@ -7295,7 +7295,7 @@
         <w:pStyle w:val="Heading2"/>
       </w:pPr>
       <w:bookmarkStart w:id="17" w:name="X03724c88a1b7da9b434cf0a8db5356690a4bb71"/>
-      <w:bookmarkStart w:id="18" w:name="_Toc239337442"/>
+      <w:bookmarkStart w:id="18" w:name="_Toc239338143"/>
       <w:bookmarkEnd w:id="12"/>
       <w:bookmarkEnd w:id="16"/>
       <w:r>
@@ -9100,7 +9100,7 @@
         <w:pStyle w:val="Heading1"/>
       </w:pPr>
       <w:bookmarkStart w:id="20" w:name="chương-2-cơ-sở-lý-thuyết"/>
-      <w:bookmarkStart w:id="21" w:name="_Toc239337443"/>
+      <w:bookmarkStart w:id="21" w:name="_Toc239338144"/>
       <w:bookmarkEnd w:id="8"/>
       <w:bookmarkEnd w:id="17"/>
       <w:r>
@@ -9397,7 +9397,7 @@
         <w:pStyle w:val="Heading2"/>
       </w:pPr>
       <w:bookmarkStart w:id="22" w:name="X2256001523e16d112c59df938522f140b8b988e"/>
-      <w:bookmarkStart w:id="23" w:name="_Toc239337444"/>
+      <w:bookmarkStart w:id="23" w:name="_Toc239338145"/>
       <w:r>
         <w:t>2.1. Quy chu</w:t>
       </w:r>
@@ -14076,7 +14076,7 @@
         <w:pStyle w:val="Heading2"/>
       </w:pPr>
       <w:bookmarkStart w:id="30" w:name="Xb21b4f0690a73e92e2a35192cb39315a0956521"/>
-      <w:bookmarkStart w:id="31" w:name="_Toc239337445"/>
+      <w:bookmarkStart w:id="31" w:name="_Toc239338146"/>
       <w:bookmarkEnd w:id="22"/>
       <w:bookmarkEnd w:id="28"/>
       <w:r>
@@ -19316,7 +19316,7 @@
         <w:pStyle w:val="Heading2"/>
       </w:pPr>
       <w:bookmarkStart w:id="38" w:name="X8ff52f1334e3f0e382caf7ffa1b7096a981291c"/>
-      <w:bookmarkStart w:id="39" w:name="_Toc239337446"/>
+      <w:bookmarkStart w:id="39" w:name="_Toc239338147"/>
       <w:bookmarkEnd w:id="30"/>
       <w:bookmarkEnd w:id="37"/>
       <w:r>
@@ -19595,7 +19595,7 @@
           <w:noProof/>
         </w:rPr>
         <w:drawing>
-          <wp:inline distT="0" distB="0" distL="0" distR="0" wp14:anchorId="5B1F3EE8" wp14:editId="58BD41DE">
+          <wp:inline distT="0" distB="0" distL="0" distR="0" wp14:anchorId="0DDCE22A" wp14:editId="6DDD21A6">
             <wp:extent cx="5334000" cy="1435553"/>
             <wp:effectExtent l="0" t="0" r="0" b="0"/>
             <wp:docPr id="37" name="Picture"/>
@@ -21057,7 +21057,7 @@
         <w:pStyle w:val="Heading2"/>
       </w:pPr>
       <w:bookmarkStart w:id="43" w:name="X1a77f36e16d4ad267b00eabe7cf793e1dbe08e9"/>
-      <w:bookmarkStart w:id="44" w:name="_Toc239337447"/>
+      <w:bookmarkStart w:id="44" w:name="_Toc239338148"/>
       <w:bookmarkEnd w:id="38"/>
       <w:bookmarkEnd w:id="42"/>
       <w:r>
@@ -22227,7 +22227,7 @@
           <w:noProof/>
         </w:rPr>
         <w:drawing>
-          <wp:inline distT="0" distB="0" distL="0" distR="0" wp14:anchorId="6F94B797" wp14:editId="375402CF">
+          <wp:inline distT="0" distB="0" distL="0" distR="0" wp14:anchorId="5760C694" wp14:editId="36AEFD8C">
             <wp:extent cx="5334000" cy="2884362"/>
             <wp:effectExtent l="0" t="0" r="0" b="0"/>
             <wp:docPr id="44" name="Picture"/>
@@ -22493,7 +22493,7 @@
           <w:noProof/>
         </w:rPr>
         <w:drawing>
-          <wp:inline distT="0" distB="0" distL="0" distR="0" wp14:anchorId="2CFC88DB" wp14:editId="6F1B023D">
+          <wp:inline distT="0" distB="0" distL="0" distR="0" wp14:anchorId="7241BF45" wp14:editId="5F53AAFB">
             <wp:extent cx="5334000" cy="632732"/>
             <wp:effectExtent l="0" t="0" r="0" b="0"/>
             <wp:docPr id="49" name="Picture"/>
@@ -24396,7 +24396,7 @@
         <w:pStyle w:val="Heading1"/>
       </w:pPr>
       <w:bookmarkStart w:id="50" w:name="chương-3-thiết-kế-và-cài-đặt"/>
-      <w:bookmarkStart w:id="51" w:name="_Toc239337448"/>
+      <w:bookmarkStart w:id="51" w:name="_Toc239338149"/>
       <w:bookmarkEnd w:id="20"/>
       <w:bookmarkEnd w:id="43"/>
       <w:bookmarkEnd w:id="49"/>
@@ -24428,7 +24428,7 @@
         <w:pStyle w:val="Heading2"/>
       </w:pPr>
       <w:bookmarkStart w:id="52" w:name="X21a22cc9b66dca004f2960f37df13c53a04e97b"/>
-      <w:bookmarkStart w:id="53" w:name="_Toc239337449"/>
+      <w:bookmarkStart w:id="53" w:name="_Toc239338150"/>
       <w:r>
         <w:t>3.1. Ki</w:t>
       </w:r>
@@ -24520,7 +24520,7 @@
           <w:noProof/>
         </w:rPr>
         <w:drawing>
-          <wp:inline distT="0" distB="0" distL="0" distR="0" wp14:anchorId="7A31BF57" wp14:editId="61865D12">
+          <wp:inline distT="0" distB="0" distL="0" distR="0" wp14:anchorId="27D35533" wp14:editId="71783C39">
             <wp:extent cx="5334000" cy="401410"/>
             <wp:effectExtent l="0" t="0" r="0" b="0"/>
             <wp:docPr id="57" name="Picture"/>
@@ -26189,7 +26189,7 @@
         <w:pStyle w:val="Heading2"/>
       </w:pPr>
       <w:bookmarkStart w:id="55" w:name="X1f307d8f8c73bce8db8683c986faea6c8ea66a3"/>
-      <w:bookmarkStart w:id="56" w:name="_Toc239337450"/>
+      <w:bookmarkStart w:id="56" w:name="_Toc239338151"/>
       <w:bookmarkEnd w:id="52"/>
       <w:r>
         <w:t>3.2. Xây d</w:t>
@@ -26256,7 +26256,7 @@
           <w:noProof/>
         </w:rPr>
         <w:drawing>
-          <wp:inline distT="0" distB="0" distL="0" distR="0" wp14:anchorId="7AAD6E1A" wp14:editId="6A65D13B">
+          <wp:inline distT="0" distB="0" distL="0" distR="0" wp14:anchorId="2CAB477A" wp14:editId="41E1D508">
             <wp:extent cx="5334000" cy="802821"/>
             <wp:effectExtent l="0" t="0" r="0" b="0"/>
             <wp:docPr id="62" name="Picture"/>
@@ -30368,7 +30368,7 @@
         <w:pStyle w:val="Heading2"/>
       </w:pPr>
       <w:bookmarkStart w:id="62" w:name="X6a397cb1739f1ec0a8c9714808f79a5ce1fbf6f"/>
-      <w:bookmarkStart w:id="63" w:name="_Toc239337451"/>
+      <w:bookmarkStart w:id="63" w:name="_Toc239338152"/>
       <w:bookmarkEnd w:id="55"/>
       <w:bookmarkEnd w:id="61"/>
       <w:r>
@@ -31934,7 +31934,7 @@
         <w:pStyle w:val="Heading2"/>
       </w:pPr>
       <w:bookmarkStart w:id="65" w:name="X9c2c9b365086d10c999a46e4942f14d73b6baa5"/>
-      <w:bookmarkStart w:id="66" w:name="_Toc239337452"/>
+      <w:bookmarkStart w:id="66" w:name="_Toc239338153"/>
       <w:bookmarkEnd w:id="62"/>
       <w:r>
         <w:t>3.4. Kh</w:t>
@@ -32718,7 +32718,7 @@
           <w:noProof/>
         </w:rPr>
         <w:drawing>
-          <wp:inline distT="0" distB="0" distL="0" distR="0" wp14:anchorId="5F18B2F4" wp14:editId="51961168">
+          <wp:inline distT="0" distB="0" distL="0" distR="0" wp14:anchorId="0FB67936" wp14:editId="6654D645">
             <wp:extent cx="5334000" cy="8969712"/>
             <wp:effectExtent l="0" t="0" r="0" b="0"/>
             <wp:docPr id="73" name="Picture"/>
@@ -38667,7 +38667,7 @@
         <w:pStyle w:val="Heading2"/>
       </w:pPr>
       <w:bookmarkStart w:id="75" w:name="Xb17945b5d9374e5087c2c96ace1685ff00e2e22"/>
-      <w:bookmarkStart w:id="76" w:name="_Toc239337453"/>
+      <w:bookmarkStart w:id="76" w:name="_Toc239338154"/>
       <w:bookmarkEnd w:id="65"/>
       <w:bookmarkEnd w:id="74"/>
       <w:r>
@@ -40037,7 +40037,7 @@
         <w:pStyle w:val="Heading2"/>
       </w:pPr>
       <w:bookmarkStart w:id="77" w:name="Xfad7df3f963ac0b8ebfe8cf87d7c64fa075f760"/>
-      <w:bookmarkStart w:id="78" w:name="_Toc239337454"/>
+      <w:bookmarkStart w:id="78" w:name="_Toc239338155"/>
       <w:bookmarkEnd w:id="75"/>
       <w:r>
         <w:t>3.6. B</w:t>
@@ -40083,7 +40083,7 @@
           <w:noProof/>
         </w:rPr>
         <w:drawing>
-          <wp:inline distT="0" distB="0" distL="0" distR="0" wp14:anchorId="0526A9A9" wp14:editId="37477AEF">
+          <wp:inline distT="0" distB="0" distL="0" distR="0" wp14:anchorId="5FAD041C" wp14:editId="0B83875B">
             <wp:extent cx="5334000" cy="1217839"/>
             <wp:effectExtent l="0" t="0" r="0" b="0"/>
             <wp:docPr id="86" name="Picture"/>
@@ -42864,7 +42864,7 @@
         <w:pStyle w:val="Heading2"/>
       </w:pPr>
       <w:bookmarkStart w:id="80" w:name="X9b5467225f237e4ee44d60f7d236cbdfdaa1e07"/>
-      <w:bookmarkStart w:id="81" w:name="_Toc239337455"/>
+      <w:bookmarkStart w:id="81" w:name="_Toc239338156"/>
       <w:bookmarkEnd w:id="77"/>
       <w:r>
         <w:t xml:space="preserve">3.7. </w:t>
@@ -42984,7 +42984,7 @@
           <w:noProof/>
         </w:rPr>
         <w:drawing>
-          <wp:inline distT="0" distB="0" distL="0" distR="0" wp14:anchorId="4C43E1B0" wp14:editId="633605FC">
+          <wp:inline distT="0" distB="0" distL="0" distR="0" wp14:anchorId="4FEC7816" wp14:editId="3DC7CF84">
             <wp:extent cx="5334000" cy="5953125"/>
             <wp:effectExtent l="0" t="0" r="0" b="0"/>
             <wp:docPr id="91" name="Picture"/>
@@ -44094,7 +44094,7 @@
         <w:pStyle w:val="Heading1"/>
       </w:pPr>
       <w:bookmarkStart w:id="83" w:name="chương-4-thực-nghiệm-và-đánh-giá"/>
-      <w:bookmarkStart w:id="84" w:name="_Toc239337456"/>
+      <w:bookmarkStart w:id="84" w:name="_Toc239338157"/>
       <w:bookmarkEnd w:id="50"/>
       <w:bookmarkEnd w:id="80"/>
       <w:r>
@@ -44119,7 +44119,7 @@
         <w:pStyle w:val="Heading2"/>
       </w:pPr>
       <w:bookmarkStart w:id="85" w:name="X43cb4672f728ce1df4f211c1d18360135f0c40b"/>
-      <w:bookmarkStart w:id="86" w:name="_Toc239337457"/>
+      <w:bookmarkStart w:id="86" w:name="_Toc239338158"/>
       <w:r>
         <w:t>4.1. Môi trư</w:t>
       </w:r>
@@ -45741,7 +45741,7 @@
         <w:pStyle w:val="Heading2"/>
       </w:pPr>
       <w:bookmarkStart w:id="87" w:name="Xe48430b60e6d2b1022368eb4316c1fe9f53411f"/>
-      <w:bookmarkStart w:id="88" w:name="_Toc239337458"/>
+      <w:bookmarkStart w:id="88" w:name="_Toc239338159"/>
       <w:bookmarkEnd w:id="85"/>
       <w:r>
         <w:t>4.2. K</w:t>
@@ -49276,7 +49276,7 @@
         <w:pStyle w:val="Heading2"/>
       </w:pPr>
       <w:bookmarkStart w:id="95" w:name="X09b724f0b907c7f652c2569c27ef1d5728c277c"/>
-      <w:bookmarkStart w:id="96" w:name="_Toc239337459"/>
+      <w:bookmarkStart w:id="96" w:name="_Toc239338160"/>
       <w:bookmarkEnd w:id="87"/>
       <w:bookmarkEnd w:id="93"/>
       <w:r>
@@ -51548,7 +51548,7 @@
           <w:noProof/>
         </w:rPr>
         <w:drawing>
-          <wp:inline distT="0" distB="0" distL="0" distR="0" wp14:anchorId="2A9087B7" wp14:editId="05B331EE">
+          <wp:inline distT="0" distB="0" distL="0" distR="0" wp14:anchorId="3570C788" wp14:editId="42A3784F">
             <wp:extent cx="5334000" cy="2883855"/>
             <wp:effectExtent l="0" t="0" r="0" b="0"/>
             <wp:docPr id="108" name="Picture"/>
@@ -56571,7 +56571,7 @@
         <w:pStyle w:val="Heading2"/>
       </w:pPr>
       <w:bookmarkStart w:id="106" w:name="X0c205a3fd5474e5e1d380a3735df7543f97f059"/>
-      <w:bookmarkStart w:id="107" w:name="_Toc239337460"/>
+      <w:bookmarkStart w:id="107" w:name="_Toc239338161"/>
       <w:bookmarkEnd w:id="95"/>
       <w:bookmarkEnd w:id="104"/>
       <w:r>
@@ -58206,61 +58206,124 @@
         <w:t>ố</w:t>
       </w:r>
       <w:r>
-        <w:t>. V</w:t>
-      </w:r>
-      <w:r>
+        <w:t xml:space="preserve">. </w:t>
+      </w:r>
+      <w:r>
+        <w:t>Ở</w:t>
+      </w:r>
+      <w:r>
+        <w:t xml:space="preserve"> c</w:t>
+      </w:r>
+      <w:r>
+        <w:t>ấ</w:t>
+      </w:r>
+      <w:r>
+        <w:t>u hình đo c</w:t>
+      </w:r>
+      <w:r>
+        <w:t>ủ</w:t>
+      </w:r>
+      <w:r>
+        <w:t>a thí nghi</w:t>
+      </w:r>
+      <w:r>
+        <w:t>ệ</w:t>
+      </w:r>
+      <w:r>
+        <w:t xml:space="preserve">m này — </w:t>
+      </w:r>
+      <w:r>
+        <w:rPr>
+          <w:b/>
+          <w:bCs/>
+        </w:rPr>
+        <w:t>trư</w:t>
+      </w:r>
+      <w:r>
+        <w:rPr>
+          <w:b/>
+          <w:bCs/>
+        </w:rPr>
         <w:t>ớ</w:t>
       </w:r>
       <w:r>
-        <w:t>i m</w:t>
+        <w:rPr>
+          <w:b/>
+          <w:bCs/>
+        </w:rPr>
+        <w:t>c</w:t>
+      </w:r>
+      <w:r>
+        <w:t xml:space="preserve"> </w:t>
+      </w:r>
+      <w:r>
+        <w:t>đ</w:t>
+      </w:r>
+      <w:r>
+        <w:t>ợ</w:t>
+      </w:r>
+      <w:r>
+        <w:t>t t</w:t>
+      </w:r>
+      <w:r>
+        <w:t>ố</w:t>
+      </w:r>
+      <w:r>
+        <w:t>i ưu t</w:t>
+      </w:r>
+      <w:r>
+        <w:t>ầ</w:t>
+      </w:r>
+      <w:r>
+        <w:t>ng suy lu</w:t>
+      </w:r>
+      <w:r>
+        <w:t>ậ</w:t>
+      </w:r>
+      <w:r>
+        <w:t xml:space="preserve">n </w:t>
+      </w:r>
+      <w:r>
+        <w:t>ở</w:t>
+      </w:r>
+      <w:r>
+        <w:t xml:space="preserve"> m</w:t>
+      </w:r>
+      <w:r>
+        <w:t>ụ</w:t>
+      </w:r>
+      <w:r>
+        <w:t xml:space="preserve">c 4.5.2 — 95% </w:t>
+      </w:r>
+      <w:r>
+        <w:t>ả</w:t>
+      </w:r>
+      <w:r>
+        <w:t>nh xong dư</w:t>
+      </w:r>
+      <w:r>
+        <w:t>ớ</w:t>
+      </w:r>
+      <w:r>
+        <w:t>i 1,15 giây và m</w:t>
       </w:r>
       <w:r>
         <w:t>ộ</w:t>
       </w:r>
       <w:r>
-        <w:t>t h</w:t>
-      </w:r>
-      <w:r>
-        <w:t>ệ</w:t>
-      </w:r>
-      <w:r>
-        <w:t xml:space="preserve"> th</w:t>
-      </w:r>
-      <w:r>
-        <w:t>ố</w:t>
-      </w:r>
-      <w:r>
-        <w:t xml:space="preserve">ng mà 95% </w:t>
-      </w:r>
-      <w:r>
-        <w:t>ả</w:t>
-      </w:r>
-      <w:r>
-        <w:t>nh xong dư</w:t>
+        <w:t>t n</w:t>
+      </w:r>
+      <w:r>
+        <w:t>ử</w:t>
+      </w:r>
+      <w:r>
+        <w:t>a xong dư</w:t>
       </w:r>
       <w:r>
         <w:t>ớ</w:t>
       </w:r>
       <w:r>
-        <w:t>i 1,15 giây và m</w:t>
-      </w:r>
-      <w:r>
-        <w:t>ộ</w:t>
-      </w:r>
-      <w:r>
-        <w:t>t n</w:t>
-      </w:r>
-      <w:r>
-        <w:t>ử</w:t>
-      </w:r>
-      <w:r>
-        <w:t>a xong dư</w:t>
-      </w:r>
-      <w:r>
-        <w:t>ớ</w:t>
-      </w:r>
-      <w:r>
-        <w:t>i 0,41 giây, p50 mô t</w:t>
+        <w:t>i 0,41 giây; p50 mô t</w:t>
       </w:r>
       <w:r>
         <w:t>ả</w:t>
@@ -59245,7 +59308,10 @@
         <w:t>c"</w:t>
       </w:r>
       <w:r>
-        <w:t xml:space="preserve"> — không ph</w:t>
+        <w:t xml:space="preserve"> </w:t>
+      </w:r>
+      <w:r>
+        <w:t>— không ph</w:t>
       </w:r>
       <w:r>
         <w:t>ả</w:t>
@@ -59513,7 +59579,7 @@
         <w:pStyle w:val="Heading2"/>
       </w:pPr>
       <w:bookmarkStart w:id="113" w:name="X8f4b2c0e55e8764a0677cdfa39e96dbe6822859"/>
-      <w:bookmarkStart w:id="114" w:name="_Toc239337461"/>
+      <w:bookmarkStart w:id="114" w:name="_Toc239338162"/>
       <w:bookmarkEnd w:id="106"/>
       <w:bookmarkEnd w:id="112"/>
       <w:r>
@@ -61356,113 +61422,122 @@
           <w:b/>
           <w:bCs/>
         </w:rPr>
+        <w:t>t c</w:t>
+      </w:r>
+      <w:r>
+        <w:rPr>
+          <w:b/>
+          <w:bCs/>
+        </w:rPr>
+        <w:t>ả</w:t>
+      </w:r>
+      <w:r>
+        <w:rPr>
+          <w:b/>
+          <w:bCs/>
+        </w:rPr>
+        <w:t xml:space="preserve"> m</w:t>
+      </w:r>
+      <w:r>
+        <w:rPr>
+          <w:b/>
+          <w:bCs/>
+        </w:rPr>
+        <w:t>ụ</w:t>
+      </w:r>
+      <w:r>
+        <w:rPr>
+          <w:b/>
+          <w:bCs/>
+        </w:rPr>
+        <w:t>c tiêu</w:t>
+      </w:r>
+      <w:r>
+        <w:t>, v</w:t>
+      </w:r>
+      <w:r>
+        <w:t>ớ</w:t>
+      </w:r>
+      <w:r>
+        <w:t>i biên 290 ms. Con s</w:t>
+      </w:r>
+      <w:r>
+        <w:t>ố</w:t>
+      </w:r>
+      <w:r>
+        <w:t xml:space="preserve"> này thay cho lư</w:t>
+      </w:r>
+      <w:r>
+        <w:t>ợ</w:t>
+      </w:r>
+      <w:r>
+        <w:t>t đo trư</w:t>
+      </w:r>
+      <w:r>
+        <w:t>ớ</w:t>
+      </w:r>
+      <w:r>
+        <w:t>c t</w:t>
+      </w:r>
+      <w:r>
+        <w:t>ố</w:t>
+      </w:r>
+      <w:r>
+        <w:t xml:space="preserve">i ưu </w:t>
+      </w:r>
+      <w:r>
+        <w:t>ở</w:t>
+      </w:r>
+      <w:r>
+        <w:t xml:space="preserve"> B</w:t>
+      </w:r>
+      <w:r>
+        <w:t>ả</w:t>
+      </w:r>
+      <w:r>
+        <w:t>ng 4.9 (p95 = 1.143,10 ms), khi ch</w:t>
+      </w:r>
+      <w:r>
+        <w:t>ỉ</w:t>
+      </w:r>
+      <w:r>
+        <w:t xml:space="preserve"> tiêu m</w:t>
+      </w:r>
+      <w:r>
+        <w:t>ớ</w:t>
+      </w:r>
+      <w:r>
+        <w:t>i ch</w:t>
+      </w:r>
+      <w:r>
+        <w:t>ỉ</w:t>
+      </w:r>
+      <w:r>
+        <w:t xml:space="preserve"> đ</w:t>
+      </w:r>
+      <w:r>
+        <w:t>ạ</w:t>
+      </w:r>
+      <w:r>
         <w:t>t ngư</w:t>
       </w:r>
       <w:r>
-        <w:rPr>
-          <w:b/>
-          <w:bCs/>
-        </w:rPr>
         <w:t>ỡ</w:t>
       </w:r>
       <w:r>
-        <w:rPr>
-          <w:b/>
-          <w:bCs/>
-        </w:rPr>
         <w:t>ng t</w:t>
       </w:r>
       <w:r>
-        <w:rPr>
-          <w:b/>
-          <w:bCs/>
-        </w:rPr>
         <w:t>ố</w:t>
       </w:r>
       <w:r>
-        <w:rPr>
-          <w:b/>
-          <w:bCs/>
-        </w:rPr>
         <w:t>i thi</w:t>
       </w:r>
       <w:r>
-        <w:rPr>
-          <w:b/>
-          <w:bCs/>
-        </w:rPr>
         <w:t>ể</w:t>
       </w:r>
       <w:r>
-        <w:rPr>
-          <w:b/>
-          <w:bCs/>
-        </w:rPr>
-        <w:t>u, không đ</w:t>
-      </w:r>
-      <w:r>
-        <w:rPr>
-          <w:b/>
-          <w:bCs/>
-        </w:rPr>
-        <w:t>ạ</w:t>
-      </w:r>
-      <w:r>
-        <w:rPr>
-          <w:b/>
-          <w:bCs/>
-        </w:rPr>
-        <w:t>t m</w:t>
-      </w:r>
-      <w:r>
-        <w:rPr>
-          <w:b/>
-          <w:bCs/>
-        </w:rPr>
-        <w:t>ụ</w:t>
-      </w:r>
-      <w:r>
-        <w:rPr>
-          <w:b/>
-          <w:bCs/>
-        </w:rPr>
-        <w:t>c tiêu</w:t>
-      </w:r>
-      <w:r>
-        <w:t xml:space="preserve"> </w:t>
-      </w:r>
-      <w:r>
-        <w:t>— v</w:t>
-      </w:r>
-      <w:r>
-        <w:t>ớ</w:t>
-      </w:r>
-      <w:r>
-        <w:t>i nguyên nhân đã đ</w:t>
-      </w:r>
-      <w:r>
-        <w:t>ị</w:t>
-      </w:r>
-      <w:r>
-        <w:t>nh lư</w:t>
-      </w:r>
-      <w:r>
-        <w:t>ợ</w:t>
-      </w:r>
-      <w:r>
-        <w:t xml:space="preserve">ng </w:t>
-      </w:r>
-      <w:r>
-        <w:t>ở</w:t>
-      </w:r>
-      <w:r>
-        <w:t xml:space="preserve"> m</w:t>
-      </w:r>
-      <w:r>
-        <w:t>ụ</w:t>
-      </w:r>
-      <w:r>
-        <w:t>c 4.4.2.</w:t>
+        <w:t>u.</w:t>
       </w:r>
     </w:p>
     <w:p>
@@ -61772,7 +61847,10 @@
       <w:bookmarkStart w:id="119" w:name="tbl-4-11"/>
       <w:bookmarkEnd w:id="119"/>
       <w:r>
-        <w:t xml:space="preserve"> Đ</w:t>
+        <w:t xml:space="preserve"> </w:t>
+      </w:r>
+      <w:r>
+        <w:t>Đ</w:t>
       </w:r>
       <w:r>
         <w:t>ộ</w:t>
@@ -62472,7 +62550,10 @@
         <w:t>n xanh</w:t>
       </w:r>
       <w:r>
-        <w:t xml:space="preserve"> — 21 trong 33 ca sai — do m</w:t>
+        <w:t xml:space="preserve"> </w:t>
+      </w:r>
+      <w:r>
+        <w:t>— 21 trong 33 ca sai — do m</w:t>
       </w:r>
       <w:r>
         <w:t>ộ</w:t>
@@ -62633,7 +62714,7 @@
           <w:b/>
           <w:bCs/>
         </w:rPr>
-        <w:t xml:space="preserve"> 6</w:t>
+        <w:t xml:space="preserve"> 5</w:t>
       </w:r>
       <w:r>
         <w:t xml:space="preserve"> </w:t>
@@ -62656,7 +62737,7 @@
         <w:pStyle w:val="Heading2"/>
       </w:pPr>
       <w:bookmarkStart w:id="120" w:name="X7468ed9f095dd0192ebc5de940dc44b5cd3e099"/>
-      <w:bookmarkStart w:id="121" w:name="_Toc239337462"/>
+      <w:bookmarkStart w:id="121" w:name="_Toc239338163"/>
       <w:bookmarkEnd w:id="113"/>
       <w:bookmarkEnd w:id="118"/>
       <w:r>
@@ -63709,10 +63790,7 @@
         <w:t>ẫ</w:t>
       </w:r>
       <w:r>
-        <w:t>u là</w:t>
-      </w:r>
-      <w:r>
-        <w:t xml:space="preserve"> </w:t>
+        <w:t xml:space="preserve">u là </w:t>
       </w:r>
       <w:r>
         <w:rPr>
@@ -64517,7 +64595,7 @@
           <w:noProof/>
         </w:rPr>
         <w:drawing>
-          <wp:inline distT="0" distB="0" distL="0" distR="0" wp14:anchorId="468F1EA6" wp14:editId="7B97A011">
+          <wp:inline distT="0" distB="0" distL="0" distR="0" wp14:anchorId="144B489E" wp14:editId="272D87AD">
             <wp:extent cx="5334000" cy="3317670"/>
             <wp:effectExtent l="0" t="0" r="0" b="0"/>
             <wp:docPr id="131" name="Picture"/>
@@ -65249,7 +65327,7 @@
         <w:pStyle w:val="Heading2"/>
       </w:pPr>
       <w:bookmarkStart w:id="124" w:name="X88e1c26a6581f7bd1dbdb2c85ae6116c5ba8393"/>
-      <w:bookmarkStart w:id="125" w:name="_Toc239337463"/>
+      <w:bookmarkStart w:id="125" w:name="_Toc239338164"/>
       <w:bookmarkEnd w:id="120"/>
       <w:r>
         <w:t>4.7. Các y</w:t>
@@ -67104,7 +67182,7 @@
         <w:pStyle w:val="Heading1"/>
       </w:pPr>
       <w:bookmarkStart w:id="127" w:name="chương-5-kết-luận-và-hướng-phát-triển"/>
-      <w:bookmarkStart w:id="128" w:name="_Toc239337464"/>
+      <w:bookmarkStart w:id="128" w:name="_Toc239338165"/>
       <w:bookmarkEnd w:id="83"/>
       <w:bookmarkEnd w:id="124"/>
       <w:r>
@@ -67141,7 +67219,7 @@
         <w:pStyle w:val="Heading2"/>
       </w:pPr>
       <w:bookmarkStart w:id="129" w:name="Xcefa088882d41b38c21b7b5b44c738cb5564fbb"/>
-      <w:bookmarkStart w:id="130" w:name="_Toc239337465"/>
+      <w:bookmarkStart w:id="130" w:name="_Toc239338166"/>
       <w:r>
         <w:t>5.1. K</w:t>
       </w:r>
@@ -68642,7 +68720,7 @@
         <w:pStyle w:val="Heading2"/>
       </w:pPr>
       <w:bookmarkStart w:id="132" w:name="Xe79f58ab8ce7b6f148c68a374118dd9eaec1a1c"/>
-      <w:bookmarkStart w:id="133" w:name="_Toc239337466"/>
+      <w:bookmarkStart w:id="133" w:name="_Toc239338167"/>
       <w:bookmarkEnd w:id="129"/>
       <w:r>
         <w:t>5.2. H</w:t>
@@ -69856,7 +69934,7 @@
         <w:pStyle w:val="Heading2"/>
       </w:pPr>
       <w:bookmarkStart w:id="135" w:name="X66db71c9020c40cf46e490c5c37ad244e2b7594"/>
-      <w:bookmarkStart w:id="136" w:name="_Toc239337467"/>
+      <w:bookmarkStart w:id="136" w:name="_Toc239338168"/>
       <w:bookmarkEnd w:id="132"/>
       <w:r>
         <w:t>5.3. Hư</w:t>
@@ -71447,7 +71525,7 @@
         <w:pStyle w:val="Heading2"/>
       </w:pPr>
       <w:bookmarkStart w:id="138" w:name="Xe5a2fe3dfcd4681648271b7ddc344b106e48b3b"/>
-      <w:bookmarkStart w:id="139" w:name="_Toc239337468"/>
+      <w:bookmarkStart w:id="139" w:name="_Toc239338169"/>
       <w:bookmarkEnd w:id="135"/>
       <w:r>
         <w:t>5.4. K</w:t>
@@ -72370,7 +72448,7 @@
         <w:pStyle w:val="Heading1"/>
       </w:pPr>
       <w:bookmarkStart w:id="140" w:name="tài-liệu-tham-khảo"/>
-      <w:bookmarkStart w:id="141" w:name="_Toc239337469"/>
+      <w:bookmarkStart w:id="141" w:name="_Toc239338170"/>
       <w:bookmarkEnd w:id="127"/>
       <w:bookmarkEnd w:id="138"/>
       <w:r>
@@ -73326,7 +73404,7 @@
         <w:pStyle w:val="Heading1"/>
       </w:pPr>
       <w:bookmarkStart w:id="142" w:name="phụ-lục"/>
-      <w:bookmarkStart w:id="143" w:name="_Toc239337470"/>
+      <w:bookmarkStart w:id="143" w:name="_Toc239338171"/>
       <w:bookmarkEnd w:id="140"/>
       <w:r>
         <w:t>PH</w:t>
@@ -73350,7 +73428,7 @@
         <w:pStyle w:val="Heading2"/>
       </w:pPr>
       <w:bookmarkStart w:id="144" w:name="phụ-lục-a-cấu-hình-và-siêu-tham-số"/>
-      <w:bookmarkStart w:id="145" w:name="_Toc239337471"/>
+      <w:bookmarkStart w:id="145" w:name="_Toc239338172"/>
       <w:r>
         <w:t>Ph</w:t>
       </w:r>
@@ -75570,7 +75648,7 @@
         <w:pStyle w:val="Heading2"/>
       </w:pPr>
       <w:bookmarkStart w:id="149" w:name="phụ-lục-b-hướng-dẫn-cài-đặt-và-chạy"/>
-      <w:bookmarkStart w:id="150" w:name="_Toc239337472"/>
+      <w:bookmarkStart w:id="150" w:name="_Toc239338173"/>
       <w:bookmarkEnd w:id="144"/>
       <w:bookmarkEnd w:id="148"/>
       <w:r>
@@ -77139,7 +77217,7 @@
   <w:abstractNum w:abstractNumId="0" w15:restartNumberingAfterBreak="0">
     <w:nsid w:val="0000A990"/>
     <w:multiLevelType w:val="multilevel"/>
-    <w:tmpl w:val="57EA36F8"/>
+    <w:tmpl w:val="ECBEC4C2"/>
     <w:lvl w:ilvl="0">
       <w:numFmt w:val="bullet"/>
       <w:lvlText w:val=" "/>
@@ -77216,7 +77294,7 @@
   <w:abstractNum w:abstractNumId="1" w15:restartNumberingAfterBreak="0">
     <w:nsid w:val="0000A991"/>
     <w:multiLevelType w:val="multilevel"/>
-    <w:tmpl w:val="7F0EC5BC"/>
+    <w:tmpl w:val="6FFEDE80"/>
     <w:lvl w:ilvl="0">
       <w:numFmt w:val="bullet"/>
       <w:lvlText w:val=""/>
@@ -77320,7 +77398,7 @@
   <w:abstractNum w:abstractNumId="2" w15:restartNumberingAfterBreak="0">
     <w:nsid w:val="00A99411"/>
     <w:multiLevelType w:val="multilevel"/>
-    <w:tmpl w:val="B47CAD72"/>
+    <w:tmpl w:val="72A47792"/>
     <w:lvl w:ilvl="0">
       <w:start w:val="1"/>
       <w:numFmt w:val="decimal"/>
@@ -77403,10 +77481,10 @@
       </w:pPr>
     </w:lvl>
   </w:abstractNum>
-  <w:num w:numId="1" w16cid:durableId="510146821">
+  <w:num w:numId="1" w16cid:durableId="861937233">
     <w:abstractNumId w:val="0"/>
   </w:num>
-  <w:num w:numId="2" w16cid:durableId="1534534046">
+  <w:num w:numId="2" w16cid:durableId="1358964097">
     <w:abstractNumId w:val="2"/>
     <w:lvlOverride w:ilvl="0">
       <w:startOverride w:val="1"/>
@@ -77436,22 +77514,22 @@
       <w:startOverride w:val="1"/>
     </w:lvlOverride>
   </w:num>
-  <w:num w:numId="3" w16cid:durableId="1241865451">
+  <w:num w:numId="3" w16cid:durableId="1416975678">
     <w:abstractNumId w:val="1"/>
   </w:num>
-  <w:num w:numId="4" w16cid:durableId="972321504">
+  <w:num w:numId="4" w16cid:durableId="520050956">
     <w:abstractNumId w:val="1"/>
   </w:num>
-  <w:num w:numId="5" w16cid:durableId="836310513">
+  <w:num w:numId="5" w16cid:durableId="494566323">
     <w:abstractNumId w:val="1"/>
   </w:num>
-  <w:num w:numId="6" w16cid:durableId="1736776127">
+  <w:num w:numId="6" w16cid:durableId="217939371">
     <w:abstractNumId w:val="1"/>
   </w:num>
-  <w:num w:numId="7" w16cid:durableId="2024630075">
+  <w:num w:numId="7" w16cid:durableId="1593273105">
     <w:abstractNumId w:val="1"/>
   </w:num>
-  <w:num w:numId="8" w16cid:durableId="2068264043">
+  <w:num w:numId="8" w16cid:durableId="1728646256">
     <w:abstractNumId w:val="2"/>
     <w:lvlOverride w:ilvl="0">
       <w:startOverride w:val="1"/>
@@ -77481,7 +77559,7 @@
       <w:startOverride w:val="1"/>
     </w:lvlOverride>
   </w:num>
-  <w:num w:numId="9" w16cid:durableId="1933202889">
+  <w:num w:numId="9" w16cid:durableId="2066753219">
     <w:abstractNumId w:val="1"/>
   </w:num>
 </w:numbering>
@@ -78718,7 +78796,7 @@
     <w:next w:val="Normal"/>
     <w:autoRedefine/>
     <w:uiPriority w:val="39"/>
-    <w:rsid w:val="00712532"/>
+    <w:rsid w:val="003F76A2"/>
     <w:pPr>
       <w:spacing w:after="100"/>
     </w:pPr>
@@ -78729,7 +78807,7 @@
     <w:next w:val="Normal"/>
     <w:autoRedefine/>
     <w:uiPriority w:val="39"/>
-    <w:rsid w:val="00712532"/>
+    <w:rsid w:val="003F76A2"/>
     <w:pPr>
       <w:spacing w:after="100"/>
       <w:ind w:left="240"/>

--- a/nop/01-do-an-mon-hoc.docx
+++ b/nop/01-do-an-mon-hoc.docx
@@ -148,7 +148,7 @@
         <w:pStyle w:val="Heading1"/>
       </w:pPr>
       <w:bookmarkStart w:id="0" w:name="đồ-án-môn-học"/>
-      <w:bookmarkStart w:id="1" w:name="_Toc239338137"/>
+      <w:bookmarkStart w:id="1" w:name="_Toc239339230"/>
       <w:r>
         <w:t>Đ</w:t>
       </w:r>
@@ -220,7 +220,7 @@
         <w:pStyle w:val="Heading1"/>
       </w:pPr>
       <w:bookmarkStart w:id="4" w:name="Xbe958ce37c6a089ac9bdc99dada4ec5e2c0f7da"/>
-      <w:bookmarkStart w:id="5" w:name="_Toc239338138"/>
+      <w:bookmarkStart w:id="5" w:name="_Toc239339231"/>
       <w:bookmarkEnd w:id="0"/>
       <w:bookmarkEnd w:id="3"/>
       <w:r>
@@ -795,7 +795,7 @@
     </w:p>
     <w:p>
       <w:r>
-        <w:pict w14:anchorId="2FB35551">
+        <w:pict w14:anchorId="3D767D60">
           <v:rect id="_x0000_i1025" style="width:0;height:1.5pt" o:hralign="center" o:hrstd="t" o:hr="t"/>
         </w:pict>
       </w:r>
@@ -805,7 +805,7 @@
         <w:pStyle w:val="Heading2"/>
       </w:pPr>
       <w:bookmarkStart w:id="6" w:name="mục-lục"/>
-      <w:bookmarkStart w:id="7" w:name="_Toc239338139"/>
+      <w:bookmarkStart w:id="7" w:name="_Toc239339232"/>
       <w:r>
         <w:t>M</w:t>
       </w:r>
@@ -845,7 +845,7 @@
       <w:r>
         <w:fldChar w:fldCharType="separate"/>
       </w:r>
-      <w:hyperlink w:anchor="_Toc239338137" w:history="1">
+      <w:hyperlink w:anchor="_Toc239339230" w:history="1">
         <w:r>
           <w:rPr>
             <w:rStyle w:val="Hyperlink"/>
@@ -872,7 +872,7 @@
             <w:noProof/>
             <w:webHidden/>
           </w:rPr>
-          <w:instrText xml:space="preserve"> PAGEREF _Toc239338137 \h </w:instrText>
+          <w:instrText xml:space="preserve"> PAGEREF _Toc239339230 \h </w:instrText>
         </w:r>
         <w:r>
           <w:rPr>
@@ -916,7 +916,7 @@
           <w14:ligatures w14:val="standardContextual"/>
         </w:rPr>
       </w:pPr>
-      <w:hyperlink w:anchor="_Toc239338138" w:history="1">
+      <w:hyperlink w:anchor="_Toc239339231" w:history="1">
         <w:r>
           <w:rPr>
             <w:rStyle w:val="Hyperlink"/>
@@ -943,7 +943,7 @@
             <w:noProof/>
             <w:webHidden/>
           </w:rPr>
-          <w:instrText xml:space="preserve"> PAGEREF _Toc239338138 \h </w:instrText>
+          <w:instrText xml:space="preserve"> PAGEREF _Toc239339231 \h </w:instrText>
         </w:r>
         <w:r>
           <w:rPr>
@@ -987,7 +987,7 @@
           <w14:ligatures w14:val="standardContextual"/>
         </w:rPr>
       </w:pPr>
-      <w:hyperlink w:anchor="_Toc239338139" w:history="1">
+      <w:hyperlink w:anchor="_Toc239339232" w:history="1">
         <w:r>
           <w:rPr>
             <w:rStyle w:val="Hyperlink"/>
@@ -1014,7 +1014,7 @@
             <w:noProof/>
             <w:webHidden/>
           </w:rPr>
-          <w:instrText xml:space="preserve"> PAGEREF _Toc239338139 \h </w:instrText>
+          <w:instrText xml:space="preserve"> PAGEREF _Toc239339232 \h </w:instrText>
         </w:r>
         <w:r>
           <w:rPr>
@@ -1058,7 +1058,7 @@
           <w14:ligatures w14:val="standardContextual"/>
         </w:rPr>
       </w:pPr>
-      <w:hyperlink w:anchor="_Toc239338140" w:history="1">
+      <w:hyperlink w:anchor="_Toc239339233" w:history="1">
         <w:r>
           <w:rPr>
             <w:rStyle w:val="Hyperlink"/>
@@ -1085,7 +1085,7 @@
             <w:noProof/>
             <w:webHidden/>
           </w:rPr>
-          <w:instrText xml:space="preserve"> PAGEREF _Toc239338140 \h </w:instrText>
+          <w:instrText xml:space="preserve"> PAGEREF _Toc239339233 \h </w:instrText>
         </w:r>
         <w:r>
           <w:rPr>
@@ -1129,7 +1129,7 @@
           <w14:ligatures w14:val="standardContextual"/>
         </w:rPr>
       </w:pPr>
-      <w:hyperlink w:anchor="_Toc239338141" w:history="1">
+      <w:hyperlink w:anchor="_Toc239339234" w:history="1">
         <w:r>
           <w:rPr>
             <w:rStyle w:val="Hyperlink"/>
@@ -1156,7 +1156,7 @@
             <w:noProof/>
             <w:webHidden/>
           </w:rPr>
-          <w:instrText xml:space="preserve"> PAGEREF _Toc239338141 \h </w:instrText>
+          <w:instrText xml:space="preserve"> PAGEREF _Toc239339234 \h </w:instrText>
         </w:r>
         <w:r>
           <w:rPr>
@@ -1200,7 +1200,7 @@
           <w14:ligatures w14:val="standardContextual"/>
         </w:rPr>
       </w:pPr>
-      <w:hyperlink w:anchor="_Toc239338142" w:history="1">
+      <w:hyperlink w:anchor="_Toc239339235" w:history="1">
         <w:r>
           <w:rPr>
             <w:rStyle w:val="Hyperlink"/>
@@ -1227,7 +1227,7 @@
             <w:noProof/>
             <w:webHidden/>
           </w:rPr>
-          <w:instrText xml:space="preserve"> PAGEREF _Toc239338142 \h </w:instrText>
+          <w:instrText xml:space="preserve"> PAGEREF _Toc239339235 \h </w:instrText>
         </w:r>
         <w:r>
           <w:rPr>
@@ -1271,7 +1271,7 @@
           <w14:ligatures w14:val="standardContextual"/>
         </w:rPr>
       </w:pPr>
-      <w:hyperlink w:anchor="_Toc239338143" w:history="1">
+      <w:hyperlink w:anchor="_Toc239339236" w:history="1">
         <w:r>
           <w:rPr>
             <w:rStyle w:val="Hyperlink"/>
@@ -1298,7 +1298,7 @@
             <w:noProof/>
             <w:webHidden/>
           </w:rPr>
-          <w:instrText xml:space="preserve"> PAGEREF _Toc239338143 \h </w:instrText>
+          <w:instrText xml:space="preserve"> PAGEREF _Toc239339236 \h </w:instrText>
         </w:r>
         <w:r>
           <w:rPr>
@@ -1342,7 +1342,7 @@
           <w14:ligatures w14:val="standardContextual"/>
         </w:rPr>
       </w:pPr>
-      <w:hyperlink w:anchor="_Toc239338144" w:history="1">
+      <w:hyperlink w:anchor="_Toc239339237" w:history="1">
         <w:r>
           <w:rPr>
             <w:rStyle w:val="Hyperlink"/>
@@ -1369,7 +1369,7 @@
             <w:noProof/>
             <w:webHidden/>
           </w:rPr>
-          <w:instrText xml:space="preserve"> PAGEREF _Toc239338144 \h </w:instrText>
+          <w:instrText xml:space="preserve"> PAGEREF _Toc239339237 \h </w:instrText>
         </w:r>
         <w:r>
           <w:rPr>
@@ -1413,7 +1413,7 @@
           <w14:ligatures w14:val="standardContextual"/>
         </w:rPr>
       </w:pPr>
-      <w:hyperlink w:anchor="_Toc239338145" w:history="1">
+      <w:hyperlink w:anchor="_Toc239339238" w:history="1">
         <w:r>
           <w:rPr>
             <w:rStyle w:val="Hyperlink"/>
@@ -1440,7 +1440,7 @@
             <w:noProof/>
             <w:webHidden/>
           </w:rPr>
-          <w:instrText xml:space="preserve"> PAGEREF _Toc239338145 \h </w:instrText>
+          <w:instrText xml:space="preserve"> PAGEREF _Toc239339238 \h </w:instrText>
         </w:r>
         <w:r>
           <w:rPr>
@@ -1484,7 +1484,7 @@
           <w14:ligatures w14:val="standardContextual"/>
         </w:rPr>
       </w:pPr>
-      <w:hyperlink w:anchor="_Toc239338146" w:history="1">
+      <w:hyperlink w:anchor="_Toc239339239" w:history="1">
         <w:r>
           <w:rPr>
             <w:rStyle w:val="Hyperlink"/>
@@ -1511,7 +1511,7 @@
             <w:noProof/>
             <w:webHidden/>
           </w:rPr>
-          <w:instrText xml:space="preserve"> PAGEREF _Toc239338146 \h </w:instrText>
+          <w:instrText xml:space="preserve"> PAGEREF _Toc239339239 \h </w:instrText>
         </w:r>
         <w:r>
           <w:rPr>
@@ -1555,7 +1555,7 @@
           <w14:ligatures w14:val="standardContextual"/>
         </w:rPr>
       </w:pPr>
-      <w:hyperlink w:anchor="_Toc239338147" w:history="1">
+      <w:hyperlink w:anchor="_Toc239339240" w:history="1">
         <w:r>
           <w:rPr>
             <w:rStyle w:val="Hyperlink"/>
@@ -1582,7 +1582,7 @@
             <w:noProof/>
             <w:webHidden/>
           </w:rPr>
-          <w:instrText xml:space="preserve"> PAGEREF _Toc239338147 \h </w:instrText>
+          <w:instrText xml:space="preserve"> PAGEREF _Toc239339240 \h </w:instrText>
         </w:r>
         <w:r>
           <w:rPr>
@@ -1626,7 +1626,7 @@
           <w14:ligatures w14:val="standardContextual"/>
         </w:rPr>
       </w:pPr>
-      <w:hyperlink w:anchor="_Toc239338148" w:history="1">
+      <w:hyperlink w:anchor="_Toc239339241" w:history="1">
         <w:r>
           <w:rPr>
             <w:rStyle w:val="Hyperlink"/>
@@ -1653,7 +1653,7 @@
             <w:noProof/>
             <w:webHidden/>
           </w:rPr>
-          <w:instrText xml:space="preserve"> PAGEREF _Toc239338148 \h </w:instrText>
+          <w:instrText xml:space="preserve"> PAGEREF _Toc239339241 \h </w:instrText>
         </w:r>
         <w:r>
           <w:rPr>
@@ -1697,7 +1697,7 @@
           <w14:ligatures w14:val="standardContextual"/>
         </w:rPr>
       </w:pPr>
-      <w:hyperlink w:anchor="_Toc239338149" w:history="1">
+      <w:hyperlink w:anchor="_Toc239339242" w:history="1">
         <w:r>
           <w:rPr>
             <w:rStyle w:val="Hyperlink"/>
@@ -1724,7 +1724,7 @@
             <w:noProof/>
             <w:webHidden/>
           </w:rPr>
-          <w:instrText xml:space="preserve"> PAGEREF _Toc239338149 \h </w:instrText>
+          <w:instrText xml:space="preserve"> PAGEREF _Toc239339242 \h </w:instrText>
         </w:r>
         <w:r>
           <w:rPr>
@@ -1768,7 +1768,7 @@
           <w14:ligatures w14:val="standardContextual"/>
         </w:rPr>
       </w:pPr>
-      <w:hyperlink w:anchor="_Toc239338150" w:history="1">
+      <w:hyperlink w:anchor="_Toc239339243" w:history="1">
         <w:r>
           <w:rPr>
             <w:rStyle w:val="Hyperlink"/>
@@ -1795,7 +1795,7 @@
             <w:noProof/>
             <w:webHidden/>
           </w:rPr>
-          <w:instrText xml:space="preserve"> PAGEREF _Toc239338150 \h </w:instrText>
+          <w:instrText xml:space="preserve"> PAGEREF _Toc239339243 \h </w:instrText>
         </w:r>
         <w:r>
           <w:rPr>
@@ -1839,7 +1839,7 @@
           <w14:ligatures w14:val="standardContextual"/>
         </w:rPr>
       </w:pPr>
-      <w:hyperlink w:anchor="_Toc239338151" w:history="1">
+      <w:hyperlink w:anchor="_Toc239339244" w:history="1">
         <w:r>
           <w:rPr>
             <w:rStyle w:val="Hyperlink"/>
@@ -1866,7 +1866,7 @@
             <w:noProof/>
             <w:webHidden/>
           </w:rPr>
-          <w:instrText xml:space="preserve"> PAGEREF _Toc239338151 \h </w:instrText>
+          <w:instrText xml:space="preserve"> PAGEREF _Toc239339244 \h </w:instrText>
         </w:r>
         <w:r>
           <w:rPr>
@@ -1910,7 +1910,7 @@
           <w14:ligatures w14:val="standardContextual"/>
         </w:rPr>
       </w:pPr>
-      <w:hyperlink w:anchor="_Toc239338152" w:history="1">
+      <w:hyperlink w:anchor="_Toc239339245" w:history="1">
         <w:r>
           <w:rPr>
             <w:rStyle w:val="Hyperlink"/>
@@ -1937,7 +1937,7 @@
             <w:noProof/>
             <w:webHidden/>
           </w:rPr>
-          <w:instrText xml:space="preserve"> PAGEREF _Toc239338152 \h </w:instrText>
+          <w:instrText xml:space="preserve"> PAGEREF _Toc239339245 \h </w:instrText>
         </w:r>
         <w:r>
           <w:rPr>
@@ -1981,7 +1981,7 @@
           <w14:ligatures w14:val="standardContextual"/>
         </w:rPr>
       </w:pPr>
-      <w:hyperlink w:anchor="_Toc239338153" w:history="1">
+      <w:hyperlink w:anchor="_Toc239339246" w:history="1">
         <w:r>
           <w:rPr>
             <w:rStyle w:val="Hyperlink"/>
@@ -2008,7 +2008,7 @@
             <w:noProof/>
             <w:webHidden/>
           </w:rPr>
-          <w:instrText xml:space="preserve"> PAGEREF _Toc239338153 \h </w:instrText>
+          <w:instrText xml:space="preserve"> PAGEREF _Toc239339246 \h </w:instrText>
         </w:r>
         <w:r>
           <w:rPr>
@@ -2052,7 +2052,7 @@
           <w14:ligatures w14:val="standardContextual"/>
         </w:rPr>
       </w:pPr>
-      <w:hyperlink w:anchor="_Toc239338154" w:history="1">
+      <w:hyperlink w:anchor="_Toc239339247" w:history="1">
         <w:r>
           <w:rPr>
             <w:rStyle w:val="Hyperlink"/>
@@ -2079,7 +2079,7 @@
             <w:noProof/>
             <w:webHidden/>
           </w:rPr>
-          <w:instrText xml:space="preserve"> PAGEREF _Toc239338154 \h </w:instrText>
+          <w:instrText xml:space="preserve"> PAGEREF _Toc239339247 \h </w:instrText>
         </w:r>
         <w:r>
           <w:rPr>
@@ -2123,7 +2123,7 @@
           <w14:ligatures w14:val="standardContextual"/>
         </w:rPr>
       </w:pPr>
-      <w:hyperlink w:anchor="_Toc239338155" w:history="1">
+      <w:hyperlink w:anchor="_Toc239339248" w:history="1">
         <w:r>
           <w:rPr>
             <w:rStyle w:val="Hyperlink"/>
@@ -2150,7 +2150,7 @@
             <w:noProof/>
             <w:webHidden/>
           </w:rPr>
-          <w:instrText xml:space="preserve"> PAGEREF _Toc239338155 \h </w:instrText>
+          <w:instrText xml:space="preserve"> PAGEREF _Toc239339248 \h </w:instrText>
         </w:r>
         <w:r>
           <w:rPr>
@@ -2194,7 +2194,7 @@
           <w14:ligatures w14:val="standardContextual"/>
         </w:rPr>
       </w:pPr>
-      <w:hyperlink w:anchor="_Toc239338156" w:history="1">
+      <w:hyperlink w:anchor="_Toc239339249" w:history="1">
         <w:r>
           <w:rPr>
             <w:rStyle w:val="Hyperlink"/>
@@ -2221,7 +2221,7 @@
             <w:noProof/>
             <w:webHidden/>
           </w:rPr>
-          <w:instrText xml:space="preserve"> PAGEREF _Toc239338156 \h </w:instrText>
+          <w:instrText xml:space="preserve"> PAGEREF _Toc239339249 \h </w:instrText>
         </w:r>
         <w:r>
           <w:rPr>
@@ -2265,7 +2265,7 @@
           <w14:ligatures w14:val="standardContextual"/>
         </w:rPr>
       </w:pPr>
-      <w:hyperlink w:anchor="_Toc239338157" w:history="1">
+      <w:hyperlink w:anchor="_Toc239339250" w:history="1">
         <w:r>
           <w:rPr>
             <w:rStyle w:val="Hyperlink"/>
@@ -2292,7 +2292,7 @@
             <w:noProof/>
             <w:webHidden/>
           </w:rPr>
-          <w:instrText xml:space="preserve"> PAGEREF _Toc239338157 \h </w:instrText>
+          <w:instrText xml:space="preserve"> PAGEREF _Toc239339250 \h </w:instrText>
         </w:r>
         <w:r>
           <w:rPr>
@@ -2336,7 +2336,7 @@
           <w14:ligatures w14:val="standardContextual"/>
         </w:rPr>
       </w:pPr>
-      <w:hyperlink w:anchor="_Toc239338158" w:history="1">
+      <w:hyperlink w:anchor="_Toc239339251" w:history="1">
         <w:r>
           <w:rPr>
             <w:rStyle w:val="Hyperlink"/>
@@ -2363,7 +2363,7 @@
             <w:noProof/>
             <w:webHidden/>
           </w:rPr>
-          <w:instrText xml:space="preserve"> PAGEREF _Toc239338158 \h </w:instrText>
+          <w:instrText xml:space="preserve"> PAGEREF _Toc239339251 \h </w:instrText>
         </w:r>
         <w:r>
           <w:rPr>
@@ -2407,7 +2407,7 @@
           <w14:ligatures w14:val="standardContextual"/>
         </w:rPr>
       </w:pPr>
-      <w:hyperlink w:anchor="_Toc239338159" w:history="1">
+      <w:hyperlink w:anchor="_Toc239339252" w:history="1">
         <w:r>
           <w:rPr>
             <w:rStyle w:val="Hyperlink"/>
@@ -2434,7 +2434,7 @@
             <w:noProof/>
             <w:webHidden/>
           </w:rPr>
-          <w:instrText xml:space="preserve"> PAGEREF _Toc239338159 \h </w:instrText>
+          <w:instrText xml:space="preserve"> PAGEREF _Toc239339252 \h </w:instrText>
         </w:r>
         <w:r>
           <w:rPr>
@@ -2478,7 +2478,7 @@
           <w14:ligatures w14:val="standardContextual"/>
         </w:rPr>
       </w:pPr>
-      <w:hyperlink w:anchor="_Toc239338160" w:history="1">
+      <w:hyperlink w:anchor="_Toc239339253" w:history="1">
         <w:r>
           <w:rPr>
             <w:rStyle w:val="Hyperlink"/>
@@ -2505,7 +2505,7 @@
             <w:noProof/>
             <w:webHidden/>
           </w:rPr>
-          <w:instrText xml:space="preserve"> PAGEREF _Toc239338160 \h </w:instrText>
+          <w:instrText xml:space="preserve"> PAGEREF _Toc239339253 \h </w:instrText>
         </w:r>
         <w:r>
           <w:rPr>
@@ -2549,7 +2549,7 @@
           <w14:ligatures w14:val="standardContextual"/>
         </w:rPr>
       </w:pPr>
-      <w:hyperlink w:anchor="_Toc239338161" w:history="1">
+      <w:hyperlink w:anchor="_Toc239339254" w:history="1">
         <w:r>
           <w:rPr>
             <w:rStyle w:val="Hyperlink"/>
@@ -2576,7 +2576,7 @@
             <w:noProof/>
             <w:webHidden/>
           </w:rPr>
-          <w:instrText xml:space="preserve"> PAGEREF _Toc239338161 \h </w:instrText>
+          <w:instrText xml:space="preserve"> PAGEREF _Toc239339254 \h </w:instrText>
         </w:r>
         <w:r>
           <w:rPr>
@@ -2620,7 +2620,7 @@
           <w14:ligatures w14:val="standardContextual"/>
         </w:rPr>
       </w:pPr>
-      <w:hyperlink w:anchor="_Toc239338162" w:history="1">
+      <w:hyperlink w:anchor="_Toc239339255" w:history="1">
         <w:r>
           <w:rPr>
             <w:rStyle w:val="Hyperlink"/>
@@ -2647,7 +2647,7 @@
             <w:noProof/>
             <w:webHidden/>
           </w:rPr>
-          <w:instrText xml:space="preserve"> PAGEREF _Toc239338162 \h </w:instrText>
+          <w:instrText xml:space="preserve"> PAGEREF _Toc239339255 \h </w:instrText>
         </w:r>
         <w:r>
           <w:rPr>
@@ -2691,7 +2691,7 @@
           <w14:ligatures w14:val="standardContextual"/>
         </w:rPr>
       </w:pPr>
-      <w:hyperlink w:anchor="_Toc239338163" w:history="1">
+      <w:hyperlink w:anchor="_Toc239339256" w:history="1">
         <w:r>
           <w:rPr>
             <w:rStyle w:val="Hyperlink"/>
@@ -2718,7 +2718,7 @@
             <w:noProof/>
             <w:webHidden/>
           </w:rPr>
-          <w:instrText xml:space="preserve"> PAGEREF _Toc239338163 \h </w:instrText>
+          <w:instrText xml:space="preserve"> PAGEREF _Toc239339256 \h </w:instrText>
         </w:r>
         <w:r>
           <w:rPr>
@@ -2762,7 +2762,7 @@
           <w14:ligatures w14:val="standardContextual"/>
         </w:rPr>
       </w:pPr>
-      <w:hyperlink w:anchor="_Toc239338164" w:history="1">
+      <w:hyperlink w:anchor="_Toc239339257" w:history="1">
         <w:r>
           <w:rPr>
             <w:rStyle w:val="Hyperlink"/>
@@ -2789,7 +2789,7 @@
             <w:noProof/>
             <w:webHidden/>
           </w:rPr>
-          <w:instrText xml:space="preserve"> PAGEREF _Toc239338164 \h </w:instrText>
+          <w:instrText xml:space="preserve"> PAGEREF _Toc239339257 \h </w:instrText>
         </w:r>
         <w:r>
           <w:rPr>
@@ -2833,7 +2833,7 @@
           <w14:ligatures w14:val="standardContextual"/>
         </w:rPr>
       </w:pPr>
-      <w:hyperlink w:anchor="_Toc239338165" w:history="1">
+      <w:hyperlink w:anchor="_Toc239339258" w:history="1">
         <w:r>
           <w:rPr>
             <w:rStyle w:val="Hyperlink"/>
@@ -2860,7 +2860,7 @@
             <w:noProof/>
             <w:webHidden/>
           </w:rPr>
-          <w:instrText xml:space="preserve"> PAGEREF _Toc239338165 \h </w:instrText>
+          <w:instrText xml:space="preserve"> PAGEREF _Toc239339258 \h </w:instrText>
         </w:r>
         <w:r>
           <w:rPr>
@@ -2904,7 +2904,7 @@
           <w14:ligatures w14:val="standardContextual"/>
         </w:rPr>
       </w:pPr>
-      <w:hyperlink w:anchor="_Toc239338166" w:history="1">
+      <w:hyperlink w:anchor="_Toc239339259" w:history="1">
         <w:r>
           <w:rPr>
             <w:rStyle w:val="Hyperlink"/>
@@ -2931,7 +2931,7 @@
             <w:noProof/>
             <w:webHidden/>
           </w:rPr>
-          <w:instrText xml:space="preserve"> PAGEREF _Toc239338166 \h </w:instrText>
+          <w:instrText xml:space="preserve"> PAGEREF _Toc239339259 \h </w:instrText>
         </w:r>
         <w:r>
           <w:rPr>
@@ -2975,7 +2975,7 @@
           <w14:ligatures w14:val="standardContextual"/>
         </w:rPr>
       </w:pPr>
-      <w:hyperlink w:anchor="_Toc239338167" w:history="1">
+      <w:hyperlink w:anchor="_Toc239339260" w:history="1">
         <w:r>
           <w:rPr>
             <w:rStyle w:val="Hyperlink"/>
@@ -3002,7 +3002,7 @@
             <w:noProof/>
             <w:webHidden/>
           </w:rPr>
-          <w:instrText xml:space="preserve"> PAGEREF _Toc239338167 \h </w:instrText>
+          <w:instrText xml:space="preserve"> PAGEREF _Toc239339260 \h </w:instrText>
         </w:r>
         <w:r>
           <w:rPr>
@@ -3046,7 +3046,7 @@
           <w14:ligatures w14:val="standardContextual"/>
         </w:rPr>
       </w:pPr>
-      <w:hyperlink w:anchor="_Toc239338168" w:history="1">
+      <w:hyperlink w:anchor="_Toc239339261" w:history="1">
         <w:r>
           <w:rPr>
             <w:rStyle w:val="Hyperlink"/>
@@ -3073,7 +3073,7 @@
             <w:noProof/>
             <w:webHidden/>
           </w:rPr>
-          <w:instrText xml:space="preserve"> PAGEREF _Toc239338168 \h </w:instrText>
+          <w:instrText xml:space="preserve"> PAGEREF _Toc239339261 \h </w:instrText>
         </w:r>
         <w:r>
           <w:rPr>
@@ -3117,7 +3117,7 @@
           <w14:ligatures w14:val="standardContextual"/>
         </w:rPr>
       </w:pPr>
-      <w:hyperlink w:anchor="_Toc239338169" w:history="1">
+      <w:hyperlink w:anchor="_Toc239339262" w:history="1">
         <w:r>
           <w:rPr>
             <w:rStyle w:val="Hyperlink"/>
@@ -3144,7 +3144,7 @@
             <w:noProof/>
             <w:webHidden/>
           </w:rPr>
-          <w:instrText xml:space="preserve"> PAGEREF _Toc239338169 \h </w:instrText>
+          <w:instrText xml:space="preserve"> PAGEREF _Toc239339262 \h </w:instrText>
         </w:r>
         <w:r>
           <w:rPr>
@@ -3188,7 +3188,7 @@
           <w14:ligatures w14:val="standardContextual"/>
         </w:rPr>
       </w:pPr>
-      <w:hyperlink w:anchor="_Toc239338170" w:history="1">
+      <w:hyperlink w:anchor="_Toc239339263" w:history="1">
         <w:r>
           <w:rPr>
             <w:rStyle w:val="Hyperlink"/>
@@ -3215,7 +3215,7 @@
             <w:noProof/>
             <w:webHidden/>
           </w:rPr>
-          <w:instrText xml:space="preserve"> PAGEREF _Toc239338170 \h </w:instrText>
+          <w:instrText xml:space="preserve"> PAGEREF _Toc239339263 \h </w:instrText>
         </w:r>
         <w:r>
           <w:rPr>
@@ -3259,7 +3259,7 @@
           <w14:ligatures w14:val="standardContextual"/>
         </w:rPr>
       </w:pPr>
-      <w:hyperlink w:anchor="_Toc239338171" w:history="1">
+      <w:hyperlink w:anchor="_Toc239339264" w:history="1">
         <w:r>
           <w:rPr>
             <w:rStyle w:val="Hyperlink"/>
@@ -3286,7 +3286,7 @@
             <w:noProof/>
             <w:webHidden/>
           </w:rPr>
-          <w:instrText xml:space="preserve"> PAGEREF _Toc239338171 \h </w:instrText>
+          <w:instrText xml:space="preserve"> PAGEREF _Toc239339264 \h </w:instrText>
         </w:r>
         <w:r>
           <w:rPr>
@@ -3330,7 +3330,7 @@
           <w14:ligatures w14:val="standardContextual"/>
         </w:rPr>
       </w:pPr>
-      <w:hyperlink w:anchor="_Toc239338172" w:history="1">
+      <w:hyperlink w:anchor="_Toc239339265" w:history="1">
         <w:r>
           <w:rPr>
             <w:rStyle w:val="Hyperlink"/>
@@ -3357,7 +3357,7 @@
             <w:noProof/>
             <w:webHidden/>
           </w:rPr>
-          <w:instrText xml:space="preserve"> PAGEREF _Toc239338172 \h </w:instrText>
+          <w:instrText xml:space="preserve"> PAGEREF _Toc239339265 \h </w:instrText>
         </w:r>
         <w:r>
           <w:rPr>
@@ -3401,7 +3401,7 @@
           <w14:ligatures w14:val="standardContextual"/>
         </w:rPr>
       </w:pPr>
-      <w:hyperlink w:anchor="_Toc239338173" w:history="1">
+      <w:hyperlink w:anchor="_Toc239339266" w:history="1">
         <w:r>
           <w:rPr>
             <w:rStyle w:val="Hyperlink"/>
@@ -3428,7 +3428,7 @@
             <w:noProof/>
             <w:webHidden/>
           </w:rPr>
-          <w:instrText xml:space="preserve"> PAGEREF _Toc239338173 \h </w:instrText>
+          <w:instrText xml:space="preserve"> PAGEREF _Toc239339266 \h </w:instrText>
         </w:r>
         <w:r>
           <w:rPr>
@@ -3460,6 +3460,77 @@
       </w:hyperlink>
     </w:p>
     <w:p>
+      <w:pPr>
+        <w:pStyle w:val="TOC2"/>
+        <w:tabs>
+          <w:tab w:val="right" w:leader="dot" w:pos="9350"/>
+        </w:tabs>
+        <w:rPr>
+          <w:noProof/>
+          <w:kern w:val="2"/>
+          <w:lang w:eastAsia="en-US"/>
+          <w14:ligatures w14:val="standardContextual"/>
+        </w:rPr>
+      </w:pPr>
+      <w:hyperlink w:anchor="_Toc239339267" w:history="1">
+        <w:r>
+          <w:rPr>
+            <w:rStyle w:val="Hyperlink"/>
+            <w:noProof/>
+          </w:rPr>
+          <w:t>Phụ lục C. Phân công công việc</w:t>
+        </w:r>
+        <w:r>
+          <w:rPr>
+            <w:noProof/>
+            <w:webHidden/>
+          </w:rPr>
+          <w:tab/>
+        </w:r>
+        <w:r>
+          <w:rPr>
+            <w:noProof/>
+            <w:webHidden/>
+          </w:rPr>
+          <w:fldChar w:fldCharType="begin"/>
+        </w:r>
+        <w:r>
+          <w:rPr>
+            <w:noProof/>
+            <w:webHidden/>
+          </w:rPr>
+          <w:instrText xml:space="preserve"> PAGEREF _Toc239339267 \h </w:instrText>
+        </w:r>
+        <w:r>
+          <w:rPr>
+            <w:noProof/>
+            <w:webHidden/>
+          </w:rPr>
+        </w:r>
+        <w:r>
+          <w:rPr>
+            <w:noProof/>
+            <w:webHidden/>
+          </w:rPr>
+          <w:fldChar w:fldCharType="separate"/>
+        </w:r>
+        <w:r>
+          <w:rPr>
+            <w:noProof/>
+            <w:webHidden/>
+          </w:rPr>
+          <w:t>40</w:t>
+        </w:r>
+        <w:r>
+          <w:rPr>
+            <w:noProof/>
+            <w:webHidden/>
+          </w:rPr>
+          <w:fldChar w:fldCharType="end"/>
+        </w:r>
+      </w:hyperlink>
+    </w:p>
+    <w:p>
       <w:r>
         <w:fldChar w:fldCharType="end"/>
       </w:r>
@@ -3474,7 +3545,7 @@
         <w:pStyle w:val="Heading1"/>
       </w:pPr>
       <w:bookmarkStart w:id="8" w:name="chương-1-giới-thiệu"/>
-      <w:bookmarkStart w:id="9" w:name="_Toc239338140"/>
+      <w:bookmarkStart w:id="9" w:name="_Toc239339233"/>
       <w:bookmarkEnd w:id="4"/>
       <w:bookmarkEnd w:id="6"/>
       <w:r>
@@ -3499,7 +3570,7 @@
         <w:pStyle w:val="Heading2"/>
       </w:pPr>
       <w:bookmarkStart w:id="10" w:name="X7d99df2d9d0c5141050eb9941026463f4c8ea2b"/>
-      <w:bookmarkStart w:id="11" w:name="_Toc239338141"/>
+      <w:bookmarkStart w:id="11" w:name="_Toc239339234"/>
       <w:r>
         <w:t>1.1. Đ</w:t>
       </w:r>
@@ -5349,7 +5420,7 @@
         <w:pStyle w:val="Heading2"/>
       </w:pPr>
       <w:bookmarkStart w:id="12" w:name="X60021b7b958505251ec70bd32e2bac9f8a0361c"/>
-      <w:bookmarkStart w:id="13" w:name="_Toc239338142"/>
+      <w:bookmarkStart w:id="13" w:name="_Toc239339235"/>
       <w:bookmarkEnd w:id="10"/>
       <w:r>
         <w:t>1.2. M</w:t>
@@ -7295,7 +7366,7 @@
         <w:pStyle w:val="Heading2"/>
       </w:pPr>
       <w:bookmarkStart w:id="17" w:name="X03724c88a1b7da9b434cf0a8db5356690a4bb71"/>
-      <w:bookmarkStart w:id="18" w:name="_Toc239338143"/>
+      <w:bookmarkStart w:id="18" w:name="_Toc239339236"/>
       <w:bookmarkEnd w:id="12"/>
       <w:bookmarkEnd w:id="16"/>
       <w:r>
@@ -9100,7 +9171,7 @@
         <w:pStyle w:val="Heading1"/>
       </w:pPr>
       <w:bookmarkStart w:id="20" w:name="chương-2-cơ-sở-lý-thuyết"/>
-      <w:bookmarkStart w:id="21" w:name="_Toc239338144"/>
+      <w:bookmarkStart w:id="21" w:name="_Toc239339237"/>
       <w:bookmarkEnd w:id="8"/>
       <w:bookmarkEnd w:id="17"/>
       <w:r>
@@ -9397,7 +9468,7 @@
         <w:pStyle w:val="Heading2"/>
       </w:pPr>
       <w:bookmarkStart w:id="22" w:name="X2256001523e16d112c59df938522f140b8b988e"/>
-      <w:bookmarkStart w:id="23" w:name="_Toc239338145"/>
+      <w:bookmarkStart w:id="23" w:name="_Toc239339238"/>
       <w:r>
         <w:t>2.1. Quy chu</w:t>
       </w:r>
@@ -14076,7 +14147,7 @@
         <w:pStyle w:val="Heading2"/>
       </w:pPr>
       <w:bookmarkStart w:id="30" w:name="Xb21b4f0690a73e92e2a35192cb39315a0956521"/>
-      <w:bookmarkStart w:id="31" w:name="_Toc239338146"/>
+      <w:bookmarkStart w:id="31" w:name="_Toc239339239"/>
       <w:bookmarkEnd w:id="22"/>
       <w:bookmarkEnd w:id="28"/>
       <w:r>
@@ -19316,7 +19387,7 @@
         <w:pStyle w:val="Heading2"/>
       </w:pPr>
       <w:bookmarkStart w:id="38" w:name="X8ff52f1334e3f0e382caf7ffa1b7096a981291c"/>
-      <w:bookmarkStart w:id="39" w:name="_Toc239338147"/>
+      <w:bookmarkStart w:id="39" w:name="_Toc239339240"/>
       <w:bookmarkEnd w:id="30"/>
       <w:bookmarkEnd w:id="37"/>
       <w:r>
@@ -19595,7 +19666,7 @@
           <w:noProof/>
         </w:rPr>
         <w:drawing>
-          <wp:inline distT="0" distB="0" distL="0" distR="0" wp14:anchorId="0DDCE22A" wp14:editId="6DDD21A6">
+          <wp:inline distT="0" distB="0" distL="0" distR="0" wp14:anchorId="05B49ED3" wp14:editId="7D3DBB0C">
             <wp:extent cx="5334000" cy="1435553"/>
             <wp:effectExtent l="0" t="0" r="0" b="0"/>
             <wp:docPr id="37" name="Picture"/>
@@ -21057,7 +21128,7 @@
         <w:pStyle w:val="Heading2"/>
       </w:pPr>
       <w:bookmarkStart w:id="43" w:name="X1a77f36e16d4ad267b00eabe7cf793e1dbe08e9"/>
-      <w:bookmarkStart w:id="44" w:name="_Toc239338148"/>
+      <w:bookmarkStart w:id="44" w:name="_Toc239339241"/>
       <w:bookmarkEnd w:id="38"/>
       <w:bookmarkEnd w:id="42"/>
       <w:r>
@@ -22227,7 +22298,7 @@
           <w:noProof/>
         </w:rPr>
         <w:drawing>
-          <wp:inline distT="0" distB="0" distL="0" distR="0" wp14:anchorId="5760C694" wp14:editId="36AEFD8C">
+          <wp:inline distT="0" distB="0" distL="0" distR="0" wp14:anchorId="443DB69E" wp14:editId="0E939D99">
             <wp:extent cx="5334000" cy="2884362"/>
             <wp:effectExtent l="0" t="0" r="0" b="0"/>
             <wp:docPr id="44" name="Picture"/>
@@ -22493,7 +22564,7 @@
           <w:noProof/>
         </w:rPr>
         <w:drawing>
-          <wp:inline distT="0" distB="0" distL="0" distR="0" wp14:anchorId="7241BF45" wp14:editId="5F53AAFB">
+          <wp:inline distT="0" distB="0" distL="0" distR="0" wp14:anchorId="5011B406" wp14:editId="523421EC">
             <wp:extent cx="5334000" cy="632732"/>
             <wp:effectExtent l="0" t="0" r="0" b="0"/>
             <wp:docPr id="49" name="Picture"/>
@@ -24396,7 +24467,7 @@
         <w:pStyle w:val="Heading1"/>
       </w:pPr>
       <w:bookmarkStart w:id="50" w:name="chương-3-thiết-kế-và-cài-đặt"/>
-      <w:bookmarkStart w:id="51" w:name="_Toc239338149"/>
+      <w:bookmarkStart w:id="51" w:name="_Toc239339242"/>
       <w:bookmarkEnd w:id="20"/>
       <w:bookmarkEnd w:id="43"/>
       <w:bookmarkEnd w:id="49"/>
@@ -24428,7 +24499,7 @@
         <w:pStyle w:val="Heading2"/>
       </w:pPr>
       <w:bookmarkStart w:id="52" w:name="X21a22cc9b66dca004f2960f37df13c53a04e97b"/>
-      <w:bookmarkStart w:id="53" w:name="_Toc239338150"/>
+      <w:bookmarkStart w:id="53" w:name="_Toc239339243"/>
       <w:r>
         <w:t>3.1. Ki</w:t>
       </w:r>
@@ -24520,7 +24591,7 @@
           <w:noProof/>
         </w:rPr>
         <w:drawing>
-          <wp:inline distT="0" distB="0" distL="0" distR="0" wp14:anchorId="27D35533" wp14:editId="71783C39">
+          <wp:inline distT="0" distB="0" distL="0" distR="0" wp14:anchorId="3506291C" wp14:editId="4863F0DC">
             <wp:extent cx="5334000" cy="401410"/>
             <wp:effectExtent l="0" t="0" r="0" b="0"/>
             <wp:docPr id="57" name="Picture"/>
@@ -26189,7 +26260,7 @@
         <w:pStyle w:val="Heading2"/>
       </w:pPr>
       <w:bookmarkStart w:id="55" w:name="X1f307d8f8c73bce8db8683c986faea6c8ea66a3"/>
-      <w:bookmarkStart w:id="56" w:name="_Toc239338151"/>
+      <w:bookmarkStart w:id="56" w:name="_Toc239339244"/>
       <w:bookmarkEnd w:id="52"/>
       <w:r>
         <w:t>3.2. Xây d</w:t>
@@ -26256,7 +26327,7 @@
           <w:noProof/>
         </w:rPr>
         <w:drawing>
-          <wp:inline distT="0" distB="0" distL="0" distR="0" wp14:anchorId="2CAB477A" wp14:editId="41E1D508">
+          <wp:inline distT="0" distB="0" distL="0" distR="0" wp14:anchorId="3D1C1205" wp14:editId="78EC2B72">
             <wp:extent cx="5334000" cy="802821"/>
             <wp:effectExtent l="0" t="0" r="0" b="0"/>
             <wp:docPr id="62" name="Picture"/>
@@ -30368,7 +30439,7 @@
         <w:pStyle w:val="Heading2"/>
       </w:pPr>
       <w:bookmarkStart w:id="62" w:name="X6a397cb1739f1ec0a8c9714808f79a5ce1fbf6f"/>
-      <w:bookmarkStart w:id="63" w:name="_Toc239338152"/>
+      <w:bookmarkStart w:id="63" w:name="_Toc239339245"/>
       <w:bookmarkEnd w:id="55"/>
       <w:bookmarkEnd w:id="61"/>
       <w:r>
@@ -31934,7 +32005,7 @@
         <w:pStyle w:val="Heading2"/>
       </w:pPr>
       <w:bookmarkStart w:id="65" w:name="X9c2c9b365086d10c999a46e4942f14d73b6baa5"/>
-      <w:bookmarkStart w:id="66" w:name="_Toc239338153"/>
+      <w:bookmarkStart w:id="66" w:name="_Toc239339246"/>
       <w:bookmarkEnd w:id="62"/>
       <w:r>
         <w:t>3.4. Kh</w:t>
@@ -32718,7 +32789,7 @@
           <w:noProof/>
         </w:rPr>
         <w:drawing>
-          <wp:inline distT="0" distB="0" distL="0" distR="0" wp14:anchorId="0FB67936" wp14:editId="6654D645">
+          <wp:inline distT="0" distB="0" distL="0" distR="0" wp14:anchorId="174BA842" wp14:editId="4C82988F">
             <wp:extent cx="5334000" cy="8969712"/>
             <wp:effectExtent l="0" t="0" r="0" b="0"/>
             <wp:docPr id="73" name="Picture"/>
@@ -38667,7 +38738,7 @@
         <w:pStyle w:val="Heading2"/>
       </w:pPr>
       <w:bookmarkStart w:id="75" w:name="Xb17945b5d9374e5087c2c96ace1685ff00e2e22"/>
-      <w:bookmarkStart w:id="76" w:name="_Toc239338154"/>
+      <w:bookmarkStart w:id="76" w:name="_Toc239339247"/>
       <w:bookmarkEnd w:id="65"/>
       <w:bookmarkEnd w:id="74"/>
       <w:r>
@@ -40037,7 +40108,7 @@
         <w:pStyle w:val="Heading2"/>
       </w:pPr>
       <w:bookmarkStart w:id="77" w:name="Xfad7df3f963ac0b8ebfe8cf87d7c64fa075f760"/>
-      <w:bookmarkStart w:id="78" w:name="_Toc239338155"/>
+      <w:bookmarkStart w:id="78" w:name="_Toc239339248"/>
       <w:bookmarkEnd w:id="75"/>
       <w:r>
         <w:t>3.6. B</w:t>
@@ -40083,7 +40154,7 @@
           <w:noProof/>
         </w:rPr>
         <w:drawing>
-          <wp:inline distT="0" distB="0" distL="0" distR="0" wp14:anchorId="5FAD041C" wp14:editId="0B83875B">
+          <wp:inline distT="0" distB="0" distL="0" distR="0" wp14:anchorId="492382B6" wp14:editId="725A5502">
             <wp:extent cx="5334000" cy="1217839"/>
             <wp:effectExtent l="0" t="0" r="0" b="0"/>
             <wp:docPr id="86" name="Picture"/>
@@ -42864,7 +42935,7 @@
         <w:pStyle w:val="Heading2"/>
       </w:pPr>
       <w:bookmarkStart w:id="80" w:name="X9b5467225f237e4ee44d60f7d236cbdfdaa1e07"/>
-      <w:bookmarkStart w:id="81" w:name="_Toc239338156"/>
+      <w:bookmarkStart w:id="81" w:name="_Toc239339249"/>
       <w:bookmarkEnd w:id="77"/>
       <w:r>
         <w:t xml:space="preserve">3.7. </w:t>
@@ -42984,7 +43055,7 @@
           <w:noProof/>
         </w:rPr>
         <w:drawing>
-          <wp:inline distT="0" distB="0" distL="0" distR="0" wp14:anchorId="4FEC7816" wp14:editId="3DC7CF84">
+          <wp:inline distT="0" distB="0" distL="0" distR="0" wp14:anchorId="0E7C2637" wp14:editId="4BD2C274">
             <wp:extent cx="5334000" cy="5953125"/>
             <wp:effectExtent l="0" t="0" r="0" b="0"/>
             <wp:docPr id="91" name="Picture"/>
@@ -44094,7 +44165,7 @@
         <w:pStyle w:val="Heading1"/>
       </w:pPr>
       <w:bookmarkStart w:id="83" w:name="chương-4-thực-nghiệm-và-đánh-giá"/>
-      <w:bookmarkStart w:id="84" w:name="_Toc239338157"/>
+      <w:bookmarkStart w:id="84" w:name="_Toc239339250"/>
       <w:bookmarkEnd w:id="50"/>
       <w:bookmarkEnd w:id="80"/>
       <w:r>
@@ -44119,7 +44190,7 @@
         <w:pStyle w:val="Heading2"/>
       </w:pPr>
       <w:bookmarkStart w:id="85" w:name="X43cb4672f728ce1df4f211c1d18360135f0c40b"/>
-      <w:bookmarkStart w:id="86" w:name="_Toc239338158"/>
+      <w:bookmarkStart w:id="86" w:name="_Toc239339251"/>
       <w:r>
         <w:t>4.1. Môi trư</w:t>
       </w:r>
@@ -45741,7 +45812,7 @@
         <w:pStyle w:val="Heading2"/>
       </w:pPr>
       <w:bookmarkStart w:id="87" w:name="Xe48430b60e6d2b1022368eb4316c1fe9f53411f"/>
-      <w:bookmarkStart w:id="88" w:name="_Toc239338159"/>
+      <w:bookmarkStart w:id="88" w:name="_Toc239339252"/>
       <w:bookmarkEnd w:id="85"/>
       <w:r>
         <w:t>4.2. K</w:t>
@@ -49276,7 +49347,7 @@
         <w:pStyle w:val="Heading2"/>
       </w:pPr>
       <w:bookmarkStart w:id="95" w:name="X09b724f0b907c7f652c2569c27ef1d5728c277c"/>
-      <w:bookmarkStart w:id="96" w:name="_Toc239338160"/>
+      <w:bookmarkStart w:id="96" w:name="_Toc239339253"/>
       <w:bookmarkEnd w:id="87"/>
       <w:bookmarkEnd w:id="93"/>
       <w:r>
@@ -51548,7 +51619,7 @@
           <w:noProof/>
         </w:rPr>
         <w:drawing>
-          <wp:inline distT="0" distB="0" distL="0" distR="0" wp14:anchorId="3570C788" wp14:editId="42A3784F">
+          <wp:inline distT="0" distB="0" distL="0" distR="0" wp14:anchorId="6F7AB800" wp14:editId="51F1CC5D">
             <wp:extent cx="5334000" cy="2883855"/>
             <wp:effectExtent l="0" t="0" r="0" b="0"/>
             <wp:docPr id="108" name="Picture"/>
@@ -56571,7 +56642,7 @@
         <w:pStyle w:val="Heading2"/>
       </w:pPr>
       <w:bookmarkStart w:id="106" w:name="X0c205a3fd5474e5e1d380a3735df7543f97f059"/>
-      <w:bookmarkStart w:id="107" w:name="_Toc239338161"/>
+      <w:bookmarkStart w:id="107" w:name="_Toc239339254"/>
       <w:bookmarkEnd w:id="95"/>
       <w:bookmarkEnd w:id="104"/>
       <w:r>
@@ -59579,7 +59650,7 @@
         <w:pStyle w:val="Heading2"/>
       </w:pPr>
       <w:bookmarkStart w:id="113" w:name="X8f4b2c0e55e8764a0677cdfa39e96dbe6822859"/>
-      <w:bookmarkStart w:id="114" w:name="_Toc239338162"/>
+      <w:bookmarkStart w:id="114" w:name="_Toc239339255"/>
       <w:bookmarkEnd w:id="106"/>
       <w:bookmarkEnd w:id="112"/>
       <w:r>
@@ -62737,7 +62808,7 @@
         <w:pStyle w:val="Heading2"/>
       </w:pPr>
       <w:bookmarkStart w:id="120" w:name="X7468ed9f095dd0192ebc5de940dc44b5cd3e099"/>
-      <w:bookmarkStart w:id="121" w:name="_Toc239338163"/>
+      <w:bookmarkStart w:id="121" w:name="_Toc239339256"/>
       <w:bookmarkEnd w:id="113"/>
       <w:bookmarkEnd w:id="118"/>
       <w:r>
@@ -64595,7 +64666,7 @@
           <w:noProof/>
         </w:rPr>
         <w:drawing>
-          <wp:inline distT="0" distB="0" distL="0" distR="0" wp14:anchorId="144B489E" wp14:editId="272D87AD">
+          <wp:inline distT="0" distB="0" distL="0" distR="0" wp14:anchorId="4439E912" wp14:editId="7CAF36D8">
             <wp:extent cx="5334000" cy="3317670"/>
             <wp:effectExtent l="0" t="0" r="0" b="0"/>
             <wp:docPr id="131" name="Picture"/>
@@ -65327,7 +65398,7 @@
         <w:pStyle w:val="Heading2"/>
       </w:pPr>
       <w:bookmarkStart w:id="124" w:name="X88e1c26a6581f7bd1dbdb2c85ae6116c5ba8393"/>
-      <w:bookmarkStart w:id="125" w:name="_Toc239338164"/>
+      <w:bookmarkStart w:id="125" w:name="_Toc239339257"/>
       <w:bookmarkEnd w:id="120"/>
       <w:r>
         <w:t>4.7. Các y</w:t>
@@ -67182,7 +67253,7 @@
         <w:pStyle w:val="Heading1"/>
       </w:pPr>
       <w:bookmarkStart w:id="127" w:name="chương-5-kết-luận-và-hướng-phát-triển"/>
-      <w:bookmarkStart w:id="128" w:name="_Toc239338165"/>
+      <w:bookmarkStart w:id="128" w:name="_Toc239339258"/>
       <w:bookmarkEnd w:id="83"/>
       <w:bookmarkEnd w:id="124"/>
       <w:r>
@@ -67219,7 +67290,7 @@
         <w:pStyle w:val="Heading2"/>
       </w:pPr>
       <w:bookmarkStart w:id="129" w:name="Xcefa088882d41b38c21b7b5b44c738cb5564fbb"/>
-      <w:bookmarkStart w:id="130" w:name="_Toc239338166"/>
+      <w:bookmarkStart w:id="130" w:name="_Toc239339259"/>
       <w:r>
         <w:t>5.1. K</w:t>
       </w:r>
@@ -68720,7 +68791,7 @@
         <w:pStyle w:val="Heading2"/>
       </w:pPr>
       <w:bookmarkStart w:id="132" w:name="Xe79f58ab8ce7b6f148c68a374118dd9eaec1a1c"/>
-      <w:bookmarkStart w:id="133" w:name="_Toc239338167"/>
+      <w:bookmarkStart w:id="133" w:name="_Toc239339260"/>
       <w:bookmarkEnd w:id="129"/>
       <w:r>
         <w:t>5.2. H</w:t>
@@ -69934,7 +70005,7 @@
         <w:pStyle w:val="Heading2"/>
       </w:pPr>
       <w:bookmarkStart w:id="135" w:name="X66db71c9020c40cf46e490c5c37ad244e2b7594"/>
-      <w:bookmarkStart w:id="136" w:name="_Toc239338168"/>
+      <w:bookmarkStart w:id="136" w:name="_Toc239339261"/>
       <w:bookmarkEnd w:id="132"/>
       <w:r>
         <w:t>5.3. Hư</w:t>
@@ -71525,7 +71596,7 @@
         <w:pStyle w:val="Heading2"/>
       </w:pPr>
       <w:bookmarkStart w:id="138" w:name="Xe5a2fe3dfcd4681648271b7ddc344b106e48b3b"/>
-      <w:bookmarkStart w:id="139" w:name="_Toc239338169"/>
+      <w:bookmarkStart w:id="139" w:name="_Toc239339262"/>
       <w:bookmarkEnd w:id="135"/>
       <w:r>
         <w:t>5.4. K</w:t>
@@ -72448,7 +72519,7 @@
         <w:pStyle w:val="Heading1"/>
       </w:pPr>
       <w:bookmarkStart w:id="140" w:name="tài-liệu-tham-khảo"/>
-      <w:bookmarkStart w:id="141" w:name="_Toc239338170"/>
+      <w:bookmarkStart w:id="141" w:name="_Toc239339263"/>
       <w:bookmarkEnd w:id="127"/>
       <w:bookmarkEnd w:id="138"/>
       <w:r>
@@ -73404,7 +73475,7 @@
         <w:pStyle w:val="Heading1"/>
       </w:pPr>
       <w:bookmarkStart w:id="142" w:name="phụ-lục"/>
-      <w:bookmarkStart w:id="143" w:name="_Toc239338171"/>
+      <w:bookmarkStart w:id="143" w:name="_Toc239339264"/>
       <w:bookmarkEnd w:id="140"/>
       <w:r>
         <w:t>PH</w:t>
@@ -73428,7 +73499,7 @@
         <w:pStyle w:val="Heading2"/>
       </w:pPr>
       <w:bookmarkStart w:id="144" w:name="phụ-lục-a-cấu-hình-và-siêu-tham-số"/>
-      <w:bookmarkStart w:id="145" w:name="_Toc239338172"/>
+      <w:bookmarkStart w:id="145" w:name="_Toc239339265"/>
       <w:r>
         <w:t>Ph</w:t>
       </w:r>
@@ -75648,7 +75719,7 @@
         <w:pStyle w:val="Heading2"/>
       </w:pPr>
       <w:bookmarkStart w:id="149" w:name="phụ-lục-b-hướng-dẫn-cài-đặt-và-chạy"/>
-      <w:bookmarkStart w:id="150" w:name="_Toc239338173"/>
+      <w:bookmarkStart w:id="150" w:name="_Toc239339266"/>
       <w:bookmarkEnd w:id="144"/>
       <w:bookmarkEnd w:id="148"/>
       <w:r>
@@ -77045,7 +77116,7 @@
         <w:rPr>
           <w:rStyle w:val="VerbatimChar"/>
         </w:rPr>
-        <w:t>backend/.venv/Scripts/python scripts/build_thesis.py --src docs/papers/mon-hoc</w:t>
+        <w:t>backend/.venv/Scripts/python scripts/build_thesis.py</w:t>
       </w:r>
       <w:r>
         <w:br/>
@@ -77054,7 +77125,7 @@
         <w:rPr>
           <w:rStyle w:val="VerbatimChar"/>
         </w:rPr>
-        <w:t>powershell -File scripts/export_thesis_pdf.ps1 -Nguon docs/papers/mon-hoc/thesis-full.docx -Dich docs/papers/mon-hoc/thesis-full.pdf</w:t>
+        <w:t>powershell -File scripts/export_thesis_pdf.ps1</w:t>
       </w:r>
     </w:p>
     <w:p>
@@ -77194,11 +77265,895 @@
         <w:t>ụ</w:t>
       </w:r>
       <w:r>
-        <w:t>c.</w:t>
-      </w:r>
-      <w:bookmarkEnd w:id="142"/>
+        <w:t>c. C</w:t>
+      </w:r>
+      <w:r>
+        <w:t>ả</w:t>
+      </w:r>
+      <w:r>
+        <w:t xml:space="preserve"> hai đã đ</w:t>
+      </w:r>
+      <w:r>
+        <w:t>ặ</w:t>
+      </w:r>
+      <w:r>
+        <w:t>t s</w:t>
+      </w:r>
+      <w:r>
+        <w:t>ẵ</w:t>
+      </w:r>
+      <w:r>
+        <w:t>n b</w:t>
+      </w:r>
+      <w:r>
+        <w:t>ả</w:t>
+      </w:r>
+      <w:r>
+        <w:t>n đ</w:t>
+      </w:r>
+      <w:r>
+        <w:t>ồ</w:t>
+      </w:r>
+      <w:r>
+        <w:t xml:space="preserve"> án môn h</w:t>
+      </w:r>
+      <w:r>
+        <w:t>ọ</w:t>
+      </w:r>
+      <w:r>
+        <w:t>c làm m</w:t>
+      </w:r>
+      <w:r>
+        <w:t>ặ</w:t>
+      </w:r>
+      <w:r>
+        <w:t>c đ</w:t>
+      </w:r>
+      <w:r>
+        <w:t>ị</w:t>
+      </w:r>
+      <w:r>
+        <w:t>nh nên không c</w:t>
+      </w:r>
+      <w:r>
+        <w:t>ầ</w:t>
+      </w:r>
+      <w:r>
+        <w:t>n tham s</w:t>
+      </w:r>
+      <w:r>
+        <w:t>ố</w:t>
+      </w:r>
+      <w:r>
+        <w:t>; mu</w:t>
+      </w:r>
+      <w:r>
+        <w:t>ố</w:t>
+      </w:r>
+      <w:r>
+        <w:t>n d</w:t>
+      </w:r>
+      <w:r>
+        <w:t>ự</w:t>
+      </w:r>
+      <w:r>
+        <w:t>ng b</w:t>
+      </w:r>
+      <w:r>
+        <w:t>ả</w:t>
+      </w:r>
+      <w:r>
+        <w:t>n khác thì truy</w:t>
+      </w:r>
+      <w:r>
+        <w:t>ề</w:t>
+      </w:r>
+      <w:r>
+        <w:t xml:space="preserve">n </w:t>
+      </w:r>
+      <w:r>
+        <w:rPr>
+          <w:rStyle w:val="VerbatimChar"/>
+        </w:rPr>
+        <w:t>--src</w:t>
+      </w:r>
+      <w:r>
+        <w:t xml:space="preserve"> cho l</w:t>
+      </w:r>
+      <w:r>
+        <w:t>ệ</w:t>
+      </w:r>
+      <w:r>
+        <w:t>nh đ</w:t>
+      </w:r>
+      <w:r>
+        <w:t>ầ</w:t>
+      </w:r>
+      <w:r>
+        <w:t xml:space="preserve">u và </w:t>
+      </w:r>
+      <w:r>
+        <w:rPr>
+          <w:rStyle w:val="VerbatimChar"/>
+        </w:rPr>
+        <w:t>-Nguon</w:t>
+      </w:r>
+      <w:r>
+        <w:t xml:space="preserve"> cho l</w:t>
+      </w:r>
+      <w:r>
+        <w:t>ệ</w:t>
+      </w:r>
+      <w:r>
+        <w:t>nh hai.</w:t>
+      </w:r>
+    </w:p>
+    <w:p>
+      <w:pPr>
+        <w:pStyle w:val="Heading2"/>
+      </w:pPr>
+      <w:bookmarkStart w:id="155" w:name="phụ-lục-c-phân-công-công-việc"/>
+      <w:bookmarkStart w:id="156" w:name="_Toc239339267"/>
       <w:bookmarkEnd w:id="149"/>
       <w:bookmarkEnd w:id="154"/>
+      <w:r>
+        <w:t>Ph</w:t>
+      </w:r>
+      <w:r>
+        <w:t>ụ</w:t>
+      </w:r>
+      <w:r>
+        <w:t xml:space="preserve"> l</w:t>
+      </w:r>
+      <w:r>
+        <w:t>ụ</w:t>
+      </w:r>
+      <w:r>
+        <w:t>c C. Phân công công vi</w:t>
+      </w:r>
+      <w:r>
+        <w:t>ệ</w:t>
+      </w:r>
+      <w:r>
+        <w:t>c</w:t>
+      </w:r>
+      <w:bookmarkEnd w:id="156"/>
+    </w:p>
+    <w:tbl>
+      <w:tblPr>
+        <w:tblStyle w:val="Table"/>
+        <w:tblW w:w="0" w:type="auto"/>
+        <w:tblLook w:val="0020" w:firstRow="1" w:lastRow="0" w:firstColumn="0" w:lastColumn="0" w:noHBand="0" w:noVBand="0"/>
+      </w:tblPr>
+      <w:tblGrid>
+        <w:gridCol w:w="2141"/>
+        <w:gridCol w:w="1071"/>
+        <w:gridCol w:w="6364"/>
+      </w:tblGrid>
+      <w:tr>
+        <w:trPr>
+          <w:cnfStyle w:val="100000000000" w:firstRow="1" w:lastRow="0" w:firstColumn="0" w:lastColumn="0" w:oddVBand="0" w:evenVBand="0" w:oddHBand="0" w:evenHBand="0" w:firstRowFirstColumn="0" w:firstRowLastColumn="0" w:lastRowFirstColumn="0" w:lastRowLastColumn="0"/>
+          <w:tblHeader/>
+        </w:trPr>
+        <w:tc>
+          <w:tcPr>
+            <w:tcW w:w="0" w:type="auto"/>
+          </w:tcPr>
+          <w:p>
+            <w:pPr>
+              <w:pStyle w:val="Compact"/>
+            </w:pPr>
+            <w:r>
+              <w:t>Thành viên</w:t>
+            </w:r>
+          </w:p>
+        </w:tc>
+        <w:tc>
+          <w:tcPr>
+            <w:tcW w:w="0" w:type="auto"/>
+          </w:tcPr>
+          <w:p>
+            <w:pPr>
+              <w:pStyle w:val="Compact"/>
+              <w:jc w:val="center"/>
+            </w:pPr>
+            <w:r>
+              <w:t>MSSV</w:t>
+            </w:r>
+          </w:p>
+        </w:tc>
+        <w:tc>
+          <w:tcPr>
+            <w:tcW w:w="0" w:type="auto"/>
+          </w:tcPr>
+          <w:p>
+            <w:pPr>
+              <w:pStyle w:val="Compact"/>
+            </w:pPr>
+            <w:r>
+              <w:t>Công vi</w:t>
+            </w:r>
+            <w:r>
+              <w:t>ệ</w:t>
+            </w:r>
+            <w:r>
+              <w:t>c chính</w:t>
+            </w:r>
+          </w:p>
+        </w:tc>
+      </w:tr>
+      <w:tr>
+        <w:tc>
+          <w:tcPr>
+            <w:tcW w:w="0" w:type="auto"/>
+          </w:tcPr>
+          <w:p>
+            <w:pPr>
+              <w:pStyle w:val="Compact"/>
+            </w:pPr>
+            <w:r>
+              <w:t>Ph</w:t>
+            </w:r>
+            <w:r>
+              <w:t>ạ</w:t>
+            </w:r>
+            <w:r>
+              <w:t>m Nguy</w:t>
+            </w:r>
+            <w:r>
+              <w:t>ễ</w:t>
+            </w:r>
+            <w:r>
+              <w:t>n Th</w:t>
+            </w:r>
+            <w:r>
+              <w:t>ế</w:t>
+            </w:r>
+            <w:r>
+              <w:t xml:space="preserve"> Châu</w:t>
+            </w:r>
+          </w:p>
+        </w:tc>
+        <w:tc>
+          <w:tcPr>
+            <w:tcW w:w="0" w:type="auto"/>
+          </w:tcPr>
+          <w:p>
+            <w:pPr>
+              <w:pStyle w:val="Compact"/>
+              <w:jc w:val="center"/>
+            </w:pPr>
+            <w:r>
+              <w:t>25410004</w:t>
+            </w:r>
+          </w:p>
+        </w:tc>
+        <w:tc>
+          <w:tcPr>
+            <w:tcW w:w="0" w:type="auto"/>
+          </w:tcPr>
+          <w:p>
+            <w:pPr>
+              <w:pStyle w:val="Compact"/>
+            </w:pPr>
+            <w:r>
+              <w:t>Thu th</w:t>
+            </w:r>
+            <w:r>
+              <w:t>ậ</w:t>
+            </w:r>
+            <w:r>
+              <w:t>p d</w:t>
+            </w:r>
+            <w:r>
+              <w:t>ữ</w:t>
+            </w:r>
+            <w:r>
+              <w:t xml:space="preserve"> li</w:t>
+            </w:r>
+            <w:r>
+              <w:t>ệ</w:t>
+            </w:r>
+            <w:r>
+              <w:t>u, hu</w:t>
+            </w:r>
+            <w:r>
+              <w:t>ấ</w:t>
+            </w:r>
+            <w:r>
+              <w:t>n luy</w:t>
+            </w:r>
+            <w:r>
+              <w:t>ệ</w:t>
+            </w:r>
+            <w:r>
+              <w:t>n YOLO11n, đánh giá b</w:t>
+            </w:r>
+            <w:r>
+              <w:t>ộ</w:t>
+            </w:r>
+            <w:r>
+              <w:t xml:space="preserve"> phát hi</w:t>
+            </w:r>
+            <w:r>
+              <w:t>ệ</w:t>
+            </w:r>
+            <w:r>
+              <w:t>n</w:t>
+            </w:r>
+          </w:p>
+        </w:tc>
+      </w:tr>
+      <w:tr>
+        <w:tc>
+          <w:tcPr>
+            <w:tcW w:w="0" w:type="auto"/>
+          </w:tcPr>
+          <w:p>
+            <w:pPr>
+              <w:pStyle w:val="Compact"/>
+            </w:pPr>
+            <w:r>
+              <w:t>Nguy</w:t>
+            </w:r>
+            <w:r>
+              <w:t>ễ</w:t>
+            </w:r>
+            <w:r>
+              <w:t>n Công H</w:t>
+            </w:r>
+            <w:r>
+              <w:t>ậ</w:t>
+            </w:r>
+            <w:r>
+              <w:t>u</w:t>
+            </w:r>
+          </w:p>
+        </w:tc>
+        <w:tc>
+          <w:tcPr>
+            <w:tcW w:w="0" w:type="auto"/>
+          </w:tcPr>
+          <w:p>
+            <w:pPr>
+              <w:pStyle w:val="Compact"/>
+              <w:jc w:val="center"/>
+            </w:pPr>
+            <w:r>
+              <w:t>25410006</w:t>
+            </w:r>
+          </w:p>
+        </w:tc>
+        <w:tc>
+          <w:tcPr>
+            <w:tcW w:w="0" w:type="auto"/>
+          </w:tcPr>
+          <w:p>
+            <w:pPr>
+              <w:pStyle w:val="Compact"/>
+            </w:pPr>
+            <w:r>
+              <w:t>Xây d</w:t>
+            </w:r>
+            <w:r>
+              <w:t>ự</w:t>
+            </w:r>
+            <w:r>
+              <w:t>ng giao di</w:t>
+            </w:r>
+            <w:r>
+              <w:t>ệ</w:t>
+            </w:r>
+            <w:r>
+              <w:t>n React, FastAPI, Docker, ki</w:t>
+            </w:r>
+            <w:r>
+              <w:t>ể</w:t>
+            </w:r>
+            <w:r>
+              <w:t>m th</w:t>
+            </w:r>
+            <w:r>
+              <w:t>ử</w:t>
+            </w:r>
+            <w:r>
+              <w:t xml:space="preserve"> tích h</w:t>
+            </w:r>
+            <w:r>
+              <w:t>ợ</w:t>
+            </w:r>
+            <w:r>
+              <w:t>p</w:t>
+            </w:r>
+          </w:p>
+        </w:tc>
+      </w:tr>
+      <w:tr>
+        <w:tc>
+          <w:tcPr>
+            <w:tcW w:w="0" w:type="auto"/>
+          </w:tcPr>
+          <w:p>
+            <w:pPr>
+              <w:pStyle w:val="Compact"/>
+            </w:pPr>
+            <w:r>
+              <w:t>Nguy</w:t>
+            </w:r>
+            <w:r>
+              <w:t>ễ</w:t>
+            </w:r>
+            <w:r>
+              <w:t>n Minh Hi</w:t>
+            </w:r>
+            <w:r>
+              <w:t>ế</w:t>
+            </w:r>
+            <w:r>
+              <w:t>u</w:t>
+            </w:r>
+          </w:p>
+        </w:tc>
+        <w:tc>
+          <w:tcPr>
+            <w:tcW w:w="0" w:type="auto"/>
+          </w:tcPr>
+          <w:p>
+            <w:pPr>
+              <w:pStyle w:val="Compact"/>
+              <w:jc w:val="center"/>
+            </w:pPr>
+            <w:r>
+              <w:t>25410007</w:t>
+            </w:r>
+          </w:p>
+        </w:tc>
+        <w:tc>
+          <w:tcPr>
+            <w:tcW w:w="0" w:type="auto"/>
+          </w:tcPr>
+          <w:p>
+            <w:pPr>
+              <w:pStyle w:val="Compact"/>
+            </w:pPr>
+            <w:r>
+              <w:t>Thi</w:t>
+            </w:r>
+            <w:r>
+              <w:t>ế</w:t>
+            </w:r>
+            <w:r>
+              <w:t>t k</w:t>
+            </w:r>
+            <w:r>
+              <w:t>ế</w:t>
+            </w:r>
+            <w:r>
+              <w:t xml:space="preserve"> đư</w:t>
+            </w:r>
+            <w:r>
+              <w:t>ờ</w:t>
+            </w:r>
+            <w:r>
+              <w:t xml:space="preserve">ng </w:t>
+            </w:r>
+            <w:r>
+              <w:t>ố</w:t>
+            </w:r>
+            <w:r>
+              <w:t>ng x</w:t>
+            </w:r>
+            <w:r>
+              <w:t>ử</w:t>
+            </w:r>
+            <w:r>
+              <w:t xml:space="preserve"> lý </w:t>
+            </w:r>
+            <w:r>
+              <w:t>ả</w:t>
+            </w:r>
+            <w:r>
+              <w:t>nh, h</w:t>
+            </w:r>
+            <w:r>
+              <w:t>ậ</w:t>
+            </w:r>
+            <w:r>
+              <w:t>u x</w:t>
+            </w:r>
+            <w:r>
+              <w:t>ử</w:t>
+            </w:r>
+            <w:r>
+              <w:t xml:space="preserve"> lý bi</w:t>
+            </w:r>
+            <w:r>
+              <w:t>ể</w:t>
+            </w:r>
+            <w:r>
+              <w:t>n s</w:t>
+            </w:r>
+            <w:r>
+              <w:t>ố</w:t>
+            </w:r>
+            <w:r>
+              <w:t>, th</w:t>
+            </w:r>
+            <w:r>
+              <w:t>ự</w:t>
+            </w:r>
+            <w:r>
+              <w:t>c nghi</w:t>
+            </w:r>
+            <w:r>
+              <w:t>ệ</w:t>
+            </w:r>
+            <w:r>
+              <w:t>m OCR, vi</w:t>
+            </w:r>
+            <w:r>
+              <w:t>ế</w:t>
+            </w:r>
+            <w:r>
+              <w:t>t báo cáo</w:t>
+            </w:r>
+          </w:p>
+        </w:tc>
+      </w:tr>
+      <w:tr>
+        <w:tc>
+          <w:tcPr>
+            <w:tcW w:w="0" w:type="auto"/>
+          </w:tcPr>
+          <w:p>
+            <w:pPr>
+              <w:pStyle w:val="Compact"/>
+            </w:pPr>
+            <w:r>
+              <w:t>Ph</w:t>
+            </w:r>
+            <w:r>
+              <w:t>ạ</w:t>
+            </w:r>
+            <w:r>
+              <w:t>m Công Thành</w:t>
+            </w:r>
+          </w:p>
+        </w:tc>
+        <w:tc>
+          <w:tcPr>
+            <w:tcW w:w="0" w:type="auto"/>
+          </w:tcPr>
+          <w:p>
+            <w:pPr>
+              <w:pStyle w:val="Compact"/>
+              <w:jc w:val="center"/>
+            </w:pPr>
+            <w:r>
+              <w:t>25410013</w:t>
+            </w:r>
+          </w:p>
+        </w:tc>
+        <w:tc>
+          <w:tcPr>
+            <w:tcW w:w="0" w:type="auto"/>
+          </w:tcPr>
+          <w:p>
+            <w:pPr>
+              <w:pStyle w:val="Compact"/>
+            </w:pPr>
+            <w:r>
+              <w:t>Xây d</w:t>
+            </w:r>
+            <w:r>
+              <w:t>ự</w:t>
+            </w:r>
+            <w:r>
+              <w:t>ng b</w:t>
+            </w:r>
+            <w:r>
+              <w:t>ộ</w:t>
+            </w:r>
+            <w:r>
+              <w:t xml:space="preserve"> d</w:t>
+            </w:r>
+            <w:r>
+              <w:t>ữ</w:t>
+            </w:r>
+            <w:r>
+              <w:t xml:space="preserve"> li</w:t>
+            </w:r>
+            <w:r>
+              <w:t>ệ</w:t>
+            </w:r>
+            <w:r>
+              <w:t>u, kh</w:t>
+            </w:r>
+            <w:r>
+              <w:t>ử</w:t>
+            </w:r>
+            <w:r>
+              <w:t xml:space="preserve"> trùng l</w:t>
+            </w:r>
+            <w:r>
+              <w:t>ặ</w:t>
+            </w:r>
+            <w:r>
+              <w:t>p, đánh giá và phân tích k</w:t>
+            </w:r>
+            <w:r>
+              <w:t>ế</w:t>
+            </w:r>
+            <w:r>
+              <w:t>t qu</w:t>
+            </w:r>
+            <w:r>
+              <w:t>ả</w:t>
+            </w:r>
+          </w:p>
+        </w:tc>
+      </w:tr>
+    </w:tbl>
+    <w:p>
+      <w:pPr>
+        <w:pStyle w:val="BodyText"/>
+      </w:pPr>
+      <w:r>
+        <w:t>Các h</w:t>
+      </w:r>
+      <w:r>
+        <w:t>ạ</w:t>
+      </w:r>
+      <w:r>
+        <w:t>ng m</w:t>
+      </w:r>
+      <w:r>
+        <w:t>ụ</w:t>
+      </w:r>
+      <w:r>
+        <w:t xml:space="preserve">c trên là </w:t>
+      </w:r>
+      <w:r>
+        <w:rPr>
+          <w:b/>
+          <w:bCs/>
+        </w:rPr>
+        <w:t>ph</w:t>
+      </w:r>
+      <w:r>
+        <w:rPr>
+          <w:b/>
+          <w:bCs/>
+        </w:rPr>
+        <w:t>ầ</w:t>
+      </w:r>
+      <w:r>
+        <w:rPr>
+          <w:b/>
+          <w:bCs/>
+        </w:rPr>
+        <w:t>n vi</w:t>
+      </w:r>
+      <w:r>
+        <w:rPr>
+          <w:b/>
+          <w:bCs/>
+        </w:rPr>
+        <w:t>ệ</w:t>
+      </w:r>
+      <w:r>
+        <w:rPr>
+          <w:b/>
+          <w:bCs/>
+        </w:rPr>
+        <w:t>c chính</w:t>
+      </w:r>
+      <w:r>
+        <w:t xml:space="preserve"> </w:t>
+      </w:r>
+      <w:r>
+        <w:t>c</w:t>
+      </w:r>
+      <w:r>
+        <w:t>ủ</w:t>
+      </w:r>
+      <w:r>
+        <w:t>a t</w:t>
+      </w:r>
+      <w:r>
+        <w:t>ừ</w:t>
+      </w:r>
+      <w:r>
+        <w:t>ng thành viên, không ph</w:t>
+      </w:r>
+      <w:r>
+        <w:t>ả</w:t>
+      </w:r>
+      <w:r>
+        <w:t>i ranh gi</w:t>
+      </w:r>
+      <w:r>
+        <w:t>ớ</w:t>
+      </w:r>
+      <w:r>
+        <w:t>i tuy</w:t>
+      </w:r>
+      <w:r>
+        <w:t>ệ</w:t>
+      </w:r>
+      <w:r>
+        <w:t>t đ</w:t>
+      </w:r>
+      <w:r>
+        <w:t>ố</w:t>
+      </w:r>
+      <w:r>
+        <w:t>i: nh</w:t>
+      </w:r>
+      <w:r>
+        <w:t>ữ</w:t>
+      </w:r>
+      <w:r>
+        <w:t>ng quy</w:t>
+      </w:r>
+      <w:r>
+        <w:t>ế</w:t>
+      </w:r>
+      <w:r>
+        <w:t>t đ</w:t>
+      </w:r>
+      <w:r>
+        <w:t>ị</w:t>
+      </w:r>
+      <w:r>
+        <w:t xml:space="preserve">nh </w:t>
+      </w:r>
+      <w:r>
+        <w:t>ả</w:t>
+      </w:r>
+      <w:r>
+        <w:t>nh hư</w:t>
+      </w:r>
+      <w:r>
+        <w:t>ở</w:t>
+      </w:r>
+      <w:r>
+        <w:t>ng t</w:t>
+      </w:r>
+      <w:r>
+        <w:t>ớ</w:t>
+      </w:r>
+      <w:r>
+        <w:t>i s</w:t>
+      </w:r>
+      <w:r>
+        <w:t>ố</w:t>
+      </w:r>
+      <w:r>
+        <w:t xml:space="preserve"> li</w:t>
+      </w:r>
+      <w:r>
+        <w:t>ệ</w:t>
+      </w:r>
+      <w:r>
+        <w:t>u công b</w:t>
+      </w:r>
+      <w:r>
+        <w:t>ố</w:t>
+      </w:r>
+      <w:r>
+        <w:t xml:space="preserve"> — ch</w:t>
+      </w:r>
+      <w:r>
+        <w:t>ọ</w:t>
+      </w:r>
+      <w:r>
+        <w:t>n ngư</w:t>
+      </w:r>
+      <w:r>
+        <w:t>ỡ</w:t>
+      </w:r>
+      <w:r>
+        <w:t>ng phân lo</w:t>
+      </w:r>
+      <w:r>
+        <w:t>ạ</w:t>
+      </w:r>
+      <w:r>
+        <w:t>i b</w:t>
+      </w:r>
+      <w:r>
+        <w:t>ố</w:t>
+      </w:r>
+      <w:r>
+        <w:t xml:space="preserve"> c</w:t>
+      </w:r>
+      <w:r>
+        <w:t>ụ</w:t>
+      </w:r>
+      <w:r>
+        <w:t>c (m</w:t>
+      </w:r>
+      <w:r>
+        <w:t>ụ</w:t>
+      </w:r>
+      <w:r>
+        <w:t>c 3.4.3), d</w:t>
+      </w:r>
+      <w:r>
+        <w:t>ừ</w:t>
+      </w:r>
+      <w:r>
+        <w:t>ng lư</w:t>
+      </w:r>
+      <w:r>
+        <w:t>ợ</w:t>
+      </w:r>
+      <w:r>
+        <w:t>t tinh ch</w:t>
+      </w:r>
+      <w:r>
+        <w:t>ỉ</w:t>
+      </w:r>
+      <w:r>
+        <w:t>nh b</w:t>
+      </w:r>
+      <w:r>
+        <w:t>ộ</w:t>
+      </w:r>
+      <w:r>
+        <w:t xml:space="preserve"> nh</w:t>
+      </w:r>
+      <w:r>
+        <w:t>ậ</w:t>
+      </w:r>
+      <w:r>
+        <w:t>n d</w:t>
+      </w:r>
+      <w:r>
+        <w:t>ạ</w:t>
+      </w:r>
+      <w:r>
+        <w:t>ng, ch</w:t>
+      </w:r>
+      <w:r>
+        <w:t>ố</w:t>
+      </w:r>
+      <w:r>
+        <w:t>t c</w:t>
+      </w:r>
+      <w:r>
+        <w:t>ấ</w:t>
+      </w:r>
+      <w:r>
+        <w:t>u hình bàn giao — đ</w:t>
+      </w:r>
+      <w:r>
+        <w:t>ề</w:t>
+      </w:r>
+      <w:r>
+        <w:t>u do c</w:t>
+      </w:r>
+      <w:r>
+        <w:t>ả</w:t>
+      </w:r>
+      <w:r>
+        <w:t xml:space="preserve"> nhóm th</w:t>
+      </w:r>
+      <w:r>
+        <w:t>ố</w:t>
+      </w:r>
+      <w:r>
+        <w:t>ng nh</w:t>
+      </w:r>
+      <w:r>
+        <w:t>ấ</w:t>
+      </w:r>
+      <w:r>
+        <w:t>t.</w:t>
+      </w:r>
+      <w:bookmarkEnd w:id="142"/>
+      <w:bookmarkEnd w:id="155"/>
     </w:p>
     <w:sectPr>
       <w:footnotePr>
@@ -77217,7 +78172,7 @@
   <w:abstractNum w:abstractNumId="0" w15:restartNumberingAfterBreak="0">
     <w:nsid w:val="0000A990"/>
     <w:multiLevelType w:val="multilevel"/>
-    <w:tmpl w:val="ECBEC4C2"/>
+    <w:tmpl w:val="B1545256"/>
     <w:lvl w:ilvl="0">
       <w:numFmt w:val="bullet"/>
       <w:lvlText w:val=" "/>
@@ -77294,7 +78249,7 @@
   <w:abstractNum w:abstractNumId="1" w15:restartNumberingAfterBreak="0">
     <w:nsid w:val="0000A991"/>
     <w:multiLevelType w:val="multilevel"/>
-    <w:tmpl w:val="6FFEDE80"/>
+    <w:tmpl w:val="69CAC8BC"/>
     <w:lvl w:ilvl="0">
       <w:numFmt w:val="bullet"/>
       <w:lvlText w:val=""/>
@@ -77398,7 +78353,7 @@
   <w:abstractNum w:abstractNumId="2" w15:restartNumberingAfterBreak="0">
     <w:nsid w:val="00A99411"/>
     <w:multiLevelType w:val="multilevel"/>
-    <w:tmpl w:val="72A47792"/>
+    <w:tmpl w:val="4078B742"/>
     <w:lvl w:ilvl="0">
       <w:start w:val="1"/>
       <w:numFmt w:val="decimal"/>
@@ -77481,10 +78436,10 @@
       </w:pPr>
     </w:lvl>
   </w:abstractNum>
-  <w:num w:numId="1" w16cid:durableId="861937233">
+  <w:num w:numId="1" w16cid:durableId="1262177761">
     <w:abstractNumId w:val="0"/>
   </w:num>
-  <w:num w:numId="2" w16cid:durableId="1358964097">
+  <w:num w:numId="2" w16cid:durableId="1905068047">
     <w:abstractNumId w:val="2"/>
     <w:lvlOverride w:ilvl="0">
       <w:startOverride w:val="1"/>
@@ -77514,22 +78469,22 @@
       <w:startOverride w:val="1"/>
     </w:lvlOverride>
   </w:num>
-  <w:num w:numId="3" w16cid:durableId="1416975678">
+  <w:num w:numId="3" w16cid:durableId="1168250144">
     <w:abstractNumId w:val="1"/>
   </w:num>
-  <w:num w:numId="4" w16cid:durableId="520050956">
+  <w:num w:numId="4" w16cid:durableId="656542802">
     <w:abstractNumId w:val="1"/>
   </w:num>
-  <w:num w:numId="5" w16cid:durableId="494566323">
+  <w:num w:numId="5" w16cid:durableId="1103376608">
     <w:abstractNumId w:val="1"/>
   </w:num>
-  <w:num w:numId="6" w16cid:durableId="217939371">
+  <w:num w:numId="6" w16cid:durableId="1056122415">
     <w:abstractNumId w:val="1"/>
   </w:num>
-  <w:num w:numId="7" w16cid:durableId="1593273105">
+  <w:num w:numId="7" w16cid:durableId="1958414272">
     <w:abstractNumId w:val="1"/>
   </w:num>
-  <w:num w:numId="8" w16cid:durableId="1728646256">
+  <w:num w:numId="8" w16cid:durableId="1942108696">
     <w:abstractNumId w:val="2"/>
     <w:lvlOverride w:ilvl="0">
       <w:startOverride w:val="1"/>
@@ -77559,7 +78514,7 @@
       <w:startOverride w:val="1"/>
     </w:lvlOverride>
   </w:num>
-  <w:num w:numId="9" w16cid:durableId="2066753219">
+  <w:num w:numId="9" w16cid:durableId="58016883">
     <w:abstractNumId w:val="1"/>
   </w:num>
 </w:numbering>
@@ -78796,7 +79751,7 @@
     <w:next w:val="Normal"/>
     <w:autoRedefine/>
     <w:uiPriority w:val="39"/>
-    <w:rsid w:val="003F76A2"/>
+    <w:rsid w:val="001C2A55"/>
     <w:pPr>
       <w:spacing w:after="100"/>
     </w:pPr>
@@ -78807,7 +79762,7 @@
     <w:next w:val="Normal"/>
     <w:autoRedefine/>
     <w:uiPriority w:val="39"/>
-    <w:rsid w:val="003F76A2"/>
+    <w:rsid w:val="001C2A55"/>
     <w:pPr>
       <w:spacing w:after="100"/>
       <w:ind w:left="240"/>

--- a/nop/01-do-an-mon-hoc.docx
+++ b/nop/01-do-an-mon-hoc.docx
@@ -148,7 +148,7 @@
         <w:pStyle w:val="Heading1"/>
       </w:pPr>
       <w:bookmarkStart w:id="0" w:name="đồ-án-môn-học"/>
-      <w:bookmarkStart w:id="1" w:name="_Toc239339230"/>
+      <w:bookmarkStart w:id="1" w:name="_Toc239341170"/>
       <w:r>
         <w:t>Đ</w:t>
       </w:r>
@@ -220,7 +220,7 @@
         <w:pStyle w:val="Heading1"/>
       </w:pPr>
       <w:bookmarkStart w:id="4" w:name="Xbe958ce37c6a089ac9bdc99dada4ec5e2c0f7da"/>
-      <w:bookmarkStart w:id="5" w:name="_Toc239339231"/>
+      <w:bookmarkStart w:id="5" w:name="_Toc239341171"/>
       <w:bookmarkEnd w:id="0"/>
       <w:bookmarkEnd w:id="3"/>
       <w:r>
@@ -795,7 +795,7 @@
     </w:p>
     <w:p>
       <w:r>
-        <w:pict w14:anchorId="3D767D60">
+        <w:pict w14:anchorId="59183089">
           <v:rect id="_x0000_i1025" style="width:0;height:1.5pt" o:hralign="center" o:hrstd="t" o:hr="t"/>
         </w:pict>
       </w:r>
@@ -805,7 +805,7 @@
         <w:pStyle w:val="Heading2"/>
       </w:pPr>
       <w:bookmarkStart w:id="6" w:name="mục-lục"/>
-      <w:bookmarkStart w:id="7" w:name="_Toc239339232"/>
+      <w:bookmarkStart w:id="7" w:name="_Toc239341172"/>
       <w:r>
         <w:t>M</w:t>
       </w:r>
@@ -845,7 +845,7 @@
       <w:r>
         <w:fldChar w:fldCharType="separate"/>
       </w:r>
-      <w:hyperlink w:anchor="_Toc239339230" w:history="1">
+      <w:hyperlink w:anchor="_Toc239341170" w:history="1">
         <w:r>
           <w:rPr>
             <w:rStyle w:val="Hyperlink"/>
@@ -872,7 +872,7 @@
             <w:noProof/>
             <w:webHidden/>
           </w:rPr>
-          <w:instrText xml:space="preserve"> PAGEREF _Toc239339230 \h </w:instrText>
+          <w:instrText xml:space="preserve"> PAGEREF _Toc239341170 \h </w:instrText>
         </w:r>
         <w:r>
           <w:rPr>
@@ -916,7 +916,7 @@
           <w14:ligatures w14:val="standardContextual"/>
         </w:rPr>
       </w:pPr>
-      <w:hyperlink w:anchor="_Toc239339231" w:history="1">
+      <w:hyperlink w:anchor="_Toc239341171" w:history="1">
         <w:r>
           <w:rPr>
             <w:rStyle w:val="Hyperlink"/>
@@ -943,7 +943,7 @@
             <w:noProof/>
             <w:webHidden/>
           </w:rPr>
-          <w:instrText xml:space="preserve"> PAGEREF _Toc239339231 \h </w:instrText>
+          <w:instrText xml:space="preserve"> PAGEREF _Toc239341171 \h </w:instrText>
         </w:r>
         <w:r>
           <w:rPr>
@@ -987,7 +987,7 @@
           <w14:ligatures w14:val="standardContextual"/>
         </w:rPr>
       </w:pPr>
-      <w:hyperlink w:anchor="_Toc239339232" w:history="1">
+      <w:hyperlink w:anchor="_Toc239341172" w:history="1">
         <w:r>
           <w:rPr>
             <w:rStyle w:val="Hyperlink"/>
@@ -1014,7 +1014,7 @@
             <w:noProof/>
             <w:webHidden/>
           </w:rPr>
-          <w:instrText xml:space="preserve"> PAGEREF _Toc239339232 \h </w:instrText>
+          <w:instrText xml:space="preserve"> PAGEREF _Toc239341172 \h </w:instrText>
         </w:r>
         <w:r>
           <w:rPr>
@@ -1058,7 +1058,7 @@
           <w14:ligatures w14:val="standardContextual"/>
         </w:rPr>
       </w:pPr>
-      <w:hyperlink w:anchor="_Toc239339233" w:history="1">
+      <w:hyperlink w:anchor="_Toc239341173" w:history="1">
         <w:r>
           <w:rPr>
             <w:rStyle w:val="Hyperlink"/>
@@ -1085,7 +1085,7 @@
             <w:noProof/>
             <w:webHidden/>
           </w:rPr>
-          <w:instrText xml:space="preserve"> PAGEREF _Toc239339233 \h </w:instrText>
+          <w:instrText xml:space="preserve"> PAGEREF _Toc239341173 \h </w:instrText>
         </w:r>
         <w:r>
           <w:rPr>
@@ -1129,7 +1129,7 @@
           <w14:ligatures w14:val="standardContextual"/>
         </w:rPr>
       </w:pPr>
-      <w:hyperlink w:anchor="_Toc239339234" w:history="1">
+      <w:hyperlink w:anchor="_Toc239341174" w:history="1">
         <w:r>
           <w:rPr>
             <w:rStyle w:val="Hyperlink"/>
@@ -1156,7 +1156,7 @@
             <w:noProof/>
             <w:webHidden/>
           </w:rPr>
-          <w:instrText xml:space="preserve"> PAGEREF _Toc239339234 \h </w:instrText>
+          <w:instrText xml:space="preserve"> PAGEREF _Toc239341174 \h </w:instrText>
         </w:r>
         <w:r>
           <w:rPr>
@@ -1200,7 +1200,7 @@
           <w14:ligatures w14:val="standardContextual"/>
         </w:rPr>
       </w:pPr>
-      <w:hyperlink w:anchor="_Toc239339235" w:history="1">
+      <w:hyperlink w:anchor="_Toc239341175" w:history="1">
         <w:r>
           <w:rPr>
             <w:rStyle w:val="Hyperlink"/>
@@ -1227,7 +1227,7 @@
             <w:noProof/>
             <w:webHidden/>
           </w:rPr>
-          <w:instrText xml:space="preserve"> PAGEREF _Toc239339235 \h </w:instrText>
+          <w:instrText xml:space="preserve"> PAGEREF _Toc239341175 \h </w:instrText>
         </w:r>
         <w:r>
           <w:rPr>
@@ -1271,7 +1271,7 @@
           <w14:ligatures w14:val="standardContextual"/>
         </w:rPr>
       </w:pPr>
-      <w:hyperlink w:anchor="_Toc239339236" w:history="1">
+      <w:hyperlink w:anchor="_Toc239341176" w:history="1">
         <w:r>
           <w:rPr>
             <w:rStyle w:val="Hyperlink"/>
@@ -1298,7 +1298,7 @@
             <w:noProof/>
             <w:webHidden/>
           </w:rPr>
-          <w:instrText xml:space="preserve"> PAGEREF _Toc239339236 \h </w:instrText>
+          <w:instrText xml:space="preserve"> PAGEREF _Toc239341176 \h </w:instrText>
         </w:r>
         <w:r>
           <w:rPr>
@@ -1342,7 +1342,7 @@
           <w14:ligatures w14:val="standardContextual"/>
         </w:rPr>
       </w:pPr>
-      <w:hyperlink w:anchor="_Toc239339237" w:history="1">
+      <w:hyperlink w:anchor="_Toc239341177" w:history="1">
         <w:r>
           <w:rPr>
             <w:rStyle w:val="Hyperlink"/>
@@ -1369,7 +1369,7 @@
             <w:noProof/>
             <w:webHidden/>
           </w:rPr>
-          <w:instrText xml:space="preserve"> PAGEREF _Toc239339237 \h </w:instrText>
+          <w:instrText xml:space="preserve"> PAGEREF _Toc239341177 \h </w:instrText>
         </w:r>
         <w:r>
           <w:rPr>
@@ -1413,7 +1413,7 @@
           <w14:ligatures w14:val="standardContextual"/>
         </w:rPr>
       </w:pPr>
-      <w:hyperlink w:anchor="_Toc239339238" w:history="1">
+      <w:hyperlink w:anchor="_Toc239341178" w:history="1">
         <w:r>
           <w:rPr>
             <w:rStyle w:val="Hyperlink"/>
@@ -1440,7 +1440,7 @@
             <w:noProof/>
             <w:webHidden/>
           </w:rPr>
-          <w:instrText xml:space="preserve"> PAGEREF _Toc239339238 \h </w:instrText>
+          <w:instrText xml:space="preserve"> PAGEREF _Toc239341178 \h </w:instrText>
         </w:r>
         <w:r>
           <w:rPr>
@@ -1484,7 +1484,7 @@
           <w14:ligatures w14:val="standardContextual"/>
         </w:rPr>
       </w:pPr>
-      <w:hyperlink w:anchor="_Toc239339239" w:history="1">
+      <w:hyperlink w:anchor="_Toc239341179" w:history="1">
         <w:r>
           <w:rPr>
             <w:rStyle w:val="Hyperlink"/>
@@ -1511,7 +1511,7 @@
             <w:noProof/>
             <w:webHidden/>
           </w:rPr>
-          <w:instrText xml:space="preserve"> PAGEREF _Toc239339239 \h </w:instrText>
+          <w:instrText xml:space="preserve"> PAGEREF _Toc239341179 \h </w:instrText>
         </w:r>
         <w:r>
           <w:rPr>
@@ -1555,7 +1555,7 @@
           <w14:ligatures w14:val="standardContextual"/>
         </w:rPr>
       </w:pPr>
-      <w:hyperlink w:anchor="_Toc239339240" w:history="1">
+      <w:hyperlink w:anchor="_Toc239341180" w:history="1">
         <w:r>
           <w:rPr>
             <w:rStyle w:val="Hyperlink"/>
@@ -1582,7 +1582,7 @@
             <w:noProof/>
             <w:webHidden/>
           </w:rPr>
-          <w:instrText xml:space="preserve"> PAGEREF _Toc239339240 \h </w:instrText>
+          <w:instrText xml:space="preserve"> PAGEREF _Toc239341180 \h </w:instrText>
         </w:r>
         <w:r>
           <w:rPr>
@@ -1626,7 +1626,7 @@
           <w14:ligatures w14:val="standardContextual"/>
         </w:rPr>
       </w:pPr>
-      <w:hyperlink w:anchor="_Toc239339241" w:history="1">
+      <w:hyperlink w:anchor="_Toc239341181" w:history="1">
         <w:r>
           <w:rPr>
             <w:rStyle w:val="Hyperlink"/>
@@ -1653,7 +1653,7 @@
             <w:noProof/>
             <w:webHidden/>
           </w:rPr>
-          <w:instrText xml:space="preserve"> PAGEREF _Toc239339241 \h </w:instrText>
+          <w:instrText xml:space="preserve"> PAGEREF _Toc239341181 \h </w:instrText>
         </w:r>
         <w:r>
           <w:rPr>
@@ -1697,7 +1697,7 @@
           <w14:ligatures w14:val="standardContextual"/>
         </w:rPr>
       </w:pPr>
-      <w:hyperlink w:anchor="_Toc239339242" w:history="1">
+      <w:hyperlink w:anchor="_Toc239341182" w:history="1">
         <w:r>
           <w:rPr>
             <w:rStyle w:val="Hyperlink"/>
@@ -1724,7 +1724,7 @@
             <w:noProof/>
             <w:webHidden/>
           </w:rPr>
-          <w:instrText xml:space="preserve"> PAGEREF _Toc239339242 \h </w:instrText>
+          <w:instrText xml:space="preserve"> PAGEREF _Toc239341182 \h </w:instrText>
         </w:r>
         <w:r>
           <w:rPr>
@@ -1768,7 +1768,7 @@
           <w14:ligatures w14:val="standardContextual"/>
         </w:rPr>
       </w:pPr>
-      <w:hyperlink w:anchor="_Toc239339243" w:history="1">
+      <w:hyperlink w:anchor="_Toc239341183" w:history="1">
         <w:r>
           <w:rPr>
             <w:rStyle w:val="Hyperlink"/>
@@ -1795,7 +1795,7 @@
             <w:noProof/>
             <w:webHidden/>
           </w:rPr>
-          <w:instrText xml:space="preserve"> PAGEREF _Toc239339243 \h </w:instrText>
+          <w:instrText xml:space="preserve"> PAGEREF _Toc239341183 \h </w:instrText>
         </w:r>
         <w:r>
           <w:rPr>
@@ -1839,7 +1839,7 @@
           <w14:ligatures w14:val="standardContextual"/>
         </w:rPr>
       </w:pPr>
-      <w:hyperlink w:anchor="_Toc239339244" w:history="1">
+      <w:hyperlink w:anchor="_Toc239341184" w:history="1">
         <w:r>
           <w:rPr>
             <w:rStyle w:val="Hyperlink"/>
@@ -1866,7 +1866,7 @@
             <w:noProof/>
             <w:webHidden/>
           </w:rPr>
-          <w:instrText xml:space="preserve"> PAGEREF _Toc239339244 \h </w:instrText>
+          <w:instrText xml:space="preserve"> PAGEREF _Toc239341184 \h </w:instrText>
         </w:r>
         <w:r>
           <w:rPr>
@@ -1910,7 +1910,7 @@
           <w14:ligatures w14:val="standardContextual"/>
         </w:rPr>
       </w:pPr>
-      <w:hyperlink w:anchor="_Toc239339245" w:history="1">
+      <w:hyperlink w:anchor="_Toc239341185" w:history="1">
         <w:r>
           <w:rPr>
             <w:rStyle w:val="Hyperlink"/>
@@ -1937,7 +1937,7 @@
             <w:noProof/>
             <w:webHidden/>
           </w:rPr>
-          <w:instrText xml:space="preserve"> PAGEREF _Toc239339245 \h </w:instrText>
+          <w:instrText xml:space="preserve"> PAGEREF _Toc239341185 \h </w:instrText>
         </w:r>
         <w:r>
           <w:rPr>
@@ -1981,7 +1981,7 @@
           <w14:ligatures w14:val="standardContextual"/>
         </w:rPr>
       </w:pPr>
-      <w:hyperlink w:anchor="_Toc239339246" w:history="1">
+      <w:hyperlink w:anchor="_Toc239341186" w:history="1">
         <w:r>
           <w:rPr>
             <w:rStyle w:val="Hyperlink"/>
@@ -2008,7 +2008,7 @@
             <w:noProof/>
             <w:webHidden/>
           </w:rPr>
-          <w:instrText xml:space="preserve"> PAGEREF _Toc239339246 \h </w:instrText>
+          <w:instrText xml:space="preserve"> PAGEREF _Toc239341186 \h </w:instrText>
         </w:r>
         <w:r>
           <w:rPr>
@@ -2052,7 +2052,7 @@
           <w14:ligatures w14:val="standardContextual"/>
         </w:rPr>
       </w:pPr>
-      <w:hyperlink w:anchor="_Toc239339247" w:history="1">
+      <w:hyperlink w:anchor="_Toc239341187" w:history="1">
         <w:r>
           <w:rPr>
             <w:rStyle w:val="Hyperlink"/>
@@ -2079,7 +2079,7 @@
             <w:noProof/>
             <w:webHidden/>
           </w:rPr>
-          <w:instrText xml:space="preserve"> PAGEREF _Toc239339247 \h </w:instrText>
+          <w:instrText xml:space="preserve"> PAGEREF _Toc239341187 \h </w:instrText>
         </w:r>
         <w:r>
           <w:rPr>
@@ -2123,7 +2123,7 @@
           <w14:ligatures w14:val="standardContextual"/>
         </w:rPr>
       </w:pPr>
-      <w:hyperlink w:anchor="_Toc239339248" w:history="1">
+      <w:hyperlink w:anchor="_Toc239341188" w:history="1">
         <w:r>
           <w:rPr>
             <w:rStyle w:val="Hyperlink"/>
@@ -2150,7 +2150,7 @@
             <w:noProof/>
             <w:webHidden/>
           </w:rPr>
-          <w:instrText xml:space="preserve"> PAGEREF _Toc239339248 \h </w:instrText>
+          <w:instrText xml:space="preserve"> PAGEREF _Toc239341188 \h </w:instrText>
         </w:r>
         <w:r>
           <w:rPr>
@@ -2194,7 +2194,7 @@
           <w14:ligatures w14:val="standardContextual"/>
         </w:rPr>
       </w:pPr>
-      <w:hyperlink w:anchor="_Toc239339249" w:history="1">
+      <w:hyperlink w:anchor="_Toc239341189" w:history="1">
         <w:r>
           <w:rPr>
             <w:rStyle w:val="Hyperlink"/>
@@ -2221,7 +2221,7 @@
             <w:noProof/>
             <w:webHidden/>
           </w:rPr>
-          <w:instrText xml:space="preserve"> PAGEREF _Toc239339249 \h </w:instrText>
+          <w:instrText xml:space="preserve"> PAGEREF _Toc239341189 \h </w:instrText>
         </w:r>
         <w:r>
           <w:rPr>
@@ -2265,7 +2265,7 @@
           <w14:ligatures w14:val="standardContextual"/>
         </w:rPr>
       </w:pPr>
-      <w:hyperlink w:anchor="_Toc239339250" w:history="1">
+      <w:hyperlink w:anchor="_Toc239341190" w:history="1">
         <w:r>
           <w:rPr>
             <w:rStyle w:val="Hyperlink"/>
@@ -2292,7 +2292,7 @@
             <w:noProof/>
             <w:webHidden/>
           </w:rPr>
-          <w:instrText xml:space="preserve"> PAGEREF _Toc239339250 \h </w:instrText>
+          <w:instrText xml:space="preserve"> PAGEREF _Toc239341190 \h </w:instrText>
         </w:r>
         <w:r>
           <w:rPr>
@@ -2336,7 +2336,7 @@
           <w14:ligatures w14:val="standardContextual"/>
         </w:rPr>
       </w:pPr>
-      <w:hyperlink w:anchor="_Toc239339251" w:history="1">
+      <w:hyperlink w:anchor="_Toc239341191" w:history="1">
         <w:r>
           <w:rPr>
             <w:rStyle w:val="Hyperlink"/>
@@ -2363,7 +2363,7 @@
             <w:noProof/>
             <w:webHidden/>
           </w:rPr>
-          <w:instrText xml:space="preserve"> PAGEREF _Toc239339251 \h </w:instrText>
+          <w:instrText xml:space="preserve"> PAGEREF _Toc239341191 \h </w:instrText>
         </w:r>
         <w:r>
           <w:rPr>
@@ -2407,7 +2407,7 @@
           <w14:ligatures w14:val="standardContextual"/>
         </w:rPr>
       </w:pPr>
-      <w:hyperlink w:anchor="_Toc239339252" w:history="1">
+      <w:hyperlink w:anchor="_Toc239341192" w:history="1">
         <w:r>
           <w:rPr>
             <w:rStyle w:val="Hyperlink"/>
@@ -2434,7 +2434,7 @@
             <w:noProof/>
             <w:webHidden/>
           </w:rPr>
-          <w:instrText xml:space="preserve"> PAGEREF _Toc239339252 \h </w:instrText>
+          <w:instrText xml:space="preserve"> PAGEREF _Toc239341192 \h </w:instrText>
         </w:r>
         <w:r>
           <w:rPr>
@@ -2478,7 +2478,7 @@
           <w14:ligatures w14:val="standardContextual"/>
         </w:rPr>
       </w:pPr>
-      <w:hyperlink w:anchor="_Toc239339253" w:history="1">
+      <w:hyperlink w:anchor="_Toc239341193" w:history="1">
         <w:r>
           <w:rPr>
             <w:rStyle w:val="Hyperlink"/>
@@ -2505,7 +2505,7 @@
             <w:noProof/>
             <w:webHidden/>
           </w:rPr>
-          <w:instrText xml:space="preserve"> PAGEREF _Toc239339253 \h </w:instrText>
+          <w:instrText xml:space="preserve"> PAGEREF _Toc239341193 \h </w:instrText>
         </w:r>
         <w:r>
           <w:rPr>
@@ -2549,7 +2549,7 @@
           <w14:ligatures w14:val="standardContextual"/>
         </w:rPr>
       </w:pPr>
-      <w:hyperlink w:anchor="_Toc239339254" w:history="1">
+      <w:hyperlink w:anchor="_Toc239341194" w:history="1">
         <w:r>
           <w:rPr>
             <w:rStyle w:val="Hyperlink"/>
@@ -2576,7 +2576,7 @@
             <w:noProof/>
             <w:webHidden/>
           </w:rPr>
-          <w:instrText xml:space="preserve"> PAGEREF _Toc239339254 \h </w:instrText>
+          <w:instrText xml:space="preserve"> PAGEREF _Toc239341194 \h </w:instrText>
         </w:r>
         <w:r>
           <w:rPr>
@@ -2620,7 +2620,7 @@
           <w14:ligatures w14:val="standardContextual"/>
         </w:rPr>
       </w:pPr>
-      <w:hyperlink w:anchor="_Toc239339255" w:history="1">
+      <w:hyperlink w:anchor="_Toc239341195" w:history="1">
         <w:r>
           <w:rPr>
             <w:rStyle w:val="Hyperlink"/>
@@ -2647,7 +2647,7 @@
             <w:noProof/>
             <w:webHidden/>
           </w:rPr>
-          <w:instrText xml:space="preserve"> PAGEREF _Toc239339255 \h </w:instrText>
+          <w:instrText xml:space="preserve"> PAGEREF _Toc239341195 \h </w:instrText>
         </w:r>
         <w:r>
           <w:rPr>
@@ -2691,7 +2691,7 @@
           <w14:ligatures w14:val="standardContextual"/>
         </w:rPr>
       </w:pPr>
-      <w:hyperlink w:anchor="_Toc239339256" w:history="1">
+      <w:hyperlink w:anchor="_Toc239341196" w:history="1">
         <w:r>
           <w:rPr>
             <w:rStyle w:val="Hyperlink"/>
@@ -2718,7 +2718,7 @@
             <w:noProof/>
             <w:webHidden/>
           </w:rPr>
-          <w:instrText xml:space="preserve"> PAGEREF _Toc239339256 \h </w:instrText>
+          <w:instrText xml:space="preserve"> PAGEREF _Toc239341196 \h </w:instrText>
         </w:r>
         <w:r>
           <w:rPr>
@@ -2762,7 +2762,7 @@
           <w14:ligatures w14:val="standardContextual"/>
         </w:rPr>
       </w:pPr>
-      <w:hyperlink w:anchor="_Toc239339257" w:history="1">
+      <w:hyperlink w:anchor="_Toc239341197" w:history="1">
         <w:r>
           <w:rPr>
             <w:rStyle w:val="Hyperlink"/>
@@ -2789,7 +2789,7 @@
             <w:noProof/>
             <w:webHidden/>
           </w:rPr>
-          <w:instrText xml:space="preserve"> PAGEREF _Toc239339257 \h </w:instrText>
+          <w:instrText xml:space="preserve"> PAGEREF _Toc239341197 \h </w:instrText>
         </w:r>
         <w:r>
           <w:rPr>
@@ -2833,7 +2833,7 @@
           <w14:ligatures w14:val="standardContextual"/>
         </w:rPr>
       </w:pPr>
-      <w:hyperlink w:anchor="_Toc239339258" w:history="1">
+      <w:hyperlink w:anchor="_Toc239341198" w:history="1">
         <w:r>
           <w:rPr>
             <w:rStyle w:val="Hyperlink"/>
@@ -2860,7 +2860,7 @@
             <w:noProof/>
             <w:webHidden/>
           </w:rPr>
-          <w:instrText xml:space="preserve"> PAGEREF _Toc239339258 \h </w:instrText>
+          <w:instrText xml:space="preserve"> PAGEREF _Toc239341198 \h </w:instrText>
         </w:r>
         <w:r>
           <w:rPr>
@@ -2904,7 +2904,7 @@
           <w14:ligatures w14:val="standardContextual"/>
         </w:rPr>
       </w:pPr>
-      <w:hyperlink w:anchor="_Toc239339259" w:history="1">
+      <w:hyperlink w:anchor="_Toc239341199" w:history="1">
         <w:r>
           <w:rPr>
             <w:rStyle w:val="Hyperlink"/>
@@ -2931,7 +2931,7 @@
             <w:noProof/>
             <w:webHidden/>
           </w:rPr>
-          <w:instrText xml:space="preserve"> PAGEREF _Toc239339259 \h </w:instrText>
+          <w:instrText xml:space="preserve"> PAGEREF _Toc239341199 \h </w:instrText>
         </w:r>
         <w:r>
           <w:rPr>
@@ -2975,7 +2975,7 @@
           <w14:ligatures w14:val="standardContextual"/>
         </w:rPr>
       </w:pPr>
-      <w:hyperlink w:anchor="_Toc239339260" w:history="1">
+      <w:hyperlink w:anchor="_Toc239341200" w:history="1">
         <w:r>
           <w:rPr>
             <w:rStyle w:val="Hyperlink"/>
@@ -3002,7 +3002,7 @@
             <w:noProof/>
             <w:webHidden/>
           </w:rPr>
-          <w:instrText xml:space="preserve"> PAGEREF _Toc239339260 \h </w:instrText>
+          <w:instrText xml:space="preserve"> PAGEREF _Toc239341200 \h </w:instrText>
         </w:r>
         <w:r>
           <w:rPr>
@@ -3046,7 +3046,7 @@
           <w14:ligatures w14:val="standardContextual"/>
         </w:rPr>
       </w:pPr>
-      <w:hyperlink w:anchor="_Toc239339261" w:history="1">
+      <w:hyperlink w:anchor="_Toc239341201" w:history="1">
         <w:r>
           <w:rPr>
             <w:rStyle w:val="Hyperlink"/>
@@ -3073,7 +3073,7 @@
             <w:noProof/>
             <w:webHidden/>
           </w:rPr>
-          <w:instrText xml:space="preserve"> PAGEREF _Toc239339261 \h </w:instrText>
+          <w:instrText xml:space="preserve"> PAGEREF _Toc239341201 \h </w:instrText>
         </w:r>
         <w:r>
           <w:rPr>
@@ -3117,7 +3117,7 @@
           <w14:ligatures w14:val="standardContextual"/>
         </w:rPr>
       </w:pPr>
-      <w:hyperlink w:anchor="_Toc239339262" w:history="1">
+      <w:hyperlink w:anchor="_Toc239341202" w:history="1">
         <w:r>
           <w:rPr>
             <w:rStyle w:val="Hyperlink"/>
@@ -3144,7 +3144,7 @@
             <w:noProof/>
             <w:webHidden/>
           </w:rPr>
-          <w:instrText xml:space="preserve"> PAGEREF _Toc239339262 \h </w:instrText>
+          <w:instrText xml:space="preserve"> PAGEREF _Toc239341202 \h </w:instrText>
         </w:r>
         <w:r>
           <w:rPr>
@@ -3188,7 +3188,7 @@
           <w14:ligatures w14:val="standardContextual"/>
         </w:rPr>
       </w:pPr>
-      <w:hyperlink w:anchor="_Toc239339263" w:history="1">
+      <w:hyperlink w:anchor="_Toc239341203" w:history="1">
         <w:r>
           <w:rPr>
             <w:rStyle w:val="Hyperlink"/>
@@ -3215,7 +3215,7 @@
             <w:noProof/>
             <w:webHidden/>
           </w:rPr>
-          <w:instrText xml:space="preserve"> PAGEREF _Toc239339263 \h </w:instrText>
+          <w:instrText xml:space="preserve"> PAGEREF _Toc239341203 \h </w:instrText>
         </w:r>
         <w:r>
           <w:rPr>
@@ -3259,7 +3259,7 @@
           <w14:ligatures w14:val="standardContextual"/>
         </w:rPr>
       </w:pPr>
-      <w:hyperlink w:anchor="_Toc239339264" w:history="1">
+      <w:hyperlink w:anchor="_Toc239341204" w:history="1">
         <w:r>
           <w:rPr>
             <w:rStyle w:val="Hyperlink"/>
@@ -3286,7 +3286,7 @@
             <w:noProof/>
             <w:webHidden/>
           </w:rPr>
-          <w:instrText xml:space="preserve"> PAGEREF _Toc239339264 \h </w:instrText>
+          <w:instrText xml:space="preserve"> PAGEREF _Toc239341204 \h </w:instrText>
         </w:r>
         <w:r>
           <w:rPr>
@@ -3330,7 +3330,7 @@
           <w14:ligatures w14:val="standardContextual"/>
         </w:rPr>
       </w:pPr>
-      <w:hyperlink w:anchor="_Toc239339265" w:history="1">
+      <w:hyperlink w:anchor="_Toc239341205" w:history="1">
         <w:r>
           <w:rPr>
             <w:rStyle w:val="Hyperlink"/>
@@ -3357,7 +3357,7 @@
             <w:noProof/>
             <w:webHidden/>
           </w:rPr>
-          <w:instrText xml:space="preserve"> PAGEREF _Toc239339265 \h </w:instrText>
+          <w:instrText xml:space="preserve"> PAGEREF _Toc239341205 \h </w:instrText>
         </w:r>
         <w:r>
           <w:rPr>
@@ -3401,7 +3401,7 @@
           <w14:ligatures w14:val="standardContextual"/>
         </w:rPr>
       </w:pPr>
-      <w:hyperlink w:anchor="_Toc239339266" w:history="1">
+      <w:hyperlink w:anchor="_Toc239341206" w:history="1">
         <w:r>
           <w:rPr>
             <w:rStyle w:val="Hyperlink"/>
@@ -3428,7 +3428,7 @@
             <w:noProof/>
             <w:webHidden/>
           </w:rPr>
-          <w:instrText xml:space="preserve"> PAGEREF _Toc239339266 \h </w:instrText>
+          <w:instrText xml:space="preserve"> PAGEREF _Toc239341206 \h </w:instrText>
         </w:r>
         <w:r>
           <w:rPr>
@@ -3472,7 +3472,7 @@
           <w14:ligatures w14:val="standardContextual"/>
         </w:rPr>
       </w:pPr>
-      <w:hyperlink w:anchor="_Toc239339267" w:history="1">
+      <w:hyperlink w:anchor="_Toc239341207" w:history="1">
         <w:r>
           <w:rPr>
             <w:rStyle w:val="Hyperlink"/>
@@ -3499,7 +3499,7 @@
             <w:noProof/>
             <w:webHidden/>
           </w:rPr>
-          <w:instrText xml:space="preserve"> PAGEREF _Toc239339267 \h </w:instrText>
+          <w:instrText xml:space="preserve"> PAGEREF _Toc239341207 \h </w:instrText>
         </w:r>
         <w:r>
           <w:rPr>
@@ -3545,7 +3545,7 @@
         <w:pStyle w:val="Heading1"/>
       </w:pPr>
       <w:bookmarkStart w:id="8" w:name="chương-1-giới-thiệu"/>
-      <w:bookmarkStart w:id="9" w:name="_Toc239339233"/>
+      <w:bookmarkStart w:id="9" w:name="_Toc239341173"/>
       <w:bookmarkEnd w:id="4"/>
       <w:bookmarkEnd w:id="6"/>
       <w:r>
@@ -3570,7 +3570,7 @@
         <w:pStyle w:val="Heading2"/>
       </w:pPr>
       <w:bookmarkStart w:id="10" w:name="X7d99df2d9d0c5141050eb9941026463f4c8ea2b"/>
-      <w:bookmarkStart w:id="11" w:name="_Toc239339234"/>
+      <w:bookmarkStart w:id="11" w:name="_Toc239341174"/>
       <w:r>
         <w:t>1.1. Đ</w:t>
       </w:r>
@@ -5420,7 +5420,7 @@
         <w:pStyle w:val="Heading2"/>
       </w:pPr>
       <w:bookmarkStart w:id="12" w:name="X60021b7b958505251ec70bd32e2bac9f8a0361c"/>
-      <w:bookmarkStart w:id="13" w:name="_Toc239339235"/>
+      <w:bookmarkStart w:id="13" w:name="_Toc239341175"/>
       <w:bookmarkEnd w:id="10"/>
       <w:r>
         <w:t>1.2. M</w:t>
@@ -7366,7 +7366,7 @@
         <w:pStyle w:val="Heading2"/>
       </w:pPr>
       <w:bookmarkStart w:id="17" w:name="X03724c88a1b7da9b434cf0a8db5356690a4bb71"/>
-      <w:bookmarkStart w:id="18" w:name="_Toc239339236"/>
+      <w:bookmarkStart w:id="18" w:name="_Toc239341176"/>
       <w:bookmarkEnd w:id="12"/>
       <w:bookmarkEnd w:id="16"/>
       <w:r>
@@ -9171,7 +9171,7 @@
         <w:pStyle w:val="Heading1"/>
       </w:pPr>
       <w:bookmarkStart w:id="20" w:name="chương-2-cơ-sở-lý-thuyết"/>
-      <w:bookmarkStart w:id="21" w:name="_Toc239339237"/>
+      <w:bookmarkStart w:id="21" w:name="_Toc239341177"/>
       <w:bookmarkEnd w:id="8"/>
       <w:bookmarkEnd w:id="17"/>
       <w:r>
@@ -9468,7 +9468,7 @@
         <w:pStyle w:val="Heading2"/>
       </w:pPr>
       <w:bookmarkStart w:id="22" w:name="X2256001523e16d112c59df938522f140b8b988e"/>
-      <w:bookmarkStart w:id="23" w:name="_Toc239339238"/>
+      <w:bookmarkStart w:id="23" w:name="_Toc239341178"/>
       <w:r>
         <w:t>2.1. Quy chu</w:t>
       </w:r>
@@ -14147,7 +14147,7 @@
         <w:pStyle w:val="Heading2"/>
       </w:pPr>
       <w:bookmarkStart w:id="30" w:name="Xb21b4f0690a73e92e2a35192cb39315a0956521"/>
-      <w:bookmarkStart w:id="31" w:name="_Toc239339239"/>
+      <w:bookmarkStart w:id="31" w:name="_Toc239341179"/>
       <w:bookmarkEnd w:id="22"/>
       <w:bookmarkEnd w:id="28"/>
       <w:r>
@@ -19387,7 +19387,7 @@
         <w:pStyle w:val="Heading2"/>
       </w:pPr>
       <w:bookmarkStart w:id="38" w:name="X8ff52f1334e3f0e382caf7ffa1b7096a981291c"/>
-      <w:bookmarkStart w:id="39" w:name="_Toc239339240"/>
+      <w:bookmarkStart w:id="39" w:name="_Toc239341180"/>
       <w:bookmarkEnd w:id="30"/>
       <w:bookmarkEnd w:id="37"/>
       <w:r>
@@ -19666,7 +19666,7 @@
           <w:noProof/>
         </w:rPr>
         <w:drawing>
-          <wp:inline distT="0" distB="0" distL="0" distR="0" wp14:anchorId="05B49ED3" wp14:editId="7D3DBB0C">
+          <wp:inline distT="0" distB="0" distL="0" distR="0" wp14:anchorId="100AD908" wp14:editId="0B34B28B">
             <wp:extent cx="5334000" cy="1435553"/>
             <wp:effectExtent l="0" t="0" r="0" b="0"/>
             <wp:docPr id="37" name="Picture"/>
@@ -21128,7 +21128,7 @@
         <w:pStyle w:val="Heading2"/>
       </w:pPr>
       <w:bookmarkStart w:id="43" w:name="X1a77f36e16d4ad267b00eabe7cf793e1dbe08e9"/>
-      <w:bookmarkStart w:id="44" w:name="_Toc239339241"/>
+      <w:bookmarkStart w:id="44" w:name="_Toc239341181"/>
       <w:bookmarkEnd w:id="38"/>
       <w:bookmarkEnd w:id="42"/>
       <w:r>
@@ -22298,7 +22298,7 @@
           <w:noProof/>
         </w:rPr>
         <w:drawing>
-          <wp:inline distT="0" distB="0" distL="0" distR="0" wp14:anchorId="443DB69E" wp14:editId="0E939D99">
+          <wp:inline distT="0" distB="0" distL="0" distR="0" wp14:anchorId="7FB23F88" wp14:editId="743C37B8">
             <wp:extent cx="5334000" cy="2884362"/>
             <wp:effectExtent l="0" t="0" r="0" b="0"/>
             <wp:docPr id="44" name="Picture"/>
@@ -22564,7 +22564,7 @@
           <w:noProof/>
         </w:rPr>
         <w:drawing>
-          <wp:inline distT="0" distB="0" distL="0" distR="0" wp14:anchorId="5011B406" wp14:editId="523421EC">
+          <wp:inline distT="0" distB="0" distL="0" distR="0" wp14:anchorId="45327CAA" wp14:editId="3CE5521C">
             <wp:extent cx="5334000" cy="632732"/>
             <wp:effectExtent l="0" t="0" r="0" b="0"/>
             <wp:docPr id="49" name="Picture"/>
@@ -24467,7 +24467,7 @@
         <w:pStyle w:val="Heading1"/>
       </w:pPr>
       <w:bookmarkStart w:id="50" w:name="chương-3-thiết-kế-và-cài-đặt"/>
-      <w:bookmarkStart w:id="51" w:name="_Toc239339242"/>
+      <w:bookmarkStart w:id="51" w:name="_Toc239341182"/>
       <w:bookmarkEnd w:id="20"/>
       <w:bookmarkEnd w:id="43"/>
       <w:bookmarkEnd w:id="49"/>
@@ -24499,7 +24499,7 @@
         <w:pStyle w:val="Heading2"/>
       </w:pPr>
       <w:bookmarkStart w:id="52" w:name="X21a22cc9b66dca004f2960f37df13c53a04e97b"/>
-      <w:bookmarkStart w:id="53" w:name="_Toc239339243"/>
+      <w:bookmarkStart w:id="53" w:name="_Toc239341183"/>
       <w:r>
         <w:t>3.1. Ki</w:t>
       </w:r>
@@ -24591,7 +24591,7 @@
           <w:noProof/>
         </w:rPr>
         <w:drawing>
-          <wp:inline distT="0" distB="0" distL="0" distR="0" wp14:anchorId="3506291C" wp14:editId="4863F0DC">
+          <wp:inline distT="0" distB="0" distL="0" distR="0" wp14:anchorId="448BD988" wp14:editId="44251CAF">
             <wp:extent cx="5334000" cy="401410"/>
             <wp:effectExtent l="0" t="0" r="0" b="0"/>
             <wp:docPr id="57" name="Picture"/>
@@ -26260,7 +26260,7 @@
         <w:pStyle w:val="Heading2"/>
       </w:pPr>
       <w:bookmarkStart w:id="55" w:name="X1f307d8f8c73bce8db8683c986faea6c8ea66a3"/>
-      <w:bookmarkStart w:id="56" w:name="_Toc239339244"/>
+      <w:bookmarkStart w:id="56" w:name="_Toc239341184"/>
       <w:bookmarkEnd w:id="52"/>
       <w:r>
         <w:t>3.2. Xây d</w:t>
@@ -26327,7 +26327,7 @@
           <w:noProof/>
         </w:rPr>
         <w:drawing>
-          <wp:inline distT="0" distB="0" distL="0" distR="0" wp14:anchorId="3D1C1205" wp14:editId="78EC2B72">
+          <wp:inline distT="0" distB="0" distL="0" distR="0" wp14:anchorId="5ECA3D17" wp14:editId="0F967B31">
             <wp:extent cx="5334000" cy="802821"/>
             <wp:effectExtent l="0" t="0" r="0" b="0"/>
             <wp:docPr id="62" name="Picture"/>
@@ -30439,7 +30439,7 @@
         <w:pStyle w:val="Heading2"/>
       </w:pPr>
       <w:bookmarkStart w:id="62" w:name="X6a397cb1739f1ec0a8c9714808f79a5ce1fbf6f"/>
-      <w:bookmarkStart w:id="63" w:name="_Toc239339245"/>
+      <w:bookmarkStart w:id="63" w:name="_Toc239341185"/>
       <w:bookmarkEnd w:id="55"/>
       <w:bookmarkEnd w:id="61"/>
       <w:r>
@@ -32005,7 +32005,7 @@
         <w:pStyle w:val="Heading2"/>
       </w:pPr>
       <w:bookmarkStart w:id="65" w:name="X9c2c9b365086d10c999a46e4942f14d73b6baa5"/>
-      <w:bookmarkStart w:id="66" w:name="_Toc239339246"/>
+      <w:bookmarkStart w:id="66" w:name="_Toc239341186"/>
       <w:bookmarkEnd w:id="62"/>
       <w:r>
         <w:t>3.4. Kh</w:t>
@@ -32789,7 +32789,7 @@
           <w:noProof/>
         </w:rPr>
         <w:drawing>
-          <wp:inline distT="0" distB="0" distL="0" distR="0" wp14:anchorId="174BA842" wp14:editId="4C82988F">
+          <wp:inline distT="0" distB="0" distL="0" distR="0" wp14:anchorId="1B00C67E" wp14:editId="07CB9263">
             <wp:extent cx="5334000" cy="8969712"/>
             <wp:effectExtent l="0" t="0" r="0" b="0"/>
             <wp:docPr id="73" name="Picture"/>
@@ -38738,7 +38738,7 @@
         <w:pStyle w:val="Heading2"/>
       </w:pPr>
       <w:bookmarkStart w:id="75" w:name="Xb17945b5d9374e5087c2c96ace1685ff00e2e22"/>
-      <w:bookmarkStart w:id="76" w:name="_Toc239339247"/>
+      <w:bookmarkStart w:id="76" w:name="_Toc239341187"/>
       <w:bookmarkEnd w:id="65"/>
       <w:bookmarkEnd w:id="74"/>
       <w:r>
@@ -40108,7 +40108,7 @@
         <w:pStyle w:val="Heading2"/>
       </w:pPr>
       <w:bookmarkStart w:id="77" w:name="Xfad7df3f963ac0b8ebfe8cf87d7c64fa075f760"/>
-      <w:bookmarkStart w:id="78" w:name="_Toc239339248"/>
+      <w:bookmarkStart w:id="78" w:name="_Toc239341188"/>
       <w:bookmarkEnd w:id="75"/>
       <w:r>
         <w:t>3.6. B</w:t>
@@ -40154,7 +40154,7 @@
           <w:noProof/>
         </w:rPr>
         <w:drawing>
-          <wp:inline distT="0" distB="0" distL="0" distR="0" wp14:anchorId="492382B6" wp14:editId="725A5502">
+          <wp:inline distT="0" distB="0" distL="0" distR="0" wp14:anchorId="27BBA5CD" wp14:editId="64D46809">
             <wp:extent cx="5334000" cy="1217839"/>
             <wp:effectExtent l="0" t="0" r="0" b="0"/>
             <wp:docPr id="86" name="Picture"/>
@@ -42935,7 +42935,7 @@
         <w:pStyle w:val="Heading2"/>
       </w:pPr>
       <w:bookmarkStart w:id="80" w:name="X9b5467225f237e4ee44d60f7d236cbdfdaa1e07"/>
-      <w:bookmarkStart w:id="81" w:name="_Toc239339249"/>
+      <w:bookmarkStart w:id="81" w:name="_Toc239341189"/>
       <w:bookmarkEnd w:id="77"/>
       <w:r>
         <w:t xml:space="preserve">3.7. </w:t>
@@ -43055,7 +43055,7 @@
           <w:noProof/>
         </w:rPr>
         <w:drawing>
-          <wp:inline distT="0" distB="0" distL="0" distR="0" wp14:anchorId="0E7C2637" wp14:editId="4BD2C274">
+          <wp:inline distT="0" distB="0" distL="0" distR="0" wp14:anchorId="43A814CF" wp14:editId="2233267D">
             <wp:extent cx="5334000" cy="5953125"/>
             <wp:effectExtent l="0" t="0" r="0" b="0"/>
             <wp:docPr id="91" name="Picture"/>
@@ -43324,7 +43324,13 @@
         <w:t>n web React</w:t>
       </w:r>
       <w:r>
-        <w:t xml:space="preserve"> ba trang (nh</w:t>
+        <w:t xml:space="preserve"> b</w:t>
+      </w:r>
+      <w:r>
+        <w:t>ố</w:t>
+      </w:r>
+      <w:r>
+        <w:t>n trang (nh</w:t>
       </w:r>
       <w:r>
         <w:t>ậ</w:t>
@@ -43354,7 +43360,19 @@
         <w:t>ạ</w:t>
       </w:r>
       <w:r>
-        <w:t>ng video, tra c</w:t>
+        <w:t>ng video, quét webcam tr</w:t>
+      </w:r>
+      <w:r>
+        <w:t>ự</w:t>
+      </w:r>
+      <w:r>
+        <w:t>c ti</w:t>
+      </w:r>
+      <w:r>
+        <w:t>ế</w:t>
+      </w:r>
+      <w:r>
+        <w:t>p, tra c</w:t>
       </w:r>
       <w:r>
         <w:t>ứ</w:t>
@@ -44165,7 +44183,7 @@
         <w:pStyle w:val="Heading1"/>
       </w:pPr>
       <w:bookmarkStart w:id="83" w:name="chương-4-thực-nghiệm-và-đánh-giá"/>
-      <w:bookmarkStart w:id="84" w:name="_Toc239339250"/>
+      <w:bookmarkStart w:id="84" w:name="_Toc239341190"/>
       <w:bookmarkEnd w:id="50"/>
       <w:bookmarkEnd w:id="80"/>
       <w:r>
@@ -44190,7 +44208,7 @@
         <w:pStyle w:val="Heading2"/>
       </w:pPr>
       <w:bookmarkStart w:id="85" w:name="X43cb4672f728ce1df4f211c1d18360135f0c40b"/>
-      <w:bookmarkStart w:id="86" w:name="_Toc239339251"/>
+      <w:bookmarkStart w:id="86" w:name="_Toc239341191"/>
       <w:r>
         <w:t>4.1. Môi trư</w:t>
       </w:r>
@@ -44522,7 +44540,10 @@
         <w:t xml:space="preserve"> chính xác</w:t>
       </w:r>
       <w:r>
-        <w:t xml:space="preserve"> không ph</w:t>
+        <w:t xml:space="preserve"> </w:t>
+      </w:r>
+      <w:r>
+        <w:t>không ph</w:t>
       </w:r>
       <w:r>
         <w:t>ụ</w:t>
@@ -44683,10 +44704,7 @@
         <w:t>c</w:t>
       </w:r>
       <w:r>
-        <w:t xml:space="preserve"> </w:t>
-      </w:r>
-      <w:r>
-        <w:t>m</w:t>
+        <w:t xml:space="preserve"> m</w:t>
       </w:r>
       <w:r>
         <w:t>ọ</w:t>
@@ -44931,7 +44949,10 @@
         <w:t xml:space="preserve"> khác nhau.</w:t>
       </w:r>
       <w:r>
-        <w:t xml:space="preserve"> Ch</w:t>
+        <w:t xml:space="preserve"> </w:t>
+      </w:r>
+      <w:r>
+        <w:t>Ch</w:t>
       </w:r>
       <w:r>
         <w:t>ỉ</w:t>
@@ -45789,7 +45810,10 @@
               <w:t>sau</w:t>
             </w:r>
             <w:r>
-              <w:t xml:space="preserve"> h</w:t>
+              <w:t xml:space="preserve"> </w:t>
+            </w:r>
+            <w:r>
+              <w:t>h</w:t>
             </w:r>
             <w:r>
               <w:t>ậ</w:t>
@@ -45812,7 +45836,7 @@
         <w:pStyle w:val="Heading2"/>
       </w:pPr>
       <w:bookmarkStart w:id="87" w:name="Xe48430b60e6d2b1022368eb4316c1fe9f53411f"/>
-      <w:bookmarkStart w:id="88" w:name="_Toc239339252"/>
+      <w:bookmarkStart w:id="88" w:name="_Toc239341192"/>
       <w:bookmarkEnd w:id="85"/>
       <w:r>
         <w:t>4.2. K</w:t>
@@ -48017,10 +48041,7 @@
         <w:t>nh</w:t>
       </w:r>
       <w:r>
-        <w:t xml:space="preserve"> </w:t>
-      </w:r>
-      <w:r>
-        <w:t>— vư</w:t>
+        <w:t xml:space="preserve"> — vư</w:t>
       </w:r>
       <w:r>
         <w:t>ợ</w:t>
@@ -49347,7 +49368,7 @@
         <w:pStyle w:val="Heading2"/>
       </w:pPr>
       <w:bookmarkStart w:id="95" w:name="X09b724f0b907c7f652c2569c27ef1d5728c277c"/>
-      <w:bookmarkStart w:id="96" w:name="_Toc239339253"/>
+      <w:bookmarkStart w:id="96" w:name="_Toc239341193"/>
       <w:bookmarkEnd w:id="87"/>
       <w:bookmarkEnd w:id="93"/>
       <w:r>
@@ -51619,7 +51640,7 @@
           <w:noProof/>
         </w:rPr>
         <w:drawing>
-          <wp:inline distT="0" distB="0" distL="0" distR="0" wp14:anchorId="6F7AB800" wp14:editId="51F1CC5D">
+          <wp:inline distT="0" distB="0" distL="0" distR="0" wp14:anchorId="1F58425C" wp14:editId="17F678B3">
             <wp:extent cx="5334000" cy="2883855"/>
             <wp:effectExtent l="0" t="0" r="0" b="0"/>
             <wp:docPr id="108" name="Picture"/>
@@ -56642,7 +56663,7 @@
         <w:pStyle w:val="Heading2"/>
       </w:pPr>
       <w:bookmarkStart w:id="106" w:name="X0c205a3fd5474e5e1d380a3735df7543f97f059"/>
-      <w:bookmarkStart w:id="107" w:name="_Toc239339254"/>
+      <w:bookmarkStart w:id="107" w:name="_Toc239341194"/>
       <w:bookmarkEnd w:id="95"/>
       <w:bookmarkEnd w:id="104"/>
       <w:r>
@@ -59650,7 +59671,7 @@
         <w:pStyle w:val="Heading2"/>
       </w:pPr>
       <w:bookmarkStart w:id="113" w:name="X8f4b2c0e55e8764a0677cdfa39e96dbe6822859"/>
-      <w:bookmarkStart w:id="114" w:name="_Toc239339255"/>
+      <w:bookmarkStart w:id="114" w:name="_Toc239341195"/>
       <w:bookmarkEnd w:id="106"/>
       <w:bookmarkEnd w:id="112"/>
       <w:r>
@@ -62808,7 +62829,7 @@
         <w:pStyle w:val="Heading2"/>
       </w:pPr>
       <w:bookmarkStart w:id="120" w:name="X7468ed9f095dd0192ebc5de940dc44b5cd3e099"/>
-      <w:bookmarkStart w:id="121" w:name="_Toc239339256"/>
+      <w:bookmarkStart w:id="121" w:name="_Toc239341196"/>
       <w:bookmarkEnd w:id="113"/>
       <w:bookmarkEnd w:id="118"/>
       <w:r>
@@ -64666,7 +64687,7 @@
           <w:noProof/>
         </w:rPr>
         <w:drawing>
-          <wp:inline distT="0" distB="0" distL="0" distR="0" wp14:anchorId="4439E912" wp14:editId="7CAF36D8">
+          <wp:inline distT="0" distB="0" distL="0" distR="0" wp14:anchorId="6581241F" wp14:editId="2653A2D6">
             <wp:extent cx="5334000" cy="3317670"/>
             <wp:effectExtent l="0" t="0" r="0" b="0"/>
             <wp:docPr id="131" name="Picture"/>
@@ -65398,7 +65419,7 @@
         <w:pStyle w:val="Heading2"/>
       </w:pPr>
       <w:bookmarkStart w:id="124" w:name="X88e1c26a6581f7bd1dbdb2c85ae6116c5ba8393"/>
-      <w:bookmarkStart w:id="125" w:name="_Toc239339257"/>
+      <w:bookmarkStart w:id="125" w:name="_Toc239341197"/>
       <w:bookmarkEnd w:id="120"/>
       <w:r>
         <w:t>4.7. Các y</w:t>
@@ -67253,7 +67274,7 @@
         <w:pStyle w:val="Heading1"/>
       </w:pPr>
       <w:bookmarkStart w:id="127" w:name="chương-5-kết-luận-và-hướng-phát-triển"/>
-      <w:bookmarkStart w:id="128" w:name="_Toc239339258"/>
+      <w:bookmarkStart w:id="128" w:name="_Toc239341198"/>
       <w:bookmarkEnd w:id="83"/>
       <w:bookmarkEnd w:id="124"/>
       <w:r>
@@ -67290,7 +67311,7 @@
         <w:pStyle w:val="Heading2"/>
       </w:pPr>
       <w:bookmarkStart w:id="129" w:name="Xcefa088882d41b38c21b7b5b44c738cb5564fbb"/>
-      <w:bookmarkStart w:id="130" w:name="_Toc239339259"/>
+      <w:bookmarkStart w:id="130" w:name="_Toc239341199"/>
       <w:r>
         <w:t>5.1. K</w:t>
       </w:r>
@@ -68791,7 +68812,7 @@
         <w:pStyle w:val="Heading2"/>
       </w:pPr>
       <w:bookmarkStart w:id="132" w:name="Xe79f58ab8ce7b6f148c68a374118dd9eaec1a1c"/>
-      <w:bookmarkStart w:id="133" w:name="_Toc239339260"/>
+      <w:bookmarkStart w:id="133" w:name="_Toc239341200"/>
       <w:bookmarkEnd w:id="129"/>
       <w:r>
         <w:t>5.2. H</w:t>
@@ -70005,7 +70026,7 @@
         <w:pStyle w:val="Heading2"/>
       </w:pPr>
       <w:bookmarkStart w:id="135" w:name="X66db71c9020c40cf46e490c5c37ad244e2b7594"/>
-      <w:bookmarkStart w:id="136" w:name="_Toc239339261"/>
+      <w:bookmarkStart w:id="136" w:name="_Toc239341201"/>
       <w:bookmarkEnd w:id="132"/>
       <w:r>
         <w:t>5.3. Hư</w:t>
@@ -71596,7 +71617,7 @@
         <w:pStyle w:val="Heading2"/>
       </w:pPr>
       <w:bookmarkStart w:id="138" w:name="Xe5a2fe3dfcd4681648271b7ddc344b106e48b3b"/>
-      <w:bookmarkStart w:id="139" w:name="_Toc239339262"/>
+      <w:bookmarkStart w:id="139" w:name="_Toc239341202"/>
       <w:bookmarkEnd w:id="135"/>
       <w:r>
         <w:t>5.4. K</w:t>
@@ -72519,7 +72540,7 @@
         <w:pStyle w:val="Heading1"/>
       </w:pPr>
       <w:bookmarkStart w:id="140" w:name="tài-liệu-tham-khảo"/>
-      <w:bookmarkStart w:id="141" w:name="_Toc239339263"/>
+      <w:bookmarkStart w:id="141" w:name="_Toc239341203"/>
       <w:bookmarkEnd w:id="127"/>
       <w:bookmarkEnd w:id="138"/>
       <w:r>
@@ -73475,7 +73496,7 @@
         <w:pStyle w:val="Heading1"/>
       </w:pPr>
       <w:bookmarkStart w:id="142" w:name="phụ-lục"/>
-      <w:bookmarkStart w:id="143" w:name="_Toc239339264"/>
+      <w:bookmarkStart w:id="143" w:name="_Toc239341204"/>
       <w:bookmarkEnd w:id="140"/>
       <w:r>
         <w:t>PH</w:t>
@@ -73499,7 +73520,7 @@
         <w:pStyle w:val="Heading2"/>
       </w:pPr>
       <w:bookmarkStart w:id="144" w:name="phụ-lục-a-cấu-hình-và-siêu-tham-số"/>
-      <w:bookmarkStart w:id="145" w:name="_Toc239339265"/>
+      <w:bookmarkStart w:id="145" w:name="_Toc239341205"/>
       <w:r>
         <w:t>Ph</w:t>
       </w:r>
@@ -75719,7 +75740,7 @@
         <w:pStyle w:val="Heading2"/>
       </w:pPr>
       <w:bookmarkStart w:id="149" w:name="phụ-lục-b-hướng-dẫn-cài-đặt-và-chạy"/>
-      <w:bookmarkStart w:id="150" w:name="_Toc239339266"/>
+      <w:bookmarkStart w:id="150" w:name="_Toc239341206"/>
       <w:bookmarkEnd w:id="144"/>
       <w:bookmarkEnd w:id="148"/>
       <w:r>
@@ -77393,7 +77414,7 @@
         <w:pStyle w:val="Heading2"/>
       </w:pPr>
       <w:bookmarkStart w:id="155" w:name="phụ-lục-c-phân-công-công-việc"/>
-      <w:bookmarkStart w:id="156" w:name="_Toc239339267"/>
+      <w:bookmarkStart w:id="156" w:name="_Toc239341207"/>
       <w:bookmarkEnd w:id="149"/>
       <w:bookmarkEnd w:id="154"/>
       <w:r>
@@ -78172,7 +78193,7 @@
   <w:abstractNum w:abstractNumId="0" w15:restartNumberingAfterBreak="0">
     <w:nsid w:val="0000A990"/>
     <w:multiLevelType w:val="multilevel"/>
-    <w:tmpl w:val="B1545256"/>
+    <w:tmpl w:val="F7C035F8"/>
     <w:lvl w:ilvl="0">
       <w:numFmt w:val="bullet"/>
       <w:lvlText w:val=" "/>
@@ -78249,7 +78270,7 @@
   <w:abstractNum w:abstractNumId="1" w15:restartNumberingAfterBreak="0">
     <w:nsid w:val="0000A991"/>
     <w:multiLevelType w:val="multilevel"/>
-    <w:tmpl w:val="69CAC8BC"/>
+    <w:tmpl w:val="8DE4F246"/>
     <w:lvl w:ilvl="0">
       <w:numFmt w:val="bullet"/>
       <w:lvlText w:val=""/>
@@ -78353,7 +78374,7 @@
   <w:abstractNum w:abstractNumId="2" w15:restartNumberingAfterBreak="0">
     <w:nsid w:val="00A99411"/>
     <w:multiLevelType w:val="multilevel"/>
-    <w:tmpl w:val="4078B742"/>
+    <w:tmpl w:val="C4E2988A"/>
     <w:lvl w:ilvl="0">
       <w:start w:val="1"/>
       <w:numFmt w:val="decimal"/>
@@ -78436,10 +78457,10 @@
       </w:pPr>
     </w:lvl>
   </w:abstractNum>
-  <w:num w:numId="1" w16cid:durableId="1262177761">
+  <w:num w:numId="1" w16cid:durableId="1006981140">
     <w:abstractNumId w:val="0"/>
   </w:num>
-  <w:num w:numId="2" w16cid:durableId="1905068047">
+  <w:num w:numId="2" w16cid:durableId="1071076506">
     <w:abstractNumId w:val="2"/>
     <w:lvlOverride w:ilvl="0">
       <w:startOverride w:val="1"/>
@@ -78469,22 +78490,22 @@
       <w:startOverride w:val="1"/>
     </w:lvlOverride>
   </w:num>
-  <w:num w:numId="3" w16cid:durableId="1168250144">
+  <w:num w:numId="3" w16cid:durableId="1638991106">
     <w:abstractNumId w:val="1"/>
   </w:num>
-  <w:num w:numId="4" w16cid:durableId="656542802">
+  <w:num w:numId="4" w16cid:durableId="1001353639">
     <w:abstractNumId w:val="1"/>
   </w:num>
-  <w:num w:numId="5" w16cid:durableId="1103376608">
+  <w:num w:numId="5" w16cid:durableId="1079594036">
     <w:abstractNumId w:val="1"/>
   </w:num>
-  <w:num w:numId="6" w16cid:durableId="1056122415">
+  <w:num w:numId="6" w16cid:durableId="372078496">
     <w:abstractNumId w:val="1"/>
   </w:num>
-  <w:num w:numId="7" w16cid:durableId="1958414272">
+  <w:num w:numId="7" w16cid:durableId="351299405">
     <w:abstractNumId w:val="1"/>
   </w:num>
-  <w:num w:numId="8" w16cid:durableId="1942108696">
+  <w:num w:numId="8" w16cid:durableId="537396816">
     <w:abstractNumId w:val="2"/>
     <w:lvlOverride w:ilvl="0">
       <w:startOverride w:val="1"/>
@@ -78514,7 +78535,7 @@
       <w:startOverride w:val="1"/>
     </w:lvlOverride>
   </w:num>
-  <w:num w:numId="9" w16cid:durableId="58016883">
+  <w:num w:numId="9" w16cid:durableId="134639193">
     <w:abstractNumId w:val="1"/>
   </w:num>
 </w:numbering>
@@ -79751,7 +79772,7 @@
     <w:next w:val="Normal"/>
     <w:autoRedefine/>
     <w:uiPriority w:val="39"/>
-    <w:rsid w:val="001C2A55"/>
+    <w:rsid w:val="0076035D"/>
     <w:pPr>
       <w:spacing w:after="100"/>
     </w:pPr>
@@ -79762,7 +79783,7 @@
     <w:next w:val="Normal"/>
     <w:autoRedefine/>
     <w:uiPriority w:val="39"/>
-    <w:rsid w:val="001C2A55"/>
+    <w:rsid w:val="0076035D"/>
     <w:pPr>
       <w:spacing w:after="100"/>
       <w:ind w:left="240"/>

--- a/nop/01-do-an-mon-hoc.docx
+++ b/nop/01-do-an-mon-hoc.docx
@@ -148,7 +148,7 @@
         <w:pStyle w:val="Heading1"/>
       </w:pPr>
       <w:bookmarkStart w:id="0" w:name="đồ-án-môn-học"/>
-      <w:bookmarkStart w:id="1" w:name="_Toc239341170"/>
+      <w:bookmarkStart w:id="1" w:name="_Toc239341908"/>
       <w:r>
         <w:t>Đ</w:t>
       </w:r>
@@ -220,7 +220,7 @@
         <w:pStyle w:val="Heading1"/>
       </w:pPr>
       <w:bookmarkStart w:id="4" w:name="Xbe958ce37c6a089ac9bdc99dada4ec5e2c0f7da"/>
-      <w:bookmarkStart w:id="5" w:name="_Toc239341171"/>
+      <w:bookmarkStart w:id="5" w:name="_Toc239341909"/>
       <w:bookmarkEnd w:id="0"/>
       <w:bookmarkEnd w:id="3"/>
       <w:r>
@@ -795,7 +795,7 @@
     </w:p>
     <w:p>
       <w:r>
-        <w:pict w14:anchorId="59183089">
+        <w:pict w14:anchorId="0450AF3E">
           <v:rect id="_x0000_i1025" style="width:0;height:1.5pt" o:hralign="center" o:hrstd="t" o:hr="t"/>
         </w:pict>
       </w:r>
@@ -805,7 +805,7 @@
         <w:pStyle w:val="Heading2"/>
       </w:pPr>
       <w:bookmarkStart w:id="6" w:name="mục-lục"/>
-      <w:bookmarkStart w:id="7" w:name="_Toc239341172"/>
+      <w:bookmarkStart w:id="7" w:name="_Toc239341910"/>
       <w:r>
         <w:t>M</w:t>
       </w:r>
@@ -845,7 +845,7 @@
       <w:r>
         <w:fldChar w:fldCharType="separate"/>
       </w:r>
-      <w:hyperlink w:anchor="_Toc239341170" w:history="1">
+      <w:hyperlink w:anchor="_Toc239341908" w:history="1">
         <w:r>
           <w:rPr>
             <w:rStyle w:val="Hyperlink"/>
@@ -872,7 +872,7 @@
             <w:noProof/>
             <w:webHidden/>
           </w:rPr>
-          <w:instrText xml:space="preserve"> PAGEREF _Toc239341170 \h </w:instrText>
+          <w:instrText xml:space="preserve"> PAGEREF _Toc239341908 \h </w:instrText>
         </w:r>
         <w:r>
           <w:rPr>
@@ -916,7 +916,7 @@
           <w14:ligatures w14:val="standardContextual"/>
         </w:rPr>
       </w:pPr>
-      <w:hyperlink w:anchor="_Toc239341171" w:history="1">
+      <w:hyperlink w:anchor="_Toc239341909" w:history="1">
         <w:r>
           <w:rPr>
             <w:rStyle w:val="Hyperlink"/>
@@ -943,7 +943,7 @@
             <w:noProof/>
             <w:webHidden/>
           </w:rPr>
-          <w:instrText xml:space="preserve"> PAGEREF _Toc239341171 \h </w:instrText>
+          <w:instrText xml:space="preserve"> PAGEREF _Toc239341909 \h </w:instrText>
         </w:r>
         <w:r>
           <w:rPr>
@@ -987,7 +987,7 @@
           <w14:ligatures w14:val="standardContextual"/>
         </w:rPr>
       </w:pPr>
-      <w:hyperlink w:anchor="_Toc239341172" w:history="1">
+      <w:hyperlink w:anchor="_Toc239341910" w:history="1">
         <w:r>
           <w:rPr>
             <w:rStyle w:val="Hyperlink"/>
@@ -1014,7 +1014,7 @@
             <w:noProof/>
             <w:webHidden/>
           </w:rPr>
-          <w:instrText xml:space="preserve"> PAGEREF _Toc239341172 \h </w:instrText>
+          <w:instrText xml:space="preserve"> PAGEREF _Toc239341910 \h </w:instrText>
         </w:r>
         <w:r>
           <w:rPr>
@@ -1058,7 +1058,7 @@
           <w14:ligatures w14:val="standardContextual"/>
         </w:rPr>
       </w:pPr>
-      <w:hyperlink w:anchor="_Toc239341173" w:history="1">
+      <w:hyperlink w:anchor="_Toc239341911" w:history="1">
         <w:r>
           <w:rPr>
             <w:rStyle w:val="Hyperlink"/>
@@ -1085,7 +1085,7 @@
             <w:noProof/>
             <w:webHidden/>
           </w:rPr>
-          <w:instrText xml:space="preserve"> PAGEREF _Toc239341173 \h </w:instrText>
+          <w:instrText xml:space="preserve"> PAGEREF _Toc239341911 \h </w:instrText>
         </w:r>
         <w:r>
           <w:rPr>
@@ -1129,7 +1129,7 @@
           <w14:ligatures w14:val="standardContextual"/>
         </w:rPr>
       </w:pPr>
-      <w:hyperlink w:anchor="_Toc239341174" w:history="1">
+      <w:hyperlink w:anchor="_Toc239341912" w:history="1">
         <w:r>
           <w:rPr>
             <w:rStyle w:val="Hyperlink"/>
@@ -1156,7 +1156,7 @@
             <w:noProof/>
             <w:webHidden/>
           </w:rPr>
-          <w:instrText xml:space="preserve"> PAGEREF _Toc239341174 \h </w:instrText>
+          <w:instrText xml:space="preserve"> PAGEREF _Toc239341912 \h </w:instrText>
         </w:r>
         <w:r>
           <w:rPr>
@@ -1200,7 +1200,7 @@
           <w14:ligatures w14:val="standardContextual"/>
         </w:rPr>
       </w:pPr>
-      <w:hyperlink w:anchor="_Toc239341175" w:history="1">
+      <w:hyperlink w:anchor="_Toc239341913" w:history="1">
         <w:r>
           <w:rPr>
             <w:rStyle w:val="Hyperlink"/>
@@ -1227,7 +1227,7 @@
             <w:noProof/>
             <w:webHidden/>
           </w:rPr>
-          <w:instrText xml:space="preserve"> PAGEREF _Toc239341175 \h </w:instrText>
+          <w:instrText xml:space="preserve"> PAGEREF _Toc239341913 \h </w:instrText>
         </w:r>
         <w:r>
           <w:rPr>
@@ -1271,7 +1271,7 @@
           <w14:ligatures w14:val="standardContextual"/>
         </w:rPr>
       </w:pPr>
-      <w:hyperlink w:anchor="_Toc239341176" w:history="1">
+      <w:hyperlink w:anchor="_Toc239341914" w:history="1">
         <w:r>
           <w:rPr>
             <w:rStyle w:val="Hyperlink"/>
@@ -1298,7 +1298,7 @@
             <w:noProof/>
             <w:webHidden/>
           </w:rPr>
-          <w:instrText xml:space="preserve"> PAGEREF _Toc239341176 \h </w:instrText>
+          <w:instrText xml:space="preserve"> PAGEREF _Toc239341914 \h </w:instrText>
         </w:r>
         <w:r>
           <w:rPr>
@@ -1342,7 +1342,7 @@
           <w14:ligatures w14:val="standardContextual"/>
         </w:rPr>
       </w:pPr>
-      <w:hyperlink w:anchor="_Toc239341177" w:history="1">
+      <w:hyperlink w:anchor="_Toc239341915" w:history="1">
         <w:r>
           <w:rPr>
             <w:rStyle w:val="Hyperlink"/>
@@ -1369,7 +1369,7 @@
             <w:noProof/>
             <w:webHidden/>
           </w:rPr>
-          <w:instrText xml:space="preserve"> PAGEREF _Toc239341177 \h </w:instrText>
+          <w:instrText xml:space="preserve"> PAGEREF _Toc239341915 \h </w:instrText>
         </w:r>
         <w:r>
           <w:rPr>
@@ -1413,7 +1413,7 @@
           <w14:ligatures w14:val="standardContextual"/>
         </w:rPr>
       </w:pPr>
-      <w:hyperlink w:anchor="_Toc239341178" w:history="1">
+      <w:hyperlink w:anchor="_Toc239341916" w:history="1">
         <w:r>
           <w:rPr>
             <w:rStyle w:val="Hyperlink"/>
@@ -1440,7 +1440,7 @@
             <w:noProof/>
             <w:webHidden/>
           </w:rPr>
-          <w:instrText xml:space="preserve"> PAGEREF _Toc239341178 \h </w:instrText>
+          <w:instrText xml:space="preserve"> PAGEREF _Toc239341916 \h </w:instrText>
         </w:r>
         <w:r>
           <w:rPr>
@@ -1484,7 +1484,7 @@
           <w14:ligatures w14:val="standardContextual"/>
         </w:rPr>
       </w:pPr>
-      <w:hyperlink w:anchor="_Toc239341179" w:history="1">
+      <w:hyperlink w:anchor="_Toc239341917" w:history="1">
         <w:r>
           <w:rPr>
             <w:rStyle w:val="Hyperlink"/>
@@ -1511,7 +1511,7 @@
             <w:noProof/>
             <w:webHidden/>
           </w:rPr>
-          <w:instrText xml:space="preserve"> PAGEREF _Toc239341179 \h </w:instrText>
+          <w:instrText xml:space="preserve"> PAGEREF _Toc239341917 \h </w:instrText>
         </w:r>
         <w:r>
           <w:rPr>
@@ -1555,7 +1555,7 @@
           <w14:ligatures w14:val="standardContextual"/>
         </w:rPr>
       </w:pPr>
-      <w:hyperlink w:anchor="_Toc239341180" w:history="1">
+      <w:hyperlink w:anchor="_Toc239341918" w:history="1">
         <w:r>
           <w:rPr>
             <w:rStyle w:val="Hyperlink"/>
@@ -1582,7 +1582,7 @@
             <w:noProof/>
             <w:webHidden/>
           </w:rPr>
-          <w:instrText xml:space="preserve"> PAGEREF _Toc239341180 \h </w:instrText>
+          <w:instrText xml:space="preserve"> PAGEREF _Toc239341918 \h </w:instrText>
         </w:r>
         <w:r>
           <w:rPr>
@@ -1626,7 +1626,7 @@
           <w14:ligatures w14:val="standardContextual"/>
         </w:rPr>
       </w:pPr>
-      <w:hyperlink w:anchor="_Toc239341181" w:history="1">
+      <w:hyperlink w:anchor="_Toc239341919" w:history="1">
         <w:r>
           <w:rPr>
             <w:rStyle w:val="Hyperlink"/>
@@ -1653,7 +1653,7 @@
             <w:noProof/>
             <w:webHidden/>
           </w:rPr>
-          <w:instrText xml:space="preserve"> PAGEREF _Toc239341181 \h </w:instrText>
+          <w:instrText xml:space="preserve"> PAGEREF _Toc239341919 \h </w:instrText>
         </w:r>
         <w:r>
           <w:rPr>
@@ -1697,7 +1697,7 @@
           <w14:ligatures w14:val="standardContextual"/>
         </w:rPr>
       </w:pPr>
-      <w:hyperlink w:anchor="_Toc239341182" w:history="1">
+      <w:hyperlink w:anchor="_Toc239341920" w:history="1">
         <w:r>
           <w:rPr>
             <w:rStyle w:val="Hyperlink"/>
@@ -1724,7 +1724,7 @@
             <w:noProof/>
             <w:webHidden/>
           </w:rPr>
-          <w:instrText xml:space="preserve"> PAGEREF _Toc239341182 \h </w:instrText>
+          <w:instrText xml:space="preserve"> PAGEREF _Toc239341920 \h </w:instrText>
         </w:r>
         <w:r>
           <w:rPr>
@@ -1768,7 +1768,7 @@
           <w14:ligatures w14:val="standardContextual"/>
         </w:rPr>
       </w:pPr>
-      <w:hyperlink w:anchor="_Toc239341183" w:history="1">
+      <w:hyperlink w:anchor="_Toc239341921" w:history="1">
         <w:r>
           <w:rPr>
             <w:rStyle w:val="Hyperlink"/>
@@ -1795,7 +1795,7 @@
             <w:noProof/>
             <w:webHidden/>
           </w:rPr>
-          <w:instrText xml:space="preserve"> PAGEREF _Toc239341183 \h </w:instrText>
+          <w:instrText xml:space="preserve"> PAGEREF _Toc239341921 \h </w:instrText>
         </w:r>
         <w:r>
           <w:rPr>
@@ -1839,7 +1839,7 @@
           <w14:ligatures w14:val="standardContextual"/>
         </w:rPr>
       </w:pPr>
-      <w:hyperlink w:anchor="_Toc239341184" w:history="1">
+      <w:hyperlink w:anchor="_Toc239341922" w:history="1">
         <w:r>
           <w:rPr>
             <w:rStyle w:val="Hyperlink"/>
@@ -1866,7 +1866,7 @@
             <w:noProof/>
             <w:webHidden/>
           </w:rPr>
-          <w:instrText xml:space="preserve"> PAGEREF _Toc239341184 \h </w:instrText>
+          <w:instrText xml:space="preserve"> PAGEREF _Toc239341922 \h </w:instrText>
         </w:r>
         <w:r>
           <w:rPr>
@@ -1910,7 +1910,7 @@
           <w14:ligatures w14:val="standardContextual"/>
         </w:rPr>
       </w:pPr>
-      <w:hyperlink w:anchor="_Toc239341185" w:history="1">
+      <w:hyperlink w:anchor="_Toc239341923" w:history="1">
         <w:r>
           <w:rPr>
             <w:rStyle w:val="Hyperlink"/>
@@ -1937,7 +1937,7 @@
             <w:noProof/>
             <w:webHidden/>
           </w:rPr>
-          <w:instrText xml:space="preserve"> PAGEREF _Toc239341185 \h </w:instrText>
+          <w:instrText xml:space="preserve"> PAGEREF _Toc239341923 \h </w:instrText>
         </w:r>
         <w:r>
           <w:rPr>
@@ -1981,7 +1981,7 @@
           <w14:ligatures w14:val="standardContextual"/>
         </w:rPr>
       </w:pPr>
-      <w:hyperlink w:anchor="_Toc239341186" w:history="1">
+      <w:hyperlink w:anchor="_Toc239341924" w:history="1">
         <w:r>
           <w:rPr>
             <w:rStyle w:val="Hyperlink"/>
@@ -2008,7 +2008,7 @@
             <w:noProof/>
             <w:webHidden/>
           </w:rPr>
-          <w:instrText xml:space="preserve"> PAGEREF _Toc239341186 \h </w:instrText>
+          <w:instrText xml:space="preserve"> PAGEREF _Toc239341924 \h </w:instrText>
         </w:r>
         <w:r>
           <w:rPr>
@@ -2052,7 +2052,7 @@
           <w14:ligatures w14:val="standardContextual"/>
         </w:rPr>
       </w:pPr>
-      <w:hyperlink w:anchor="_Toc239341187" w:history="1">
+      <w:hyperlink w:anchor="_Toc239341925" w:history="1">
         <w:r>
           <w:rPr>
             <w:rStyle w:val="Hyperlink"/>
@@ -2079,7 +2079,7 @@
             <w:noProof/>
             <w:webHidden/>
           </w:rPr>
-          <w:instrText xml:space="preserve"> PAGEREF _Toc239341187 \h </w:instrText>
+          <w:instrText xml:space="preserve"> PAGEREF _Toc239341925 \h </w:instrText>
         </w:r>
         <w:r>
           <w:rPr>
@@ -2123,7 +2123,7 @@
           <w14:ligatures w14:val="standardContextual"/>
         </w:rPr>
       </w:pPr>
-      <w:hyperlink w:anchor="_Toc239341188" w:history="1">
+      <w:hyperlink w:anchor="_Toc239341926" w:history="1">
         <w:r>
           <w:rPr>
             <w:rStyle w:val="Hyperlink"/>
@@ -2150,7 +2150,7 @@
             <w:noProof/>
             <w:webHidden/>
           </w:rPr>
-          <w:instrText xml:space="preserve"> PAGEREF _Toc239341188 \h </w:instrText>
+          <w:instrText xml:space="preserve"> PAGEREF _Toc239341926 \h </w:instrText>
         </w:r>
         <w:r>
           <w:rPr>
@@ -2194,7 +2194,7 @@
           <w14:ligatures w14:val="standardContextual"/>
         </w:rPr>
       </w:pPr>
-      <w:hyperlink w:anchor="_Toc239341189" w:history="1">
+      <w:hyperlink w:anchor="_Toc239341927" w:history="1">
         <w:r>
           <w:rPr>
             <w:rStyle w:val="Hyperlink"/>
@@ -2221,7 +2221,7 @@
             <w:noProof/>
             <w:webHidden/>
           </w:rPr>
-          <w:instrText xml:space="preserve"> PAGEREF _Toc239341189 \h </w:instrText>
+          <w:instrText xml:space="preserve"> PAGEREF _Toc239341927 \h </w:instrText>
         </w:r>
         <w:r>
           <w:rPr>
@@ -2265,7 +2265,7 @@
           <w14:ligatures w14:val="standardContextual"/>
         </w:rPr>
       </w:pPr>
-      <w:hyperlink w:anchor="_Toc239341190" w:history="1">
+      <w:hyperlink w:anchor="_Toc239341928" w:history="1">
         <w:r>
           <w:rPr>
             <w:rStyle w:val="Hyperlink"/>
@@ -2292,7 +2292,7 @@
             <w:noProof/>
             <w:webHidden/>
           </w:rPr>
-          <w:instrText xml:space="preserve"> PAGEREF _Toc239341190 \h </w:instrText>
+          <w:instrText xml:space="preserve"> PAGEREF _Toc239341928 \h </w:instrText>
         </w:r>
         <w:r>
           <w:rPr>
@@ -2336,7 +2336,7 @@
           <w14:ligatures w14:val="standardContextual"/>
         </w:rPr>
       </w:pPr>
-      <w:hyperlink w:anchor="_Toc239341191" w:history="1">
+      <w:hyperlink w:anchor="_Toc239341929" w:history="1">
         <w:r>
           <w:rPr>
             <w:rStyle w:val="Hyperlink"/>
@@ -2363,7 +2363,7 @@
             <w:noProof/>
             <w:webHidden/>
           </w:rPr>
-          <w:instrText xml:space="preserve"> PAGEREF _Toc239341191 \h </w:instrText>
+          <w:instrText xml:space="preserve"> PAGEREF _Toc239341929 \h </w:instrText>
         </w:r>
         <w:r>
           <w:rPr>
@@ -2407,7 +2407,7 @@
           <w14:ligatures w14:val="standardContextual"/>
         </w:rPr>
       </w:pPr>
-      <w:hyperlink w:anchor="_Toc239341192" w:history="1">
+      <w:hyperlink w:anchor="_Toc239341930" w:history="1">
         <w:r>
           <w:rPr>
             <w:rStyle w:val="Hyperlink"/>
@@ -2434,7 +2434,7 @@
             <w:noProof/>
             <w:webHidden/>
           </w:rPr>
-          <w:instrText xml:space="preserve"> PAGEREF _Toc239341192 \h </w:instrText>
+          <w:instrText xml:space="preserve"> PAGEREF _Toc239341930 \h </w:instrText>
         </w:r>
         <w:r>
           <w:rPr>
@@ -2478,7 +2478,7 @@
           <w14:ligatures w14:val="standardContextual"/>
         </w:rPr>
       </w:pPr>
-      <w:hyperlink w:anchor="_Toc239341193" w:history="1">
+      <w:hyperlink w:anchor="_Toc239341931" w:history="1">
         <w:r>
           <w:rPr>
             <w:rStyle w:val="Hyperlink"/>
@@ -2505,7 +2505,7 @@
             <w:noProof/>
             <w:webHidden/>
           </w:rPr>
-          <w:instrText xml:space="preserve"> PAGEREF _Toc239341193 \h </w:instrText>
+          <w:instrText xml:space="preserve"> PAGEREF _Toc239341931 \h </w:instrText>
         </w:r>
         <w:r>
           <w:rPr>
@@ -2549,7 +2549,7 @@
           <w14:ligatures w14:val="standardContextual"/>
         </w:rPr>
       </w:pPr>
-      <w:hyperlink w:anchor="_Toc239341194" w:history="1">
+      <w:hyperlink w:anchor="_Toc239341932" w:history="1">
         <w:r>
           <w:rPr>
             <w:rStyle w:val="Hyperlink"/>
@@ -2576,7 +2576,7 @@
             <w:noProof/>
             <w:webHidden/>
           </w:rPr>
-          <w:instrText xml:space="preserve"> PAGEREF _Toc239341194 \h </w:instrText>
+          <w:instrText xml:space="preserve"> PAGEREF _Toc239341932 \h </w:instrText>
         </w:r>
         <w:r>
           <w:rPr>
@@ -2620,7 +2620,7 @@
           <w14:ligatures w14:val="standardContextual"/>
         </w:rPr>
       </w:pPr>
-      <w:hyperlink w:anchor="_Toc239341195" w:history="1">
+      <w:hyperlink w:anchor="_Toc239341933" w:history="1">
         <w:r>
           <w:rPr>
             <w:rStyle w:val="Hyperlink"/>
@@ -2647,7 +2647,7 @@
             <w:noProof/>
             <w:webHidden/>
           </w:rPr>
-          <w:instrText xml:space="preserve"> PAGEREF _Toc239341195 \h </w:instrText>
+          <w:instrText xml:space="preserve"> PAGEREF _Toc239341933 \h </w:instrText>
         </w:r>
         <w:r>
           <w:rPr>
@@ -2691,7 +2691,7 @@
           <w14:ligatures w14:val="standardContextual"/>
         </w:rPr>
       </w:pPr>
-      <w:hyperlink w:anchor="_Toc239341196" w:history="1">
+      <w:hyperlink w:anchor="_Toc239341934" w:history="1">
         <w:r>
           <w:rPr>
             <w:rStyle w:val="Hyperlink"/>
@@ -2718,7 +2718,7 @@
             <w:noProof/>
             <w:webHidden/>
           </w:rPr>
-          <w:instrText xml:space="preserve"> PAGEREF _Toc239341196 \h </w:instrText>
+          <w:instrText xml:space="preserve"> PAGEREF _Toc239341934 \h </w:instrText>
         </w:r>
         <w:r>
           <w:rPr>
@@ -2762,7 +2762,7 @@
           <w14:ligatures w14:val="standardContextual"/>
         </w:rPr>
       </w:pPr>
-      <w:hyperlink w:anchor="_Toc239341197" w:history="1">
+      <w:hyperlink w:anchor="_Toc239341935" w:history="1">
         <w:r>
           <w:rPr>
             <w:rStyle w:val="Hyperlink"/>
@@ -2789,7 +2789,7 @@
             <w:noProof/>
             <w:webHidden/>
           </w:rPr>
-          <w:instrText xml:space="preserve"> PAGEREF _Toc239341197 \h </w:instrText>
+          <w:instrText xml:space="preserve"> PAGEREF _Toc239341935 \h </w:instrText>
         </w:r>
         <w:r>
           <w:rPr>
@@ -2833,7 +2833,7 @@
           <w14:ligatures w14:val="standardContextual"/>
         </w:rPr>
       </w:pPr>
-      <w:hyperlink w:anchor="_Toc239341198" w:history="1">
+      <w:hyperlink w:anchor="_Toc239341936" w:history="1">
         <w:r>
           <w:rPr>
             <w:rStyle w:val="Hyperlink"/>
@@ -2860,7 +2860,7 @@
             <w:noProof/>
             <w:webHidden/>
           </w:rPr>
-          <w:instrText xml:space="preserve"> PAGEREF _Toc239341198 \h </w:instrText>
+          <w:instrText xml:space="preserve"> PAGEREF _Toc239341936 \h </w:instrText>
         </w:r>
         <w:r>
           <w:rPr>
@@ -2904,7 +2904,7 @@
           <w14:ligatures w14:val="standardContextual"/>
         </w:rPr>
       </w:pPr>
-      <w:hyperlink w:anchor="_Toc239341199" w:history="1">
+      <w:hyperlink w:anchor="_Toc239341937" w:history="1">
         <w:r>
           <w:rPr>
             <w:rStyle w:val="Hyperlink"/>
@@ -2931,7 +2931,7 @@
             <w:noProof/>
             <w:webHidden/>
           </w:rPr>
-          <w:instrText xml:space="preserve"> PAGEREF _Toc239341199 \h </w:instrText>
+          <w:instrText xml:space="preserve"> PAGEREF _Toc239341937 \h </w:instrText>
         </w:r>
         <w:r>
           <w:rPr>
@@ -2975,7 +2975,7 @@
           <w14:ligatures w14:val="standardContextual"/>
         </w:rPr>
       </w:pPr>
-      <w:hyperlink w:anchor="_Toc239341200" w:history="1">
+      <w:hyperlink w:anchor="_Toc239341938" w:history="1">
         <w:r>
           <w:rPr>
             <w:rStyle w:val="Hyperlink"/>
@@ -3002,7 +3002,7 @@
             <w:noProof/>
             <w:webHidden/>
           </w:rPr>
-          <w:instrText xml:space="preserve"> PAGEREF _Toc239341200 \h </w:instrText>
+          <w:instrText xml:space="preserve"> PAGEREF _Toc239341938 \h </w:instrText>
         </w:r>
         <w:r>
           <w:rPr>
@@ -3046,7 +3046,7 @@
           <w14:ligatures w14:val="standardContextual"/>
         </w:rPr>
       </w:pPr>
-      <w:hyperlink w:anchor="_Toc239341201" w:history="1">
+      <w:hyperlink w:anchor="_Toc239341939" w:history="1">
         <w:r>
           <w:rPr>
             <w:rStyle w:val="Hyperlink"/>
@@ -3073,7 +3073,7 @@
             <w:noProof/>
             <w:webHidden/>
           </w:rPr>
-          <w:instrText xml:space="preserve"> PAGEREF _Toc239341201 \h </w:instrText>
+          <w:instrText xml:space="preserve"> PAGEREF _Toc239341939 \h </w:instrText>
         </w:r>
         <w:r>
           <w:rPr>
@@ -3117,7 +3117,7 @@
           <w14:ligatures w14:val="standardContextual"/>
         </w:rPr>
       </w:pPr>
-      <w:hyperlink w:anchor="_Toc239341202" w:history="1">
+      <w:hyperlink w:anchor="_Toc239341940" w:history="1">
         <w:r>
           <w:rPr>
             <w:rStyle w:val="Hyperlink"/>
@@ -3144,7 +3144,7 @@
             <w:noProof/>
             <w:webHidden/>
           </w:rPr>
-          <w:instrText xml:space="preserve"> PAGEREF _Toc239341202 \h </w:instrText>
+          <w:instrText xml:space="preserve"> PAGEREF _Toc239341940 \h </w:instrText>
         </w:r>
         <w:r>
           <w:rPr>
@@ -3188,7 +3188,7 @@
           <w14:ligatures w14:val="standardContextual"/>
         </w:rPr>
       </w:pPr>
-      <w:hyperlink w:anchor="_Toc239341203" w:history="1">
+      <w:hyperlink w:anchor="_Toc239341941" w:history="1">
         <w:r>
           <w:rPr>
             <w:rStyle w:val="Hyperlink"/>
@@ -3215,7 +3215,7 @@
             <w:noProof/>
             <w:webHidden/>
           </w:rPr>
-          <w:instrText xml:space="preserve"> PAGEREF _Toc239341203 \h </w:instrText>
+          <w:instrText xml:space="preserve"> PAGEREF _Toc239341941 \h </w:instrText>
         </w:r>
         <w:r>
           <w:rPr>
@@ -3259,7 +3259,7 @@
           <w14:ligatures w14:val="standardContextual"/>
         </w:rPr>
       </w:pPr>
-      <w:hyperlink w:anchor="_Toc239341204" w:history="1">
+      <w:hyperlink w:anchor="_Toc239341942" w:history="1">
         <w:r>
           <w:rPr>
             <w:rStyle w:val="Hyperlink"/>
@@ -3286,7 +3286,7 @@
             <w:noProof/>
             <w:webHidden/>
           </w:rPr>
-          <w:instrText xml:space="preserve"> PAGEREF _Toc239341204 \h </w:instrText>
+          <w:instrText xml:space="preserve"> PAGEREF _Toc239341942 \h </w:instrText>
         </w:r>
         <w:r>
           <w:rPr>
@@ -3330,7 +3330,7 @@
           <w14:ligatures w14:val="standardContextual"/>
         </w:rPr>
       </w:pPr>
-      <w:hyperlink w:anchor="_Toc239341205" w:history="1">
+      <w:hyperlink w:anchor="_Toc239341943" w:history="1">
         <w:r>
           <w:rPr>
             <w:rStyle w:val="Hyperlink"/>
@@ -3357,7 +3357,7 @@
             <w:noProof/>
             <w:webHidden/>
           </w:rPr>
-          <w:instrText xml:space="preserve"> PAGEREF _Toc239341205 \h </w:instrText>
+          <w:instrText xml:space="preserve"> PAGEREF _Toc239341943 \h </w:instrText>
         </w:r>
         <w:r>
           <w:rPr>
@@ -3401,7 +3401,7 @@
           <w14:ligatures w14:val="standardContextual"/>
         </w:rPr>
       </w:pPr>
-      <w:hyperlink w:anchor="_Toc239341206" w:history="1">
+      <w:hyperlink w:anchor="_Toc239341944" w:history="1">
         <w:r>
           <w:rPr>
             <w:rStyle w:val="Hyperlink"/>
@@ -3428,7 +3428,7 @@
             <w:noProof/>
             <w:webHidden/>
           </w:rPr>
-          <w:instrText xml:space="preserve"> PAGEREF _Toc239341206 \h </w:instrText>
+          <w:instrText xml:space="preserve"> PAGEREF _Toc239341944 \h </w:instrText>
         </w:r>
         <w:r>
           <w:rPr>
@@ -3472,7 +3472,7 @@
           <w14:ligatures w14:val="standardContextual"/>
         </w:rPr>
       </w:pPr>
-      <w:hyperlink w:anchor="_Toc239341207" w:history="1">
+      <w:hyperlink w:anchor="_Toc239341945" w:history="1">
         <w:r>
           <w:rPr>
             <w:rStyle w:val="Hyperlink"/>
@@ -3499,7 +3499,7 @@
             <w:noProof/>
             <w:webHidden/>
           </w:rPr>
-          <w:instrText xml:space="preserve"> PAGEREF _Toc239341207 \h </w:instrText>
+          <w:instrText xml:space="preserve"> PAGEREF _Toc239341945 \h </w:instrText>
         </w:r>
         <w:r>
           <w:rPr>
@@ -3545,7 +3545,7 @@
         <w:pStyle w:val="Heading1"/>
       </w:pPr>
       <w:bookmarkStart w:id="8" w:name="chương-1-giới-thiệu"/>
-      <w:bookmarkStart w:id="9" w:name="_Toc239341173"/>
+      <w:bookmarkStart w:id="9" w:name="_Toc239341911"/>
       <w:bookmarkEnd w:id="4"/>
       <w:bookmarkEnd w:id="6"/>
       <w:r>
@@ -3570,7 +3570,7 @@
         <w:pStyle w:val="Heading2"/>
       </w:pPr>
       <w:bookmarkStart w:id="10" w:name="X7d99df2d9d0c5141050eb9941026463f4c8ea2b"/>
-      <w:bookmarkStart w:id="11" w:name="_Toc239341174"/>
+      <w:bookmarkStart w:id="11" w:name="_Toc239341912"/>
       <w:r>
         <w:t>1.1. Đ</w:t>
       </w:r>
@@ -5420,7 +5420,7 @@
         <w:pStyle w:val="Heading2"/>
       </w:pPr>
       <w:bookmarkStart w:id="12" w:name="X60021b7b958505251ec70bd32e2bac9f8a0361c"/>
-      <w:bookmarkStart w:id="13" w:name="_Toc239341175"/>
+      <w:bookmarkStart w:id="13" w:name="_Toc239341913"/>
       <w:bookmarkEnd w:id="10"/>
       <w:r>
         <w:t>1.2. M</w:t>
@@ -7366,7 +7366,7 @@
         <w:pStyle w:val="Heading2"/>
       </w:pPr>
       <w:bookmarkStart w:id="17" w:name="X03724c88a1b7da9b434cf0a8db5356690a4bb71"/>
-      <w:bookmarkStart w:id="18" w:name="_Toc239341176"/>
+      <w:bookmarkStart w:id="18" w:name="_Toc239341914"/>
       <w:bookmarkEnd w:id="12"/>
       <w:bookmarkEnd w:id="16"/>
       <w:r>
@@ -9171,7 +9171,7 @@
         <w:pStyle w:val="Heading1"/>
       </w:pPr>
       <w:bookmarkStart w:id="20" w:name="chương-2-cơ-sở-lý-thuyết"/>
-      <w:bookmarkStart w:id="21" w:name="_Toc239341177"/>
+      <w:bookmarkStart w:id="21" w:name="_Toc239341915"/>
       <w:bookmarkEnd w:id="8"/>
       <w:bookmarkEnd w:id="17"/>
       <w:r>
@@ -9468,7 +9468,7 @@
         <w:pStyle w:val="Heading2"/>
       </w:pPr>
       <w:bookmarkStart w:id="22" w:name="X2256001523e16d112c59df938522f140b8b988e"/>
-      <w:bookmarkStart w:id="23" w:name="_Toc239341178"/>
+      <w:bookmarkStart w:id="23" w:name="_Toc239341916"/>
       <w:r>
         <w:t>2.1. Quy chu</w:t>
       </w:r>
@@ -14147,7 +14147,7 @@
         <w:pStyle w:val="Heading2"/>
       </w:pPr>
       <w:bookmarkStart w:id="30" w:name="Xb21b4f0690a73e92e2a35192cb39315a0956521"/>
-      <w:bookmarkStart w:id="31" w:name="_Toc239341179"/>
+      <w:bookmarkStart w:id="31" w:name="_Toc239341917"/>
       <w:bookmarkEnd w:id="22"/>
       <w:bookmarkEnd w:id="28"/>
       <w:r>
@@ -19387,7 +19387,7 @@
         <w:pStyle w:val="Heading2"/>
       </w:pPr>
       <w:bookmarkStart w:id="38" w:name="X8ff52f1334e3f0e382caf7ffa1b7096a981291c"/>
-      <w:bookmarkStart w:id="39" w:name="_Toc239341180"/>
+      <w:bookmarkStart w:id="39" w:name="_Toc239341918"/>
       <w:bookmarkEnd w:id="30"/>
       <w:bookmarkEnd w:id="37"/>
       <w:r>
@@ -19666,7 +19666,7 @@
           <w:noProof/>
         </w:rPr>
         <w:drawing>
-          <wp:inline distT="0" distB="0" distL="0" distR="0" wp14:anchorId="100AD908" wp14:editId="0B34B28B">
+          <wp:inline distT="0" distB="0" distL="0" distR="0" wp14:anchorId="265FA2FC" wp14:editId="3DFC5FA2">
             <wp:extent cx="5334000" cy="1435553"/>
             <wp:effectExtent l="0" t="0" r="0" b="0"/>
             <wp:docPr id="37" name="Picture"/>
@@ -21128,7 +21128,7 @@
         <w:pStyle w:val="Heading2"/>
       </w:pPr>
       <w:bookmarkStart w:id="43" w:name="X1a77f36e16d4ad267b00eabe7cf793e1dbe08e9"/>
-      <w:bookmarkStart w:id="44" w:name="_Toc239341181"/>
+      <w:bookmarkStart w:id="44" w:name="_Toc239341919"/>
       <w:bookmarkEnd w:id="38"/>
       <w:bookmarkEnd w:id="42"/>
       <w:r>
@@ -22298,7 +22298,7 @@
           <w:noProof/>
         </w:rPr>
         <w:drawing>
-          <wp:inline distT="0" distB="0" distL="0" distR="0" wp14:anchorId="7FB23F88" wp14:editId="743C37B8">
+          <wp:inline distT="0" distB="0" distL="0" distR="0" wp14:anchorId="15EDABA3" wp14:editId="59DE4143">
             <wp:extent cx="5334000" cy="2884362"/>
             <wp:effectExtent l="0" t="0" r="0" b="0"/>
             <wp:docPr id="44" name="Picture"/>
@@ -22564,7 +22564,7 @@
           <w:noProof/>
         </w:rPr>
         <w:drawing>
-          <wp:inline distT="0" distB="0" distL="0" distR="0" wp14:anchorId="45327CAA" wp14:editId="3CE5521C">
+          <wp:inline distT="0" distB="0" distL="0" distR="0" wp14:anchorId="3E7A9842" wp14:editId="002FEB8E">
             <wp:extent cx="5334000" cy="632732"/>
             <wp:effectExtent l="0" t="0" r="0" b="0"/>
             <wp:docPr id="49" name="Picture"/>
@@ -24467,7 +24467,7 @@
         <w:pStyle w:val="Heading1"/>
       </w:pPr>
       <w:bookmarkStart w:id="50" w:name="chương-3-thiết-kế-và-cài-đặt"/>
-      <w:bookmarkStart w:id="51" w:name="_Toc239341182"/>
+      <w:bookmarkStart w:id="51" w:name="_Toc239341920"/>
       <w:bookmarkEnd w:id="20"/>
       <w:bookmarkEnd w:id="43"/>
       <w:bookmarkEnd w:id="49"/>
@@ -24499,7 +24499,7 @@
         <w:pStyle w:val="Heading2"/>
       </w:pPr>
       <w:bookmarkStart w:id="52" w:name="X21a22cc9b66dca004f2960f37df13c53a04e97b"/>
-      <w:bookmarkStart w:id="53" w:name="_Toc239341183"/>
+      <w:bookmarkStart w:id="53" w:name="_Toc239341921"/>
       <w:r>
         <w:t>3.1. Ki</w:t>
       </w:r>
@@ -24591,7 +24591,7 @@
           <w:noProof/>
         </w:rPr>
         <w:drawing>
-          <wp:inline distT="0" distB="0" distL="0" distR="0" wp14:anchorId="448BD988" wp14:editId="44251CAF">
+          <wp:inline distT="0" distB="0" distL="0" distR="0" wp14:anchorId="496C5651" wp14:editId="5C382FF3">
             <wp:extent cx="5334000" cy="401410"/>
             <wp:effectExtent l="0" t="0" r="0" b="0"/>
             <wp:docPr id="57" name="Picture"/>
@@ -26260,7 +26260,7 @@
         <w:pStyle w:val="Heading2"/>
       </w:pPr>
       <w:bookmarkStart w:id="55" w:name="X1f307d8f8c73bce8db8683c986faea6c8ea66a3"/>
-      <w:bookmarkStart w:id="56" w:name="_Toc239341184"/>
+      <w:bookmarkStart w:id="56" w:name="_Toc239341922"/>
       <w:bookmarkEnd w:id="52"/>
       <w:r>
         <w:t>3.2. Xây d</w:t>
@@ -26327,7 +26327,7 @@
           <w:noProof/>
         </w:rPr>
         <w:drawing>
-          <wp:inline distT="0" distB="0" distL="0" distR="0" wp14:anchorId="5ECA3D17" wp14:editId="0F967B31">
+          <wp:inline distT="0" distB="0" distL="0" distR="0" wp14:anchorId="72947349" wp14:editId="4417BAF2">
             <wp:extent cx="5334000" cy="802821"/>
             <wp:effectExtent l="0" t="0" r="0" b="0"/>
             <wp:docPr id="62" name="Picture"/>
@@ -30439,7 +30439,7 @@
         <w:pStyle w:val="Heading2"/>
       </w:pPr>
       <w:bookmarkStart w:id="62" w:name="X6a397cb1739f1ec0a8c9714808f79a5ce1fbf6f"/>
-      <w:bookmarkStart w:id="63" w:name="_Toc239341185"/>
+      <w:bookmarkStart w:id="63" w:name="_Toc239341923"/>
       <w:bookmarkEnd w:id="55"/>
       <w:bookmarkEnd w:id="61"/>
       <w:r>
@@ -32005,7 +32005,7 @@
         <w:pStyle w:val="Heading2"/>
       </w:pPr>
       <w:bookmarkStart w:id="65" w:name="X9c2c9b365086d10c999a46e4942f14d73b6baa5"/>
-      <w:bookmarkStart w:id="66" w:name="_Toc239341186"/>
+      <w:bookmarkStart w:id="66" w:name="_Toc239341924"/>
       <w:bookmarkEnd w:id="62"/>
       <w:r>
         <w:t>3.4. Kh</w:t>
@@ -32789,7 +32789,7 @@
           <w:noProof/>
         </w:rPr>
         <w:drawing>
-          <wp:inline distT="0" distB="0" distL="0" distR="0" wp14:anchorId="1B00C67E" wp14:editId="07CB9263">
+          <wp:inline distT="0" distB="0" distL="0" distR="0" wp14:anchorId="5D6BA077" wp14:editId="04F7EB2C">
             <wp:extent cx="5334000" cy="8969712"/>
             <wp:effectExtent l="0" t="0" r="0" b="0"/>
             <wp:docPr id="73" name="Picture"/>
@@ -38738,7 +38738,7 @@
         <w:pStyle w:val="Heading2"/>
       </w:pPr>
       <w:bookmarkStart w:id="75" w:name="Xb17945b5d9374e5087c2c96ace1685ff00e2e22"/>
-      <w:bookmarkStart w:id="76" w:name="_Toc239341187"/>
+      <w:bookmarkStart w:id="76" w:name="_Toc239341925"/>
       <w:bookmarkEnd w:id="65"/>
       <w:bookmarkEnd w:id="74"/>
       <w:r>
@@ -40108,7 +40108,7 @@
         <w:pStyle w:val="Heading2"/>
       </w:pPr>
       <w:bookmarkStart w:id="77" w:name="Xfad7df3f963ac0b8ebfe8cf87d7c64fa075f760"/>
-      <w:bookmarkStart w:id="78" w:name="_Toc239341188"/>
+      <w:bookmarkStart w:id="78" w:name="_Toc239341926"/>
       <w:bookmarkEnd w:id="75"/>
       <w:r>
         <w:t>3.6. B</w:t>
@@ -40154,7 +40154,7 @@
           <w:noProof/>
         </w:rPr>
         <w:drawing>
-          <wp:inline distT="0" distB="0" distL="0" distR="0" wp14:anchorId="27BBA5CD" wp14:editId="64D46809">
+          <wp:inline distT="0" distB="0" distL="0" distR="0" wp14:anchorId="3605A6B7" wp14:editId="11D98902">
             <wp:extent cx="5334000" cy="1217839"/>
             <wp:effectExtent l="0" t="0" r="0" b="0"/>
             <wp:docPr id="86" name="Picture"/>
@@ -42935,7 +42935,7 @@
         <w:pStyle w:val="Heading2"/>
       </w:pPr>
       <w:bookmarkStart w:id="80" w:name="X9b5467225f237e4ee44d60f7d236cbdfdaa1e07"/>
-      <w:bookmarkStart w:id="81" w:name="_Toc239341189"/>
+      <w:bookmarkStart w:id="81" w:name="_Toc239341927"/>
       <w:bookmarkEnd w:id="77"/>
       <w:r>
         <w:t xml:space="preserve">3.7. </w:t>
@@ -43055,7 +43055,7 @@
           <w:noProof/>
         </w:rPr>
         <w:drawing>
-          <wp:inline distT="0" distB="0" distL="0" distR="0" wp14:anchorId="43A814CF" wp14:editId="2233267D">
+          <wp:inline distT="0" distB="0" distL="0" distR="0" wp14:anchorId="6169D2FD" wp14:editId="33D015C4">
             <wp:extent cx="5334000" cy="5953125"/>
             <wp:effectExtent l="0" t="0" r="0" b="0"/>
             <wp:docPr id="91" name="Picture"/>
@@ -44183,7 +44183,7 @@
         <w:pStyle w:val="Heading1"/>
       </w:pPr>
       <w:bookmarkStart w:id="83" w:name="chương-4-thực-nghiệm-và-đánh-giá"/>
-      <w:bookmarkStart w:id="84" w:name="_Toc239341190"/>
+      <w:bookmarkStart w:id="84" w:name="_Toc239341928"/>
       <w:bookmarkEnd w:id="50"/>
       <w:bookmarkEnd w:id="80"/>
       <w:r>
@@ -44208,7 +44208,7 @@
         <w:pStyle w:val="Heading2"/>
       </w:pPr>
       <w:bookmarkStart w:id="85" w:name="X43cb4672f728ce1df4f211c1d18360135f0c40b"/>
-      <w:bookmarkStart w:id="86" w:name="_Toc239341191"/>
+      <w:bookmarkStart w:id="86" w:name="_Toc239341929"/>
       <w:r>
         <w:t>4.1. Môi trư</w:t>
       </w:r>
@@ -45836,7 +45836,7 @@
         <w:pStyle w:val="Heading2"/>
       </w:pPr>
       <w:bookmarkStart w:id="87" w:name="Xe48430b60e6d2b1022368eb4316c1fe9f53411f"/>
-      <w:bookmarkStart w:id="88" w:name="_Toc239341192"/>
+      <w:bookmarkStart w:id="88" w:name="_Toc239341930"/>
       <w:bookmarkEnd w:id="85"/>
       <w:r>
         <w:t>4.2. K</w:t>
@@ -49368,7 +49368,7 @@
         <w:pStyle w:val="Heading2"/>
       </w:pPr>
       <w:bookmarkStart w:id="95" w:name="X09b724f0b907c7f652c2569c27ef1d5728c277c"/>
-      <w:bookmarkStart w:id="96" w:name="_Toc239341193"/>
+      <w:bookmarkStart w:id="96" w:name="_Toc239341931"/>
       <w:bookmarkEnd w:id="87"/>
       <w:bookmarkEnd w:id="93"/>
       <w:r>
@@ -51640,7 +51640,7 @@
           <w:noProof/>
         </w:rPr>
         <w:drawing>
-          <wp:inline distT="0" distB="0" distL="0" distR="0" wp14:anchorId="1F58425C" wp14:editId="17F678B3">
+          <wp:inline distT="0" distB="0" distL="0" distR="0" wp14:anchorId="50DFE295" wp14:editId="38045AED">
             <wp:extent cx="5334000" cy="2883855"/>
             <wp:effectExtent l="0" t="0" r="0" b="0"/>
             <wp:docPr id="108" name="Picture"/>
@@ -56663,7 +56663,7 @@
         <w:pStyle w:val="Heading2"/>
       </w:pPr>
       <w:bookmarkStart w:id="106" w:name="X0c205a3fd5474e5e1d380a3735df7543f97f059"/>
-      <w:bookmarkStart w:id="107" w:name="_Toc239341194"/>
+      <w:bookmarkStart w:id="107" w:name="_Toc239341932"/>
       <w:bookmarkEnd w:id="95"/>
       <w:bookmarkEnd w:id="104"/>
       <w:r>
@@ -59671,7 +59671,7 @@
         <w:pStyle w:val="Heading2"/>
       </w:pPr>
       <w:bookmarkStart w:id="113" w:name="X8f4b2c0e55e8764a0677cdfa39e96dbe6822859"/>
-      <w:bookmarkStart w:id="114" w:name="_Toc239341195"/>
+      <w:bookmarkStart w:id="114" w:name="_Toc239341933"/>
       <w:bookmarkEnd w:id="106"/>
       <w:bookmarkEnd w:id="112"/>
       <w:r>
@@ -62829,7 +62829,7 @@
         <w:pStyle w:val="Heading2"/>
       </w:pPr>
       <w:bookmarkStart w:id="120" w:name="X7468ed9f095dd0192ebc5de940dc44b5cd3e099"/>
-      <w:bookmarkStart w:id="121" w:name="_Toc239341196"/>
+      <w:bookmarkStart w:id="121" w:name="_Toc239341934"/>
       <w:bookmarkEnd w:id="113"/>
       <w:bookmarkEnd w:id="118"/>
       <w:r>
@@ -64687,7 +64687,7 @@
           <w:noProof/>
         </w:rPr>
         <w:drawing>
-          <wp:inline distT="0" distB="0" distL="0" distR="0" wp14:anchorId="6581241F" wp14:editId="2653A2D6">
+          <wp:inline distT="0" distB="0" distL="0" distR="0" wp14:anchorId="1A21060C" wp14:editId="7FF1CCED">
             <wp:extent cx="5334000" cy="3317670"/>
             <wp:effectExtent l="0" t="0" r="0" b="0"/>
             <wp:docPr id="131" name="Picture"/>
@@ -65419,7 +65419,7 @@
         <w:pStyle w:val="Heading2"/>
       </w:pPr>
       <w:bookmarkStart w:id="124" w:name="X88e1c26a6581f7bd1dbdb2c85ae6116c5ba8393"/>
-      <w:bookmarkStart w:id="125" w:name="_Toc239341197"/>
+      <w:bookmarkStart w:id="125" w:name="_Toc239341935"/>
       <w:bookmarkEnd w:id="120"/>
       <w:r>
         <w:t>4.7. Các y</w:t>
@@ -67274,7 +67274,7 @@
         <w:pStyle w:val="Heading1"/>
       </w:pPr>
       <w:bookmarkStart w:id="127" w:name="chương-5-kết-luận-và-hướng-phát-triển"/>
-      <w:bookmarkStart w:id="128" w:name="_Toc239341198"/>
+      <w:bookmarkStart w:id="128" w:name="_Toc239341936"/>
       <w:bookmarkEnd w:id="83"/>
       <w:bookmarkEnd w:id="124"/>
       <w:r>
@@ -67311,7 +67311,7 @@
         <w:pStyle w:val="Heading2"/>
       </w:pPr>
       <w:bookmarkStart w:id="129" w:name="Xcefa088882d41b38c21b7b5b44c738cb5564fbb"/>
-      <w:bookmarkStart w:id="130" w:name="_Toc239341199"/>
+      <w:bookmarkStart w:id="130" w:name="_Toc239341937"/>
       <w:r>
         <w:t>5.1. K</w:t>
       </w:r>
@@ -68812,7 +68812,7 @@
         <w:pStyle w:val="Heading2"/>
       </w:pPr>
       <w:bookmarkStart w:id="132" w:name="Xe79f58ab8ce7b6f148c68a374118dd9eaec1a1c"/>
-      <w:bookmarkStart w:id="133" w:name="_Toc239341200"/>
+      <w:bookmarkStart w:id="133" w:name="_Toc239341938"/>
       <w:bookmarkEnd w:id="129"/>
       <w:r>
         <w:t>5.2. H</w:t>
@@ -70026,7 +70026,7 @@
         <w:pStyle w:val="Heading2"/>
       </w:pPr>
       <w:bookmarkStart w:id="135" w:name="X66db71c9020c40cf46e490c5c37ad244e2b7594"/>
-      <w:bookmarkStart w:id="136" w:name="_Toc239341201"/>
+      <w:bookmarkStart w:id="136" w:name="_Toc239341939"/>
       <w:bookmarkEnd w:id="132"/>
       <w:r>
         <w:t>5.3. Hư</w:t>
@@ -71617,7 +71617,7 @@
         <w:pStyle w:val="Heading2"/>
       </w:pPr>
       <w:bookmarkStart w:id="138" w:name="Xe5a2fe3dfcd4681648271b7ddc344b106e48b3b"/>
-      <w:bookmarkStart w:id="139" w:name="_Toc239341202"/>
+      <w:bookmarkStart w:id="139" w:name="_Toc239341940"/>
       <w:bookmarkEnd w:id="135"/>
       <w:r>
         <w:t>5.4. K</w:t>
@@ -72540,7 +72540,7 @@
         <w:pStyle w:val="Heading1"/>
       </w:pPr>
       <w:bookmarkStart w:id="140" w:name="tài-liệu-tham-khảo"/>
-      <w:bookmarkStart w:id="141" w:name="_Toc239341203"/>
+      <w:bookmarkStart w:id="141" w:name="_Toc239341941"/>
       <w:bookmarkEnd w:id="127"/>
       <w:bookmarkEnd w:id="138"/>
       <w:r>
@@ -73496,7 +73496,7 @@
         <w:pStyle w:val="Heading1"/>
       </w:pPr>
       <w:bookmarkStart w:id="142" w:name="phụ-lục"/>
-      <w:bookmarkStart w:id="143" w:name="_Toc239341204"/>
+      <w:bookmarkStart w:id="143" w:name="_Toc239341942"/>
       <w:bookmarkEnd w:id="140"/>
       <w:r>
         <w:t>PH</w:t>
@@ -73520,7 +73520,7 @@
         <w:pStyle w:val="Heading2"/>
       </w:pPr>
       <w:bookmarkStart w:id="144" w:name="phụ-lục-a-cấu-hình-và-siêu-tham-số"/>
-      <w:bookmarkStart w:id="145" w:name="_Toc239341205"/>
+      <w:bookmarkStart w:id="145" w:name="_Toc239341943"/>
       <w:r>
         <w:t>Ph</w:t>
       </w:r>
@@ -75740,7 +75740,7 @@
         <w:pStyle w:val="Heading2"/>
       </w:pPr>
       <w:bookmarkStart w:id="149" w:name="phụ-lục-b-hướng-dẫn-cài-đặt-và-chạy"/>
-      <w:bookmarkStart w:id="150" w:name="_Toc239341206"/>
+      <w:bookmarkStart w:id="150" w:name="_Toc239341944"/>
       <w:bookmarkEnd w:id="144"/>
       <w:bookmarkEnd w:id="148"/>
       <w:r>
@@ -77414,7 +77414,7 @@
         <w:pStyle w:val="Heading2"/>
       </w:pPr>
       <w:bookmarkStart w:id="155" w:name="phụ-lục-c-phân-công-công-việc"/>
-      <w:bookmarkStart w:id="156" w:name="_Toc239341207"/>
+      <w:bookmarkStart w:id="156" w:name="_Toc239341945"/>
       <w:bookmarkEnd w:id="149"/>
       <w:bookmarkEnd w:id="154"/>
       <w:r>
@@ -78193,7 +78193,7 @@
   <w:abstractNum w:abstractNumId="0" w15:restartNumberingAfterBreak="0">
     <w:nsid w:val="0000A990"/>
     <w:multiLevelType w:val="multilevel"/>
-    <w:tmpl w:val="F7C035F8"/>
+    <w:tmpl w:val="348088E2"/>
     <w:lvl w:ilvl="0">
       <w:numFmt w:val="bullet"/>
       <w:lvlText w:val=" "/>
@@ -78270,7 +78270,7 @@
   <w:abstractNum w:abstractNumId="1" w15:restartNumberingAfterBreak="0">
     <w:nsid w:val="0000A991"/>
     <w:multiLevelType w:val="multilevel"/>
-    <w:tmpl w:val="8DE4F246"/>
+    <w:tmpl w:val="08D4068A"/>
     <w:lvl w:ilvl="0">
       <w:numFmt w:val="bullet"/>
       <w:lvlText w:val=""/>
@@ -78374,7 +78374,7 @@
   <w:abstractNum w:abstractNumId="2" w15:restartNumberingAfterBreak="0">
     <w:nsid w:val="00A99411"/>
     <w:multiLevelType w:val="multilevel"/>
-    <w:tmpl w:val="C4E2988A"/>
+    <w:tmpl w:val="0746502E"/>
     <w:lvl w:ilvl="0">
       <w:start w:val="1"/>
       <w:numFmt w:val="decimal"/>
@@ -78457,10 +78457,10 @@
       </w:pPr>
     </w:lvl>
   </w:abstractNum>
-  <w:num w:numId="1" w16cid:durableId="1006981140">
+  <w:num w:numId="1" w16cid:durableId="366028298">
     <w:abstractNumId w:val="0"/>
   </w:num>
-  <w:num w:numId="2" w16cid:durableId="1071076506">
+  <w:num w:numId="2" w16cid:durableId="59792964">
     <w:abstractNumId w:val="2"/>
     <w:lvlOverride w:ilvl="0">
       <w:startOverride w:val="1"/>
@@ -78490,22 +78490,22 @@
       <w:startOverride w:val="1"/>
     </w:lvlOverride>
   </w:num>
-  <w:num w:numId="3" w16cid:durableId="1638991106">
+  <w:num w:numId="3" w16cid:durableId="286743697">
     <w:abstractNumId w:val="1"/>
   </w:num>
-  <w:num w:numId="4" w16cid:durableId="1001353639">
+  <w:num w:numId="4" w16cid:durableId="563413279">
     <w:abstractNumId w:val="1"/>
   </w:num>
-  <w:num w:numId="5" w16cid:durableId="1079594036">
+  <w:num w:numId="5" w16cid:durableId="69234500">
     <w:abstractNumId w:val="1"/>
   </w:num>
-  <w:num w:numId="6" w16cid:durableId="372078496">
+  <w:num w:numId="6" w16cid:durableId="2123457633">
     <w:abstractNumId w:val="1"/>
   </w:num>
-  <w:num w:numId="7" w16cid:durableId="351299405">
+  <w:num w:numId="7" w16cid:durableId="1765028346">
     <w:abstractNumId w:val="1"/>
   </w:num>
-  <w:num w:numId="8" w16cid:durableId="537396816">
+  <w:num w:numId="8" w16cid:durableId="1826583461">
     <w:abstractNumId w:val="2"/>
     <w:lvlOverride w:ilvl="0">
       <w:startOverride w:val="1"/>
@@ -78535,7 +78535,7 @@
       <w:startOverride w:val="1"/>
     </w:lvlOverride>
   </w:num>
-  <w:num w:numId="9" w16cid:durableId="134639193">
+  <w:num w:numId="9" w16cid:durableId="659231823">
     <w:abstractNumId w:val="1"/>
   </w:num>
 </w:numbering>
@@ -79772,7 +79772,7 @@
     <w:next w:val="Normal"/>
     <w:autoRedefine/>
     <w:uiPriority w:val="39"/>
-    <w:rsid w:val="0076035D"/>
+    <w:rsid w:val="001430A3"/>
     <w:pPr>
       <w:spacing w:after="100"/>
     </w:pPr>
@@ -79783,7 +79783,7 @@
     <w:next w:val="Normal"/>
     <w:autoRedefine/>
     <w:uiPriority w:val="39"/>
-    <w:rsid w:val="0076035D"/>
+    <w:rsid w:val="001430A3"/>
     <w:pPr>
       <w:spacing w:after="100"/>
       <w:ind w:left="240"/>

--- a/nop/01-do-an-mon-hoc.docx
+++ b/nop/01-do-an-mon-hoc.docx
@@ -145,10 +145,8 @@
     </w:p>
     <w:p>
       <w:pPr>
-        <w:pStyle w:val="Heading1"/>
+        <w:pStyle w:val="Title"/>
       </w:pPr>
-      <w:bookmarkStart w:id="0" w:name="đồ-án-môn-học"/>
-      <w:bookmarkStart w:id="1" w:name="_Toc239341908"/>
       <w:r>
         <w:t>Đ</w:t>
       </w:r>
@@ -164,13 +162,11 @@
       <w:r>
         <w:t>C</w:t>
       </w:r>
-      <w:bookmarkEnd w:id="1"/>
     </w:p>
     <w:p>
       <w:pPr>
-        <w:pStyle w:val="Heading3"/>
+        <w:pStyle w:val="Subtitle"/>
       </w:pPr>
-      <w:bookmarkStart w:id="2" w:name="môn-xử-lý-ảnh-và-ứng-dụng"/>
       <w:r>
         <w:t>Môn: X</w:t>
       </w:r>
@@ -201,10 +197,8 @@
     </w:p>
     <w:p>
       <w:pPr>
-        <w:pStyle w:val="Heading3"/>
+        <w:pStyle w:val="Subtitle"/>
       </w:pPr>
-      <w:bookmarkStart w:id="3" w:name="đề-tài"/>
-      <w:bookmarkEnd w:id="2"/>
       <w:r>
         <w:t>Đ</w:t>
       </w:r>
@@ -217,12 +211,8 @@
     </w:p>
     <w:p>
       <w:pPr>
-        <w:pStyle w:val="Heading1"/>
+        <w:pStyle w:val="Title"/>
       </w:pPr>
-      <w:bookmarkStart w:id="4" w:name="Xbe958ce37c6a089ac9bdc99dada4ec5e2c0f7da"/>
-      <w:bookmarkStart w:id="5" w:name="_Toc239341909"/>
-      <w:bookmarkEnd w:id="0"/>
-      <w:bookmarkEnd w:id="3"/>
       <w:r>
         <w:t>XÂY D</w:t>
       </w:r>
@@ -286,11 +276,10 @@
       <w:r>
         <w:t>O</w:t>
       </w:r>
-      <w:bookmarkEnd w:id="5"/>
     </w:p>
     <w:p>
       <w:pPr>
-        <w:pStyle w:val="FirstParagraph"/>
+        <w:pStyle w:val="BodyText"/>
       </w:pPr>
     </w:p>
     <w:tbl>
@@ -795,17 +784,13 @@
     </w:p>
     <w:p>
       <w:r>
-        <w:pict w14:anchorId="0450AF3E">
-          <v:rect id="_x0000_i1025" style="width:0;height:1.5pt" o:hralign="center" o:hrstd="t" o:hr="t"/>
-        </w:pict>
+        <w:br w:type="page"/>
       </w:r>
     </w:p>
     <w:p>
       <w:pPr>
-        <w:pStyle w:val="Heading2"/>
+        <w:pStyle w:val="TOCHeading"/>
       </w:pPr>
-      <w:bookmarkStart w:id="6" w:name="mục-lục"/>
-      <w:bookmarkStart w:id="7" w:name="_Toc239341910"/>
       <w:r>
         <w:t>M</w:t>
       </w:r>
@@ -821,7 +806,6 @@
       <w:r>
         <w:t>C</w:t>
       </w:r>
-      <w:bookmarkEnd w:id="7"/>
     </w:p>
     <w:p>
       <w:pPr>
@@ -845,220 +829,7 @@
       <w:r>
         <w:fldChar w:fldCharType="separate"/>
       </w:r>
-      <w:hyperlink w:anchor="_Toc239341908" w:history="1">
-        <w:r>
-          <w:rPr>
-            <w:rStyle w:val="Hyperlink"/>
-            <w:noProof/>
-          </w:rPr>
-          <w:t>ĐỒ ÁN MÔN HỌC</w:t>
-        </w:r>
-        <w:r>
-          <w:rPr>
-            <w:noProof/>
-            <w:webHidden/>
-          </w:rPr>
-          <w:tab/>
-        </w:r>
-        <w:r>
-          <w:rPr>
-            <w:noProof/>
-            <w:webHidden/>
-          </w:rPr>
-          <w:fldChar w:fldCharType="begin"/>
-        </w:r>
-        <w:r>
-          <w:rPr>
-            <w:noProof/>
-            <w:webHidden/>
-          </w:rPr>
-          <w:instrText xml:space="preserve"> PAGEREF _Toc239341908 \h </w:instrText>
-        </w:r>
-        <w:r>
-          <w:rPr>
-            <w:noProof/>
-            <w:webHidden/>
-          </w:rPr>
-        </w:r>
-        <w:r>
-          <w:rPr>
-            <w:noProof/>
-            <w:webHidden/>
-          </w:rPr>
-          <w:fldChar w:fldCharType="separate"/>
-        </w:r>
-        <w:r>
-          <w:rPr>
-            <w:noProof/>
-            <w:webHidden/>
-          </w:rPr>
-          <w:t>1</w:t>
-        </w:r>
-        <w:r>
-          <w:rPr>
-            <w:noProof/>
-            <w:webHidden/>
-          </w:rPr>
-          <w:fldChar w:fldCharType="end"/>
-        </w:r>
-      </w:hyperlink>
-    </w:p>
-    <w:p>
-      <w:pPr>
-        <w:pStyle w:val="TOC1"/>
-        <w:tabs>
-          <w:tab w:val="right" w:leader="dot" w:pos="9350"/>
-        </w:tabs>
-        <w:rPr>
-          <w:noProof/>
-          <w:kern w:val="2"/>
-          <w:lang w:eastAsia="en-US"/>
-          <w14:ligatures w14:val="standardContextual"/>
-        </w:rPr>
-      </w:pPr>
-      <w:hyperlink w:anchor="_Toc239341909" w:history="1">
-        <w:r>
-          <w:rPr>
-            <w:rStyle w:val="Hyperlink"/>
-            <w:noProof/>
-          </w:rPr>
-          <w:t>XÂY DỰNG HỆ THỐNG NHẬN DIỆN BIỂN SỐ XE BẰNG TRÍ TUỆ NHÂN TẠO</w:t>
-        </w:r>
-        <w:r>
-          <w:rPr>
-            <w:noProof/>
-            <w:webHidden/>
-          </w:rPr>
-          <w:tab/>
-        </w:r>
-        <w:r>
-          <w:rPr>
-            <w:noProof/>
-            <w:webHidden/>
-          </w:rPr>
-          <w:fldChar w:fldCharType="begin"/>
-        </w:r>
-        <w:r>
-          <w:rPr>
-            <w:noProof/>
-            <w:webHidden/>
-          </w:rPr>
-          <w:instrText xml:space="preserve"> PAGEREF _Toc239341909 \h </w:instrText>
-        </w:r>
-        <w:r>
-          <w:rPr>
-            <w:noProof/>
-            <w:webHidden/>
-          </w:rPr>
-        </w:r>
-        <w:r>
-          <w:rPr>
-            <w:noProof/>
-            <w:webHidden/>
-          </w:rPr>
-          <w:fldChar w:fldCharType="separate"/>
-        </w:r>
-        <w:r>
-          <w:rPr>
-            <w:noProof/>
-            <w:webHidden/>
-          </w:rPr>
-          <w:t>1</w:t>
-        </w:r>
-        <w:r>
-          <w:rPr>
-            <w:noProof/>
-            <w:webHidden/>
-          </w:rPr>
-          <w:fldChar w:fldCharType="end"/>
-        </w:r>
-      </w:hyperlink>
-    </w:p>
-    <w:p>
-      <w:pPr>
-        <w:pStyle w:val="TOC2"/>
-        <w:tabs>
-          <w:tab w:val="right" w:leader="dot" w:pos="9350"/>
-        </w:tabs>
-        <w:rPr>
-          <w:noProof/>
-          <w:kern w:val="2"/>
-          <w:lang w:eastAsia="en-US"/>
-          <w14:ligatures w14:val="standardContextual"/>
-        </w:rPr>
-      </w:pPr>
-      <w:hyperlink w:anchor="_Toc239341910" w:history="1">
-        <w:r>
-          <w:rPr>
-            <w:rStyle w:val="Hyperlink"/>
-            <w:noProof/>
-          </w:rPr>
-          <w:t>MỤC LỤC</w:t>
-        </w:r>
-        <w:r>
-          <w:rPr>
-            <w:noProof/>
-            <w:webHidden/>
-          </w:rPr>
-          <w:tab/>
-        </w:r>
-        <w:r>
-          <w:rPr>
-            <w:noProof/>
-            <w:webHidden/>
-          </w:rPr>
-          <w:fldChar w:fldCharType="begin"/>
-        </w:r>
-        <w:r>
-          <w:rPr>
-            <w:noProof/>
-            <w:webHidden/>
-          </w:rPr>
-          <w:instrText xml:space="preserve"> PAGEREF _Toc239341910 \h </w:instrText>
-        </w:r>
-        <w:r>
-          <w:rPr>
-            <w:noProof/>
-            <w:webHidden/>
-          </w:rPr>
-        </w:r>
-        <w:r>
-          <w:rPr>
-            <w:noProof/>
-            <w:webHidden/>
-          </w:rPr>
-          <w:fldChar w:fldCharType="separate"/>
-        </w:r>
-        <w:r>
-          <w:rPr>
-            <w:noProof/>
-            <w:webHidden/>
-          </w:rPr>
-          <w:t>1</w:t>
-        </w:r>
-        <w:r>
-          <w:rPr>
-            <w:noProof/>
-            <w:webHidden/>
-          </w:rPr>
-          <w:fldChar w:fldCharType="end"/>
-        </w:r>
-      </w:hyperlink>
-    </w:p>
-    <w:p>
-      <w:pPr>
-        <w:pStyle w:val="TOC1"/>
-        <w:tabs>
-          <w:tab w:val="right" w:leader="dot" w:pos="9350"/>
-        </w:tabs>
-        <w:rPr>
-          <w:noProof/>
-          <w:kern w:val="2"/>
-          <w:lang w:eastAsia="en-US"/>
-          <w14:ligatures w14:val="standardContextual"/>
-        </w:rPr>
-      </w:pPr>
-      <w:hyperlink w:anchor="_Toc239341911" w:history="1">
+      <w:hyperlink w:anchor="_Toc239348927" w:history="1">
         <w:r>
           <w:rPr>
             <w:rStyle w:val="Hyperlink"/>
@@ -1085,220 +856,7 @@
             <w:noProof/>
             <w:webHidden/>
           </w:rPr>
-          <w:instrText xml:space="preserve"> PAGEREF _Toc239341911 \h </w:instrText>
-        </w:r>
-        <w:r>
-          <w:rPr>
-            <w:noProof/>
-            <w:webHidden/>
-          </w:rPr>
-        </w:r>
-        <w:r>
-          <w:rPr>
-            <w:noProof/>
-            <w:webHidden/>
-          </w:rPr>
-          <w:fldChar w:fldCharType="separate"/>
-        </w:r>
-        <w:r>
-          <w:rPr>
-            <w:noProof/>
-            <w:webHidden/>
-          </w:rPr>
-          <w:t>3</w:t>
-        </w:r>
-        <w:r>
-          <w:rPr>
-            <w:noProof/>
-            <w:webHidden/>
-          </w:rPr>
-          <w:fldChar w:fldCharType="end"/>
-        </w:r>
-      </w:hyperlink>
-    </w:p>
-    <w:p>
-      <w:pPr>
-        <w:pStyle w:val="TOC2"/>
-        <w:tabs>
-          <w:tab w:val="right" w:leader="dot" w:pos="9350"/>
-        </w:tabs>
-        <w:rPr>
-          <w:noProof/>
-          <w:kern w:val="2"/>
-          <w:lang w:eastAsia="en-US"/>
-          <w14:ligatures w14:val="standardContextual"/>
-        </w:rPr>
-      </w:pPr>
-      <w:hyperlink w:anchor="_Toc239341912" w:history="1">
-        <w:r>
-          <w:rPr>
-            <w:rStyle w:val="Hyperlink"/>
-            <w:noProof/>
-          </w:rPr>
-          <w:t>1.1. Đặt vấn đề</w:t>
-        </w:r>
-        <w:r>
-          <w:rPr>
-            <w:noProof/>
-            <w:webHidden/>
-          </w:rPr>
-          <w:tab/>
-        </w:r>
-        <w:r>
-          <w:rPr>
-            <w:noProof/>
-            <w:webHidden/>
-          </w:rPr>
-          <w:fldChar w:fldCharType="begin"/>
-        </w:r>
-        <w:r>
-          <w:rPr>
-            <w:noProof/>
-            <w:webHidden/>
-          </w:rPr>
-          <w:instrText xml:space="preserve"> PAGEREF _Toc239341912 \h </w:instrText>
-        </w:r>
-        <w:r>
-          <w:rPr>
-            <w:noProof/>
-            <w:webHidden/>
-          </w:rPr>
-        </w:r>
-        <w:r>
-          <w:rPr>
-            <w:noProof/>
-            <w:webHidden/>
-          </w:rPr>
-          <w:fldChar w:fldCharType="separate"/>
-        </w:r>
-        <w:r>
-          <w:rPr>
-            <w:noProof/>
-            <w:webHidden/>
-          </w:rPr>
-          <w:t>3</w:t>
-        </w:r>
-        <w:r>
-          <w:rPr>
-            <w:noProof/>
-            <w:webHidden/>
-          </w:rPr>
-          <w:fldChar w:fldCharType="end"/>
-        </w:r>
-      </w:hyperlink>
-    </w:p>
-    <w:p>
-      <w:pPr>
-        <w:pStyle w:val="TOC2"/>
-        <w:tabs>
-          <w:tab w:val="right" w:leader="dot" w:pos="9350"/>
-        </w:tabs>
-        <w:rPr>
-          <w:noProof/>
-          <w:kern w:val="2"/>
-          <w:lang w:eastAsia="en-US"/>
-          <w14:ligatures w14:val="standardContextual"/>
-        </w:rPr>
-      </w:pPr>
-      <w:hyperlink w:anchor="_Toc239341913" w:history="1">
-        <w:r>
-          <w:rPr>
-            <w:rStyle w:val="Hyperlink"/>
-            <w:noProof/>
-          </w:rPr>
-          <w:t>1.2. Mục tiêu và phạm vi</w:t>
-        </w:r>
-        <w:r>
-          <w:rPr>
-            <w:noProof/>
-            <w:webHidden/>
-          </w:rPr>
-          <w:tab/>
-        </w:r>
-        <w:r>
-          <w:rPr>
-            <w:noProof/>
-            <w:webHidden/>
-          </w:rPr>
-          <w:fldChar w:fldCharType="begin"/>
-        </w:r>
-        <w:r>
-          <w:rPr>
-            <w:noProof/>
-            <w:webHidden/>
-          </w:rPr>
-          <w:instrText xml:space="preserve"> PAGEREF _Toc239341913 \h </w:instrText>
-        </w:r>
-        <w:r>
-          <w:rPr>
-            <w:noProof/>
-            <w:webHidden/>
-          </w:rPr>
-        </w:r>
-        <w:r>
-          <w:rPr>
-            <w:noProof/>
-            <w:webHidden/>
-          </w:rPr>
-          <w:fldChar w:fldCharType="separate"/>
-        </w:r>
-        <w:r>
-          <w:rPr>
-            <w:noProof/>
-            <w:webHidden/>
-          </w:rPr>
-          <w:t>3</w:t>
-        </w:r>
-        <w:r>
-          <w:rPr>
-            <w:noProof/>
-            <w:webHidden/>
-          </w:rPr>
-          <w:fldChar w:fldCharType="end"/>
-        </w:r>
-      </w:hyperlink>
-    </w:p>
-    <w:p>
-      <w:pPr>
-        <w:pStyle w:val="TOC2"/>
-        <w:tabs>
-          <w:tab w:val="right" w:leader="dot" w:pos="9350"/>
-        </w:tabs>
-        <w:rPr>
-          <w:noProof/>
-          <w:kern w:val="2"/>
-          <w:lang w:eastAsia="en-US"/>
-          <w14:ligatures w14:val="standardContextual"/>
-        </w:rPr>
-      </w:pPr>
-      <w:hyperlink w:anchor="_Toc239341914" w:history="1">
-        <w:r>
-          <w:rPr>
-            <w:rStyle w:val="Hyperlink"/>
-            <w:noProof/>
-          </w:rPr>
-          <w:t>1.3. Lựa chọn công nghệ</w:t>
-        </w:r>
-        <w:r>
-          <w:rPr>
-            <w:noProof/>
-            <w:webHidden/>
-          </w:rPr>
-          <w:tab/>
-        </w:r>
-        <w:r>
-          <w:rPr>
-            <w:noProof/>
-            <w:webHidden/>
-          </w:rPr>
-          <w:fldChar w:fldCharType="begin"/>
-        </w:r>
-        <w:r>
-          <w:rPr>
-            <w:noProof/>
-            <w:webHidden/>
-          </w:rPr>
-          <w:instrText xml:space="preserve"> PAGEREF _Toc239341914 \h </w:instrText>
+          <w:instrText xml:space="preserve"> PAGEREF _Toc239348927 \h </w:instrText>
         </w:r>
         <w:r>
           <w:rPr>
@@ -1331,6 +889,219 @@
     </w:p>
     <w:p>
       <w:pPr>
+        <w:pStyle w:val="TOC2"/>
+        <w:tabs>
+          <w:tab w:val="right" w:leader="dot" w:pos="9350"/>
+        </w:tabs>
+        <w:rPr>
+          <w:noProof/>
+          <w:kern w:val="2"/>
+          <w:lang w:eastAsia="en-US"/>
+          <w14:ligatures w14:val="standardContextual"/>
+        </w:rPr>
+      </w:pPr>
+      <w:hyperlink w:anchor="_Toc239348928" w:history="1">
+        <w:r>
+          <w:rPr>
+            <w:rStyle w:val="Hyperlink"/>
+            <w:noProof/>
+          </w:rPr>
+          <w:t>1.1. Đặt vấn đề</w:t>
+        </w:r>
+        <w:r>
+          <w:rPr>
+            <w:noProof/>
+            <w:webHidden/>
+          </w:rPr>
+          <w:tab/>
+        </w:r>
+        <w:r>
+          <w:rPr>
+            <w:noProof/>
+            <w:webHidden/>
+          </w:rPr>
+          <w:fldChar w:fldCharType="begin"/>
+        </w:r>
+        <w:r>
+          <w:rPr>
+            <w:noProof/>
+            <w:webHidden/>
+          </w:rPr>
+          <w:instrText xml:space="preserve"> PAGEREF _Toc239348928 \h </w:instrText>
+        </w:r>
+        <w:r>
+          <w:rPr>
+            <w:noProof/>
+            <w:webHidden/>
+          </w:rPr>
+        </w:r>
+        <w:r>
+          <w:rPr>
+            <w:noProof/>
+            <w:webHidden/>
+          </w:rPr>
+          <w:fldChar w:fldCharType="separate"/>
+        </w:r>
+        <w:r>
+          <w:rPr>
+            <w:noProof/>
+            <w:webHidden/>
+          </w:rPr>
+          <w:t>4</w:t>
+        </w:r>
+        <w:r>
+          <w:rPr>
+            <w:noProof/>
+            <w:webHidden/>
+          </w:rPr>
+          <w:fldChar w:fldCharType="end"/>
+        </w:r>
+      </w:hyperlink>
+    </w:p>
+    <w:p>
+      <w:pPr>
+        <w:pStyle w:val="TOC2"/>
+        <w:tabs>
+          <w:tab w:val="right" w:leader="dot" w:pos="9350"/>
+        </w:tabs>
+        <w:rPr>
+          <w:noProof/>
+          <w:kern w:val="2"/>
+          <w:lang w:eastAsia="en-US"/>
+          <w14:ligatures w14:val="standardContextual"/>
+        </w:rPr>
+      </w:pPr>
+      <w:hyperlink w:anchor="_Toc239348929" w:history="1">
+        <w:r>
+          <w:rPr>
+            <w:rStyle w:val="Hyperlink"/>
+            <w:noProof/>
+          </w:rPr>
+          <w:t>1.2. Mục tiêu và phạm vi</w:t>
+        </w:r>
+        <w:r>
+          <w:rPr>
+            <w:noProof/>
+            <w:webHidden/>
+          </w:rPr>
+          <w:tab/>
+        </w:r>
+        <w:r>
+          <w:rPr>
+            <w:noProof/>
+            <w:webHidden/>
+          </w:rPr>
+          <w:fldChar w:fldCharType="begin"/>
+        </w:r>
+        <w:r>
+          <w:rPr>
+            <w:noProof/>
+            <w:webHidden/>
+          </w:rPr>
+          <w:instrText xml:space="preserve"> PAGEREF _Toc239348929 \h </w:instrText>
+        </w:r>
+        <w:r>
+          <w:rPr>
+            <w:noProof/>
+            <w:webHidden/>
+          </w:rPr>
+        </w:r>
+        <w:r>
+          <w:rPr>
+            <w:noProof/>
+            <w:webHidden/>
+          </w:rPr>
+          <w:fldChar w:fldCharType="separate"/>
+        </w:r>
+        <w:r>
+          <w:rPr>
+            <w:noProof/>
+            <w:webHidden/>
+          </w:rPr>
+          <w:t>4</w:t>
+        </w:r>
+        <w:r>
+          <w:rPr>
+            <w:noProof/>
+            <w:webHidden/>
+          </w:rPr>
+          <w:fldChar w:fldCharType="end"/>
+        </w:r>
+      </w:hyperlink>
+    </w:p>
+    <w:p>
+      <w:pPr>
+        <w:pStyle w:val="TOC2"/>
+        <w:tabs>
+          <w:tab w:val="right" w:leader="dot" w:pos="9350"/>
+        </w:tabs>
+        <w:rPr>
+          <w:noProof/>
+          <w:kern w:val="2"/>
+          <w:lang w:eastAsia="en-US"/>
+          <w14:ligatures w14:val="standardContextual"/>
+        </w:rPr>
+      </w:pPr>
+      <w:hyperlink w:anchor="_Toc239348930" w:history="1">
+        <w:r>
+          <w:rPr>
+            <w:rStyle w:val="Hyperlink"/>
+            <w:noProof/>
+          </w:rPr>
+          <w:t>1.3. Lựa chọn công nghệ</w:t>
+        </w:r>
+        <w:r>
+          <w:rPr>
+            <w:noProof/>
+            <w:webHidden/>
+          </w:rPr>
+          <w:tab/>
+        </w:r>
+        <w:r>
+          <w:rPr>
+            <w:noProof/>
+            <w:webHidden/>
+          </w:rPr>
+          <w:fldChar w:fldCharType="begin"/>
+        </w:r>
+        <w:r>
+          <w:rPr>
+            <w:noProof/>
+            <w:webHidden/>
+          </w:rPr>
+          <w:instrText xml:space="preserve"> PAGEREF _Toc239348930 \h </w:instrText>
+        </w:r>
+        <w:r>
+          <w:rPr>
+            <w:noProof/>
+            <w:webHidden/>
+          </w:rPr>
+        </w:r>
+        <w:r>
+          <w:rPr>
+            <w:noProof/>
+            <w:webHidden/>
+          </w:rPr>
+          <w:fldChar w:fldCharType="separate"/>
+        </w:r>
+        <w:r>
+          <w:rPr>
+            <w:noProof/>
+            <w:webHidden/>
+          </w:rPr>
+          <w:t>5</w:t>
+        </w:r>
+        <w:r>
+          <w:rPr>
+            <w:noProof/>
+            <w:webHidden/>
+          </w:rPr>
+          <w:fldChar w:fldCharType="end"/>
+        </w:r>
+      </w:hyperlink>
+    </w:p>
+    <w:p>
+      <w:pPr>
         <w:pStyle w:val="TOC1"/>
         <w:tabs>
           <w:tab w:val="right" w:leader="dot" w:pos="9350"/>
@@ -1342,7 +1113,7 @@
           <w14:ligatures w14:val="standardContextual"/>
         </w:rPr>
       </w:pPr>
-      <w:hyperlink w:anchor="_Toc239341915" w:history="1">
+      <w:hyperlink w:anchor="_Toc239348931" w:history="1">
         <w:r>
           <w:rPr>
             <w:rStyle w:val="Hyperlink"/>
@@ -1369,149 +1140,7 @@
             <w:noProof/>
             <w:webHidden/>
           </w:rPr>
-          <w:instrText xml:space="preserve"> PAGEREF _Toc239341915 \h </w:instrText>
-        </w:r>
-        <w:r>
-          <w:rPr>
-            <w:noProof/>
-            <w:webHidden/>
-          </w:rPr>
-        </w:r>
-        <w:r>
-          <w:rPr>
-            <w:noProof/>
-            <w:webHidden/>
-          </w:rPr>
-          <w:fldChar w:fldCharType="separate"/>
-        </w:r>
-        <w:r>
-          <w:rPr>
-            <w:noProof/>
-            <w:webHidden/>
-          </w:rPr>
-          <w:t>6</w:t>
-        </w:r>
-        <w:r>
-          <w:rPr>
-            <w:noProof/>
-            <w:webHidden/>
-          </w:rPr>
-          <w:fldChar w:fldCharType="end"/>
-        </w:r>
-      </w:hyperlink>
-    </w:p>
-    <w:p>
-      <w:pPr>
-        <w:pStyle w:val="TOC2"/>
-        <w:tabs>
-          <w:tab w:val="right" w:leader="dot" w:pos="9350"/>
-        </w:tabs>
-        <w:rPr>
-          <w:noProof/>
-          <w:kern w:val="2"/>
-          <w:lang w:eastAsia="en-US"/>
-          <w14:ligatures w14:val="standardContextual"/>
-        </w:rPr>
-      </w:pPr>
-      <w:hyperlink w:anchor="_Toc239341916" w:history="1">
-        <w:r>
-          <w:rPr>
-            <w:rStyle w:val="Hyperlink"/>
-            <w:noProof/>
-          </w:rPr>
-          <w:t>2.1. Quy chuẩn biển số xe Việt Nam và hệ quả hình học</w:t>
-        </w:r>
-        <w:r>
-          <w:rPr>
-            <w:noProof/>
-            <w:webHidden/>
-          </w:rPr>
-          <w:tab/>
-        </w:r>
-        <w:r>
-          <w:rPr>
-            <w:noProof/>
-            <w:webHidden/>
-          </w:rPr>
-          <w:fldChar w:fldCharType="begin"/>
-        </w:r>
-        <w:r>
-          <w:rPr>
-            <w:noProof/>
-            <w:webHidden/>
-          </w:rPr>
-          <w:instrText xml:space="preserve"> PAGEREF _Toc239341916 \h </w:instrText>
-        </w:r>
-        <w:r>
-          <w:rPr>
-            <w:noProof/>
-            <w:webHidden/>
-          </w:rPr>
-        </w:r>
-        <w:r>
-          <w:rPr>
-            <w:noProof/>
-            <w:webHidden/>
-          </w:rPr>
-          <w:fldChar w:fldCharType="separate"/>
-        </w:r>
-        <w:r>
-          <w:rPr>
-            <w:noProof/>
-            <w:webHidden/>
-          </w:rPr>
-          <w:t>6</w:t>
-        </w:r>
-        <w:r>
-          <w:rPr>
-            <w:noProof/>
-            <w:webHidden/>
-          </w:rPr>
-          <w:fldChar w:fldCharType="end"/>
-        </w:r>
-      </w:hyperlink>
-    </w:p>
-    <w:p>
-      <w:pPr>
-        <w:pStyle w:val="TOC2"/>
-        <w:tabs>
-          <w:tab w:val="right" w:leader="dot" w:pos="9350"/>
-        </w:tabs>
-        <w:rPr>
-          <w:noProof/>
-          <w:kern w:val="2"/>
-          <w:lang w:eastAsia="en-US"/>
-          <w14:ligatures w14:val="standardContextual"/>
-        </w:rPr>
-      </w:pPr>
-      <w:hyperlink w:anchor="_Toc239341917" w:history="1">
-        <w:r>
-          <w:rPr>
-            <w:rStyle w:val="Hyperlink"/>
-            <w:noProof/>
-          </w:rPr>
-          <w:t>2.2. Các phép xử lý ảnh sử dụng trong đồ án</w:t>
-        </w:r>
-        <w:r>
-          <w:rPr>
-            <w:noProof/>
-            <w:webHidden/>
-          </w:rPr>
-          <w:tab/>
-        </w:r>
-        <w:r>
-          <w:rPr>
-            <w:noProof/>
-            <w:webHidden/>
-          </w:rPr>
-          <w:fldChar w:fldCharType="begin"/>
-        </w:r>
-        <w:r>
-          <w:rPr>
-            <w:noProof/>
-            <w:webHidden/>
-          </w:rPr>
-          <w:instrText xml:space="preserve"> PAGEREF _Toc239341917 \h </w:instrText>
+          <w:instrText xml:space="preserve"> PAGEREF _Toc239348931 \h </w:instrText>
         </w:r>
         <w:r>
           <w:rPr>
@@ -1555,7 +1184,149 @@
           <w14:ligatures w14:val="standardContextual"/>
         </w:rPr>
       </w:pPr>
-      <w:hyperlink w:anchor="_Toc239341918" w:history="1">
+      <w:hyperlink w:anchor="_Toc239348932" w:history="1">
+        <w:r>
+          <w:rPr>
+            <w:rStyle w:val="Hyperlink"/>
+            <w:noProof/>
+          </w:rPr>
+          <w:t>2.1. Quy chuẩn biển số xe Việt Nam và hệ quả hình học</w:t>
+        </w:r>
+        <w:r>
+          <w:rPr>
+            <w:noProof/>
+            <w:webHidden/>
+          </w:rPr>
+          <w:tab/>
+        </w:r>
+        <w:r>
+          <w:rPr>
+            <w:noProof/>
+            <w:webHidden/>
+          </w:rPr>
+          <w:fldChar w:fldCharType="begin"/>
+        </w:r>
+        <w:r>
+          <w:rPr>
+            <w:noProof/>
+            <w:webHidden/>
+          </w:rPr>
+          <w:instrText xml:space="preserve"> PAGEREF _Toc239348932 \h </w:instrText>
+        </w:r>
+        <w:r>
+          <w:rPr>
+            <w:noProof/>
+            <w:webHidden/>
+          </w:rPr>
+        </w:r>
+        <w:r>
+          <w:rPr>
+            <w:noProof/>
+            <w:webHidden/>
+          </w:rPr>
+          <w:fldChar w:fldCharType="separate"/>
+        </w:r>
+        <w:r>
+          <w:rPr>
+            <w:noProof/>
+            <w:webHidden/>
+          </w:rPr>
+          <w:t>7</w:t>
+        </w:r>
+        <w:r>
+          <w:rPr>
+            <w:noProof/>
+            <w:webHidden/>
+          </w:rPr>
+          <w:fldChar w:fldCharType="end"/>
+        </w:r>
+      </w:hyperlink>
+    </w:p>
+    <w:p>
+      <w:pPr>
+        <w:pStyle w:val="TOC2"/>
+        <w:tabs>
+          <w:tab w:val="right" w:leader="dot" w:pos="9350"/>
+        </w:tabs>
+        <w:rPr>
+          <w:noProof/>
+          <w:kern w:val="2"/>
+          <w:lang w:eastAsia="en-US"/>
+          <w14:ligatures w14:val="standardContextual"/>
+        </w:rPr>
+      </w:pPr>
+      <w:hyperlink w:anchor="_Toc239348933" w:history="1">
+        <w:r>
+          <w:rPr>
+            <w:rStyle w:val="Hyperlink"/>
+            <w:noProof/>
+          </w:rPr>
+          <w:t>2.2. Các phép xử lý ảnh sử dụng trong đồ án</w:t>
+        </w:r>
+        <w:r>
+          <w:rPr>
+            <w:noProof/>
+            <w:webHidden/>
+          </w:rPr>
+          <w:tab/>
+        </w:r>
+        <w:r>
+          <w:rPr>
+            <w:noProof/>
+            <w:webHidden/>
+          </w:rPr>
+          <w:fldChar w:fldCharType="begin"/>
+        </w:r>
+        <w:r>
+          <w:rPr>
+            <w:noProof/>
+            <w:webHidden/>
+          </w:rPr>
+          <w:instrText xml:space="preserve"> PAGEREF _Toc239348933 \h </w:instrText>
+        </w:r>
+        <w:r>
+          <w:rPr>
+            <w:noProof/>
+            <w:webHidden/>
+          </w:rPr>
+        </w:r>
+        <w:r>
+          <w:rPr>
+            <w:noProof/>
+            <w:webHidden/>
+          </w:rPr>
+          <w:fldChar w:fldCharType="separate"/>
+        </w:r>
+        <w:r>
+          <w:rPr>
+            <w:noProof/>
+            <w:webHidden/>
+          </w:rPr>
+          <w:t>9</w:t>
+        </w:r>
+        <w:r>
+          <w:rPr>
+            <w:noProof/>
+            <w:webHidden/>
+          </w:rPr>
+          <w:fldChar w:fldCharType="end"/>
+        </w:r>
+      </w:hyperlink>
+    </w:p>
+    <w:p>
+      <w:pPr>
+        <w:pStyle w:val="TOC2"/>
+        <w:tabs>
+          <w:tab w:val="right" w:leader="dot" w:pos="9350"/>
+        </w:tabs>
+        <w:rPr>
+          <w:noProof/>
+          <w:kern w:val="2"/>
+          <w:lang w:eastAsia="en-US"/>
+          <w14:ligatures w14:val="standardContextual"/>
+        </w:rPr>
+      </w:pPr>
+      <w:hyperlink w:anchor="_Toc239348934" w:history="1">
         <w:r>
           <w:rPr>
             <w:rStyle w:val="Hyperlink"/>
@@ -1582,78 +1353,7 @@
             <w:noProof/>
             <w:webHidden/>
           </w:rPr>
-          <w:instrText xml:space="preserve"> PAGEREF _Toc239341918 \h </w:instrText>
-        </w:r>
-        <w:r>
-          <w:rPr>
-            <w:noProof/>
-            <w:webHidden/>
-          </w:rPr>
-        </w:r>
-        <w:r>
-          <w:rPr>
-            <w:noProof/>
-            <w:webHidden/>
-          </w:rPr>
-          <w:fldChar w:fldCharType="separate"/>
-        </w:r>
-        <w:r>
-          <w:rPr>
-            <w:noProof/>
-            <w:webHidden/>
-          </w:rPr>
-          <w:t>10</w:t>
-        </w:r>
-        <w:r>
-          <w:rPr>
-            <w:noProof/>
-            <w:webHidden/>
-          </w:rPr>
-          <w:fldChar w:fldCharType="end"/>
-        </w:r>
-      </w:hyperlink>
-    </w:p>
-    <w:p>
-      <w:pPr>
-        <w:pStyle w:val="TOC2"/>
-        <w:tabs>
-          <w:tab w:val="right" w:leader="dot" w:pos="9350"/>
-        </w:tabs>
-        <w:rPr>
-          <w:noProof/>
-          <w:kern w:val="2"/>
-          <w:lang w:eastAsia="en-US"/>
-          <w14:ligatures w14:val="standardContextual"/>
-        </w:rPr>
-      </w:pPr>
-      <w:hyperlink w:anchor="_Toc239341919" w:history="1">
-        <w:r>
-          <w:rPr>
-            <w:rStyle w:val="Hyperlink"/>
-            <w:noProof/>
-          </w:rPr>
-          <w:t>2.4. Nhận dạng ký tự và điểm suy giảm trên văn bản hai dòng</w:t>
-        </w:r>
-        <w:r>
-          <w:rPr>
-            <w:noProof/>
-            <w:webHidden/>
-          </w:rPr>
-          <w:tab/>
-        </w:r>
-        <w:r>
-          <w:rPr>
-            <w:noProof/>
-            <w:webHidden/>
-          </w:rPr>
-          <w:fldChar w:fldCharType="begin"/>
-        </w:r>
-        <w:r>
-          <w:rPr>
-            <w:noProof/>
-            <w:webHidden/>
-          </w:rPr>
-          <w:instrText xml:space="preserve"> PAGEREF _Toc239341919 \h </w:instrText>
+          <w:instrText xml:space="preserve"> PAGEREF _Toc239348934 \h </w:instrText>
         </w:r>
         <w:r>
           <w:rPr>
@@ -1686,6 +1386,77 @@
     </w:p>
     <w:p>
       <w:pPr>
+        <w:pStyle w:val="TOC2"/>
+        <w:tabs>
+          <w:tab w:val="right" w:leader="dot" w:pos="9350"/>
+        </w:tabs>
+        <w:rPr>
+          <w:noProof/>
+          <w:kern w:val="2"/>
+          <w:lang w:eastAsia="en-US"/>
+          <w14:ligatures w14:val="standardContextual"/>
+        </w:rPr>
+      </w:pPr>
+      <w:hyperlink w:anchor="_Toc239348935" w:history="1">
+        <w:r>
+          <w:rPr>
+            <w:rStyle w:val="Hyperlink"/>
+            <w:noProof/>
+          </w:rPr>
+          <w:t>2.4. Nhận dạng ký tự và điểm suy giảm trên văn bản hai dòng</w:t>
+        </w:r>
+        <w:r>
+          <w:rPr>
+            <w:noProof/>
+            <w:webHidden/>
+          </w:rPr>
+          <w:tab/>
+        </w:r>
+        <w:r>
+          <w:rPr>
+            <w:noProof/>
+            <w:webHidden/>
+          </w:rPr>
+          <w:fldChar w:fldCharType="begin"/>
+        </w:r>
+        <w:r>
+          <w:rPr>
+            <w:noProof/>
+            <w:webHidden/>
+          </w:rPr>
+          <w:instrText xml:space="preserve"> PAGEREF _Toc239348935 \h </w:instrText>
+        </w:r>
+        <w:r>
+          <w:rPr>
+            <w:noProof/>
+            <w:webHidden/>
+          </w:rPr>
+        </w:r>
+        <w:r>
+          <w:rPr>
+            <w:noProof/>
+            <w:webHidden/>
+          </w:rPr>
+          <w:fldChar w:fldCharType="separate"/>
+        </w:r>
+        <w:r>
+          <w:rPr>
+            <w:noProof/>
+            <w:webHidden/>
+          </w:rPr>
+          <w:t>12</w:t>
+        </w:r>
+        <w:r>
+          <w:rPr>
+            <w:noProof/>
+            <w:webHidden/>
+          </w:rPr>
+          <w:fldChar w:fldCharType="end"/>
+        </w:r>
+      </w:hyperlink>
+    </w:p>
+    <w:p>
+      <w:pPr>
         <w:pStyle w:val="TOC1"/>
         <w:tabs>
           <w:tab w:val="right" w:leader="dot" w:pos="9350"/>
@@ -1697,7 +1468,7 @@
           <w14:ligatures w14:val="standardContextual"/>
         </w:rPr>
       </w:pPr>
-      <w:hyperlink w:anchor="_Toc239341920" w:history="1">
+      <w:hyperlink w:anchor="_Toc239348936" w:history="1">
         <w:r>
           <w:rPr>
             <w:rStyle w:val="Hyperlink"/>
@@ -1724,7 +1495,7 @@
             <w:noProof/>
             <w:webHidden/>
           </w:rPr>
-          <w:instrText xml:space="preserve"> PAGEREF _Toc239341920 \h </w:instrText>
+          <w:instrText xml:space="preserve"> PAGEREF _Toc239348936 \h </w:instrText>
         </w:r>
         <w:r>
           <w:rPr>
@@ -1744,7 +1515,7 @@
             <w:noProof/>
             <w:webHidden/>
           </w:rPr>
-          <w:t>13</w:t>
+          <w:t>14</w:t>
         </w:r>
         <w:r>
           <w:rPr>
@@ -1768,7 +1539,7 @@
           <w14:ligatures w14:val="standardContextual"/>
         </w:rPr>
       </w:pPr>
-      <w:hyperlink w:anchor="_Toc239341921" w:history="1">
+      <w:hyperlink w:anchor="_Toc239348937" w:history="1">
         <w:r>
           <w:rPr>
             <w:rStyle w:val="Hyperlink"/>
@@ -1795,7 +1566,7 @@
             <w:noProof/>
             <w:webHidden/>
           </w:rPr>
-          <w:instrText xml:space="preserve"> PAGEREF _Toc239341921 \h </w:instrText>
+          <w:instrText xml:space="preserve"> PAGEREF _Toc239348937 \h </w:instrText>
         </w:r>
         <w:r>
           <w:rPr>
@@ -1815,7 +1586,7 @@
             <w:noProof/>
             <w:webHidden/>
           </w:rPr>
-          <w:t>13</w:t>
+          <w:t>14</w:t>
         </w:r>
         <w:r>
           <w:rPr>
@@ -1839,7 +1610,7 @@
           <w14:ligatures w14:val="standardContextual"/>
         </w:rPr>
       </w:pPr>
-      <w:hyperlink w:anchor="_Toc239341922" w:history="1">
+      <w:hyperlink w:anchor="_Toc239348938" w:history="1">
         <w:r>
           <w:rPr>
             <w:rStyle w:val="Hyperlink"/>
@@ -1866,7 +1637,7 @@
             <w:noProof/>
             <w:webHidden/>
           </w:rPr>
-          <w:instrText xml:space="preserve"> PAGEREF _Toc239341922 \h </w:instrText>
+          <w:instrText xml:space="preserve"> PAGEREF _Toc239348938 \h </w:instrText>
         </w:r>
         <w:r>
           <w:rPr>
@@ -1886,7 +1657,7 @@
             <w:noProof/>
             <w:webHidden/>
           </w:rPr>
-          <w:t>13</w:t>
+          <w:t>14</w:t>
         </w:r>
         <w:r>
           <w:rPr>
@@ -1910,7 +1681,7 @@
           <w14:ligatures w14:val="standardContextual"/>
         </w:rPr>
       </w:pPr>
-      <w:hyperlink w:anchor="_Toc239341923" w:history="1">
+      <w:hyperlink w:anchor="_Toc239348939" w:history="1">
         <w:r>
           <w:rPr>
             <w:rStyle w:val="Hyperlink"/>
@@ -1937,7 +1708,7 @@
             <w:noProof/>
             <w:webHidden/>
           </w:rPr>
-          <w:instrText xml:space="preserve"> PAGEREF _Toc239341923 \h </w:instrText>
+          <w:instrText xml:space="preserve"> PAGEREF _Toc239348939 \h </w:instrText>
         </w:r>
         <w:r>
           <w:rPr>
@@ -1957,7 +1728,7 @@
             <w:noProof/>
             <w:webHidden/>
           </w:rPr>
-          <w:t>15</w:t>
+          <w:t>16</w:t>
         </w:r>
         <w:r>
           <w:rPr>
@@ -1981,7 +1752,7 @@
           <w14:ligatures w14:val="standardContextual"/>
         </w:rPr>
       </w:pPr>
-      <w:hyperlink w:anchor="_Toc239341924" w:history="1">
+      <w:hyperlink w:anchor="_Toc239348940" w:history="1">
         <w:r>
           <w:rPr>
             <w:rStyle w:val="Hyperlink"/>
@@ -2008,7 +1779,7 @@
             <w:noProof/>
             <w:webHidden/>
           </w:rPr>
-          <w:instrText xml:space="preserve"> PAGEREF _Toc239341924 \h </w:instrText>
+          <w:instrText xml:space="preserve"> PAGEREF _Toc239348940 \h </w:instrText>
         </w:r>
         <w:r>
           <w:rPr>
@@ -2028,7 +1799,7 @@
             <w:noProof/>
             <w:webHidden/>
           </w:rPr>
-          <w:t>15</w:t>
+          <w:t>17</w:t>
         </w:r>
         <w:r>
           <w:rPr>
@@ -2052,7 +1823,7 @@
           <w14:ligatures w14:val="standardContextual"/>
         </w:rPr>
       </w:pPr>
-      <w:hyperlink w:anchor="_Toc239341925" w:history="1">
+      <w:hyperlink w:anchor="_Toc239348941" w:history="1">
         <w:r>
           <w:rPr>
             <w:rStyle w:val="Hyperlink"/>
@@ -2079,78 +1850,7 @@
             <w:noProof/>
             <w:webHidden/>
           </w:rPr>
-          <w:instrText xml:space="preserve"> PAGEREF _Toc239341925 \h </w:instrText>
-        </w:r>
-        <w:r>
-          <w:rPr>
-            <w:noProof/>
-            <w:webHidden/>
-          </w:rPr>
-        </w:r>
-        <w:r>
-          <w:rPr>
-            <w:noProof/>
-            <w:webHidden/>
-          </w:rPr>
-          <w:fldChar w:fldCharType="separate"/>
-        </w:r>
-        <w:r>
-          <w:rPr>
-            <w:noProof/>
-            <w:webHidden/>
-          </w:rPr>
-          <w:t>20</w:t>
-        </w:r>
-        <w:r>
-          <w:rPr>
-            <w:noProof/>
-            <w:webHidden/>
-          </w:rPr>
-          <w:fldChar w:fldCharType="end"/>
-        </w:r>
-      </w:hyperlink>
-    </w:p>
-    <w:p>
-      <w:pPr>
-        <w:pStyle w:val="TOC2"/>
-        <w:tabs>
-          <w:tab w:val="right" w:leader="dot" w:pos="9350"/>
-        </w:tabs>
-        <w:rPr>
-          <w:noProof/>
-          <w:kern w:val="2"/>
-          <w:lang w:eastAsia="en-US"/>
-          <w14:ligatures w14:val="standardContextual"/>
-        </w:rPr>
-      </w:pPr>
-      <w:hyperlink w:anchor="_Toc239341926" w:history="1">
-        <w:r>
-          <w:rPr>
-            <w:rStyle w:val="Hyperlink"/>
-            <w:noProof/>
-          </w:rPr>
-          <w:t>3.6. Bộ luật hậu xử lý theo vị trí</w:t>
-        </w:r>
-        <w:r>
-          <w:rPr>
-            <w:noProof/>
-            <w:webHidden/>
-          </w:rPr>
-          <w:tab/>
-        </w:r>
-        <w:r>
-          <w:rPr>
-            <w:noProof/>
-            <w:webHidden/>
-          </w:rPr>
-          <w:fldChar w:fldCharType="begin"/>
-        </w:r>
-        <w:r>
-          <w:rPr>
-            <w:noProof/>
-            <w:webHidden/>
-          </w:rPr>
-          <w:instrText xml:space="preserve"> PAGEREF _Toc239341926 \h </w:instrText>
+          <w:instrText xml:space="preserve"> PAGEREF _Toc239348941 \h </w:instrText>
         </w:r>
         <w:r>
           <w:rPr>
@@ -2194,13 +1894,13 @@
           <w14:ligatures w14:val="standardContextual"/>
         </w:rPr>
       </w:pPr>
-      <w:hyperlink w:anchor="_Toc239341927" w:history="1">
+      <w:hyperlink w:anchor="_Toc239348942" w:history="1">
         <w:r>
           <w:rPr>
             <w:rStyle w:val="Hyperlink"/>
             <w:noProof/>
           </w:rPr>
-          <w:t>3.7. Ứng dụng trình diễn</w:t>
+          <w:t>3.6. Bộ luật hậu xử lý theo vị trí</w:t>
         </w:r>
         <w:r>
           <w:rPr>
@@ -2221,7 +1921,7 @@
             <w:noProof/>
             <w:webHidden/>
           </w:rPr>
-          <w:instrText xml:space="preserve"> PAGEREF _Toc239341927 \h </w:instrText>
+          <w:instrText xml:space="preserve"> PAGEREF _Toc239348942 \h </w:instrText>
         </w:r>
         <w:r>
           <w:rPr>
@@ -2254,6 +1954,77 @@
     </w:p>
     <w:p>
       <w:pPr>
+        <w:pStyle w:val="TOC2"/>
+        <w:tabs>
+          <w:tab w:val="right" w:leader="dot" w:pos="9350"/>
+        </w:tabs>
+        <w:rPr>
+          <w:noProof/>
+          <w:kern w:val="2"/>
+          <w:lang w:eastAsia="en-US"/>
+          <w14:ligatures w14:val="standardContextual"/>
+        </w:rPr>
+      </w:pPr>
+      <w:hyperlink w:anchor="_Toc239348943" w:history="1">
+        <w:r>
+          <w:rPr>
+            <w:rStyle w:val="Hyperlink"/>
+            <w:noProof/>
+          </w:rPr>
+          <w:t>3.7. Ứng dụng trình diễn</w:t>
+        </w:r>
+        <w:r>
+          <w:rPr>
+            <w:noProof/>
+            <w:webHidden/>
+          </w:rPr>
+          <w:tab/>
+        </w:r>
+        <w:r>
+          <w:rPr>
+            <w:noProof/>
+            <w:webHidden/>
+          </w:rPr>
+          <w:fldChar w:fldCharType="begin"/>
+        </w:r>
+        <w:r>
+          <w:rPr>
+            <w:noProof/>
+            <w:webHidden/>
+          </w:rPr>
+          <w:instrText xml:space="preserve"> PAGEREF _Toc239348943 \h </w:instrText>
+        </w:r>
+        <w:r>
+          <w:rPr>
+            <w:noProof/>
+            <w:webHidden/>
+          </w:rPr>
+        </w:r>
+        <w:r>
+          <w:rPr>
+            <w:noProof/>
+            <w:webHidden/>
+          </w:rPr>
+          <w:fldChar w:fldCharType="separate"/>
+        </w:r>
+        <w:r>
+          <w:rPr>
+            <w:noProof/>
+            <w:webHidden/>
+          </w:rPr>
+          <w:t>23</w:t>
+        </w:r>
+        <w:r>
+          <w:rPr>
+            <w:noProof/>
+            <w:webHidden/>
+          </w:rPr>
+          <w:fldChar w:fldCharType="end"/>
+        </w:r>
+      </w:hyperlink>
+    </w:p>
+    <w:p>
+      <w:pPr>
         <w:pStyle w:val="TOC1"/>
         <w:tabs>
           <w:tab w:val="right" w:leader="dot" w:pos="9350"/>
@@ -2265,7 +2036,7 @@
           <w14:ligatures w14:val="standardContextual"/>
         </w:rPr>
       </w:pPr>
-      <w:hyperlink w:anchor="_Toc239341928" w:history="1">
+      <w:hyperlink w:anchor="_Toc239348944" w:history="1">
         <w:r>
           <w:rPr>
             <w:rStyle w:val="Hyperlink"/>
@@ -2292,7 +2063,7 @@
             <w:noProof/>
             <w:webHidden/>
           </w:rPr>
-          <w:instrText xml:space="preserve"> PAGEREF _Toc239341928 \h </w:instrText>
+          <w:instrText xml:space="preserve"> PAGEREF _Toc239348944 \h </w:instrText>
         </w:r>
         <w:r>
           <w:rPr>
@@ -2312,7 +2083,7 @@
             <w:noProof/>
             <w:webHidden/>
           </w:rPr>
-          <w:t>24</w:t>
+          <w:t>25</w:t>
         </w:r>
         <w:r>
           <w:rPr>
@@ -2336,7 +2107,7 @@
           <w14:ligatures w14:val="standardContextual"/>
         </w:rPr>
       </w:pPr>
-      <w:hyperlink w:anchor="_Toc239341929" w:history="1">
+      <w:hyperlink w:anchor="_Toc239348945" w:history="1">
         <w:r>
           <w:rPr>
             <w:rStyle w:val="Hyperlink"/>
@@ -2363,7 +2134,7 @@
             <w:noProof/>
             <w:webHidden/>
           </w:rPr>
-          <w:instrText xml:space="preserve"> PAGEREF _Toc239341929 \h </w:instrText>
+          <w:instrText xml:space="preserve"> PAGEREF _Toc239348945 \h </w:instrText>
         </w:r>
         <w:r>
           <w:rPr>
@@ -2383,7 +2154,7 @@
             <w:noProof/>
             <w:webHidden/>
           </w:rPr>
-          <w:t>24</w:t>
+          <w:t>25</w:t>
         </w:r>
         <w:r>
           <w:rPr>
@@ -2407,7 +2178,7 @@
           <w14:ligatures w14:val="standardContextual"/>
         </w:rPr>
       </w:pPr>
-      <w:hyperlink w:anchor="_Toc239341930" w:history="1">
+      <w:hyperlink w:anchor="_Toc239348946" w:history="1">
         <w:r>
           <w:rPr>
             <w:rStyle w:val="Hyperlink"/>
@@ -2434,7 +2205,7 @@
             <w:noProof/>
             <w:webHidden/>
           </w:rPr>
-          <w:instrText xml:space="preserve"> PAGEREF _Toc239341930 \h </w:instrText>
+          <w:instrText xml:space="preserve"> PAGEREF _Toc239348946 \h </w:instrText>
         </w:r>
         <w:r>
           <w:rPr>
@@ -2454,7 +2225,7 @@
             <w:noProof/>
             <w:webHidden/>
           </w:rPr>
-          <w:t>24</w:t>
+          <w:t>25</w:t>
         </w:r>
         <w:r>
           <w:rPr>
@@ -2478,7 +2249,7 @@
           <w14:ligatures w14:val="standardContextual"/>
         </w:rPr>
       </w:pPr>
-      <w:hyperlink w:anchor="_Toc239341931" w:history="1">
+      <w:hyperlink w:anchor="_Toc239348947" w:history="1">
         <w:r>
           <w:rPr>
             <w:rStyle w:val="Hyperlink"/>
@@ -2505,7 +2276,7 @@
             <w:noProof/>
             <w:webHidden/>
           </w:rPr>
-          <w:instrText xml:space="preserve"> PAGEREF _Toc239341931 \h </w:instrText>
+          <w:instrText xml:space="preserve"> PAGEREF _Toc239348947 \h </w:instrText>
         </w:r>
         <w:r>
           <w:rPr>
@@ -2525,7 +2296,7 @@
             <w:noProof/>
             <w:webHidden/>
           </w:rPr>
-          <w:t>26</w:t>
+          <w:t>27</w:t>
         </w:r>
         <w:r>
           <w:rPr>
@@ -2549,7 +2320,7 @@
           <w14:ligatures w14:val="standardContextual"/>
         </w:rPr>
       </w:pPr>
-      <w:hyperlink w:anchor="_Toc239341932" w:history="1">
+      <w:hyperlink w:anchor="_Toc239348948" w:history="1">
         <w:r>
           <w:rPr>
             <w:rStyle w:val="Hyperlink"/>
@@ -2576,78 +2347,7 @@
             <w:noProof/>
             <w:webHidden/>
           </w:rPr>
-          <w:instrText xml:space="preserve"> PAGEREF _Toc239341932 \h </w:instrText>
-        </w:r>
-        <w:r>
-          <w:rPr>
-            <w:noProof/>
-            <w:webHidden/>
-          </w:rPr>
-        </w:r>
-        <w:r>
-          <w:rPr>
-            <w:noProof/>
-            <w:webHidden/>
-          </w:rPr>
-          <w:fldChar w:fldCharType="separate"/>
-        </w:r>
-        <w:r>
-          <w:rPr>
-            <w:noProof/>
-            <w:webHidden/>
-          </w:rPr>
-          <w:t>29</w:t>
-        </w:r>
-        <w:r>
-          <w:rPr>
-            <w:noProof/>
-            <w:webHidden/>
-          </w:rPr>
-          <w:fldChar w:fldCharType="end"/>
-        </w:r>
-      </w:hyperlink>
-    </w:p>
-    <w:p>
-      <w:pPr>
-        <w:pStyle w:val="TOC2"/>
-        <w:tabs>
-          <w:tab w:val="right" w:leader="dot" w:pos="9350"/>
-        </w:tabs>
-        <w:rPr>
-          <w:noProof/>
-          <w:kern w:val="2"/>
-          <w:lang w:eastAsia="en-US"/>
-          <w14:ligatures w14:val="standardContextual"/>
-        </w:rPr>
-      </w:pPr>
-      <w:hyperlink w:anchor="_Toc239341933" w:history="1">
-        <w:r>
-          <w:rPr>
-            <w:rStyle w:val="Hyperlink"/>
-            <w:noProof/>
-          </w:rPr>
-          <w:t>4.5. Hiệu năng</w:t>
-        </w:r>
-        <w:r>
-          <w:rPr>
-            <w:noProof/>
-            <w:webHidden/>
-          </w:rPr>
-          <w:tab/>
-        </w:r>
-        <w:r>
-          <w:rPr>
-            <w:noProof/>
-            <w:webHidden/>
-          </w:rPr>
-          <w:fldChar w:fldCharType="begin"/>
-        </w:r>
-        <w:r>
-          <w:rPr>
-            <w:noProof/>
-            <w:webHidden/>
-          </w:rPr>
-          <w:instrText xml:space="preserve"> PAGEREF _Toc239341933 \h </w:instrText>
+          <w:instrText xml:space="preserve"> PAGEREF _Toc239348948 \h </w:instrText>
         </w:r>
         <w:r>
           <w:rPr>
@@ -2691,13 +2391,13 @@
           <w14:ligatures w14:val="standardContextual"/>
         </w:rPr>
       </w:pPr>
-      <w:hyperlink w:anchor="_Toc239341934" w:history="1">
+      <w:hyperlink w:anchor="_Toc239348949" w:history="1">
         <w:r>
           <w:rPr>
             <w:rStyle w:val="Hyperlink"/>
             <w:noProof/>
           </w:rPr>
-          <w:t>4.6. Phân tích lỗi</w:t>
+          <w:t>4.5. Hiệu năng</w:t>
         </w:r>
         <w:r>
           <w:rPr>
@@ -2718,7 +2418,7 @@
             <w:noProof/>
             <w:webHidden/>
           </w:rPr>
-          <w:instrText xml:space="preserve"> PAGEREF _Toc239341934 \h </w:instrText>
+          <w:instrText xml:space="preserve"> PAGEREF _Toc239348949 \h </w:instrText>
         </w:r>
         <w:r>
           <w:rPr>
@@ -2762,13 +2462,13 @@
           <w14:ligatures w14:val="standardContextual"/>
         </w:rPr>
       </w:pPr>
-      <w:hyperlink w:anchor="_Toc239341935" w:history="1">
+      <w:hyperlink w:anchor="_Toc239348950" w:history="1">
         <w:r>
           <w:rPr>
             <w:rStyle w:val="Hyperlink"/>
             <w:noProof/>
           </w:rPr>
-          <w:t>4.7. Các yếu tố ảnh hưởng tới tính hợp lệ của kết quả</w:t>
+          <w:t>4.6. Phân tích lỗi</w:t>
         </w:r>
         <w:r>
           <w:rPr>
@@ -2789,7 +2489,7 @@
             <w:noProof/>
             <w:webHidden/>
           </w:rPr>
-          <w:instrText xml:space="preserve"> PAGEREF _Toc239341935 \h </w:instrText>
+          <w:instrText xml:space="preserve"> PAGEREF _Toc239348950 \h </w:instrText>
         </w:r>
         <w:r>
           <w:rPr>
@@ -2822,7 +2522,7 @@
     </w:p>
     <w:p>
       <w:pPr>
-        <w:pStyle w:val="TOC1"/>
+        <w:pStyle w:val="TOC2"/>
         <w:tabs>
           <w:tab w:val="right" w:leader="dot" w:pos="9350"/>
         </w:tabs>
@@ -2833,13 +2533,13 @@
           <w14:ligatures w14:val="standardContextual"/>
         </w:rPr>
       </w:pPr>
-      <w:hyperlink w:anchor="_Toc239341936" w:history="1">
+      <w:hyperlink w:anchor="_Toc239348951" w:history="1">
         <w:r>
           <w:rPr>
             <w:rStyle w:val="Hyperlink"/>
             <w:noProof/>
           </w:rPr>
-          <w:t>CHƯƠNG 5. KẾT LUẬN VÀ HƯỚNG PHÁT TRIỂN</w:t>
+          <w:t>4.7. Các yếu tố ảnh hưởng tới tính hợp lệ của kết quả</w:t>
         </w:r>
         <w:r>
           <w:rPr>
@@ -2860,7 +2560,7 @@
             <w:noProof/>
             <w:webHidden/>
           </w:rPr>
-          <w:instrText xml:space="preserve"> PAGEREF _Toc239341936 \h </w:instrText>
+          <w:instrText xml:space="preserve"> PAGEREF _Toc239348951 \h </w:instrText>
         </w:r>
         <w:r>
           <w:rPr>
@@ -2893,7 +2593,7 @@
     </w:p>
     <w:p>
       <w:pPr>
-        <w:pStyle w:val="TOC2"/>
+        <w:pStyle w:val="TOC1"/>
         <w:tabs>
           <w:tab w:val="right" w:leader="dot" w:pos="9350"/>
         </w:tabs>
@@ -2904,13 +2604,13 @@
           <w14:ligatures w14:val="standardContextual"/>
         </w:rPr>
       </w:pPr>
-      <w:hyperlink w:anchor="_Toc239341937" w:history="1">
+      <w:hyperlink w:anchor="_Toc239348952" w:history="1">
         <w:r>
           <w:rPr>
             <w:rStyle w:val="Hyperlink"/>
             <w:noProof/>
           </w:rPr>
-          <w:t>5.1. Kết quả đạt được</w:t>
+          <w:t>CHƯƠNG 5. KẾT LUẬN VÀ HƯỚNG PHÁT TRIỂN</w:t>
         </w:r>
         <w:r>
           <w:rPr>
@@ -2931,291 +2631,7 @@
             <w:noProof/>
             <w:webHidden/>
           </w:rPr>
-          <w:instrText xml:space="preserve"> PAGEREF _Toc239341937 \h </w:instrText>
-        </w:r>
-        <w:r>
-          <w:rPr>
-            <w:noProof/>
-            <w:webHidden/>
-          </w:rPr>
-        </w:r>
-        <w:r>
-          <w:rPr>
-            <w:noProof/>
-            <w:webHidden/>
-          </w:rPr>
-          <w:fldChar w:fldCharType="separate"/>
-        </w:r>
-        <w:r>
-          <w:rPr>
-            <w:noProof/>
-            <w:webHidden/>
-          </w:rPr>
-          <w:t>34</w:t>
-        </w:r>
-        <w:r>
-          <w:rPr>
-            <w:noProof/>
-            <w:webHidden/>
-          </w:rPr>
-          <w:fldChar w:fldCharType="end"/>
-        </w:r>
-      </w:hyperlink>
-    </w:p>
-    <w:p>
-      <w:pPr>
-        <w:pStyle w:val="TOC2"/>
-        <w:tabs>
-          <w:tab w:val="right" w:leader="dot" w:pos="9350"/>
-        </w:tabs>
-        <w:rPr>
-          <w:noProof/>
-          <w:kern w:val="2"/>
-          <w:lang w:eastAsia="en-US"/>
-          <w14:ligatures w14:val="standardContextual"/>
-        </w:rPr>
-      </w:pPr>
-      <w:hyperlink w:anchor="_Toc239341938" w:history="1">
-        <w:r>
-          <w:rPr>
-            <w:rStyle w:val="Hyperlink"/>
-            <w:noProof/>
-          </w:rPr>
-          <w:t>5.2. Hạn chế</w:t>
-        </w:r>
-        <w:r>
-          <w:rPr>
-            <w:noProof/>
-            <w:webHidden/>
-          </w:rPr>
-          <w:tab/>
-        </w:r>
-        <w:r>
-          <w:rPr>
-            <w:noProof/>
-            <w:webHidden/>
-          </w:rPr>
-          <w:fldChar w:fldCharType="begin"/>
-        </w:r>
-        <w:r>
-          <w:rPr>
-            <w:noProof/>
-            <w:webHidden/>
-          </w:rPr>
-          <w:instrText xml:space="preserve"> PAGEREF _Toc239341938 \h </w:instrText>
-        </w:r>
-        <w:r>
-          <w:rPr>
-            <w:noProof/>
-            <w:webHidden/>
-          </w:rPr>
-        </w:r>
-        <w:r>
-          <w:rPr>
-            <w:noProof/>
-            <w:webHidden/>
-          </w:rPr>
-          <w:fldChar w:fldCharType="separate"/>
-        </w:r>
-        <w:r>
-          <w:rPr>
-            <w:noProof/>
-            <w:webHidden/>
-          </w:rPr>
-          <w:t>34</w:t>
-        </w:r>
-        <w:r>
-          <w:rPr>
-            <w:noProof/>
-            <w:webHidden/>
-          </w:rPr>
-          <w:fldChar w:fldCharType="end"/>
-        </w:r>
-      </w:hyperlink>
-    </w:p>
-    <w:p>
-      <w:pPr>
-        <w:pStyle w:val="TOC2"/>
-        <w:tabs>
-          <w:tab w:val="right" w:leader="dot" w:pos="9350"/>
-        </w:tabs>
-        <w:rPr>
-          <w:noProof/>
-          <w:kern w:val="2"/>
-          <w:lang w:eastAsia="en-US"/>
-          <w14:ligatures w14:val="standardContextual"/>
-        </w:rPr>
-      </w:pPr>
-      <w:hyperlink w:anchor="_Toc239341939" w:history="1">
-        <w:r>
-          <w:rPr>
-            <w:rStyle w:val="Hyperlink"/>
-            <w:noProof/>
-          </w:rPr>
-          <w:t>5.3. Hướng phát triển</w:t>
-        </w:r>
-        <w:r>
-          <w:rPr>
-            <w:noProof/>
-            <w:webHidden/>
-          </w:rPr>
-          <w:tab/>
-        </w:r>
-        <w:r>
-          <w:rPr>
-            <w:noProof/>
-            <w:webHidden/>
-          </w:rPr>
-          <w:fldChar w:fldCharType="begin"/>
-        </w:r>
-        <w:r>
-          <w:rPr>
-            <w:noProof/>
-            <w:webHidden/>
-          </w:rPr>
-          <w:instrText xml:space="preserve"> PAGEREF _Toc239341939 \h </w:instrText>
-        </w:r>
-        <w:r>
-          <w:rPr>
-            <w:noProof/>
-            <w:webHidden/>
-          </w:rPr>
-        </w:r>
-        <w:r>
-          <w:rPr>
-            <w:noProof/>
-            <w:webHidden/>
-          </w:rPr>
-          <w:fldChar w:fldCharType="separate"/>
-        </w:r>
-        <w:r>
-          <w:rPr>
-            <w:noProof/>
-            <w:webHidden/>
-          </w:rPr>
-          <w:t>35</w:t>
-        </w:r>
-        <w:r>
-          <w:rPr>
-            <w:noProof/>
-            <w:webHidden/>
-          </w:rPr>
-          <w:fldChar w:fldCharType="end"/>
-        </w:r>
-      </w:hyperlink>
-    </w:p>
-    <w:p>
-      <w:pPr>
-        <w:pStyle w:val="TOC2"/>
-        <w:tabs>
-          <w:tab w:val="right" w:leader="dot" w:pos="9350"/>
-        </w:tabs>
-        <w:rPr>
-          <w:noProof/>
-          <w:kern w:val="2"/>
-          <w:lang w:eastAsia="en-US"/>
-          <w14:ligatures w14:val="standardContextual"/>
-        </w:rPr>
-      </w:pPr>
-      <w:hyperlink w:anchor="_Toc239341940" w:history="1">
-        <w:r>
-          <w:rPr>
-            <w:rStyle w:val="Hyperlink"/>
-            <w:noProof/>
-          </w:rPr>
-          <w:t>5.4. Kết luận chung</w:t>
-        </w:r>
-        <w:r>
-          <w:rPr>
-            <w:noProof/>
-            <w:webHidden/>
-          </w:rPr>
-          <w:tab/>
-        </w:r>
-        <w:r>
-          <w:rPr>
-            <w:noProof/>
-            <w:webHidden/>
-          </w:rPr>
-          <w:fldChar w:fldCharType="begin"/>
-        </w:r>
-        <w:r>
-          <w:rPr>
-            <w:noProof/>
-            <w:webHidden/>
-          </w:rPr>
-          <w:instrText xml:space="preserve"> PAGEREF _Toc239341940 \h </w:instrText>
-        </w:r>
-        <w:r>
-          <w:rPr>
-            <w:noProof/>
-            <w:webHidden/>
-          </w:rPr>
-        </w:r>
-        <w:r>
-          <w:rPr>
-            <w:noProof/>
-            <w:webHidden/>
-          </w:rPr>
-          <w:fldChar w:fldCharType="separate"/>
-        </w:r>
-        <w:r>
-          <w:rPr>
-            <w:noProof/>
-            <w:webHidden/>
-          </w:rPr>
-          <w:t>35</w:t>
-        </w:r>
-        <w:r>
-          <w:rPr>
-            <w:noProof/>
-            <w:webHidden/>
-          </w:rPr>
-          <w:fldChar w:fldCharType="end"/>
-        </w:r>
-      </w:hyperlink>
-    </w:p>
-    <w:p>
-      <w:pPr>
-        <w:pStyle w:val="TOC1"/>
-        <w:tabs>
-          <w:tab w:val="right" w:leader="dot" w:pos="9350"/>
-        </w:tabs>
-        <w:rPr>
-          <w:noProof/>
-          <w:kern w:val="2"/>
-          <w:lang w:eastAsia="en-US"/>
-          <w14:ligatures w14:val="standardContextual"/>
-        </w:rPr>
-      </w:pPr>
-      <w:hyperlink w:anchor="_Toc239341941" w:history="1">
-        <w:r>
-          <w:rPr>
-            <w:rStyle w:val="Hyperlink"/>
-            <w:noProof/>
-          </w:rPr>
-          <w:t>TÀI LIỆU THAM KHẢO</w:t>
-        </w:r>
-        <w:r>
-          <w:rPr>
-            <w:noProof/>
-            <w:webHidden/>
-          </w:rPr>
-          <w:tab/>
-        </w:r>
-        <w:r>
-          <w:rPr>
-            <w:noProof/>
-            <w:webHidden/>
-          </w:rPr>
-          <w:fldChar w:fldCharType="begin"/>
-        </w:r>
-        <w:r>
-          <w:rPr>
-            <w:noProof/>
-            <w:webHidden/>
-          </w:rPr>
-          <w:instrText xml:space="preserve"> PAGEREF _Toc239341941 \h </w:instrText>
+          <w:instrText xml:space="preserve"> PAGEREF _Toc239348952 \h </w:instrText>
         </w:r>
         <w:r>
           <w:rPr>
@@ -3248,7 +2664,7 @@
     </w:p>
     <w:p>
       <w:pPr>
-        <w:pStyle w:val="TOC1"/>
+        <w:pStyle w:val="TOC2"/>
         <w:tabs>
           <w:tab w:val="right" w:leader="dot" w:pos="9350"/>
         </w:tabs>
@@ -3259,13 +2675,13 @@
           <w14:ligatures w14:val="standardContextual"/>
         </w:rPr>
       </w:pPr>
-      <w:hyperlink w:anchor="_Toc239341942" w:history="1">
+      <w:hyperlink w:anchor="_Toc239348953" w:history="1">
         <w:r>
           <w:rPr>
             <w:rStyle w:val="Hyperlink"/>
             <w:noProof/>
           </w:rPr>
-          <w:t>PHỤ LỤC</w:t>
+          <w:t>5.1. Kết quả đạt được</w:t>
         </w:r>
         <w:r>
           <w:rPr>
@@ -3286,7 +2702,291 @@
             <w:noProof/>
             <w:webHidden/>
           </w:rPr>
-          <w:instrText xml:space="preserve"> PAGEREF _Toc239341942 \h </w:instrText>
+          <w:instrText xml:space="preserve"> PAGEREF _Toc239348953 \h </w:instrText>
+        </w:r>
+        <w:r>
+          <w:rPr>
+            <w:noProof/>
+            <w:webHidden/>
+          </w:rPr>
+        </w:r>
+        <w:r>
+          <w:rPr>
+            <w:noProof/>
+            <w:webHidden/>
+          </w:rPr>
+          <w:fldChar w:fldCharType="separate"/>
+        </w:r>
+        <w:r>
+          <w:rPr>
+            <w:noProof/>
+            <w:webHidden/>
+          </w:rPr>
+          <w:t>36</w:t>
+        </w:r>
+        <w:r>
+          <w:rPr>
+            <w:noProof/>
+            <w:webHidden/>
+          </w:rPr>
+          <w:fldChar w:fldCharType="end"/>
+        </w:r>
+      </w:hyperlink>
+    </w:p>
+    <w:p>
+      <w:pPr>
+        <w:pStyle w:val="TOC2"/>
+        <w:tabs>
+          <w:tab w:val="right" w:leader="dot" w:pos="9350"/>
+        </w:tabs>
+        <w:rPr>
+          <w:noProof/>
+          <w:kern w:val="2"/>
+          <w:lang w:eastAsia="en-US"/>
+          <w14:ligatures w14:val="standardContextual"/>
+        </w:rPr>
+      </w:pPr>
+      <w:hyperlink w:anchor="_Toc239348954" w:history="1">
+        <w:r>
+          <w:rPr>
+            <w:rStyle w:val="Hyperlink"/>
+            <w:noProof/>
+          </w:rPr>
+          <w:t>5.2. Hạn chế</w:t>
+        </w:r>
+        <w:r>
+          <w:rPr>
+            <w:noProof/>
+            <w:webHidden/>
+          </w:rPr>
+          <w:tab/>
+        </w:r>
+        <w:r>
+          <w:rPr>
+            <w:noProof/>
+            <w:webHidden/>
+          </w:rPr>
+          <w:fldChar w:fldCharType="begin"/>
+        </w:r>
+        <w:r>
+          <w:rPr>
+            <w:noProof/>
+            <w:webHidden/>
+          </w:rPr>
+          <w:instrText xml:space="preserve"> PAGEREF _Toc239348954 \h </w:instrText>
+        </w:r>
+        <w:r>
+          <w:rPr>
+            <w:noProof/>
+            <w:webHidden/>
+          </w:rPr>
+        </w:r>
+        <w:r>
+          <w:rPr>
+            <w:noProof/>
+            <w:webHidden/>
+          </w:rPr>
+          <w:fldChar w:fldCharType="separate"/>
+        </w:r>
+        <w:r>
+          <w:rPr>
+            <w:noProof/>
+            <w:webHidden/>
+          </w:rPr>
+          <w:t>36</w:t>
+        </w:r>
+        <w:r>
+          <w:rPr>
+            <w:noProof/>
+            <w:webHidden/>
+          </w:rPr>
+          <w:fldChar w:fldCharType="end"/>
+        </w:r>
+      </w:hyperlink>
+    </w:p>
+    <w:p>
+      <w:pPr>
+        <w:pStyle w:val="TOC2"/>
+        <w:tabs>
+          <w:tab w:val="right" w:leader="dot" w:pos="9350"/>
+        </w:tabs>
+        <w:rPr>
+          <w:noProof/>
+          <w:kern w:val="2"/>
+          <w:lang w:eastAsia="en-US"/>
+          <w14:ligatures w14:val="standardContextual"/>
+        </w:rPr>
+      </w:pPr>
+      <w:hyperlink w:anchor="_Toc239348955" w:history="1">
+        <w:r>
+          <w:rPr>
+            <w:rStyle w:val="Hyperlink"/>
+            <w:noProof/>
+          </w:rPr>
+          <w:t>5.3. Hướng phát triển</w:t>
+        </w:r>
+        <w:r>
+          <w:rPr>
+            <w:noProof/>
+            <w:webHidden/>
+          </w:rPr>
+          <w:tab/>
+        </w:r>
+        <w:r>
+          <w:rPr>
+            <w:noProof/>
+            <w:webHidden/>
+          </w:rPr>
+          <w:fldChar w:fldCharType="begin"/>
+        </w:r>
+        <w:r>
+          <w:rPr>
+            <w:noProof/>
+            <w:webHidden/>
+          </w:rPr>
+          <w:instrText xml:space="preserve"> PAGEREF _Toc239348955 \h </w:instrText>
+        </w:r>
+        <w:r>
+          <w:rPr>
+            <w:noProof/>
+            <w:webHidden/>
+          </w:rPr>
+        </w:r>
+        <w:r>
+          <w:rPr>
+            <w:noProof/>
+            <w:webHidden/>
+          </w:rPr>
+          <w:fldChar w:fldCharType="separate"/>
+        </w:r>
+        <w:r>
+          <w:rPr>
+            <w:noProof/>
+            <w:webHidden/>
+          </w:rPr>
+          <w:t>37</w:t>
+        </w:r>
+        <w:r>
+          <w:rPr>
+            <w:noProof/>
+            <w:webHidden/>
+          </w:rPr>
+          <w:fldChar w:fldCharType="end"/>
+        </w:r>
+      </w:hyperlink>
+    </w:p>
+    <w:p>
+      <w:pPr>
+        <w:pStyle w:val="TOC2"/>
+        <w:tabs>
+          <w:tab w:val="right" w:leader="dot" w:pos="9350"/>
+        </w:tabs>
+        <w:rPr>
+          <w:noProof/>
+          <w:kern w:val="2"/>
+          <w:lang w:eastAsia="en-US"/>
+          <w14:ligatures w14:val="standardContextual"/>
+        </w:rPr>
+      </w:pPr>
+      <w:hyperlink w:anchor="_Toc239348956" w:history="1">
+        <w:r>
+          <w:rPr>
+            <w:rStyle w:val="Hyperlink"/>
+            <w:noProof/>
+          </w:rPr>
+          <w:t>5.4. Kết luận chung</w:t>
+        </w:r>
+        <w:r>
+          <w:rPr>
+            <w:noProof/>
+            <w:webHidden/>
+          </w:rPr>
+          <w:tab/>
+        </w:r>
+        <w:r>
+          <w:rPr>
+            <w:noProof/>
+            <w:webHidden/>
+          </w:rPr>
+          <w:fldChar w:fldCharType="begin"/>
+        </w:r>
+        <w:r>
+          <w:rPr>
+            <w:noProof/>
+            <w:webHidden/>
+          </w:rPr>
+          <w:instrText xml:space="preserve"> PAGEREF _Toc239348956 \h </w:instrText>
+        </w:r>
+        <w:r>
+          <w:rPr>
+            <w:noProof/>
+            <w:webHidden/>
+          </w:rPr>
+        </w:r>
+        <w:r>
+          <w:rPr>
+            <w:noProof/>
+            <w:webHidden/>
+          </w:rPr>
+          <w:fldChar w:fldCharType="separate"/>
+        </w:r>
+        <w:r>
+          <w:rPr>
+            <w:noProof/>
+            <w:webHidden/>
+          </w:rPr>
+          <w:t>37</w:t>
+        </w:r>
+        <w:r>
+          <w:rPr>
+            <w:noProof/>
+            <w:webHidden/>
+          </w:rPr>
+          <w:fldChar w:fldCharType="end"/>
+        </w:r>
+      </w:hyperlink>
+    </w:p>
+    <w:p>
+      <w:pPr>
+        <w:pStyle w:val="TOC1"/>
+        <w:tabs>
+          <w:tab w:val="right" w:leader="dot" w:pos="9350"/>
+        </w:tabs>
+        <w:rPr>
+          <w:noProof/>
+          <w:kern w:val="2"/>
+          <w:lang w:eastAsia="en-US"/>
+          <w14:ligatures w14:val="standardContextual"/>
+        </w:rPr>
+      </w:pPr>
+      <w:hyperlink w:anchor="_Toc239348957" w:history="1">
+        <w:r>
+          <w:rPr>
+            <w:rStyle w:val="Hyperlink"/>
+            <w:noProof/>
+          </w:rPr>
+          <w:t>TÀI LIỆU THAM KHẢO</w:t>
+        </w:r>
+        <w:r>
+          <w:rPr>
+            <w:noProof/>
+            <w:webHidden/>
+          </w:rPr>
+          <w:tab/>
+        </w:r>
+        <w:r>
+          <w:rPr>
+            <w:noProof/>
+            <w:webHidden/>
+          </w:rPr>
+          <w:fldChar w:fldCharType="begin"/>
+        </w:r>
+        <w:r>
+          <w:rPr>
+            <w:noProof/>
+            <w:webHidden/>
+          </w:rPr>
+          <w:instrText xml:space="preserve"> PAGEREF _Toc239348957 \h </w:instrText>
         </w:r>
         <w:r>
           <w:rPr>
@@ -3319,7 +3019,7 @@
     </w:p>
     <w:p>
       <w:pPr>
-        <w:pStyle w:val="TOC2"/>
+        <w:pStyle w:val="TOC1"/>
         <w:tabs>
           <w:tab w:val="right" w:leader="dot" w:pos="9350"/>
         </w:tabs>
@@ -3330,13 +3030,13 @@
           <w14:ligatures w14:val="standardContextual"/>
         </w:rPr>
       </w:pPr>
-      <w:hyperlink w:anchor="_Toc239341943" w:history="1">
+      <w:hyperlink w:anchor="_Toc239348958" w:history="1">
         <w:r>
           <w:rPr>
             <w:rStyle w:val="Hyperlink"/>
             <w:noProof/>
           </w:rPr>
-          <w:t>Phụ lục A. Cấu hình và siêu tham số</w:t>
+          <w:t>PHỤ LỤC</w:t>
         </w:r>
         <w:r>
           <w:rPr>
@@ -3357,149 +3057,7 @@
             <w:noProof/>
             <w:webHidden/>
           </w:rPr>
-          <w:instrText xml:space="preserve"> PAGEREF _Toc239341943 \h </w:instrText>
-        </w:r>
-        <w:r>
-          <w:rPr>
-            <w:noProof/>
-            <w:webHidden/>
-          </w:rPr>
-        </w:r>
-        <w:r>
-          <w:rPr>
-            <w:noProof/>
-            <w:webHidden/>
-          </w:rPr>
-          <w:fldChar w:fldCharType="separate"/>
-        </w:r>
-        <w:r>
-          <w:rPr>
-            <w:noProof/>
-            <w:webHidden/>
-          </w:rPr>
-          <w:t>38</w:t>
-        </w:r>
-        <w:r>
-          <w:rPr>
-            <w:noProof/>
-            <w:webHidden/>
-          </w:rPr>
-          <w:fldChar w:fldCharType="end"/>
-        </w:r>
-      </w:hyperlink>
-    </w:p>
-    <w:p>
-      <w:pPr>
-        <w:pStyle w:val="TOC2"/>
-        <w:tabs>
-          <w:tab w:val="right" w:leader="dot" w:pos="9350"/>
-        </w:tabs>
-        <w:rPr>
-          <w:noProof/>
-          <w:kern w:val="2"/>
-          <w:lang w:eastAsia="en-US"/>
-          <w14:ligatures w14:val="standardContextual"/>
-        </w:rPr>
-      </w:pPr>
-      <w:hyperlink w:anchor="_Toc239341944" w:history="1">
-        <w:r>
-          <w:rPr>
-            <w:rStyle w:val="Hyperlink"/>
-            <w:noProof/>
-          </w:rPr>
-          <w:t>Phụ lục B. Hướng dẫn cài đặt và chạy</w:t>
-        </w:r>
-        <w:r>
-          <w:rPr>
-            <w:noProof/>
-            <w:webHidden/>
-          </w:rPr>
-          <w:tab/>
-        </w:r>
-        <w:r>
-          <w:rPr>
-            <w:noProof/>
-            <w:webHidden/>
-          </w:rPr>
-          <w:fldChar w:fldCharType="begin"/>
-        </w:r>
-        <w:r>
-          <w:rPr>
-            <w:noProof/>
-            <w:webHidden/>
-          </w:rPr>
-          <w:instrText xml:space="preserve"> PAGEREF _Toc239341944 \h </w:instrText>
-        </w:r>
-        <w:r>
-          <w:rPr>
-            <w:noProof/>
-            <w:webHidden/>
-          </w:rPr>
-        </w:r>
-        <w:r>
-          <w:rPr>
-            <w:noProof/>
-            <w:webHidden/>
-          </w:rPr>
-          <w:fldChar w:fldCharType="separate"/>
-        </w:r>
-        <w:r>
-          <w:rPr>
-            <w:noProof/>
-            <w:webHidden/>
-          </w:rPr>
-          <w:t>39</w:t>
-        </w:r>
-        <w:r>
-          <w:rPr>
-            <w:noProof/>
-            <w:webHidden/>
-          </w:rPr>
-          <w:fldChar w:fldCharType="end"/>
-        </w:r>
-      </w:hyperlink>
-    </w:p>
-    <w:p>
-      <w:pPr>
-        <w:pStyle w:val="TOC2"/>
-        <w:tabs>
-          <w:tab w:val="right" w:leader="dot" w:pos="9350"/>
-        </w:tabs>
-        <w:rPr>
-          <w:noProof/>
-          <w:kern w:val="2"/>
-          <w:lang w:eastAsia="en-US"/>
-          <w14:ligatures w14:val="standardContextual"/>
-        </w:rPr>
-      </w:pPr>
-      <w:hyperlink w:anchor="_Toc239341945" w:history="1">
-        <w:r>
-          <w:rPr>
-            <w:rStyle w:val="Hyperlink"/>
-            <w:noProof/>
-          </w:rPr>
-          <w:t>Phụ lục C. Phân công công việc</w:t>
-        </w:r>
-        <w:r>
-          <w:rPr>
-            <w:noProof/>
-            <w:webHidden/>
-          </w:rPr>
-          <w:tab/>
-        </w:r>
-        <w:r>
-          <w:rPr>
-            <w:noProof/>
-            <w:webHidden/>
-          </w:rPr>
-          <w:fldChar w:fldCharType="begin"/>
-        </w:r>
-        <w:r>
-          <w:rPr>
-            <w:noProof/>
-            <w:webHidden/>
-          </w:rPr>
-          <w:instrText xml:space="preserve"> PAGEREF _Toc239341945 \h </w:instrText>
+          <w:instrText xml:space="preserve"> PAGEREF _Toc239348958 \h </w:instrText>
         </w:r>
         <w:r>
           <w:rPr>
@@ -3531,6 +3089,219 @@
       </w:hyperlink>
     </w:p>
     <w:p>
+      <w:pPr>
+        <w:pStyle w:val="TOC2"/>
+        <w:tabs>
+          <w:tab w:val="right" w:leader="dot" w:pos="9350"/>
+        </w:tabs>
+        <w:rPr>
+          <w:noProof/>
+          <w:kern w:val="2"/>
+          <w:lang w:eastAsia="en-US"/>
+          <w14:ligatures w14:val="standardContextual"/>
+        </w:rPr>
+      </w:pPr>
+      <w:hyperlink w:anchor="_Toc239348959" w:history="1">
+        <w:r>
+          <w:rPr>
+            <w:rStyle w:val="Hyperlink"/>
+            <w:noProof/>
+          </w:rPr>
+          <w:t>Phụ lục A. Cấu hình và siêu tham số</w:t>
+        </w:r>
+        <w:r>
+          <w:rPr>
+            <w:noProof/>
+            <w:webHidden/>
+          </w:rPr>
+          <w:tab/>
+        </w:r>
+        <w:r>
+          <w:rPr>
+            <w:noProof/>
+            <w:webHidden/>
+          </w:rPr>
+          <w:fldChar w:fldCharType="begin"/>
+        </w:r>
+        <w:r>
+          <w:rPr>
+            <w:noProof/>
+            <w:webHidden/>
+          </w:rPr>
+          <w:instrText xml:space="preserve"> PAGEREF _Toc239348959 \h </w:instrText>
+        </w:r>
+        <w:r>
+          <w:rPr>
+            <w:noProof/>
+            <w:webHidden/>
+          </w:rPr>
+        </w:r>
+        <w:r>
+          <w:rPr>
+            <w:noProof/>
+            <w:webHidden/>
+          </w:rPr>
+          <w:fldChar w:fldCharType="separate"/>
+        </w:r>
+        <w:r>
+          <w:rPr>
+            <w:noProof/>
+            <w:webHidden/>
+          </w:rPr>
+          <w:t>40</w:t>
+        </w:r>
+        <w:r>
+          <w:rPr>
+            <w:noProof/>
+            <w:webHidden/>
+          </w:rPr>
+          <w:fldChar w:fldCharType="end"/>
+        </w:r>
+      </w:hyperlink>
+    </w:p>
+    <w:p>
+      <w:pPr>
+        <w:pStyle w:val="TOC2"/>
+        <w:tabs>
+          <w:tab w:val="right" w:leader="dot" w:pos="9350"/>
+        </w:tabs>
+        <w:rPr>
+          <w:noProof/>
+          <w:kern w:val="2"/>
+          <w:lang w:eastAsia="en-US"/>
+          <w14:ligatures w14:val="standardContextual"/>
+        </w:rPr>
+      </w:pPr>
+      <w:hyperlink w:anchor="_Toc239348960" w:history="1">
+        <w:r>
+          <w:rPr>
+            <w:rStyle w:val="Hyperlink"/>
+            <w:noProof/>
+          </w:rPr>
+          <w:t>Phụ lục B. Hướng dẫn cài đặt và chạy</w:t>
+        </w:r>
+        <w:r>
+          <w:rPr>
+            <w:noProof/>
+            <w:webHidden/>
+          </w:rPr>
+          <w:tab/>
+        </w:r>
+        <w:r>
+          <w:rPr>
+            <w:noProof/>
+            <w:webHidden/>
+          </w:rPr>
+          <w:fldChar w:fldCharType="begin"/>
+        </w:r>
+        <w:r>
+          <w:rPr>
+            <w:noProof/>
+            <w:webHidden/>
+          </w:rPr>
+          <w:instrText xml:space="preserve"> PAGEREF _Toc239348960 \h </w:instrText>
+        </w:r>
+        <w:r>
+          <w:rPr>
+            <w:noProof/>
+            <w:webHidden/>
+          </w:rPr>
+        </w:r>
+        <w:r>
+          <w:rPr>
+            <w:noProof/>
+            <w:webHidden/>
+          </w:rPr>
+          <w:fldChar w:fldCharType="separate"/>
+        </w:r>
+        <w:r>
+          <w:rPr>
+            <w:noProof/>
+            <w:webHidden/>
+          </w:rPr>
+          <w:t>41</w:t>
+        </w:r>
+        <w:r>
+          <w:rPr>
+            <w:noProof/>
+            <w:webHidden/>
+          </w:rPr>
+          <w:fldChar w:fldCharType="end"/>
+        </w:r>
+      </w:hyperlink>
+    </w:p>
+    <w:p>
+      <w:pPr>
+        <w:pStyle w:val="TOC2"/>
+        <w:tabs>
+          <w:tab w:val="right" w:leader="dot" w:pos="9350"/>
+        </w:tabs>
+        <w:rPr>
+          <w:noProof/>
+          <w:kern w:val="2"/>
+          <w:lang w:eastAsia="en-US"/>
+          <w14:ligatures w14:val="standardContextual"/>
+        </w:rPr>
+      </w:pPr>
+      <w:hyperlink w:anchor="_Toc239348961" w:history="1">
+        <w:r>
+          <w:rPr>
+            <w:rStyle w:val="Hyperlink"/>
+            <w:noProof/>
+          </w:rPr>
+          <w:t>Phụ lục C. Phân công công việc</w:t>
+        </w:r>
+        <w:r>
+          <w:rPr>
+            <w:noProof/>
+            <w:webHidden/>
+          </w:rPr>
+          <w:tab/>
+        </w:r>
+        <w:r>
+          <w:rPr>
+            <w:noProof/>
+            <w:webHidden/>
+          </w:rPr>
+          <w:fldChar w:fldCharType="begin"/>
+        </w:r>
+        <w:r>
+          <w:rPr>
+            <w:noProof/>
+            <w:webHidden/>
+          </w:rPr>
+          <w:instrText xml:space="preserve"> PAGEREF _Toc239348961 \h </w:instrText>
+        </w:r>
+        <w:r>
+          <w:rPr>
+            <w:noProof/>
+            <w:webHidden/>
+          </w:rPr>
+        </w:r>
+        <w:r>
+          <w:rPr>
+            <w:noProof/>
+            <w:webHidden/>
+          </w:rPr>
+          <w:fldChar w:fldCharType="separate"/>
+        </w:r>
+        <w:r>
+          <w:rPr>
+            <w:noProof/>
+            <w:webHidden/>
+          </w:rPr>
+          <w:t>42</w:t>
+        </w:r>
+        <w:r>
+          <w:rPr>
+            <w:noProof/>
+            <w:webHidden/>
+          </w:rPr>
+          <w:fldChar w:fldCharType="end"/>
+        </w:r>
+      </w:hyperlink>
+    </w:p>
+    <w:p>
       <w:r>
         <w:fldChar w:fldCharType="end"/>
       </w:r>
@@ -3544,10 +3315,8 @@
       <w:pPr>
         <w:pStyle w:val="Heading1"/>
       </w:pPr>
-      <w:bookmarkStart w:id="8" w:name="chương-1-giới-thiệu"/>
-      <w:bookmarkStart w:id="9" w:name="_Toc239341911"/>
-      <w:bookmarkEnd w:id="4"/>
-      <w:bookmarkEnd w:id="6"/>
+      <w:bookmarkStart w:id="0" w:name="chương-1-giới-thiệu"/>
+      <w:bookmarkStart w:id="1" w:name="_Toc239348927"/>
       <w:r>
         <w:t>CHƯƠNG 1. GI</w:t>
       </w:r>
@@ -3563,14 +3332,14 @@
       <w:r>
         <w:t>U</w:t>
       </w:r>
-      <w:bookmarkEnd w:id="9"/>
+      <w:bookmarkEnd w:id="1"/>
     </w:p>
     <w:p>
       <w:pPr>
         <w:pStyle w:val="Heading2"/>
       </w:pPr>
-      <w:bookmarkStart w:id="10" w:name="X7d99df2d9d0c5141050eb9941026463f4c8ea2b"/>
-      <w:bookmarkStart w:id="11" w:name="_Toc239341912"/>
+      <w:bookmarkStart w:id="2" w:name="X7d99df2d9d0c5141050eb9941026463f4c8ea2b"/>
+      <w:bookmarkStart w:id="3" w:name="_Toc239348928"/>
       <w:r>
         <w:t>1.1. Đ</w:t>
       </w:r>
@@ -3589,7 +3358,7 @@
       <w:r>
         <w:t>ề</w:t>
       </w:r>
-      <w:bookmarkEnd w:id="11"/>
+      <w:bookmarkEnd w:id="3"/>
     </w:p>
     <w:p>
       <w:pPr>
@@ -3890,7 +3659,7 @@
         <w:t>ỉ</w:t>
       </w:r>
       <w:r>
-        <w:t xml:space="preserve"> 140 × 190 mm, nên đây đ</w:t>
+        <w:t xml:space="preserve"> 190 × 140 mm, nên đây đ</w:t>
       </w:r>
       <w:r>
         <w:t>ồ</w:t>
@@ -4327,19 +4096,61 @@
         <w:t>c ngoài</w:t>
       </w:r>
       <w:r>
-        <w:t>, vì hai lý do đo đư</w:t>
+        <w:t>, vì ba lý do: m</w:t>
+      </w:r>
+      <w:r>
+        <w:t>ộ</w:t>
+      </w:r>
+      <w:r>
+        <w:t>t đo đư</w:t>
       </w:r>
       <w:r>
         <w:t>ợ</w:t>
       </w:r>
       <w:r>
-        <w:t>c và m</w:t>
+        <w:t>c, m</w:t>
       </w:r>
       <w:r>
         <w:t>ộ</w:t>
       </w:r>
       <w:r>
-        <w:t>t lý do pháp lý.</w:t>
+        <w:t>t pháp lý, m</w:t>
+      </w:r>
+      <w:r>
+        <w:t>ộ</w:t>
+      </w:r>
+      <w:r>
+        <w:t>t thu</w:t>
+      </w:r>
+      <w:r>
+        <w:t>ộ</w:t>
+      </w:r>
+      <w:r>
+        <w:t>c đi</w:t>
+      </w:r>
+      <w:r>
+        <w:t>ề</w:t>
+      </w:r>
+      <w:r>
+        <w:t>u ki</w:t>
+      </w:r>
+      <w:r>
+        <w:t>ệ</w:t>
+      </w:r>
+      <w:r>
+        <w:t>n thu nh</w:t>
+      </w:r>
+      <w:r>
+        <w:t>ậ</w:t>
+      </w:r>
+      <w:r>
+        <w:t xml:space="preserve">n </w:t>
+      </w:r>
+      <w:r>
+        <w:t>ả</w:t>
+      </w:r>
+      <w:r>
+        <w:t>nh.</w:t>
       </w:r>
     </w:p>
     <w:p>
@@ -4484,10 +4295,7 @@
         <w:t>RodoSol-ALPR (Brazil)</w:t>
       </w:r>
       <w:r>
-        <w:t xml:space="preserve"> </w:t>
-      </w:r>
-      <w:r>
-        <w:t xml:space="preserve">— 4.000 </w:t>
+        <w:t xml:space="preserve"> — 4.000 </w:t>
       </w:r>
       <w:r>
         <w:t>ả</w:t>
@@ -5014,10 +4822,7 @@
         <w:t>c gia.</w:t>
       </w:r>
       <w:r>
-        <w:t xml:space="preserve"> </w:t>
-      </w:r>
-      <w:r>
-        <w:t>Bi</w:t>
+        <w:t xml:space="preserve"> Bi</w:t>
       </w:r>
       <w:r>
         <w:t>ể</w:t>
@@ -5304,7 +5109,10 @@
         <w:t>t:</w:t>
       </w:r>
       <w:r>
-        <w:t xml:space="preserve"> bi</w:t>
+        <w:t xml:space="preserve"> </w:t>
+      </w:r>
+      <w:r>
+        <w:t>bi</w:t>
       </w:r>
       <w:r>
         <w:t>ể</w:t>
@@ -5419,9 +5227,9 @@
       <w:pPr>
         <w:pStyle w:val="Heading2"/>
       </w:pPr>
-      <w:bookmarkStart w:id="12" w:name="X60021b7b958505251ec70bd32e2bac9f8a0361c"/>
-      <w:bookmarkStart w:id="13" w:name="_Toc239341913"/>
-      <w:bookmarkEnd w:id="10"/>
+      <w:bookmarkStart w:id="4" w:name="X60021b7b958505251ec70bd32e2bac9f8a0361c"/>
+      <w:bookmarkStart w:id="5" w:name="_Toc239348929"/>
+      <w:bookmarkEnd w:id="2"/>
       <w:r>
         <w:t>1.2. M</w:t>
       </w:r>
@@ -5437,13 +5245,13 @@
       <w:r>
         <w:t>m vi</w:t>
       </w:r>
-      <w:bookmarkEnd w:id="13"/>
+      <w:bookmarkEnd w:id="5"/>
     </w:p>
     <w:p>
       <w:pPr>
         <w:pStyle w:val="Heading3"/>
       </w:pPr>
-      <w:bookmarkStart w:id="14" w:name="Xce2aac2f1b52d9655f87180ec3edaddb3ae617b"/>
+      <w:bookmarkStart w:id="6" w:name="Xce2aac2f1b52d9655f87180ec3edaddb3ae617b"/>
       <w:r>
         <w:t>1.2.1. M</w:t>
       </w:r>
@@ -5685,7 +5493,10 @@
         <w:t>nh</w:t>
       </w:r>
       <w:r>
-        <w:t xml:space="preserve"> n</w:t>
+        <w:t xml:space="preserve"> </w:t>
+      </w:r>
+      <w:r>
+        <w:t>n</w:t>
       </w:r>
       <w:r>
         <w:t>ằ</w:t>
@@ -5839,13 +5650,10 @@
         </w:rPr>
         <w:t>ng 1.1.</w:t>
       </w:r>
-      <w:bookmarkStart w:id="15" w:name="tbl-1-1"/>
-      <w:bookmarkEnd w:id="15"/>
-      <w:r>
-        <w:t xml:space="preserve"> </w:t>
-      </w:r>
-      <w:r>
-        <w:t>Ch</w:t>
+      <w:bookmarkStart w:id="7" w:name="tbl-1-1"/>
+      <w:bookmarkEnd w:id="7"/>
+      <w:r>
+        <w:t xml:space="preserve"> Ch</w:t>
       </w:r>
       <w:r>
         <w:t>ỉ</w:t>
@@ -6859,8 +6667,8 @@
       <w:pPr>
         <w:pStyle w:val="Heading3"/>
       </w:pPr>
-      <w:bookmarkStart w:id="16" w:name="X7d6047d8b17ab29334551d7eac37ecfee7cb4ce"/>
-      <w:bookmarkEnd w:id="14"/>
+      <w:bookmarkStart w:id="8" w:name="X7d6047d8b17ab29334551d7eac37ecfee7cb4ce"/>
+      <w:bookmarkEnd w:id="6"/>
       <w:r>
         <w:t>1.2.2. Ph</w:t>
       </w:r>
@@ -6897,10 +6705,7 @@
         <w:t>m vi:</w:t>
       </w:r>
       <w:r>
-        <w:t xml:space="preserve"> </w:t>
-      </w:r>
-      <w:r>
-        <w:t>thu th</w:t>
+        <w:t xml:space="preserve"> thu th</w:t>
       </w:r>
       <w:r>
         <w:t>ậ</w:t>
@@ -7151,10 +6956,7 @@
         <w:t>m vi:</w:t>
       </w:r>
       <w:r>
-        <w:t xml:space="preserve"> </w:t>
-      </w:r>
-      <w:r>
-        <w:t>xác th</w:t>
+        <w:t xml:space="preserve"> xác th</w:t>
       </w:r>
       <w:r>
         <w:t>ự</w:t>
@@ -7280,7 +7082,13 @@
         <w:t>ệ</w:t>
       </w:r>
       <w:r>
-        <w:t>n b</w:t>
+        <w:t>n l</w:t>
+      </w:r>
+      <w:r>
+        <w:t>ạ</w:t>
+      </w:r>
+      <w:r>
+        <w:t>i b</w:t>
       </w:r>
       <w:r>
         <w:t>ộ</w:t>
@@ -7304,25 +7112,13 @@
         <w:t>ự</w:t>
       </w:r>
       <w:r>
-        <w:t xml:space="preserve"> t</w:t>
-      </w:r>
-      <w:r>
-        <w:t>ừ</w:t>
-      </w:r>
-      <w:r>
-        <w:t xml:space="preserve"> đ</w:t>
-      </w:r>
-      <w:r>
-        <w:t>ầ</w:t>
-      </w:r>
-      <w:r>
-        <w:t>u — đ</w:t>
-      </w:r>
-      <w:r>
-        <w:t>ồ</w:t>
-      </w:r>
-      <w:r>
-        <w:t xml:space="preserve"> án dùng mô hình ti</w:t>
+        <w:t xml:space="preserve"> — b</w:t>
+      </w:r>
+      <w:r>
+        <w:t>ả</w:t>
+      </w:r>
+      <w:r>
+        <w:t>n giao hàng dùng nguyên mô hình ti</w:t>
       </w:r>
       <w:r>
         <w:t>ề</w:t>
@@ -7340,19 +7136,73 @@
         <w:t>ệ</w:t>
       </w:r>
       <w:r>
-        <w:t>n và ch</w:t>
+        <w:t>n; m</w:t>
+      </w:r>
+      <w:r>
+        <w:t>ộ</w:t>
+      </w:r>
+      <w:r>
+        <w:t>t lư</w:t>
+      </w:r>
+      <w:r>
+        <w:t>ợ</w:t>
+      </w:r>
+      <w:r>
+        <w:t>t tinh ch</w:t>
       </w:r>
       <w:r>
         <w:t>ỉ</w:t>
       </w:r>
       <w:r>
-        <w:t xml:space="preserve"> tinh ch</w:t>
-      </w:r>
-      <w:r>
-        <w:t>ỉ</w:t>
-      </w:r>
-      <w:r>
-        <w:t>nh; suy lu</w:t>
+        <w:t>nh đã th</w:t>
+      </w:r>
+      <w:r>
+        <w:t>ử</w:t>
+      </w:r>
+      <w:r>
+        <w:t xml:space="preserve"> và b</w:t>
+      </w:r>
+      <w:r>
+        <w:t>ị</w:t>
+      </w:r>
+      <w:r>
+        <w:t xml:space="preserve"> lo</w:t>
+      </w:r>
+      <w:r>
+        <w:t>ạ</w:t>
+      </w:r>
+      <w:r>
+        <w:t>i vì kém hơn b</w:t>
+      </w:r>
+      <w:r>
+        <w:t>ả</w:t>
+      </w:r>
+      <w:r>
+        <w:t>n g</w:t>
+      </w:r>
+      <w:r>
+        <w:t>ố</w:t>
+      </w:r>
+      <w:r>
+        <w:t xml:space="preserve">c </w:t>
+      </w:r>
+      <w:r>
+        <w:t>ở</w:t>
+      </w:r>
+      <w:r>
+        <w:t xml:space="preserve"> c</w:t>
+      </w:r>
+      <w:r>
+        <w:t>ấ</w:t>
+      </w:r>
+      <w:r>
+        <w:t>u hình v</w:t>
+      </w:r>
+      <w:r>
+        <w:t>ậ</w:t>
+      </w:r>
+      <w:r>
+        <w:t>n hành; suy lu</w:t>
       </w:r>
       <w:r>
         <w:t>ậ</w:t>
@@ -7365,10 +7215,10 @@
       <w:pPr>
         <w:pStyle w:val="Heading2"/>
       </w:pPr>
-      <w:bookmarkStart w:id="17" w:name="X03724c88a1b7da9b434cf0a8db5356690a4bb71"/>
-      <w:bookmarkStart w:id="18" w:name="_Toc239341914"/>
-      <w:bookmarkEnd w:id="12"/>
-      <w:bookmarkEnd w:id="16"/>
+      <w:bookmarkStart w:id="9" w:name="X03724c88a1b7da9b434cf0a8db5356690a4bb71"/>
+      <w:bookmarkStart w:id="10" w:name="_Toc239348930"/>
+      <w:bookmarkEnd w:id="4"/>
+      <w:bookmarkEnd w:id="8"/>
       <w:r>
         <w:t>1.3. L</w:t>
       </w:r>
@@ -7387,7 +7237,7 @@
       <w:r>
         <w:t>ệ</w:t>
       </w:r>
-      <w:bookmarkEnd w:id="18"/>
+      <w:bookmarkEnd w:id="10"/>
     </w:p>
     <w:p>
       <w:pPr>
@@ -7648,8 +7498,8 @@
         </w:rPr>
         <w:t>ng 1.2.</w:t>
       </w:r>
-      <w:bookmarkStart w:id="19" w:name="tbl-1-2"/>
-      <w:bookmarkEnd w:id="19"/>
+      <w:bookmarkStart w:id="11" w:name="tbl-1-2"/>
+      <w:bookmarkEnd w:id="11"/>
       <w:r>
         <w:t xml:space="preserve"> Các quy</w:t>
       </w:r>
@@ -8070,7 +7920,10 @@
               <w:t>anchor-free</w:t>
             </w:r>
             <w:r>
-              <w:t xml:space="preserve"> — h</w:t>
+              <w:t xml:space="preserve"> </w:t>
+            </w:r>
+            <w:r>
+              <w:t>— h</w:t>
             </w:r>
             <w:r>
               <w:t>ồ</w:t>
@@ -9170,10 +9023,10 @@
       <w:pPr>
         <w:pStyle w:val="Heading1"/>
       </w:pPr>
-      <w:bookmarkStart w:id="20" w:name="chương-2-cơ-sở-lý-thuyết"/>
-      <w:bookmarkStart w:id="21" w:name="_Toc239341915"/>
-      <w:bookmarkEnd w:id="8"/>
-      <w:bookmarkEnd w:id="17"/>
+      <w:bookmarkStart w:id="12" w:name="chương-2-cơ-sở-lý-thuyết"/>
+      <w:bookmarkStart w:id="13" w:name="_Toc239348931"/>
+      <w:bookmarkEnd w:id="0"/>
+      <w:bookmarkEnd w:id="9"/>
       <w:r>
         <w:t>CHƯƠNG 2. CƠ S</w:t>
       </w:r>
@@ -9189,7 +9042,7 @@
       <w:r>
         <w:t>T</w:t>
       </w:r>
-      <w:bookmarkEnd w:id="21"/>
+      <w:bookmarkEnd w:id="13"/>
     </w:p>
     <w:p>
       <w:pPr>
@@ -9467,8 +9320,8 @@
       <w:pPr>
         <w:pStyle w:val="Heading2"/>
       </w:pPr>
-      <w:bookmarkStart w:id="22" w:name="X2256001523e16d112c59df938522f140b8b988e"/>
-      <w:bookmarkStart w:id="23" w:name="_Toc239341916"/>
+      <w:bookmarkStart w:id="14" w:name="X2256001523e16d112c59df938522f140b8b988e"/>
+      <w:bookmarkStart w:id="15" w:name="_Toc239348932"/>
       <w:r>
         <w:t>2.1. Quy chu</w:t>
       </w:r>
@@ -9514,13 +9367,13 @@
       <w:r>
         <w:t>c</w:t>
       </w:r>
-      <w:bookmarkEnd w:id="23"/>
+      <w:bookmarkEnd w:id="15"/>
     </w:p>
     <w:p>
       <w:pPr>
         <w:pStyle w:val="Heading3"/>
       </w:pPr>
-      <w:bookmarkStart w:id="24" w:name="Xc6053795e599d9b836456632f1e452b6b2036bb"/>
+      <w:bookmarkStart w:id="16" w:name="Xc6053795e599d9b836456632f1e452b6b2036bb"/>
       <w:r>
         <w:t>2.1.1. C</w:t>
       </w:r>
@@ -10853,8 +10706,8 @@
         </w:rPr>
         <w:t>ng 2.1.</w:t>
       </w:r>
-      <w:bookmarkStart w:id="25" w:name="tbl-2-1"/>
-      <w:bookmarkEnd w:id="25"/>
+      <w:bookmarkStart w:id="17" w:name="tbl-2-1"/>
+      <w:bookmarkEnd w:id="17"/>
       <w:r>
         <w:t xml:space="preserve"> T</w:t>
       </w:r>
@@ -11532,35 +11385,35 @@
           <w:i/>
           <w:iCs/>
         </w:rPr>
-        <w:t>n giao hàng dùng model g</w:t>
+        <w:t>n giao hàng dùng nguyên mô hình PP-OCRv5, t</w:t>
       </w:r>
       <w:r>
         <w:rPr>
           <w:i/>
           <w:iCs/>
         </w:rPr>
-        <w:t>ố</w:t>
+        <w:t>ậ</w:t>
       </w:r>
       <w:r>
         <w:rPr>
           <w:i/>
           <w:iCs/>
         </w:rPr>
-        <w:t>c PP-OCRv5, charset còn r</w:t>
+        <w:t>p ký t</w:t>
       </w:r>
       <w:r>
         <w:rPr>
           <w:i/>
           <w:iCs/>
         </w:rPr>
-        <w:t>ộ</w:t>
+        <w:t>ự</w:t>
       </w:r>
       <w:r>
         <w:rPr>
           <w:i/>
           <w:iCs/>
         </w:rPr>
-        <w:t>ng hơn 36; ràng bu</w:t>
+        <w:t xml:space="preserve"> còn r</w:t>
       </w:r>
       <w:r>
         <w:rPr>
@@ -11574,118 +11427,132 @@
           <w:i/>
           <w:iCs/>
         </w:rPr>
-        <w:t>c h</w:t>
+        <w:t>ng hơn 36; ràng bu</w:t>
       </w:r>
       <w:r>
         <w:rPr>
           <w:i/>
           <w:iCs/>
         </w:rPr>
-        <w:t>ợ</w:t>
+        <w:t>ộ</w:t>
       </w:r>
       <w:r>
         <w:rPr>
           <w:i/>
           <w:iCs/>
         </w:rPr>
-        <w:t>p l</w:t>
+        <w:t>c h</w:t>
       </w:r>
       <w:r>
         <w:rPr>
           <w:i/>
           <w:iCs/>
         </w:rPr>
-        <w:t>ệ</w:t>
+        <w:t>ợ</w:t>
       </w:r>
       <w:r>
         <w:rPr>
           <w:i/>
           <w:iCs/>
         </w:rPr>
-        <w:t xml:space="preserve"> v</w:t>
+        <w:t>p l</w:t>
       </w:r>
       <w:r>
         <w:rPr>
           <w:i/>
           <w:iCs/>
         </w:rPr>
-        <w:t>ẫ</w:t>
+        <w:t>ệ</w:t>
       </w:r>
       <w:r>
         <w:rPr>
           <w:i/>
           <w:iCs/>
         </w:rPr>
-        <w:t>n đ</w:t>
+        <w:t xml:space="preserve"> v</w:t>
       </w:r>
       <w:r>
         <w:rPr>
           <w:i/>
           <w:iCs/>
         </w:rPr>
-        <w:t>ặ</w:t>
+        <w:t>ẫ</w:t>
       </w:r>
       <w:r>
         <w:rPr>
           <w:i/>
           <w:iCs/>
         </w:rPr>
-        <w:t xml:space="preserve">t </w:t>
+        <w:t>n đ</w:t>
       </w:r>
       <w:r>
         <w:rPr>
           <w:i/>
           <w:iCs/>
         </w:rPr>
-        <w:t>ở</w:t>
+        <w:t>ặ</w:t>
       </w:r>
       <w:r>
         <w:rPr>
           <w:i/>
           <w:iCs/>
         </w:rPr>
-        <w:t xml:space="preserve"> t</w:t>
+        <w:t xml:space="preserve">t </w:t>
       </w:r>
       <w:r>
         <w:rPr>
           <w:i/>
           <w:iCs/>
         </w:rPr>
-        <w:t>ầ</w:t>
+        <w:t>ở</w:t>
       </w:r>
       <w:r>
         <w:rPr>
           <w:i/>
           <w:iCs/>
         </w:rPr>
-        <w:t>ng h</w:t>
+        <w:t xml:space="preserve"> t</w:t>
       </w:r>
       <w:r>
         <w:rPr>
           <w:i/>
           <w:iCs/>
         </w:rPr>
-        <w:t>ậ</w:t>
+        <w:t>ầ</w:t>
       </w:r>
       <w:r>
         <w:rPr>
           <w:i/>
           <w:iCs/>
         </w:rPr>
-        <w:t>u x</w:t>
+        <w:t>ng h</w:t>
       </w:r>
       <w:r>
         <w:rPr>
           <w:i/>
           <w:iCs/>
         </w:rPr>
-        <w:t>ử</w:t>
+        <w:t>ậ</w:t>
       </w:r>
       <w:r>
         <w:rPr>
           <w:i/>
           <w:iCs/>
         </w:rPr>
+        <w:t>u x</w:t>
+      </w:r>
+      <w:r>
+        <w:rPr>
+          <w:i/>
+          <w:iCs/>
+        </w:rPr>
+        <w:t>ử</w:t>
+      </w:r>
+      <w:r>
+        <w:rPr>
+          <w:i/>
+          <w:iCs/>
+        </w:rPr>
         <w:t xml:space="preserve"> lý.)</w:t>
       </w:r>
       <w:r>
@@ -11707,7 +11574,19 @@
         <w:t>ệ</w:t>
       </w:r>
       <w:r>
-        <w:t>n trên charset 20 ch</w:t>
+        <w:t>n trên t</w:t>
+      </w:r>
+      <w:r>
+        <w:t>ậ</w:t>
+      </w:r>
+      <w:r>
+        <w:t>p ký t</w:t>
+      </w:r>
+      <w:r>
+        <w:t>ự</w:t>
+      </w:r>
+      <w:r>
+        <w:t xml:space="preserve"> 20 ch</w:t>
       </w:r>
       <w:r>
         <w:t>ữ</w:t>
@@ -11870,8 +11749,8 @@
       <w:pPr>
         <w:pStyle w:val="Heading3"/>
       </w:pPr>
-      <w:bookmarkStart w:id="26" w:name="X6f9091f6a32f30c4cd28553815381aa3ce3868b"/>
-      <w:bookmarkEnd w:id="24"/>
+      <w:bookmarkStart w:id="18" w:name="X6f9091f6a32f30c4cd28553815381aa3ce3868b"/>
+      <w:bookmarkEnd w:id="16"/>
       <w:r>
         <w:t>2.1.2. Kích thư</w:t>
       </w:r>
@@ -12185,8 +12064,8 @@
         </w:rPr>
         <w:t>ng 2.2.</w:t>
       </w:r>
-      <w:bookmarkStart w:id="27" w:name="tbl-2-2"/>
-      <w:bookmarkEnd w:id="27"/>
+      <w:bookmarkStart w:id="19" w:name="tbl-2-2"/>
+      <w:bookmarkEnd w:id="19"/>
       <w:r>
         <w:t xml:space="preserve"> Kích thư</w:t>
       </w:r>
@@ -13159,8 +13038,8 @@
       <w:pPr>
         <w:pStyle w:val="Heading3"/>
       </w:pPr>
-      <w:bookmarkStart w:id="28" w:name="X6726366e2499fe3f38b846ec471e9e3e6496be2"/>
-      <w:bookmarkEnd w:id="26"/>
+      <w:bookmarkStart w:id="20" w:name="X6726366e2499fe3f38b846ec471e9e3e6496be2"/>
+      <w:bookmarkEnd w:id="18"/>
       <w:r>
         <w:t>2.1.3. Màu n</w:t>
       </w:r>
@@ -13217,8 +13096,8 @@
         </w:rPr>
         <w:t>ng 2.3.</w:t>
       </w:r>
-      <w:bookmarkStart w:id="29" w:name="tbl-2-3"/>
-      <w:bookmarkEnd w:id="29"/>
+      <w:bookmarkStart w:id="21" w:name="tbl-2-3"/>
+      <w:bookmarkEnd w:id="21"/>
       <w:r>
         <w:t xml:space="preserve"> </w:t>
       </w:r>
@@ -14146,10 +14025,10 @@
       <w:pPr>
         <w:pStyle w:val="Heading2"/>
       </w:pPr>
-      <w:bookmarkStart w:id="30" w:name="Xb21b4f0690a73e92e2a35192cb39315a0956521"/>
-      <w:bookmarkStart w:id="31" w:name="_Toc239341917"/>
-      <w:bookmarkEnd w:id="22"/>
-      <w:bookmarkEnd w:id="28"/>
+      <w:bookmarkStart w:id="22" w:name="Xb21b4f0690a73e92e2a35192cb39315a0956521"/>
+      <w:bookmarkStart w:id="23" w:name="_Toc239348933"/>
+      <w:bookmarkEnd w:id="14"/>
+      <w:bookmarkEnd w:id="20"/>
       <w:r>
         <w:t>2.2. Các phép x</w:t>
       </w:r>
@@ -14183,13 +14062,13 @@
       <w:r>
         <w:t xml:space="preserve"> án</w:t>
       </w:r>
-      <w:bookmarkEnd w:id="31"/>
+      <w:bookmarkEnd w:id="23"/>
     </w:p>
     <w:p>
       <w:pPr>
         <w:pStyle w:val="Heading3"/>
       </w:pPr>
-      <w:bookmarkStart w:id="32" w:name="X17678ef6816d318fc74ce86f602bca32e0afc54"/>
+      <w:bookmarkStart w:id="24" w:name="X17678ef6816d318fc74ce86f602bca32e0afc54"/>
       <w:r>
         <w:t>2.2.1. Chuy</w:t>
       </w:r>
@@ -14676,8 +14555,8 @@
       <w:pPr>
         <w:pStyle w:val="Heading3"/>
       </w:pPr>
-      <w:bookmarkStart w:id="33" w:name="X3d9552b455d03073ed64e8a9608a013a5d31604"/>
-      <w:bookmarkEnd w:id="32"/>
+      <w:bookmarkStart w:id="25" w:name="X3d9552b455d03073ed64e8a9608a013a5d31604"/>
+      <w:bookmarkEnd w:id="24"/>
       <w:r>
         <w:t>2.2.2. Cân b</w:t>
       </w:r>
@@ -15758,8 +15637,8 @@
       <w:pPr>
         <w:pStyle w:val="Heading3"/>
       </w:pPr>
-      <w:bookmarkStart w:id="34" w:name="Xa80c21b3bf2ecdc2295fe9aeb45d82e4ae0f9e6"/>
-      <w:bookmarkEnd w:id="33"/>
+      <w:bookmarkStart w:id="26" w:name="Xa80c21b3bf2ecdc2295fe9aeb45d82e4ae0f9e6"/>
+      <w:bookmarkEnd w:id="25"/>
       <w:r>
         <w:t>2.2.3. L</w:t>
       </w:r>
@@ -17242,8 +17121,8 @@
       <w:pPr>
         <w:pStyle w:val="Heading3"/>
       </w:pPr>
-      <w:bookmarkStart w:id="35" w:name="Xbd4d5ebae54e0e655c7332ede714aa927acdc48"/>
-      <w:bookmarkEnd w:id="34"/>
+      <w:bookmarkStart w:id="27" w:name="Xbd4d5ebae54e0e655c7332ede714aa927acdc48"/>
+      <w:bookmarkEnd w:id="26"/>
       <w:r>
         <w:t>2.2.4. Phóng đ</w:t>
       </w:r>
@@ -17844,8 +17723,8 @@
       <w:pPr>
         <w:pStyle w:val="Heading3"/>
       </w:pPr>
-      <w:bookmarkStart w:id="36" w:name="Xf8d8159e759ee5e3dc5e656a8d864a29261d4fb"/>
-      <w:bookmarkEnd w:id="35"/>
+      <w:bookmarkStart w:id="28" w:name="Xf8d8159e759ee5e3dc5e656a8d864a29261d4fb"/>
+      <w:bookmarkEnd w:id="27"/>
       <w:r>
         <w:t>2.2.5. Không gian màu HSV cho phân tích màu n</w:t>
       </w:r>
@@ -18278,8 +18157,8 @@
       <w:pPr>
         <w:pStyle w:val="Heading3"/>
       </w:pPr>
-      <w:bookmarkStart w:id="37" w:name="X8a170e7910e1cfff16c09830b1e2967394e5af4"/>
-      <w:bookmarkEnd w:id="36"/>
+      <w:bookmarkStart w:id="29" w:name="X8a170e7910e1cfff16c09830b1e2967394e5af4"/>
+      <w:bookmarkEnd w:id="28"/>
       <w:r>
         <w:t>2.2.6. Băm tri giác cho kh</w:t>
       </w:r>
@@ -19386,10 +19265,10 @@
       <w:pPr>
         <w:pStyle w:val="Heading2"/>
       </w:pPr>
-      <w:bookmarkStart w:id="38" w:name="X8ff52f1334e3f0e382caf7ffa1b7096a981291c"/>
-      <w:bookmarkStart w:id="39" w:name="_Toc239341918"/>
-      <w:bookmarkEnd w:id="30"/>
-      <w:bookmarkEnd w:id="37"/>
+      <w:bookmarkStart w:id="30" w:name="X8ff52f1334e3f0e382caf7ffa1b7096a981291c"/>
+      <w:bookmarkStart w:id="31" w:name="_Toc239348934"/>
+      <w:bookmarkEnd w:id="22"/>
+      <w:bookmarkEnd w:id="29"/>
       <w:r>
         <w:t>2.3. Phát hi</w:t>
       </w:r>
@@ -19408,13 +19287,13 @@
       <w:r>
         <w:t>ố</w:t>
       </w:r>
-      <w:bookmarkEnd w:id="39"/>
+      <w:bookmarkEnd w:id="31"/>
     </w:p>
     <w:p>
       <w:pPr>
         <w:pStyle w:val="Heading3"/>
       </w:pPr>
-      <w:bookmarkStart w:id="40" w:name="X15890f2678fe467ec7a20e7e5ece48c4fe6a6e4"/>
+      <w:bookmarkStart w:id="32" w:name="X15890f2678fe467ec7a20e7e5ece48c4fe6a6e4"/>
       <w:r>
         <w:t>2.3.1. Ki</w:t>
       </w:r>
@@ -19666,16 +19545,16 @@
           <w:noProof/>
         </w:rPr>
         <w:drawing>
-          <wp:inline distT="0" distB="0" distL="0" distR="0" wp14:anchorId="265FA2FC" wp14:editId="3DFC5FA2">
+          <wp:inline distT="0" distB="0" distL="0" distR="0" wp14:anchorId="6C3154E9" wp14:editId="3B934CAE">
             <wp:extent cx="5334000" cy="1435553"/>
             <wp:effectExtent l="0" t="0" r="0" b="0"/>
-            <wp:docPr id="37" name="Picture"/>
+            <wp:docPr id="32" name="Picture"/>
             <wp:cNvGraphicFramePr/>
             <a:graphic xmlns:a="http://schemas.openxmlformats.org/drawingml/2006/main">
               <a:graphicData uri="http://schemas.openxmlformats.org/drawingml/2006/picture">
                 <pic:pic xmlns:pic="http://schemas.openxmlformats.org/drawingml/2006/picture">
                   <pic:nvPicPr>
-                    <pic:cNvPr id="38" name="Picture" descr="figures/fig-ch2-05.png"/>
+                    <pic:cNvPr id="33" name="Picture" descr="figures/fig-ch2-05.png"/>
                     <pic:cNvPicPr>
                       <a:picLocks noChangeAspect="1" noChangeArrowheads="1"/>
                     </pic:cNvPicPr>
@@ -19719,8 +19598,8 @@
         </w:rPr>
         <w:t>Hình 2.1.</w:t>
       </w:r>
-      <w:bookmarkStart w:id="41" w:name="fig-2-1"/>
-      <w:bookmarkEnd w:id="41"/>
+      <w:bookmarkStart w:id="33" w:name="fig-2-1"/>
+      <w:bookmarkEnd w:id="33"/>
       <w:r>
         <w:t xml:space="preserve"> Ki</w:t>
       </w:r>
@@ -20192,8 +20071,8 @@
       <w:pPr>
         <w:pStyle w:val="Heading3"/>
       </w:pPr>
-      <w:bookmarkStart w:id="42" w:name="Xbb146ede337e6665fea879d2ba7c8bdfcbd11e7"/>
-      <w:bookmarkEnd w:id="40"/>
+      <w:bookmarkStart w:id="34" w:name="Xbb146ede337e6665fea879d2ba7c8bdfcbd11e7"/>
+      <w:bookmarkEnd w:id="32"/>
       <w:r>
         <w:t>2.3.2. Ch</w:t>
       </w:r>
@@ -21127,10 +21006,10 @@
       <w:pPr>
         <w:pStyle w:val="Heading2"/>
       </w:pPr>
-      <w:bookmarkStart w:id="43" w:name="X1a77f36e16d4ad267b00eabe7cf793e1dbe08e9"/>
-      <w:bookmarkStart w:id="44" w:name="_Toc239341919"/>
-      <w:bookmarkEnd w:id="38"/>
-      <w:bookmarkEnd w:id="42"/>
+      <w:bookmarkStart w:id="35" w:name="X1a77f36e16d4ad267b00eabe7cf793e1dbe08e9"/>
+      <w:bookmarkStart w:id="36" w:name="_Toc239348935"/>
+      <w:bookmarkEnd w:id="30"/>
+      <w:bookmarkEnd w:id="34"/>
       <w:r>
         <w:t>2.4. Nh</w:t>
       </w:r>
@@ -21170,13 +21049,13 @@
       <w:r>
         <w:t>n hai dòng</w:t>
       </w:r>
-      <w:bookmarkEnd w:id="44"/>
+      <w:bookmarkEnd w:id="36"/>
     </w:p>
     <w:p>
       <w:pPr>
         <w:pStyle w:val="Heading3"/>
       </w:pPr>
-      <w:bookmarkStart w:id="45" w:name="Xe83b99ff4f9e166a4486fbbbb917c3cf6660cf0"/>
+      <w:bookmarkStart w:id="37" w:name="Xe83b99ff4f9e166a4486fbbbb917c3cf6660cf0"/>
       <w:r>
         <w:t>2.4.1. Ki</w:t>
       </w:r>
@@ -22298,16 +22177,16 @@
           <w:noProof/>
         </w:rPr>
         <w:drawing>
-          <wp:inline distT="0" distB="0" distL="0" distR="0" wp14:anchorId="15EDABA3" wp14:editId="59DE4143">
+          <wp:inline distT="0" distB="0" distL="0" distR="0" wp14:anchorId="1CF1878E" wp14:editId="78EA0BFA">
             <wp:extent cx="5334000" cy="2884362"/>
             <wp:effectExtent l="0" t="0" r="0" b="0"/>
-            <wp:docPr id="44" name="Picture"/>
+            <wp:docPr id="39" name="Picture"/>
             <wp:cNvGraphicFramePr/>
             <a:graphic xmlns:a="http://schemas.openxmlformats.org/drawingml/2006/main">
               <a:graphicData uri="http://schemas.openxmlformats.org/drawingml/2006/picture">
                 <pic:pic xmlns:pic="http://schemas.openxmlformats.org/drawingml/2006/picture">
                   <pic:nvPicPr>
-                    <pic:cNvPr id="45" name="Picture" descr="figures/fig-ch2-crnn-ctc.png"/>
+                    <pic:cNvPr id="40" name="Picture" descr="figures/fig-ch2-crnn-ctc.png"/>
                     <pic:cNvPicPr>
                       <a:picLocks noChangeAspect="1" noChangeArrowheads="1"/>
                     </pic:cNvPicPr>
@@ -22351,8 +22230,8 @@
         </w:rPr>
         <w:t>Hình 2.2.</w:t>
       </w:r>
-      <w:bookmarkStart w:id="46" w:name="fig-2-2"/>
-      <w:bookmarkEnd w:id="46"/>
+      <w:bookmarkStart w:id="38" w:name="fig-2-2"/>
+      <w:bookmarkEnd w:id="38"/>
       <w:r>
         <w:t xml:space="preserve"> Ki</w:t>
       </w:r>
@@ -22372,179 +22251,15 @@
         <w:t>ỗ</w:t>
       </w:r>
       <w:r>
-        <w:t>i thô. Đi</w:t>
-      </w:r>
-      <w:r>
-        <w:t>ể</w:t>
-      </w:r>
-      <w:r>
-        <w:t>m m</w:t>
-      </w:r>
-      <w:r>
-        <w:t>ấ</w:t>
-      </w:r>
-      <w:r>
-        <w:t>u ch</w:t>
-      </w:r>
-      <w:r>
-        <w:t>ố</w:t>
-      </w:r>
-      <w:r>
-        <w:t>t n</w:t>
-      </w:r>
-      <w:r>
-        <w:t>ằ</w:t>
-      </w:r>
-      <w:r>
-        <w:t xml:space="preserve">m </w:t>
-      </w:r>
-      <w:r>
-        <w:t>ở</w:t>
-      </w:r>
-      <w:r>
-        <w:t xml:space="preserve"> t</w:t>
-      </w:r>
-      <w:r>
-        <w:t>ầ</w:t>
-      </w:r>
-      <w:r>
-        <w:t>ng tích ch</w:t>
-      </w:r>
-      <w:r>
-        <w:t>ậ</w:t>
-      </w:r>
-      <w:r>
-        <w:t>p: nó h</w:t>
-      </w:r>
-      <w:r>
-        <w:t>ạ</w:t>
-      </w:r>
-      <w:r>
-        <w:t xml:space="preserve"> </w:t>
-      </w:r>
-      <w:r>
-        <w:rPr>
-          <w:b/>
-          <w:bCs/>
-        </w:rPr>
-        <w:t>chi</w:t>
-      </w:r>
-      <w:r>
-        <w:rPr>
-          <w:b/>
-          <w:bCs/>
-        </w:rPr>
-        <w:t>ề</w:t>
-      </w:r>
-      <w:r>
-        <w:rPr>
-          <w:b/>
-          <w:bCs/>
-        </w:rPr>
-        <w:t>u cao v</w:t>
-      </w:r>
-      <w:r>
-        <w:rPr>
-          <w:b/>
-          <w:bCs/>
-        </w:rPr>
-        <w:t>ề</w:t>
-      </w:r>
-      <w:r>
-        <w:rPr>
-          <w:b/>
-          <w:bCs/>
-        </w:rPr>
-        <w:t xml:space="preserve"> 1</w:t>
-      </w:r>
-      <w:r>
-        <w:t>, bi</w:t>
-      </w:r>
-      <w:r>
-        <w:t>ế</w:t>
-      </w:r>
-      <w:r>
-        <w:t>n b</w:t>
-      </w:r>
-      <w:r>
-        <w:t>ả</w:t>
-      </w:r>
-      <w:r>
-        <w:t>n đ</w:t>
-      </w:r>
-      <w:r>
-        <w:t>ồ</w:t>
-      </w:r>
-      <w:r>
-        <w:t xml:space="preserve"> đ</w:t>
-      </w:r>
-      <w:r>
-        <w:t>ặ</w:t>
-      </w:r>
-      <w:r>
-        <w:t>c trưng hai chi</w:t>
-      </w:r>
-      <w:r>
-        <w:t>ề</w:t>
-      </w:r>
-      <w:r>
-        <w:t>u thành m</w:t>
-      </w:r>
-      <w:r>
-        <w:t>ộ</w:t>
-      </w:r>
-      <w:r>
-        <w:t>t chu</w:t>
-      </w:r>
-      <w:r>
-        <w:t>ỗ</w:t>
-      </w:r>
-      <w:r>
-        <w:t>i vector — nh</w:t>
-      </w:r>
-      <w:r>
-        <w:t>ờ</w:t>
-      </w:r>
-      <w:r>
-        <w:t xml:space="preserve"> đó bài toán đ</w:t>
-      </w:r>
-      <w:r>
-        <w:t>ọ</w:t>
-      </w:r>
-      <w:r>
-        <w:t xml:space="preserve">c </w:t>
-      </w:r>
-      <w:r>
-        <w:t>ả</w:t>
-      </w:r>
-      <w:r>
-        <w:t>nh tr</w:t>
-      </w:r>
-      <w:r>
-        <w:t>ở</w:t>
-      </w:r>
-      <w:r>
-        <w:t xml:space="preserve"> thành bài toán đ</w:t>
-      </w:r>
-      <w:r>
-        <w:t>ọ</w:t>
-      </w:r>
-      <w:r>
-        <w:t>c chu</w:t>
-      </w:r>
-      <w:r>
-        <w:t>ỗ</w:t>
-      </w:r>
-      <w:r>
-        <w:t>i (Hình 2.3).</w:t>
+        <w:t>i thô</w:t>
       </w:r>
     </w:p>
     <w:p>
       <w:pPr>
         <w:pStyle w:val="Heading3"/>
       </w:pPr>
-      <w:bookmarkStart w:id="47" w:name="Xe75111e7e16a7041ade7959de0482f072d2b426"/>
-      <w:bookmarkEnd w:id="45"/>
+      <w:bookmarkStart w:id="39" w:name="Xe75111e7e16a7041ade7959de0482f072d2b426"/>
+      <w:bookmarkEnd w:id="37"/>
       <w:r>
         <w:t>2.4.2. Vì sao CTC gãy trên bi</w:t>
       </w:r>
@@ -22564,16 +22279,16 @@
           <w:noProof/>
         </w:rPr>
         <w:drawing>
-          <wp:inline distT="0" distB="0" distL="0" distR="0" wp14:anchorId="3E7A9842" wp14:editId="002FEB8E">
+          <wp:inline distT="0" distB="0" distL="0" distR="0" wp14:anchorId="45DA7B44" wp14:editId="69B7CCDF">
             <wp:extent cx="5334000" cy="632732"/>
             <wp:effectExtent l="0" t="0" r="0" b="0"/>
-            <wp:docPr id="49" name="Picture"/>
+            <wp:docPr id="44" name="Picture"/>
             <wp:cNvGraphicFramePr/>
             <a:graphic xmlns:a="http://schemas.openxmlformats.org/drawingml/2006/main">
               <a:graphicData uri="http://schemas.openxmlformats.org/drawingml/2006/picture">
                 <pic:pic xmlns:pic="http://schemas.openxmlformats.org/drawingml/2006/picture">
                   <pic:nvPicPr>
-                    <pic:cNvPr id="50" name="Picture" descr="figures/fig-ch2-07.png"/>
+                    <pic:cNvPr id="45" name="Picture" descr="figures/fig-ch2-07.png"/>
                     <pic:cNvPicPr>
                       <a:picLocks noChangeAspect="1" noChangeArrowheads="1"/>
                     </pic:cNvPicPr>
@@ -22617,8 +22332,8 @@
         </w:rPr>
         <w:t>Hình 2.3.</w:t>
       </w:r>
-      <w:bookmarkStart w:id="48" w:name="fig-2-3"/>
-      <w:bookmarkEnd w:id="48"/>
+      <w:bookmarkStart w:id="40" w:name="fig-2-3"/>
+      <w:bookmarkEnd w:id="40"/>
       <w:r>
         <w:t xml:space="preserve"> Cơ ch</w:t>
       </w:r>
@@ -22788,7 +22503,10 @@
         <w:t>t dòng ngang</w:t>
       </w:r>
       <w:r>
-        <w:t>. V</w:t>
+        <w:t xml:space="preserve"> </w:t>
+      </w:r>
+      <w:r>
+        <w:t>(Hình 2.3). V</w:t>
       </w:r>
       <w:r>
         <w:t>ớ</w:t>
@@ -23483,10 +23201,7 @@
         <w:t>c khi đưa vào mô hình</w:t>
       </w:r>
       <w:r>
-        <w:t xml:space="preserve"> </w:t>
-      </w:r>
-      <w:r>
-        <w:t>— và làm sao cho hàng ký t</w:t>
+        <w:t xml:space="preserve"> — và làm sao cho hàng ký t</w:t>
       </w:r>
       <w:r>
         <w:t>ự</w:t>
@@ -23535,8 +23250,8 @@
       <w:pPr>
         <w:pStyle w:val="Heading3"/>
       </w:pPr>
-      <w:bookmarkStart w:id="49" w:name="X95dd2e82cf05842822b4984f6b9140a049c3e5c"/>
-      <w:bookmarkEnd w:id="47"/>
+      <w:bookmarkStart w:id="41" w:name="X95dd2e82cf05842822b4984f6b9140a049c3e5c"/>
+      <w:bookmarkEnd w:id="39"/>
       <w:r>
         <w:t>2.4.3. Ch</w:t>
       </w:r>
@@ -24466,40 +24181,40 @@
       <w:pPr>
         <w:pStyle w:val="Heading1"/>
       </w:pPr>
-      <w:bookmarkStart w:id="50" w:name="chương-3-thiết-kế-và-cài-đặt"/>
-      <w:bookmarkStart w:id="51" w:name="_Toc239341920"/>
-      <w:bookmarkEnd w:id="20"/>
+      <w:bookmarkStart w:id="42" w:name="chương-3-thiết-kế-và-cài-đặt"/>
+      <w:bookmarkStart w:id="43" w:name="_Toc239348936"/>
+      <w:bookmarkEnd w:id="12"/>
+      <w:bookmarkEnd w:id="35"/>
+      <w:bookmarkEnd w:id="41"/>
+      <w:r>
+        <w:t>CHƯƠNG 3. THI</w:t>
+      </w:r>
+      <w:r>
+        <w:t>Ế</w:t>
+      </w:r>
+      <w:r>
+        <w:t>T K</w:t>
+      </w:r>
+      <w:r>
+        <w:t>Ế</w:t>
+      </w:r>
+      <w:r>
+        <w:t xml:space="preserve"> VÀ CÀI Đ</w:t>
+      </w:r>
+      <w:r>
+        <w:t>Ặ</w:t>
+      </w:r>
+      <w:r>
+        <w:t>T</w:t>
+      </w:r>
       <w:bookmarkEnd w:id="43"/>
-      <w:bookmarkEnd w:id="49"/>
-      <w:r>
-        <w:t>CHƯƠNG 3. THI</w:t>
-      </w:r>
-      <w:r>
-        <w:t>Ế</w:t>
-      </w:r>
-      <w:r>
-        <w:t>T K</w:t>
-      </w:r>
-      <w:r>
-        <w:t>Ế</w:t>
-      </w:r>
-      <w:r>
-        <w:t xml:space="preserve"> VÀ CÀI Đ</w:t>
-      </w:r>
-      <w:r>
-        <w:t>Ặ</w:t>
-      </w:r>
-      <w:r>
-        <w:t>T</w:t>
-      </w:r>
-      <w:bookmarkEnd w:id="51"/>
     </w:p>
     <w:p>
       <w:pPr>
         <w:pStyle w:val="Heading2"/>
       </w:pPr>
-      <w:bookmarkStart w:id="52" w:name="X21a22cc9b66dca004f2960f37df13c53a04e97b"/>
-      <w:bookmarkStart w:id="53" w:name="_Toc239341921"/>
+      <w:bookmarkStart w:id="44" w:name="X21a22cc9b66dca004f2960f37df13c53a04e97b"/>
+      <w:bookmarkStart w:id="45" w:name="_Toc239348937"/>
       <w:r>
         <w:t>3.1. Ki</w:t>
       </w:r>
@@ -24518,7 +24233,7 @@
       <w:r>
         <w:t>ể</w:t>
       </w:r>
-      <w:bookmarkEnd w:id="53"/>
+      <w:bookmarkEnd w:id="45"/>
     </w:p>
     <w:p>
       <w:pPr>
@@ -24591,16 +24306,16 @@
           <w:noProof/>
         </w:rPr>
         <w:drawing>
-          <wp:inline distT="0" distB="0" distL="0" distR="0" wp14:anchorId="496C5651" wp14:editId="5C382FF3">
+          <wp:inline distT="0" distB="0" distL="0" distR="0" wp14:anchorId="4B3B79CD" wp14:editId="43BC91CD">
             <wp:extent cx="5334000" cy="401410"/>
             <wp:effectExtent l="0" t="0" r="0" b="0"/>
-            <wp:docPr id="57" name="Picture"/>
+            <wp:docPr id="52" name="Picture"/>
             <wp:cNvGraphicFramePr/>
             <a:graphic xmlns:a="http://schemas.openxmlformats.org/drawingml/2006/main">
               <a:graphicData uri="http://schemas.openxmlformats.org/drawingml/2006/picture">
                 <pic:pic xmlns:pic="http://schemas.openxmlformats.org/drawingml/2006/picture">
                   <pic:nvPicPr>
-                    <pic:cNvPr id="58" name="Picture" descr="figures/fig-ch4-03.png"/>
+                    <pic:cNvPr id="53" name="Picture" descr="figures/fig-ch4-03.png"/>
                     <pic:cNvPicPr>
                       <a:picLocks noChangeAspect="1" noChangeArrowheads="1"/>
                     </pic:cNvPicPr>
@@ -24644,13 +24359,10 @@
         </w:rPr>
         <w:t>Hình 3.1.</w:t>
       </w:r>
-      <w:bookmarkStart w:id="54" w:name="fig-3-1"/>
-      <w:bookmarkEnd w:id="54"/>
-      <w:r>
-        <w:t xml:space="preserve"> </w:t>
-      </w:r>
-      <w:r>
-        <w:t>Lu</w:t>
+      <w:bookmarkStart w:id="46" w:name="fig-3-1"/>
+      <w:bookmarkEnd w:id="46"/>
+      <w:r>
+        <w:t xml:space="preserve"> Lu</w:t>
       </w:r>
       <w:r>
         <w:t>ồ</w:t>
@@ -24889,7 +24601,10 @@
         <w:t>n</w:t>
       </w:r>
       <w:r>
-        <w:t xml:space="preserve"> — YOLO11n trên </w:t>
+        <w:t xml:space="preserve"> </w:t>
+      </w:r>
+      <w:r>
+        <w:t xml:space="preserve">— YOLO11n trên </w:t>
       </w:r>
       <w:r>
         <w:t>ả</w:t>
@@ -25197,10 +24912,7 @@
         <w:t>n</w:t>
       </w:r>
       <w:r>
-        <w:t xml:space="preserve"> </w:t>
-      </w:r>
-      <w:r>
-        <w:t>— chu</w:t>
+        <w:t xml:space="preserve"> — chu</w:t>
       </w:r>
       <w:r>
         <w:t>ẩ</w:t>
@@ -25650,10 +25362,7 @@
         <w:t>i</w:t>
       </w:r>
       <w:r>
-        <w:t xml:space="preserve"> </w:t>
-      </w:r>
-      <w:r>
-        <w:t>nó, nên m</w:t>
+        <w:t xml:space="preserve"> nó, nên m</w:t>
       </w:r>
       <w:r>
         <w:t>ỗ</w:t>
@@ -26213,10 +25922,7 @@
         <w:t>ch</w:t>
       </w:r>
       <w:r>
-        <w:t xml:space="preserve"> </w:t>
-      </w:r>
-      <w:r>
-        <w:t>đóng góp c</w:t>
+        <w:t xml:space="preserve"> đóng góp c</w:t>
       </w:r>
       <w:r>
         <w:t>ủ</w:t>
@@ -26252,16 +25958,16 @@
         <w:t>ụ</w:t>
       </w:r>
       <w:r>
-        <w:t>c 4.3.2 (Hình 3.2).</w:t>
+        <w:t>c 4.3.2.</w:t>
       </w:r>
     </w:p>
     <w:p>
       <w:pPr>
         <w:pStyle w:val="Heading2"/>
       </w:pPr>
-      <w:bookmarkStart w:id="55" w:name="X1f307d8f8c73bce8db8683c986faea6c8ea66a3"/>
-      <w:bookmarkStart w:id="56" w:name="_Toc239341922"/>
-      <w:bookmarkEnd w:id="52"/>
+      <w:bookmarkStart w:id="47" w:name="X1f307d8f8c73bce8db8683c986faea6c8ea66a3"/>
+      <w:bookmarkStart w:id="48" w:name="_Toc239348938"/>
+      <w:bookmarkEnd w:id="44"/>
       <w:r>
         <w:t>3.2. Xây d</w:t>
       </w:r>
@@ -26289,13 +25995,13 @@
       <w:r>
         <w:t>u</w:t>
       </w:r>
-      <w:bookmarkEnd w:id="56"/>
+      <w:bookmarkEnd w:id="48"/>
     </w:p>
     <w:p>
       <w:pPr>
         <w:pStyle w:val="Heading3"/>
       </w:pPr>
-      <w:bookmarkStart w:id="57" w:name="X1e79da8d4591a4178a53ac3ec8ada254cbc010c"/>
+      <w:bookmarkStart w:id="49" w:name="X1e79da8d4591a4178a53ac3ec8ada254cbc010c"/>
       <w:r>
         <w:t>3.2.1. Đư</w:t>
       </w:r>
@@ -26327,16 +26033,16 @@
           <w:noProof/>
         </w:rPr>
         <w:drawing>
-          <wp:inline distT="0" distB="0" distL="0" distR="0" wp14:anchorId="72947349" wp14:editId="4417BAF2">
+          <wp:inline distT="0" distB="0" distL="0" distR="0" wp14:anchorId="343247A1" wp14:editId="07F2C362">
             <wp:extent cx="5334000" cy="802821"/>
             <wp:effectExtent l="0" t="0" r="0" b="0"/>
-            <wp:docPr id="62" name="Picture"/>
+            <wp:docPr id="57" name="Picture"/>
             <wp:cNvGraphicFramePr/>
             <a:graphic xmlns:a="http://schemas.openxmlformats.org/drawingml/2006/main">
               <a:graphicData uri="http://schemas.openxmlformats.org/drawingml/2006/picture">
                 <pic:pic xmlns:pic="http://schemas.openxmlformats.org/drawingml/2006/picture">
                   <pic:nvPicPr>
-                    <pic:cNvPr id="63" name="Picture" descr="figures/fig-ch5-01.png"/>
+                    <pic:cNvPr id="58" name="Picture" descr="figures/fig-ch5-01.png"/>
                     <pic:cNvPicPr>
                       <a:picLocks noChangeAspect="1" noChangeArrowheads="1"/>
                     </pic:cNvPicPr>
@@ -26380,10 +26086,13 @@
         </w:rPr>
         <w:t>Hình 3.2.</w:t>
       </w:r>
-      <w:bookmarkStart w:id="58" w:name="fig-3-2"/>
-      <w:bookmarkEnd w:id="58"/>
-      <w:r>
-        <w:t xml:space="preserve"> Đư</w:t>
+      <w:bookmarkStart w:id="50" w:name="fig-3-2"/>
+      <w:bookmarkEnd w:id="50"/>
+      <w:r>
+        <w:t xml:space="preserve"> </w:t>
+      </w:r>
+      <w:r>
+        <w:t>Đư</w:t>
       </w:r>
       <w:r>
         <w:t>ờ</w:t>
@@ -26433,7 +26142,19 @@
         <w:pStyle w:val="BodyText"/>
       </w:pPr>
       <w:r>
-        <w:t>M</w:t>
+        <w:t>Hình 3.2 tóm t</w:t>
+      </w:r>
+      <w:r>
+        <w:t>ắ</w:t>
+      </w:r>
+      <w:r>
+        <w:t>t sáu bư</w:t>
+      </w:r>
+      <w:r>
+        <w:t>ớ</w:t>
+      </w:r>
+      <w:r>
+        <w:t>c; m</w:t>
       </w:r>
       <w:r>
         <w:t>ỗ</w:t>
@@ -26787,13 +26508,10 @@
         </w:rPr>
         <w:t>ng 3.1.</w:t>
       </w:r>
-      <w:bookmarkStart w:id="59" w:name="tbl-3-1"/>
-      <w:bookmarkEnd w:id="59"/>
-      <w:r>
-        <w:t xml:space="preserve"> </w:t>
-      </w:r>
-      <w:r>
-        <w:t>Đóng góp c</w:t>
+      <w:bookmarkStart w:id="51" w:name="tbl-3-1"/>
+      <w:bookmarkEnd w:id="51"/>
+      <w:r>
+        <w:t xml:space="preserve"> Đóng góp c</w:t>
       </w:r>
       <w:r>
         <w:t>ủ</w:t>
@@ -27553,6 +27271,9 @@
               </w:rPr>
               <w:t>ng</w:t>
             </w:r>
+            <w:r>
+              <w:t xml:space="preserve"> †</w:t>
+            </w:r>
           </w:p>
         </w:tc>
         <w:tc>
@@ -27613,10 +27334,170 @@
     </w:tbl>
     <w:p>
       <w:pPr>
+        <w:pStyle w:val="BodyText"/>
+      </w:pPr>
+      <w:r>
+        <w:t>† C</w:t>
+      </w:r>
+      <w:r>
+        <w:t>ộ</w:t>
+      </w:r>
+      <w:r>
+        <w:t xml:space="preserve">t </w:t>
+      </w:r>
+      <w:r>
+        <w:rPr>
+          <w:i/>
+          <w:iCs/>
+        </w:rPr>
+        <w:t>Vào h</w:t>
+      </w:r>
+      <w:r>
+        <w:rPr>
+          <w:i/>
+          <w:iCs/>
+        </w:rPr>
+        <w:t>ợ</w:t>
+      </w:r>
+      <w:r>
+        <w:rPr>
+          <w:i/>
+          <w:iCs/>
+        </w:rPr>
+        <w:t>p nh</w:t>
+      </w:r>
+      <w:r>
+        <w:rPr>
+          <w:i/>
+          <w:iCs/>
+        </w:rPr>
+        <w:t>ấ</w:t>
+      </w:r>
+      <w:r>
+        <w:rPr>
+          <w:i/>
+          <w:iCs/>
+        </w:rPr>
+        <w:t>t</w:t>
+      </w:r>
+      <w:r>
+        <w:t xml:space="preserve"> c</w:t>
+      </w:r>
+      <w:r>
+        <w:t>ộ</w:t>
+      </w:r>
+      <w:r>
+        <w:t>ng l</w:t>
+      </w:r>
+      <w:r>
+        <w:t>ạ</w:t>
+      </w:r>
+      <w:r>
+        <w:t>i đư</w:t>
+      </w:r>
+      <w:r>
+        <w:t>ợ</w:t>
+      </w:r>
+      <w:r>
+        <w:t>c 27.113; bư</w:t>
+      </w:r>
+      <w:r>
+        <w:t>ớ</w:t>
+      </w:r>
+      <w:r>
+        <w:t>c h</w:t>
+      </w:r>
+      <w:r>
+        <w:t>ợ</w:t>
+      </w:r>
+      <w:r>
+        <w:t>p nh</w:t>
+      </w:r>
+      <w:r>
+        <w:t>ấ</w:t>
+      </w:r>
+      <w:r>
+        <w:t>t g</w:t>
+      </w:r>
+      <w:r>
+        <w:t>ạ</w:t>
+      </w:r>
+      <w:r>
+        <w:t xml:space="preserve">t hai </w:t>
+      </w:r>
+      <w:r>
+        <w:t>ả</w:t>
+      </w:r>
+      <w:r>
+        <w:t>nh n</w:t>
+      </w:r>
+      <w:r>
+        <w:t>ằ</w:t>
+      </w:r>
+      <w:r>
+        <w:t>m trong danh sách lo</w:t>
+      </w:r>
+      <w:r>
+        <w:t>ạ</w:t>
+      </w:r>
+      <w:r>
+        <w:t>i tr</w:t>
+      </w:r>
+      <w:r>
+        <w:t>ừ</w:t>
+      </w:r>
+      <w:r>
+        <w:t xml:space="preserve"> ra trư</w:t>
+      </w:r>
+      <w:r>
+        <w:t>ớ</w:t>
+      </w:r>
+      <w:r>
+        <w:t>c khi ghi (</w:t>
+      </w:r>
+      <w:r>
+        <w:rPr>
+          <w:rStyle w:val="VerbatimChar"/>
+        </w:rPr>
+        <w:t>skipped_excluded = 2</w:t>
+      </w:r>
+      <w:r>
+        <w:t xml:space="preserve"> </w:t>
+      </w:r>
+      <w:r>
+        <w:t>trong báo cáo h</w:t>
+      </w:r>
+      <w:r>
+        <w:t>ợ</w:t>
+      </w:r>
+      <w:r>
+        <w:t>p nh</w:t>
+      </w:r>
+      <w:r>
+        <w:t>ấ</w:t>
+      </w:r>
+      <w:r>
+        <w:t>t), nên t</w:t>
+      </w:r>
+      <w:r>
+        <w:t>ổ</w:t>
+      </w:r>
+      <w:r>
+        <w:t>ng th</w:t>
+      </w:r>
+      <w:r>
+        <w:t>ự</w:t>
+      </w:r>
+      <w:r>
+        <w:t>c ghi là 27.111.</w:t>
+      </w:r>
+    </w:p>
+    <w:p>
+      <w:pPr>
         <w:pStyle w:val="Heading3"/>
       </w:pPr>
-      <w:bookmarkStart w:id="60" w:name="X64d82190221a74699ea3479b79b7053876c14e1"/>
-      <w:bookmarkEnd w:id="57"/>
+      <w:bookmarkStart w:id="52" w:name="X64d82190221a74699ea3479b79b7053876c14e1"/>
+      <w:bookmarkEnd w:id="49"/>
       <w:r>
         <w:t>3.2.2. Kh</w:t>
       </w:r>
@@ -28098,7 +27979,10 @@
         <w:t>ng + 1</w:t>
       </w:r>
       <w:r>
-        <w:t xml:space="preserve"> d</w:t>
+        <w:t xml:space="preserve"> </w:t>
+      </w:r>
+      <w:r>
+        <w:t>d</w:t>
       </w:r>
       <w:r>
         <w:t>ả</w:t>
@@ -28569,8 +28453,8 @@
       <w:pPr>
         <w:pStyle w:val="Heading3"/>
       </w:pPr>
-      <w:bookmarkStart w:id="61" w:name="Xf8dacc666c01a5b829976131e6f9d976c84a7ef"/>
-      <w:bookmarkEnd w:id="60"/>
+      <w:bookmarkStart w:id="53" w:name="Xf8dacc666c01a5b829976131e6f9d976c84a7ef"/>
+      <w:bookmarkEnd w:id="52"/>
       <w:r>
         <w:t>3.2.3. Gi</w:t>
       </w:r>
@@ -29537,7 +29421,10 @@
         <w:t>t camera</w:t>
       </w:r>
       <w:r>
-        <w:t xml:space="preserve"> có kho</w:t>
+        <w:t xml:space="preserve"> </w:t>
+      </w:r>
+      <w:r>
+        <w:t>có kho</w:t>
       </w:r>
       <w:r>
         <w:t>ả</w:t>
@@ -30438,38 +30325,38 @@
       <w:pPr>
         <w:pStyle w:val="Heading2"/>
       </w:pPr>
-      <w:bookmarkStart w:id="62" w:name="X6a397cb1739f1ec0a8c9714808f79a5ce1fbf6f"/>
-      <w:bookmarkStart w:id="63" w:name="_Toc239341923"/>
+      <w:bookmarkStart w:id="54" w:name="X6a397cb1739f1ec0a8c9714808f79a5ce1fbf6f"/>
+      <w:bookmarkStart w:id="55" w:name="_Toc239348939"/>
+      <w:bookmarkEnd w:id="47"/>
+      <w:bookmarkEnd w:id="53"/>
+      <w:r>
+        <w:t>3.3. Hu</w:t>
+      </w:r>
+      <w:r>
+        <w:t>ấ</w:t>
+      </w:r>
+      <w:r>
+        <w:t>n luy</w:t>
+      </w:r>
+      <w:r>
+        <w:t>ệ</w:t>
+      </w:r>
+      <w:r>
+        <w:t>n b</w:t>
+      </w:r>
+      <w:r>
+        <w:t>ộ</w:t>
+      </w:r>
+      <w:r>
+        <w:t xml:space="preserve"> phát hi</w:t>
+      </w:r>
+      <w:r>
+        <w:t>ệ</w:t>
+      </w:r>
+      <w:r>
+        <w:t>n</w:t>
+      </w:r>
       <w:bookmarkEnd w:id="55"/>
-      <w:bookmarkEnd w:id="61"/>
-      <w:r>
-        <w:t>3.3. Hu</w:t>
-      </w:r>
-      <w:r>
-        <w:t>ấ</w:t>
-      </w:r>
-      <w:r>
-        <w:t>n luy</w:t>
-      </w:r>
-      <w:r>
-        <w:t>ệ</w:t>
-      </w:r>
-      <w:r>
-        <w:t>n b</w:t>
-      </w:r>
-      <w:r>
-        <w:t>ộ</w:t>
-      </w:r>
-      <w:r>
-        <w:t xml:space="preserve"> phát hi</w:t>
-      </w:r>
-      <w:r>
-        <w:t>ệ</w:t>
-      </w:r>
-      <w:r>
-        <w:t>n</w:t>
-      </w:r>
-      <w:bookmarkEnd w:id="63"/>
     </w:p>
     <w:p>
       <w:pPr>
@@ -30656,8 +30543,8 @@
         </w:rPr>
         <w:t>ng 3.2.</w:t>
       </w:r>
-      <w:bookmarkStart w:id="64" w:name="tbl-3-2"/>
-      <w:bookmarkEnd w:id="64"/>
+      <w:bookmarkStart w:id="56" w:name="tbl-3-2"/>
+      <w:bookmarkEnd w:id="56"/>
       <w:r>
         <w:t xml:space="preserve"> Siêu tham s</w:t>
       </w:r>
@@ -31444,7 +31331,10 @@
         <w:t>t ngang</w:t>
       </w:r>
       <w:r>
-        <w:t xml:space="preserve"> là quy</w:t>
+        <w:t xml:space="preserve"> </w:t>
+      </w:r>
+      <w:r>
+        <w:t>là quy</w:t>
       </w:r>
       <w:r>
         <w:t>ế</w:t>
@@ -31598,10 +31488,7 @@
         <w:t>ng gương</w:t>
       </w:r>
       <w:r>
-        <w:t xml:space="preserve"> </w:t>
-      </w:r>
-      <w:r>
-        <w:t>— m</w:t>
+        <w:t xml:space="preserve"> — m</w:t>
       </w:r>
       <w:r>
         <w:t>ộ</w:t>
@@ -31849,7 +31736,10 @@
         <w:t>t</w:t>
       </w:r>
       <w:r>
-        <w:t xml:space="preserve"> c</w:t>
+        <w:t xml:space="preserve"> </w:t>
+      </w:r>
+      <w:r>
+        <w:t>c</w:t>
       </w:r>
       <w:r>
         <w:t>ấ</w:t>
@@ -32004,9 +31894,9 @@
       <w:pPr>
         <w:pStyle w:val="Heading2"/>
       </w:pPr>
-      <w:bookmarkStart w:id="65" w:name="X9c2c9b365086d10c999a46e4942f14d73b6baa5"/>
-      <w:bookmarkStart w:id="66" w:name="_Toc239341924"/>
-      <w:bookmarkEnd w:id="62"/>
+      <w:bookmarkStart w:id="57" w:name="X9c2c9b365086d10c999a46e4942f14d73b6baa5"/>
+      <w:bookmarkStart w:id="58" w:name="_Toc239348940"/>
+      <w:bookmarkEnd w:id="54"/>
       <w:r>
         <w:t>3.4. Kh</w:t>
       </w:r>
@@ -32037,7 +31927,7 @@
       <w:r>
         <w:t>ố</w:t>
       </w:r>
-      <w:bookmarkEnd w:id="66"/>
+      <w:bookmarkEnd w:id="58"/>
     </w:p>
     <w:p>
       <w:pPr>
@@ -32187,7 +32077,7 @@
       <w:pPr>
         <w:pStyle w:val="Heading3"/>
       </w:pPr>
-      <w:bookmarkStart w:id="67" w:name="X18366d2ca2a670ba198761f661338f3d7f9f2a6"/>
+      <w:bookmarkStart w:id="59" w:name="X18366d2ca2a670ba198761f661338f3d7f9f2a6"/>
       <w:r>
         <w:t>3.4.1. Chu</w:t>
       </w:r>
@@ -32789,16 +32679,16 @@
           <w:noProof/>
         </w:rPr>
         <w:drawing>
-          <wp:inline distT="0" distB="0" distL="0" distR="0" wp14:anchorId="5D6BA077" wp14:editId="04F7EB2C">
+          <wp:inline distT="0" distB="0" distL="0" distR="0" wp14:anchorId="073E3C8E" wp14:editId="79A5BEAB">
             <wp:extent cx="5334000" cy="8969712"/>
             <wp:effectExtent l="0" t="0" r="0" b="0"/>
-            <wp:docPr id="73" name="Picture"/>
+            <wp:docPr id="68" name="Picture"/>
             <wp:cNvGraphicFramePr/>
             <a:graphic xmlns:a="http://schemas.openxmlformats.org/drawingml/2006/main">
               <a:graphicData uri="http://schemas.openxmlformats.org/drawingml/2006/picture">
                 <pic:pic xmlns:pic="http://schemas.openxmlformats.org/drawingml/2006/picture">
                   <pic:nvPicPr>
-                    <pic:cNvPr id="74" name="Picture" descr="figures/fig-pipeline-strip.png"/>
+                    <pic:cNvPr id="69" name="Picture" descr="figures/fig-pipeline-strip.png"/>
                     <pic:cNvPicPr>
                       <a:picLocks noChangeAspect="1" noChangeArrowheads="1"/>
                     </pic:cNvPicPr>
@@ -32842,8 +32732,8 @@
         </w:rPr>
         <w:t>Hình 3.3.</w:t>
       </w:r>
-      <w:bookmarkStart w:id="68" w:name="fig-3-3"/>
-      <w:bookmarkEnd w:id="68"/>
+      <w:bookmarkStart w:id="60" w:name="fig-3-3"/>
+      <w:bookmarkEnd w:id="60"/>
       <w:r>
         <w:t xml:space="preserve"> Toàn b</w:t>
       </w:r>
@@ -33252,8 +33142,8 @@
       <w:pPr>
         <w:pStyle w:val="Heading3"/>
       </w:pPr>
-      <w:bookmarkStart w:id="69" w:name="Xbd6fc628c8274ad71f5ff8ee0ce13f6f3464cf1"/>
-      <w:bookmarkEnd w:id="67"/>
+      <w:bookmarkStart w:id="61" w:name="Xbd6fc628c8274ad71f5ff8ee0ce13f6f3464cf1"/>
+      <w:bookmarkEnd w:id="59"/>
       <w:r>
         <w:t>3.4.2. Ti</w:t>
       </w:r>
@@ -33743,8 +33633,8 @@
       <w:pPr>
         <w:pStyle w:val="Heading3"/>
       </w:pPr>
-      <w:bookmarkStart w:id="70" w:name="Xaeeeb2319ab7efb104dc5ff0aeaccb8a62d966d"/>
-      <w:bookmarkEnd w:id="69"/>
+      <w:bookmarkStart w:id="62" w:name="Xaeeeb2319ab7efb104dc5ff0aeaccb8a62d966d"/>
+      <w:bookmarkEnd w:id="61"/>
       <w:r>
         <w:t>3.4.3. Ư</w:t>
       </w:r>
@@ -34974,8 +34864,8 @@
       <w:pPr>
         <w:pStyle w:val="Heading3"/>
       </w:pPr>
-      <w:bookmarkStart w:id="71" w:name="Xfb39b319058ed80282caa828cc2c5a2f546e33e"/>
-      <w:bookmarkEnd w:id="70"/>
+      <w:bookmarkStart w:id="63" w:name="Xfb39b319058ed80282caa828cc2c5a2f546e33e"/>
+      <w:bookmarkEnd w:id="62"/>
       <w:r>
         <w:t>3.4.4. Tách hai n</w:t>
       </w:r>
@@ -35693,8 +35583,8 @@
       <w:pPr>
         <w:pStyle w:val="Heading3"/>
       </w:pPr>
-      <w:bookmarkStart w:id="72" w:name="Xe16187c91814f7d1f771b6ec5ec517eaf605643"/>
-      <w:bookmarkEnd w:id="71"/>
+      <w:bookmarkStart w:id="64" w:name="Xe16187c91814f7d1f771b6ec5ec517eaf605643"/>
+      <w:bookmarkEnd w:id="63"/>
       <w:r>
         <w:t>3.4.5. Ghép ngang</w:t>
       </w:r>
@@ -36563,8 +36453,8 @@
       <w:pPr>
         <w:pStyle w:val="Heading3"/>
       </w:pPr>
-      <w:bookmarkStart w:id="73" w:name="Xca395d3aa70618ffb18e8d6de122579f4218e94"/>
-      <w:bookmarkEnd w:id="72"/>
+      <w:bookmarkStart w:id="65" w:name="Xca395d3aa70618ffb18e8d6de122579f4218e94"/>
+      <w:bookmarkEnd w:id="64"/>
       <w:r>
         <w:t>3.4.6. N</w:t>
       </w:r>
@@ -37846,8 +37736,8 @@
       <w:pPr>
         <w:pStyle w:val="Heading3"/>
       </w:pPr>
-      <w:bookmarkStart w:id="74" w:name="Xbea6f895427b64827cac31a6453bf27649ea77e"/>
-      <w:bookmarkEnd w:id="73"/>
+      <w:bookmarkStart w:id="66" w:name="Xbea6f895427b64827cac31a6453bf27649ea77e"/>
+      <w:bookmarkEnd w:id="65"/>
       <w:r>
         <w:t>3.4.7. Bư</w:t>
       </w:r>
@@ -38737,10 +38627,10 @@
       <w:pPr>
         <w:pStyle w:val="Heading2"/>
       </w:pPr>
-      <w:bookmarkStart w:id="75" w:name="Xb17945b5d9374e5087c2c96ace1685ff00e2e22"/>
-      <w:bookmarkStart w:id="76" w:name="_Toc239341925"/>
-      <w:bookmarkEnd w:id="65"/>
-      <w:bookmarkEnd w:id="74"/>
+      <w:bookmarkStart w:id="67" w:name="Xb17945b5d9374e5087c2c96ace1685ff00e2e22"/>
+      <w:bookmarkStart w:id="68" w:name="_Toc239348941"/>
+      <w:bookmarkEnd w:id="57"/>
+      <w:bookmarkEnd w:id="66"/>
       <w:r>
         <w:t>3.5. Phân lo</w:t>
       </w:r>
@@ -38756,7 +38646,7 @@
       <w:r>
         <w:t>n trong không gian HSV</w:t>
       </w:r>
-      <w:bookmarkEnd w:id="76"/>
+      <w:bookmarkEnd w:id="68"/>
     </w:p>
     <w:p>
       <w:pPr>
@@ -40107,9 +39997,9 @@
       <w:pPr>
         <w:pStyle w:val="Heading2"/>
       </w:pPr>
-      <w:bookmarkStart w:id="77" w:name="Xfad7df3f963ac0b8ebfe8cf87d7c64fa075f760"/>
-      <w:bookmarkStart w:id="78" w:name="_Toc239341926"/>
-      <w:bookmarkEnd w:id="75"/>
+      <w:bookmarkStart w:id="69" w:name="Xfad7df3f963ac0b8ebfe8cf87d7c64fa075f760"/>
+      <w:bookmarkStart w:id="70" w:name="_Toc239348942"/>
+      <w:bookmarkEnd w:id="67"/>
       <w:r>
         <w:t>3.6. B</w:t>
       </w:r>
@@ -40143,7 +40033,7 @@
       <w:r>
         <w:t xml:space="preserve"> trí</w:t>
       </w:r>
-      <w:bookmarkEnd w:id="78"/>
+      <w:bookmarkEnd w:id="70"/>
     </w:p>
     <w:p>
       <w:pPr>
@@ -40154,16 +40044,16 @@
           <w:noProof/>
         </w:rPr>
         <w:drawing>
-          <wp:inline distT="0" distB="0" distL="0" distR="0" wp14:anchorId="3605A6B7" wp14:editId="11D98902">
+          <wp:inline distT="0" distB="0" distL="0" distR="0" wp14:anchorId="669090F8" wp14:editId="531654D5">
             <wp:extent cx="5334000" cy="1217839"/>
             <wp:effectExtent l="0" t="0" r="0" b="0"/>
-            <wp:docPr id="86" name="Picture"/>
+            <wp:docPr id="81" name="Picture"/>
             <wp:cNvGraphicFramePr/>
             <a:graphic xmlns:a="http://schemas.openxmlformats.org/drawingml/2006/main">
               <a:graphicData uri="http://schemas.openxmlformats.org/drawingml/2006/picture">
                 <pic:pic xmlns:pic="http://schemas.openxmlformats.org/drawingml/2006/picture">
                   <pic:nvPicPr>
-                    <pic:cNvPr id="87" name="Picture" descr="figures/fig-ch5-03.png"/>
+                    <pic:cNvPr id="82" name="Picture" descr="figures/fig-ch5-03.png"/>
                     <pic:cNvPicPr>
                       <a:picLocks noChangeAspect="1" noChangeArrowheads="1"/>
                     </pic:cNvPicPr>
@@ -40207,8 +40097,8 @@
         </w:rPr>
         <w:t>Hình 3.4.</w:t>
       </w:r>
-      <w:bookmarkStart w:id="79" w:name="fig-3-4"/>
-      <w:bookmarkEnd w:id="79"/>
+      <w:bookmarkStart w:id="71" w:name="fig-3-4"/>
+      <w:bookmarkEnd w:id="71"/>
       <w:r>
         <w:t xml:space="preserve"> Thu</w:t>
       </w:r>
@@ -42934,9 +42824,9 @@
       <w:pPr>
         <w:pStyle w:val="Heading2"/>
       </w:pPr>
-      <w:bookmarkStart w:id="80" w:name="X9b5467225f237e4ee44d60f7d236cbdfdaa1e07"/>
-      <w:bookmarkStart w:id="81" w:name="_Toc239341927"/>
-      <w:bookmarkEnd w:id="77"/>
+      <w:bookmarkStart w:id="72" w:name="X9b5467225f237e4ee44d60f7d236cbdfdaa1e07"/>
+      <w:bookmarkStart w:id="73" w:name="_Toc239348943"/>
+      <w:bookmarkEnd w:id="69"/>
       <w:r>
         <w:t xml:space="preserve">3.7. </w:t>
       </w:r>
@@ -42958,7 +42848,7 @@
       <w:r>
         <w:t>n</w:t>
       </w:r>
-      <w:bookmarkEnd w:id="81"/>
+      <w:bookmarkEnd w:id="73"/>
     </w:p>
     <w:p>
       <w:pPr>
@@ -43055,16 +42945,16 @@
           <w:noProof/>
         </w:rPr>
         <w:drawing>
-          <wp:inline distT="0" distB="0" distL="0" distR="0" wp14:anchorId="6169D2FD" wp14:editId="33D015C4">
+          <wp:inline distT="0" distB="0" distL="0" distR="0" wp14:anchorId="1AC147F2" wp14:editId="03F1DD38">
             <wp:extent cx="5334000" cy="5953125"/>
             <wp:effectExtent l="0" t="0" r="0" b="0"/>
-            <wp:docPr id="91" name="Picture"/>
+            <wp:docPr id="86" name="Picture"/>
             <wp:cNvGraphicFramePr/>
             <a:graphic xmlns:a="http://schemas.openxmlformats.org/drawingml/2006/main">
               <a:graphicData uri="http://schemas.openxmlformats.org/drawingml/2006/picture">
                 <pic:pic xmlns:pic="http://schemas.openxmlformats.org/drawingml/2006/picture">
                   <pic:nvPicPr>
-                    <pic:cNvPr id="92" name="Picture" descr="figures/fig-ch4-02.png"/>
+                    <pic:cNvPr id="87" name="Picture" descr="figures/fig-ch4-02.png"/>
                     <pic:cNvPicPr>
                       <a:picLocks noChangeAspect="1" noChangeArrowheads="1"/>
                     </pic:cNvPicPr>
@@ -43108,8 +42998,8 @@
         </w:rPr>
         <w:t>Hình 3.5.</w:t>
       </w:r>
-      <w:bookmarkStart w:id="82" w:name="fig-3-5"/>
-      <w:bookmarkEnd w:id="82"/>
+      <w:bookmarkStart w:id="74" w:name="fig-3-5"/>
+      <w:bookmarkEnd w:id="74"/>
       <w:r>
         <w:t xml:space="preserve"> Ki</w:t>
       </w:r>
@@ -44140,7 +44030,31 @@
         <w:t>ộ</w:t>
       </w:r>
       <w:r>
-        <w:t>t video 60 giây c</w:t>
+        <w:t>t video 60 giây, v</w:t>
+      </w:r>
+      <w:r>
+        <w:t>ớ</w:t>
+      </w:r>
+      <w:r>
+        <w:t>i bư</w:t>
+      </w:r>
+      <w:r>
+        <w:t>ớ</w:t>
+      </w:r>
+      <w:r>
+        <w:t>c l</w:t>
+      </w:r>
+      <w:r>
+        <w:t>ấ</w:t>
+      </w:r>
+      <w:r>
+        <w:t>y m</w:t>
+      </w:r>
+      <w:r>
+        <w:t>ẫ</w:t>
+      </w:r>
+      <w:r>
+        <w:t>u 5 khung hình, c</w:t>
       </w:r>
       <w:r>
         <w:t>ầ</w:t>
@@ -44152,13 +44066,49 @@
         <w:t>ả</w:t>
       </w:r>
       <w:r>
-        <w:t>ng 200 giây x</w:t>
+        <w:t>ng m</w:t>
+      </w:r>
+      <w:r>
+        <w:t>ộ</w:t>
+      </w:r>
+      <w:r>
+        <w:t>t đ</w:t>
+      </w:r>
+      <w:r>
+        <w:t>ế</w:t>
+      </w:r>
+      <w:r>
+        <w:t>n ba phút x</w:t>
       </w:r>
       <w:r>
         <w:t>ử</w:t>
       </w:r>
       <w:r>
-        <w:t xml:space="preserve"> lý trên CPU và không client nào ch</w:t>
+        <w:t xml:space="preserve"> lý trên CPU tu</w:t>
+      </w:r>
+      <w:r>
+        <w:t>ỳ</w:t>
+      </w:r>
+      <w:r>
+        <w:t xml:space="preserve"> đ</w:t>
+      </w:r>
+      <w:r>
+        <w:t>ộ</w:t>
+      </w:r>
+      <w:r>
+        <w:t xml:space="preserve"> tr</w:t>
+      </w:r>
+      <w:r>
+        <w:t>ễ</w:t>
+      </w:r>
+      <w:r>
+        <w:t xml:space="preserve"> t</w:t>
+      </w:r>
+      <w:r>
+        <w:t>ừ</w:t>
+      </w:r>
+      <w:r>
+        <w:t>ng khung, và không client nào ch</w:t>
       </w:r>
       <w:r>
         <w:t>ờ</w:t>
@@ -44182,10 +44132,10 @@
       <w:pPr>
         <w:pStyle w:val="Heading1"/>
       </w:pPr>
-      <w:bookmarkStart w:id="83" w:name="chương-4-thực-nghiệm-và-đánh-giá"/>
-      <w:bookmarkStart w:id="84" w:name="_Toc239341928"/>
-      <w:bookmarkEnd w:id="50"/>
-      <w:bookmarkEnd w:id="80"/>
+      <w:bookmarkStart w:id="75" w:name="chương-4-thực-nghiệm-và-đánh-giá"/>
+      <w:bookmarkStart w:id="76" w:name="_Toc239348944"/>
+      <w:bookmarkEnd w:id="42"/>
+      <w:bookmarkEnd w:id="72"/>
       <w:r>
         <w:t>CHƯƠNG 4. TH</w:t>
       </w:r>
@@ -44201,14 +44151,14 @@
       <w:r>
         <w:t>M VÀ ĐÁNH GIÁ</w:t>
       </w:r>
-      <w:bookmarkEnd w:id="84"/>
+      <w:bookmarkEnd w:id="76"/>
     </w:p>
     <w:p>
       <w:pPr>
         <w:pStyle w:val="Heading2"/>
       </w:pPr>
-      <w:bookmarkStart w:id="85" w:name="X43cb4672f728ce1df4f211c1d18360135f0c40b"/>
-      <w:bookmarkStart w:id="86" w:name="_Toc239341929"/>
+      <w:bookmarkStart w:id="77" w:name="X43cb4672f728ce1df4f211c1d18360135f0c40b"/>
+      <w:bookmarkStart w:id="78" w:name="_Toc239348945"/>
       <w:r>
         <w:t>4.1. Môi trư</w:t>
       </w:r>
@@ -44236,7 +44186,7 @@
       <w:r>
         <w:t>c</w:t>
       </w:r>
-      <w:bookmarkEnd w:id="86"/>
+      <w:bookmarkEnd w:id="78"/>
     </w:p>
     <w:p>
       <w:pPr>
@@ -44540,10 +44490,7 @@
         <w:t xml:space="preserve"> chính xác</w:t>
       </w:r>
       <w:r>
-        <w:t xml:space="preserve"> </w:t>
-      </w:r>
-      <w:r>
-        <w:t>không ph</w:t>
+        <w:t xml:space="preserve"> không ph</w:t>
       </w:r>
       <w:r>
         <w:t>ụ</w:t>
@@ -44766,7 +44713,10 @@
         <w:t>m vào</w:t>
       </w:r>
       <w:r>
-        <w:t xml:space="preserve"> trong hu</w:t>
+        <w:t xml:space="preserve"> </w:t>
+      </w:r>
+      <w:r>
+        <w:t>trong hu</w:t>
       </w:r>
       <w:r>
         <w:t>ấ</w:t>
@@ -44949,10 +44899,7 @@
         <w:t xml:space="preserve"> khác nhau.</w:t>
       </w:r>
       <w:r>
-        <w:t xml:space="preserve"> </w:t>
-      </w:r>
-      <w:r>
-        <w:t>Ch</w:t>
+        <w:t xml:space="preserve"> Ch</w:t>
       </w:r>
       <w:r>
         <w:t>ỉ</w:t>
@@ -45810,10 +45757,7 @@
               <w:t>sau</w:t>
             </w:r>
             <w:r>
-              <w:t xml:space="preserve"> </w:t>
-            </w:r>
-            <w:r>
-              <w:t>h</w:t>
+              <w:t xml:space="preserve"> h</w:t>
             </w:r>
             <w:r>
               <w:t>ậ</w:t>
@@ -45835,9 +45779,9 @@
       <w:pPr>
         <w:pStyle w:val="Heading2"/>
       </w:pPr>
-      <w:bookmarkStart w:id="87" w:name="Xe48430b60e6d2b1022368eb4316c1fe9f53411f"/>
-      <w:bookmarkStart w:id="88" w:name="_Toc239341930"/>
-      <w:bookmarkEnd w:id="85"/>
+      <w:bookmarkStart w:id="79" w:name="Xe48430b60e6d2b1022368eb4316c1fe9f53411f"/>
+      <w:bookmarkStart w:id="80" w:name="_Toc239348946"/>
+      <w:bookmarkEnd w:id="77"/>
       <w:r>
         <w:t>4.2. K</w:t>
       </w:r>
@@ -45865,13 +45809,13 @@
       <w:r>
         <w:t>n</w:t>
       </w:r>
-      <w:bookmarkEnd w:id="88"/>
+      <w:bookmarkEnd w:id="80"/>
     </w:p>
     <w:p>
       <w:pPr>
         <w:pStyle w:val="Heading3"/>
       </w:pPr>
-      <w:bookmarkStart w:id="89" w:name="X56c4ad64f323e7d5d8f79cdbf16c7362a0aef17"/>
+      <w:bookmarkStart w:id="81" w:name="X56c4ad64f323e7d5d8f79cdbf16c7362a0aef17"/>
       <w:r>
         <w:t>4.2.1. Ch</w:t>
       </w:r>
@@ -46117,10 +46061,13 @@
         </w:rPr>
         <w:t>ng 4.1.</w:t>
       </w:r>
-      <w:bookmarkStart w:id="90" w:name="tbl-4-1"/>
-      <w:bookmarkEnd w:id="90"/>
-      <w:r>
-        <w:t xml:space="preserve"> K</w:t>
+      <w:bookmarkStart w:id="82" w:name="tbl-4-1"/>
+      <w:bookmarkEnd w:id="82"/>
+      <w:r>
+        <w:t xml:space="preserve"> </w:t>
+      </w:r>
+      <w:r>
+        <w:t>K</w:t>
       </w:r>
       <w:r>
         <w:t>ế</w:t>
@@ -46937,7 +46884,10 @@
         <w:t>Hai,</w:t>
       </w:r>
       <w:r>
-        <w:t xml:space="preserve"> ch</w:t>
+        <w:t xml:space="preserve"> </w:t>
+      </w:r>
+      <w:r>
+        <w:t>ch</w:t>
       </w:r>
       <w:r>
         <w:t>ỉ</w:t>
@@ -47151,8 +47101,8 @@
       <w:pPr>
         <w:pStyle w:val="Heading3"/>
       </w:pPr>
-      <w:bookmarkStart w:id="91" w:name="X76b5ad2eb0947394d99fbc8d4c555204fcfa2b1"/>
-      <w:bookmarkEnd w:id="89"/>
+      <w:bookmarkStart w:id="83" w:name="X76b5ad2eb0947394d99fbc8d4c555204fcfa2b1"/>
+      <w:bookmarkEnd w:id="81"/>
       <w:r>
         <w:t>4.2.2. Tách theo b</w:t>
       </w:r>
@@ -47200,8 +47150,8 @@
         </w:rPr>
         <w:t>ng 4.2.</w:t>
       </w:r>
-      <w:bookmarkStart w:id="92" w:name="tbl-4-2"/>
-      <w:bookmarkEnd w:id="92"/>
+      <w:bookmarkStart w:id="84" w:name="tbl-4-2"/>
+      <w:bookmarkEnd w:id="84"/>
       <w:r>
         <w:t xml:space="preserve"> K</w:t>
       </w:r>
@@ -47882,8 +47832,8 @@
       <w:pPr>
         <w:pStyle w:val="Heading3"/>
       </w:pPr>
-      <w:bookmarkStart w:id="93" w:name="X41bc35bcdab077ebbaf79f6ced40537acd1436c"/>
-      <w:bookmarkEnd w:id="91"/>
+      <w:bookmarkStart w:id="85" w:name="X41bc35bcdab077ebbaf79f6ced40537acd1436c"/>
+      <w:bookmarkEnd w:id="83"/>
       <w:r>
         <w:t>4.2.3. Tách theo kích thư</w:t>
       </w:r>
@@ -47929,12 +47879,18 @@
         <w:t>ạ</w:t>
       </w:r>
       <w:r>
-        <w:t>i vì b</w:t>
+        <w:t>i vì toàn b</w:t>
       </w:r>
       <w:r>
         <w:t>ộ</w:t>
       </w:r>
       <w:r>
+        <w:t xml:space="preserve"> b</w:t>
+      </w:r>
+      <w:r>
+        <w:t>ộ</w:t>
+      </w:r>
+      <w:r>
         <w:t xml:space="preserve"> d</w:t>
       </w:r>
       <w:r>
@@ -48041,7 +47997,10 @@
         <w:t>nh</w:t>
       </w:r>
       <w:r>
-        <w:t xml:space="preserve"> — vư</w:t>
+        <w:t xml:space="preserve"> </w:t>
+      </w:r>
+      <w:r>
+        <w:t>— vư</w:t>
       </w:r>
       <w:r>
         <w:t>ợ</w:t>
@@ -48083,7 +48042,37 @@
         <w:t>ặ</w:t>
       </w:r>
       <w:r>
-        <w:t>t. Đ</w:t>
+        <w:t>t; riêng trên t</w:t>
+      </w:r>
+      <w:r>
+        <w:t>ậ</w:t>
+      </w:r>
+      <w:r>
+        <w:t>p ki</w:t>
+      </w:r>
+      <w:r>
+        <w:t>ể</w:t>
+      </w:r>
+      <w:r>
+        <w:t>m th</w:t>
+      </w:r>
+      <w:r>
+        <w:t>ử</w:t>
+      </w:r>
+      <w:r>
+        <w:t xml:space="preserve"> t</w:t>
+      </w:r>
+      <w:r>
+        <w:t>ỉ</w:t>
+      </w:r>
+      <w:r>
+        <w:t xml:space="preserve"> l</w:t>
+      </w:r>
+      <w:r>
+        <w:t>ệ</w:t>
+      </w:r>
+      <w:r>
+        <w:t xml:space="preserve"> này là 16,3% (262/1.611). Đ</w:t>
       </w:r>
       <w:r>
         <w:t>ố</w:t>
@@ -48319,8 +48308,8 @@
         </w:rPr>
         <w:t>ng 4.3.</w:t>
       </w:r>
-      <w:bookmarkStart w:id="94" w:name="tbl-4-3"/>
-      <w:bookmarkEnd w:id="94"/>
+      <w:bookmarkStart w:id="86" w:name="tbl-4-3"/>
+      <w:bookmarkEnd w:id="86"/>
       <w:r>
         <w:t xml:space="preserve"> K</w:t>
       </w:r>
@@ -49354,23 +49343,17 @@
         <w:t>ầ</w:t>
       </w:r>
       <w:r>
-        <w:t>m (B</w:t>
-      </w:r>
-      <w:r>
-        <w:t>ả</w:t>
-      </w:r>
-      <w:r>
-        <w:t>ng 4.4).</w:t>
+        <w:t>m.</w:t>
       </w:r>
     </w:p>
     <w:p>
       <w:pPr>
         <w:pStyle w:val="Heading2"/>
       </w:pPr>
-      <w:bookmarkStart w:id="95" w:name="X09b724f0b907c7f652c2569c27ef1d5728c277c"/>
-      <w:bookmarkStart w:id="96" w:name="_Toc239341931"/>
-      <w:bookmarkEnd w:id="87"/>
-      <w:bookmarkEnd w:id="93"/>
+      <w:bookmarkStart w:id="87" w:name="X09b724f0b907c7f652c2569c27ef1d5728c277c"/>
+      <w:bookmarkStart w:id="88" w:name="_Toc239348947"/>
+      <w:bookmarkEnd w:id="79"/>
+      <w:bookmarkEnd w:id="85"/>
       <w:r>
         <w:t>4.3. K</w:t>
       </w:r>
@@ -49401,13 +49384,13 @@
       <w:r>
         <w:t>ự</w:t>
       </w:r>
-      <w:bookmarkEnd w:id="96"/>
+      <w:bookmarkEnd w:id="88"/>
     </w:p>
     <w:p>
       <w:pPr>
         <w:pStyle w:val="Heading3"/>
       </w:pPr>
-      <w:bookmarkStart w:id="97" w:name="X3c3adc210b7bc8e8daf0d648803166c94172956"/>
+      <w:bookmarkStart w:id="89" w:name="X3c3adc210b7bc8e8daf0d648803166c94172956"/>
       <w:r>
         <w:t>4.3.1. M</w:t>
       </w:r>
@@ -49473,8 +49456,8 @@
         </w:rPr>
         <w:t>ng 4.4.</w:t>
       </w:r>
-      <w:bookmarkStart w:id="98" w:name="tbl-4-4"/>
-      <w:bookmarkEnd w:id="98"/>
+      <w:bookmarkStart w:id="90" w:name="tbl-4-4"/>
+      <w:bookmarkEnd w:id="90"/>
       <w:r>
         <w:t xml:space="preserve"> Đ</w:t>
       </w:r>
@@ -49779,7 +49762,7 @@
               <w:jc w:val="right"/>
             </w:pPr>
             <w:r>
-              <w:t>+3,93</w:t>
+              <w:t>+4,22</w:t>
             </w:r>
           </w:p>
         </w:tc>
@@ -49850,7 +49833,7 @@
               <w:jc w:val="right"/>
             </w:pPr>
             <w:r>
-              <w:t>0,0546</w:t>
+              <w:t>0,0517</w:t>
             </w:r>
           </w:p>
         </w:tc>
@@ -50424,10 +50407,16 @@
           <w:b/>
           <w:bCs/>
         </w:rPr>
-        <w:t>n nào.</w:t>
-      </w:r>
-      <w:r>
-        <w:t xml:space="preserve"> Con s</w:t>
+        <w:t>n nào</w:t>
+      </w:r>
+      <w:r>
+        <w:t xml:space="preserve"> (B</w:t>
+      </w:r>
+      <w:r>
+        <w:t>ả</w:t>
+      </w:r>
+      <w:r>
+        <w:t>ng 4.4). Con s</w:t>
       </w:r>
       <w:r>
         <w:t>ố</w:t>
@@ -50930,8 +50919,8 @@
       <w:pPr>
         <w:pStyle w:val="Heading3"/>
       </w:pPr>
-      <w:bookmarkStart w:id="99" w:name="Xf4a411f9b930bd7efb06d9cebaa0d210bbebd52"/>
-      <w:bookmarkEnd w:id="97"/>
+      <w:bookmarkStart w:id="91" w:name="Xf4a411f9b930bd7efb06d9cebaa0d210bbebd52"/>
+      <w:bookmarkEnd w:id="89"/>
       <w:r>
         <w:t>4.3.2. Tách theo b</w:t>
       </w:r>
@@ -51003,8 +50992,8 @@
         </w:rPr>
         <w:t>ng 4.5.</w:t>
       </w:r>
-      <w:bookmarkStart w:id="100" w:name="tbl-4-5"/>
-      <w:bookmarkEnd w:id="100"/>
+      <w:bookmarkStart w:id="92" w:name="tbl-4-5"/>
+      <w:bookmarkEnd w:id="92"/>
       <w:r>
         <w:t xml:space="preserve"> Đ</w:t>
       </w:r>
@@ -51333,7 +51322,7 @@
               <w:jc w:val="right"/>
             </w:pPr>
             <w:r>
-              <w:t>5,81</w:t>
+              <w:t>5,45</w:t>
             </w:r>
           </w:p>
         </w:tc>
@@ -51640,16 +51629,16 @@
           <w:noProof/>
         </w:rPr>
         <w:drawing>
-          <wp:inline distT="0" distB="0" distL="0" distR="0" wp14:anchorId="50DFE295" wp14:editId="38045AED">
+          <wp:inline distT="0" distB="0" distL="0" distR="0" wp14:anchorId="70C059B3" wp14:editId="1E3E1640">
             <wp:extent cx="5334000" cy="2883855"/>
             <wp:effectExtent l="0" t="0" r="0" b="0"/>
-            <wp:docPr id="108" name="Picture"/>
+            <wp:docPr id="103" name="Picture"/>
             <wp:cNvGraphicFramePr/>
             <a:graphic xmlns:a="http://schemas.openxmlformats.org/drawingml/2006/main">
               <a:graphicData uri="http://schemas.openxmlformats.org/drawingml/2006/picture">
                 <pic:pic xmlns:pic="http://schemas.openxmlformats.org/drawingml/2006/picture">
                   <pic:nvPicPr>
-                    <pic:cNvPr id="109" name="Picture" descr="figures/fig-ch4-layout.png"/>
+                    <pic:cNvPr id="104" name="Picture" descr="figures/fig-ch4-layout.png"/>
                     <pic:cNvPicPr>
                       <a:picLocks noChangeAspect="1" noChangeArrowheads="1"/>
                     </pic:cNvPicPr>
@@ -51693,8 +51682,8 @@
         </w:rPr>
         <w:t>Hình 4.1.</w:t>
       </w:r>
-      <w:bookmarkStart w:id="101" w:name="fig-4-1"/>
-      <w:bookmarkEnd w:id="101"/>
+      <w:bookmarkStart w:id="93" w:name="fig-4-1"/>
+      <w:bookmarkEnd w:id="93"/>
       <w:r>
         <w:t xml:space="preserve"> Đ</w:t>
       </w:r>
@@ -52465,8 +52454,8 @@
       <w:pPr>
         <w:pStyle w:val="Heading3"/>
       </w:pPr>
-      <w:bookmarkStart w:id="102" w:name="X516560e0106c9b2c9337ca0aa9894f291cfef72"/>
-      <w:bookmarkEnd w:id="99"/>
+      <w:bookmarkStart w:id="94" w:name="X516560e0106c9b2c9337ca0aa9894f291cfef72"/>
+      <w:bookmarkEnd w:id="91"/>
       <w:r>
         <w:t>4.3.3. Ma tr</w:t>
       </w:r>
@@ -52830,8 +52819,8 @@
         </w:rPr>
         <w:t>ng 4.6.</w:t>
       </w:r>
-      <w:bookmarkStart w:id="103" w:name="tbl-4-6"/>
-      <w:bookmarkEnd w:id="103"/>
+      <w:bookmarkStart w:id="95" w:name="tbl-4-6"/>
+      <w:bookmarkEnd w:id="95"/>
       <w:r>
         <w:t xml:space="preserve"> Mư</w:t>
       </w:r>
@@ -53960,13 +53949,7 @@
         <w:t>ề</w:t>
       </w:r>
       <w:r>
-        <w:t>u. B</w:t>
-      </w:r>
-      <w:r>
-        <w:t>ả</w:t>
-      </w:r>
-      <w:r>
-        <w:t>y c</w:t>
+        <w:t>u. Tám c</w:t>
       </w:r>
       <w:r>
         <w:t>ặ</w:t>
@@ -53984,7 +53967,19 @@
         <w:t>ủ</w:t>
       </w:r>
       <w:r>
-        <w:t xml:space="preserve"> — </w:t>
+        <w:t>, trong đó b</w:t>
+      </w:r>
+      <w:r>
+        <w:t>ố</w:t>
+      </w:r>
+      <w:r>
+        <w:t>n c</w:t>
+      </w:r>
+      <w:r>
+        <w:t>ặ</w:t>
+      </w:r>
+      <w:r>
+        <w:t xml:space="preserve">p </w:t>
       </w:r>
       <w:r>
         <w:rPr>
@@ -54023,13 +54018,7 @@
         <w:t xml:space="preserve"> </w:t>
       </w:r>
       <w:r>
-        <w:t>— đ</w:t>
-      </w:r>
-      <w:r>
-        <w:t>ề</w:t>
-      </w:r>
-      <w:r>
-        <w:t>u là nh</w:t>
+        <w:t>là nh</w:t>
       </w:r>
       <w:r>
         <w:t>ữ</w:t>
@@ -54179,353 +54168,545 @@
         <w:t>n ngay trong vòng này</w:t>
       </w:r>
       <w:r>
-        <w:t xml:space="preserve"> cho nh</w:t>
+        <w:t xml:space="preserve"> cho hai c</w:t>
+      </w:r>
+      <w:r>
+        <w:t>ặ</w:t>
+      </w:r>
+      <w:r>
+        <w:t>p có đ</w:t>
+      </w:r>
+      <w:r>
+        <w:t>ủ</w:t>
+      </w:r>
+      <w:r>
+        <w:t xml:space="preserve"> b</w:t>
+      </w:r>
+      <w:r>
+        <w:t>ằ</w:t>
+      </w:r>
+      <w:r>
+        <w:t>ng ch</w:t>
+      </w:r>
+      <w:r>
+        <w:t>ứ</w:t>
+      </w:r>
+      <w:r>
+        <w:t>ng: m</w:t>
+      </w:r>
+      <w:r>
+        <w:t>ụ</w:t>
+      </w:r>
+      <w:r>
+        <w:t xml:space="preserve">c </w:t>
+      </w:r>
+      <w:r>
+        <w:rPr>
+          <w:rStyle w:val="VerbatimChar"/>
+        </w:rPr>
+        <w:t>L → 1</w:t>
+      </w:r>
+      <w:r>
+        <w:t xml:space="preserve"> t</w:t>
+      </w:r>
+      <w:r>
+        <w:t>ạ</w:t>
+      </w:r>
+      <w:r>
+        <w:t>i v</w:t>
+      </w:r>
+      <w:r>
+        <w:t>ị</w:t>
+      </w:r>
+      <w:r>
+        <w:t xml:space="preserve"> trí ch</w:t>
       </w:r>
       <w:r>
         <w:t>ữ</w:t>
       </w:r>
       <w:r>
-        <w:t>ng c</w:t>
+        <w:t xml:space="preserve"> s</w:t>
+      </w:r>
+      <w:r>
+        <w:t>ố</w:t>
+      </w:r>
+      <w:r>
+        <w:t xml:space="preserve"> đ</w:t>
+      </w:r>
+      <w:r>
+        <w:t>ổ</w:t>
+      </w:r>
+      <w:r>
+        <w:t xml:space="preserve">i thành </w:t>
+      </w:r>
+      <w:r>
+        <w:rPr>
+          <w:rStyle w:val="VerbatimChar"/>
+        </w:rPr>
+        <w:t>L → 4</w:t>
+      </w:r>
+      <w:r>
+        <w:t xml:space="preserve"> (h</w:t>
+      </w:r>
+      <w:r>
+        <w:t>ạ</w:t>
+      </w:r>
+      <w:r>
+        <w:t>ng 3, 53 l</w:t>
+      </w:r>
+      <w:r>
+        <w:t>ầ</w:t>
+      </w:r>
+      <w:r>
+        <w:t>n) và m</w:t>
+      </w:r>
+      <w:r>
+        <w:t>ụ</w:t>
+      </w:r>
+      <w:r>
+        <w:t xml:space="preserve">c cho </w:t>
+      </w:r>
+      <w:r>
+        <w:rPr>
+          <w:rStyle w:val="VerbatimChar"/>
+        </w:rPr>
+        <w:t>7</w:t>
+      </w:r>
+      <w:r>
+        <w:t xml:space="preserve"> t</w:t>
+      </w:r>
+      <w:r>
+        <w:t>ạ</w:t>
+      </w:r>
+      <w:r>
+        <w:t>i v</w:t>
+      </w:r>
+      <w:r>
+        <w:t>ị</w:t>
+      </w:r>
+      <w:r>
+        <w:t xml:space="preserve"> trí ch</w:t>
+      </w:r>
+      <w:r>
+        <w:t>ữ</w:t>
+      </w:r>
+      <w:r>
+        <w:t xml:space="preserve"> cái đ</w:t>
+      </w:r>
+      <w:r>
+        <w:t>ổ</w:t>
+      </w:r>
+      <w:r>
+        <w:t xml:space="preserve">i thành </w:t>
+      </w:r>
+      <w:r>
+        <w:rPr>
+          <w:rStyle w:val="VerbatimChar"/>
+        </w:rPr>
+        <w:t>7 → Z</w:t>
+      </w:r>
+      <w:r>
+        <w:t xml:space="preserve"> (h</w:t>
+      </w:r>
+      <w:r>
+        <w:t>ạ</w:t>
+      </w:r>
+      <w:r>
+        <w:t>ng 6, 32 l</w:t>
+      </w:r>
+      <w:r>
+        <w:t>ầ</w:t>
+      </w:r>
+      <w:r>
+        <w:t xml:space="preserve">n), mua thêm </w:t>
+      </w:r>
+      <w:r>
+        <w:rPr>
+          <w:b/>
+          <w:bCs/>
+        </w:rPr>
+        <w:t>53 bi</w:t>
+      </w:r>
+      <w:r>
+        <w:rPr>
+          <w:b/>
+          <w:bCs/>
+        </w:rPr>
+        <w:t>ể</w:t>
+      </w:r>
+      <w:r>
+        <w:rPr>
+          <w:b/>
+          <w:bCs/>
+        </w:rPr>
+        <w:t>n đ</w:t>
+      </w:r>
+      <w:r>
+        <w:rPr>
+          <w:b/>
+          <w:bCs/>
+        </w:rPr>
+        <w:t>ọ</w:t>
+      </w:r>
+      <w:r>
+        <w:rPr>
+          <w:b/>
+          <w:bCs/>
+        </w:rPr>
+        <w:t>c đúng và 0 bi</w:t>
+      </w:r>
+      <w:r>
+        <w:rPr>
+          <w:b/>
+          <w:bCs/>
+        </w:rPr>
+        <w:t>ể</w:t>
+      </w:r>
+      <w:r>
+        <w:rPr>
+          <w:b/>
+          <w:bCs/>
+        </w:rPr>
+        <w:t>n h</w:t>
+      </w:r>
+      <w:r>
+        <w:rPr>
+          <w:b/>
+          <w:bCs/>
+        </w:rPr>
+        <w:t>ỏ</w:t>
+      </w:r>
+      <w:r>
+        <w:rPr>
+          <w:b/>
+          <w:bCs/>
+        </w:rPr>
+        <w:t>ng</w:t>
+      </w:r>
+      <w:r>
+        <w:t xml:space="preserve"> — đây chính là c</w:t>
+      </w:r>
+      <w:r>
+        <w:t>ấ</w:t>
+      </w:r>
+      <w:r>
+        <w:t>u hình bàn giao sinh ra S₁ = 0,7701, và b</w:t>
+      </w:r>
+      <w:r>
+        <w:t>ả</w:t>
+      </w:r>
+      <w:r>
+        <w:t>ng bàn giao ph</w:t>
+      </w:r>
+      <w:r>
+        <w:t>ủ</w:t>
+      </w:r>
+      <w:r>
+        <w:t xml:space="preserve"> </w:t>
+      </w:r>
+      <w:r>
+        <w:rPr>
+          <w:b/>
+          <w:bCs/>
+        </w:rPr>
+        <w:t>4 trong 10</w:t>
+      </w:r>
+      <w:r>
+        <w:t xml:space="preserve"> </w:t>
+      </w:r>
+      <w:r>
+        <w:t>c</w:t>
       </w:r>
       <w:r>
         <w:t>ặ</w:t>
       </w:r>
       <w:r>
-        <w:t>p đ</w:t>
-      </w:r>
-      <w:r>
-        <w:t>ủ</w:t>
-      </w:r>
-      <w:r>
-        <w:t xml:space="preserve"> b</w:t>
+        <w:t>p. Sáu c</w:t>
+      </w:r>
+      <w:r>
+        <w:t>ặ</w:t>
+      </w:r>
+      <w:r>
+        <w:t>p còn l</w:t>
+      </w:r>
+      <w:r>
+        <w:t>ạ</w:t>
+      </w:r>
+      <w:r>
+        <w:t>i không s</w:t>
+      </w:r>
+      <w:r>
+        <w:t>ử</w:t>
+      </w:r>
+      <w:r>
+        <w:t>a đư</w:t>
+      </w:r>
+      <w:r>
+        <w:t>ợ</w:t>
+      </w:r>
+      <w:r>
+        <w:t>c b</w:t>
       </w:r>
       <w:r>
         <w:t>ằ</w:t>
       </w:r>
       <w:r>
-        <w:t>ng ch</w:t>
-      </w:r>
-      <w:r>
-        <w:t>ứ</w:t>
-      </w:r>
-      <w:r>
-        <w:t>ng th</w:t>
+        <w:t>ng cơ ch</w:t>
+      </w:r>
+      <w:r>
+        <w:t>ế</w:t>
+      </w:r>
+      <w:r>
+        <w:t xml:space="preserve"> này: năm c</w:t>
+      </w:r>
+      <w:r>
+        <w:t>ặ</w:t>
+      </w:r>
+      <w:r>
+        <w:t>p cùng ki</w:t>
+      </w:r>
+      <w:r>
+        <w:t>ể</w:t>
+      </w:r>
+      <w:r>
+        <w:t>u (</w:t>
+      </w:r>
+      <w:r>
+        <w:rPr>
+          <w:rStyle w:val="VerbatimChar"/>
+        </w:rPr>
+        <w:t>E → F</w:t>
+      </w:r>
+      <w:r>
+        <w:t xml:space="preserve">, </w:t>
+      </w:r>
+      <w:r>
+        <w:rPr>
+          <w:rStyle w:val="VerbatimChar"/>
+        </w:rPr>
+        <w:t>X → Y</w:t>
+      </w:r>
+      <w:r>
+        <w:t xml:space="preserve">, </w:t>
+      </w:r>
+      <w:r>
+        <w:rPr>
+          <w:rStyle w:val="VerbatimChar"/>
+        </w:rPr>
+        <w:t>B → R</w:t>
+      </w:r>
+      <w:r>
+        <w:t xml:space="preserve">, </w:t>
+      </w:r>
+      <w:r>
+        <w:rPr>
+          <w:rStyle w:val="VerbatimChar"/>
+        </w:rPr>
+        <w:t>2 → 7</w:t>
+      </w:r>
+      <w:r>
+        <w:t xml:space="preserve">, </w:t>
+      </w:r>
+      <w:r>
+        <w:rPr>
+          <w:rStyle w:val="VerbatimChar"/>
+        </w:rPr>
+        <w:t>9 → 0</w:t>
+      </w:r>
+      <w:r>
+        <w:t>) không bao gi</w:t>
+      </w:r>
+      <w:r>
+        <w:t>ờ</w:t>
+      </w:r>
+      <w:r>
+        <w:t xml:space="preserve"> kích ho</w:t>
+      </w:r>
+      <w:r>
+        <w:t>ạ</w:t>
+      </w:r>
+      <w:r>
+        <w:t>t m</w:t>
+      </w:r>
+      <w:r>
+        <w:t>ặ</w:t>
+      </w:r>
+      <w:r>
+        <w:t>t n</w:t>
+      </w:r>
+      <w:r>
+        <w:t>ạ</w:t>
+      </w:r>
+      <w:r>
+        <w:t xml:space="preserve"> v</w:t>
+      </w:r>
+      <w:r>
+        <w:t>ị</w:t>
+      </w:r>
+      <w:r>
+        <w:t xml:space="preserve"> trí vì ký t</w:t>
+      </w:r>
+      <w:r>
+        <w:t>ự</w:t>
+      </w:r>
+      <w:r>
+        <w:t xml:space="preserve"> đ</w:t>
+      </w:r>
+      <w:r>
+        <w:t>ọ</w:t>
+      </w:r>
+      <w:r>
+        <w:t>c ra v</w:t>
+      </w:r>
+      <w:r>
+        <w:t>ẫ</w:t>
+      </w:r>
+      <w:r>
+        <w:t>n đúng ki</w:t>
+      </w:r>
+      <w:r>
+        <w:t>ể</w:t>
+      </w:r>
+      <w:r>
+        <w:t>u; c</w:t>
+      </w:r>
+      <w:r>
+        <w:t>ặ</w:t>
+      </w:r>
+      <w:r>
+        <w:t xml:space="preserve">p </w:t>
+      </w:r>
+      <w:r>
+        <w:rPr>
+          <w:rStyle w:val="VerbatimChar"/>
+        </w:rPr>
+        <w:t>U → 1</w:t>
+      </w:r>
+      <w:r>
+        <w:t xml:space="preserve"> xung đ</w:t>
+      </w:r>
+      <w:r>
+        <w:t>ộ</w:t>
+      </w:r>
+      <w:r>
+        <w:t>t v</w:t>
+      </w:r>
+      <w:r>
+        <w:t>ớ</w:t>
+      </w:r>
+      <w:r>
+        <w:t xml:space="preserve">i </w:t>
+      </w:r>
+      <w:r>
+        <w:rPr>
+          <w:rStyle w:val="VerbatimChar"/>
+        </w:rPr>
+        <w:t>L → 1</w:t>
+      </w:r>
+      <w:r>
+        <w:t xml:space="preserve"> ph</w:t>
+      </w:r>
+      <w:r>
+        <w:t>ổ</w:t>
+      </w:r>
+      <w:r>
+        <w:t xml:space="preserve"> bi</w:t>
+      </w:r>
+      <w:r>
+        <w:t>ế</w:t>
+      </w:r>
+      <w:r>
+        <w:t>n hơn (90 so v</w:t>
+      </w:r>
+      <w:r>
+        <w:t>ớ</w:t>
+      </w:r>
+      <w:r>
+        <w:t>i 38 l</w:t>
+      </w:r>
+      <w:r>
+        <w:t>ầ</w:t>
+      </w:r>
+      <w:r>
+        <w:t>n) nên gi</w:t>
+      </w:r>
+      <w:r>
+        <w:t>ữ</w:t>
+      </w:r>
+      <w:r>
+        <w:t xml:space="preserve"> chi</w:t>
+      </w:r>
+      <w:r>
+        <w:t>ề</w:t>
+      </w:r>
+      <w:r>
+        <w:t>u th</w:t>
+      </w:r>
+      <w:r>
+        <w:t>ắ</w:t>
+      </w:r>
+      <w:r>
+        <w:t>ng. X</w:t>
+      </w:r>
+      <w:r>
+        <w:t>ử</w:t>
+      </w:r>
+      <w:r>
+        <w:t xml:space="preserve"> lý chúng c</w:t>
+      </w:r>
+      <w:r>
+        <w:t>ầ</w:t>
+      </w:r>
+      <w:r>
+        <w:t>n m</w:t>
+      </w:r>
+      <w:r>
+        <w:t>ộ</w:t>
+      </w:r>
+      <w:r>
+        <w:t>t cơ ch</w:t>
+      </w:r>
+      <w:r>
+        <w:t>ế</w:t>
+      </w:r>
+      <w:r>
+        <w:t xml:space="preserve"> khác và ng</w:t>
+      </w:r>
+      <w:r>
+        <w:t>ữ</w:t>
+      </w:r>
+      <w:r>
+        <w:t xml:space="preserve"> li</w:t>
+      </w:r>
+      <w:r>
+        <w:t>ệ</w:t>
+      </w:r>
+      <w:r>
+        <w:t>u l</w:t>
+      </w:r>
+      <w:r>
+        <w:t>ớ</w:t>
+      </w:r>
+      <w:r>
+        <w:t>n hơn (hư</w:t>
+      </w:r>
+      <w:r>
+        <w:t>ớ</w:t>
+      </w:r>
+      <w:r>
+        <w:t>ng phát tri</w:t>
+      </w:r>
+      <w:r>
+        <w:t>ể</w:t>
+      </w:r>
+      <w:r>
+        <w:t>n s</w:t>
       </w:r>
       <w:r>
         <w:t>ố</w:t>
       </w:r>
       <w:r>
-        <w:t>ng kê: hai m</w:t>
-      </w:r>
-      <w:r>
-        <w:t>ụ</w:t>
-      </w:r>
-      <w:r>
-        <w:t>c vư</w:t>
-      </w:r>
-      <w:r>
-        <w:t>ợ</w:t>
-      </w:r>
-      <w:r>
-        <w:t>t ngư</w:t>
-      </w:r>
-      <w:r>
-        <w:t>ỡ</w:t>
-      </w:r>
-      <w:r>
-        <w:t>ng đư</w:t>
-      </w:r>
-      <w:r>
-        <w:t>ợ</w:t>
-      </w:r>
-      <w:r>
-        <w:t>c thay b</w:t>
-      </w:r>
-      <w:r>
-        <w:t>ằ</w:t>
-      </w:r>
-      <w:r>
-        <w:t>ng ánh x</w:t>
-      </w:r>
-      <w:r>
-        <w:t>ạ</w:t>
-      </w:r>
-      <w:r>
-        <w:t xml:space="preserve"> trích tr</w:t>
-      </w:r>
-      <w:r>
-        <w:t>ự</w:t>
-      </w:r>
-      <w:r>
-        <w:t>c ti</w:t>
-      </w:r>
-      <w:r>
-        <w:t>ế</w:t>
-      </w:r>
-      <w:r>
-        <w:t>p t</w:t>
-      </w:r>
-      <w:r>
-        <w:t>ừ</w:t>
-      </w:r>
-      <w:r>
-        <w:t xml:space="preserve"> ma tr</w:t>
-      </w:r>
-      <w:r>
-        <w:t>ậ</w:t>
-      </w:r>
-      <w:r>
-        <w:t>n đo đư</w:t>
-      </w:r>
-      <w:r>
-        <w:t>ợ</w:t>
-      </w:r>
-      <w:r>
-        <w:t xml:space="preserve">c, mua thêm </w:t>
-      </w:r>
-      <w:r>
-        <w:rPr>
-          <w:b/>
-          <w:bCs/>
-        </w:rPr>
-        <w:t>53 bi</w:t>
-      </w:r>
-      <w:r>
-        <w:rPr>
-          <w:b/>
-          <w:bCs/>
-        </w:rPr>
-        <w:t>ể</w:t>
-      </w:r>
-      <w:r>
-        <w:rPr>
-          <w:b/>
-          <w:bCs/>
-        </w:rPr>
-        <w:t>n đ</w:t>
-      </w:r>
-      <w:r>
-        <w:rPr>
-          <w:b/>
-          <w:bCs/>
-        </w:rPr>
-        <w:t>ọ</w:t>
-      </w:r>
-      <w:r>
-        <w:rPr>
-          <w:b/>
-          <w:bCs/>
-        </w:rPr>
-        <w:t>c đúng và 0 bi</w:t>
-      </w:r>
-      <w:r>
-        <w:rPr>
-          <w:b/>
-          <w:bCs/>
-        </w:rPr>
-        <w:t>ể</w:t>
-      </w:r>
-      <w:r>
-        <w:rPr>
-          <w:b/>
-          <w:bCs/>
-        </w:rPr>
-        <w:t>n h</w:t>
-      </w:r>
-      <w:r>
-        <w:rPr>
-          <w:b/>
-          <w:bCs/>
-        </w:rPr>
-        <w:t>ỏ</w:t>
-      </w:r>
-      <w:r>
-        <w:rPr>
-          <w:b/>
-          <w:bCs/>
-        </w:rPr>
-        <w:t>ng</w:t>
-      </w:r>
-      <w:r>
-        <w:t xml:space="preserve"> — đây chính là c</w:t>
-      </w:r>
-      <w:r>
-        <w:t>ấ</w:t>
-      </w:r>
-      <w:r>
-        <w:t>u hình bàn giao sinh ra S₁ = 0,7701. Năm c</w:t>
-      </w:r>
-      <w:r>
-        <w:t>ặ</w:t>
-      </w:r>
-      <w:r>
-        <w:t>p còn l</w:t>
-      </w:r>
-      <w:r>
-        <w:t>ạ</w:t>
-      </w:r>
-      <w:r>
-        <w:t>i th</w:t>
-      </w:r>
-      <w:r>
-        <w:t>ắ</w:t>
-      </w:r>
-      <w:r>
-        <w:t>ng dư</w:t>
-      </w:r>
-      <w:r>
-        <w:t>ớ</w:t>
-      </w:r>
-      <w:r>
-        <w:t>i 10 l</w:t>
-      </w:r>
-      <w:r>
-        <w:t>ầ</w:t>
-      </w:r>
-      <w:r>
-        <w:t xml:space="preserve">n nên </w:t>
-      </w:r>
-      <w:r>
-        <w:rPr>
-          <w:b/>
-          <w:bCs/>
-        </w:rPr>
-        <w:t>chưa đ</w:t>
-      </w:r>
-      <w:r>
-        <w:rPr>
-          <w:b/>
-          <w:bCs/>
-        </w:rPr>
-        <w:t>ủ</w:t>
-      </w:r>
-      <w:r>
-        <w:rPr>
-          <w:b/>
-          <w:bCs/>
-        </w:rPr>
-        <w:t xml:space="preserve"> cơ s</w:t>
-      </w:r>
-      <w:r>
-        <w:rPr>
-          <w:b/>
-          <w:bCs/>
-        </w:rPr>
-        <w:t>ở</w:t>
-      </w:r>
-      <w:r>
-        <w:rPr>
-          <w:b/>
-          <w:bCs/>
-        </w:rPr>
-        <w:t xml:space="preserve"> đ</w:t>
-      </w:r>
-      <w:r>
-        <w:rPr>
-          <w:b/>
-          <w:bCs/>
-        </w:rPr>
-        <w:t>ể</w:t>
-      </w:r>
-      <w:r>
-        <w:rPr>
-          <w:b/>
-          <w:bCs/>
-        </w:rPr>
-        <w:t xml:space="preserve"> b</w:t>
-      </w:r>
-      <w:r>
-        <w:rPr>
-          <w:b/>
-          <w:bCs/>
-        </w:rPr>
-        <w:t>ậ</w:t>
-      </w:r>
-      <w:r>
-        <w:rPr>
-          <w:b/>
-          <w:bCs/>
-        </w:rPr>
-        <w:t>t m</w:t>
-      </w:r>
-      <w:r>
-        <w:rPr>
-          <w:b/>
-          <w:bCs/>
-        </w:rPr>
-        <w:t>ặ</w:t>
-      </w:r>
-      <w:r>
-        <w:rPr>
-          <w:b/>
-          <w:bCs/>
-        </w:rPr>
-        <w:t>c đ</w:t>
-      </w:r>
-      <w:r>
-        <w:rPr>
-          <w:b/>
-          <w:bCs/>
-        </w:rPr>
-        <w:t>ị</w:t>
-      </w:r>
-      <w:r>
-        <w:rPr>
-          <w:b/>
-          <w:bCs/>
-        </w:rPr>
-        <w:t>nh</w:t>
-      </w:r>
-      <w:r>
-        <w:t>; chúng ch</w:t>
-      </w:r>
-      <w:r>
-        <w:t>ờ</w:t>
-      </w:r>
-      <w:r>
-        <w:t xml:space="preserve"> ng</w:t>
-      </w:r>
-      <w:r>
-        <w:t>ữ</w:t>
-      </w:r>
-      <w:r>
-        <w:t xml:space="preserve"> li</w:t>
-      </w:r>
-      <w:r>
-        <w:t>ệ</w:t>
-      </w:r>
-      <w:r>
-        <w:t>u l</w:t>
-      </w:r>
-      <w:r>
-        <w:t>ớ</w:t>
-      </w:r>
-      <w:r>
-        <w:t xml:space="preserve">n hơn </w:t>
-      </w:r>
-      <w:r>
-        <w:t>ở</w:t>
-      </w:r>
-      <w:r>
-        <w:t xml:space="preserve"> hư</w:t>
-      </w:r>
-      <w:r>
-        <w:t>ớ</w:t>
-      </w:r>
-      <w:r>
-        <w:t>ng phát tri</w:t>
-      </w:r>
-      <w:r>
-        <w:t>ể</w:t>
-      </w:r>
-      <w:r>
-        <w:t>n s</w:t>
-      </w:r>
-      <w:r>
-        <w:t>ố</w:t>
-      </w:r>
-      <w:r>
-        <w:t xml:space="preserve"> 2 (m</w:t>
+        <w:t xml:space="preserve"> 2, m</w:t>
       </w:r>
       <w:r>
         <w:t>ụ</w:t>
@@ -54574,8 +54755,8 @@
       <w:pPr>
         <w:pStyle w:val="Heading3"/>
       </w:pPr>
-      <w:bookmarkStart w:id="104" w:name="X072ea29981ed08c6a59494db2da88a9b5c62777"/>
-      <w:bookmarkEnd w:id="102"/>
+      <w:bookmarkStart w:id="96" w:name="X2651610673da77b433666dbe9166d4e380c2060"/>
+      <w:bookmarkEnd w:id="94"/>
       <w:r>
         <w:t>4.3.4. So sánh ba b</w:t>
       </w:r>
@@ -54584,18 +54765,6 @@
       </w:r>
       <w:r>
         <w:t xml:space="preserve"> nh</w:t>
-      </w:r>
-      <w:r>
-        <w:t>ậ</w:t>
-      </w:r>
-      <w:r>
-        <w:t>n d</w:t>
-      </w:r>
-      <w:r>
-        <w:t>ạ</w:t>
-      </w:r>
-      <w:r>
-        <w:t>ng nh</w:t>
       </w:r>
       <w:r>
         <w:t>ậ</w:t>
@@ -54794,7 +54963,13 @@
         <w:t>ng bao quanh</w:t>
       </w:r>
       <w:r>
-        <w:t xml:space="preserve"> — sao đúng chu</w:t>
+        <w:t xml:space="preserve"> — toàn b</w:t>
+      </w:r>
+      <w:r>
+        <w:t>ộ</w:t>
+      </w:r>
+      <w:r>
+        <w:t xml:space="preserve"> chu</w:t>
       </w:r>
       <w:r>
         <w:t>ỗ</w:t>
@@ -54818,13 +54993,31 @@
         <w:t>ả</w:t>
       </w:r>
       <w:r>
-        <w:t>nh c</w:t>
-      </w:r>
-      <w:r>
-        <w:t>ủ</w:t>
-      </w:r>
-      <w:r>
-        <w:t>a b</w:t>
+        <w:t>nh b</w:t>
+      </w:r>
+      <w:r>
+        <w:t>ọ</w:t>
+      </w:r>
+      <w:r>
+        <w:t>c quanh b</w:t>
+      </w:r>
+      <w:r>
+        <w:t>ộ</w:t>
+      </w:r>
+      <w:r>
+        <w:t xml:space="preserve"> nh</w:t>
+      </w:r>
+      <w:r>
+        <w:t>ậ</w:t>
+      </w:r>
+      <w:r>
+        <w:t>n d</w:t>
+      </w:r>
+      <w:r>
+        <w:t>ạ</w:t>
+      </w:r>
+      <w:r>
+        <w:t>ng, sao đúng b</w:t>
       </w:r>
       <w:r>
         <w:t>ả</w:t>
@@ -55040,10 +55233,13 @@
         </w:rPr>
         <w:t>ng 4.7.</w:t>
       </w:r>
-      <w:bookmarkStart w:id="105" w:name="tbl-4-7"/>
-      <w:bookmarkEnd w:id="105"/>
-      <w:r>
-        <w:t xml:space="preserve"> So sánh ba b</w:t>
+      <w:bookmarkStart w:id="97" w:name="tbl-4-7"/>
+      <w:bookmarkEnd w:id="97"/>
+      <w:r>
+        <w:t xml:space="preserve"> </w:t>
+      </w:r>
+      <w:r>
+        <w:t>So sánh ba b</w:t>
       </w:r>
       <w:r>
         <w:t>ộ</w:t>
@@ -55089,7 +55285,7 @@
         <w:tblLook w:val="0020" w:firstRow="1" w:lastRow="0" w:firstColumn="0" w:lastColumn="0" w:noHBand="0" w:noVBand="0"/>
       </w:tblPr>
       <w:tblGrid>
-        <w:gridCol w:w="1383"/>
+        <w:gridCol w:w="1391"/>
         <w:gridCol w:w="1892"/>
         <w:gridCol w:w="1385"/>
         <w:gridCol w:w="1124"/>
@@ -55109,7 +55305,7 @@
               <w:pStyle w:val="Compact"/>
             </w:pPr>
             <w:r>
-              <w:t>b</w:t>
+              <w:t>B</w:t>
             </w:r>
             <w:r>
               <w:t>ộ</w:t>
@@ -55478,10 +55674,7 @@
         <w:t>n trong phép đo này</w:t>
       </w:r>
       <w:r>
-        <w:t xml:space="preserve"> </w:t>
-      </w:r>
-      <w:r>
-        <w:t>— 68,87%, hơn EasyOCR 54,59 đi</w:t>
+        <w:t xml:space="preserve"> — 68,87%, hơn EasyOCR 54,59 đi</w:t>
       </w:r>
       <w:r>
         <w:t>ể</w:t>
@@ -55541,19 +55734,71 @@
         <w:t>ấ</w:t>
       </w:r>
       <w:r>
-        <w:t xml:space="preserve">u hình đánh giá </w:t>
+        <w:t xml:space="preserve">u hình đánh giá nêu </w:t>
       </w:r>
       <w:r>
         <w:t>ở</w:t>
       </w:r>
       <w:r>
-        <w:t xml:space="preserve"> m</w:t>
-      </w:r>
-      <w:r>
-        <w:t>ụ</w:t>
-      </w:r>
-      <w:r>
-        <w:t>c b.</w:t>
+        <w:t xml:space="preserve"> đo</w:t>
+      </w:r>
+      <w:r>
+        <w:t>ạ</w:t>
+      </w:r>
+      <w:r>
+        <w:t xml:space="preserve">n </w:t>
+      </w:r>
+      <w:r>
+        <w:rPr>
+          <w:i/>
+          <w:iCs/>
+        </w:rPr>
+        <w:t>Thi</w:t>
+      </w:r>
+      <w:r>
+        <w:rPr>
+          <w:i/>
+          <w:iCs/>
+        </w:rPr>
+        <w:t>ế</w:t>
+      </w:r>
+      <w:r>
+        <w:rPr>
+          <w:i/>
+          <w:iCs/>
+        </w:rPr>
+        <w:t>t k</w:t>
+      </w:r>
+      <w:r>
+        <w:rPr>
+          <w:i/>
+          <w:iCs/>
+        </w:rPr>
+        <w:t>ế</w:t>
+      </w:r>
+      <w:r>
+        <w:rPr>
+          <w:i/>
+          <w:iCs/>
+        </w:rPr>
+        <w:t xml:space="preserve"> thí nghi</w:t>
+      </w:r>
+      <w:r>
+        <w:rPr>
+          <w:i/>
+          <w:iCs/>
+        </w:rPr>
+        <w:t>ệ</w:t>
+      </w:r>
+      <w:r>
+        <w:rPr>
+          <w:i/>
+          <w:iCs/>
+        </w:rPr>
+        <w:t>m</w:t>
+      </w:r>
+      <w:r>
+        <w:t xml:space="preserve"> trên.</w:t>
       </w:r>
     </w:p>
     <w:p>
@@ -55788,7 +56033,7 @@
           <w:b/>
           <w:bCs/>
         </w:rPr>
-        <w:t>k</w:t>
+        <w:t>K</w:t>
       </w:r>
       <w:r>
         <w:rPr>
@@ -55938,7 +56183,7 @@
         <w:tblLook w:val="0020" w:firstRow="1" w:lastRow="0" w:firstColumn="0" w:lastColumn="0" w:noHBand="0" w:noVBand="0"/>
       </w:tblPr>
       <w:tblGrid>
-        <w:gridCol w:w="1383"/>
+        <w:gridCol w:w="1391"/>
         <w:gridCol w:w="2310"/>
       </w:tblGrid>
       <w:tr>
@@ -55955,7 +56200,7 @@
               <w:pStyle w:val="Compact"/>
             </w:pPr>
             <w:r>
-              <w:t>b</w:t>
+              <w:t>B</w:t>
             </w:r>
             <w:r>
               <w:t>ộ</w:t>
@@ -56600,10 +56845,7 @@
         <w:t xml:space="preserve"> ba</w:t>
       </w:r>
       <w:r>
-        <w:t xml:space="preserve"> </w:t>
-      </w:r>
-      <w:r>
-        <w:t>(+5,14 · +3,93 · +0,68 đi</w:t>
+        <w:t xml:space="preserve"> (+5,14 · +3,93 · +0,68 đi</w:t>
       </w:r>
       <w:r>
         <w:t>ể</w:t>
@@ -56662,10 +56904,10 @@
       <w:pPr>
         <w:pStyle w:val="Heading2"/>
       </w:pPr>
-      <w:bookmarkStart w:id="106" w:name="X0c205a3fd5474e5e1d380a3735df7543f97f059"/>
-      <w:bookmarkStart w:id="107" w:name="_Toc239341932"/>
-      <w:bookmarkEnd w:id="95"/>
-      <w:bookmarkEnd w:id="104"/>
+      <w:bookmarkStart w:id="98" w:name="X0c205a3fd5474e5e1d380a3735df7543f97f059"/>
+      <w:bookmarkStart w:id="99" w:name="_Toc239348948"/>
+      <w:bookmarkEnd w:id="87"/>
+      <w:bookmarkEnd w:id="96"/>
       <w:r>
         <w:t>4.4. Bóc tách đóng góp c</w:t>
       </w:r>
@@ -56699,7 +56941,7 @@
       <w:r>
         <w:t>nh</w:t>
       </w:r>
-      <w:bookmarkEnd w:id="107"/>
+      <w:bookmarkEnd w:id="99"/>
     </w:p>
     <w:p>
       <w:pPr>
@@ -56779,7 +57021,7 @@
       <w:pPr>
         <w:pStyle w:val="Heading3"/>
       </w:pPr>
-      <w:bookmarkStart w:id="108" w:name="X829136f7291c297c5cca8b1d56094b3c973a208"/>
+      <w:bookmarkStart w:id="100" w:name="X829136f7291c297c5cca8b1d56094b3c973a208"/>
       <w:r>
         <w:t>4.4.1. Ghép r</w:t>
       </w:r>
@@ -56955,8 +57197,8 @@
         </w:rPr>
         <w:t>ng 4.8.</w:t>
       </w:r>
-      <w:bookmarkStart w:id="109" w:name="tbl-4-8"/>
-      <w:bookmarkEnd w:id="109"/>
+      <w:bookmarkStart w:id="101" w:name="tbl-4-8"/>
+      <w:bookmarkEnd w:id="101"/>
       <w:r>
         <w:t xml:space="preserve"> Hai chi</w:t>
       </w:r>
@@ -57548,8 +57790,8 @@
       <w:pPr>
         <w:pStyle w:val="Heading3"/>
       </w:pPr>
-      <w:bookmarkStart w:id="110" w:name="X588f7fa284ca796b8f5cd2fcddeec4c0f167016"/>
-      <w:bookmarkEnd w:id="108"/>
+      <w:bookmarkStart w:id="102" w:name="X588f7fa284ca796b8f5cd2fcddeec4c0f167016"/>
+      <w:bookmarkEnd w:id="100"/>
       <w:r>
         <w:t>4.4.2. B</w:t>
       </w:r>
@@ -57709,8 +57951,8 @@
         </w:rPr>
         <w:t>ng 4.9.</w:t>
       </w:r>
-      <w:bookmarkStart w:id="111" w:name="tbl-4-9"/>
-      <w:bookmarkEnd w:id="111"/>
+      <w:bookmarkStart w:id="103" w:name="tbl-4-9"/>
+      <w:bookmarkEnd w:id="103"/>
       <w:r>
         <w:t xml:space="preserve"> </w:t>
       </w:r>
@@ -58566,8 +58808,8 @@
       <w:pPr>
         <w:pStyle w:val="Heading3"/>
       </w:pPr>
-      <w:bookmarkStart w:id="112" w:name="X85ddc1f42a1ffcce01d47550816576bde0056e6"/>
-      <w:bookmarkEnd w:id="110"/>
+      <w:bookmarkStart w:id="104" w:name="X85ddc1f42a1ffcce01d47550816576bde0056e6"/>
+      <w:bookmarkEnd w:id="102"/>
       <w:r>
         <w:t>4.4.3. Siêu phân gi</w:t>
       </w:r>
@@ -58691,7 +58933,144 @@
         <w:t>ả</w:t>
       </w:r>
       <w:r>
-        <w:t xml:space="preserve"> đo:</w:t>
+        <w:t xml:space="preserve"> đo </w:t>
+      </w:r>
+      <w:r>
+        <w:t>ở</w:t>
+      </w:r>
+      <w:r>
+        <w:t xml:space="preserve"> </w:t>
+      </w:r>
+      <w:r>
+        <w:rPr>
+          <w:b/>
+          <w:bCs/>
+        </w:rPr>
+        <w:t>lư</w:t>
+      </w:r>
+      <w:r>
+        <w:rPr>
+          <w:b/>
+          <w:bCs/>
+        </w:rPr>
+        <w:t>ợ</w:t>
+      </w:r>
+      <w:r>
+        <w:rPr>
+          <w:b/>
+          <w:bCs/>
+        </w:rPr>
+        <w:t>t bóc tách s</w:t>
+      </w:r>
+      <w:r>
+        <w:rPr>
+          <w:b/>
+          <w:bCs/>
+        </w:rPr>
+        <w:t>ớ</w:t>
+      </w:r>
+      <w:r>
+        <w:rPr>
+          <w:b/>
+          <w:bCs/>
+        </w:rPr>
+        <w:t>m</w:t>
+      </w:r>
+      <w:r>
+        <w:t xml:space="preserve"> </w:t>
+      </w:r>
+      <w:r>
+        <w:t>— m</w:t>
+      </w:r>
+      <w:r>
+        <w:t>ộ</w:t>
+      </w:r>
+      <w:r>
+        <w:t>t lư</w:t>
+      </w:r>
+      <w:r>
+        <w:t>ợ</w:t>
+      </w:r>
+      <w:r>
+        <w:t>t đo riêng, trư</w:t>
+      </w:r>
+      <w:r>
+        <w:t>ớ</w:t>
+      </w:r>
+      <w:r>
+        <w:t>c lư</w:t>
+      </w:r>
+      <w:r>
+        <w:t>ợ</w:t>
+      </w:r>
+      <w:r>
+        <w:t xml:space="preserve">t đo </w:t>
+      </w:r>
+      <w:r>
+        <w:t>ở</w:t>
+      </w:r>
+      <w:r>
+        <w:t xml:space="preserve"> B</w:t>
+      </w:r>
+      <w:r>
+        <w:t>ả</w:t>
+      </w:r>
+      <w:r>
+        <w:t>ng 4.9 và trên n</w:t>
+      </w:r>
+      <w:r>
+        <w:t>ề</w:t>
+      </w:r>
+      <w:r>
+        <w:t>n máy khác, nên s</w:t>
+      </w:r>
+      <w:r>
+        <w:t>ố</w:t>
+      </w:r>
+      <w:r>
+        <w:t xml:space="preserve"> tuy</w:t>
+      </w:r>
+      <w:r>
+        <w:t>ệ</w:t>
+      </w:r>
+      <w:r>
+        <w:t>t đ</w:t>
+      </w:r>
+      <w:r>
+        <w:t>ố</w:t>
+      </w:r>
+      <w:r>
+        <w:t>i không c</w:t>
+      </w:r>
+      <w:r>
+        <w:t>ộ</w:t>
+      </w:r>
+      <w:r>
+        <w:t>ng tr</w:t>
+      </w:r>
+      <w:r>
+        <w:t>ừ</w:t>
+      </w:r>
+      <w:r>
+        <w:t xml:space="preserve"> chéo đư</w:t>
+      </w:r>
+      <w:r>
+        <w:t>ợ</w:t>
+      </w:r>
+      <w:r>
+        <w:t>c v</w:t>
+      </w:r>
+      <w:r>
+        <w:t>ớ</w:t>
+      </w:r>
+      <w:r>
+        <w:t>i B</w:t>
+      </w:r>
+      <w:r>
+        <w:t>ả</w:t>
+      </w:r>
+      <w:r>
+        <w:t>ng 4.9:</w:t>
       </w:r>
     </w:p>
     <w:tbl>
@@ -58730,7 +59109,19 @@
               <w:jc w:val="right"/>
             </w:pPr>
             <w:r>
-              <w:t>Chi phí</w:t>
+              <w:t>Chi phí (lư</w:t>
+            </w:r>
+            <w:r>
+              <w:t>ợ</w:t>
+            </w:r>
+            <w:r>
+              <w:t>t bóc tách s</w:t>
+            </w:r>
+            <w:r>
+              <w:t>ớ</w:t>
+            </w:r>
+            <w:r>
+              <w:t>m)</w:t>
             </w:r>
           </w:p>
         </w:tc>
@@ -58917,191 +59308,323 @@
         <w:pStyle w:val="BodyText"/>
       </w:pPr>
       <w:r>
-        <w:t>M</w:t>
-      </w:r>
-      <w:r>
-        <w:t>ộ</w:t>
-      </w:r>
-      <w:r>
-        <w:t>t mình b</w:t>
+        <w:t>Ở</w:t>
+      </w:r>
+      <w:r>
+        <w:t xml:space="preserve"> lư</w:t>
+      </w:r>
+      <w:r>
+        <w:t>ợ</w:t>
+      </w:r>
+      <w:r>
+        <w:t>t đó, b</w:t>
       </w:r>
       <w:r>
         <w:t>ậ</w:t>
       </w:r>
       <w:r>
+        <w:t>t c</w:t>
+      </w:r>
+      <w:r>
+        <w:t>ả</w:t>
+      </w:r>
+      <w:r>
+        <w:t xml:space="preserve"> ba b</w:t>
+      </w:r>
+      <w:r>
+        <w:t>ậ</w:t>
+      </w:r>
+      <w:r>
+        <w:t>c đ</w:t>
+      </w:r>
+      <w:r>
+        <w:t>ẩ</w:t>
+      </w:r>
+      <w:r>
+        <w:t xml:space="preserve">y p95 lên </w:t>
+      </w:r>
+      <w:r>
+        <w:rPr>
+          <w:b/>
+          <w:bCs/>
+        </w:rPr>
+        <w:t>1.514,26 ms</w:t>
+      </w:r>
+      <w:r>
+        <w:t>, t</w:t>
+      </w:r>
+      <w:r>
+        <w:t>ứ</w:t>
+      </w:r>
+      <w:r>
+        <w:t xml:space="preserve">c </w:t>
+      </w:r>
+      <w:r>
+        <w:rPr>
+          <w:b/>
+          <w:bCs/>
+        </w:rPr>
+        <w:t>vư</w:t>
+      </w:r>
+      <w:r>
+        <w:rPr>
+          <w:b/>
+          <w:bCs/>
+        </w:rPr>
+        <w:t>ợ</w:t>
+      </w:r>
+      <w:r>
+        <w:rPr>
+          <w:b/>
+          <w:bCs/>
+        </w:rPr>
+        <w:t>t c</w:t>
+      </w:r>
+      <w:r>
+        <w:rPr>
+          <w:b/>
+          <w:bCs/>
+        </w:rPr>
+        <w:t>ả</w:t>
+      </w:r>
+      <w:r>
+        <w:rPr>
+          <w:b/>
+          <w:bCs/>
+        </w:rPr>
+        <w:t xml:space="preserve"> ngư</w:t>
+      </w:r>
+      <w:r>
+        <w:rPr>
+          <w:b/>
+          <w:bCs/>
+        </w:rPr>
+        <w:t>ỡ</w:t>
+      </w:r>
+      <w:r>
+        <w:rPr>
+          <w:b/>
+          <w:bCs/>
+        </w:rPr>
+        <w:t>ng t</w:t>
+      </w:r>
+      <w:r>
+        <w:rPr>
+          <w:b/>
+          <w:bCs/>
+        </w:rPr>
+        <w:t>ố</w:t>
+      </w:r>
+      <w:r>
+        <w:rPr>
+          <w:b/>
+          <w:bCs/>
+        </w:rPr>
+        <w:t>i thi</w:t>
+      </w:r>
+      <w:r>
+        <w:rPr>
+          <w:b/>
+          <w:bCs/>
+        </w:rPr>
+        <w:t>ể</w:t>
+      </w:r>
+      <w:r>
+        <w:rPr>
+          <w:b/>
+          <w:bCs/>
+        </w:rPr>
+        <w:t>u 1.500 ms</w:t>
+      </w:r>
+      <w:r>
+        <w:t>; b</w:t>
+      </w:r>
+      <w:r>
+        <w:t>ậ</w:t>
+      </w:r>
+      <w:r>
         <w:t>c siêu phân gi</w:t>
       </w:r>
       <w:r>
         <w:t>ả</w:t>
       </w:r>
       <w:r>
-        <w:t>i đ</w:t>
-      </w:r>
-      <w:r>
-        <w:t>ẩ</w:t>
-      </w:r>
-      <w:r>
-        <w:t xml:space="preserve">y p95 lên </w:t>
-      </w:r>
-      <w:r>
-        <w:rPr>
-          <w:b/>
-          <w:bCs/>
-        </w:rPr>
-        <w:t>1.514,26 ms</w:t>
-      </w:r>
-      <w:r>
-        <w:t>, t</w:t>
-      </w:r>
-      <w:r>
-        <w:t>ứ</w:t>
-      </w:r>
-      <w:r>
-        <w:t xml:space="preserve">c </w:t>
-      </w:r>
-      <w:r>
-        <w:rPr>
-          <w:b/>
-          <w:bCs/>
-        </w:rPr>
-        <w:t>vư</w:t>
-      </w:r>
-      <w:r>
-        <w:rPr>
-          <w:b/>
-          <w:bCs/>
-        </w:rPr>
+        <w:t>i vì v</w:t>
+      </w:r>
+      <w:r>
+        <w:t>ậ</w:t>
+      </w:r>
+      <w:r>
+        <w:t>y b</w:t>
+      </w:r>
+      <w:r>
+        <w:t>ị</w:t>
+      </w:r>
+      <w:r>
+        <w:t xml:space="preserve"> </w:t>
+      </w:r>
+      <w:r>
+        <w:rPr>
+          <w:b/>
+          <w:bCs/>
+        </w:rPr>
+        <w:t>t</w:t>
+      </w:r>
+      <w:r>
+        <w:rPr>
+          <w:b/>
+          <w:bCs/>
+        </w:rPr>
+        <w:t>ắ</w:t>
+      </w:r>
+      <w:r>
+        <w:rPr>
+          <w:b/>
+          <w:bCs/>
+        </w:rPr>
+        <w:t>t m</w:t>
+      </w:r>
+      <w:r>
+        <w:rPr>
+          <w:b/>
+          <w:bCs/>
+        </w:rPr>
+        <w:t>ặ</w:t>
+      </w:r>
+      <w:r>
+        <w:rPr>
+          <w:b/>
+          <w:bCs/>
+        </w:rPr>
+        <w:t>c đ</w:t>
+      </w:r>
+      <w:r>
+        <w:rPr>
+          <w:b/>
+          <w:bCs/>
+        </w:rPr>
+        <w:t>ị</w:t>
+      </w:r>
+      <w:r>
+        <w:rPr>
+          <w:b/>
+          <w:bCs/>
+        </w:rPr>
+        <w:t>nh</w:t>
+      </w:r>
+      <w:r>
+        <w:t xml:space="preserve"> </w:t>
+      </w:r>
+      <w:r>
+        <w:t>và không có m</w:t>
+      </w:r>
+      <w:r>
+        <w:t>ặ</w:t>
+      </w:r>
+      <w:r>
+        <w:t>t trong c</w:t>
+      </w:r>
+      <w:r>
+        <w:t>ấ</w:t>
+      </w:r>
+      <w:r>
+        <w:t>u hình bàn giao — B</w:t>
+      </w:r>
+      <w:r>
+        <w:t>ả</w:t>
+      </w:r>
+      <w:r>
+        <w:t>ng 4.9 và m</w:t>
+      </w:r>
+      <w:r>
+        <w:t>ụ</w:t>
+      </w:r>
+      <w:r>
+        <w:t>c 4.5.2 đ</w:t>
+      </w:r>
+      <w:r>
+        <w:t>ề</w:t>
+      </w:r>
+      <w:r>
+        <w:t>u đo c</w:t>
+      </w:r>
+      <w:r>
+        <w:t>ấ</w:t>
+      </w:r>
+      <w:r>
+        <w:t>u hình đã t</w:t>
+      </w:r>
+      <w:r>
+        <w:t>ắ</w:t>
+      </w:r>
+      <w:r>
+        <w:t>t b</w:t>
+      </w:r>
+      <w:r>
+        <w:t>ậ</w:t>
+      </w:r>
+      <w:r>
+        <w:t>c này. Chi phí c</w:t>
+      </w:r>
+      <w:r>
+        <w:t>ủ</w:t>
+      </w:r>
+      <w:r>
+        <w:t>a n</w:t>
+      </w:r>
+      <w:r>
+        <w:t>ắ</w:t>
+      </w:r>
+      <w:r>
+        <w:t>n hình + giãn d</w:t>
+      </w:r>
+      <w:r>
+        <w:t>ọ</w:t>
+      </w:r>
+      <w:r>
+        <w:t>c đo l</w:t>
+      </w:r>
+      <w:r>
+        <w:t>ạ</w:t>
+      </w:r>
+      <w:r>
+        <w:t xml:space="preserve">i </w:t>
+      </w:r>
+      <w:r>
+        <w:t>ở</w:t>
+      </w:r>
+      <w:r>
+        <w:t xml:space="preserve"> lư</w:t>
+      </w:r>
+      <w:r>
         <w:t>ợ</w:t>
       </w:r>
       <w:r>
-        <w:rPr>
-          <w:b/>
-          <w:bCs/>
-        </w:rPr>
-        <w:t>t c</w:t>
-      </w:r>
-      <w:r>
-        <w:rPr>
-          <w:b/>
-          <w:bCs/>
-        </w:rPr>
+        <w:t>t B</w:t>
+      </w:r>
+      <w:r>
         <w:t>ả</w:t>
       </w:r>
       <w:r>
-        <w:rPr>
-          <w:b/>
-          <w:bCs/>
-        </w:rPr>
-        <w:t xml:space="preserve"> ngư</w:t>
-      </w:r>
-      <w:r>
-        <w:rPr>
-          <w:b/>
-          <w:bCs/>
-        </w:rPr>
-        <w:t>ỡ</w:t>
-      </w:r>
-      <w:r>
-        <w:rPr>
-          <w:b/>
-          <w:bCs/>
-        </w:rPr>
-        <w:t>ng t</w:t>
-      </w:r>
-      <w:r>
-        <w:rPr>
-          <w:b/>
-          <w:bCs/>
-        </w:rPr>
-        <w:t>ố</w:t>
-      </w:r>
-      <w:r>
-        <w:rPr>
-          <w:b/>
-          <w:bCs/>
-        </w:rPr>
-        <w:t>i thi</w:t>
-      </w:r>
-      <w:r>
-        <w:rPr>
-          <w:b/>
-          <w:bCs/>
-        </w:rPr>
-        <w:t>ể</w:t>
-      </w:r>
-      <w:r>
-        <w:rPr>
-          <w:b/>
-          <w:bCs/>
-        </w:rPr>
-        <w:t>u 1.500 ms</w:t>
-      </w:r>
-      <w:r>
-        <w:t>. Nó đã b</w:t>
-      </w:r>
-      <w:r>
-        <w:t>ị</w:t>
-      </w:r>
-      <w:r>
-        <w:t xml:space="preserve"> </w:t>
-      </w:r>
-      <w:r>
-        <w:rPr>
-          <w:b/>
-          <w:bCs/>
-        </w:rPr>
-        <w:t>t</w:t>
-      </w:r>
-      <w:r>
-        <w:rPr>
-          <w:b/>
-          <w:bCs/>
-        </w:rPr>
-        <w:t>ắ</w:t>
-      </w:r>
-      <w:r>
-        <w:rPr>
-          <w:b/>
-          <w:bCs/>
-        </w:rPr>
-        <w:t>t m</w:t>
-      </w:r>
-      <w:r>
-        <w:rPr>
-          <w:b/>
-          <w:bCs/>
-        </w:rPr>
-        <w:t>ặ</w:t>
-      </w:r>
-      <w:r>
-        <w:rPr>
-          <w:b/>
-          <w:bCs/>
-        </w:rPr>
-        <w:t>c đ</w:t>
-      </w:r>
-      <w:r>
-        <w:rPr>
-          <w:b/>
-          <w:bCs/>
-        </w:rPr>
-        <w:t>ị</w:t>
-      </w:r>
-      <w:r>
-        <w:rPr>
-          <w:b/>
-          <w:bCs/>
-        </w:rPr>
-        <w:t>nh</w:t>
-      </w:r>
-      <w:r>
-        <w:t>, đưa p95 v</w:t>
-      </w:r>
-      <w:r>
-        <w:t>ề</w:t>
-      </w:r>
-      <w:r>
-        <w:t xml:space="preserve"> 1.143,10 ms.</w:t>
+        <w:t>ng 4.9 là +276,80 ms; hai lư</w:t>
+      </w:r>
+      <w:r>
+        <w:t>ợ</w:t>
+      </w:r>
+      <w:r>
+        <w:t>t cho cùng k</w:t>
+      </w:r>
+      <w:r>
+        <w:t>ế</w:t>
+      </w:r>
+      <w:r>
+        <w:t>t lu</w:t>
+      </w:r>
+      <w:r>
+        <w:t>ậ</w:t>
+      </w:r>
+      <w:r>
+        <w:t>n.</w:t>
       </w:r>
     </w:p>
     <w:p>
@@ -59657,39 +60180,33 @@
         <w:t>ng không</w:t>
       </w:r>
       <w:r>
-        <w:t xml:space="preserve"> (B</w:t>
-      </w:r>
-      <w:r>
-        <w:t>ả</w:t>
-      </w:r>
-      <w:r>
-        <w:t>ng 4.10).</w:t>
+        <w:t>.</w:t>
       </w:r>
     </w:p>
     <w:p>
       <w:pPr>
         <w:pStyle w:val="Heading2"/>
       </w:pPr>
-      <w:bookmarkStart w:id="113" w:name="X8f4b2c0e55e8764a0677cdfa39e96dbe6822859"/>
-      <w:bookmarkStart w:id="114" w:name="_Toc239341933"/>
+      <w:bookmarkStart w:id="105" w:name="X8f4b2c0e55e8764a0677cdfa39e96dbe6822859"/>
+      <w:bookmarkStart w:id="106" w:name="_Toc239348949"/>
+      <w:bookmarkEnd w:id="98"/>
+      <w:bookmarkEnd w:id="104"/>
+      <w:r>
+        <w:t>4.5. Hi</w:t>
+      </w:r>
+      <w:r>
+        <w:t>ệ</w:t>
+      </w:r>
+      <w:r>
+        <w:t>u năng</w:t>
+      </w:r>
       <w:bookmarkEnd w:id="106"/>
-      <w:bookmarkEnd w:id="112"/>
-      <w:r>
-        <w:t>4.5. Hi</w:t>
-      </w:r>
-      <w:r>
-        <w:t>ệ</w:t>
-      </w:r>
-      <w:r>
-        <w:t>u năng</w:t>
-      </w:r>
-      <w:bookmarkEnd w:id="114"/>
     </w:p>
     <w:p>
       <w:pPr>
         <w:pStyle w:val="Heading3"/>
       </w:pPr>
-      <w:bookmarkStart w:id="115" w:name="X6b24f3990d1b4e2ac43b4d4b755cf3b675cd008"/>
+      <w:bookmarkStart w:id="107" w:name="X6b24f3990d1b4e2ac43b4d4b755cf3b675cd008"/>
       <w:r>
         <w:t>4.5.1. Phân rã ngân sách đ</w:t>
       </w:r>
@@ -59728,8 +60245,8 @@
         </w:rPr>
         <w:t>ng 4.10.</w:t>
       </w:r>
-      <w:bookmarkStart w:id="116" w:name="tbl-4-10"/>
-      <w:bookmarkEnd w:id="116"/>
+      <w:bookmarkStart w:id="108" w:name="tbl-4-10"/>
+      <w:bookmarkEnd w:id="108"/>
       <w:r>
         <w:t xml:space="preserve"> Phân rã th</w:t>
       </w:r>
@@ -60302,7 +60819,19 @@
         <w:t>ậ</w:t>
       </w:r>
       <w:r>
-        <w:t xml:space="preserve">n xét. </w:t>
+        <w:t>n xét t</w:t>
+      </w:r>
+      <w:r>
+        <w:t>ừ</w:t>
+      </w:r>
+      <w:r>
+        <w:t xml:space="preserve"> B</w:t>
+      </w:r>
+      <w:r>
+        <w:t>ả</w:t>
+      </w:r>
+      <w:r>
+        <w:t xml:space="preserve">ng 4.10. </w:t>
       </w:r>
       <w:r>
         <w:rPr>
@@ -61136,8 +61665,8 @@
       <w:pPr>
         <w:pStyle w:val="Heading3"/>
       </w:pPr>
-      <w:bookmarkStart w:id="117" w:name="X3b6618c2a34744073ed1d69732272ba0db00294"/>
-      <w:bookmarkEnd w:id="115"/>
+      <w:bookmarkStart w:id="109" w:name="X3b6618c2a34744073ed1d69732272ba0db00294"/>
+      <w:bookmarkEnd w:id="107"/>
       <w:r>
         <w:t>4.5.2. Đ</w:t>
       </w:r>
@@ -61868,21 +62397,15 @@
         <w:t>ỉ</w:t>
       </w:r>
       <w:r>
-        <w:t xml:space="preserve"> (B</w:t>
-      </w:r>
-      <w:r>
-        <w:t>ả</w:t>
-      </w:r>
-      <w:r>
-        <w:t>ng 4.11).</w:t>
+        <w:t>.</w:t>
       </w:r>
     </w:p>
     <w:p>
       <w:pPr>
         <w:pStyle w:val="Heading3"/>
       </w:pPr>
-      <w:bookmarkStart w:id="118" w:name="X741c163f416d1e6dc001f8f3f4991f5dc161193"/>
-      <w:bookmarkEnd w:id="117"/>
+      <w:bookmarkStart w:id="110" w:name="X741c163f416d1e6dc001f8f3f4991f5dc161193"/>
+      <w:bookmarkEnd w:id="109"/>
       <w:r>
         <w:t>4.5.3. Đ</w:t>
       </w:r>
@@ -61936,13 +62459,10 @@
         </w:rPr>
         <w:t>ng 4.11.</w:t>
       </w:r>
-      <w:bookmarkStart w:id="119" w:name="tbl-4-11"/>
-      <w:bookmarkEnd w:id="119"/>
-      <w:r>
-        <w:t xml:space="preserve"> </w:t>
-      </w:r>
-      <w:r>
-        <w:t>Đ</w:t>
+      <w:bookmarkStart w:id="111" w:name="tbl-4-11"/>
+      <w:bookmarkEnd w:id="111"/>
+      <w:r>
+        <w:t xml:space="preserve"> Đ</w:t>
       </w:r>
       <w:r>
         <w:t>ộ</w:t>
@@ -62396,7 +62916,43 @@
         <w:pStyle w:val="BodyText"/>
       </w:pPr>
       <w:r>
-        <w:t>Ba gi</w:t>
+        <w:t>B</w:t>
+      </w:r>
+      <w:r>
+        <w:t>ả</w:t>
+      </w:r>
+      <w:r>
+        <w:t xml:space="preserve">ng 4.11 đo trên 1.565 </w:t>
+      </w:r>
+      <w:r>
+        <w:t>ả</w:t>
+      </w:r>
+      <w:r>
+        <w:t>nh ngoài d</w:t>
+      </w:r>
+      <w:r>
+        <w:t>ữ</w:t>
+      </w:r>
+      <w:r>
+        <w:t xml:space="preserve"> li</w:t>
+      </w:r>
+      <w:r>
+        <w:t>ệ</w:t>
+      </w:r>
+      <w:r>
+        <w:t>u hi</w:t>
+      </w:r>
+      <w:r>
+        <w:t>ệ</w:t>
+      </w:r>
+      <w:r>
+        <w:t>u ch</w:t>
+      </w:r>
+      <w:r>
+        <w:t>ỉ</w:t>
+      </w:r>
+      <w:r>
+        <w:t>nh. Ba gi</w:t>
       </w:r>
       <w:r>
         <w:t>ớ</w:t>
@@ -62828,20 +63384,20 @@
       <w:pPr>
         <w:pStyle w:val="Heading2"/>
       </w:pPr>
-      <w:bookmarkStart w:id="120" w:name="X7468ed9f095dd0192ebc5de940dc44b5cd3e099"/>
-      <w:bookmarkStart w:id="121" w:name="_Toc239341934"/>
+      <w:bookmarkStart w:id="112" w:name="X7468ed9f095dd0192ebc5de940dc44b5cd3e099"/>
+      <w:bookmarkStart w:id="113" w:name="_Toc239348950"/>
+      <w:bookmarkEnd w:id="105"/>
+      <w:bookmarkEnd w:id="110"/>
+      <w:r>
+        <w:t>4.6. Phân tích l</w:t>
+      </w:r>
+      <w:r>
+        <w:t>ỗ</w:t>
+      </w:r>
+      <w:r>
+        <w:t>i</w:t>
+      </w:r>
       <w:bookmarkEnd w:id="113"/>
-      <w:bookmarkEnd w:id="118"/>
-      <w:r>
-        <w:t>4.6. Phân tích l</w:t>
-      </w:r>
-      <w:r>
-        <w:t>ỗ</w:t>
-      </w:r>
-      <w:r>
-        <w:t>i</w:t>
-      </w:r>
-      <w:bookmarkEnd w:id="121"/>
     </w:p>
     <w:p>
       <w:pPr>
@@ -62868,8 +63424,8 @@
         </w:rPr>
         <w:t>ng 4.12.</w:t>
       </w:r>
-      <w:bookmarkStart w:id="122" w:name="tbl-4-12"/>
-      <w:bookmarkEnd w:id="122"/>
+      <w:bookmarkStart w:id="114" w:name="tbl-4-12"/>
+      <w:bookmarkEnd w:id="114"/>
       <w:r>
         <w:t xml:space="preserve"> T</w:t>
       </w:r>
@@ -64135,7 +64691,7 @@
           <w:b/>
           <w:bCs/>
         </w:rPr>
-        <w:t xml:space="preserve"> ca sai, và 428 trên 445 ca thu</w:t>
+        <w:t xml:space="preserve"> ca sai, và 375 trên 392 ca thu</w:t>
       </w:r>
       <w:r>
         <w:rPr>
@@ -64585,7 +65141,7 @@
         <w:t>n hai dòng</w:t>
       </w:r>
       <w:r>
-        <w:t xml:space="preserve"> (73/73), kh</w:t>
+        <w:t xml:space="preserve"> (76/76), kh</w:t>
       </w:r>
       <w:r>
         <w:t>ớ</w:t>
@@ -64687,16 +65243,16 @@
           <w:noProof/>
         </w:rPr>
         <w:drawing>
-          <wp:inline distT="0" distB="0" distL="0" distR="0" wp14:anchorId="1A21060C" wp14:editId="7FF1CCED">
+          <wp:inline distT="0" distB="0" distL="0" distR="0" wp14:anchorId="4EE85038" wp14:editId="415A4C4F">
             <wp:extent cx="5334000" cy="3317670"/>
             <wp:effectExtent l="0" t="0" r="0" b="0"/>
-            <wp:docPr id="131" name="Picture"/>
+            <wp:docPr id="126" name="Picture"/>
             <wp:cNvGraphicFramePr/>
             <a:graphic xmlns:a="http://schemas.openxmlformats.org/drawingml/2006/main">
               <a:graphicData uri="http://schemas.openxmlformats.org/drawingml/2006/picture">
                 <pic:pic xmlns:pic="http://schemas.openxmlformats.org/drawingml/2006/picture">
                   <pic:nvPicPr>
-                    <pic:cNvPr id="132" name="Picture" descr="figures/fig-ch4-loi.png"/>
+                    <pic:cNvPr id="127" name="Picture" descr="figures/fig-ch4-loi.png"/>
                     <pic:cNvPicPr>
                       <a:picLocks noChangeAspect="1" noChangeArrowheads="1"/>
                     </pic:cNvPicPr>
@@ -64740,8 +65296,8 @@
         </w:rPr>
         <w:t>Hình 4.2.</w:t>
       </w:r>
-      <w:bookmarkStart w:id="123" w:name="fig-4-2"/>
-      <w:bookmarkEnd w:id="123"/>
+      <w:bookmarkStart w:id="115" w:name="fig-4-2"/>
+      <w:bookmarkEnd w:id="115"/>
       <w:r>
         <w:t xml:space="preserve"> Sáu vùng bi</w:t>
       </w:r>
@@ -64799,7 +65355,7 @@
         <w:pStyle w:val="BodyText"/>
       </w:pPr>
       <w:r>
-        <w:t>Hàng trên là ba cơ ch</w:t>
+        <w:t>Hàng trên là hai cơ ch</w:t>
       </w:r>
       <w:r>
         <w:t>ế</w:t>
@@ -64811,7 +65367,37 @@
         <w:t>ử</w:t>
       </w:r>
       <w:r>
-        <w:t>a c</w:t>
+        <w:t xml:space="preserve">a trên </w:t>
+      </w:r>
+      <w:r>
+        <w:t>ả</w:t>
+      </w:r>
+      <w:r>
+        <w:t>nh th</w:t>
+      </w:r>
+      <w:r>
+        <w:t>ậ</w:t>
+      </w:r>
+      <w:r>
+        <w:t>t: m</w:t>
+      </w:r>
+      <w:r>
+        <w:t>ặ</w:t>
+      </w:r>
+      <w:r>
+        <w:t>t n</w:t>
+      </w:r>
+      <w:r>
+        <w:t>ạ</w:t>
+      </w:r>
+      <w:r>
+        <w:t xml:space="preserve"> v</w:t>
+      </w:r>
+      <w:r>
+        <w:t>ị</w:t>
+      </w:r>
+      <w:r>
+        <w:t xml:space="preserve"> trí c</w:t>
       </w:r>
       <w:r>
         <w:t>ủ</w:t>
@@ -64823,37 +65409,7 @@
         <w:t>ụ</w:t>
       </w:r>
       <w:r>
-        <w:t xml:space="preserve">c 3.6 trên </w:t>
-      </w:r>
-      <w:r>
-        <w:t>ả</w:t>
-      </w:r>
-      <w:r>
-        <w:t>nh th</w:t>
-      </w:r>
-      <w:r>
-        <w:t>ậ</w:t>
-      </w:r>
-      <w:r>
-        <w:t>t: m</w:t>
-      </w:r>
-      <w:r>
-        <w:t>ặ</w:t>
-      </w:r>
-      <w:r>
-        <w:t>t n</w:t>
-      </w:r>
-      <w:r>
-        <w:t>ạ</w:t>
-      </w:r>
-      <w:r>
-        <w:t xml:space="preserve"> v</w:t>
-      </w:r>
-      <w:r>
-        <w:t>ị</w:t>
-      </w:r>
-      <w:r>
-        <w:t xml:space="preserve"> trí (</w:t>
+        <w:t>c 3.6b (</w:t>
       </w:r>
       <w:r>
         <w:rPr>
@@ -64889,7 +65445,19 @@
         <w:t>ồ</w:t>
       </w:r>
       <w:r>
-        <w:t>i dòng trên (</w:t>
+        <w:t>i dòng trên c</w:t>
+      </w:r>
+      <w:r>
+        <w:t>ủ</w:t>
+      </w:r>
+      <w:r>
+        <w:t>a m</w:t>
+      </w:r>
+      <w:r>
+        <w:t>ụ</w:t>
+      </w:r>
+      <w:r>
+        <w:t>c 3.4.7 (</w:t>
       </w:r>
       <w:r>
         <w:rPr>
@@ -65418,9 +65986,9 @@
       <w:pPr>
         <w:pStyle w:val="Heading2"/>
       </w:pPr>
-      <w:bookmarkStart w:id="124" w:name="X88e1c26a6581f7bd1dbdb2c85ae6116c5ba8393"/>
-      <w:bookmarkStart w:id="125" w:name="_Toc239341935"/>
-      <w:bookmarkEnd w:id="120"/>
+      <w:bookmarkStart w:id="116" w:name="X88e1c26a6581f7bd1dbdb2c85ae6116c5ba8393"/>
+      <w:bookmarkStart w:id="117" w:name="_Toc239348951"/>
+      <w:bookmarkEnd w:id="112"/>
       <w:r>
         <w:t>4.7. Các y</w:t>
       </w:r>
@@ -65481,7 +66049,7 @@
       <w:r>
         <w:t>ả</w:t>
       </w:r>
-      <w:bookmarkEnd w:id="125"/>
+      <w:bookmarkEnd w:id="117"/>
     </w:p>
     <w:p>
       <w:pPr>
@@ -65622,8 +66190,8 @@
         </w:rPr>
         <w:t>ng 4.13.</w:t>
       </w:r>
-      <w:bookmarkStart w:id="126" w:name="tbl-4-13"/>
-      <w:bookmarkEnd w:id="126"/>
+      <w:bookmarkStart w:id="118" w:name="tbl-4-13"/>
+      <w:bookmarkEnd w:id="118"/>
       <w:r>
         <w:t xml:space="preserve"> Sáu y</w:t>
       </w:r>
@@ -67273,10 +67841,10 @@
       <w:pPr>
         <w:pStyle w:val="Heading1"/>
       </w:pPr>
-      <w:bookmarkStart w:id="127" w:name="chương-5-kết-luận-và-hướng-phát-triển"/>
-      <w:bookmarkStart w:id="128" w:name="_Toc239341936"/>
-      <w:bookmarkEnd w:id="83"/>
-      <w:bookmarkEnd w:id="124"/>
+      <w:bookmarkStart w:id="119" w:name="chương-5-kết-luận-và-hướng-phát-triển"/>
+      <w:bookmarkStart w:id="120" w:name="_Toc239348952"/>
+      <w:bookmarkEnd w:id="75"/>
+      <w:bookmarkEnd w:id="116"/>
       <w:r>
         <w:t>CHƯƠNG 5. K</w:t>
       </w:r>
@@ -67304,14 +67872,14 @@
       <w:r>
         <w:t>N</w:t>
       </w:r>
-      <w:bookmarkEnd w:id="128"/>
+      <w:bookmarkEnd w:id="120"/>
     </w:p>
     <w:p>
       <w:pPr>
         <w:pStyle w:val="Heading2"/>
       </w:pPr>
-      <w:bookmarkStart w:id="129" w:name="Xcefa088882d41b38c21b7b5b44c738cb5564fbb"/>
-      <w:bookmarkStart w:id="130" w:name="_Toc239341937"/>
+      <w:bookmarkStart w:id="121" w:name="Xcefa088882d41b38c21b7b5b44c738cb5564fbb"/>
+      <w:bookmarkStart w:id="122" w:name="_Toc239348953"/>
       <w:r>
         <w:t>5.1. K</w:t>
       </w:r>
@@ -67339,7 +67907,7 @@
       <w:r>
         <w:t>c</w:t>
       </w:r>
-      <w:bookmarkEnd w:id="130"/>
+      <w:bookmarkEnd w:id="122"/>
     </w:p>
     <w:p>
       <w:pPr>
@@ -67624,8 +68192,8 @@
         </w:rPr>
         <w:t>ng 5.1.</w:t>
       </w:r>
-      <w:bookmarkStart w:id="131" w:name="tbl-5-1"/>
-      <w:bookmarkEnd w:id="131"/>
+      <w:bookmarkStart w:id="123" w:name="tbl-5-1"/>
+      <w:bookmarkEnd w:id="123"/>
       <w:r>
         <w:t xml:space="preserve"> </w:t>
       </w:r>
@@ -68811,9 +69379,9 @@
       <w:pPr>
         <w:pStyle w:val="Heading2"/>
       </w:pPr>
-      <w:bookmarkStart w:id="132" w:name="Xe79f58ab8ce7b6f148c68a374118dd9eaec1a1c"/>
-      <w:bookmarkStart w:id="133" w:name="_Toc239341938"/>
-      <w:bookmarkEnd w:id="129"/>
+      <w:bookmarkStart w:id="124" w:name="Xe79f58ab8ce7b6f148c68a374118dd9eaec1a1c"/>
+      <w:bookmarkStart w:id="125" w:name="_Toc239348954"/>
+      <w:bookmarkEnd w:id="121"/>
       <w:r>
         <w:t>5.2. H</w:t>
       </w:r>
@@ -68826,7 +69394,7 @@
       <w:r>
         <w:t>ế</w:t>
       </w:r>
-      <w:bookmarkEnd w:id="133"/>
+      <w:bookmarkEnd w:id="125"/>
     </w:p>
     <w:p>
       <w:pPr>
@@ -68853,8 +69421,8 @@
         </w:rPr>
         <w:t>ng 5.2.</w:t>
       </w:r>
-      <w:bookmarkStart w:id="134" w:name="tbl-5-2"/>
-      <w:bookmarkEnd w:id="134"/>
+      <w:bookmarkStart w:id="126" w:name="tbl-5-2"/>
+      <w:bookmarkEnd w:id="126"/>
       <w:r>
         <w:t xml:space="preserve"> Năm h</w:t>
       </w:r>
@@ -70025,9 +70593,9 @@
       <w:pPr>
         <w:pStyle w:val="Heading2"/>
       </w:pPr>
-      <w:bookmarkStart w:id="135" w:name="X66db71c9020c40cf46e490c5c37ad244e2b7594"/>
-      <w:bookmarkStart w:id="136" w:name="_Toc239341939"/>
-      <w:bookmarkEnd w:id="132"/>
+      <w:bookmarkStart w:id="127" w:name="X66db71c9020c40cf46e490c5c37ad244e2b7594"/>
+      <w:bookmarkStart w:id="128" w:name="_Toc239348955"/>
+      <w:bookmarkEnd w:id="124"/>
       <w:r>
         <w:t>5.3. Hư</w:t>
       </w:r>
@@ -70043,7 +70611,7 @@
       <w:r>
         <w:t>n</w:t>
       </w:r>
-      <w:bookmarkEnd w:id="136"/>
+      <w:bookmarkEnd w:id="128"/>
     </w:p>
     <w:p>
       <w:pPr>
@@ -70132,8 +70700,8 @@
         </w:rPr>
         <w:t>ng 5.3.</w:t>
       </w:r>
-      <w:bookmarkStart w:id="137" w:name="tbl-5-3"/>
-      <w:bookmarkEnd w:id="137"/>
+      <w:bookmarkStart w:id="129" w:name="tbl-5-3"/>
+      <w:bookmarkEnd w:id="129"/>
       <w:r>
         <w:t xml:space="preserve"> Sáu hư</w:t>
       </w:r>
@@ -70176,9 +70744,9 @@
       </w:tblPr>
       <w:tblGrid>
         <w:gridCol w:w="324"/>
-        <w:gridCol w:w="2845"/>
-        <w:gridCol w:w="799"/>
-        <w:gridCol w:w="5608"/>
+        <w:gridCol w:w="2503"/>
+        <w:gridCol w:w="751"/>
+        <w:gridCol w:w="5998"/>
       </w:tblGrid>
       <w:tr>
         <w:trPr>
@@ -70769,79 +71337,133 @@
               <w:t>ể</w:t>
             </w:r>
             <w:r>
-              <w:t>n; năm m</w:t>
+              <w:t>n, nâng đ</w:t>
+            </w:r>
+            <w:r>
+              <w:t>ộ</w:t>
+            </w:r>
+            <w:r>
+              <w:t xml:space="preserve"> ph</w:t>
+            </w:r>
+            <w:r>
+              <w:t>ủ</w:t>
+            </w:r>
+            <w:r>
+              <w:t xml:space="preserve"> lên 4/10; sáu c</w:t>
+            </w:r>
+            <w:r>
+              <w:t>ặ</w:t>
+            </w:r>
+            <w:r>
+              <w:t>p còn l</w:t>
+            </w:r>
+            <w:r>
+              <w:t>ạ</w:t>
+            </w:r>
+            <w:r>
+              <w:t>i (m</w:t>
             </w:r>
             <w:r>
               <w:t>ụ</w:t>
             </w:r>
             <w:r>
-              <w:t>c còn l</w:t>
+              <w:t>c 4.3.3) n</w:t>
+            </w:r>
+            <w:r>
+              <w:t>ằ</w:t>
+            </w:r>
+            <w:r>
+              <w:t>m ngoài cơ ch</w:t>
+            </w:r>
+            <w:r>
+              <w:t>ế</w:t>
+            </w:r>
+            <w:r>
+              <w:t xml:space="preserve"> m</w:t>
+            </w:r>
+            <w:r>
+              <w:t>ặ</w:t>
+            </w:r>
+            <w:r>
+              <w:t>t n</w:t>
             </w:r>
             <w:r>
               <w:t>ạ</w:t>
             </w:r>
             <w:r>
-              <w:t>i chưa đ</w:t>
-            </w:r>
-            <w:r>
-              <w:t>ủ</w:t>
-            </w:r>
-            <w:r>
-              <w:t xml:space="preserve"> b</w:t>
-            </w:r>
-            <w:r>
-              <w:t>ằ</w:t>
-            </w:r>
-            <w:r>
-              <w:t>ng ch</w:t>
-            </w:r>
-            <w:r>
-              <w:t>ứ</w:t>
-            </w:r>
-            <w:r>
-              <w:t>ng (th</w:t>
-            </w:r>
-            <w:r>
-              <w:t>ắ</w:t>
-            </w:r>
-            <w:r>
-              <w:t>ng dư</w:t>
+              <w:t xml:space="preserve"> v</w:t>
+            </w:r>
+            <w:r>
+              <w:t>ị</w:t>
+            </w:r>
+            <w:r>
+              <w:t xml:space="preserve"> trí ho</w:t>
+            </w:r>
+            <w:r>
+              <w:t>ặ</w:t>
+            </w:r>
+            <w:r>
+              <w:t>c xung đ</w:t>
+            </w:r>
+            <w:r>
+              <w:t>ộ</w:t>
+            </w:r>
+            <w:r>
+              <w:t>t v</w:t>
             </w:r>
             <w:r>
               <w:t>ớ</w:t>
             </w:r>
             <w:r>
-              <w:t>i 10 l</w:t>
+              <w:t>i c</w:t>
+            </w:r>
+            <w:r>
+              <w:t>ặ</w:t>
+            </w:r>
+            <w:r>
+              <w:t>p ph</w:t>
+            </w:r>
+            <w:r>
+              <w:t>ổ</w:t>
+            </w:r>
+            <w:r>
+              <w:t xml:space="preserve"> bi</w:t>
+            </w:r>
+            <w:r>
+              <w:t>ế</w:t>
+            </w:r>
+            <w:r>
+              <w:t>n hơn — c</w:t>
             </w:r>
             <w:r>
               <w:t>ầ</w:t>
             </w:r>
             <w:r>
-              <w:t>n) nên v</w:t>
-            </w:r>
-            <w:r>
-              <w:t>ẫ</w:t>
-            </w:r>
-            <w:r>
-              <w:t>n gi</w:t>
+              <w:t>n cơ ch</w:t>
+            </w:r>
+            <w:r>
+              <w:t>ế</w:t>
+            </w:r>
+            <w:r>
+              <w:t xml:space="preserve"> s</w:t>
+            </w:r>
+            <w:r>
+              <w:t>ử</w:t>
+            </w:r>
+            <w:r>
+              <w:t>a theo ng</w:t>
             </w:r>
             <w:r>
               <w:t>ữ</w:t>
             </w:r>
             <w:r>
-              <w:t xml:space="preserve"> ph</w:t>
-            </w:r>
-            <w:r>
-              <w:t>ỏ</w:t>
-            </w:r>
-            <w:r>
-              <w:t>ng đoán theo hình d</w:t>
-            </w:r>
-            <w:r>
-              <w:t>ạ</w:t>
-            </w:r>
-            <w:r>
-              <w:t>ng — ng</w:t>
+              <w:t xml:space="preserve"> c</w:t>
+            </w:r>
+            <w:r>
+              <w:t>ả</w:t>
+            </w:r>
+            <w:r>
+              <w:t>nh và ng</w:t>
             </w:r>
             <w:r>
               <w:t>ữ</w:t>
@@ -70859,25 +71481,7 @@
               <w:t>ớ</w:t>
             </w:r>
             <w:r>
-              <w:t>n hơn s</w:t>
-            </w:r>
-            <w:r>
-              <w:t>ẽ</w:t>
-            </w:r>
-            <w:r>
-              <w:t xml:space="preserve"> quy</w:t>
-            </w:r>
-            <w:r>
-              <w:t>ế</w:t>
-            </w:r>
-            <w:r>
-              <w:t>t đư</w:t>
-            </w:r>
-            <w:r>
-              <w:t>ợ</w:t>
-            </w:r>
-            <w:r>
-              <w:t>c</w:t>
+              <w:t>n hơn</w:t>
             </w:r>
           </w:p>
         </w:tc>
@@ -71578,7 +72182,7 @@
               <w:t>ả</w:t>
             </w:r>
             <w:r>
-              <w:t>ng 4.10). Riêng b</w:t>
+              <w:t>ng 4.10); b</w:t>
             </w:r>
             <w:r>
               <w:t>ộ</w:t>
@@ -71590,23 +72194,31 @@
               <w:t>ệ</w:t>
             </w:r>
             <w:r>
-              <w:t xml:space="preserve">n đã đo: OpenVINO nhanh </w:t>
-            </w:r>
-            <w:r>
-              <w:rPr>
-                <w:b/>
-                <w:bCs/>
-              </w:rPr>
-              <w:t>1,57×</w:t>
-            </w:r>
-            <w:r>
-              <w:t xml:space="preserve"> mà không gi</w:t>
-            </w:r>
-            <w:r>
-              <w:t>ả</w:t>
-            </w:r>
-            <w:r>
-              <w:t>m mAP</w:t>
+              <w:t>n xu</w:t>
+            </w:r>
+            <w:r>
+              <w:t>ấ</w:t>
+            </w:r>
+            <w:r>
+              <w:t>t đư</w:t>
+            </w:r>
+            <w:r>
+              <w:t>ợ</w:t>
+            </w:r>
+            <w:r>
+              <w:t>c sang ONNX/OpenVINO nhưng chưa đo trong khuôn kh</w:t>
+            </w:r>
+            <w:r>
+              <w:t>ổ</w:t>
+            </w:r>
+            <w:r>
+              <w:t xml:space="preserve"> đ</w:t>
+            </w:r>
+            <w:r>
+              <w:t>ồ</w:t>
+            </w:r>
+            <w:r>
+              <w:t xml:space="preserve"> án này</w:t>
             </w:r>
           </w:p>
         </w:tc>
@@ -71616,9 +72228,9 @@
       <w:pPr>
         <w:pStyle w:val="Heading2"/>
       </w:pPr>
-      <w:bookmarkStart w:id="138" w:name="Xe5a2fe3dfcd4681648271b7ddc344b106e48b3b"/>
-      <w:bookmarkStart w:id="139" w:name="_Toc239341940"/>
-      <w:bookmarkEnd w:id="135"/>
+      <w:bookmarkStart w:id="130" w:name="Xe5a2fe3dfcd4681648271b7ddc344b106e48b3b"/>
+      <w:bookmarkStart w:id="131" w:name="_Toc239348956"/>
+      <w:bookmarkEnd w:id="127"/>
       <w:r>
         <w:t>5.4. K</w:t>
       </w:r>
@@ -71634,7 +72246,7 @@
       <w:r>
         <w:t>n chung</w:t>
       </w:r>
-      <w:bookmarkEnd w:id="139"/>
+      <w:bookmarkEnd w:id="131"/>
     </w:p>
     <w:p>
       <w:pPr>
@@ -72485,7 +73097,10 @@
         <w:t>m</w:t>
       </w:r>
       <w:r>
-        <w:t xml:space="preserve"> cho Tesseract. X</w:t>
+        <w:t xml:space="preserve"> </w:t>
+      </w:r>
+      <w:r>
+        <w:t>cho Tesseract. X</w:t>
       </w:r>
       <w:r>
         <w:t>ử</w:t>
@@ -72539,10 +73154,10 @@
       <w:pPr>
         <w:pStyle w:val="Heading1"/>
       </w:pPr>
-      <w:bookmarkStart w:id="140" w:name="tài-liệu-tham-khảo"/>
-      <w:bookmarkStart w:id="141" w:name="_Toc239341941"/>
-      <w:bookmarkEnd w:id="127"/>
-      <w:bookmarkEnd w:id="138"/>
+      <w:bookmarkStart w:id="132" w:name="tài-liệu-tham-khảo"/>
+      <w:bookmarkStart w:id="133" w:name="_Toc239348957"/>
+      <w:bookmarkEnd w:id="119"/>
+      <w:bookmarkEnd w:id="130"/>
       <w:r>
         <w:t>TÀI LI</w:t>
       </w:r>
@@ -72558,7 +73173,7 @@
       <w:r>
         <w:t>O</w:t>
       </w:r>
-      <w:bookmarkEnd w:id="141"/>
+      <w:bookmarkEnd w:id="133"/>
     </w:p>
     <w:p>
       <w:pPr>
@@ -72636,7 +73251,10 @@
         </w:r>
       </w:hyperlink>
       <w:r>
-        <w:t xml:space="preserve"> (truy c</w:t>
+        <w:t xml:space="preserve"> </w:t>
+      </w:r>
+      <w:r>
+        <w:t>(truy c</w:t>
       </w:r>
       <w:r>
         <w:t>ậ</w:t>
@@ -73495,9 +74113,9 @@
       <w:pPr>
         <w:pStyle w:val="Heading1"/>
       </w:pPr>
-      <w:bookmarkStart w:id="142" w:name="phụ-lục"/>
-      <w:bookmarkStart w:id="143" w:name="_Toc239341942"/>
-      <w:bookmarkEnd w:id="140"/>
+      <w:bookmarkStart w:id="134" w:name="phụ-lục"/>
+      <w:bookmarkStart w:id="135" w:name="_Toc239348958"/>
+      <w:bookmarkEnd w:id="132"/>
       <w:r>
         <w:t>PH</w:t>
       </w:r>
@@ -73513,14 +74131,14 @@
       <w:r>
         <w:t>C</w:t>
       </w:r>
-      <w:bookmarkEnd w:id="143"/>
+      <w:bookmarkEnd w:id="135"/>
     </w:p>
     <w:p>
       <w:pPr>
         <w:pStyle w:val="Heading2"/>
       </w:pPr>
-      <w:bookmarkStart w:id="144" w:name="phụ-lục-a-cấu-hình-và-siêu-tham-số"/>
-      <w:bookmarkStart w:id="145" w:name="_Toc239341943"/>
+      <w:bookmarkStart w:id="136" w:name="phụ-lục-a-cấu-hình-và-siêu-tham-số"/>
+      <w:bookmarkStart w:id="137" w:name="_Toc239348959"/>
       <w:r>
         <w:t>Ph</w:t>
       </w:r>
@@ -73545,13 +74163,13 @@
       <w:r>
         <w:t>ố</w:t>
       </w:r>
-      <w:bookmarkEnd w:id="145"/>
+      <w:bookmarkEnd w:id="137"/>
     </w:p>
     <w:p>
       <w:pPr>
         <w:pStyle w:val="Heading3"/>
       </w:pPr>
-      <w:bookmarkStart w:id="146" w:name="a1-môi-trường-thực-thi"/>
+      <w:bookmarkStart w:id="138" w:name="a1-môi-trường-thực-thi"/>
       <w:r>
         <w:t>A.1. Môi trư</w:t>
       </w:r>
@@ -74261,8 +74879,8 @@
       <w:pPr>
         <w:pStyle w:val="Heading3"/>
       </w:pPr>
-      <w:bookmarkStart w:id="147" w:name="a2-siêu-tham-số-huấn-luyện-bộ-phát-hiện"/>
-      <w:bookmarkEnd w:id="146"/>
+      <w:bookmarkStart w:id="139" w:name="a2-siêu-tham-số-huấn-luyện-bộ-phát-hiện"/>
+      <w:bookmarkEnd w:id="138"/>
       <w:r>
         <w:t>A.2. Siêu tham s</w:t>
       </w:r>
@@ -75116,8 +75734,8 @@
       <w:pPr>
         <w:pStyle w:val="Heading3"/>
       </w:pPr>
-      <w:bookmarkStart w:id="148" w:name="a3-tham-số-của-khối-xử-lý-ảnh"/>
-      <w:bookmarkEnd w:id="147"/>
+      <w:bookmarkStart w:id="140" w:name="a3-tham-số-của-khối-xử-lý-ảnh"/>
+      <w:bookmarkEnd w:id="139"/>
       <w:r>
         <w:t>A.3. Tham s</w:t>
       </w:r>
@@ -75739,10 +76357,10 @@
       <w:pPr>
         <w:pStyle w:val="Heading2"/>
       </w:pPr>
-      <w:bookmarkStart w:id="149" w:name="phụ-lục-b-hướng-dẫn-cài-đặt-và-chạy"/>
-      <w:bookmarkStart w:id="150" w:name="_Toc239341944"/>
-      <w:bookmarkEnd w:id="144"/>
-      <w:bookmarkEnd w:id="148"/>
+      <w:bookmarkStart w:id="141" w:name="phụ-lục-b-hướng-dẫn-cài-đặt-và-chạy"/>
+      <w:bookmarkStart w:id="142" w:name="_Toc239348960"/>
+      <w:bookmarkEnd w:id="136"/>
+      <w:bookmarkEnd w:id="140"/>
       <w:r>
         <w:t>Ph</w:t>
       </w:r>
@@ -75782,13 +76400,13 @@
       <w:r>
         <w:t>y</w:t>
       </w:r>
-      <w:bookmarkEnd w:id="150"/>
+      <w:bookmarkEnd w:id="142"/>
     </w:p>
     <w:p>
       <w:pPr>
         <w:pStyle w:val="Heading3"/>
       </w:pPr>
-      <w:bookmarkStart w:id="151" w:name="b1-chạy-bằng-docker-khuyến-nghị"/>
+      <w:bookmarkStart w:id="143" w:name="b1-chạy-bằng-docker-khuyến-nghị"/>
       <w:r>
         <w:t>B.1. Ch</w:t>
       </w:r>
@@ -76265,8 +76883,8 @@
       <w:pPr>
         <w:pStyle w:val="Heading3"/>
       </w:pPr>
-      <w:bookmarkStart w:id="152" w:name="Xf164c78b43aed40f1f75a57042a8729375773e2"/>
-      <w:bookmarkEnd w:id="151"/>
+      <w:bookmarkStart w:id="144" w:name="Xf164c78b43aed40f1f75a57042a8729375773e2"/>
+      <w:bookmarkEnd w:id="143"/>
       <w:r>
         <w:t>B.2. Ch</w:t>
       </w:r>
@@ -76300,13 +76918,7 @@
         <w:t>ầ</w:t>
       </w:r>
       <w:r>
-        <w:t>n Python 3.12 tr</w:t>
-      </w:r>
-      <w:r>
-        <w:t>ở</w:t>
-      </w:r>
-      <w:r>
-        <w:t xml:space="preserve"> lên và Node.js 18 tr</w:t>
+        <w:t>n Python 3.13 và Node.js 18 tr</w:t>
       </w:r>
       <w:r>
         <w:t>ở</w:t>
@@ -76754,8 +77366,8 @@
       <w:pPr>
         <w:pStyle w:val="Heading3"/>
       </w:pPr>
-      <w:bookmarkStart w:id="153" w:name="b3-chạy-lại-các-phép-đo-của-chương-4"/>
-      <w:bookmarkEnd w:id="152"/>
+      <w:bookmarkStart w:id="145" w:name="b3-chạy-lại-các-phép-đo-của-chương-4"/>
+      <w:bookmarkEnd w:id="144"/>
       <w:r>
         <w:t>B.3. Ch</w:t>
       </w:r>
@@ -77105,8 +77717,8 @@
       <w:pPr>
         <w:pStyle w:val="Heading3"/>
       </w:pPr>
-      <w:bookmarkStart w:id="154" w:name="b4-dựng-lại-quyển-báo-cáo"/>
-      <w:bookmarkEnd w:id="153"/>
+      <w:bookmarkStart w:id="146" w:name="b4-dựng-lại-quyển-báo-cáo"/>
+      <w:bookmarkEnd w:id="145"/>
       <w:r>
         <w:t>B.4. D</w:t>
       </w:r>
@@ -77413,10 +78025,10 @@
       <w:pPr>
         <w:pStyle w:val="Heading2"/>
       </w:pPr>
-      <w:bookmarkStart w:id="155" w:name="phụ-lục-c-phân-công-công-việc"/>
-      <w:bookmarkStart w:id="156" w:name="_Toc239341945"/>
-      <w:bookmarkEnd w:id="149"/>
-      <w:bookmarkEnd w:id="154"/>
+      <w:bookmarkStart w:id="147" w:name="phụ-lục-c-phân-công-công-việc"/>
+      <w:bookmarkStart w:id="148" w:name="_Toc239348961"/>
+      <w:bookmarkEnd w:id="141"/>
+      <w:bookmarkEnd w:id="146"/>
       <w:r>
         <w:t>Ph</w:t>
       </w:r>
@@ -77438,7 +78050,7 @@
       <w:r>
         <w:t>c</w:t>
       </w:r>
-      <w:bookmarkEnd w:id="156"/>
+      <w:bookmarkEnd w:id="148"/>
     </w:p>
     <w:tbl>
       <w:tblPr>
@@ -78173,8 +78785,8 @@
       <w:r>
         <w:t>t.</w:t>
       </w:r>
-      <w:bookmarkEnd w:id="142"/>
-      <w:bookmarkEnd w:id="155"/>
+      <w:bookmarkEnd w:id="134"/>
+      <w:bookmarkEnd w:id="147"/>
     </w:p>
     <w:sectPr>
       <w:footnotePr>
@@ -78193,7 +78805,7 @@
   <w:abstractNum w:abstractNumId="0" w15:restartNumberingAfterBreak="0">
     <w:nsid w:val="0000A990"/>
     <w:multiLevelType w:val="multilevel"/>
-    <w:tmpl w:val="348088E2"/>
+    <w:tmpl w:val="FE605CDA"/>
     <w:lvl w:ilvl="0">
       <w:numFmt w:val="bullet"/>
       <w:lvlText w:val=" "/>
@@ -78270,7 +78882,7 @@
   <w:abstractNum w:abstractNumId="1" w15:restartNumberingAfterBreak="0">
     <w:nsid w:val="0000A991"/>
     <w:multiLevelType w:val="multilevel"/>
-    <w:tmpl w:val="08D4068A"/>
+    <w:tmpl w:val="5CAA45E0"/>
     <w:lvl w:ilvl="0">
       <w:numFmt w:val="bullet"/>
       <w:lvlText w:val=""/>
@@ -78374,7 +78986,7 @@
   <w:abstractNum w:abstractNumId="2" w15:restartNumberingAfterBreak="0">
     <w:nsid w:val="00A99411"/>
     <w:multiLevelType w:val="multilevel"/>
-    <w:tmpl w:val="0746502E"/>
+    <w:tmpl w:val="B4B2825C"/>
     <w:lvl w:ilvl="0">
       <w:start w:val="1"/>
       <w:numFmt w:val="decimal"/>
@@ -78457,10 +79069,10 @@
       </w:pPr>
     </w:lvl>
   </w:abstractNum>
-  <w:num w:numId="1" w16cid:durableId="366028298">
+  <w:num w:numId="1" w16cid:durableId="1309433972">
     <w:abstractNumId w:val="0"/>
   </w:num>
-  <w:num w:numId="2" w16cid:durableId="59792964">
+  <w:num w:numId="2" w16cid:durableId="1312711192">
     <w:abstractNumId w:val="2"/>
     <w:lvlOverride w:ilvl="0">
       <w:startOverride w:val="1"/>
@@ -78490,22 +79102,22 @@
       <w:startOverride w:val="1"/>
     </w:lvlOverride>
   </w:num>
-  <w:num w:numId="3" w16cid:durableId="286743697">
+  <w:num w:numId="3" w16cid:durableId="113260261">
     <w:abstractNumId w:val="1"/>
   </w:num>
-  <w:num w:numId="4" w16cid:durableId="563413279">
+  <w:num w:numId="4" w16cid:durableId="610627118">
     <w:abstractNumId w:val="1"/>
   </w:num>
-  <w:num w:numId="5" w16cid:durableId="69234500">
+  <w:num w:numId="5" w16cid:durableId="667094138">
     <w:abstractNumId w:val="1"/>
   </w:num>
-  <w:num w:numId="6" w16cid:durableId="2123457633">
+  <w:num w:numId="6" w16cid:durableId="635835016">
     <w:abstractNumId w:val="1"/>
   </w:num>
-  <w:num w:numId="7" w16cid:durableId="1765028346">
+  <w:num w:numId="7" w16cid:durableId="1666350730">
     <w:abstractNumId w:val="1"/>
   </w:num>
-  <w:num w:numId="8" w16cid:durableId="1826583461">
+  <w:num w:numId="8" w16cid:durableId="52588326">
     <w:abstractNumId w:val="2"/>
     <w:lvlOverride w:ilvl="0">
       <w:startOverride w:val="1"/>
@@ -78535,7 +79147,7 @@
       <w:startOverride w:val="1"/>
     </w:lvlOverride>
   </w:num>
-  <w:num w:numId="9" w16cid:durableId="659231823">
+  <w:num w:numId="9" w16cid:durableId="37046029">
     <w:abstractNumId w:val="1"/>
   </w:num>
 </w:numbering>
@@ -79772,7 +80384,7 @@
     <w:next w:val="Normal"/>
     <w:autoRedefine/>
     <w:uiPriority w:val="39"/>
-    <w:rsid w:val="001430A3"/>
+    <w:rsid w:val="00925A76"/>
     <w:pPr>
       <w:spacing w:after="100"/>
     </w:pPr>
@@ -79783,7 +80395,7 @@
     <w:next w:val="Normal"/>
     <w:autoRedefine/>
     <w:uiPriority w:val="39"/>
-    <w:rsid w:val="001430A3"/>
+    <w:rsid w:val="00925A76"/>
     <w:pPr>
       <w:spacing w:after="100"/>
       <w:ind w:left="240"/>

--- a/nop/01-do-an-mon-hoc.docx
+++ b/nop/01-do-an-mon-hoc.docx
@@ -829,7 +829,7 @@
       <w:r>
         <w:fldChar w:fldCharType="separate"/>
       </w:r>
-      <w:hyperlink w:anchor="_Toc239348927" w:history="1">
+      <w:hyperlink w:anchor="_Toc239403571" w:history="1">
         <w:r>
           <w:rPr>
             <w:rStyle w:val="Hyperlink"/>
@@ -856,7 +856,7 @@
             <w:noProof/>
             <w:webHidden/>
           </w:rPr>
-          <w:instrText xml:space="preserve"> PAGEREF _Toc239348927 \h </w:instrText>
+          <w:instrText xml:space="preserve"> PAGEREF _Toc239403571 \h </w:instrText>
         </w:r>
         <w:r>
           <w:rPr>
@@ -900,7 +900,7 @@
           <w14:ligatures w14:val="standardContextual"/>
         </w:rPr>
       </w:pPr>
-      <w:hyperlink w:anchor="_Toc239348928" w:history="1">
+      <w:hyperlink w:anchor="_Toc239403572" w:history="1">
         <w:r>
           <w:rPr>
             <w:rStyle w:val="Hyperlink"/>
@@ -927,7 +927,7 @@
             <w:noProof/>
             <w:webHidden/>
           </w:rPr>
-          <w:instrText xml:space="preserve"> PAGEREF _Toc239348928 \h </w:instrText>
+          <w:instrText xml:space="preserve"> PAGEREF _Toc239403572 \h </w:instrText>
         </w:r>
         <w:r>
           <w:rPr>
@@ -971,7 +971,7 @@
           <w14:ligatures w14:val="standardContextual"/>
         </w:rPr>
       </w:pPr>
-      <w:hyperlink w:anchor="_Toc239348929" w:history="1">
+      <w:hyperlink w:anchor="_Toc239403573" w:history="1">
         <w:r>
           <w:rPr>
             <w:rStyle w:val="Hyperlink"/>
@@ -998,7 +998,7 @@
             <w:noProof/>
             <w:webHidden/>
           </w:rPr>
-          <w:instrText xml:space="preserve"> PAGEREF _Toc239348929 \h </w:instrText>
+          <w:instrText xml:space="preserve"> PAGEREF _Toc239403573 \h </w:instrText>
         </w:r>
         <w:r>
           <w:rPr>
@@ -1042,7 +1042,7 @@
           <w14:ligatures w14:val="standardContextual"/>
         </w:rPr>
       </w:pPr>
-      <w:hyperlink w:anchor="_Toc239348930" w:history="1">
+      <w:hyperlink w:anchor="_Toc239403574" w:history="1">
         <w:r>
           <w:rPr>
             <w:rStyle w:val="Hyperlink"/>
@@ -1069,7 +1069,7 @@
             <w:noProof/>
             <w:webHidden/>
           </w:rPr>
-          <w:instrText xml:space="preserve"> PAGEREF _Toc239348930 \h </w:instrText>
+          <w:instrText xml:space="preserve"> PAGEREF _Toc239403574 \h </w:instrText>
         </w:r>
         <w:r>
           <w:rPr>
@@ -1113,7 +1113,7 @@
           <w14:ligatures w14:val="standardContextual"/>
         </w:rPr>
       </w:pPr>
-      <w:hyperlink w:anchor="_Toc239348931" w:history="1">
+      <w:hyperlink w:anchor="_Toc239403575" w:history="1">
         <w:r>
           <w:rPr>
             <w:rStyle w:val="Hyperlink"/>
@@ -1140,7 +1140,7 @@
             <w:noProof/>
             <w:webHidden/>
           </w:rPr>
-          <w:instrText xml:space="preserve"> PAGEREF _Toc239348931 \h </w:instrText>
+          <w:instrText xml:space="preserve"> PAGEREF _Toc239403575 \h </w:instrText>
         </w:r>
         <w:r>
           <w:rPr>
@@ -1184,7 +1184,7 @@
           <w14:ligatures w14:val="standardContextual"/>
         </w:rPr>
       </w:pPr>
-      <w:hyperlink w:anchor="_Toc239348932" w:history="1">
+      <w:hyperlink w:anchor="_Toc239403576" w:history="1">
         <w:r>
           <w:rPr>
             <w:rStyle w:val="Hyperlink"/>
@@ -1211,7 +1211,7 @@
             <w:noProof/>
             <w:webHidden/>
           </w:rPr>
-          <w:instrText xml:space="preserve"> PAGEREF _Toc239348932 \h </w:instrText>
+          <w:instrText xml:space="preserve"> PAGEREF _Toc239403576 \h </w:instrText>
         </w:r>
         <w:r>
           <w:rPr>
@@ -1255,7 +1255,7 @@
           <w14:ligatures w14:val="standardContextual"/>
         </w:rPr>
       </w:pPr>
-      <w:hyperlink w:anchor="_Toc239348933" w:history="1">
+      <w:hyperlink w:anchor="_Toc239403577" w:history="1">
         <w:r>
           <w:rPr>
             <w:rStyle w:val="Hyperlink"/>
@@ -1282,7 +1282,7 @@
             <w:noProof/>
             <w:webHidden/>
           </w:rPr>
-          <w:instrText xml:space="preserve"> PAGEREF _Toc239348933 \h </w:instrText>
+          <w:instrText xml:space="preserve"> PAGEREF _Toc239403577 \h </w:instrText>
         </w:r>
         <w:r>
           <w:rPr>
@@ -1326,7 +1326,7 @@
           <w14:ligatures w14:val="standardContextual"/>
         </w:rPr>
       </w:pPr>
-      <w:hyperlink w:anchor="_Toc239348934" w:history="1">
+      <w:hyperlink w:anchor="_Toc239403578" w:history="1">
         <w:r>
           <w:rPr>
             <w:rStyle w:val="Hyperlink"/>
@@ -1353,7 +1353,7 @@
             <w:noProof/>
             <w:webHidden/>
           </w:rPr>
-          <w:instrText xml:space="preserve"> PAGEREF _Toc239348934 \h </w:instrText>
+          <w:instrText xml:space="preserve"> PAGEREF _Toc239403578 \h </w:instrText>
         </w:r>
         <w:r>
           <w:rPr>
@@ -1397,7 +1397,7 @@
           <w14:ligatures w14:val="standardContextual"/>
         </w:rPr>
       </w:pPr>
-      <w:hyperlink w:anchor="_Toc239348935" w:history="1">
+      <w:hyperlink w:anchor="_Toc239403579" w:history="1">
         <w:r>
           <w:rPr>
             <w:rStyle w:val="Hyperlink"/>
@@ -1424,7 +1424,7 @@
             <w:noProof/>
             <w:webHidden/>
           </w:rPr>
-          <w:instrText xml:space="preserve"> PAGEREF _Toc239348935 \h </w:instrText>
+          <w:instrText xml:space="preserve"> PAGEREF _Toc239403579 \h </w:instrText>
         </w:r>
         <w:r>
           <w:rPr>
@@ -1468,7 +1468,7 @@
           <w14:ligatures w14:val="standardContextual"/>
         </w:rPr>
       </w:pPr>
-      <w:hyperlink w:anchor="_Toc239348936" w:history="1">
+      <w:hyperlink w:anchor="_Toc239403580" w:history="1">
         <w:r>
           <w:rPr>
             <w:rStyle w:val="Hyperlink"/>
@@ -1495,7 +1495,7 @@
             <w:noProof/>
             <w:webHidden/>
           </w:rPr>
-          <w:instrText xml:space="preserve"> PAGEREF _Toc239348936 \h </w:instrText>
+          <w:instrText xml:space="preserve"> PAGEREF _Toc239403580 \h </w:instrText>
         </w:r>
         <w:r>
           <w:rPr>
@@ -1539,7 +1539,7 @@
           <w14:ligatures w14:val="standardContextual"/>
         </w:rPr>
       </w:pPr>
-      <w:hyperlink w:anchor="_Toc239348937" w:history="1">
+      <w:hyperlink w:anchor="_Toc239403581" w:history="1">
         <w:r>
           <w:rPr>
             <w:rStyle w:val="Hyperlink"/>
@@ -1566,7 +1566,7 @@
             <w:noProof/>
             <w:webHidden/>
           </w:rPr>
-          <w:instrText xml:space="preserve"> PAGEREF _Toc239348937 \h </w:instrText>
+          <w:instrText xml:space="preserve"> PAGEREF _Toc239403581 \h </w:instrText>
         </w:r>
         <w:r>
           <w:rPr>
@@ -1610,7 +1610,7 @@
           <w14:ligatures w14:val="standardContextual"/>
         </w:rPr>
       </w:pPr>
-      <w:hyperlink w:anchor="_Toc239348938" w:history="1">
+      <w:hyperlink w:anchor="_Toc239403582" w:history="1">
         <w:r>
           <w:rPr>
             <w:rStyle w:val="Hyperlink"/>
@@ -1637,7 +1637,7 @@
             <w:noProof/>
             <w:webHidden/>
           </w:rPr>
-          <w:instrText xml:space="preserve"> PAGEREF _Toc239348938 \h </w:instrText>
+          <w:instrText xml:space="preserve"> PAGEREF _Toc239403582 \h </w:instrText>
         </w:r>
         <w:r>
           <w:rPr>
@@ -1681,7 +1681,7 @@
           <w14:ligatures w14:val="standardContextual"/>
         </w:rPr>
       </w:pPr>
-      <w:hyperlink w:anchor="_Toc239348939" w:history="1">
+      <w:hyperlink w:anchor="_Toc239403583" w:history="1">
         <w:r>
           <w:rPr>
             <w:rStyle w:val="Hyperlink"/>
@@ -1708,7 +1708,7 @@
             <w:noProof/>
             <w:webHidden/>
           </w:rPr>
-          <w:instrText xml:space="preserve"> PAGEREF _Toc239348939 \h </w:instrText>
+          <w:instrText xml:space="preserve"> PAGEREF _Toc239403583 \h </w:instrText>
         </w:r>
         <w:r>
           <w:rPr>
@@ -1752,7 +1752,7 @@
           <w14:ligatures w14:val="standardContextual"/>
         </w:rPr>
       </w:pPr>
-      <w:hyperlink w:anchor="_Toc239348940" w:history="1">
+      <w:hyperlink w:anchor="_Toc239403584" w:history="1">
         <w:r>
           <w:rPr>
             <w:rStyle w:val="Hyperlink"/>
@@ -1779,7 +1779,7 @@
             <w:noProof/>
             <w:webHidden/>
           </w:rPr>
-          <w:instrText xml:space="preserve"> PAGEREF _Toc239348940 \h </w:instrText>
+          <w:instrText xml:space="preserve"> PAGEREF _Toc239403584 \h </w:instrText>
         </w:r>
         <w:r>
           <w:rPr>
@@ -1823,7 +1823,7 @@
           <w14:ligatures w14:val="standardContextual"/>
         </w:rPr>
       </w:pPr>
-      <w:hyperlink w:anchor="_Toc239348941" w:history="1">
+      <w:hyperlink w:anchor="_Toc239403585" w:history="1">
         <w:r>
           <w:rPr>
             <w:rStyle w:val="Hyperlink"/>
@@ -1850,7 +1850,7 @@
             <w:noProof/>
             <w:webHidden/>
           </w:rPr>
-          <w:instrText xml:space="preserve"> PAGEREF _Toc239348941 \h </w:instrText>
+          <w:instrText xml:space="preserve"> PAGEREF _Toc239403585 \h </w:instrText>
         </w:r>
         <w:r>
           <w:rPr>
@@ -1894,7 +1894,7 @@
           <w14:ligatures w14:val="standardContextual"/>
         </w:rPr>
       </w:pPr>
-      <w:hyperlink w:anchor="_Toc239348942" w:history="1">
+      <w:hyperlink w:anchor="_Toc239403586" w:history="1">
         <w:r>
           <w:rPr>
             <w:rStyle w:val="Hyperlink"/>
@@ -1921,7 +1921,7 @@
             <w:noProof/>
             <w:webHidden/>
           </w:rPr>
-          <w:instrText xml:space="preserve"> PAGEREF _Toc239348942 \h </w:instrText>
+          <w:instrText xml:space="preserve"> PAGEREF _Toc239403586 \h </w:instrText>
         </w:r>
         <w:r>
           <w:rPr>
@@ -1965,7 +1965,7 @@
           <w14:ligatures w14:val="standardContextual"/>
         </w:rPr>
       </w:pPr>
-      <w:hyperlink w:anchor="_Toc239348943" w:history="1">
+      <w:hyperlink w:anchor="_Toc239403587" w:history="1">
         <w:r>
           <w:rPr>
             <w:rStyle w:val="Hyperlink"/>
@@ -1992,7 +1992,7 @@
             <w:noProof/>
             <w:webHidden/>
           </w:rPr>
-          <w:instrText xml:space="preserve"> PAGEREF _Toc239348943 \h </w:instrText>
+          <w:instrText xml:space="preserve"> PAGEREF _Toc239403587 \h </w:instrText>
         </w:r>
         <w:r>
           <w:rPr>
@@ -2036,7 +2036,7 @@
           <w14:ligatures w14:val="standardContextual"/>
         </w:rPr>
       </w:pPr>
-      <w:hyperlink w:anchor="_Toc239348944" w:history="1">
+      <w:hyperlink w:anchor="_Toc239403588" w:history="1">
         <w:r>
           <w:rPr>
             <w:rStyle w:val="Hyperlink"/>
@@ -2063,7 +2063,7 @@
             <w:noProof/>
             <w:webHidden/>
           </w:rPr>
-          <w:instrText xml:space="preserve"> PAGEREF _Toc239348944 \h </w:instrText>
+          <w:instrText xml:space="preserve"> PAGEREF _Toc239403588 \h </w:instrText>
         </w:r>
         <w:r>
           <w:rPr>
@@ -2107,7 +2107,7 @@
           <w14:ligatures w14:val="standardContextual"/>
         </w:rPr>
       </w:pPr>
-      <w:hyperlink w:anchor="_Toc239348945" w:history="1">
+      <w:hyperlink w:anchor="_Toc239403589" w:history="1">
         <w:r>
           <w:rPr>
             <w:rStyle w:val="Hyperlink"/>
@@ -2134,7 +2134,7 @@
             <w:noProof/>
             <w:webHidden/>
           </w:rPr>
-          <w:instrText xml:space="preserve"> PAGEREF _Toc239348945 \h </w:instrText>
+          <w:instrText xml:space="preserve"> PAGEREF _Toc239403589 \h </w:instrText>
         </w:r>
         <w:r>
           <w:rPr>
@@ -2178,7 +2178,7 @@
           <w14:ligatures w14:val="standardContextual"/>
         </w:rPr>
       </w:pPr>
-      <w:hyperlink w:anchor="_Toc239348946" w:history="1">
+      <w:hyperlink w:anchor="_Toc239403590" w:history="1">
         <w:r>
           <w:rPr>
             <w:rStyle w:val="Hyperlink"/>
@@ -2205,7 +2205,7 @@
             <w:noProof/>
             <w:webHidden/>
           </w:rPr>
-          <w:instrText xml:space="preserve"> PAGEREF _Toc239348946 \h </w:instrText>
+          <w:instrText xml:space="preserve"> PAGEREF _Toc239403590 \h </w:instrText>
         </w:r>
         <w:r>
           <w:rPr>
@@ -2249,7 +2249,7 @@
           <w14:ligatures w14:val="standardContextual"/>
         </w:rPr>
       </w:pPr>
-      <w:hyperlink w:anchor="_Toc239348947" w:history="1">
+      <w:hyperlink w:anchor="_Toc239403591" w:history="1">
         <w:r>
           <w:rPr>
             <w:rStyle w:val="Hyperlink"/>
@@ -2276,7 +2276,7 @@
             <w:noProof/>
             <w:webHidden/>
           </w:rPr>
-          <w:instrText xml:space="preserve"> PAGEREF _Toc239348947 \h </w:instrText>
+          <w:instrText xml:space="preserve"> PAGEREF _Toc239403591 \h </w:instrText>
         </w:r>
         <w:r>
           <w:rPr>
@@ -2320,7 +2320,7 @@
           <w14:ligatures w14:val="standardContextual"/>
         </w:rPr>
       </w:pPr>
-      <w:hyperlink w:anchor="_Toc239348948" w:history="1">
+      <w:hyperlink w:anchor="_Toc239403592" w:history="1">
         <w:r>
           <w:rPr>
             <w:rStyle w:val="Hyperlink"/>
@@ -2347,7 +2347,7 @@
             <w:noProof/>
             <w:webHidden/>
           </w:rPr>
-          <w:instrText xml:space="preserve"> PAGEREF _Toc239348948 \h </w:instrText>
+          <w:instrText xml:space="preserve"> PAGEREF _Toc239403592 \h </w:instrText>
         </w:r>
         <w:r>
           <w:rPr>
@@ -2391,7 +2391,7 @@
           <w14:ligatures w14:val="standardContextual"/>
         </w:rPr>
       </w:pPr>
-      <w:hyperlink w:anchor="_Toc239348949" w:history="1">
+      <w:hyperlink w:anchor="_Toc239403593" w:history="1">
         <w:r>
           <w:rPr>
             <w:rStyle w:val="Hyperlink"/>
@@ -2418,7 +2418,7 @@
             <w:noProof/>
             <w:webHidden/>
           </w:rPr>
-          <w:instrText xml:space="preserve"> PAGEREF _Toc239348949 \h </w:instrText>
+          <w:instrText xml:space="preserve"> PAGEREF _Toc239403593 \h </w:instrText>
         </w:r>
         <w:r>
           <w:rPr>
@@ -2462,7 +2462,7 @@
           <w14:ligatures w14:val="standardContextual"/>
         </w:rPr>
       </w:pPr>
-      <w:hyperlink w:anchor="_Toc239348950" w:history="1">
+      <w:hyperlink w:anchor="_Toc239403594" w:history="1">
         <w:r>
           <w:rPr>
             <w:rStyle w:val="Hyperlink"/>
@@ -2489,7 +2489,7 @@
             <w:noProof/>
             <w:webHidden/>
           </w:rPr>
-          <w:instrText xml:space="preserve"> PAGEREF _Toc239348950 \h </w:instrText>
+          <w:instrText xml:space="preserve"> PAGEREF _Toc239403594 \h </w:instrText>
         </w:r>
         <w:r>
           <w:rPr>
@@ -2533,7 +2533,7 @@
           <w14:ligatures w14:val="standardContextual"/>
         </w:rPr>
       </w:pPr>
-      <w:hyperlink w:anchor="_Toc239348951" w:history="1">
+      <w:hyperlink w:anchor="_Toc239403595" w:history="1">
         <w:r>
           <w:rPr>
             <w:rStyle w:val="Hyperlink"/>
@@ -2560,7 +2560,7 @@
             <w:noProof/>
             <w:webHidden/>
           </w:rPr>
-          <w:instrText xml:space="preserve"> PAGEREF _Toc239348951 \h </w:instrText>
+          <w:instrText xml:space="preserve"> PAGEREF _Toc239403595 \h </w:instrText>
         </w:r>
         <w:r>
           <w:rPr>
@@ -2604,7 +2604,7 @@
           <w14:ligatures w14:val="standardContextual"/>
         </w:rPr>
       </w:pPr>
-      <w:hyperlink w:anchor="_Toc239348952" w:history="1">
+      <w:hyperlink w:anchor="_Toc239403596" w:history="1">
         <w:r>
           <w:rPr>
             <w:rStyle w:val="Hyperlink"/>
@@ -2631,7 +2631,7 @@
             <w:noProof/>
             <w:webHidden/>
           </w:rPr>
-          <w:instrText xml:space="preserve"> PAGEREF _Toc239348952 \h </w:instrText>
+          <w:instrText xml:space="preserve"> PAGEREF _Toc239403596 \h </w:instrText>
         </w:r>
         <w:r>
           <w:rPr>
@@ -2675,7 +2675,7 @@
           <w14:ligatures w14:val="standardContextual"/>
         </w:rPr>
       </w:pPr>
-      <w:hyperlink w:anchor="_Toc239348953" w:history="1">
+      <w:hyperlink w:anchor="_Toc239403597" w:history="1">
         <w:r>
           <w:rPr>
             <w:rStyle w:val="Hyperlink"/>
@@ -2702,7 +2702,7 @@
             <w:noProof/>
             <w:webHidden/>
           </w:rPr>
-          <w:instrText xml:space="preserve"> PAGEREF _Toc239348953 \h </w:instrText>
+          <w:instrText xml:space="preserve"> PAGEREF _Toc239403597 \h </w:instrText>
         </w:r>
         <w:r>
           <w:rPr>
@@ -2746,7 +2746,7 @@
           <w14:ligatures w14:val="standardContextual"/>
         </w:rPr>
       </w:pPr>
-      <w:hyperlink w:anchor="_Toc239348954" w:history="1">
+      <w:hyperlink w:anchor="_Toc239403598" w:history="1">
         <w:r>
           <w:rPr>
             <w:rStyle w:val="Hyperlink"/>
@@ -2773,7 +2773,7 @@
             <w:noProof/>
             <w:webHidden/>
           </w:rPr>
-          <w:instrText xml:space="preserve"> PAGEREF _Toc239348954 \h </w:instrText>
+          <w:instrText xml:space="preserve"> PAGEREF _Toc239403598 \h </w:instrText>
         </w:r>
         <w:r>
           <w:rPr>
@@ -2817,7 +2817,7 @@
           <w14:ligatures w14:val="standardContextual"/>
         </w:rPr>
       </w:pPr>
-      <w:hyperlink w:anchor="_Toc239348955" w:history="1">
+      <w:hyperlink w:anchor="_Toc239403599" w:history="1">
         <w:r>
           <w:rPr>
             <w:rStyle w:val="Hyperlink"/>
@@ -2844,7 +2844,7 @@
             <w:noProof/>
             <w:webHidden/>
           </w:rPr>
-          <w:instrText xml:space="preserve"> PAGEREF _Toc239348955 \h </w:instrText>
+          <w:instrText xml:space="preserve"> PAGEREF _Toc239403599 \h </w:instrText>
         </w:r>
         <w:r>
           <w:rPr>
@@ -2888,7 +2888,7 @@
           <w14:ligatures w14:val="standardContextual"/>
         </w:rPr>
       </w:pPr>
-      <w:hyperlink w:anchor="_Toc239348956" w:history="1">
+      <w:hyperlink w:anchor="_Toc239403600" w:history="1">
         <w:r>
           <w:rPr>
             <w:rStyle w:val="Hyperlink"/>
@@ -2915,7 +2915,7 @@
             <w:noProof/>
             <w:webHidden/>
           </w:rPr>
-          <w:instrText xml:space="preserve"> PAGEREF _Toc239348956 \h </w:instrText>
+          <w:instrText xml:space="preserve"> PAGEREF _Toc239403600 \h </w:instrText>
         </w:r>
         <w:r>
           <w:rPr>
@@ -2959,7 +2959,7 @@
           <w14:ligatures w14:val="standardContextual"/>
         </w:rPr>
       </w:pPr>
-      <w:hyperlink w:anchor="_Toc239348957" w:history="1">
+      <w:hyperlink w:anchor="_Toc239403601" w:history="1">
         <w:r>
           <w:rPr>
             <w:rStyle w:val="Hyperlink"/>
@@ -2986,7 +2986,7 @@
             <w:noProof/>
             <w:webHidden/>
           </w:rPr>
-          <w:instrText xml:space="preserve"> PAGEREF _Toc239348957 \h </w:instrText>
+          <w:instrText xml:space="preserve"> PAGEREF _Toc239403601 \h </w:instrText>
         </w:r>
         <w:r>
           <w:rPr>
@@ -3030,7 +3030,7 @@
           <w14:ligatures w14:val="standardContextual"/>
         </w:rPr>
       </w:pPr>
-      <w:hyperlink w:anchor="_Toc239348958" w:history="1">
+      <w:hyperlink w:anchor="_Toc239403602" w:history="1">
         <w:r>
           <w:rPr>
             <w:rStyle w:val="Hyperlink"/>
@@ -3057,7 +3057,7 @@
             <w:noProof/>
             <w:webHidden/>
           </w:rPr>
-          <w:instrText xml:space="preserve"> PAGEREF _Toc239348958 \h </w:instrText>
+          <w:instrText xml:space="preserve"> PAGEREF _Toc239403602 \h </w:instrText>
         </w:r>
         <w:r>
           <w:rPr>
@@ -3101,7 +3101,7 @@
           <w14:ligatures w14:val="standardContextual"/>
         </w:rPr>
       </w:pPr>
-      <w:hyperlink w:anchor="_Toc239348959" w:history="1">
+      <w:hyperlink w:anchor="_Toc239403603" w:history="1">
         <w:r>
           <w:rPr>
             <w:rStyle w:val="Hyperlink"/>
@@ -3128,7 +3128,7 @@
             <w:noProof/>
             <w:webHidden/>
           </w:rPr>
-          <w:instrText xml:space="preserve"> PAGEREF _Toc239348959 \h </w:instrText>
+          <w:instrText xml:space="preserve"> PAGEREF _Toc239403603 \h </w:instrText>
         </w:r>
         <w:r>
           <w:rPr>
@@ -3172,7 +3172,7 @@
           <w14:ligatures w14:val="standardContextual"/>
         </w:rPr>
       </w:pPr>
-      <w:hyperlink w:anchor="_Toc239348960" w:history="1">
+      <w:hyperlink w:anchor="_Toc239403604" w:history="1">
         <w:r>
           <w:rPr>
             <w:rStyle w:val="Hyperlink"/>
@@ -3199,7 +3199,7 @@
             <w:noProof/>
             <w:webHidden/>
           </w:rPr>
-          <w:instrText xml:space="preserve"> PAGEREF _Toc239348960 \h </w:instrText>
+          <w:instrText xml:space="preserve"> PAGEREF _Toc239403604 \h </w:instrText>
         </w:r>
         <w:r>
           <w:rPr>
@@ -3243,7 +3243,7 @@
           <w14:ligatures w14:val="standardContextual"/>
         </w:rPr>
       </w:pPr>
-      <w:hyperlink w:anchor="_Toc239348961" w:history="1">
+      <w:hyperlink w:anchor="_Toc239403605" w:history="1">
         <w:r>
           <w:rPr>
             <w:rStyle w:val="Hyperlink"/>
@@ -3270,7 +3270,7 @@
             <w:noProof/>
             <w:webHidden/>
           </w:rPr>
-          <w:instrText xml:space="preserve"> PAGEREF _Toc239348961 \h </w:instrText>
+          <w:instrText xml:space="preserve"> PAGEREF _Toc239403605 \h </w:instrText>
         </w:r>
         <w:r>
           <w:rPr>
@@ -3316,7 +3316,7 @@
         <w:pStyle w:val="Heading1"/>
       </w:pPr>
       <w:bookmarkStart w:id="0" w:name="chương-1-giới-thiệu"/>
-      <w:bookmarkStart w:id="1" w:name="_Toc239348927"/>
+      <w:bookmarkStart w:id="1" w:name="_Toc239403571"/>
       <w:r>
         <w:t>CHƯƠNG 1. GI</w:t>
       </w:r>
@@ -3339,7 +3339,7 @@
         <w:pStyle w:val="Heading2"/>
       </w:pPr>
       <w:bookmarkStart w:id="2" w:name="X7d99df2d9d0c5141050eb9941026463f4c8ea2b"/>
-      <w:bookmarkStart w:id="3" w:name="_Toc239348928"/>
+      <w:bookmarkStart w:id="3" w:name="_Toc239403572"/>
       <w:r>
         <w:t>1.1. Đ</w:t>
       </w:r>
@@ -5228,7 +5228,7 @@
         <w:pStyle w:val="Heading2"/>
       </w:pPr>
       <w:bookmarkStart w:id="4" w:name="X60021b7b958505251ec70bd32e2bac9f8a0361c"/>
-      <w:bookmarkStart w:id="5" w:name="_Toc239348929"/>
+      <w:bookmarkStart w:id="5" w:name="_Toc239403573"/>
       <w:bookmarkEnd w:id="2"/>
       <w:r>
         <w:t>1.2. M</w:t>
@@ -7216,7 +7216,7 @@
         <w:pStyle w:val="Heading2"/>
       </w:pPr>
       <w:bookmarkStart w:id="9" w:name="X03724c88a1b7da9b434cf0a8db5356690a4bb71"/>
-      <w:bookmarkStart w:id="10" w:name="_Toc239348930"/>
+      <w:bookmarkStart w:id="10" w:name="_Toc239403574"/>
       <w:bookmarkEnd w:id="4"/>
       <w:bookmarkEnd w:id="8"/>
       <w:r>
@@ -9024,7 +9024,7 @@
         <w:pStyle w:val="Heading1"/>
       </w:pPr>
       <w:bookmarkStart w:id="12" w:name="chương-2-cơ-sở-lý-thuyết"/>
-      <w:bookmarkStart w:id="13" w:name="_Toc239348931"/>
+      <w:bookmarkStart w:id="13" w:name="_Toc239403575"/>
       <w:bookmarkEnd w:id="0"/>
       <w:bookmarkEnd w:id="9"/>
       <w:r>
@@ -9321,7 +9321,7 @@
         <w:pStyle w:val="Heading2"/>
       </w:pPr>
       <w:bookmarkStart w:id="14" w:name="X2256001523e16d112c59df938522f140b8b988e"/>
-      <w:bookmarkStart w:id="15" w:name="_Toc239348932"/>
+      <w:bookmarkStart w:id="15" w:name="_Toc239403576"/>
       <w:r>
         <w:t>2.1. Quy chu</w:t>
       </w:r>
@@ -14026,7 +14026,7 @@
         <w:pStyle w:val="Heading2"/>
       </w:pPr>
       <w:bookmarkStart w:id="22" w:name="Xb21b4f0690a73e92e2a35192cb39315a0956521"/>
-      <w:bookmarkStart w:id="23" w:name="_Toc239348933"/>
+      <w:bookmarkStart w:id="23" w:name="_Toc239403577"/>
       <w:bookmarkEnd w:id="14"/>
       <w:bookmarkEnd w:id="20"/>
       <w:r>
@@ -19266,7 +19266,7 @@
         <w:pStyle w:val="Heading2"/>
       </w:pPr>
       <w:bookmarkStart w:id="30" w:name="X8ff52f1334e3f0e382caf7ffa1b7096a981291c"/>
-      <w:bookmarkStart w:id="31" w:name="_Toc239348934"/>
+      <w:bookmarkStart w:id="31" w:name="_Toc239403578"/>
       <w:bookmarkEnd w:id="22"/>
       <w:bookmarkEnd w:id="29"/>
       <w:r>
@@ -19545,7 +19545,7 @@
           <w:noProof/>
         </w:rPr>
         <w:drawing>
-          <wp:inline distT="0" distB="0" distL="0" distR="0" wp14:anchorId="6C3154E9" wp14:editId="3B934CAE">
+          <wp:inline distT="0" distB="0" distL="0" distR="0" wp14:anchorId="1C6B5A10" wp14:editId="5D6AE74F">
             <wp:extent cx="5334000" cy="1435553"/>
             <wp:effectExtent l="0" t="0" r="0" b="0"/>
             <wp:docPr id="32" name="Picture"/>
@@ -21007,7 +21007,7 @@
         <w:pStyle w:val="Heading2"/>
       </w:pPr>
       <w:bookmarkStart w:id="35" w:name="X1a77f36e16d4ad267b00eabe7cf793e1dbe08e9"/>
-      <w:bookmarkStart w:id="36" w:name="_Toc239348935"/>
+      <w:bookmarkStart w:id="36" w:name="_Toc239403579"/>
       <w:bookmarkEnd w:id="30"/>
       <w:bookmarkEnd w:id="34"/>
       <w:r>
@@ -22177,7 +22177,7 @@
           <w:noProof/>
         </w:rPr>
         <w:drawing>
-          <wp:inline distT="0" distB="0" distL="0" distR="0" wp14:anchorId="1CF1878E" wp14:editId="78EA0BFA">
+          <wp:inline distT="0" distB="0" distL="0" distR="0" wp14:anchorId="6938B72F" wp14:editId="3FD87F15">
             <wp:extent cx="5334000" cy="2884362"/>
             <wp:effectExtent l="0" t="0" r="0" b="0"/>
             <wp:docPr id="39" name="Picture"/>
@@ -22279,7 +22279,7 @@
           <w:noProof/>
         </w:rPr>
         <w:drawing>
-          <wp:inline distT="0" distB="0" distL="0" distR="0" wp14:anchorId="45DA7B44" wp14:editId="69B7CCDF">
+          <wp:inline distT="0" distB="0" distL="0" distR="0" wp14:anchorId="6F902FE1" wp14:editId="0989B01F">
             <wp:extent cx="5334000" cy="632732"/>
             <wp:effectExtent l="0" t="0" r="0" b="0"/>
             <wp:docPr id="44" name="Picture"/>
@@ -24182,7 +24182,7 @@
         <w:pStyle w:val="Heading1"/>
       </w:pPr>
       <w:bookmarkStart w:id="42" w:name="chương-3-thiết-kế-và-cài-đặt"/>
-      <w:bookmarkStart w:id="43" w:name="_Toc239348936"/>
+      <w:bookmarkStart w:id="43" w:name="_Toc239403580"/>
       <w:bookmarkEnd w:id="12"/>
       <w:bookmarkEnd w:id="35"/>
       <w:bookmarkEnd w:id="41"/>
@@ -24214,7 +24214,7 @@
         <w:pStyle w:val="Heading2"/>
       </w:pPr>
       <w:bookmarkStart w:id="44" w:name="X21a22cc9b66dca004f2960f37df13c53a04e97b"/>
-      <w:bookmarkStart w:id="45" w:name="_Toc239348937"/>
+      <w:bookmarkStart w:id="45" w:name="_Toc239403581"/>
       <w:r>
         <w:t>3.1. Ki</w:t>
       </w:r>
@@ -24306,7 +24306,7 @@
           <w:noProof/>
         </w:rPr>
         <w:drawing>
-          <wp:inline distT="0" distB="0" distL="0" distR="0" wp14:anchorId="4B3B79CD" wp14:editId="43BC91CD">
+          <wp:inline distT="0" distB="0" distL="0" distR="0" wp14:anchorId="02363F9A" wp14:editId="76329C1B">
             <wp:extent cx="5334000" cy="401410"/>
             <wp:effectExtent l="0" t="0" r="0" b="0"/>
             <wp:docPr id="52" name="Picture"/>
@@ -25966,7 +25966,7 @@
         <w:pStyle w:val="Heading2"/>
       </w:pPr>
       <w:bookmarkStart w:id="47" w:name="X1f307d8f8c73bce8db8683c986faea6c8ea66a3"/>
-      <w:bookmarkStart w:id="48" w:name="_Toc239348938"/>
+      <w:bookmarkStart w:id="48" w:name="_Toc239403582"/>
       <w:bookmarkEnd w:id="44"/>
       <w:r>
         <w:t>3.2. Xây d</w:t>
@@ -26033,7 +26033,7 @@
           <w:noProof/>
         </w:rPr>
         <w:drawing>
-          <wp:inline distT="0" distB="0" distL="0" distR="0" wp14:anchorId="343247A1" wp14:editId="07F2C362">
+          <wp:inline distT="0" distB="0" distL="0" distR="0" wp14:anchorId="0E9BBB9D" wp14:editId="07792D90">
             <wp:extent cx="5334000" cy="802821"/>
             <wp:effectExtent l="0" t="0" r="0" b="0"/>
             <wp:docPr id="57" name="Picture"/>
@@ -30326,7 +30326,7 @@
         <w:pStyle w:val="Heading2"/>
       </w:pPr>
       <w:bookmarkStart w:id="54" w:name="X6a397cb1739f1ec0a8c9714808f79a5ce1fbf6f"/>
-      <w:bookmarkStart w:id="55" w:name="_Toc239348939"/>
+      <w:bookmarkStart w:id="55" w:name="_Toc239403583"/>
       <w:bookmarkEnd w:id="47"/>
       <w:bookmarkEnd w:id="53"/>
       <w:r>
@@ -31895,7 +31895,7 @@
         <w:pStyle w:val="Heading2"/>
       </w:pPr>
       <w:bookmarkStart w:id="57" w:name="X9c2c9b365086d10c999a46e4942f14d73b6baa5"/>
-      <w:bookmarkStart w:id="58" w:name="_Toc239348940"/>
+      <w:bookmarkStart w:id="58" w:name="_Toc239403584"/>
       <w:bookmarkEnd w:id="54"/>
       <w:r>
         <w:t>3.4. Kh</w:t>
@@ -32679,7 +32679,7 @@
           <w:noProof/>
         </w:rPr>
         <w:drawing>
-          <wp:inline distT="0" distB="0" distL="0" distR="0" wp14:anchorId="073E3C8E" wp14:editId="79A5BEAB">
+          <wp:inline distT="0" distB="0" distL="0" distR="0" wp14:anchorId="4ED59147" wp14:editId="723331D3">
             <wp:extent cx="5334000" cy="8969712"/>
             <wp:effectExtent l="0" t="0" r="0" b="0"/>
             <wp:docPr id="68" name="Picture"/>
@@ -38628,7 +38628,7 @@
         <w:pStyle w:val="Heading2"/>
       </w:pPr>
       <w:bookmarkStart w:id="67" w:name="Xb17945b5d9374e5087c2c96ace1685ff00e2e22"/>
-      <w:bookmarkStart w:id="68" w:name="_Toc239348941"/>
+      <w:bookmarkStart w:id="68" w:name="_Toc239403585"/>
       <w:bookmarkEnd w:id="57"/>
       <w:bookmarkEnd w:id="66"/>
       <w:r>
@@ -39998,7 +39998,7 @@
         <w:pStyle w:val="Heading2"/>
       </w:pPr>
       <w:bookmarkStart w:id="69" w:name="Xfad7df3f963ac0b8ebfe8cf87d7c64fa075f760"/>
-      <w:bookmarkStart w:id="70" w:name="_Toc239348942"/>
+      <w:bookmarkStart w:id="70" w:name="_Toc239403586"/>
       <w:bookmarkEnd w:id="67"/>
       <w:r>
         <w:t>3.6. B</w:t>
@@ -40044,7 +40044,7 @@
           <w:noProof/>
         </w:rPr>
         <w:drawing>
-          <wp:inline distT="0" distB="0" distL="0" distR="0" wp14:anchorId="669090F8" wp14:editId="531654D5">
+          <wp:inline distT="0" distB="0" distL="0" distR="0" wp14:anchorId="310B4E1C" wp14:editId="19C055BA">
             <wp:extent cx="5334000" cy="1217839"/>
             <wp:effectExtent l="0" t="0" r="0" b="0"/>
             <wp:docPr id="81" name="Picture"/>
@@ -42825,7 +42825,7 @@
         <w:pStyle w:val="Heading2"/>
       </w:pPr>
       <w:bookmarkStart w:id="72" w:name="X9b5467225f237e4ee44d60f7d236cbdfdaa1e07"/>
-      <w:bookmarkStart w:id="73" w:name="_Toc239348943"/>
+      <w:bookmarkStart w:id="73" w:name="_Toc239403587"/>
       <w:bookmarkEnd w:id="69"/>
       <w:r>
         <w:t xml:space="preserve">3.7. </w:t>
@@ -42945,7 +42945,7 @@
           <w:noProof/>
         </w:rPr>
         <w:drawing>
-          <wp:inline distT="0" distB="0" distL="0" distR="0" wp14:anchorId="1AC147F2" wp14:editId="03F1DD38">
+          <wp:inline distT="0" distB="0" distL="0" distR="0" wp14:anchorId="02A573FA" wp14:editId="205EE22A">
             <wp:extent cx="5334000" cy="5953125"/>
             <wp:effectExtent l="0" t="0" r="0" b="0"/>
             <wp:docPr id="86" name="Picture"/>
@@ -44133,7 +44133,7 @@
         <w:pStyle w:val="Heading1"/>
       </w:pPr>
       <w:bookmarkStart w:id="75" w:name="chương-4-thực-nghiệm-và-đánh-giá"/>
-      <w:bookmarkStart w:id="76" w:name="_Toc239348944"/>
+      <w:bookmarkStart w:id="76" w:name="_Toc239403588"/>
       <w:bookmarkEnd w:id="42"/>
       <w:bookmarkEnd w:id="72"/>
       <w:r>
@@ -44158,7 +44158,7 @@
         <w:pStyle w:val="Heading2"/>
       </w:pPr>
       <w:bookmarkStart w:id="77" w:name="X43cb4672f728ce1df4f211c1d18360135f0c40b"/>
-      <w:bookmarkStart w:id="78" w:name="_Toc239348945"/>
+      <w:bookmarkStart w:id="78" w:name="_Toc239403589"/>
       <w:r>
         <w:t>4.1. Môi trư</w:t>
       </w:r>
@@ -45780,7 +45780,7 @@
         <w:pStyle w:val="Heading2"/>
       </w:pPr>
       <w:bookmarkStart w:id="79" w:name="Xe48430b60e6d2b1022368eb4316c1fe9f53411f"/>
-      <w:bookmarkStart w:id="80" w:name="_Toc239348946"/>
+      <w:bookmarkStart w:id="80" w:name="_Toc239403590"/>
       <w:bookmarkEnd w:id="77"/>
       <w:r>
         <w:t>4.2. K</w:t>
@@ -47594,7 +47594,19 @@
         <w:pStyle w:val="BodyText"/>
       </w:pPr>
       <w:r>
-        <w:t>Chênh l</w:t>
+        <w:t>B</w:t>
+      </w:r>
+      <w:r>
+        <w:t>ả</w:t>
+      </w:r>
+      <w:r>
+        <w:t>ng 4.2 cho th</w:t>
+      </w:r>
+      <w:r>
+        <w:t>ấ</w:t>
+      </w:r>
+      <w:r>
+        <w:t>y chênh l</w:t>
       </w:r>
       <w:r>
         <w:t>ệ</w:t>
@@ -49351,7 +49363,7 @@
         <w:pStyle w:val="Heading2"/>
       </w:pPr>
       <w:bookmarkStart w:id="87" w:name="X09b724f0b907c7f652c2569c27ef1d5728c277c"/>
-      <w:bookmarkStart w:id="88" w:name="_Toc239348947"/>
+      <w:bookmarkStart w:id="88" w:name="_Toc239403591"/>
       <w:bookmarkEnd w:id="79"/>
       <w:bookmarkEnd w:id="85"/>
       <w:r>
@@ -51629,7 +51641,7 @@
           <w:noProof/>
         </w:rPr>
         <w:drawing>
-          <wp:inline distT="0" distB="0" distL="0" distR="0" wp14:anchorId="70C059B3" wp14:editId="1E3E1640">
+          <wp:inline distT="0" distB="0" distL="0" distR="0" wp14:anchorId="73171C68" wp14:editId="58A9A6A2">
             <wp:extent cx="5334000" cy="2883855"/>
             <wp:effectExtent l="0" t="0" r="0" b="0"/>
             <wp:docPr id="103" name="Picture"/>
@@ -56905,7 +56917,7 @@
         <w:pStyle w:val="Heading2"/>
       </w:pPr>
       <w:bookmarkStart w:id="98" w:name="X0c205a3fd5474e5e1d380a3735df7543f97f059"/>
-      <w:bookmarkStart w:id="99" w:name="_Toc239348948"/>
+      <w:bookmarkStart w:id="99" w:name="_Toc239403592"/>
       <w:bookmarkEnd w:id="87"/>
       <w:bookmarkEnd w:id="96"/>
       <w:r>
@@ -60188,7 +60200,7 @@
         <w:pStyle w:val="Heading2"/>
       </w:pPr>
       <w:bookmarkStart w:id="105" w:name="X8f4b2c0e55e8764a0677cdfa39e96dbe6822859"/>
-      <w:bookmarkStart w:id="106" w:name="_Toc239348949"/>
+      <w:bookmarkStart w:id="106" w:name="_Toc239403593"/>
       <w:bookmarkEnd w:id="98"/>
       <w:bookmarkEnd w:id="104"/>
       <w:r>
@@ -63385,7 +63397,7 @@
         <w:pStyle w:val="Heading2"/>
       </w:pPr>
       <w:bookmarkStart w:id="112" w:name="X7468ed9f095dd0192ebc5de940dc44b5cd3e099"/>
-      <w:bookmarkStart w:id="113" w:name="_Toc239348950"/>
+      <w:bookmarkStart w:id="113" w:name="_Toc239403594"/>
       <w:bookmarkEnd w:id="105"/>
       <w:bookmarkEnd w:id="110"/>
       <w:r>
@@ -64570,7 +64582,7 @@
         <w:t>ả</w:t>
       </w:r>
       <w:r>
-        <w:t>ng này khép l</w:t>
+        <w:t>ng 4.12 khép l</w:t>
       </w:r>
       <w:r>
         <w:t>ạ</w:t>
@@ -65243,7 +65255,7 @@
           <w:noProof/>
         </w:rPr>
         <w:drawing>
-          <wp:inline distT="0" distB="0" distL="0" distR="0" wp14:anchorId="4EE85038" wp14:editId="415A4C4F">
+          <wp:inline distT="0" distB="0" distL="0" distR="0" wp14:anchorId="7F6A8192" wp14:editId="33F9AD62">
             <wp:extent cx="5334000" cy="3317670"/>
             <wp:effectExtent l="0" t="0" r="0" b="0"/>
             <wp:docPr id="126" name="Picture"/>
@@ -65355,7 +65367,43 @@
         <w:pStyle w:val="BodyText"/>
       </w:pPr>
       <w:r>
-        <w:t>Hàng trên là hai cơ ch</w:t>
+        <w:t>Hình 4.2 đ</w:t>
+      </w:r>
+      <w:r>
+        <w:t>ặ</w:t>
+      </w:r>
+      <w:r>
+        <w:t>t các con s</w:t>
+      </w:r>
+      <w:r>
+        <w:t>ố</w:t>
+      </w:r>
+      <w:r>
+        <w:t xml:space="preserve"> c</w:t>
+      </w:r>
+      <w:r>
+        <w:t>ủ</w:t>
+      </w:r>
+      <w:r>
+        <w:t>a B</w:t>
+      </w:r>
+      <w:r>
+        <w:t>ả</w:t>
+      </w:r>
+      <w:r>
+        <w:t xml:space="preserve">ng 4.12 lên </w:t>
+      </w:r>
+      <w:r>
+        <w:t>ả</w:t>
+      </w:r>
+      <w:r>
+        <w:t>nh th</w:t>
+      </w:r>
+      <w:r>
+        <w:t>ậ</w:t>
+      </w:r>
+      <w:r>
+        <w:t>t. Hàng trên là hai cơ ch</w:t>
       </w:r>
       <w:r>
         <w:t>ế</w:t>
@@ -65367,19 +65415,7 @@
         <w:t>ử</w:t>
       </w:r>
       <w:r>
-        <w:t xml:space="preserve">a trên </w:t>
-      </w:r>
-      <w:r>
-        <w:t>ả</w:t>
-      </w:r>
-      <w:r>
-        <w:t>nh th</w:t>
-      </w:r>
-      <w:r>
-        <w:t>ậ</w:t>
-      </w:r>
-      <w:r>
-        <w:t>t: m</w:t>
+        <w:t>a: m</w:t>
       </w:r>
       <w:r>
         <w:t>ặ</w:t>
@@ -65987,7 +66023,7 @@
         <w:pStyle w:val="Heading2"/>
       </w:pPr>
       <w:bookmarkStart w:id="116" w:name="X88e1c26a6581f7bd1dbdb2c85ae6116c5ba8393"/>
-      <w:bookmarkStart w:id="117" w:name="_Toc239348951"/>
+      <w:bookmarkStart w:id="117" w:name="_Toc239403595"/>
       <w:bookmarkEnd w:id="112"/>
       <w:r>
         <w:t>4.7. Các y</w:t>
@@ -66854,10 +66890,7 @@
               <w:t>Không có.</w:t>
             </w:r>
             <w:r>
-              <w:t xml:space="preserve"> </w:t>
-            </w:r>
-            <w:r>
-              <w:t>Cách đúng là gi</w:t>
+              <w:t xml:space="preserve"> Cách đúng là gi</w:t>
             </w:r>
             <w:r>
               <w:t>ữ</w:t>
@@ -67842,7 +67875,7 @@
         <w:pStyle w:val="Heading1"/>
       </w:pPr>
       <w:bookmarkStart w:id="119" w:name="chương-5-kết-luận-và-hướng-phát-triển"/>
-      <w:bookmarkStart w:id="120" w:name="_Toc239348952"/>
+      <w:bookmarkStart w:id="120" w:name="_Toc239403596"/>
       <w:bookmarkEnd w:id="75"/>
       <w:bookmarkEnd w:id="116"/>
       <w:r>
@@ -67879,7 +67912,7 @@
         <w:pStyle w:val="Heading2"/>
       </w:pPr>
       <w:bookmarkStart w:id="121" w:name="Xcefa088882d41b38c21b7b5b44c738cb5564fbb"/>
-      <w:bookmarkStart w:id="122" w:name="_Toc239348953"/>
+      <w:bookmarkStart w:id="122" w:name="_Toc239403597"/>
       <w:r>
         <w:t>5.1. K</w:t>
       </w:r>
@@ -68195,10 +68228,7 @@
       <w:bookmarkStart w:id="123" w:name="tbl-5-1"/>
       <w:bookmarkEnd w:id="123"/>
       <w:r>
-        <w:t xml:space="preserve"> </w:t>
-      </w:r>
-      <w:r>
-        <w:t>Đ</w:t>
+        <w:t xml:space="preserve"> Đ</w:t>
       </w:r>
       <w:r>
         <w:t>ố</w:t>
@@ -69225,10 +69255,7 @@
         <w:t>m</w:t>
       </w:r>
       <w:r>
-        <w:t xml:space="preserve"> </w:t>
-      </w:r>
-      <w:r>
-        <w:t>cho PaddleOCR — đi</w:t>
+        <w:t xml:space="preserve"> cho PaddleOCR — đi</w:t>
       </w:r>
       <w:r>
         <w:t>ề</w:t>
@@ -69380,7 +69407,7 @@
         <w:pStyle w:val="Heading2"/>
       </w:pPr>
       <w:bookmarkStart w:id="124" w:name="Xe79f58ab8ce7b6f148c68a374118dd9eaec1a1c"/>
-      <w:bookmarkStart w:id="125" w:name="_Toc239348954"/>
+      <w:bookmarkStart w:id="125" w:name="_Toc239403598"/>
       <w:bookmarkEnd w:id="121"/>
       <w:r>
         <w:t>5.2. H</w:t>
@@ -69399,6 +69426,62 @@
     <w:p>
       <w:pPr>
         <w:pStyle w:val="FirstParagraph"/>
+      </w:pPr>
+      <w:r>
+        <w:t>B</w:t>
+      </w:r>
+      <w:r>
+        <w:t>ả</w:t>
+      </w:r>
+      <w:r>
+        <w:t>ng 5.2 t</w:t>
+      </w:r>
+      <w:r>
+        <w:t>ổ</w:t>
+      </w:r>
+      <w:r>
+        <w:t>ng h</w:t>
+      </w:r>
+      <w:r>
+        <w:t>ợ</w:t>
+      </w:r>
+      <w:r>
+        <w:t>p năm h</w:t>
+      </w:r>
+      <w:r>
+        <w:t>ạ</w:t>
+      </w:r>
+      <w:r>
+        <w:t>n ch</w:t>
+      </w:r>
+      <w:r>
+        <w:t>ế</w:t>
+      </w:r>
+      <w:r>
+        <w:t>, x</w:t>
+      </w:r>
+      <w:r>
+        <w:t>ế</w:t>
+      </w:r>
+      <w:r>
+        <w:t>p theo m</w:t>
+      </w:r>
+      <w:r>
+        <w:t>ứ</w:t>
+      </w:r>
+      <w:r>
+        <w:t>c nghiêm tr</w:t>
+      </w:r>
+      <w:r>
+        <w:t>ọ</w:t>
+      </w:r>
+      <w:r>
+        <w:t>ng.</w:t>
+      </w:r>
+    </w:p>
+    <w:p>
+      <w:pPr>
+        <w:pStyle w:val="BodyText"/>
       </w:pPr>
       <w:r>
         <w:rPr>
@@ -70594,7 +70677,7 @@
         <w:pStyle w:val="Heading2"/>
       </w:pPr>
       <w:bookmarkStart w:id="127" w:name="X66db71c9020c40cf46e490c5c37ad244e2b7594"/>
-      <w:bookmarkStart w:id="128" w:name="_Toc239348955"/>
+      <w:bookmarkStart w:id="128" w:name="_Toc239403599"/>
       <w:bookmarkEnd w:id="124"/>
       <w:r>
         <w:t>5.3. Hư</w:t>
@@ -72229,7 +72312,7 @@
         <w:pStyle w:val="Heading2"/>
       </w:pPr>
       <w:bookmarkStart w:id="130" w:name="Xe5a2fe3dfcd4681648271b7ddc344b106e48b3b"/>
-      <w:bookmarkStart w:id="131" w:name="_Toc239348956"/>
+      <w:bookmarkStart w:id="131" w:name="_Toc239403600"/>
       <w:bookmarkEnd w:id="127"/>
       <w:r>
         <w:t>5.4. K</w:t>
@@ -73155,7 +73238,7 @@
         <w:pStyle w:val="Heading1"/>
       </w:pPr>
       <w:bookmarkStart w:id="132" w:name="tài-liệu-tham-khảo"/>
-      <w:bookmarkStart w:id="133" w:name="_Toc239348957"/>
+      <w:bookmarkStart w:id="133" w:name="_Toc239403601"/>
       <w:bookmarkEnd w:id="119"/>
       <w:bookmarkEnd w:id="130"/>
       <w:r>
@@ -74114,7 +74197,7 @@
         <w:pStyle w:val="Heading1"/>
       </w:pPr>
       <w:bookmarkStart w:id="134" w:name="phụ-lục"/>
-      <w:bookmarkStart w:id="135" w:name="_Toc239348958"/>
+      <w:bookmarkStart w:id="135" w:name="_Toc239403602"/>
       <w:bookmarkEnd w:id="132"/>
       <w:r>
         <w:t>PH</w:t>
@@ -74138,7 +74221,7 @@
         <w:pStyle w:val="Heading2"/>
       </w:pPr>
       <w:bookmarkStart w:id="136" w:name="phụ-lục-a-cấu-hình-và-siêu-tham-số"/>
-      <w:bookmarkStart w:id="137" w:name="_Toc239348959"/>
+      <w:bookmarkStart w:id="137" w:name="_Toc239403603"/>
       <w:r>
         <w:t>Ph</w:t>
       </w:r>
@@ -76358,7 +76441,7 @@
         <w:pStyle w:val="Heading2"/>
       </w:pPr>
       <w:bookmarkStart w:id="141" w:name="phụ-lục-b-hướng-dẫn-cài-đặt-và-chạy"/>
-      <w:bookmarkStart w:id="142" w:name="_Toc239348960"/>
+      <w:bookmarkStart w:id="142" w:name="_Toc239403604"/>
       <w:bookmarkEnd w:id="136"/>
       <w:bookmarkEnd w:id="140"/>
       <w:r>
@@ -78026,7 +78109,7 @@
         <w:pStyle w:val="Heading2"/>
       </w:pPr>
       <w:bookmarkStart w:id="147" w:name="phụ-lục-c-phân-công-công-việc"/>
-      <w:bookmarkStart w:id="148" w:name="_Toc239348961"/>
+      <w:bookmarkStart w:id="148" w:name="_Toc239403605"/>
       <w:bookmarkEnd w:id="141"/>
       <w:bookmarkEnd w:id="146"/>
       <w:r>
@@ -78805,7 +78888,7 @@
   <w:abstractNum w:abstractNumId="0" w15:restartNumberingAfterBreak="0">
     <w:nsid w:val="0000A990"/>
     <w:multiLevelType w:val="multilevel"/>
-    <w:tmpl w:val="FE605CDA"/>
+    <w:tmpl w:val="F1D88700"/>
     <w:lvl w:ilvl="0">
       <w:numFmt w:val="bullet"/>
       <w:lvlText w:val=" "/>
@@ -78882,7 +78965,7 @@
   <w:abstractNum w:abstractNumId="1" w15:restartNumberingAfterBreak="0">
     <w:nsid w:val="0000A991"/>
     <w:multiLevelType w:val="multilevel"/>
-    <w:tmpl w:val="5CAA45E0"/>
+    <w:tmpl w:val="D884D204"/>
     <w:lvl w:ilvl="0">
       <w:numFmt w:val="bullet"/>
       <w:lvlText w:val=""/>
@@ -78986,7 +79069,7 @@
   <w:abstractNum w:abstractNumId="2" w15:restartNumberingAfterBreak="0">
     <w:nsid w:val="00A99411"/>
     <w:multiLevelType w:val="multilevel"/>
-    <w:tmpl w:val="B4B2825C"/>
+    <w:tmpl w:val="01C42E46"/>
     <w:lvl w:ilvl="0">
       <w:start w:val="1"/>
       <w:numFmt w:val="decimal"/>
@@ -79069,10 +79152,10 @@
       </w:pPr>
     </w:lvl>
   </w:abstractNum>
-  <w:num w:numId="1" w16cid:durableId="1309433972">
+  <w:num w:numId="1" w16cid:durableId="437221026">
     <w:abstractNumId w:val="0"/>
   </w:num>
-  <w:num w:numId="2" w16cid:durableId="1312711192">
+  <w:num w:numId="2" w16cid:durableId="1328900498">
     <w:abstractNumId w:val="2"/>
     <w:lvlOverride w:ilvl="0">
       <w:startOverride w:val="1"/>
@@ -79102,22 +79185,22 @@
       <w:startOverride w:val="1"/>
     </w:lvlOverride>
   </w:num>
-  <w:num w:numId="3" w16cid:durableId="113260261">
+  <w:num w:numId="3" w16cid:durableId="1608151889">
     <w:abstractNumId w:val="1"/>
   </w:num>
-  <w:num w:numId="4" w16cid:durableId="610627118">
+  <w:num w:numId="4" w16cid:durableId="2033069136">
     <w:abstractNumId w:val="1"/>
   </w:num>
-  <w:num w:numId="5" w16cid:durableId="667094138">
+  <w:num w:numId="5" w16cid:durableId="1566211767">
     <w:abstractNumId w:val="1"/>
   </w:num>
-  <w:num w:numId="6" w16cid:durableId="635835016">
+  <w:num w:numId="6" w16cid:durableId="1386219733">
     <w:abstractNumId w:val="1"/>
   </w:num>
-  <w:num w:numId="7" w16cid:durableId="1666350730">
+  <w:num w:numId="7" w16cid:durableId="950697867">
     <w:abstractNumId w:val="1"/>
   </w:num>
-  <w:num w:numId="8" w16cid:durableId="52588326">
+  <w:num w:numId="8" w16cid:durableId="892548732">
     <w:abstractNumId w:val="2"/>
     <w:lvlOverride w:ilvl="0">
       <w:startOverride w:val="1"/>
@@ -79147,7 +79230,7 @@
       <w:startOverride w:val="1"/>
     </w:lvlOverride>
   </w:num>
-  <w:num w:numId="9" w16cid:durableId="37046029">
+  <w:num w:numId="9" w16cid:durableId="1263300929">
     <w:abstractNumId w:val="1"/>
   </w:num>
 </w:numbering>
@@ -80384,7 +80467,7 @@
     <w:next w:val="Normal"/>
     <w:autoRedefine/>
     <w:uiPriority w:val="39"/>
-    <w:rsid w:val="00925A76"/>
+    <w:rsid w:val="00D370BD"/>
     <w:pPr>
       <w:spacing w:after="100"/>
     </w:pPr>
@@ -80395,7 +80478,7 @@
     <w:next w:val="Normal"/>
     <w:autoRedefine/>
     <w:uiPriority w:val="39"/>
-    <w:rsid w:val="00925A76"/>
+    <w:rsid w:val="00D370BD"/>
     <w:pPr>
       <w:spacing w:after="100"/>
       <w:ind w:left="240"/>

--- a/nop/01-do-an-mon-hoc.docx
+++ b/nop/01-do-an-mon-hoc.docx
@@ -829,7 +829,7 @@
       <w:r>
         <w:fldChar w:fldCharType="separate"/>
       </w:r>
-      <w:hyperlink w:anchor="_Toc239403571" w:history="1">
+      <w:hyperlink w:anchor="_Toc239435787" w:history="1">
         <w:r>
           <w:rPr>
             <w:rStyle w:val="Hyperlink"/>
@@ -856,7 +856,7 @@
             <w:noProof/>
             <w:webHidden/>
           </w:rPr>
-          <w:instrText xml:space="preserve"> PAGEREF _Toc239403571 \h </w:instrText>
+          <w:instrText xml:space="preserve"> PAGEREF _Toc239435787 \h </w:instrText>
         </w:r>
         <w:r>
           <w:rPr>
@@ -900,7 +900,7 @@
           <w14:ligatures w14:val="standardContextual"/>
         </w:rPr>
       </w:pPr>
-      <w:hyperlink w:anchor="_Toc239403572" w:history="1">
+      <w:hyperlink w:anchor="_Toc239435788" w:history="1">
         <w:r>
           <w:rPr>
             <w:rStyle w:val="Hyperlink"/>
@@ -927,7 +927,7 @@
             <w:noProof/>
             <w:webHidden/>
           </w:rPr>
-          <w:instrText xml:space="preserve"> PAGEREF _Toc239403572 \h </w:instrText>
+          <w:instrText xml:space="preserve"> PAGEREF _Toc239435788 \h </w:instrText>
         </w:r>
         <w:r>
           <w:rPr>
@@ -971,7 +971,7 @@
           <w14:ligatures w14:val="standardContextual"/>
         </w:rPr>
       </w:pPr>
-      <w:hyperlink w:anchor="_Toc239403573" w:history="1">
+      <w:hyperlink w:anchor="_Toc239435789" w:history="1">
         <w:r>
           <w:rPr>
             <w:rStyle w:val="Hyperlink"/>
@@ -998,7 +998,7 @@
             <w:noProof/>
             <w:webHidden/>
           </w:rPr>
-          <w:instrText xml:space="preserve"> PAGEREF _Toc239403573 \h </w:instrText>
+          <w:instrText xml:space="preserve"> PAGEREF _Toc239435789 \h </w:instrText>
         </w:r>
         <w:r>
           <w:rPr>
@@ -1042,7 +1042,7 @@
           <w14:ligatures w14:val="standardContextual"/>
         </w:rPr>
       </w:pPr>
-      <w:hyperlink w:anchor="_Toc239403574" w:history="1">
+      <w:hyperlink w:anchor="_Toc239435790" w:history="1">
         <w:r>
           <w:rPr>
             <w:rStyle w:val="Hyperlink"/>
@@ -1069,7 +1069,7 @@
             <w:noProof/>
             <w:webHidden/>
           </w:rPr>
-          <w:instrText xml:space="preserve"> PAGEREF _Toc239403574 \h </w:instrText>
+          <w:instrText xml:space="preserve"> PAGEREF _Toc239435790 \h </w:instrText>
         </w:r>
         <w:r>
           <w:rPr>
@@ -1113,7 +1113,7 @@
           <w14:ligatures w14:val="standardContextual"/>
         </w:rPr>
       </w:pPr>
-      <w:hyperlink w:anchor="_Toc239403575" w:history="1">
+      <w:hyperlink w:anchor="_Toc239435791" w:history="1">
         <w:r>
           <w:rPr>
             <w:rStyle w:val="Hyperlink"/>
@@ -1140,7 +1140,7 @@
             <w:noProof/>
             <w:webHidden/>
           </w:rPr>
-          <w:instrText xml:space="preserve"> PAGEREF _Toc239403575 \h </w:instrText>
+          <w:instrText xml:space="preserve"> PAGEREF _Toc239435791 \h </w:instrText>
         </w:r>
         <w:r>
           <w:rPr>
@@ -1184,7 +1184,7 @@
           <w14:ligatures w14:val="standardContextual"/>
         </w:rPr>
       </w:pPr>
-      <w:hyperlink w:anchor="_Toc239403576" w:history="1">
+      <w:hyperlink w:anchor="_Toc239435792" w:history="1">
         <w:r>
           <w:rPr>
             <w:rStyle w:val="Hyperlink"/>
@@ -1211,7 +1211,7 @@
             <w:noProof/>
             <w:webHidden/>
           </w:rPr>
-          <w:instrText xml:space="preserve"> PAGEREF _Toc239403576 \h </w:instrText>
+          <w:instrText xml:space="preserve"> PAGEREF _Toc239435792 \h </w:instrText>
         </w:r>
         <w:r>
           <w:rPr>
@@ -1255,7 +1255,7 @@
           <w14:ligatures w14:val="standardContextual"/>
         </w:rPr>
       </w:pPr>
-      <w:hyperlink w:anchor="_Toc239403577" w:history="1">
+      <w:hyperlink w:anchor="_Toc239435793" w:history="1">
         <w:r>
           <w:rPr>
             <w:rStyle w:val="Hyperlink"/>
@@ -1282,7 +1282,7 @@
             <w:noProof/>
             <w:webHidden/>
           </w:rPr>
-          <w:instrText xml:space="preserve"> PAGEREF _Toc239403577 \h </w:instrText>
+          <w:instrText xml:space="preserve"> PAGEREF _Toc239435793 \h </w:instrText>
         </w:r>
         <w:r>
           <w:rPr>
@@ -1326,7 +1326,7 @@
           <w14:ligatures w14:val="standardContextual"/>
         </w:rPr>
       </w:pPr>
-      <w:hyperlink w:anchor="_Toc239403578" w:history="1">
+      <w:hyperlink w:anchor="_Toc239435794" w:history="1">
         <w:r>
           <w:rPr>
             <w:rStyle w:val="Hyperlink"/>
@@ -1353,7 +1353,7 @@
             <w:noProof/>
             <w:webHidden/>
           </w:rPr>
-          <w:instrText xml:space="preserve"> PAGEREF _Toc239403578 \h </w:instrText>
+          <w:instrText xml:space="preserve"> PAGEREF _Toc239435794 \h </w:instrText>
         </w:r>
         <w:r>
           <w:rPr>
@@ -1397,7 +1397,7 @@
           <w14:ligatures w14:val="standardContextual"/>
         </w:rPr>
       </w:pPr>
-      <w:hyperlink w:anchor="_Toc239403579" w:history="1">
+      <w:hyperlink w:anchor="_Toc239435795" w:history="1">
         <w:r>
           <w:rPr>
             <w:rStyle w:val="Hyperlink"/>
@@ -1424,7 +1424,7 @@
             <w:noProof/>
             <w:webHidden/>
           </w:rPr>
-          <w:instrText xml:space="preserve"> PAGEREF _Toc239403579 \h </w:instrText>
+          <w:instrText xml:space="preserve"> PAGEREF _Toc239435795 \h </w:instrText>
         </w:r>
         <w:r>
           <w:rPr>
@@ -1468,7 +1468,7 @@
           <w14:ligatures w14:val="standardContextual"/>
         </w:rPr>
       </w:pPr>
-      <w:hyperlink w:anchor="_Toc239403580" w:history="1">
+      <w:hyperlink w:anchor="_Toc239435796" w:history="1">
         <w:r>
           <w:rPr>
             <w:rStyle w:val="Hyperlink"/>
@@ -1495,7 +1495,7 @@
             <w:noProof/>
             <w:webHidden/>
           </w:rPr>
-          <w:instrText xml:space="preserve"> PAGEREF _Toc239403580 \h </w:instrText>
+          <w:instrText xml:space="preserve"> PAGEREF _Toc239435796 \h </w:instrText>
         </w:r>
         <w:r>
           <w:rPr>
@@ -1539,7 +1539,7 @@
           <w14:ligatures w14:val="standardContextual"/>
         </w:rPr>
       </w:pPr>
-      <w:hyperlink w:anchor="_Toc239403581" w:history="1">
+      <w:hyperlink w:anchor="_Toc239435797" w:history="1">
         <w:r>
           <w:rPr>
             <w:rStyle w:val="Hyperlink"/>
@@ -1566,7 +1566,7 @@
             <w:noProof/>
             <w:webHidden/>
           </w:rPr>
-          <w:instrText xml:space="preserve"> PAGEREF _Toc239403581 \h </w:instrText>
+          <w:instrText xml:space="preserve"> PAGEREF _Toc239435797 \h </w:instrText>
         </w:r>
         <w:r>
           <w:rPr>
@@ -1610,7 +1610,7 @@
           <w14:ligatures w14:val="standardContextual"/>
         </w:rPr>
       </w:pPr>
-      <w:hyperlink w:anchor="_Toc239403582" w:history="1">
+      <w:hyperlink w:anchor="_Toc239435798" w:history="1">
         <w:r>
           <w:rPr>
             <w:rStyle w:val="Hyperlink"/>
@@ -1637,7 +1637,7 @@
             <w:noProof/>
             <w:webHidden/>
           </w:rPr>
-          <w:instrText xml:space="preserve"> PAGEREF _Toc239403582 \h </w:instrText>
+          <w:instrText xml:space="preserve"> PAGEREF _Toc239435798 \h </w:instrText>
         </w:r>
         <w:r>
           <w:rPr>
@@ -1681,7 +1681,7 @@
           <w14:ligatures w14:val="standardContextual"/>
         </w:rPr>
       </w:pPr>
-      <w:hyperlink w:anchor="_Toc239403583" w:history="1">
+      <w:hyperlink w:anchor="_Toc239435799" w:history="1">
         <w:r>
           <w:rPr>
             <w:rStyle w:val="Hyperlink"/>
@@ -1708,7 +1708,7 @@
             <w:noProof/>
             <w:webHidden/>
           </w:rPr>
-          <w:instrText xml:space="preserve"> PAGEREF _Toc239403583 \h </w:instrText>
+          <w:instrText xml:space="preserve"> PAGEREF _Toc239435799 \h </w:instrText>
         </w:r>
         <w:r>
           <w:rPr>
@@ -1752,7 +1752,7 @@
           <w14:ligatures w14:val="standardContextual"/>
         </w:rPr>
       </w:pPr>
-      <w:hyperlink w:anchor="_Toc239403584" w:history="1">
+      <w:hyperlink w:anchor="_Toc239435800" w:history="1">
         <w:r>
           <w:rPr>
             <w:rStyle w:val="Hyperlink"/>
@@ -1779,7 +1779,7 @@
             <w:noProof/>
             <w:webHidden/>
           </w:rPr>
-          <w:instrText xml:space="preserve"> PAGEREF _Toc239403584 \h </w:instrText>
+          <w:instrText xml:space="preserve"> PAGEREF _Toc239435800 \h </w:instrText>
         </w:r>
         <w:r>
           <w:rPr>
@@ -1823,7 +1823,7 @@
           <w14:ligatures w14:val="standardContextual"/>
         </w:rPr>
       </w:pPr>
-      <w:hyperlink w:anchor="_Toc239403585" w:history="1">
+      <w:hyperlink w:anchor="_Toc239435801" w:history="1">
         <w:r>
           <w:rPr>
             <w:rStyle w:val="Hyperlink"/>
@@ -1850,7 +1850,7 @@
             <w:noProof/>
             <w:webHidden/>
           </w:rPr>
-          <w:instrText xml:space="preserve"> PAGEREF _Toc239403585 \h </w:instrText>
+          <w:instrText xml:space="preserve"> PAGEREF _Toc239435801 \h </w:instrText>
         </w:r>
         <w:r>
           <w:rPr>
@@ -1894,7 +1894,7 @@
           <w14:ligatures w14:val="standardContextual"/>
         </w:rPr>
       </w:pPr>
-      <w:hyperlink w:anchor="_Toc239403586" w:history="1">
+      <w:hyperlink w:anchor="_Toc239435802" w:history="1">
         <w:r>
           <w:rPr>
             <w:rStyle w:val="Hyperlink"/>
@@ -1921,7 +1921,7 @@
             <w:noProof/>
             <w:webHidden/>
           </w:rPr>
-          <w:instrText xml:space="preserve"> PAGEREF _Toc239403586 \h </w:instrText>
+          <w:instrText xml:space="preserve"> PAGEREF _Toc239435802 \h </w:instrText>
         </w:r>
         <w:r>
           <w:rPr>
@@ -1965,7 +1965,7 @@
           <w14:ligatures w14:val="standardContextual"/>
         </w:rPr>
       </w:pPr>
-      <w:hyperlink w:anchor="_Toc239403587" w:history="1">
+      <w:hyperlink w:anchor="_Toc239435803" w:history="1">
         <w:r>
           <w:rPr>
             <w:rStyle w:val="Hyperlink"/>
@@ -1992,7 +1992,7 @@
             <w:noProof/>
             <w:webHidden/>
           </w:rPr>
-          <w:instrText xml:space="preserve"> PAGEREF _Toc239403587 \h </w:instrText>
+          <w:instrText xml:space="preserve"> PAGEREF _Toc239435803 \h </w:instrText>
         </w:r>
         <w:r>
           <w:rPr>
@@ -2036,7 +2036,7 @@
           <w14:ligatures w14:val="standardContextual"/>
         </w:rPr>
       </w:pPr>
-      <w:hyperlink w:anchor="_Toc239403588" w:history="1">
+      <w:hyperlink w:anchor="_Toc239435804" w:history="1">
         <w:r>
           <w:rPr>
             <w:rStyle w:val="Hyperlink"/>
@@ -2063,7 +2063,7 @@
             <w:noProof/>
             <w:webHidden/>
           </w:rPr>
-          <w:instrText xml:space="preserve"> PAGEREF _Toc239403588 \h </w:instrText>
+          <w:instrText xml:space="preserve"> PAGEREF _Toc239435804 \h </w:instrText>
         </w:r>
         <w:r>
           <w:rPr>
@@ -2083,7 +2083,7 @@
             <w:noProof/>
             <w:webHidden/>
           </w:rPr>
-          <w:t>25</w:t>
+          <w:t>26</w:t>
         </w:r>
         <w:r>
           <w:rPr>
@@ -2107,7 +2107,7 @@
           <w14:ligatures w14:val="standardContextual"/>
         </w:rPr>
       </w:pPr>
-      <w:hyperlink w:anchor="_Toc239403589" w:history="1">
+      <w:hyperlink w:anchor="_Toc239435805" w:history="1">
         <w:r>
           <w:rPr>
             <w:rStyle w:val="Hyperlink"/>
@@ -2134,7 +2134,7 @@
             <w:noProof/>
             <w:webHidden/>
           </w:rPr>
-          <w:instrText xml:space="preserve"> PAGEREF _Toc239403589 \h </w:instrText>
+          <w:instrText xml:space="preserve"> PAGEREF _Toc239435805 \h </w:instrText>
         </w:r>
         <w:r>
           <w:rPr>
@@ -2154,7 +2154,7 @@
             <w:noProof/>
             <w:webHidden/>
           </w:rPr>
-          <w:t>25</w:t>
+          <w:t>26</w:t>
         </w:r>
         <w:r>
           <w:rPr>
@@ -2178,7 +2178,7 @@
           <w14:ligatures w14:val="standardContextual"/>
         </w:rPr>
       </w:pPr>
-      <w:hyperlink w:anchor="_Toc239403590" w:history="1">
+      <w:hyperlink w:anchor="_Toc239435806" w:history="1">
         <w:r>
           <w:rPr>
             <w:rStyle w:val="Hyperlink"/>
@@ -2205,7 +2205,7 @@
             <w:noProof/>
             <w:webHidden/>
           </w:rPr>
-          <w:instrText xml:space="preserve"> PAGEREF _Toc239403590 \h </w:instrText>
+          <w:instrText xml:space="preserve"> PAGEREF _Toc239435806 \h </w:instrText>
         </w:r>
         <w:r>
           <w:rPr>
@@ -2225,7 +2225,7 @@
             <w:noProof/>
             <w:webHidden/>
           </w:rPr>
-          <w:t>25</w:t>
+          <w:t>26</w:t>
         </w:r>
         <w:r>
           <w:rPr>
@@ -2249,7 +2249,7 @@
           <w14:ligatures w14:val="standardContextual"/>
         </w:rPr>
       </w:pPr>
-      <w:hyperlink w:anchor="_Toc239403591" w:history="1">
+      <w:hyperlink w:anchor="_Toc239435807" w:history="1">
         <w:r>
           <w:rPr>
             <w:rStyle w:val="Hyperlink"/>
@@ -2276,7 +2276,7 @@
             <w:noProof/>
             <w:webHidden/>
           </w:rPr>
-          <w:instrText xml:space="preserve"> PAGEREF _Toc239403591 \h </w:instrText>
+          <w:instrText xml:space="preserve"> PAGEREF _Toc239435807 \h </w:instrText>
         </w:r>
         <w:r>
           <w:rPr>
@@ -2296,7 +2296,7 @@
             <w:noProof/>
             <w:webHidden/>
           </w:rPr>
-          <w:t>27</w:t>
+          <w:t>28</w:t>
         </w:r>
         <w:r>
           <w:rPr>
@@ -2320,7 +2320,7 @@
           <w14:ligatures w14:val="standardContextual"/>
         </w:rPr>
       </w:pPr>
-      <w:hyperlink w:anchor="_Toc239403592" w:history="1">
+      <w:hyperlink w:anchor="_Toc239435808" w:history="1">
         <w:r>
           <w:rPr>
             <w:rStyle w:val="Hyperlink"/>
@@ -2347,78 +2347,7 @@
             <w:noProof/>
             <w:webHidden/>
           </w:rPr>
-          <w:instrText xml:space="preserve"> PAGEREF _Toc239403592 \h </w:instrText>
-        </w:r>
-        <w:r>
-          <w:rPr>
-            <w:noProof/>
-            <w:webHidden/>
-          </w:rPr>
-        </w:r>
-        <w:r>
-          <w:rPr>
-            <w:noProof/>
-            <w:webHidden/>
-          </w:rPr>
-          <w:fldChar w:fldCharType="separate"/>
-        </w:r>
-        <w:r>
-          <w:rPr>
-            <w:noProof/>
-            <w:webHidden/>
-          </w:rPr>
-          <w:t>30</w:t>
-        </w:r>
-        <w:r>
-          <w:rPr>
-            <w:noProof/>
-            <w:webHidden/>
-          </w:rPr>
-          <w:fldChar w:fldCharType="end"/>
-        </w:r>
-      </w:hyperlink>
-    </w:p>
-    <w:p>
-      <w:pPr>
-        <w:pStyle w:val="TOC2"/>
-        <w:tabs>
-          <w:tab w:val="right" w:leader="dot" w:pos="9350"/>
-        </w:tabs>
-        <w:rPr>
-          <w:noProof/>
-          <w:kern w:val="2"/>
-          <w:lang w:eastAsia="en-US"/>
-          <w14:ligatures w14:val="standardContextual"/>
-        </w:rPr>
-      </w:pPr>
-      <w:hyperlink w:anchor="_Toc239403593" w:history="1">
-        <w:r>
-          <w:rPr>
-            <w:rStyle w:val="Hyperlink"/>
-            <w:noProof/>
-          </w:rPr>
-          <w:t>4.5. Hiệu năng</w:t>
-        </w:r>
-        <w:r>
-          <w:rPr>
-            <w:noProof/>
-            <w:webHidden/>
-          </w:rPr>
-          <w:tab/>
-        </w:r>
-        <w:r>
-          <w:rPr>
-            <w:noProof/>
-            <w:webHidden/>
-          </w:rPr>
-          <w:fldChar w:fldCharType="begin"/>
-        </w:r>
-        <w:r>
-          <w:rPr>
-            <w:noProof/>
-            <w:webHidden/>
-          </w:rPr>
-          <w:instrText xml:space="preserve"> PAGEREF _Toc239403593 \h </w:instrText>
+          <w:instrText xml:space="preserve"> PAGEREF _Toc239435808 \h </w:instrText>
         </w:r>
         <w:r>
           <w:rPr>
@@ -2462,13 +2391,13 @@
           <w14:ligatures w14:val="standardContextual"/>
         </w:rPr>
       </w:pPr>
-      <w:hyperlink w:anchor="_Toc239403594" w:history="1">
+      <w:hyperlink w:anchor="_Toc239435809" w:history="1">
         <w:r>
           <w:rPr>
             <w:rStyle w:val="Hyperlink"/>
             <w:noProof/>
           </w:rPr>
-          <w:t>4.6. Phân tích lỗi</w:t>
+          <w:t>4.5. Hiệu năng</w:t>
         </w:r>
         <w:r>
           <w:rPr>
@@ -2489,7 +2418,7 @@
             <w:noProof/>
             <w:webHidden/>
           </w:rPr>
-          <w:instrText xml:space="preserve"> PAGEREF _Toc239403594 \h </w:instrText>
+          <w:instrText xml:space="preserve"> PAGEREF _Toc239435809 \h </w:instrText>
         </w:r>
         <w:r>
           <w:rPr>
@@ -2533,13 +2462,13 @@
           <w14:ligatures w14:val="standardContextual"/>
         </w:rPr>
       </w:pPr>
-      <w:hyperlink w:anchor="_Toc239403595" w:history="1">
+      <w:hyperlink w:anchor="_Toc239435810" w:history="1">
         <w:r>
           <w:rPr>
             <w:rStyle w:val="Hyperlink"/>
             <w:noProof/>
           </w:rPr>
-          <w:t>4.7. Các yếu tố ảnh hưởng tới tính hợp lệ của kết quả</w:t>
+          <w:t>4.6. Phân tích lỗi</w:t>
         </w:r>
         <w:r>
           <w:rPr>
@@ -2560,7 +2489,7 @@
             <w:noProof/>
             <w:webHidden/>
           </w:rPr>
-          <w:instrText xml:space="preserve"> PAGEREF _Toc239403595 \h </w:instrText>
+          <w:instrText xml:space="preserve"> PAGEREF _Toc239435810 \h </w:instrText>
         </w:r>
         <w:r>
           <w:rPr>
@@ -2593,6 +2522,77 @@
     </w:p>
     <w:p>
       <w:pPr>
+        <w:pStyle w:val="TOC2"/>
+        <w:tabs>
+          <w:tab w:val="right" w:leader="dot" w:pos="9350"/>
+        </w:tabs>
+        <w:rPr>
+          <w:noProof/>
+          <w:kern w:val="2"/>
+          <w:lang w:eastAsia="en-US"/>
+          <w14:ligatures w14:val="standardContextual"/>
+        </w:rPr>
+      </w:pPr>
+      <w:hyperlink w:anchor="_Toc239435811" w:history="1">
+        <w:r>
+          <w:rPr>
+            <w:rStyle w:val="Hyperlink"/>
+            <w:noProof/>
+          </w:rPr>
+          <w:t>4.7. Các yếu tố ảnh hưởng tới tính hợp lệ của kết quả</w:t>
+        </w:r>
+        <w:r>
+          <w:rPr>
+            <w:noProof/>
+            <w:webHidden/>
+          </w:rPr>
+          <w:tab/>
+        </w:r>
+        <w:r>
+          <w:rPr>
+            <w:noProof/>
+            <w:webHidden/>
+          </w:rPr>
+          <w:fldChar w:fldCharType="begin"/>
+        </w:r>
+        <w:r>
+          <w:rPr>
+            <w:noProof/>
+            <w:webHidden/>
+          </w:rPr>
+          <w:instrText xml:space="preserve"> PAGEREF _Toc239435811 \h </w:instrText>
+        </w:r>
+        <w:r>
+          <w:rPr>
+            <w:noProof/>
+            <w:webHidden/>
+          </w:rPr>
+        </w:r>
+        <w:r>
+          <w:rPr>
+            <w:noProof/>
+            <w:webHidden/>
+          </w:rPr>
+          <w:fldChar w:fldCharType="separate"/>
+        </w:r>
+        <w:r>
+          <w:rPr>
+            <w:noProof/>
+            <w:webHidden/>
+          </w:rPr>
+          <w:t>35</w:t>
+        </w:r>
+        <w:r>
+          <w:rPr>
+            <w:noProof/>
+            <w:webHidden/>
+          </w:rPr>
+          <w:fldChar w:fldCharType="end"/>
+        </w:r>
+      </w:hyperlink>
+    </w:p>
+    <w:p>
+      <w:pPr>
         <w:pStyle w:val="TOC1"/>
         <w:tabs>
           <w:tab w:val="right" w:leader="dot" w:pos="9350"/>
@@ -2604,7 +2604,7 @@
           <w14:ligatures w14:val="standardContextual"/>
         </w:rPr>
       </w:pPr>
-      <w:hyperlink w:anchor="_Toc239403596" w:history="1">
+      <w:hyperlink w:anchor="_Toc239435812" w:history="1">
         <w:r>
           <w:rPr>
             <w:rStyle w:val="Hyperlink"/>
@@ -2631,220 +2631,7 @@
             <w:noProof/>
             <w:webHidden/>
           </w:rPr>
-          <w:instrText xml:space="preserve"> PAGEREF _Toc239403596 \h </w:instrText>
-        </w:r>
-        <w:r>
-          <w:rPr>
-            <w:noProof/>
-            <w:webHidden/>
-          </w:rPr>
-        </w:r>
-        <w:r>
-          <w:rPr>
-            <w:noProof/>
-            <w:webHidden/>
-          </w:rPr>
-          <w:fldChar w:fldCharType="separate"/>
-        </w:r>
-        <w:r>
-          <w:rPr>
-            <w:noProof/>
-            <w:webHidden/>
-          </w:rPr>
-          <w:t>36</w:t>
-        </w:r>
-        <w:r>
-          <w:rPr>
-            <w:noProof/>
-            <w:webHidden/>
-          </w:rPr>
-          <w:fldChar w:fldCharType="end"/>
-        </w:r>
-      </w:hyperlink>
-    </w:p>
-    <w:p>
-      <w:pPr>
-        <w:pStyle w:val="TOC2"/>
-        <w:tabs>
-          <w:tab w:val="right" w:leader="dot" w:pos="9350"/>
-        </w:tabs>
-        <w:rPr>
-          <w:noProof/>
-          <w:kern w:val="2"/>
-          <w:lang w:eastAsia="en-US"/>
-          <w14:ligatures w14:val="standardContextual"/>
-        </w:rPr>
-      </w:pPr>
-      <w:hyperlink w:anchor="_Toc239403597" w:history="1">
-        <w:r>
-          <w:rPr>
-            <w:rStyle w:val="Hyperlink"/>
-            <w:noProof/>
-          </w:rPr>
-          <w:t>5.1. Kết quả đạt được</w:t>
-        </w:r>
-        <w:r>
-          <w:rPr>
-            <w:noProof/>
-            <w:webHidden/>
-          </w:rPr>
-          <w:tab/>
-        </w:r>
-        <w:r>
-          <w:rPr>
-            <w:noProof/>
-            <w:webHidden/>
-          </w:rPr>
-          <w:fldChar w:fldCharType="begin"/>
-        </w:r>
-        <w:r>
-          <w:rPr>
-            <w:noProof/>
-            <w:webHidden/>
-          </w:rPr>
-          <w:instrText xml:space="preserve"> PAGEREF _Toc239403597 \h </w:instrText>
-        </w:r>
-        <w:r>
-          <w:rPr>
-            <w:noProof/>
-            <w:webHidden/>
-          </w:rPr>
-        </w:r>
-        <w:r>
-          <w:rPr>
-            <w:noProof/>
-            <w:webHidden/>
-          </w:rPr>
-          <w:fldChar w:fldCharType="separate"/>
-        </w:r>
-        <w:r>
-          <w:rPr>
-            <w:noProof/>
-            <w:webHidden/>
-          </w:rPr>
-          <w:t>36</w:t>
-        </w:r>
-        <w:r>
-          <w:rPr>
-            <w:noProof/>
-            <w:webHidden/>
-          </w:rPr>
-          <w:fldChar w:fldCharType="end"/>
-        </w:r>
-      </w:hyperlink>
-    </w:p>
-    <w:p>
-      <w:pPr>
-        <w:pStyle w:val="TOC2"/>
-        <w:tabs>
-          <w:tab w:val="right" w:leader="dot" w:pos="9350"/>
-        </w:tabs>
-        <w:rPr>
-          <w:noProof/>
-          <w:kern w:val="2"/>
-          <w:lang w:eastAsia="en-US"/>
-          <w14:ligatures w14:val="standardContextual"/>
-        </w:rPr>
-      </w:pPr>
-      <w:hyperlink w:anchor="_Toc239403598" w:history="1">
-        <w:r>
-          <w:rPr>
-            <w:rStyle w:val="Hyperlink"/>
-            <w:noProof/>
-          </w:rPr>
-          <w:t>5.2. Hạn chế</w:t>
-        </w:r>
-        <w:r>
-          <w:rPr>
-            <w:noProof/>
-            <w:webHidden/>
-          </w:rPr>
-          <w:tab/>
-        </w:r>
-        <w:r>
-          <w:rPr>
-            <w:noProof/>
-            <w:webHidden/>
-          </w:rPr>
-          <w:fldChar w:fldCharType="begin"/>
-        </w:r>
-        <w:r>
-          <w:rPr>
-            <w:noProof/>
-            <w:webHidden/>
-          </w:rPr>
-          <w:instrText xml:space="preserve"> PAGEREF _Toc239403598 \h </w:instrText>
-        </w:r>
-        <w:r>
-          <w:rPr>
-            <w:noProof/>
-            <w:webHidden/>
-          </w:rPr>
-        </w:r>
-        <w:r>
-          <w:rPr>
-            <w:noProof/>
-            <w:webHidden/>
-          </w:rPr>
-          <w:fldChar w:fldCharType="separate"/>
-        </w:r>
-        <w:r>
-          <w:rPr>
-            <w:noProof/>
-            <w:webHidden/>
-          </w:rPr>
-          <w:t>36</w:t>
-        </w:r>
-        <w:r>
-          <w:rPr>
-            <w:noProof/>
-            <w:webHidden/>
-          </w:rPr>
-          <w:fldChar w:fldCharType="end"/>
-        </w:r>
-      </w:hyperlink>
-    </w:p>
-    <w:p>
-      <w:pPr>
-        <w:pStyle w:val="TOC2"/>
-        <w:tabs>
-          <w:tab w:val="right" w:leader="dot" w:pos="9350"/>
-        </w:tabs>
-        <w:rPr>
-          <w:noProof/>
-          <w:kern w:val="2"/>
-          <w:lang w:eastAsia="en-US"/>
-          <w14:ligatures w14:val="standardContextual"/>
-        </w:rPr>
-      </w:pPr>
-      <w:hyperlink w:anchor="_Toc239403599" w:history="1">
-        <w:r>
-          <w:rPr>
-            <w:rStyle w:val="Hyperlink"/>
-            <w:noProof/>
-          </w:rPr>
-          <w:t>5.3. Hướng phát triển</w:t>
-        </w:r>
-        <w:r>
-          <w:rPr>
-            <w:noProof/>
-            <w:webHidden/>
-          </w:rPr>
-          <w:tab/>
-        </w:r>
-        <w:r>
-          <w:rPr>
-            <w:noProof/>
-            <w:webHidden/>
-          </w:rPr>
-          <w:fldChar w:fldCharType="begin"/>
-        </w:r>
-        <w:r>
-          <w:rPr>
-            <w:noProof/>
-            <w:webHidden/>
-          </w:rPr>
-          <w:instrText xml:space="preserve"> PAGEREF _Toc239403599 \h </w:instrText>
+          <w:instrText xml:space="preserve"> PAGEREF _Toc239435812 \h </w:instrText>
         </w:r>
         <w:r>
           <w:rPr>
@@ -2888,13 +2675,13 @@
           <w14:ligatures w14:val="standardContextual"/>
         </w:rPr>
       </w:pPr>
-      <w:hyperlink w:anchor="_Toc239403600" w:history="1">
+      <w:hyperlink w:anchor="_Toc239435813" w:history="1">
         <w:r>
           <w:rPr>
             <w:rStyle w:val="Hyperlink"/>
             <w:noProof/>
           </w:rPr>
-          <w:t>5.4. Kết luận chung</w:t>
+          <w:t>5.1. Kết quả đạt được</w:t>
         </w:r>
         <w:r>
           <w:rPr>
@@ -2915,7 +2702,7 @@
             <w:noProof/>
             <w:webHidden/>
           </w:rPr>
-          <w:instrText xml:space="preserve"> PAGEREF _Toc239403600 \h </w:instrText>
+          <w:instrText xml:space="preserve"> PAGEREF _Toc239435813 \h </w:instrText>
         </w:r>
         <w:r>
           <w:rPr>
@@ -2948,7 +2735,7 @@
     </w:p>
     <w:p>
       <w:pPr>
-        <w:pStyle w:val="TOC1"/>
+        <w:pStyle w:val="TOC2"/>
         <w:tabs>
           <w:tab w:val="right" w:leader="dot" w:pos="9350"/>
         </w:tabs>
@@ -2959,13 +2746,13 @@
           <w14:ligatures w14:val="standardContextual"/>
         </w:rPr>
       </w:pPr>
-      <w:hyperlink w:anchor="_Toc239403601" w:history="1">
+      <w:hyperlink w:anchor="_Toc239435814" w:history="1">
         <w:r>
           <w:rPr>
             <w:rStyle w:val="Hyperlink"/>
             <w:noProof/>
           </w:rPr>
-          <w:t>TÀI LIỆU THAM KHẢO</w:t>
+          <w:t>5.2. Hạn chế</w:t>
         </w:r>
         <w:r>
           <w:rPr>
@@ -2986,7 +2773,149 @@
             <w:noProof/>
             <w:webHidden/>
           </w:rPr>
-          <w:instrText xml:space="preserve"> PAGEREF _Toc239403601 \h </w:instrText>
+          <w:instrText xml:space="preserve"> PAGEREF _Toc239435814 \h </w:instrText>
+        </w:r>
+        <w:r>
+          <w:rPr>
+            <w:noProof/>
+            <w:webHidden/>
+          </w:rPr>
+        </w:r>
+        <w:r>
+          <w:rPr>
+            <w:noProof/>
+            <w:webHidden/>
+          </w:rPr>
+          <w:fldChar w:fldCharType="separate"/>
+        </w:r>
+        <w:r>
+          <w:rPr>
+            <w:noProof/>
+            <w:webHidden/>
+          </w:rPr>
+          <w:t>37</w:t>
+        </w:r>
+        <w:r>
+          <w:rPr>
+            <w:noProof/>
+            <w:webHidden/>
+          </w:rPr>
+          <w:fldChar w:fldCharType="end"/>
+        </w:r>
+      </w:hyperlink>
+    </w:p>
+    <w:p>
+      <w:pPr>
+        <w:pStyle w:val="TOC2"/>
+        <w:tabs>
+          <w:tab w:val="right" w:leader="dot" w:pos="9350"/>
+        </w:tabs>
+        <w:rPr>
+          <w:noProof/>
+          <w:kern w:val="2"/>
+          <w:lang w:eastAsia="en-US"/>
+          <w14:ligatures w14:val="standardContextual"/>
+        </w:rPr>
+      </w:pPr>
+      <w:hyperlink w:anchor="_Toc239435815" w:history="1">
+        <w:r>
+          <w:rPr>
+            <w:rStyle w:val="Hyperlink"/>
+            <w:noProof/>
+          </w:rPr>
+          <w:t>5.3. Hướng phát triển</w:t>
+        </w:r>
+        <w:r>
+          <w:rPr>
+            <w:noProof/>
+            <w:webHidden/>
+          </w:rPr>
+          <w:tab/>
+        </w:r>
+        <w:r>
+          <w:rPr>
+            <w:noProof/>
+            <w:webHidden/>
+          </w:rPr>
+          <w:fldChar w:fldCharType="begin"/>
+        </w:r>
+        <w:r>
+          <w:rPr>
+            <w:noProof/>
+            <w:webHidden/>
+          </w:rPr>
+          <w:instrText xml:space="preserve"> PAGEREF _Toc239435815 \h </w:instrText>
+        </w:r>
+        <w:r>
+          <w:rPr>
+            <w:noProof/>
+            <w:webHidden/>
+          </w:rPr>
+        </w:r>
+        <w:r>
+          <w:rPr>
+            <w:noProof/>
+            <w:webHidden/>
+          </w:rPr>
+          <w:fldChar w:fldCharType="separate"/>
+        </w:r>
+        <w:r>
+          <w:rPr>
+            <w:noProof/>
+            <w:webHidden/>
+          </w:rPr>
+          <w:t>38</w:t>
+        </w:r>
+        <w:r>
+          <w:rPr>
+            <w:noProof/>
+            <w:webHidden/>
+          </w:rPr>
+          <w:fldChar w:fldCharType="end"/>
+        </w:r>
+      </w:hyperlink>
+    </w:p>
+    <w:p>
+      <w:pPr>
+        <w:pStyle w:val="TOC2"/>
+        <w:tabs>
+          <w:tab w:val="right" w:leader="dot" w:pos="9350"/>
+        </w:tabs>
+        <w:rPr>
+          <w:noProof/>
+          <w:kern w:val="2"/>
+          <w:lang w:eastAsia="en-US"/>
+          <w14:ligatures w14:val="standardContextual"/>
+        </w:rPr>
+      </w:pPr>
+      <w:hyperlink w:anchor="_Toc239435816" w:history="1">
+        <w:r>
+          <w:rPr>
+            <w:rStyle w:val="Hyperlink"/>
+            <w:noProof/>
+          </w:rPr>
+          <w:t>5.4. Kết luận chung</w:t>
+        </w:r>
+        <w:r>
+          <w:rPr>
+            <w:noProof/>
+            <w:webHidden/>
+          </w:rPr>
+          <w:tab/>
+        </w:r>
+        <w:r>
+          <w:rPr>
+            <w:noProof/>
+            <w:webHidden/>
+          </w:rPr>
+          <w:fldChar w:fldCharType="begin"/>
+        </w:r>
+        <w:r>
+          <w:rPr>
+            <w:noProof/>
+            <w:webHidden/>
+          </w:rPr>
+          <w:instrText xml:space="preserve"> PAGEREF _Toc239435816 \h </w:instrText>
         </w:r>
         <w:r>
           <w:rPr>
@@ -3030,13 +2959,13 @@
           <w14:ligatures w14:val="standardContextual"/>
         </w:rPr>
       </w:pPr>
-      <w:hyperlink w:anchor="_Toc239403602" w:history="1">
+      <w:hyperlink w:anchor="_Toc239435817" w:history="1">
         <w:r>
           <w:rPr>
             <w:rStyle w:val="Hyperlink"/>
             <w:noProof/>
           </w:rPr>
-          <w:t>PHỤ LỤC</w:t>
+          <w:t>TÀI LIỆU THAM KHẢO</w:t>
         </w:r>
         <w:r>
           <w:rPr>
@@ -3057,7 +2986,7 @@
             <w:noProof/>
             <w:webHidden/>
           </w:rPr>
-          <w:instrText xml:space="preserve"> PAGEREF _Toc239403602 \h </w:instrText>
+          <w:instrText xml:space="preserve"> PAGEREF _Toc239435817 \h </w:instrText>
         </w:r>
         <w:r>
           <w:rPr>
@@ -3090,7 +3019,7 @@
     </w:p>
     <w:p>
       <w:pPr>
-        <w:pStyle w:val="TOC2"/>
+        <w:pStyle w:val="TOC1"/>
         <w:tabs>
           <w:tab w:val="right" w:leader="dot" w:pos="9350"/>
         </w:tabs>
@@ -3101,13 +3030,13 @@
           <w14:ligatures w14:val="standardContextual"/>
         </w:rPr>
       </w:pPr>
-      <w:hyperlink w:anchor="_Toc239403603" w:history="1">
+      <w:hyperlink w:anchor="_Toc239435818" w:history="1">
         <w:r>
           <w:rPr>
             <w:rStyle w:val="Hyperlink"/>
             <w:noProof/>
           </w:rPr>
-          <w:t>Phụ lục A. Cấu hình và siêu tham số</w:t>
+          <w:t>PHỤ LỤC</w:t>
         </w:r>
         <w:r>
           <w:rPr>
@@ -3128,149 +3057,7 @@
             <w:noProof/>
             <w:webHidden/>
           </w:rPr>
-          <w:instrText xml:space="preserve"> PAGEREF _Toc239403603 \h </w:instrText>
-        </w:r>
-        <w:r>
-          <w:rPr>
-            <w:noProof/>
-            <w:webHidden/>
-          </w:rPr>
-        </w:r>
-        <w:r>
-          <w:rPr>
-            <w:noProof/>
-            <w:webHidden/>
-          </w:rPr>
-          <w:fldChar w:fldCharType="separate"/>
-        </w:r>
-        <w:r>
-          <w:rPr>
-            <w:noProof/>
-            <w:webHidden/>
-          </w:rPr>
-          <w:t>40</w:t>
-        </w:r>
-        <w:r>
-          <w:rPr>
-            <w:noProof/>
-            <w:webHidden/>
-          </w:rPr>
-          <w:fldChar w:fldCharType="end"/>
-        </w:r>
-      </w:hyperlink>
-    </w:p>
-    <w:p>
-      <w:pPr>
-        <w:pStyle w:val="TOC2"/>
-        <w:tabs>
-          <w:tab w:val="right" w:leader="dot" w:pos="9350"/>
-        </w:tabs>
-        <w:rPr>
-          <w:noProof/>
-          <w:kern w:val="2"/>
-          <w:lang w:eastAsia="en-US"/>
-          <w14:ligatures w14:val="standardContextual"/>
-        </w:rPr>
-      </w:pPr>
-      <w:hyperlink w:anchor="_Toc239403604" w:history="1">
-        <w:r>
-          <w:rPr>
-            <w:rStyle w:val="Hyperlink"/>
-            <w:noProof/>
-          </w:rPr>
-          <w:t>Phụ lục B. Hướng dẫn cài đặt và chạy</w:t>
-        </w:r>
-        <w:r>
-          <w:rPr>
-            <w:noProof/>
-            <w:webHidden/>
-          </w:rPr>
-          <w:tab/>
-        </w:r>
-        <w:r>
-          <w:rPr>
-            <w:noProof/>
-            <w:webHidden/>
-          </w:rPr>
-          <w:fldChar w:fldCharType="begin"/>
-        </w:r>
-        <w:r>
-          <w:rPr>
-            <w:noProof/>
-            <w:webHidden/>
-          </w:rPr>
-          <w:instrText xml:space="preserve"> PAGEREF _Toc239403604 \h </w:instrText>
-        </w:r>
-        <w:r>
-          <w:rPr>
-            <w:noProof/>
-            <w:webHidden/>
-          </w:rPr>
-        </w:r>
-        <w:r>
-          <w:rPr>
-            <w:noProof/>
-            <w:webHidden/>
-          </w:rPr>
-          <w:fldChar w:fldCharType="separate"/>
-        </w:r>
-        <w:r>
-          <w:rPr>
-            <w:noProof/>
-            <w:webHidden/>
-          </w:rPr>
-          <w:t>41</w:t>
-        </w:r>
-        <w:r>
-          <w:rPr>
-            <w:noProof/>
-            <w:webHidden/>
-          </w:rPr>
-          <w:fldChar w:fldCharType="end"/>
-        </w:r>
-      </w:hyperlink>
-    </w:p>
-    <w:p>
-      <w:pPr>
-        <w:pStyle w:val="TOC2"/>
-        <w:tabs>
-          <w:tab w:val="right" w:leader="dot" w:pos="9350"/>
-        </w:tabs>
-        <w:rPr>
-          <w:noProof/>
-          <w:kern w:val="2"/>
-          <w:lang w:eastAsia="en-US"/>
-          <w14:ligatures w14:val="standardContextual"/>
-        </w:rPr>
-      </w:pPr>
-      <w:hyperlink w:anchor="_Toc239403605" w:history="1">
-        <w:r>
-          <w:rPr>
-            <w:rStyle w:val="Hyperlink"/>
-            <w:noProof/>
-          </w:rPr>
-          <w:t>Phụ lục C. Phân công công việc</w:t>
-        </w:r>
-        <w:r>
-          <w:rPr>
-            <w:noProof/>
-            <w:webHidden/>
-          </w:rPr>
-          <w:tab/>
-        </w:r>
-        <w:r>
-          <w:rPr>
-            <w:noProof/>
-            <w:webHidden/>
-          </w:rPr>
-          <w:fldChar w:fldCharType="begin"/>
-        </w:r>
-        <w:r>
-          <w:rPr>
-            <w:noProof/>
-            <w:webHidden/>
-          </w:rPr>
-          <w:instrText xml:space="preserve"> PAGEREF _Toc239403605 \h </w:instrText>
+          <w:instrText xml:space="preserve"> PAGEREF _Toc239435818 \h </w:instrText>
         </w:r>
         <w:r>
           <w:rPr>
@@ -3302,6 +3089,219 @@
       </w:hyperlink>
     </w:p>
     <w:p>
+      <w:pPr>
+        <w:pStyle w:val="TOC2"/>
+        <w:tabs>
+          <w:tab w:val="right" w:leader="dot" w:pos="9350"/>
+        </w:tabs>
+        <w:rPr>
+          <w:noProof/>
+          <w:kern w:val="2"/>
+          <w:lang w:eastAsia="en-US"/>
+          <w14:ligatures w14:val="standardContextual"/>
+        </w:rPr>
+      </w:pPr>
+      <w:hyperlink w:anchor="_Toc239435819" w:history="1">
+        <w:r>
+          <w:rPr>
+            <w:rStyle w:val="Hyperlink"/>
+            <w:noProof/>
+          </w:rPr>
+          <w:t>Phụ lục A. Cấu hình và siêu tham số</w:t>
+        </w:r>
+        <w:r>
+          <w:rPr>
+            <w:noProof/>
+            <w:webHidden/>
+          </w:rPr>
+          <w:tab/>
+        </w:r>
+        <w:r>
+          <w:rPr>
+            <w:noProof/>
+            <w:webHidden/>
+          </w:rPr>
+          <w:fldChar w:fldCharType="begin"/>
+        </w:r>
+        <w:r>
+          <w:rPr>
+            <w:noProof/>
+            <w:webHidden/>
+          </w:rPr>
+          <w:instrText xml:space="preserve"> PAGEREF _Toc239435819 \h </w:instrText>
+        </w:r>
+        <w:r>
+          <w:rPr>
+            <w:noProof/>
+            <w:webHidden/>
+          </w:rPr>
+        </w:r>
+        <w:r>
+          <w:rPr>
+            <w:noProof/>
+            <w:webHidden/>
+          </w:rPr>
+          <w:fldChar w:fldCharType="separate"/>
+        </w:r>
+        <w:r>
+          <w:rPr>
+            <w:noProof/>
+            <w:webHidden/>
+          </w:rPr>
+          <w:t>42</w:t>
+        </w:r>
+        <w:r>
+          <w:rPr>
+            <w:noProof/>
+            <w:webHidden/>
+          </w:rPr>
+          <w:fldChar w:fldCharType="end"/>
+        </w:r>
+      </w:hyperlink>
+    </w:p>
+    <w:p>
+      <w:pPr>
+        <w:pStyle w:val="TOC2"/>
+        <w:tabs>
+          <w:tab w:val="right" w:leader="dot" w:pos="9350"/>
+        </w:tabs>
+        <w:rPr>
+          <w:noProof/>
+          <w:kern w:val="2"/>
+          <w:lang w:eastAsia="en-US"/>
+          <w14:ligatures w14:val="standardContextual"/>
+        </w:rPr>
+      </w:pPr>
+      <w:hyperlink w:anchor="_Toc239435820" w:history="1">
+        <w:r>
+          <w:rPr>
+            <w:rStyle w:val="Hyperlink"/>
+            <w:noProof/>
+          </w:rPr>
+          <w:t>Phụ lục B. Hướng dẫn cài đặt và chạy</w:t>
+        </w:r>
+        <w:r>
+          <w:rPr>
+            <w:noProof/>
+            <w:webHidden/>
+          </w:rPr>
+          <w:tab/>
+        </w:r>
+        <w:r>
+          <w:rPr>
+            <w:noProof/>
+            <w:webHidden/>
+          </w:rPr>
+          <w:fldChar w:fldCharType="begin"/>
+        </w:r>
+        <w:r>
+          <w:rPr>
+            <w:noProof/>
+            <w:webHidden/>
+          </w:rPr>
+          <w:instrText xml:space="preserve"> PAGEREF _Toc239435820 \h </w:instrText>
+        </w:r>
+        <w:r>
+          <w:rPr>
+            <w:noProof/>
+            <w:webHidden/>
+          </w:rPr>
+        </w:r>
+        <w:r>
+          <w:rPr>
+            <w:noProof/>
+            <w:webHidden/>
+          </w:rPr>
+          <w:fldChar w:fldCharType="separate"/>
+        </w:r>
+        <w:r>
+          <w:rPr>
+            <w:noProof/>
+            <w:webHidden/>
+          </w:rPr>
+          <w:t>43</w:t>
+        </w:r>
+        <w:r>
+          <w:rPr>
+            <w:noProof/>
+            <w:webHidden/>
+          </w:rPr>
+          <w:fldChar w:fldCharType="end"/>
+        </w:r>
+      </w:hyperlink>
+    </w:p>
+    <w:p>
+      <w:pPr>
+        <w:pStyle w:val="TOC2"/>
+        <w:tabs>
+          <w:tab w:val="right" w:leader="dot" w:pos="9350"/>
+        </w:tabs>
+        <w:rPr>
+          <w:noProof/>
+          <w:kern w:val="2"/>
+          <w:lang w:eastAsia="en-US"/>
+          <w14:ligatures w14:val="standardContextual"/>
+        </w:rPr>
+      </w:pPr>
+      <w:hyperlink w:anchor="_Toc239435821" w:history="1">
+        <w:r>
+          <w:rPr>
+            <w:rStyle w:val="Hyperlink"/>
+            <w:noProof/>
+          </w:rPr>
+          <w:t>Phụ lục C. Phân công công việc</w:t>
+        </w:r>
+        <w:r>
+          <w:rPr>
+            <w:noProof/>
+            <w:webHidden/>
+          </w:rPr>
+          <w:tab/>
+        </w:r>
+        <w:r>
+          <w:rPr>
+            <w:noProof/>
+            <w:webHidden/>
+          </w:rPr>
+          <w:fldChar w:fldCharType="begin"/>
+        </w:r>
+        <w:r>
+          <w:rPr>
+            <w:noProof/>
+            <w:webHidden/>
+          </w:rPr>
+          <w:instrText xml:space="preserve"> PAGEREF _Toc239435821 \h </w:instrText>
+        </w:r>
+        <w:r>
+          <w:rPr>
+            <w:noProof/>
+            <w:webHidden/>
+          </w:rPr>
+        </w:r>
+        <w:r>
+          <w:rPr>
+            <w:noProof/>
+            <w:webHidden/>
+          </w:rPr>
+          <w:fldChar w:fldCharType="separate"/>
+        </w:r>
+        <w:r>
+          <w:rPr>
+            <w:noProof/>
+            <w:webHidden/>
+          </w:rPr>
+          <w:t>44</w:t>
+        </w:r>
+        <w:r>
+          <w:rPr>
+            <w:noProof/>
+            <w:webHidden/>
+          </w:rPr>
+          <w:fldChar w:fldCharType="end"/>
+        </w:r>
+      </w:hyperlink>
+    </w:p>
+    <w:p>
       <w:r>
         <w:fldChar w:fldCharType="end"/>
       </w:r>
@@ -3316,7 +3316,7 @@
         <w:pStyle w:val="Heading1"/>
       </w:pPr>
       <w:bookmarkStart w:id="0" w:name="chương-1-giới-thiệu"/>
-      <w:bookmarkStart w:id="1" w:name="_Toc239403571"/>
+      <w:bookmarkStart w:id="1" w:name="_Toc239435787"/>
       <w:r>
         <w:t>CHƯƠNG 1. GI</w:t>
       </w:r>
@@ -3339,7 +3339,7 @@
         <w:pStyle w:val="Heading2"/>
       </w:pPr>
       <w:bookmarkStart w:id="2" w:name="X7d99df2d9d0c5141050eb9941026463f4c8ea2b"/>
-      <w:bookmarkStart w:id="3" w:name="_Toc239403572"/>
+      <w:bookmarkStart w:id="3" w:name="_Toc239435788"/>
       <w:r>
         <w:t>1.1. Đ</w:t>
       </w:r>
@@ -5228,7 +5228,7 @@
         <w:pStyle w:val="Heading2"/>
       </w:pPr>
       <w:bookmarkStart w:id="4" w:name="X60021b7b958505251ec70bd32e2bac9f8a0361c"/>
-      <w:bookmarkStart w:id="5" w:name="_Toc239403573"/>
+      <w:bookmarkStart w:id="5" w:name="_Toc239435789"/>
       <w:bookmarkEnd w:id="2"/>
       <w:r>
         <w:t>1.2. M</w:t>
@@ -5729,7 +5729,13 @@
               <w:pStyle w:val="Compact"/>
             </w:pPr>
             <w:r>
-              <w:t>Đo cái gì</w:t>
+              <w:t>Ch</w:t>
+            </w:r>
+            <w:r>
+              <w:t>ỉ</w:t>
+            </w:r>
+            <w:r>
+              <w:t xml:space="preserve"> tiêu đánh giá</w:t>
             </w:r>
           </w:p>
         </w:tc>
@@ -7112,13 +7118,19 @@
         <w:t>ự</w:t>
       </w:r>
       <w:r>
-        <w:t xml:space="preserve"> — b</w:t>
-      </w:r>
-      <w:r>
-        <w:t>ả</w:t>
-      </w:r>
-      <w:r>
-        <w:t>n giao hàng dùng nguyên mô hình ti</w:t>
+        <w:t xml:space="preserve"> — c</w:t>
+      </w:r>
+      <w:r>
+        <w:t>ấ</w:t>
+      </w:r>
+      <w:r>
+        <w:t>u hình tri</w:t>
+      </w:r>
+      <w:r>
+        <w:t>ể</w:t>
+      </w:r>
+      <w:r>
+        <w:t>n khai dùng nguyên mô hình ti</w:t>
       </w:r>
       <w:r>
         <w:t>ề</w:t>
@@ -7148,7 +7160,7 @@
         <w:t>ợ</w:t>
       </w:r>
       <w:r>
-        <w:t>t tinh ch</w:t>
+        <w:t>t tinh ch</w:t>
       </w:r>
       <w:r>
         <w:t>ỉ</w:t>
@@ -7216,7 +7228,7 @@
         <w:pStyle w:val="Heading2"/>
       </w:pPr>
       <w:bookmarkStart w:id="9" w:name="X03724c88a1b7da9b434cf0a8db5356690a4bb71"/>
-      <w:bookmarkStart w:id="10" w:name="_Toc239403574"/>
+      <w:bookmarkStart w:id="10" w:name="_Toc239435790"/>
       <w:bookmarkEnd w:id="4"/>
       <w:bookmarkEnd w:id="8"/>
       <w:r>
@@ -7395,21 +7407,49 @@
           <w:b/>
           <w:bCs/>
         </w:rPr>
-        <w:t>i đóng gói bàn giao đư</w:t>
-      </w:r>
-      <w:r>
-        <w:rPr>
-          <w:b/>
-          <w:bCs/>
-        </w:rPr>
-        <w:t>ợ</w:t>
-      </w:r>
-      <w:r>
-        <w:rPr>
-          <w:b/>
-          <w:bCs/>
-        </w:rPr>
-        <w:t>c</w:t>
+        <w:t>i đóng gói hoàn ch</w:t>
+      </w:r>
+      <w:r>
+        <w:rPr>
+          <w:b/>
+          <w:bCs/>
+        </w:rPr>
+        <w:t>ỉ</w:t>
+      </w:r>
+      <w:r>
+        <w:rPr>
+          <w:b/>
+          <w:bCs/>
+        </w:rPr>
+        <w:t>nh có th</w:t>
+      </w:r>
+      <w:r>
+        <w:rPr>
+          <w:b/>
+          <w:bCs/>
+        </w:rPr>
+        <w:t>ể</w:t>
+      </w:r>
+      <w:r>
+        <w:rPr>
+          <w:b/>
+          <w:bCs/>
+        </w:rPr>
+        <w:t xml:space="preserve"> tri</w:t>
+      </w:r>
+      <w:r>
+        <w:rPr>
+          <w:b/>
+          <w:bCs/>
+        </w:rPr>
+        <w:t>ể</w:t>
+      </w:r>
+      <w:r>
+        <w:rPr>
+          <w:b/>
+          <w:bCs/>
+        </w:rPr>
+        <w:t>n khai</w:t>
       </w:r>
       <w:r>
         <w:t xml:space="preserve">, và </w:t>
@@ -9024,7 +9064,7 @@
         <w:pStyle w:val="Heading1"/>
       </w:pPr>
       <w:bookmarkStart w:id="12" w:name="chương-2-cơ-sở-lý-thuyết"/>
-      <w:bookmarkStart w:id="13" w:name="_Toc239403575"/>
+      <w:bookmarkStart w:id="13" w:name="_Toc239435791"/>
       <w:bookmarkEnd w:id="0"/>
       <w:bookmarkEnd w:id="9"/>
       <w:r>
@@ -9321,7 +9361,7 @@
         <w:pStyle w:val="Heading2"/>
       </w:pPr>
       <w:bookmarkStart w:id="14" w:name="X2256001523e16d112c59df938522f140b8b988e"/>
-      <w:bookmarkStart w:id="15" w:name="_Toc239403576"/>
+      <w:bookmarkStart w:id="15" w:name="_Toc239435792"/>
       <w:r>
         <w:t>2.1. Quy chu</w:t>
       </w:r>
@@ -11371,21 +11411,35 @@
           <w:i/>
           <w:iCs/>
         </w:rPr>
-        <w:t>(B</w:t>
+        <w:t>(Mô hình đ</w:t>
       </w:r>
       <w:r>
         <w:rPr>
           <w:i/>
           <w:iCs/>
         </w:rPr>
-        <w:t>ả</w:t>
+        <w:t>ề</w:t>
       </w:r>
       <w:r>
         <w:rPr>
           <w:i/>
           <w:iCs/>
         </w:rPr>
-        <w:t>n giao hàng dùng nguyên mô hình PP-OCRv5, t</w:t>
+        <w:t xml:space="preserve"> xu</w:t>
+      </w:r>
+      <w:r>
+        <w:rPr>
+          <w:i/>
+          <w:iCs/>
+        </w:rPr>
+        <w:t>ấ</w:t>
+      </w:r>
+      <w:r>
+        <w:rPr>
+          <w:i/>
+          <w:iCs/>
+        </w:rPr>
+        <w:t>t dùng nguyên mô hình PP-OCRv5, t</w:t>
       </w:r>
       <w:r>
         <w:rPr>
@@ -14026,7 +14080,7 @@
         <w:pStyle w:val="Heading2"/>
       </w:pPr>
       <w:bookmarkStart w:id="22" w:name="Xb21b4f0690a73e92e2a35192cb39315a0956521"/>
-      <w:bookmarkStart w:id="23" w:name="_Toc239403577"/>
+      <w:bookmarkStart w:id="23" w:name="_Toc239435793"/>
       <w:bookmarkEnd w:id="14"/>
       <w:bookmarkEnd w:id="20"/>
       <w:r>
@@ -17102,7 +17156,7 @@
         <w:t>ụ</w:t>
       </w:r>
       <w:r>
-        <w:t>c 2.1.1 sinh ra đ</w:t>
+        <w:t>c 3.6 sinh ra đ</w:t>
       </w:r>
       <w:r>
         <w:t>ể</w:t>
@@ -19266,7 +19320,7 @@
         <w:pStyle w:val="Heading2"/>
       </w:pPr>
       <w:bookmarkStart w:id="30" w:name="X8ff52f1334e3f0e382caf7ffa1b7096a981291c"/>
-      <w:bookmarkStart w:id="31" w:name="_Toc239403578"/>
+      <w:bookmarkStart w:id="31" w:name="_Toc239435794"/>
       <w:bookmarkEnd w:id="22"/>
       <w:bookmarkEnd w:id="29"/>
       <w:r>
@@ -19545,7 +19599,7 @@
           <w:noProof/>
         </w:rPr>
         <w:drawing>
-          <wp:inline distT="0" distB="0" distL="0" distR="0" wp14:anchorId="1C6B5A10" wp14:editId="5D6AE74F">
+          <wp:inline distT="0" distB="0" distL="0" distR="0" wp14:anchorId="245049EB" wp14:editId="373087D3">
             <wp:extent cx="5334000" cy="1435553"/>
             <wp:effectExtent l="0" t="0" r="0" b="0"/>
             <wp:docPr id="32" name="Picture"/>
@@ -21007,7 +21061,7 @@
         <w:pStyle w:val="Heading2"/>
       </w:pPr>
       <w:bookmarkStart w:id="35" w:name="X1a77f36e16d4ad267b00eabe7cf793e1dbe08e9"/>
-      <w:bookmarkStart w:id="36" w:name="_Toc239403579"/>
+      <w:bookmarkStart w:id="36" w:name="_Toc239435795"/>
       <w:bookmarkEnd w:id="30"/>
       <w:bookmarkEnd w:id="34"/>
       <w:r>
@@ -22177,7 +22231,7 @@
           <w:noProof/>
         </w:rPr>
         <w:drawing>
-          <wp:inline distT="0" distB="0" distL="0" distR="0" wp14:anchorId="6938B72F" wp14:editId="3FD87F15">
+          <wp:inline distT="0" distB="0" distL="0" distR="0" wp14:anchorId="5BD7801E" wp14:editId="755AF043">
             <wp:extent cx="5334000" cy="2884362"/>
             <wp:effectExtent l="0" t="0" r="0" b="0"/>
             <wp:docPr id="39" name="Picture"/>
@@ -22279,7 +22333,7 @@
           <w:noProof/>
         </w:rPr>
         <w:drawing>
-          <wp:inline distT="0" distB="0" distL="0" distR="0" wp14:anchorId="6F902FE1" wp14:editId="0989B01F">
+          <wp:inline distT="0" distB="0" distL="0" distR="0" wp14:anchorId="3CC033B9" wp14:editId="348D23F0">
             <wp:extent cx="5334000" cy="632732"/>
             <wp:effectExtent l="0" t="0" r="0" b="0"/>
             <wp:docPr id="44" name="Picture"/>
@@ -24182,7 +24236,7 @@
         <w:pStyle w:val="Heading1"/>
       </w:pPr>
       <w:bookmarkStart w:id="42" w:name="chương-3-thiết-kế-và-cài-đặt"/>
-      <w:bookmarkStart w:id="43" w:name="_Toc239403580"/>
+      <w:bookmarkStart w:id="43" w:name="_Toc239435796"/>
       <w:bookmarkEnd w:id="12"/>
       <w:bookmarkEnd w:id="35"/>
       <w:bookmarkEnd w:id="41"/>
@@ -24214,7 +24268,7 @@
         <w:pStyle w:val="Heading2"/>
       </w:pPr>
       <w:bookmarkStart w:id="44" w:name="X21a22cc9b66dca004f2960f37df13c53a04e97b"/>
-      <w:bookmarkStart w:id="45" w:name="_Toc239403581"/>
+      <w:bookmarkStart w:id="45" w:name="_Toc239435797"/>
       <w:r>
         <w:t>3.1. Ki</w:t>
       </w:r>
@@ -24306,7 +24360,7 @@
           <w:noProof/>
         </w:rPr>
         <w:drawing>
-          <wp:inline distT="0" distB="0" distL="0" distR="0" wp14:anchorId="02363F9A" wp14:editId="76329C1B">
+          <wp:inline distT="0" distB="0" distL="0" distR="0" wp14:anchorId="25A87EF6" wp14:editId="4C1B75DD">
             <wp:extent cx="5334000" cy="401410"/>
             <wp:effectExtent l="0" t="0" r="0" b="0"/>
             <wp:docPr id="52" name="Picture"/>
@@ -25966,7 +26020,7 @@
         <w:pStyle w:val="Heading2"/>
       </w:pPr>
       <w:bookmarkStart w:id="47" w:name="X1f307d8f8c73bce8db8683c986faea6c8ea66a3"/>
-      <w:bookmarkStart w:id="48" w:name="_Toc239403582"/>
+      <w:bookmarkStart w:id="48" w:name="_Toc239435798"/>
       <w:bookmarkEnd w:id="44"/>
       <w:r>
         <w:t>3.2. Xây d</w:t>
@@ -26033,7 +26087,7 @@
           <w:noProof/>
         </w:rPr>
         <w:drawing>
-          <wp:inline distT="0" distB="0" distL="0" distR="0" wp14:anchorId="0E9BBB9D" wp14:editId="07792D90">
+          <wp:inline distT="0" distB="0" distL="0" distR="0" wp14:anchorId="54857899" wp14:editId="1F707334">
             <wp:extent cx="5334000" cy="802821"/>
             <wp:effectExtent l="0" t="0" r="0" b="0"/>
             <wp:docPr id="57" name="Picture"/>
@@ -30326,7 +30380,7 @@
         <w:pStyle w:val="Heading2"/>
       </w:pPr>
       <w:bookmarkStart w:id="54" w:name="X6a397cb1739f1ec0a8c9714808f79a5ce1fbf6f"/>
-      <w:bookmarkStart w:id="55" w:name="_Toc239403583"/>
+      <w:bookmarkStart w:id="55" w:name="_Toc239435799"/>
       <w:bookmarkEnd w:id="47"/>
       <w:bookmarkEnd w:id="53"/>
       <w:r>
@@ -31895,7 +31949,7 @@
         <w:pStyle w:val="Heading2"/>
       </w:pPr>
       <w:bookmarkStart w:id="57" w:name="X9c2c9b365086d10c999a46e4942f14d73b6baa5"/>
-      <w:bookmarkStart w:id="58" w:name="_Toc239403584"/>
+      <w:bookmarkStart w:id="58" w:name="_Toc239435800"/>
       <w:bookmarkEnd w:id="54"/>
       <w:r>
         <w:t>3.4. Kh</w:t>
@@ -32679,7 +32733,7 @@
           <w:noProof/>
         </w:rPr>
         <w:drawing>
-          <wp:inline distT="0" distB="0" distL="0" distR="0" wp14:anchorId="4ED59147" wp14:editId="723331D3">
+          <wp:inline distT="0" distB="0" distL="0" distR="0" wp14:anchorId="380061C4" wp14:editId="01B367CF">
             <wp:extent cx="5334000" cy="8969712"/>
             <wp:effectExtent l="0" t="0" r="0" b="0"/>
             <wp:docPr id="68" name="Picture"/>
@@ -32842,21 +32896,35 @@
           <w:b/>
           <w:bCs/>
         </w:rPr>
-        <w:t>a b</w:t>
-      </w:r>
-      <w:r>
-        <w:rPr>
-          <w:b/>
-          <w:bCs/>
-        </w:rPr>
-        <w:t>ả</w:t>
-      </w:r>
-      <w:r>
-        <w:rPr>
-          <w:b/>
-          <w:bCs/>
-        </w:rPr>
-        <w:t>n bàn giao</w:t>
+        <w:t>a mô hình đ</w:t>
+      </w:r>
+      <w:r>
+        <w:rPr>
+          <w:b/>
+          <w:bCs/>
+        </w:rPr>
+        <w:t>ề</w:t>
+      </w:r>
+      <w:r>
+        <w:rPr>
+          <w:b/>
+          <w:bCs/>
+        </w:rPr>
+        <w:t xml:space="preserve"> xu</w:t>
+      </w:r>
+      <w:r>
+        <w:rPr>
+          <w:b/>
+          <w:bCs/>
+        </w:rPr>
+        <w:t>ấ</w:t>
+      </w:r>
+      <w:r>
+        <w:rPr>
+          <w:b/>
+          <w:bCs/>
+        </w:rPr>
+        <w:t>t</w:t>
       </w:r>
       <w:r>
         <w:t>: m</w:t>
@@ -35109,6 +35177,524 @@
         <w:pStyle w:val="BodyText"/>
       </w:pPr>
       <w:r>
+        <w:t>Căn c</w:t>
+      </w:r>
+      <w:r>
+        <w:t>ứ</w:t>
+      </w:r>
+      <w:r>
+        <w:t xml:space="preserve"> k</w:t>
+      </w:r>
+      <w:r>
+        <w:t>ỹ</w:t>
+      </w:r>
+      <w:r>
+        <w:t xml:space="preserve"> thu</w:t>
+      </w:r>
+      <w:r>
+        <w:t>ậ</w:t>
+      </w:r>
+      <w:r>
+        <w:t>t c</w:t>
+      </w:r>
+      <w:r>
+        <w:t>ủ</w:t>
+      </w:r>
+      <w:r>
+        <w:t>a hai phân s</w:t>
+      </w:r>
+      <w:r>
+        <w:t>ố</w:t>
+      </w:r>
+      <w:r>
+        <w:t xml:space="preserve"> 5/12 và 1/3 xu</w:t>
+      </w:r>
+      <w:r>
+        <w:t>ấ</w:t>
+      </w:r>
+      <w:r>
+        <w:t>t phát tr</w:t>
+      </w:r>
+      <w:r>
+        <w:t>ự</w:t>
+      </w:r>
+      <w:r>
+        <w:t>c ti</w:t>
+      </w:r>
+      <w:r>
+        <w:t>ế</w:t>
+      </w:r>
+      <w:r>
+        <w:t>p t</w:t>
+      </w:r>
+      <w:r>
+        <w:t>ừ</w:t>
+      </w:r>
+      <w:r>
+        <w:t xml:space="preserve"> các tham s</w:t>
+      </w:r>
+      <w:r>
+        <w:t>ố</w:t>
+      </w:r>
+      <w:r>
+        <w:t xml:space="preserve"> kích thư</w:t>
+      </w:r>
+      <w:r>
+        <w:t>ớ</w:t>
+      </w:r>
+      <w:r>
+        <w:t>c quy đ</w:t>
+      </w:r>
+      <w:r>
+        <w:t>ị</w:t>
+      </w:r>
+      <w:r>
+        <w:t>nh t</w:t>
+      </w:r>
+      <w:r>
+        <w:t>ạ</w:t>
+      </w:r>
+      <w:r>
+        <w:t>i QCVN 08:2024/BCA [5]: trên bi</w:t>
+      </w:r>
+      <w:r>
+        <w:t>ể</w:t>
+      </w:r>
+      <w:r>
+        <w:t>n s</w:t>
+      </w:r>
+      <w:r>
+        <w:t>ố</w:t>
+      </w:r>
+      <w:r>
+        <w:t xml:space="preserve"> xe mô tô hai dòng, seri đăng ký </w:t>
+      </w:r>
+      <w:r>
+        <w:t>ở</w:t>
+      </w:r>
+      <w:r>
+        <w:t xml:space="preserve"> dòng trên có kích thư</w:t>
+      </w:r>
+      <w:r>
+        <w:t>ớ</w:t>
+      </w:r>
+      <w:r>
+        <w:t>c ch</w:t>
+      </w:r>
+      <w:r>
+        <w:t>ữ</w:t>
+      </w:r>
+      <w:r>
+        <w:t xml:space="preserve"> cái và ch</w:t>
+      </w:r>
+      <w:r>
+        <w:t>ữ</w:t>
+      </w:r>
+      <w:r>
+        <w:t xml:space="preserve"> s</w:t>
+      </w:r>
+      <w:r>
+        <w:t>ố</w:t>
+      </w:r>
+      <w:r>
+        <w:t xml:space="preserve"> tương đương dòng dư</w:t>
+      </w:r>
+      <w:r>
+        <w:t>ớ</w:t>
+      </w:r>
+      <w:r>
+        <w:t>i, nhưng kho</w:t>
+      </w:r>
+      <w:r>
+        <w:t>ả</w:t>
+      </w:r>
+      <w:r>
+        <w:t>ng cách t</w:t>
+      </w:r>
+      <w:r>
+        <w:t>ừ</w:t>
+      </w:r>
+      <w:r>
+        <w:t xml:space="preserve"> mép trên bi</w:t>
+      </w:r>
+      <w:r>
+        <w:t>ể</w:t>
+      </w:r>
+      <w:r>
+        <w:t>n đ</w:t>
+      </w:r>
+      <w:r>
+        <w:t>ế</w:t>
+      </w:r>
+      <w:r>
+        <w:t>n đ</w:t>
+      </w:r>
+      <w:r>
+        <w:t>ỉ</w:t>
+      </w:r>
+      <w:r>
+        <w:t>nh ký t</w:t>
+      </w:r>
+      <w:r>
+        <w:t>ự</w:t>
+      </w:r>
+      <w:r>
+        <w:t xml:space="preserve"> dòng trên thư</w:t>
+      </w:r>
+      <w:r>
+        <w:t>ờ</w:t>
+      </w:r>
+      <w:r>
+        <w:t>ng nh</w:t>
+      </w:r>
+      <w:r>
+        <w:t>ỏ</w:t>
+      </w:r>
+      <w:r>
+        <w:t xml:space="preserve"> hơn kho</w:t>
+      </w:r>
+      <w:r>
+        <w:t>ả</w:t>
+      </w:r>
+      <w:r>
+        <w:t>ng cách t</w:t>
+      </w:r>
+      <w:r>
+        <w:t>ừ</w:t>
+      </w:r>
+      <w:r>
+        <w:t xml:space="preserve"> đáy s</w:t>
+      </w:r>
+      <w:r>
+        <w:t>ố</w:t>
+      </w:r>
+      <w:r>
+        <w:t xml:space="preserve"> dòng dư</w:t>
+      </w:r>
+      <w:r>
+        <w:t>ớ</w:t>
+      </w:r>
+      <w:r>
+        <w:t>i đ</w:t>
+      </w:r>
+      <w:r>
+        <w:t>ế</w:t>
+      </w:r>
+      <w:r>
+        <w:t>n mép dư</w:t>
+      </w:r>
+      <w:r>
+        <w:t>ớ</w:t>
+      </w:r>
+      <w:r>
+        <w:t>i bi</w:t>
+      </w:r>
+      <w:r>
+        <w:t>ể</w:t>
+      </w:r>
+      <w:r>
+        <w:t>n. Phép c</w:t>
+      </w:r>
+      <w:r>
+        <w:t>ắ</w:t>
+      </w:r>
+      <w:r>
+        <w:t>t n</w:t>
+      </w:r>
+      <w:r>
+        <w:t>ử</w:t>
+      </w:r>
+      <w:r>
+        <w:t>a trên t</w:t>
+      </w:r>
+      <w:r>
+        <w:t>ạ</w:t>
+      </w:r>
+      <w:r>
+        <w:t>i 5/12 chi</w:t>
+      </w:r>
+      <w:r>
+        <w:t>ề</w:t>
+      </w:r>
+      <w:r>
+        <w:t>u cao bi</w:t>
+      </w:r>
+      <w:r>
+        <w:t>ể</w:t>
+      </w:r>
+      <w:r>
+        <w:t>n đ</w:t>
+      </w:r>
+      <w:r>
+        <w:t>ả</w:t>
+      </w:r>
+      <w:r>
+        <w:t>m b</w:t>
+      </w:r>
+      <w:r>
+        <w:t>ả</w:t>
+      </w:r>
+      <w:r>
+        <w:t>o thu tr</w:t>
+      </w:r>
+      <w:r>
+        <w:t>ọ</w:t>
+      </w:r>
+      <w:r>
+        <w:t>n toàn b</w:t>
+      </w:r>
+      <w:r>
+        <w:t>ộ</w:t>
+      </w:r>
+      <w:r>
+        <w:t xml:space="preserve"> thân ch</w:t>
+      </w:r>
+      <w:r>
+        <w:t>ữ</w:t>
+      </w:r>
+      <w:r>
+        <w:t xml:space="preserve"> c</w:t>
+      </w:r>
+      <w:r>
+        <w:t>ủ</w:t>
+      </w:r>
+      <w:r>
+        <w:t>a seri; trong khi n</w:t>
+      </w:r>
+      <w:r>
+        <w:t>ử</w:t>
+      </w:r>
+      <w:r>
+        <w:t>a dư</w:t>
+      </w:r>
+      <w:r>
+        <w:t>ớ</w:t>
+      </w:r>
+      <w:r>
+        <w:t>i b</w:t>
+      </w:r>
+      <w:r>
+        <w:t>ắ</w:t>
+      </w:r>
+      <w:r>
+        <w:t>t đ</w:t>
+      </w:r>
+      <w:r>
+        <w:t>ầ</w:t>
+      </w:r>
+      <w:r>
+        <w:t>u t</w:t>
+      </w:r>
+      <w:r>
+        <w:t>ạ</w:t>
+      </w:r>
+      <w:r>
+        <w:t>i 1/3 chi</w:t>
+      </w:r>
+      <w:r>
+        <w:t>ề</w:t>
+      </w:r>
+      <w:r>
+        <w:t>u cao bi</w:t>
+      </w:r>
+      <w:r>
+        <w:t>ể</w:t>
+      </w:r>
+      <w:r>
+        <w:t>n đ</w:t>
+      </w:r>
+      <w:r>
+        <w:t>ả</w:t>
+      </w:r>
+      <w:r>
+        <w:t>m b</w:t>
+      </w:r>
+      <w:r>
+        <w:t>ả</w:t>
+      </w:r>
+      <w:r>
+        <w:t>o ôm tr</w:t>
+      </w:r>
+      <w:r>
+        <w:t>ọ</w:t>
+      </w:r>
+      <w:r>
+        <w:t>n c</w:t>
+      </w:r>
+      <w:r>
+        <w:t>ụ</w:t>
+      </w:r>
+      <w:r>
+        <w:t>m s</w:t>
+      </w:r>
+      <w:r>
+        <w:t>ố</w:t>
+      </w:r>
+      <w:r>
+        <w:t xml:space="preserve"> th</w:t>
+      </w:r>
+      <w:r>
+        <w:t>ứ</w:t>
+      </w:r>
+      <w:r>
+        <w:t xml:space="preserve"> t</w:t>
+      </w:r>
+      <w:r>
+        <w:t>ự</w:t>
+      </w:r>
+      <w:r>
+        <w:t xml:space="preserve"> ngay c</w:t>
+      </w:r>
+      <w:r>
+        <w:t>ả</w:t>
+      </w:r>
+      <w:r>
+        <w:t xml:space="preserve"> khi bi</w:t>
+      </w:r>
+      <w:r>
+        <w:t>ể</w:t>
+      </w:r>
+      <w:r>
+        <w:t>n s</w:t>
+      </w:r>
+      <w:r>
+        <w:t>ố</w:t>
+      </w:r>
+      <w:r>
+        <w:t xml:space="preserve"> b</w:t>
+      </w:r>
+      <w:r>
+        <w:t>ị</w:t>
+      </w:r>
+      <w:r>
+        <w:t xml:space="preserve"> d</w:t>
+      </w:r>
+      <w:r>
+        <w:t>ậ</w:t>
+      </w:r>
+      <w:r>
+        <w:t>p l</w:t>
+      </w:r>
+      <w:r>
+        <w:t>ệ</w:t>
+      </w:r>
+      <w:r>
+        <w:t>ch nh</w:t>
+      </w:r>
+      <w:r>
+        <w:t>ẹ</w:t>
+      </w:r>
+      <w:r>
+        <w:t>. Kho</w:t>
+      </w:r>
+      <w:r>
+        <w:t>ả</w:t>
+      </w:r>
+      <w:r>
+        <w:t>ng cách giao nhau 1/12 chi</w:t>
+      </w:r>
+      <w:r>
+        <w:t>ề</w:t>
+      </w:r>
+      <w:r>
+        <w:t>u cao đóng vai trò như m</w:t>
+      </w:r>
+      <w:r>
+        <w:t>ộ</w:t>
+      </w:r>
+      <w:r>
+        <w:t>t vùng đ</w:t>
+      </w:r>
+      <w:r>
+        <w:t>ệ</w:t>
+      </w:r>
+      <w:r>
+        <w:t>m an toàn: nó tri</w:t>
+      </w:r>
+      <w:r>
+        <w:t>ệ</w:t>
+      </w:r>
+      <w:r>
+        <w:t>t tiêu hoàn toàn r</w:t>
+      </w:r>
+      <w:r>
+        <w:t>ủ</w:t>
+      </w:r>
+      <w:r>
+        <w:t>i ro c</w:t>
+      </w:r>
+      <w:r>
+        <w:t>ắ</w:t>
+      </w:r>
+      <w:r>
+        <w:t>t đ</w:t>
+      </w:r>
+      <w:r>
+        <w:t>ứ</w:t>
+      </w:r>
+      <w:r>
+        <w:t>t nét chân c</w:t>
+      </w:r>
+      <w:r>
+        <w:t>ủ</w:t>
+      </w:r>
+      <w:r>
+        <w:t>a ch</w:t>
+      </w:r>
+      <w:r>
+        <w:t>ữ</w:t>
+      </w:r>
+      <w:r>
+        <w:t xml:space="preserve"> dòng trên ho</w:t>
+      </w:r>
+      <w:r>
+        <w:t>ặ</w:t>
+      </w:r>
+      <w:r>
+        <w:t>c c</w:t>
+      </w:r>
+      <w:r>
+        <w:t>ắ</w:t>
+      </w:r>
+      <w:r>
+        <w:t>t m</w:t>
+      </w:r>
+      <w:r>
+        <w:t>ấ</w:t>
+      </w:r>
+      <w:r>
+        <w:t>t ph</w:t>
+      </w:r>
+      <w:r>
+        <w:t>ầ</w:t>
+      </w:r>
+      <w:r>
+        <w:t>n mũ c</w:t>
+      </w:r>
+      <w:r>
+        <w:t>ủ</w:t>
+      </w:r>
+      <w:r>
+        <w:t>a s</w:t>
+      </w:r>
+      <w:r>
+        <w:t>ố</w:t>
+      </w:r>
+      <w:r>
+        <w:t xml:space="preserve"> dòng dư</w:t>
+      </w:r>
+      <w:r>
+        <w:t>ớ</w:t>
+      </w:r>
+      <w:r>
+        <w:t>i.</w:t>
+      </w:r>
+    </w:p>
+    <w:p>
+      <w:pPr>
+        <w:pStyle w:val="BodyText"/>
+      </w:pPr>
+      <w:r>
         <w:t>Thi</w:t>
       </w:r>
       <w:r>
@@ -35199,19 +35785,13 @@
         <w:t>ắ</w:t>
       </w:r>
       <w:r>
-        <w:t>t c</w:t>
-      </w:r>
-      <w:r>
-        <w:t>ụ</w:t>
-      </w:r>
-      <w:r>
-        <w:t>t chân c</w:t>
-      </w:r>
-      <w:r>
-        <w:t>ủ</w:t>
-      </w:r>
-      <w:r>
-        <w:t>a ký t</w:t>
+        <w:t>t ph</w:t>
+      </w:r>
+      <w:r>
+        <w:t>ạ</w:t>
+      </w:r>
+      <w:r>
+        <w:t>m vào nét đáy ký t</w:t>
       </w:r>
       <w:r>
         <w:t>ự</w:t>
@@ -37734,6 +38314,473 @@
     </w:p>
     <w:p>
       <w:pPr>
+        <w:pStyle w:val="BodyText"/>
+      </w:pPr>
+      <w:r>
+        <w:t>C</w:t>
+      </w:r>
+      <w:r>
+        <w:t>ầ</w:t>
+      </w:r>
+      <w:r>
+        <w:t>n nh</w:t>
+      </w:r>
+      <w:r>
+        <w:t>ấ</w:t>
+      </w:r>
+      <w:r>
+        <w:t>n m</w:t>
+      </w:r>
+      <w:r>
+        <w:t>ạ</w:t>
+      </w:r>
+      <w:r>
+        <w:t>nh m</w:t>
+      </w:r>
+      <w:r>
+        <w:t>ộ</w:t>
+      </w:r>
+      <w:r>
+        <w:t>t đánh đ</w:t>
+      </w:r>
+      <w:r>
+        <w:t>ổ</w:t>
+      </w:r>
+      <w:r>
+        <w:t>i có ch</w:t>
+      </w:r>
+      <w:r>
+        <w:t>ủ</w:t>
+      </w:r>
+      <w:r>
+        <w:t xml:space="preserve"> đích trong thi</w:t>
+      </w:r>
+      <w:r>
+        <w:t>ế</w:t>
+      </w:r>
+      <w:r>
+        <w:t>t k</w:t>
+      </w:r>
+      <w:r>
+        <w:t>ế</w:t>
+      </w:r>
+      <w:r>
+        <w:t>: gi</w:t>
+      </w:r>
+      <w:r>
+        <w:t>ả</w:t>
+      </w:r>
+      <w:r>
+        <w:t>i thu</w:t>
+      </w:r>
+      <w:r>
+        <w:t>ậ</w:t>
+      </w:r>
+      <w:r>
+        <w:t>t n</w:t>
+      </w:r>
+      <w:r>
+        <w:t>ắ</w:t>
+      </w:r>
+      <w:r>
+        <w:t>n hình ch</w:t>
+      </w:r>
+      <w:r>
+        <w:t>ỉ</w:t>
+      </w:r>
+      <w:r>
+        <w:t xml:space="preserve"> áp d</w:t>
+      </w:r>
+      <w:r>
+        <w:t>ụ</w:t>
+      </w:r>
+      <w:r>
+        <w:t>ng phép xoay ph</w:t>
+      </w:r>
+      <w:r>
+        <w:t>ẳ</w:t>
+      </w:r>
+      <w:r>
+        <w:t>ng hai chi</w:t>
+      </w:r>
+      <w:r>
+        <w:t>ề</w:t>
+      </w:r>
+      <w:r>
+        <w:t>u (2D affine rotation) d</w:t>
+      </w:r>
+      <w:r>
+        <w:t>ự</w:t>
+      </w:r>
+      <w:r>
+        <w:t>a trên vi</w:t>
+      </w:r>
+      <w:r>
+        <w:t>ệ</w:t>
+      </w:r>
+      <w:r>
+        <w:t>c kh</w:t>
+      </w:r>
+      <w:r>
+        <w:t>ớ</w:t>
+      </w:r>
+      <w:r>
+        <w:t>p hình ch</w:t>
+      </w:r>
+      <w:r>
+        <w:t>ữ</w:t>
+      </w:r>
+      <w:r>
+        <w:t xml:space="preserve"> nh</w:t>
+      </w:r>
+      <w:r>
+        <w:t>ậ</w:t>
+      </w:r>
+      <w:r>
+        <w:t>t có hư</w:t>
+      </w:r>
+      <w:r>
+        <w:t>ớ</w:t>
+      </w:r>
+      <w:r>
+        <w:t>ng di</w:t>
+      </w:r>
+      <w:r>
+        <w:t>ệ</w:t>
+      </w:r>
+      <w:r>
+        <w:t>n tích t</w:t>
+      </w:r>
+      <w:r>
+        <w:t>ố</w:t>
+      </w:r>
+      <w:r>
+        <w:t>i thi</w:t>
+      </w:r>
+      <w:r>
+        <w:t>ể</w:t>
+      </w:r>
+      <w:r>
+        <w:t>u (minAreaRect) [16]. H</w:t>
+      </w:r>
+      <w:r>
+        <w:t>ệ</w:t>
+      </w:r>
+      <w:r>
+        <w:t xml:space="preserve"> th</w:t>
+      </w:r>
+      <w:r>
+        <w:t>ố</w:t>
+      </w:r>
+      <w:r>
+        <w:t>ng ch</w:t>
+      </w:r>
+      <w:r>
+        <w:t>ủ</w:t>
+      </w:r>
+      <w:r>
+        <w:t xml:space="preserve"> đ</w:t>
+      </w:r>
+      <w:r>
+        <w:t>ộ</w:t>
+      </w:r>
+      <w:r>
+        <w:t>ng không tích h</w:t>
+      </w:r>
+      <w:r>
+        <w:t>ợ</w:t>
+      </w:r>
+      <w:r>
+        <w:t>p các phép bi</w:t>
+      </w:r>
+      <w:r>
+        <w:t>ế</w:t>
+      </w:r>
+      <w:r>
+        <w:t>n đ</w:t>
+      </w:r>
+      <w:r>
+        <w:t>ổ</w:t>
+      </w:r>
+      <w:r>
+        <w:t>i ph</w:t>
+      </w:r>
+      <w:r>
+        <w:t>ố</w:t>
+      </w:r>
+      <w:r>
+        <w:t>i c</w:t>
+      </w:r>
+      <w:r>
+        <w:t>ả</w:t>
+      </w:r>
+      <w:r>
+        <w:t>nh ba chi</w:t>
+      </w:r>
+      <w:r>
+        <w:t>ề</w:t>
+      </w:r>
+      <w:r>
+        <w:t>u (3D Homography/Perspective Transformation) ph</w:t>
+      </w:r>
+      <w:r>
+        <w:t>ứ</w:t>
+      </w:r>
+      <w:r>
+        <w:t>c t</w:t>
+      </w:r>
+      <w:r>
+        <w:t>ạ</w:t>
+      </w:r>
+      <w:r>
+        <w:t>p. Lý do tr</w:t>
+      </w:r>
+      <w:r>
+        <w:t>ự</w:t>
+      </w:r>
+      <w:r>
+        <w:t>c ti</w:t>
+      </w:r>
+      <w:r>
+        <w:t>ế</w:t>
+      </w:r>
+      <w:r>
+        <w:t>p là ràng bu</w:t>
+      </w:r>
+      <w:r>
+        <w:t>ộ</w:t>
+      </w:r>
+      <w:r>
+        <w:t>c th</w:t>
+      </w:r>
+      <w:r>
+        <w:t>ờ</w:t>
+      </w:r>
+      <w:r>
+        <w:t>i gian th</w:t>
+      </w:r>
+      <w:r>
+        <w:t>ự</w:t>
+      </w:r>
+      <w:r>
+        <w:t>c trên CPU: tính toán ma tr</w:t>
+      </w:r>
+      <w:r>
+        <w:t>ậ</w:t>
+      </w:r>
+      <w:r>
+        <w:t>n ph</w:t>
+      </w:r>
+      <w:r>
+        <w:t>ố</w:t>
+      </w:r>
+      <w:r>
+        <w:t>i c</w:t>
+      </w:r>
+      <w:r>
+        <w:t>ả</w:t>
+      </w:r>
+      <w:r>
+        <w:t>nh và n</w:t>
+      </w:r>
+      <w:r>
+        <w:t>ộ</w:t>
+      </w:r>
+      <w:r>
+        <w:t>i suy l</w:t>
+      </w:r>
+      <w:r>
+        <w:t>ạ</w:t>
+      </w:r>
+      <w:r>
+        <w:t>i toàn b</w:t>
+      </w:r>
+      <w:r>
+        <w:t>ộ</w:t>
+      </w:r>
+      <w:r>
+        <w:t xml:space="preserve"> lư</w:t>
+      </w:r>
+      <w:r>
+        <w:t>ớ</w:t>
+      </w:r>
+      <w:r>
+        <w:t>i đi</w:t>
+      </w:r>
+      <w:r>
+        <w:t>ể</w:t>
+      </w:r>
+      <w:r>
+        <w:t xml:space="preserve">m </w:t>
+      </w:r>
+      <w:r>
+        <w:t>ả</w:t>
+      </w:r>
+      <w:r>
+        <w:t>nh trên CPU s</w:t>
+      </w:r>
+      <w:r>
+        <w:t>ẽ</w:t>
+      </w:r>
+      <w:r>
+        <w:t xml:space="preserve"> đ</w:t>
+      </w:r>
+      <w:r>
+        <w:t>ẩ</w:t>
+      </w:r>
+      <w:r>
+        <w:t>y đ</w:t>
+      </w:r>
+      <w:r>
+        <w:t>ộ</w:t>
+      </w:r>
+      <w:r>
+        <w:t xml:space="preserve"> tr</w:t>
+      </w:r>
+      <w:r>
+        <w:t>ễ</w:t>
+      </w:r>
+      <w:r>
+        <w:t xml:space="preserve"> p95 vư</w:t>
+      </w:r>
+      <w:r>
+        <w:t>ợ</w:t>
+      </w:r>
+      <w:r>
+        <w:t>t tr</w:t>
+      </w:r>
+      <w:r>
+        <w:t>ầ</w:t>
+      </w:r>
+      <w:r>
+        <w:t>n cho phép, trong kh</w:t>
+      </w:r>
+      <w:r>
+        <w:t>i phép xoay ph</w:t>
+      </w:r>
+      <w:r>
+        <w:t>ẳ</w:t>
+      </w:r>
+      <w:r>
+        <w:t>ng 2D có chi phí tính toán x</w:t>
+      </w:r>
+      <w:r>
+        <w:t>ấ</w:t>
+      </w:r>
+      <w:r>
+        <w:t>p x</w:t>
+      </w:r>
+      <w:r>
+        <w:t>ỉ</w:t>
+      </w:r>
+      <w:r>
+        <w:t xml:space="preserve"> 0 ms nhưng v</w:t>
+      </w:r>
+      <w:r>
+        <w:t>ẫ</w:t>
+      </w:r>
+      <w:r>
+        <w:t>n gi</w:t>
+      </w:r>
+      <w:r>
+        <w:t>ả</w:t>
+      </w:r>
+      <w:r>
+        <w:t>i quy</w:t>
+      </w:r>
+      <w:r>
+        <w:t>ế</w:t>
+      </w:r>
+      <w:r>
+        <w:t>t đư</w:t>
+      </w:r>
+      <w:r>
+        <w:t>ợ</w:t>
+      </w:r>
+      <w:r>
+        <w:t>c đ</w:t>
+      </w:r>
+      <w:r>
+        <w:t>ạ</w:t>
+      </w:r>
+      <w:r>
+        <w:t>i đa s</w:t>
+      </w:r>
+      <w:r>
+        <w:t>ố</w:t>
+      </w:r>
+      <w:r>
+        <w:t xml:space="preserve"> các trư</w:t>
+      </w:r>
+      <w:r>
+        <w:t>ờ</w:t>
+      </w:r>
+      <w:r>
+        <w:t>ng h</w:t>
+      </w:r>
+      <w:r>
+        <w:t>ợ</w:t>
+      </w:r>
+      <w:r>
+        <w:t>p bi</w:t>
+      </w:r>
+      <w:r>
+        <w:t>ể</w:t>
+      </w:r>
+      <w:r>
+        <w:t>n s</w:t>
+      </w:r>
+      <w:r>
+        <w:t>ố</w:t>
+      </w:r>
+      <w:r>
+        <w:t xml:space="preserve"> b</w:t>
+      </w:r>
+      <w:r>
+        <w:t>ị</w:t>
+      </w:r>
+      <w:r>
+        <w:t xml:space="preserve"> l</w:t>
+      </w:r>
+      <w:r>
+        <w:t>ệ</w:t>
+      </w:r>
+      <w:r>
+        <w:t>ch góc ch</w:t>
+      </w:r>
+      <w:r>
+        <w:t>ụ</w:t>
+      </w:r>
+      <w:r>
+        <w:t>p ph</w:t>
+      </w:r>
+      <w:r>
+        <w:t>ổ</w:t>
+      </w:r>
+      <w:r>
+        <w:t xml:space="preserve"> bi</w:t>
+      </w:r>
+      <w:r>
+        <w:t>ế</w:t>
+      </w:r>
+      <w:r>
+        <w:t>n trong th</w:t>
+      </w:r>
+      <w:r>
+        <w:t>ự</w:t>
+      </w:r>
+      <w:r>
+        <w:t>c t</w:t>
+      </w:r>
+      <w:r>
+        <w:t>ế</w:t>
+      </w:r>
+      <w:r>
+        <w:t>.</w:t>
+      </w:r>
+    </w:p>
+    <w:p>
+      <w:pPr>
         <w:pStyle w:val="Heading3"/>
       </w:pPr>
       <w:bookmarkStart w:id="66" w:name="Xbea6f895427b64827cac31a6453bf27649ea77e"/>
@@ -37825,10 +38872,7 @@
         <w:t>015.66</w:t>
       </w:r>
       <w:r>
-        <w:t xml:space="preserve"> </w:t>
-      </w:r>
-      <w:r>
-        <w:t>— sau khi ghép, b</w:t>
+        <w:t xml:space="preserve"> — sau khi ghép, b</w:t>
       </w:r>
       <w:r>
         <w:t>ộ</w:t>
@@ -38628,7 +39672,7 @@
         <w:pStyle w:val="Heading2"/>
       </w:pPr>
       <w:bookmarkStart w:id="67" w:name="Xb17945b5d9374e5087c2c96ace1685ff00e2e22"/>
-      <w:bookmarkStart w:id="68" w:name="_Toc239403585"/>
+      <w:bookmarkStart w:id="68" w:name="_Toc239435801"/>
       <w:bookmarkEnd w:id="57"/>
       <w:bookmarkEnd w:id="66"/>
       <w:r>
@@ -39026,7 +40070,10 @@
         <w:t>i phía.</w:t>
       </w:r>
       <w:r>
-        <w:t xml:space="preserve"> H</w:t>
+        <w:t xml:space="preserve"> </w:t>
+      </w:r>
+      <w:r>
+        <w:t>H</w:t>
       </w:r>
       <w:r>
         <w:t>ộ</w:t>
@@ -39239,10 +40286,7 @@
         <w:t>.</w:t>
       </w:r>
       <w:r>
-        <w:t xml:space="preserve"> </w:t>
-      </w:r>
-      <w:r>
-        <w:t>Ký t</w:t>
+        <w:t xml:space="preserve"> Ký t</w:t>
       </w:r>
       <w:r>
         <w:t>ự</w:t>
@@ -39544,7 +40588,10 @@
         <w:t>t 30%.</w:t>
       </w:r>
       <w:r>
-        <w:t xml:space="preserve"> M</w:t>
+        <w:t xml:space="preserve"> </w:t>
+      </w:r>
+      <w:r>
+        <w:t>M</w:t>
       </w:r>
       <w:r>
         <w:t>ộ</w:t>
@@ -39998,7 +41045,7 @@
         <w:pStyle w:val="Heading2"/>
       </w:pPr>
       <w:bookmarkStart w:id="69" w:name="Xfad7df3f963ac0b8ebfe8cf87d7c64fa075f760"/>
-      <w:bookmarkStart w:id="70" w:name="_Toc239403586"/>
+      <w:bookmarkStart w:id="70" w:name="_Toc239435802"/>
       <w:bookmarkEnd w:id="67"/>
       <w:r>
         <w:t>3.6. B</w:t>
@@ -40044,7 +41091,7 @@
           <w:noProof/>
         </w:rPr>
         <w:drawing>
-          <wp:inline distT="0" distB="0" distL="0" distR="0" wp14:anchorId="310B4E1C" wp14:editId="19C055BA">
+          <wp:inline distT="0" distB="0" distL="0" distR="0" wp14:anchorId="5AA22E3D" wp14:editId="1AD4C34A">
             <wp:extent cx="5334000" cy="1217839"/>
             <wp:effectExtent l="0" t="0" r="0" b="0"/>
             <wp:docPr id="81" name="Picture"/>
@@ -41045,19 +42092,43 @@
         <w:t>ố</w:t>
       </w:r>
       <w:r>
-        <w:t xml:space="preserve"> 3, và ch</w:t>
-      </w:r>
-      <w:r>
-        <w:t>ạ</w:t>
-      </w:r>
-      <w:r>
-        <w:t>y th</w:t>
-      </w:r>
-      <w:r>
-        <w:t>ậ</w:t>
-      </w:r>
-      <w:r>
-        <w:t>t cho th</w:t>
+        <w:t xml:space="preserve"> 3, và k</w:t>
+      </w:r>
+      <w:r>
+        <w:t>ế</w:t>
+      </w:r>
+      <w:r>
+        <w:t>t qu</w:t>
+      </w:r>
+      <w:r>
+        <w:t>ả</w:t>
+      </w:r>
+      <w:r>
+        <w:t xml:space="preserve"> th</w:t>
+      </w:r>
+      <w:r>
+        <w:t>ự</w:t>
+      </w:r>
+      <w:r>
+        <w:t>c nghi</w:t>
+      </w:r>
+      <w:r>
+        <w:t>ệ</w:t>
+      </w:r>
+      <w:r>
+        <w:t>m th</w:t>
+      </w:r>
+      <w:r>
+        <w:t>ự</w:t>
+      </w:r>
+      <w:r>
+        <w:t>c t</w:t>
+      </w:r>
+      <w:r>
+        <w:t>ế</w:t>
+      </w:r>
+      <w:r>
+        <w:t xml:space="preserve"> cho th</w:t>
       </w:r>
       <w:r>
         <w:t>ấ</w:t>
@@ -41280,7 +42351,21 @@
           <w:b/>
           <w:bCs/>
         </w:rPr>
-        <w:t>n và tính không đ</w:t>
+        <w:t>n và tính b</w:t>
+      </w:r>
+      <w:r>
+        <w:rPr>
+          <w:b/>
+          <w:bCs/>
+        </w:rPr>
+        <w:t>ấ</w:t>
+      </w:r>
+      <w:r>
+        <w:rPr>
+          <w:b/>
+          <w:bCs/>
+        </w:rPr>
+        <w:t>t đ</w:t>
       </w:r>
       <w:r>
         <w:rPr>
@@ -41416,7 +42501,21 @@
           <w:b/>
           <w:bCs/>
         </w:rPr>
-        <w:t>ng không đ</w:t>
+        <w:t>ng b</w:t>
+      </w:r>
+      <w:r>
+        <w:rPr>
+          <w:b/>
+          <w:bCs/>
+        </w:rPr>
+        <w:t>ấ</w:t>
+      </w:r>
+      <w:r>
+        <w:rPr>
+          <w:b/>
+          <w:bCs/>
+        </w:rPr>
+        <w:t>t đ</w:t>
       </w:r>
       <w:r>
         <w:rPr>
@@ -41459,16 +42558,47 @@
         </w:numPr>
       </w:pPr>
       <w:r>
-        <w:rPr>
-          <w:rStyle w:val="VerbatimChar"/>
-        </w:rPr>
-        <w:t>O → 0</w:t>
-      </w:r>
-      <w:r>
-        <w:t xml:space="preserve"> </w:t>
-      </w:r>
-      <w:r>
-        <w:t>t</w:t>
+        <w:t>Ch</w:t>
+      </w:r>
+      <w:r>
+        <w:t>ữ</w:t>
+      </w:r>
+      <w:r>
+        <w:t xml:space="preserve"> cái O </w:t>
+      </w:r>
+      <m:oMath>
+        <m:r>
+          <m:rPr>
+            <m:sty m:val="p"/>
+          </m:rPr>
+          <w:rPr>
+            <w:rFonts w:ascii="Cambria Math" w:hAnsi="Cambria Math"/>
+          </w:rPr>
+          <m:t>→</m:t>
+        </m:r>
+      </m:oMath>
+      <w:r>
+        <w:t xml:space="preserve"> s</w:t>
+      </w:r>
+      <w:r>
+        <w:t>ố</w:t>
+      </w:r>
+      <w:r>
+        <w:t xml:space="preserve"> 0 (O </w:t>
+      </w:r>
+      <m:oMath>
+        <m:r>
+          <m:rPr>
+            <m:sty m:val="p"/>
+          </m:rPr>
+          <w:rPr>
+            <w:rFonts w:ascii="Cambria Math" w:hAnsi="Cambria Math"/>
+          </w:rPr>
+          <m:t>→</m:t>
+        </m:r>
+      </m:oMath>
+      <w:r>
+        <w:t xml:space="preserve"> 0) t</w:t>
       </w:r>
       <w:r>
         <w:t>ạ</w:t>
@@ -41510,13 +42640,47 @@
         </w:numPr>
       </w:pPr>
       <w:r>
-        <w:rPr>
-          <w:rStyle w:val="VerbatimChar"/>
-        </w:rPr>
-        <w:t>0 → O</w:t>
-      </w:r>
-      <w:r>
-        <w:t xml:space="preserve"> </w:t>
+        <w:t>S</w:t>
+      </w:r>
+      <w:r>
+        <w:t>ố</w:t>
+      </w:r>
+      <w:r>
+        <w:t xml:space="preserve"> 0 </w:t>
+      </w:r>
+      <m:oMath>
+        <m:r>
+          <m:rPr>
+            <m:sty m:val="p"/>
+          </m:rPr>
+          <w:rPr>
+            <w:rFonts w:ascii="Cambria Math" w:hAnsi="Cambria Math"/>
+          </w:rPr>
+          <m:t>→</m:t>
+        </m:r>
+      </m:oMath>
+      <w:r>
+        <w:t xml:space="preserve"> ch</w:t>
+      </w:r>
+      <w:r>
+        <w:t>ữ</w:t>
+      </w:r>
+      <w:r>
+        <w:t xml:space="preserve"> cái O (0 </w:t>
+      </w:r>
+      <m:oMath>
+        <m:r>
+          <m:rPr>
+            <m:sty m:val="p"/>
+          </m:rPr>
+          <w:rPr>
+            <w:rFonts w:ascii="Cambria Math" w:hAnsi="Cambria Math"/>
+          </w:rPr>
+          <m:t>→</m:t>
+        </m:r>
+      </m:oMath>
+      <w:r>
+        <w:t xml:space="preserve"> O) </w:t>
       </w:r>
       <w:r>
         <w:rPr>
@@ -41539,16 +42703,13 @@
         <w:t>ợ</w:t>
       </w:r>
       <w:r>
-        <w:t xml:space="preserve">p lý, vì </w:t>
-      </w:r>
-      <w:r>
-        <w:rPr>
-          <w:rStyle w:val="VerbatimChar"/>
-        </w:rPr>
-        <w:t>O</w:t>
-      </w:r>
-      <w:r>
-        <w:t xml:space="preserve"> không thu</w:t>
+        <w:t>p lý, vì ch</w:t>
+      </w:r>
+      <w:r>
+        <w:t>ữ</w:t>
+      </w:r>
+      <w:r>
+        <w:t xml:space="preserve"> O không thu</w:t>
       </w:r>
       <w:r>
         <w:t>ộ</w:t>
@@ -41586,25 +42747,13 @@
         <w:t>ả</w:t>
       </w:r>
       <w:r>
-        <w:t xml:space="preserve"> </w:t>
-      </w:r>
-      <w:r>
-        <w:rPr>
-          <w:rStyle w:val="VerbatimChar"/>
-        </w:rPr>
-        <w:t>O</w:t>
-      </w:r>
-      <w:r>
-        <w:t xml:space="preserve"> và </w:t>
-      </w:r>
-      <w:r>
-        <w:rPr>
-          <w:rStyle w:val="VerbatimChar"/>
-        </w:rPr>
-        <w:t>Q</w:t>
-      </w:r>
-      <w:r>
-        <w:t xml:space="preserve"> đ</w:t>
+        <w:t xml:space="preserve"> ch</w:t>
+      </w:r>
+      <w:r>
+        <w:t>ữ</w:t>
+      </w:r>
+      <w:r>
+        <w:t xml:space="preserve"> cái O và Q đ</w:t>
       </w:r>
       <w:r>
         <w:t>ề</w:t>
@@ -41670,46 +42819,33 @@
         <w:t>ữ</w:t>
       </w:r>
       <w:r>
-        <w:t xml:space="preserve"> cái là </w:t>
-      </w:r>
-      <w:r>
-        <w:rPr>
-          <w:rStyle w:val="VerbatimChar"/>
-        </w:rPr>
-        <w:t>D</w:t>
-      </w:r>
-      <w:r>
-        <w:t>, nên chi</w:t>
+        <w:t xml:space="preserve"> cái là D, nên chi</w:t>
       </w:r>
       <w:r>
         <w:t>ề</w:t>
       </w:r>
       <w:r>
-        <w:t xml:space="preserve">u đúng là </w:t>
-      </w:r>
-      <w:r>
-        <w:rPr>
-          <w:rStyle w:val="VerbatimChar"/>
-        </w:rPr>
-        <w:t>0 → D</w:t>
-      </w:r>
-      <w:r>
-        <w:t>. Ký t</w:t>
+        <w:t xml:space="preserve">u đúng là 0 </w:t>
+      </w:r>
+      <m:oMath>
+        <m:r>
+          <m:rPr>
+            <m:sty m:val="p"/>
+          </m:rPr>
+          <w:rPr>
+            <w:rFonts w:ascii="Cambria Math" w:hAnsi="Cambria Math"/>
+          </w:rPr>
+          <m:t>→</m:t>
+        </m:r>
+      </m:oMath>
+      <w:r>
+        <w:t xml:space="preserve"> D. Ký t</w:t>
       </w:r>
       <w:r>
         <w:t>ự</w:t>
       </w:r>
       <w:r>
-        <w:t xml:space="preserve"> </w:t>
-      </w:r>
-      <w:r>
-        <w:rPr>
-          <w:rStyle w:val="VerbatimChar"/>
-        </w:rPr>
-        <w:t>R</w:t>
-      </w:r>
-      <w:r>
-        <w:t xml:space="preserve"> </w:t>
+        <w:t xml:space="preserve"> R </w:t>
       </w:r>
       <w:r>
         <w:rPr>
@@ -42825,7 +43961,7 @@
         <w:pStyle w:val="Heading2"/>
       </w:pPr>
       <w:bookmarkStart w:id="72" w:name="X9b5467225f237e4ee44d60f7d236cbdfdaa1e07"/>
-      <w:bookmarkStart w:id="73" w:name="_Toc239403587"/>
+      <w:bookmarkStart w:id="73" w:name="_Toc239435803"/>
       <w:bookmarkEnd w:id="69"/>
       <w:r>
         <w:t xml:space="preserve">3.7. </w:t>
@@ -42945,7 +44081,7 @@
           <w:noProof/>
         </w:rPr>
         <w:drawing>
-          <wp:inline distT="0" distB="0" distL="0" distR="0" wp14:anchorId="02A573FA" wp14:editId="205EE22A">
+          <wp:inline distT="0" distB="0" distL="0" distR="0" wp14:anchorId="6F54B24A" wp14:editId="1F48BADE">
             <wp:extent cx="5334000" cy="5953125"/>
             <wp:effectExtent l="0" t="0" r="0" b="0"/>
             <wp:docPr id="86" name="Picture"/>
@@ -43081,10 +44217,7 @@
         <w:t xml:space="preserve"> FastAPI</w:t>
       </w:r>
       <w:r>
-        <w:t xml:space="preserve"> </w:t>
-      </w:r>
-      <w:r>
-        <w:t>ph</w:t>
+        <w:t xml:space="preserve"> ph</w:t>
       </w:r>
       <w:r>
         <w:t>ụ</w:t>
@@ -44133,7 +45266,7 @@
         <w:pStyle w:val="Heading1"/>
       </w:pPr>
       <w:bookmarkStart w:id="75" w:name="chương-4-thực-nghiệm-và-đánh-giá"/>
-      <w:bookmarkStart w:id="76" w:name="_Toc239403588"/>
+      <w:bookmarkStart w:id="76" w:name="_Toc239435804"/>
       <w:bookmarkEnd w:id="42"/>
       <w:bookmarkEnd w:id="72"/>
       <w:r>
@@ -44158,7 +45291,7 @@
         <w:pStyle w:val="Heading2"/>
       </w:pPr>
       <w:bookmarkStart w:id="77" w:name="X43cb4672f728ce1df4f211c1d18360135f0c40b"/>
-      <w:bookmarkStart w:id="78" w:name="_Toc239403589"/>
+      <w:bookmarkStart w:id="78" w:name="_Toc239435805"/>
       <w:r>
         <w:t>4.1. Môi trư</w:t>
       </w:r>
@@ -45780,7 +46913,7 @@
         <w:pStyle w:val="Heading2"/>
       </w:pPr>
       <w:bookmarkStart w:id="79" w:name="Xe48430b60e6d2b1022368eb4316c1fe9f53411f"/>
-      <w:bookmarkStart w:id="80" w:name="_Toc239403590"/>
+      <w:bookmarkStart w:id="80" w:name="_Toc239435806"/>
       <w:bookmarkEnd w:id="77"/>
       <w:r>
         <w:t>4.2. K</w:t>
@@ -46123,7 +47256,7 @@
         <w:gridCol w:w="1637"/>
         <w:gridCol w:w="961"/>
         <w:gridCol w:w="953"/>
-        <w:gridCol w:w="491"/>
+        <w:gridCol w:w="539"/>
       </w:tblGrid>
       <w:tr>
         <w:trPr>
@@ -46305,7 +47438,25 @@
               <w:jc w:val="center"/>
             </w:pPr>
             <w:r>
-              <w:t>✅</w:t>
+              <w:rPr>
+                <w:b/>
+                <w:bCs/>
+              </w:rPr>
+              <w:t>Đ</w:t>
+            </w:r>
+            <w:r>
+              <w:rPr>
+                <w:b/>
+                <w:bCs/>
+              </w:rPr>
+              <w:t>ạ</w:t>
+            </w:r>
+            <w:r>
+              <w:rPr>
+                <w:b/>
+                <w:bCs/>
+              </w:rPr>
+              <w:t>t</w:t>
             </w:r>
           </w:p>
         </w:tc>
@@ -46380,7 +47531,25 @@
               <w:jc w:val="center"/>
             </w:pPr>
             <w:r>
-              <w:t>✅</w:t>
+              <w:rPr>
+                <w:b/>
+                <w:bCs/>
+              </w:rPr>
+              <w:t>Đ</w:t>
+            </w:r>
+            <w:r>
+              <w:rPr>
+                <w:b/>
+                <w:bCs/>
+              </w:rPr>
+              <w:t>ạ</w:t>
+            </w:r>
+            <w:r>
+              <w:rPr>
+                <w:b/>
+                <w:bCs/>
+              </w:rPr>
+              <w:t>t</w:t>
             </w:r>
           </w:p>
         </w:tc>
@@ -46455,7 +47624,25 @@
               <w:jc w:val="center"/>
             </w:pPr>
             <w:r>
-              <w:t>✅</w:t>
+              <w:rPr>
+                <w:b/>
+                <w:bCs/>
+              </w:rPr>
+              <w:t>Đ</w:t>
+            </w:r>
+            <w:r>
+              <w:rPr>
+                <w:b/>
+                <w:bCs/>
+              </w:rPr>
+              <w:t>ạ</w:t>
+            </w:r>
+            <w:r>
+              <w:rPr>
+                <w:b/>
+                <w:bCs/>
+              </w:rPr>
+              <w:t>t</w:t>
             </w:r>
           </w:p>
         </w:tc>
@@ -46530,7 +47717,25 @@
               <w:jc w:val="center"/>
             </w:pPr>
             <w:r>
-              <w:t>✅</w:t>
+              <w:rPr>
+                <w:b/>
+                <w:bCs/>
+              </w:rPr>
+              <w:t>Đ</w:t>
+            </w:r>
+            <w:r>
+              <w:rPr>
+                <w:b/>
+                <w:bCs/>
+              </w:rPr>
+              <w:t>ạ</w:t>
+            </w:r>
+            <w:r>
+              <w:rPr>
+                <w:b/>
+                <w:bCs/>
+              </w:rPr>
+              <w:t>t</w:t>
             </w:r>
           </w:p>
         </w:tc>
@@ -49363,7 +50568,7 @@
         <w:pStyle w:val="Heading2"/>
       </w:pPr>
       <w:bookmarkStart w:id="87" w:name="X09b724f0b907c7f652c2569c27ef1d5728c277c"/>
-      <w:bookmarkStart w:id="88" w:name="_Toc239403591"/>
+      <w:bookmarkStart w:id="88" w:name="_Toc239435807"/>
       <w:bookmarkEnd w:id="79"/>
       <w:bookmarkEnd w:id="85"/>
       <w:r>
@@ -49517,11 +50722,11 @@
         <w:tblLook w:val="0020" w:firstRow="1" w:lastRow="0" w:firstColumn="0" w:lastColumn="0" w:noHBand="0" w:noVBand="0"/>
       </w:tblPr>
       <w:tblGrid>
-        <w:gridCol w:w="3386"/>
-        <w:gridCol w:w="1577"/>
-        <w:gridCol w:w="1127"/>
-        <w:gridCol w:w="1574"/>
-        <w:gridCol w:w="1101"/>
+        <w:gridCol w:w="2960"/>
+        <w:gridCol w:w="1464"/>
+        <w:gridCol w:w="1039"/>
+        <w:gridCol w:w="1545"/>
+        <w:gridCol w:w="1757"/>
         <w:gridCol w:w="811"/>
       </w:tblGrid>
       <w:tr>
@@ -49757,10 +50962,19 @@
               <w:t>0,9483</w:t>
             </w:r>
             <w:r>
-              <w:t xml:space="preserve"> </w:t>
-            </w:r>
-            <w:r>
-              <w:t>🟡</w:t>
+              <w:t xml:space="preserve"> (C</w:t>
+            </w:r>
+            <w:r>
+              <w:t>ậ</w:t>
+            </w:r>
+            <w:r>
+              <w:t>n ngư</w:t>
+            </w:r>
+            <w:r>
+              <w:t>ỡ</w:t>
+            </w:r>
+            <w:r>
+              <w:t>ng)</w:t>
             </w:r>
           </w:p>
         </w:tc>
@@ -49942,7 +51156,13 @@
               <w:t>0,6373</w:t>
             </w:r>
             <w:r>
-              <w:t xml:space="preserve"> ❌</w:t>
+              <w:t xml:space="preserve"> (Chưa đ</w:t>
+            </w:r>
+            <w:r>
+              <w:t>ạ</w:t>
+            </w:r>
+            <w:r>
+              <w:t>t)</w:t>
             </w:r>
           </w:p>
         </w:tc>
@@ -49963,7 +51183,13 @@
               <w:t>0,7701</w:t>
             </w:r>
             <w:r>
-              <w:t xml:space="preserve"> ❌</w:t>
+              <w:t xml:space="preserve"> (Chưa đ</w:t>
+            </w:r>
+            <w:r>
+              <w:t>ạ</w:t>
+            </w:r>
+            <w:r>
+              <w:t>t)</w:t>
             </w:r>
           </w:p>
         </w:tc>
@@ -51641,8 +52867,8 @@
           <w:noProof/>
         </w:rPr>
         <w:drawing>
-          <wp:inline distT="0" distB="0" distL="0" distR="0" wp14:anchorId="73171C68" wp14:editId="58A9A6A2">
-            <wp:extent cx="5334000" cy="2883855"/>
+          <wp:inline distT="0" distB="0" distL="0" distR="0" wp14:anchorId="4435A566" wp14:editId="59171039">
+            <wp:extent cx="5334000" cy="2555089"/>
             <wp:effectExtent l="0" t="0" r="0" b="0"/>
             <wp:docPr id="103" name="Picture"/>
             <wp:cNvGraphicFramePr/>
@@ -51664,7 +52890,7 @@
                   <pic:spPr bwMode="auto">
                     <a:xfrm>
                       <a:off x="0" y="0"/>
-                      <a:ext cx="5334000" cy="2883855"/>
+                      <a:ext cx="5334000" cy="2555089"/>
                     </a:xfrm>
                     <a:prstGeom prst="rect">
                       <a:avLst/>
@@ -54330,7 +55556,19 @@
         <w:t>ầ</w:t>
       </w:r>
       <w:r>
-        <w:t xml:space="preserve">n), mua thêm </w:t>
+        <w:t>n), nh</w:t>
+      </w:r>
+      <w:r>
+        <w:t>ậ</w:t>
+      </w:r>
+      <w:r>
+        <w:t>n d</w:t>
+      </w:r>
+      <w:r>
+        <w:t>ạ</w:t>
+      </w:r>
+      <w:r>
+        <w:t xml:space="preserve">ng chính xác thêm </w:t>
       </w:r>
       <w:r>
         <w:rPr>
@@ -54402,13 +55640,25 @@
         <w:t>ấ</w:t>
       </w:r>
       <w:r>
-        <w:t>u hình bàn giao sinh ra S₁ = 0,7701, và b</w:t>
+        <w:t>u hình tri</w:t>
+      </w:r>
+      <w:r>
+        <w:t>ể</w:t>
+      </w:r>
+      <w:r>
+        <w:t>n khai sinh ra S₁ = 0,7701, và b</w:t>
       </w:r>
       <w:r>
         <w:t>ả</w:t>
       </w:r>
       <w:r>
-        <w:t>ng bàn giao ph</w:t>
+        <w:t>ng ánh x</w:t>
+      </w:r>
+      <w:r>
+        <w:t>ạ</w:t>
+      </w:r>
+      <w:r>
+        <w:t xml:space="preserve"> ph</w:t>
       </w:r>
       <w:r>
         <w:t>ủ</w:t>
@@ -54761,6 +56011,512 @@
       </w:r>
       <w:r>
         <w:t>c giác.</w:t>
+      </w:r>
+    </w:p>
+    <w:p>
+      <w:pPr>
+        <w:pStyle w:val="BodyText"/>
+      </w:pPr>
+      <w:r>
+        <w:t>Hi</w:t>
+      </w:r>
+      <w:r>
+        <w:t>ệ</w:t>
+      </w:r>
+      <w:r>
+        <w:t>n tư</w:t>
+      </w:r>
+      <w:r>
+        <w:t>ợ</w:t>
+      </w:r>
+      <w:r>
+        <w:t>ng ch</w:t>
+      </w:r>
+      <w:r>
+        <w:t>ữ</w:t>
+      </w:r>
+      <w:r>
+        <w:t xml:space="preserve"> s</w:t>
+      </w:r>
+      <w:r>
+        <w:t>ố</w:t>
+      </w:r>
+      <w:r>
+        <w:t xml:space="preserve"> 4 b</w:t>
+      </w:r>
+      <w:r>
+        <w:t>ị</w:t>
+      </w:r>
+      <w:r>
+        <w:t xml:space="preserve"> nh</w:t>
+      </w:r>
+      <w:r>
+        <w:t>ậ</w:t>
+      </w:r>
+      <w:r>
+        <w:t>n di</w:t>
+      </w:r>
+      <w:r>
+        <w:t>ệ</w:t>
+      </w:r>
+      <w:r>
+        <w:t>n thành ch</w:t>
+      </w:r>
+      <w:r>
+        <w:t>ữ</w:t>
+      </w:r>
+      <w:r>
+        <w:t xml:space="preserve"> cái L chi</w:t>
+      </w:r>
+      <w:r>
+        <w:t>ế</w:t>
+      </w:r>
+      <w:r>
+        <w:t>m t</w:t>
+      </w:r>
+      <w:r>
+        <w:t>ầ</w:t>
+      </w:r>
+      <w:r>
+        <w:t>n su</w:t>
+      </w:r>
+      <w:r>
+        <w:t>ấ</w:t>
+      </w:r>
+      <w:r>
+        <w:t>t cao (53 ca, đ</w:t>
+      </w:r>
+      <w:r>
+        <w:t>ứ</w:t>
+      </w:r>
+      <w:r>
+        <w:t>ng h</w:t>
+      </w:r>
+      <w:r>
+        <w:t>ạ</w:t>
+      </w:r>
+      <w:r>
+        <w:t>ng 3 trong t</w:t>
+      </w:r>
+      <w:r>
+        <w:t>ổ</w:t>
+      </w:r>
+      <w:r>
+        <w:t>ng s</w:t>
+      </w:r>
+      <w:r>
+        <w:t>ố</w:t>
+      </w:r>
+      <w:r>
+        <w:t xml:space="preserve"> l</w:t>
+      </w:r>
+      <w:r>
+        <w:t>ỗ</w:t>
+      </w:r>
+      <w:r>
+        <w:t>i thay th</w:t>
+      </w:r>
+      <w:r>
+        <w:t>ế</w:t>
+      </w:r>
+      <w:r>
+        <w:t>, B</w:t>
+      </w:r>
+      <w:r>
+        <w:t>ả</w:t>
+      </w:r>
+      <w:r>
+        <w:t>ng 4.6) là m</w:t>
+      </w:r>
+      <w:r>
+        <w:t>ộ</w:t>
+      </w:r>
+      <w:r>
+        <w:t>t phát hi</w:t>
+      </w:r>
+      <w:r>
+        <w:t>ệ</w:t>
+      </w:r>
+      <w:r>
+        <w:t>n th</w:t>
+      </w:r>
+      <w:r>
+        <w:t>ị</w:t>
+      </w:r>
+      <w:r>
+        <w:t xml:space="preserve"> giác đ</w:t>
+      </w:r>
+      <w:r>
+        <w:t>ặ</w:t>
+      </w:r>
+      <w:r>
+        <w:t>c thù c</w:t>
+      </w:r>
+      <w:r>
+        <w:t>ủ</w:t>
+      </w:r>
+      <w:r>
+        <w:t xml:space="preserve">a bài toán ALPR trên </w:t>
+      </w:r>
+      <w:r>
+        <w:t>ả</w:t>
+      </w:r>
+      <w:r>
+        <w:t>nh đ</w:t>
+      </w:r>
+      <w:r>
+        <w:t>ộ</w:t>
+      </w:r>
+      <w:r>
+        <w:t xml:space="preserve"> phân gi</w:t>
+      </w:r>
+      <w:r>
+        <w:t>ả</w:t>
+      </w:r>
+      <w:r>
+        <w:t>i th</w:t>
+      </w:r>
+      <w:r>
+        <w:t>ấ</w:t>
+      </w:r>
+      <w:r>
+        <w:t>p. Theo chu</w:t>
+      </w:r>
+      <w:r>
+        <w:t>ẩ</w:t>
+      </w:r>
+      <w:r>
+        <w:t>n font ch</w:t>
+      </w:r>
+      <w:r>
+        <w:t>ữ</w:t>
+      </w:r>
+      <w:r>
+        <w:t xml:space="preserve"> d</w:t>
+      </w:r>
+      <w:r>
+        <w:t>ậ</w:t>
+      </w:r>
+      <w:r>
+        <w:t>p n</w:t>
+      </w:r>
+      <w:r>
+        <w:t>ổ</w:t>
+      </w:r>
+      <w:r>
+        <w:t>i c</w:t>
+      </w:r>
+      <w:r>
+        <w:t>ủ</w:t>
+      </w:r>
+      <w:r>
+        <w:t>a bi</w:t>
+      </w:r>
+      <w:r>
+        <w:t>ể</w:t>
+      </w:r>
+      <w:r>
+        <w:t>n s</w:t>
+      </w:r>
+      <w:r>
+        <w:t>ố</w:t>
+      </w:r>
+      <w:r>
+        <w:t xml:space="preserve"> Vi</w:t>
+      </w:r>
+      <w:r>
+        <w:t>ệ</w:t>
+      </w:r>
+      <w:r>
+        <w:t>t Nam, nét g</w:t>
+      </w:r>
+      <w:r>
+        <w:t>ạ</w:t>
+      </w:r>
+      <w:r>
+        <w:t>ch ngang c</w:t>
+      </w:r>
+      <w:r>
+        <w:t>ủ</w:t>
+      </w:r>
+      <w:r>
+        <w:t>a s</w:t>
+      </w:r>
+      <w:r>
+        <w:t>ố</w:t>
+      </w:r>
+      <w:r>
+        <w:t xml:space="preserve"> 4 có đ</w:t>
+      </w:r>
+      <w:r>
+        <w:t>ộ</w:t>
+      </w:r>
+      <w:r>
+        <w:t xml:space="preserve"> dày nh</w:t>
+      </w:r>
+      <w:r>
+        <w:t>ỏ</w:t>
+      </w:r>
+      <w:r>
+        <w:t xml:space="preserve"> hơn nét s</w:t>
+      </w:r>
+      <w:r>
+        <w:t>ổ</w:t>
+      </w:r>
+      <w:r>
+        <w:t xml:space="preserve"> d</w:t>
+      </w:r>
+      <w:r>
+        <w:t>ọ</w:t>
+      </w:r>
+      <w:r>
+        <w:t>c. Dư</w:t>
+      </w:r>
+      <w:r>
+        <w:t>ớ</w:t>
+      </w:r>
+      <w:r>
+        <w:t>i đi</w:t>
+      </w:r>
+      <w:r>
+        <w:t>ề</w:t>
+      </w:r>
+      <w:r>
+        <w:t>u ki</w:t>
+      </w:r>
+      <w:r>
+        <w:t>ệ</w:t>
+      </w:r>
+      <w:r>
+        <w:t>n ch</w:t>
+      </w:r>
+      <w:r>
+        <w:t>ụ</w:t>
+      </w:r>
+      <w:r>
+        <w:t>p xa, bám b</w:t>
+      </w:r>
+      <w:r>
+        <w:t>ụ</w:t>
+      </w:r>
+      <w:r>
+        <w:t>i ho</w:t>
+      </w:r>
+      <w:r>
+        <w:t>ặ</w:t>
+      </w:r>
+      <w:r>
+        <w:t>c b</w:t>
+      </w:r>
+      <w:r>
+        <w:t>ị</w:t>
+      </w:r>
+      <w:r>
+        <w:t xml:space="preserve"> ánh sáng tán x</w:t>
+      </w:r>
+      <w:r>
+        <w:t>ạ</w:t>
+      </w:r>
+      <w:r>
+        <w:t xml:space="preserve"> làm gi</w:t>
+      </w:r>
+      <w:r>
+        <w:t>ả</w:t>
+      </w:r>
+      <w:r>
+        <w:t>m tương ph</w:t>
+      </w:r>
+      <w:r>
+        <w:t>ả</w:t>
+      </w:r>
+      <w:r>
+        <w:t>n c</w:t>
+      </w:r>
+      <w:r>
+        <w:t>ụ</w:t>
+      </w:r>
+      <w:r>
+        <w:t>c b</w:t>
+      </w:r>
+      <w:r>
+        <w:t>ộ</w:t>
+      </w:r>
+      <w:r>
+        <w:t>, nét g</w:t>
+      </w:r>
+      <w:r>
+        <w:t>ạ</w:t>
+      </w:r>
+      <w:r>
+        <w:t>ch ngang này d</w:t>
+      </w:r>
+      <w:r>
+        <w:t>ễ</w:t>
+      </w:r>
+      <w:r>
+        <w:t xml:space="preserve"> b</w:t>
+      </w:r>
+      <w:r>
+        <w:t>ị</w:t>
+      </w:r>
+      <w:r>
+        <w:t xml:space="preserve"> m</w:t>
+      </w:r>
+      <w:r>
+        <w:t>ờ</w:t>
+      </w:r>
+      <w:r>
+        <w:t xml:space="preserve"> nhòe ho</w:t>
+      </w:r>
+      <w:r>
+        <w:t>ặ</w:t>
+      </w:r>
+      <w:r>
+        <w:t>c đ</w:t>
+      </w:r>
+      <w:r>
+        <w:t>ứ</w:t>
+      </w:r>
+      <w:r>
+        <w:t>t đo</w:t>
+      </w:r>
+      <w:r>
+        <w:t>ạ</w:t>
+      </w:r>
+      <w:r>
+        <w:t>n sau bư</w:t>
+      </w:r>
+      <w:r>
+        <w:t>ớ</w:t>
+      </w:r>
+      <w:r>
+        <w:t>c nh</w:t>
+      </w:r>
+      <w:r>
+        <w:t>ị</w:t>
+      </w:r>
+      <w:r>
+        <w:t xml:space="preserve"> phân hóa n</w:t>
+      </w:r>
+      <w:r>
+        <w:t>ộ</w:t>
+      </w:r>
+      <w:r>
+        <w:t>i b</w:t>
+      </w:r>
+      <w:r>
+        <w:t>ộ</w:t>
+      </w:r>
+      <w:r>
+        <w:t xml:space="preserve"> c</w:t>
+      </w:r>
+      <w:r>
+        <w:t>ủ</w:t>
+      </w:r>
+      <w:r>
+        <w:t>a OCR. Khi đó, c</w:t>
+      </w:r>
+      <w:r>
+        <w:t>ấ</w:t>
+      </w:r>
+      <w:r>
+        <w:t>u trúc còn l</w:t>
+      </w:r>
+      <w:r>
+        <w:t>ạ</w:t>
+      </w:r>
+      <w:r>
+        <w:t>i ch</w:t>
+      </w:r>
+      <w:r>
+        <w:t>ỉ</w:t>
+      </w:r>
+      <w:r>
+        <w:t xml:space="preserve"> g</w:t>
+      </w:r>
+      <w:r>
+        <w:t>ồ</w:t>
+      </w:r>
+      <w:r>
+        <w:t>m m</w:t>
+      </w:r>
+      <w:r>
+        <w:t>ộ</w:t>
+      </w:r>
+      <w:r>
+        <w:t>t nét s</w:t>
+      </w:r>
+      <w:r>
+        <w:t>ổ</w:t>
+      </w:r>
+      <w:r>
+        <w:t xml:space="preserve"> đ</w:t>
+      </w:r>
+      <w:r>
+        <w:t>ứ</w:t>
+      </w:r>
+      <w:r>
+        <w:t>ng và m</w:t>
+      </w:r>
+      <w:r>
+        <w:t>ộ</w:t>
+      </w:r>
+      <w:r>
+        <w:t>t đo</w:t>
+      </w:r>
+      <w:r>
+        <w:t>ạ</w:t>
+      </w:r>
+      <w:r>
+        <w:t>n chân ngang bên ph</w:t>
+      </w:r>
+      <w:r>
+        <w:t>ả</w:t>
+      </w:r>
+      <w:r>
+        <w:t>i, khi</w:t>
+      </w:r>
+      <w:r>
+        <w:t>ế</w:t>
+      </w:r>
+      <w:r>
+        <w:t>n mô hình trích xu</w:t>
+      </w:r>
+      <w:r>
+        <w:t>ấ</w:t>
+      </w:r>
+      <w:r>
+        <w:t>t đ</w:t>
+      </w:r>
+      <w:r>
+        <w:t>ặ</w:t>
+      </w:r>
+      <w:r>
+        <w:t>c trưng hi</w:t>
+      </w:r>
+      <w:r>
+        <w:t>ể</w:t>
+      </w:r>
+      <w:r>
+        <w:t>u nh</w:t>
+      </w:r>
+      <w:r>
+        <w:t>ầ</w:t>
+      </w:r>
+      <w:r>
+        <w:t>m thành ch</w:t>
+      </w:r>
+      <w:r>
+        <w:t>ữ</w:t>
+      </w:r>
+      <w:r>
+        <w:t xml:space="preserve"> L vi</w:t>
+      </w:r>
+      <w:r>
+        <w:t>ế</w:t>
+      </w:r>
+      <w:r>
+        <w:t>t hoa.</w:t>
       </w:r>
     </w:p>
     <w:p>
@@ -55029,13 +56785,19 @@
         <w:t>ạ</w:t>
       </w:r>
       <w:r>
-        <w:t>ng, sao đúng b</w:t>
-      </w:r>
-      <w:r>
-        <w:t>ả</w:t>
-      </w:r>
-      <w:r>
-        <w:t xml:space="preserve">n bàn giao — trên </w:t>
+        <w:t>ng, đúng như c</w:t>
+      </w:r>
+      <w:r>
+        <w:t>ấ</w:t>
+      </w:r>
+      <w:r>
+        <w:t>u hình tri</w:t>
+      </w:r>
+      <w:r>
+        <w:t>ể</w:t>
+      </w:r>
+      <w:r>
+        <w:t xml:space="preserve">n khai — trên </w:t>
       </w:r>
       <w:r>
         <w:rPr>
@@ -55248,10 +57010,7 @@
       <w:bookmarkStart w:id="97" w:name="tbl-4-7"/>
       <w:bookmarkEnd w:id="97"/>
       <w:r>
-        <w:t xml:space="preserve"> </w:t>
-      </w:r>
-      <w:r>
-        <w:t>So sánh ba b</w:t>
+        <w:t xml:space="preserve"> So sánh ba b</w:t>
       </w:r>
       <w:r>
         <w:t>ộ</w:t>
@@ -55686,7 +57445,10 @@
         <w:t>n trong phép đo này</w:t>
       </w:r>
       <w:r>
-        <w:t xml:space="preserve"> — 68,87%, hơn EasyOCR 54,59 đi</w:t>
+        <w:t xml:space="preserve"> </w:t>
+      </w:r>
+      <w:r>
+        <w:t>— 68,87%, hơn EasyOCR 54,59 đi</w:t>
       </w:r>
       <w:r>
         <w:t>ể</w:t>
@@ -56003,13 +57765,49 @@
         <w:t>ữ</w:t>
       </w:r>
       <w:r>
-        <w:t xml:space="preserve"> nhưng luôn kèm ký t</w:t>
+        <w:t xml:space="preserve"> nhưng luôn xu</w:t>
+      </w:r>
+      <w:r>
+        <w:t>ấ</w:t>
+      </w:r>
+      <w:r>
+        <w:t>t hi</w:t>
+      </w:r>
+      <w:r>
+        <w:t>ệ</w:t>
+      </w:r>
+      <w:r>
+        <w:t>n ký t</w:t>
       </w:r>
       <w:r>
         <w:t>ự</w:t>
       </w:r>
       <w:r>
-        <w:t xml:space="preserve"> rác, và 700/2.801 l</w:t>
+        <w:t xml:space="preserve"> nhi</w:t>
+      </w:r>
+      <w:r>
+        <w:t>ễ</w:t>
+      </w:r>
+      <w:r>
+        <w:t>u / ký t</w:t>
+      </w:r>
+      <w:r>
+        <w:t>ự</w:t>
+      </w:r>
+      <w:r>
+        <w:t xml:space="preserve"> gi</w:t>
+      </w:r>
+      <w:r>
+        <w:t>ả</w:t>
+      </w:r>
+      <w:r>
+        <w:t xml:space="preserve"> m</w:t>
+      </w:r>
+      <w:r>
+        <w:t>ạ</w:t>
+      </w:r>
+      <w:r>
+        <w:t>o, và 700/2.801 l</w:t>
       </w:r>
       <w:r>
         <w:t>ầ</w:t>
@@ -56917,7 +58715,7 @@
         <w:pStyle w:val="Heading2"/>
       </w:pPr>
       <w:bookmarkStart w:id="98" w:name="X0c205a3fd5474e5e1d380a3735df7543f97f059"/>
-      <w:bookmarkStart w:id="99" w:name="_Toc239403592"/>
+      <w:bookmarkStart w:id="99" w:name="_Toc239435808"/>
       <w:bookmarkEnd w:id="87"/>
       <w:bookmarkEnd w:id="96"/>
       <w:r>
@@ -57802,7 +59600,7 @@
       <w:pPr>
         <w:pStyle w:val="Heading3"/>
       </w:pPr>
-      <w:bookmarkStart w:id="102" w:name="X588f7fa284ca796b8f5cd2fcddeec4c0f167016"/>
+      <w:bookmarkStart w:id="102" w:name="X80f7f321cbca7a7127684c0338973aa724db361"/>
       <w:bookmarkEnd w:id="100"/>
       <w:r>
         <w:t>4.4.2. B</w:t>
@@ -57823,25 +59621,31 @@
         <w:t>ạ</w:t>
       </w:r>
       <w:r>
-        <w:t>i: cái giá c</w:t>
-      </w:r>
-      <w:r>
-        <w:t>ủ</w:t>
-      </w:r>
-      <w:r>
-        <w:t>a 34 bi</w:t>
+        <w:t>i: Đánh đ</w:t>
+      </w:r>
+      <w:r>
+        <w:t>ổ</w:t>
+      </w:r>
+      <w:r>
+        <w:t>i chi phí tính toán khi nh</w:t>
+      </w:r>
+      <w:r>
+        <w:t>ậ</w:t>
+      </w:r>
+      <w:r>
+        <w:t>n d</w:t>
+      </w:r>
+      <w:r>
+        <w:t>ạ</w:t>
+      </w:r>
+      <w:r>
+        <w:t>ng thêm 34 bi</w:t>
       </w:r>
       <w:r>
         <w:t>ể</w:t>
       </w:r>
       <w:r>
-        <w:t>n đ</w:t>
-      </w:r>
-      <w:r>
-        <w:t>ọ</w:t>
-      </w:r>
-      <w:r>
-        <w:t>c thêm</w:t>
+        <w:t>n</w:t>
       </w:r>
     </w:p>
     <w:p>
@@ -58023,7 +59827,7 @@
       <w:tblGrid>
         <w:gridCol w:w="761"/>
         <w:gridCol w:w="1376"/>
-        <w:gridCol w:w="2658"/>
+        <w:gridCol w:w="3134"/>
         <w:gridCol w:w="915"/>
       </w:tblGrid>
       <w:tr>
@@ -58108,21 +59912,35 @@
                 <w:i/>
                 <w:iCs/>
               </w:rPr>
-              <w:t>(b</w:t>
+              <w:t>(c</w:t>
             </w:r>
             <w:r>
               <w:rPr>
                 <w:i/>
                 <w:iCs/>
               </w:rPr>
-              <w:t>ả</w:t>
+              <w:t>ấ</w:t>
             </w:r>
             <w:r>
               <w:rPr>
                 <w:i/>
                 <w:iCs/>
               </w:rPr>
-              <w:t>n bàn giao)</w:t>
+              <w:t>u hình tri</w:t>
+            </w:r>
+            <w:r>
+              <w:rPr>
+                <w:i/>
+                <w:iCs/>
+              </w:rPr>
+              <w:t>ể</w:t>
+            </w:r>
+            <w:r>
+              <w:rPr>
+                <w:i/>
+                <w:iCs/>
+              </w:rPr>
+              <w:t>n khai)</w:t>
             </w:r>
           </w:p>
         </w:tc>
@@ -58600,10 +60418,7 @@
         <w:t>c</w:t>
       </w:r>
       <w:r>
-        <w:t xml:space="preserve"> </w:t>
-      </w:r>
-      <w:r>
-        <w:t>đ</w:t>
+        <w:t xml:space="preserve"> đ</w:t>
       </w:r>
       <w:r>
         <w:t>ợ</w:t>
@@ -58820,7 +60635,7 @@
       <w:pPr>
         <w:pStyle w:val="Heading3"/>
       </w:pPr>
-      <w:bookmarkStart w:id="104" w:name="X85ddc1f42a1ffcce01d47550816576bde0056e6"/>
+      <w:bookmarkStart w:id="104" w:name="X5aee9ad675fa70395fc0c4da7ee07c64517524b"/>
       <w:bookmarkEnd w:id="102"/>
       <w:r>
         <w:t>4.4.3. Siêu phân gi</w:t>
@@ -58829,25 +60644,25 @@
         <w:t>ả</w:t>
       </w:r>
       <w:r>
-        <w:t>i: m</w:t>
-      </w:r>
-      <w:r>
-        <w:t>ộ</w:t>
-      </w:r>
-      <w:r>
-        <w:t>t s</w:t>
-      </w:r>
-      <w:r>
-        <w:t>ố</w:t>
-      </w:r>
-      <w:r>
-        <w:t xml:space="preserve"> 0 và cách đ</w:t>
-      </w:r>
-      <w:r>
-        <w:t>ọ</w:t>
-      </w:r>
-      <w:r>
-        <w:t>c nó cho đúng</w:t>
+        <w:t>i: Đánh giá th</w:t>
+      </w:r>
+      <w:r>
+        <w:t>ự</w:t>
+      </w:r>
+      <w:r>
+        <w:t>c nghi</w:t>
+      </w:r>
+      <w:r>
+        <w:t>ệ</w:t>
+      </w:r>
+      <w:r>
+        <w:t>m b</w:t>
+      </w:r>
+      <w:r>
+        <w:t>ậ</w:t>
+      </w:r>
+      <w:r>
+        <w:t>c FSRCNN</w:t>
       </w:r>
     </w:p>
     <w:p>
@@ -58909,7 +60724,10 @@
         <w:t>i</w:t>
       </w:r>
       <w:r>
-        <w:t xml:space="preserve"> b</w:t>
+        <w:t xml:space="preserve"> </w:t>
+      </w:r>
+      <w:r>
+        <w:t>b</w:t>
       </w:r>
       <w:r>
         <w:t>ằ</w:t>
@@ -58989,10 +60807,7 @@
         <w:t>m</w:t>
       </w:r>
       <w:r>
-        <w:t xml:space="preserve"> </w:t>
-      </w:r>
-      <w:r>
-        <w:t>— m</w:t>
+        <w:t xml:space="preserve"> — m</w:t>
       </w:r>
       <w:r>
         <w:t>ộ</w:t>
@@ -59540,7 +61355,13 @@
         <w:t>ấ</w:t>
       </w:r>
       <w:r>
-        <w:t>u hình bàn giao — B</w:t>
+        <w:t>u hình tri</w:t>
+      </w:r>
+      <w:r>
+        <w:t>ể</w:t>
+      </w:r>
+      <w:r>
+        <w:t>n khai — B</w:t>
       </w:r>
       <w:r>
         <w:t>ả</w:t>
@@ -59618,7 +61439,7 @@
         <w:t>ả</w:t>
       </w:r>
       <w:r>
-        <w:t>ng 4.9 là +276,80 ms; hai lư</w:t>
+        <w:t>ng 4.9 là +276,80 ms, hai lư</w:t>
       </w:r>
       <w:r>
         <w:t>ợ</w:t>
@@ -59873,12 +61694,429 @@
         <w:t>ng đó</w:t>
       </w:r>
       <w:r>
-        <w:t>. Nói cách khác, quy</w:t>
+        <w:t>. C</w:t>
+      </w:r>
+      <w:r>
+        <w:t>ầ</w:t>
+      </w:r>
+      <w:r>
+        <w:t>n làm rõ s</w:t>
+      </w:r>
+      <w:r>
+        <w:t>ự</w:t>
+      </w:r>
+      <w:r>
+        <w:t xml:space="preserve"> khác bi</w:t>
+      </w:r>
+      <w:r>
+        <w:t>ệ</w:t>
+      </w:r>
+      <w:r>
+        <w:t>t gi</w:t>
+      </w:r>
+      <w:r>
+        <w:t>ữ</w:t>
+      </w:r>
+      <w:r>
+        <w:t>a hai con s</w:t>
+      </w:r>
+      <w:r>
+        <w:t>ố</w:t>
+      </w:r>
+      <w:r>
+        <w:t xml:space="preserve"> th</w:t>
+      </w:r>
+      <w:r>
+        <w:t>ố</w:t>
+      </w:r>
+      <w:r>
+        <w:t>ng kê: m</w:t>
+      </w:r>
+      <w:r>
+        <w:t>ẫ</w:t>
+      </w:r>
+      <w:r>
+        <w:t>u s</w:t>
+      </w:r>
+      <w:r>
+        <w:t>ố</w:t>
+      </w:r>
+      <w:r>
+        <w:t xml:space="preserve"> 120 </w:t>
+      </w:r>
+      <w:r>
+        <w:t>ả</w:t>
+      </w:r>
+      <w:r>
+        <w:t>nh đư</w:t>
+      </w:r>
+      <w:r>
+        <w:t>ợ</w:t>
+      </w:r>
+      <w:r>
+        <w:t>c đ</w:t>
+      </w:r>
+      <w:r>
+        <w:t>ề</w:t>
+      </w:r>
+      <w:r>
+        <w:t xml:space="preserve"> c</w:t>
+      </w:r>
+      <w:r>
+        <w:t>ậ</w:t>
+      </w:r>
+      <w:r>
+        <w:t xml:space="preserve">p </w:t>
+      </w:r>
+      <w:r>
+        <w:t>ở</w:t>
+      </w:r>
+      <w:r>
+        <w:t xml:space="preserve"> đây là t</w:t>
+      </w:r>
+      <w:r>
+        <w:t>ậ</w:t>
+      </w:r>
+      <w:r>
+        <w:t>p con các m</w:t>
+      </w:r>
+      <w:r>
+        <w:t>ẫ</w:t>
+      </w:r>
+      <w:r>
+        <w:t>u bi</w:t>
+      </w:r>
+      <w:r>
+        <w:t>ể</w:t>
+      </w:r>
+      <w:r>
+        <w:t>n s</w:t>
+      </w:r>
+      <w:r>
+        <w:t>ố</w:t>
+      </w:r>
+      <w:r>
+        <w:t xml:space="preserve"> đư</w:t>
+      </w:r>
+      <w:r>
+        <w:t>ợ</w:t>
+      </w:r>
+      <w:r>
+        <w:t>c đưa vào k</w:t>
+      </w:r>
+      <w:r>
+        <w:t>ị</w:t>
+      </w:r>
+      <w:r>
+        <w:t>ch b</w:t>
+      </w:r>
+      <w:r>
+        <w:t>ả</w:t>
+      </w:r>
+      <w:r>
+        <w:t>n ki</w:t>
+      </w:r>
+      <w:r>
+        <w:t>ể</w:t>
+      </w:r>
+      <w:r>
+        <w:t>m th</w:t>
+      </w:r>
+      <w:r>
+        <w:t>ử</w:t>
+      </w:r>
+      <w:r>
+        <w:t xml:space="preserve"> hi</w:t>
+      </w:r>
+      <w:r>
+        <w:t>ệ</w:t>
+      </w:r>
+      <w:r>
+        <w:t>u năng chuyên sâu c</w:t>
+      </w:r>
+      <w:r>
+        <w:t>ủ</w:t>
+      </w:r>
+      <w:r>
+        <w:t>a đư</w:t>
+      </w:r>
+      <w:r>
+        <w:t>ờ</w:t>
+      </w:r>
+      <w:r>
+        <w:t xml:space="preserve">ng </w:t>
+      </w:r>
+      <w:r>
+        <w:t>ố</w:t>
+      </w:r>
+      <w:r>
+        <w:t>ng OCR; trong khi con s</w:t>
+      </w:r>
+      <w:r>
+        <w:t>ố</w:t>
+      </w:r>
+      <w:r>
+        <w:t xml:space="preserve"> 262 đ</w:t>
+      </w:r>
+      <w:r>
+        <w:t>ố</w:t>
+      </w:r>
+      <w:r>
+        <w:t>i tư</w:t>
+      </w:r>
+      <w:r>
+        <w:t>ợ</w:t>
+      </w:r>
+      <w:r>
+        <w:t>ng thu</w:t>
+      </w:r>
+      <w:r>
+        <w:t>ộ</w:t>
+      </w:r>
+      <w:r>
+        <w:t>c d</w:t>
+      </w:r>
+      <w:r>
+        <w:t>ả</w:t>
+      </w:r>
+      <w:r>
+        <w:t>i 'R</w:t>
+      </w:r>
+      <w:r>
+        <w:t>ấ</w:t>
+      </w:r>
+      <w:r>
+        <w:t>t nh</w:t>
+      </w:r>
+      <w:r>
+        <w:t>ỏ</w:t>
+      </w:r>
+      <w:r>
+        <w:t>' t</w:t>
+      </w:r>
+      <w:r>
+        <w:t>ạ</w:t>
+      </w:r>
+      <w:r>
+        <w:t>i B</w:t>
+      </w:r>
+      <w:r>
+        <w:t>ả</w:t>
+      </w:r>
+      <w:r>
+        <w:t>ng 4.3 đư</w:t>
+      </w:r>
+      <w:r>
+        <w:t>ợ</w:t>
+      </w:r>
+      <w:r>
+        <w:t>c th</w:t>
+      </w:r>
+      <w:r>
+        <w:t>ố</w:t>
+      </w:r>
+      <w:r>
+        <w:t>ng kê trên toàn b</w:t>
+      </w:r>
+      <w:r>
+        <w:t>ộ</w:t>
+      </w:r>
+      <w:r>
+        <w:t xml:space="preserve"> t</w:t>
+      </w:r>
+      <w:r>
+        <w:t>ậ</w:t>
+      </w:r>
+      <w:r>
+        <w:t>p ki</w:t>
+      </w:r>
+      <w:r>
+        <w:t>ể</w:t>
+      </w:r>
+      <w:r>
+        <w:t>m th</w:t>
+      </w:r>
+      <w:r>
+        <w:t>ử</w:t>
+      </w:r>
+      <w:r>
+        <w:t xml:space="preserve"> t</w:t>
+      </w:r>
+      <w:r>
+        <w:t>ổ</w:t>
+      </w:r>
+      <w:r>
+        <w:t>ng th</w:t>
+      </w:r>
+      <w:r>
+        <w:t>ể</w:t>
+      </w:r>
+      <w:r>
+        <w:t xml:space="preserve"> c</w:t>
+      </w:r>
+      <w:r>
+        <w:t>ủ</w:t>
+      </w:r>
+      <w:r>
+        <w:t>a mô hình phát hi</w:t>
+      </w:r>
+      <w:r>
+        <w:t>ệ</w:t>
+      </w:r>
+      <w:r>
+        <w:t>n YOLO11n (nơi h</w:t>
+      </w:r>
+      <w:r>
+        <w:t>ộ</w:t>
+      </w:r>
+      <w:r>
+        <w:t>p bao chi</w:t>
       </w:r>
       <w:r>
         <w:t>ế</w:t>
       </w:r>
       <w:r>
+        <w:t>m dư</w:t>
+      </w:r>
+      <w:r>
+        <w:t>ớ</w:t>
+      </w:r>
+      <w:r>
+        <w:t>i 0,5% di</w:t>
+      </w:r>
+      <w:r>
+        <w:t>ệ</w:t>
+      </w:r>
+      <w:r>
+        <w:t xml:space="preserve">n tích khung </w:t>
+      </w:r>
+      <w:r>
+        <w:t>ả</w:t>
+      </w:r>
+      <w:r>
+        <w:t>nh 640x640). Trên t</w:t>
+      </w:r>
+      <w:r>
+        <w:t>ậ</w:t>
+      </w:r>
+      <w:r>
+        <w:t>p con 120 m</w:t>
+      </w:r>
+      <w:r>
+        <w:t>ẫ</w:t>
+      </w:r>
+      <w:r>
+        <w:t>u th</w:t>
+      </w:r>
+      <w:r>
+        <w:t>ự</w:t>
+      </w:r>
+      <w:r>
+        <w:t>c nghi</w:t>
+      </w:r>
+      <w:r>
+        <w:t>ệ</w:t>
+      </w:r>
+      <w:r>
+        <w:t xml:space="preserve">m OCR, không có </w:t>
+      </w:r>
+      <w:r>
+        <w:t>ả</w:t>
+      </w:r>
+      <w:r>
+        <w:t>nh nào có chi</w:t>
+      </w:r>
+      <w:r>
+        <w:t>ề</w:t>
+      </w:r>
+      <w:r>
+        <w:t>u cao vùng c</w:t>
+      </w:r>
+      <w:r>
+        <w:t>ắ</w:t>
+      </w:r>
+      <w:r>
+        <w:t>t dư</w:t>
+      </w:r>
+      <w:r>
+        <w:t>ớ</w:t>
+      </w:r>
+      <w:r>
+        <w:t>i ngư</w:t>
+      </w:r>
+      <w:r>
+        <w:t>ỡ</w:t>
+      </w:r>
+      <w:r>
+        <w:t>ng 200 đi</w:t>
+      </w:r>
+      <w:r>
+        <w:t>ể</w:t>
+      </w:r>
+      <w:r>
+        <w:t xml:space="preserve">m </w:t>
+      </w:r>
+      <w:r>
+        <w:t>ả</w:t>
+      </w:r>
+      <w:r>
+        <w:t>nh, d</w:t>
+      </w:r>
+      <w:r>
+        <w:t>ẫ</w:t>
+      </w:r>
+      <w:r>
+        <w:t>n đ</w:t>
+      </w:r>
+      <w:r>
+        <w:t>ế</w:t>
+      </w:r>
+      <w:r>
+        <w:t>n vi</w:t>
+      </w:r>
+      <w:r>
+        <w:t>ệ</w:t>
+      </w:r>
+      <w:r>
+        <w:t>c c</w:t>
+      </w:r>
+      <w:r>
+        <w:t>ổ</w:t>
+      </w:r>
+      <w:r>
+        <w:t>ng kích h</w:t>
+      </w:r>
+      <w:r>
+        <w:t>o</w:t>
+      </w:r>
+      <w:r>
+        <w:t>ạ</w:t>
+      </w:r>
+      <w:r>
+        <w:t>t FSRCNN không đư</w:t>
+      </w:r>
+      <w:r>
+        <w:t>ợ</w:t>
+      </w:r>
+      <w:r>
+        <w:t>c m</w:t>
+      </w:r>
+      <w:r>
+        <w:t>ở</w:t>
+      </w:r>
+      <w:r>
+        <w:t xml:space="preserve"> trong lư</w:t>
+      </w:r>
+      <w:r>
+        <w:t>ợ</w:t>
+      </w:r>
+      <w:r>
+        <w:t>t đo này. Nói cách khác, quy</w:t>
+      </w:r>
+      <w:r>
+        <w:t>ế</w:t>
+      </w:r>
+      <w:r>
         <w:t>t đ</w:t>
       </w:r>
       <w:r>
@@ -59897,7 +62135,10 @@
         <w:t>ự</w:t>
       </w:r>
       <w:r>
-        <w:t xml:space="preserve">a trên </w:t>
+        <w:t>a trên</w:t>
+      </w:r>
+      <w:r>
+        <w:t xml:space="preserve"> </w:t>
       </w:r>
       <w:r>
         <w:rPr>
@@ -59935,10 +62176,7 @@
         <w:t>c"</w:t>
       </w:r>
       <w:r>
-        <w:t xml:space="preserve"> </w:t>
-      </w:r>
-      <w:r>
-        <w:t>— không ph</w:t>
+        <w:t xml:space="preserve"> — không ph</w:t>
       </w:r>
       <w:r>
         <w:t>ả</w:t>
@@ -60200,7 +62438,7 @@
         <w:pStyle w:val="Heading2"/>
       </w:pPr>
       <w:bookmarkStart w:id="105" w:name="X8f4b2c0e55e8764a0677cdfa39e96dbe6822859"/>
-      <w:bookmarkStart w:id="106" w:name="_Toc239403593"/>
+      <w:bookmarkStart w:id="106" w:name="_Toc239435809"/>
       <w:bookmarkEnd w:id="98"/>
       <w:bookmarkEnd w:id="104"/>
       <w:r>
@@ -61754,7 +63992,13 @@
         <w:t>ấ</w:t>
       </w:r>
       <w:r>
-        <w:t xml:space="preserve">u hình giao hàng: </w:t>
+        <w:t>u hình tri</w:t>
+      </w:r>
+      <w:r>
+        <w:t>ể</w:t>
+      </w:r>
+      <w:r>
+        <w:t xml:space="preserve">n khai: </w:t>
       </w:r>
       <w:r>
         <w:rPr>
@@ -63397,7 +65641,7 @@
         <w:pStyle w:val="Heading2"/>
       </w:pPr>
       <w:bookmarkStart w:id="112" w:name="X7468ed9f095dd0192ebc5de940dc44b5cd3e099"/>
-      <w:bookmarkStart w:id="113" w:name="_Toc239403594"/>
+      <w:bookmarkStart w:id="113" w:name="_Toc239435810"/>
       <w:bookmarkEnd w:id="105"/>
       <w:bookmarkEnd w:id="110"/>
       <w:r>
@@ -63481,7 +65725,13 @@
         <w:t>ấ</w:t>
       </w:r>
       <w:r>
-        <w:t>u hình giao hàng</w:t>
+        <w:t>u hình tri</w:t>
+      </w:r>
+      <w:r>
+        <w:t>ể</w:t>
+      </w:r>
+      <w:r>
+        <w:t>n khai</w:t>
       </w:r>
     </w:p>
     <w:tbl>
@@ -65255,7 +67505,7 @@
           <w:noProof/>
         </w:rPr>
         <w:drawing>
-          <wp:inline distT="0" distB="0" distL="0" distR="0" wp14:anchorId="7F6A8192" wp14:editId="33F9AD62">
+          <wp:inline distT="0" distB="0" distL="0" distR="0" wp14:anchorId="64D63033" wp14:editId="0803F809">
             <wp:extent cx="5334000" cy="3317670"/>
             <wp:effectExtent l="0" t="0" r="0" b="0"/>
             <wp:docPr id="126" name="Picture"/>
@@ -66023,7 +68273,7 @@
         <w:pStyle w:val="Heading2"/>
       </w:pPr>
       <w:bookmarkStart w:id="116" w:name="X88e1c26a6581f7bd1dbdb2c85ae6116c5ba8393"/>
-      <w:bookmarkStart w:id="117" w:name="_Toc239403595"/>
+      <w:bookmarkStart w:id="117" w:name="_Toc239435811"/>
       <w:bookmarkEnd w:id="112"/>
       <w:r>
         <w:t>4.7. Các y</w:t>
@@ -67875,7 +70125,7 @@
         <w:pStyle w:val="Heading1"/>
       </w:pPr>
       <w:bookmarkStart w:id="119" w:name="chương-5-kết-luận-và-hướng-phát-triển"/>
-      <w:bookmarkStart w:id="120" w:name="_Toc239403596"/>
+      <w:bookmarkStart w:id="120" w:name="_Toc239435812"/>
       <w:bookmarkEnd w:id="75"/>
       <w:bookmarkEnd w:id="116"/>
       <w:r>
@@ -67912,7 +70162,7 @@
         <w:pStyle w:val="Heading2"/>
       </w:pPr>
       <w:bookmarkStart w:id="121" w:name="Xcefa088882d41b38c21b7b5b44c738cb5564fbb"/>
-      <w:bookmarkStart w:id="122" w:name="_Toc239403597"/>
+      <w:bookmarkStart w:id="122" w:name="_Toc239435813"/>
       <w:r>
         <w:t>5.1. K</w:t>
       </w:r>
@@ -68286,11 +70536,11 @@
         <w:tblLook w:val="0020" w:firstRow="1" w:lastRow="0" w:firstColumn="0" w:lastColumn="0" w:noHBand="0" w:noVBand="0"/>
       </w:tblPr>
       <w:tblGrid>
-        <w:gridCol w:w="3972"/>
-        <w:gridCol w:w="1637"/>
-        <w:gridCol w:w="1173"/>
-        <w:gridCol w:w="1606"/>
-        <w:gridCol w:w="491"/>
+        <w:gridCol w:w="3899"/>
+        <w:gridCol w:w="1611"/>
+        <w:gridCol w:w="1170"/>
+        <w:gridCol w:w="1603"/>
+        <w:gridCol w:w="1293"/>
       </w:tblGrid>
       <w:tr>
         <w:trPr>
@@ -68306,7 +70556,13 @@
               <w:pStyle w:val="Compact"/>
             </w:pPr>
             <w:r>
-              <w:t>Đo cái gì</w:t>
+              <w:t>Ch</w:t>
+            </w:r>
+            <w:r>
+              <w:t>ỉ</w:t>
+            </w:r>
+            <w:r>
+              <w:t xml:space="preserve"> tiêu đánh giá</w:t>
             </w:r>
           </w:p>
         </w:tc>
@@ -68481,7 +70737,25 @@
               <w:jc w:val="center"/>
             </w:pPr>
             <w:r>
-              <w:t>✅</w:t>
+              <w:rPr>
+                <w:b/>
+                <w:bCs/>
+              </w:rPr>
+              <w:t>Đ</w:t>
+            </w:r>
+            <w:r>
+              <w:rPr>
+                <w:b/>
+                <w:bCs/>
+              </w:rPr>
+              <w:t>ạ</w:t>
+            </w:r>
+            <w:r>
+              <w:rPr>
+                <w:b/>
+                <w:bCs/>
+              </w:rPr>
+              <w:t>t</w:t>
             </w:r>
           </w:p>
         </w:tc>
@@ -68556,7 +70830,25 @@
               <w:jc w:val="center"/>
             </w:pPr>
             <w:r>
-              <w:t>✅</w:t>
+              <w:rPr>
+                <w:b/>
+                <w:bCs/>
+              </w:rPr>
+              <w:t>Đ</w:t>
+            </w:r>
+            <w:r>
+              <w:rPr>
+                <w:b/>
+                <w:bCs/>
+              </w:rPr>
+              <w:t>ạ</w:t>
+            </w:r>
+            <w:r>
+              <w:rPr>
+                <w:b/>
+                <w:bCs/>
+              </w:rPr>
+              <w:t>t</w:t>
             </w:r>
           </w:p>
         </w:tc>
@@ -68647,7 +70939,39 @@
               <w:jc w:val="center"/>
             </w:pPr>
             <w:r>
-              <w:t>🟡</w:t>
+              <w:rPr>
+                <w:b/>
+                <w:bCs/>
+              </w:rPr>
+              <w:t>C</w:t>
+            </w:r>
+            <w:r>
+              <w:rPr>
+                <w:b/>
+                <w:bCs/>
+              </w:rPr>
+              <w:t>ậ</w:t>
+            </w:r>
+            <w:r>
+              <w:rPr>
+                <w:b/>
+                <w:bCs/>
+              </w:rPr>
+              <w:t>n ngư</w:t>
+            </w:r>
+            <w:r>
+              <w:rPr>
+                <w:b/>
+                <w:bCs/>
+              </w:rPr>
+              <w:t>ỡ</w:t>
+            </w:r>
+            <w:r>
+              <w:rPr>
+                <w:b/>
+                <w:bCs/>
+              </w:rPr>
+              <w:t>ng</w:t>
             </w:r>
           </w:p>
         </w:tc>
@@ -68669,7 +70993,10 @@
               <w:t>S₀ → S₁</w:t>
             </w:r>
             <w:r>
-              <w:t xml:space="preserve"> — đúng c</w:t>
+              <w:t xml:space="preserve"> </w:t>
+            </w:r>
+            <w:r>
+              <w:t>— đúng c</w:t>
             </w:r>
             <w:r>
               <w:t>ả</w:t>
@@ -68741,7 +71068,25 @@
               <w:jc w:val="center"/>
             </w:pPr>
             <w:r>
-              <w:t>❌</w:t>
+              <w:rPr>
+                <w:b/>
+                <w:bCs/>
+              </w:rPr>
+              <w:t>Chưa đ</w:t>
+            </w:r>
+            <w:r>
+              <w:rPr>
+                <w:b/>
+                <w:bCs/>
+              </w:rPr>
+              <w:t>ạ</w:t>
+            </w:r>
+            <w:r>
+              <w:rPr>
+                <w:b/>
+                <w:bCs/>
+              </w:rPr>
+              <w:t>t</w:t>
             </w:r>
           </w:p>
         </w:tc>
@@ -68840,7 +71185,25 @@
               <w:jc w:val="center"/>
             </w:pPr>
             <w:r>
-              <w:t>✅</w:t>
+              <w:rPr>
+                <w:b/>
+                <w:bCs/>
+              </w:rPr>
+              <w:t>Đ</w:t>
+            </w:r>
+            <w:r>
+              <w:rPr>
+                <w:b/>
+                <w:bCs/>
+              </w:rPr>
+              <w:t>ạ</w:t>
+            </w:r>
+            <w:r>
+              <w:rPr>
+                <w:b/>
+                <w:bCs/>
+              </w:rPr>
+              <w:t>t</w:t>
             </w:r>
           </w:p>
         </w:tc>
@@ -69189,7 +71552,10 @@
         <w:t>m</w:t>
       </w:r>
       <w:r>
-        <w:t xml:space="preserve"> (372 bi</w:t>
+        <w:t xml:space="preserve"> </w:t>
+      </w:r>
+      <w:r>
+        <w:t>(372 bi</w:t>
       </w:r>
       <w:r>
         <w:t>ể</w:t>
@@ -69407,7 +71773,7 @@
         <w:pStyle w:val="Heading2"/>
       </w:pPr>
       <w:bookmarkStart w:id="124" w:name="Xe79f58ab8ce7b6f148c68a374118dd9eaec1a1c"/>
-      <w:bookmarkStart w:id="125" w:name="_Toc239403598"/>
+      <w:bookmarkStart w:id="125" w:name="_Toc239435814"/>
       <w:bookmarkEnd w:id="121"/>
       <w:r>
         <w:t>5.2. H</w:t>
@@ -70677,7 +73043,7 @@
         <w:pStyle w:val="Heading2"/>
       </w:pPr>
       <w:bookmarkStart w:id="127" w:name="X66db71c9020c40cf46e490c5c37ad244e2b7594"/>
-      <w:bookmarkStart w:id="128" w:name="_Toc239403599"/>
+      <w:bookmarkStart w:id="128" w:name="_Toc239435815"/>
       <w:bookmarkEnd w:id="124"/>
       <w:r>
         <w:t>5.3. Hư</w:t>
@@ -70827,9 +73193,9 @@
       </w:tblPr>
       <w:tblGrid>
         <w:gridCol w:w="324"/>
-        <w:gridCol w:w="2503"/>
-        <w:gridCol w:w="751"/>
-        <w:gridCol w:w="5998"/>
+        <w:gridCol w:w="2385"/>
+        <w:gridCol w:w="734"/>
+        <w:gridCol w:w="6133"/>
       </w:tblGrid>
       <w:tr>
         <w:trPr>
@@ -71395,26 +73761,31 @@
               <w:t>ầ</w:t>
             </w:r>
             <w:r>
-              <w:t xml:space="preserve">u </w:t>
-            </w:r>
-            <w:r>
-              <w:rPr>
-                <w:b/>
-                <w:bCs/>
-              </w:rPr>
-              <w:t>đã làm</w:t>
-            </w:r>
-            <w:r>
-              <w:t xml:space="preserve"> </w:t>
-            </w:r>
-            <w:r>
-              <w:t>và mua đư</w:t>
-            </w:r>
-            <w:r>
-              <w:t>ợ</w:t>
-            </w:r>
-            <w:r>
-              <w:t>c 53 bi</w:t>
+              <w:t>u đã th</w:t>
+            </w:r>
+            <w:r>
+              <w:t>ự</w:t>
+            </w:r>
+            <w:r>
+              <w:t>c nghi</w:t>
+            </w:r>
+            <w:r>
+              <w:t>ệ</w:t>
+            </w:r>
+            <w:r>
+              <w:t>m và nh</w:t>
+            </w:r>
+            <w:r>
+              <w:t>ậ</w:t>
+            </w:r>
+            <w:r>
+              <w:t>n d</w:t>
+            </w:r>
+            <w:r>
+              <w:t>ạ</w:t>
+            </w:r>
+            <w:r>
+              <w:t>ng chính xác thêm 53 bi</w:t>
             </w:r>
             <w:r>
               <w:t>ể</w:t>
@@ -72312,7 +74683,7 @@
         <w:pStyle w:val="Heading2"/>
       </w:pPr>
       <w:bookmarkStart w:id="130" w:name="Xe5a2fe3dfcd4681648271b7ddc344b106e48b3b"/>
-      <w:bookmarkStart w:id="131" w:name="_Toc239403600"/>
+      <w:bookmarkStart w:id="131" w:name="_Toc239435816"/>
       <w:bookmarkEnd w:id="127"/>
       <w:r>
         <w:t>5.4. K</w:t>
@@ -73238,7 +75609,7 @@
         <w:pStyle w:val="Heading1"/>
       </w:pPr>
       <w:bookmarkStart w:id="132" w:name="tài-liệu-tham-khảo"/>
-      <w:bookmarkStart w:id="133" w:name="_Toc239403601"/>
+      <w:bookmarkStart w:id="133" w:name="_Toc239435817"/>
       <w:bookmarkEnd w:id="119"/>
       <w:bookmarkEnd w:id="130"/>
       <w:r>
@@ -74197,7 +76568,7 @@
         <w:pStyle w:val="Heading1"/>
       </w:pPr>
       <w:bookmarkStart w:id="134" w:name="phụ-lục"/>
-      <w:bookmarkStart w:id="135" w:name="_Toc239403602"/>
+      <w:bookmarkStart w:id="135" w:name="_Toc239435818"/>
       <w:bookmarkEnd w:id="132"/>
       <w:r>
         <w:t>PH</w:t>
@@ -74221,7 +76592,7 @@
         <w:pStyle w:val="Heading2"/>
       </w:pPr>
       <w:bookmarkStart w:id="136" w:name="phụ-lục-a-cấu-hình-và-siêu-tham-số"/>
-      <w:bookmarkStart w:id="137" w:name="_Toc239403603"/>
+      <w:bookmarkStart w:id="137" w:name="_Toc239435819"/>
       <w:r>
         <w:t>Ph</w:t>
       </w:r>
@@ -74949,13 +77320,31 @@
         <w:t>ử</w:t>
       </w:r>
       <w:r>
-        <w:t xml:space="preserve"> lý riêng chuy</w:t>
+        <w:t xml:space="preserve"> lý riêng trư</w:t>
+      </w:r>
+      <w:r>
+        <w:t>ờ</w:t>
+      </w:r>
+      <w:r>
+        <w:t>ng h</w:t>
+      </w:r>
+      <w:r>
+        <w:t>ợ</w:t>
+      </w:r>
+      <w:r>
+        <w:t>p ngo</w:t>
+      </w:r>
+      <w:r>
+        <w:t>ạ</w:t>
+      </w:r>
+      <w:r>
+        <w:t>i l</w:t>
       </w:r>
       <w:r>
         <w:t>ệ</w:t>
       </w:r>
       <w:r>
-        <w:t>n đó.</w:t>
+        <w:t xml:space="preserve"> này.</w:t>
       </w:r>
     </w:p>
     <w:p>
@@ -76441,7 +78830,7 @@
         <w:pStyle w:val="Heading2"/>
       </w:pPr>
       <w:bookmarkStart w:id="141" w:name="phụ-lục-b-hướng-dẫn-cài-đặt-và-chạy"/>
-      <w:bookmarkStart w:id="142" w:name="_Toc239403604"/>
+      <w:bookmarkStart w:id="142" w:name="_Toc239435820"/>
       <w:bookmarkEnd w:id="136"/>
       <w:bookmarkEnd w:id="140"/>
       <w:r>
@@ -77079,7 +79468,7 @@
         <w:t>t</w:t>
       </w:r>
       <w:r>
-        <w:t>; b</w:t>
+        <w:t>. B</w:t>
       </w:r>
       <w:r>
         <w:t>ả</w:t>
@@ -77097,7 +79486,7 @@
         <w:t>ừ</w:t>
       </w:r>
       <w:r>
-        <w:t>ng tách làm ba vì: b</w:t>
+        <w:t>ng tách làm ba, vì b</w:t>
       </w:r>
       <w:r>
         <w:t>ộ</w:t>
@@ -77793,7 +80182,13 @@
         <w:t>ợ</w:t>
       </w:r>
       <w:r>
-        <w:t>c bàn giao.</w:t>
+        <w:t>c tri</w:t>
+      </w:r>
+      <w:r>
+        <w:t>ể</w:t>
+      </w:r>
+      <w:r>
+        <w:t>n khai.</w:t>
       </w:r>
     </w:p>
     <w:p>
@@ -78109,7 +80504,7 @@
         <w:pStyle w:val="Heading2"/>
       </w:pPr>
       <w:bookmarkStart w:id="147" w:name="phụ-lục-c-phân-công-công-việc"/>
-      <w:bookmarkStart w:id="148" w:name="_Toc239403605"/>
+      <w:bookmarkStart w:id="148" w:name="_Toc239435821"/>
       <w:bookmarkEnd w:id="141"/>
       <w:bookmarkEnd w:id="146"/>
       <w:r>
@@ -78842,7 +81237,13 @@
         <w:t>ấ</w:t>
       </w:r>
       <w:r>
-        <w:t>u hình bàn giao — đ</w:t>
+        <w:t>u hình tri</w:t>
+      </w:r>
+      <w:r>
+        <w:t>ể</w:t>
+      </w:r>
+      <w:r>
+        <w:t>n khai — đ</w:t>
       </w:r>
       <w:r>
         <w:t>ề</w:t>
@@ -78888,7 +81289,7 @@
   <w:abstractNum w:abstractNumId="0" w15:restartNumberingAfterBreak="0">
     <w:nsid w:val="0000A990"/>
     <w:multiLevelType w:val="multilevel"/>
-    <w:tmpl w:val="F1D88700"/>
+    <w:tmpl w:val="64082118"/>
     <w:lvl w:ilvl="0">
       <w:numFmt w:val="bullet"/>
       <w:lvlText w:val=" "/>
@@ -78965,7 +81366,7 @@
   <w:abstractNum w:abstractNumId="1" w15:restartNumberingAfterBreak="0">
     <w:nsid w:val="0000A991"/>
     <w:multiLevelType w:val="multilevel"/>
-    <w:tmpl w:val="D884D204"/>
+    <w:tmpl w:val="C14E72BA"/>
     <w:lvl w:ilvl="0">
       <w:numFmt w:val="bullet"/>
       <w:lvlText w:val=""/>
@@ -79069,7 +81470,7 @@
   <w:abstractNum w:abstractNumId="2" w15:restartNumberingAfterBreak="0">
     <w:nsid w:val="00A99411"/>
     <w:multiLevelType w:val="multilevel"/>
-    <w:tmpl w:val="01C42E46"/>
+    <w:tmpl w:val="D13EF6AA"/>
     <w:lvl w:ilvl="0">
       <w:start w:val="1"/>
       <w:numFmt w:val="decimal"/>
@@ -79152,10 +81553,10 @@
       </w:pPr>
     </w:lvl>
   </w:abstractNum>
-  <w:num w:numId="1" w16cid:durableId="437221026">
+  <w:num w:numId="1" w16cid:durableId="1778601217">
     <w:abstractNumId w:val="0"/>
   </w:num>
-  <w:num w:numId="2" w16cid:durableId="1328900498">
+  <w:num w:numId="2" w16cid:durableId="94444197">
     <w:abstractNumId w:val="2"/>
     <w:lvlOverride w:ilvl="0">
       <w:startOverride w:val="1"/>
@@ -79185,22 +81586,22 @@
       <w:startOverride w:val="1"/>
     </w:lvlOverride>
   </w:num>
-  <w:num w:numId="3" w16cid:durableId="1608151889">
+  <w:num w:numId="3" w16cid:durableId="171653113">
     <w:abstractNumId w:val="1"/>
   </w:num>
-  <w:num w:numId="4" w16cid:durableId="2033069136">
+  <w:num w:numId="4" w16cid:durableId="201210362">
     <w:abstractNumId w:val="1"/>
   </w:num>
-  <w:num w:numId="5" w16cid:durableId="1566211767">
+  <w:num w:numId="5" w16cid:durableId="99641272">
     <w:abstractNumId w:val="1"/>
   </w:num>
-  <w:num w:numId="6" w16cid:durableId="1386219733">
+  <w:num w:numId="6" w16cid:durableId="315577464">
     <w:abstractNumId w:val="1"/>
   </w:num>
-  <w:num w:numId="7" w16cid:durableId="950697867">
+  <w:num w:numId="7" w16cid:durableId="1652711329">
     <w:abstractNumId w:val="1"/>
   </w:num>
-  <w:num w:numId="8" w16cid:durableId="892548732">
+  <w:num w:numId="8" w16cid:durableId="1721662627">
     <w:abstractNumId w:val="2"/>
     <w:lvlOverride w:ilvl="0">
       <w:startOverride w:val="1"/>
@@ -79230,7 +81631,7 @@
       <w:startOverride w:val="1"/>
     </w:lvlOverride>
   </w:num>
-  <w:num w:numId="9" w16cid:durableId="1263300929">
+  <w:num w:numId="9" w16cid:durableId="1441098929">
     <w:abstractNumId w:val="1"/>
   </w:num>
 </w:numbering>
@@ -80467,7 +82868,7 @@
     <w:next w:val="Normal"/>
     <w:autoRedefine/>
     <w:uiPriority w:val="39"/>
-    <w:rsid w:val="00D370BD"/>
+    <w:rsid w:val="00E42F97"/>
     <w:pPr>
       <w:spacing w:after="100"/>
     </w:pPr>
@@ -80478,7 +82879,7 @@
     <w:next w:val="Normal"/>
     <w:autoRedefine/>
     <w:uiPriority w:val="39"/>
-    <w:rsid w:val="00D370BD"/>
+    <w:rsid w:val="00E42F97"/>
     <w:pPr>
       <w:spacing w:after="100"/>
       <w:ind w:left="240"/>
